--- a/Документация/Критерии завершения пилотного периода/Критерии завершения пилотного периода.docx
+++ b/Документация/Критерии завершения пилотного периода/Критерии завершения пилотного периода.docx
@@ -307,7 +307,7 @@
           <w:sz w:val="26"/>
         </w:rPr>
         <w:tab/>
-        <w:t>3</w:t>
+        <w:t>4</w:t>
       </w:r>
     </w:p>
     <w:p>
@@ -338,7 +338,7 @@
           <w:sz w:val="26"/>
         </w:rPr>
         <w:tab/>
-        <w:t>3</w:t>
+        <w:t>4</w:t>
       </w:r>
     </w:p>
     <w:p>
@@ -590,6 +590,37 @@
       </w:r>
     </w:p>
     <w:p>
+      <w:pPr>
+        <w:tabs>
+          <w:tab w:pos="9354" w:val="right" w:leader="dot"/>
+        </w:tabs>
+        <w:spacing w:after="0" w:line="360" w:lineRule="auto"/>
+        <w:ind w:firstLine="0"/>
+        <w:jc w:val="left"/>
+      </w:pPr>
+      <w:r>
+        <w:rPr>
+          <w:rFonts w:ascii="Times New Roman" w:hAnsi="Times New Roman" w:cs="Times New Roman" w:eastAsia="Times New Roman"/>
+          <w:b/>
+          <w:i w:val="0"/>
+          <w:color w:val="000000"/>
+          <w:sz w:val="26"/>
+        </w:rPr>
+        <w:t>8. Результат</w:t>
+      </w:r>
+      <w:r>
+        <w:rPr>
+          <w:rFonts w:ascii="Times New Roman" w:hAnsi="Times New Roman" w:cs="Times New Roman" w:eastAsia="Times New Roman"/>
+          <w:b w:val="0"/>
+          <w:i w:val="0"/>
+          <w:color w:val="000000"/>
+          <w:sz w:val="26"/>
+        </w:rPr>
+        <w:tab/>
+        <w:t>7</w:t>
+      </w:r>
+    </w:p>
+    <w:p>
       <w:r>
         <w:br w:type="page"/>
       </w:r>
@@ -644,6 +675,353 @@
           <w:sz w:val="28"/>
         </w:rPr>
         <w:t>Критерий считается выполненным, если соответствующее действие выполнено на реальных данных и результат совпал с ожидаемым.</w:t>
+      </w:r>
+    </w:p>
+    <w:p>
+      <w:pPr>
+        <w:keepNext/>
+        <w:spacing w:line="240" w:lineRule="auto" w:before="160" w:after="80"/>
+        <w:ind w:firstLine="0"/>
+        <w:jc w:val="left"/>
+      </w:pPr>
+      <w:r>
+        <w:rPr>
+          <w:rFonts w:ascii="Times New Roman" w:hAnsi="Times New Roman" w:cs="Times New Roman" w:eastAsia="Times New Roman"/>
+          <w:b w:val="0"/>
+          <w:i/>
+          <w:color w:val="000000"/>
+          <w:sz w:val="24"/>
+        </w:rPr>
+        <w:t>Таблица 1.1 — Параметры пилотной эксплуатации</w:t>
+      </w:r>
+    </w:p>
+    <w:tbl>
+      <w:tblPr>
+        <w:tblStyle w:val="TableGrid"/>
+        <w:tblW w:type="auto" w:w="0"/>
+        <w:jc w:val="center"/>
+        <w:tblLayout w:type="fixed"/>
+        <w:tblLook w:firstColumn="1" w:firstRow="1" w:lastColumn="0" w:lastRow="0" w:noHBand="0" w:noVBand="1" w:val="04A0"/>
+        <w:tblLayout w:type="fixed"/>
+      </w:tblPr>
+      <w:tblGrid>
+        <w:gridCol w:w="7938"/>
+        <w:gridCol w:w="1418"/>
+      </w:tblGrid>
+      <w:tr>
+        <w:trPr>
+          <w:tblHeader w:val="true"/>
+          <w:cantSplit w:val="true"/>
+        </w:trPr>
+        <w:tc>
+          <w:tcPr>
+            <w:tcW w:type="dxa" w:w="7937"/>
+            <w:shd w:val="clear" w:fill="E8E8E8"/>
+          </w:tcPr>
+          <w:p>
+            <w:pPr>
+              <w:keepNext/>
+              <w:spacing w:line="240" w:lineRule="auto" w:after="0"/>
+              <w:ind w:firstLine="0"/>
+              <w:jc w:val="left"/>
+            </w:pPr>
+            <w:r>
+              <w:rPr>
+                <w:rFonts w:ascii="Times New Roman" w:hAnsi="Times New Roman" w:cs="Times New Roman" w:eastAsia="Times New Roman"/>
+                <w:b/>
+                <w:i w:val="0"/>
+                <w:color w:val="000000"/>
+                <w:sz w:val="24"/>
+              </w:rPr>
+              <w:t>Параметр</w:t>
+            </w:r>
+          </w:p>
+        </w:tc>
+        <w:tc>
+          <w:tcPr>
+            <w:tcW w:type="dxa" w:w="1417"/>
+            <w:shd w:val="clear" w:fill="E8E8E8"/>
+          </w:tcPr>
+          <w:p>
+            <w:pPr>
+              <w:keepNext/>
+              <w:spacing w:line="240" w:lineRule="auto" w:after="0"/>
+              <w:ind w:firstLine="0"/>
+              <w:jc w:val="left"/>
+            </w:pPr>
+            <w:r>
+              <w:rPr>
+                <w:rFonts w:ascii="Times New Roman" w:hAnsi="Times New Roman" w:cs="Times New Roman" w:eastAsia="Times New Roman"/>
+                <w:b/>
+                <w:i w:val="0"/>
+                <w:color w:val="000000"/>
+                <w:sz w:val="24"/>
+              </w:rPr>
+              <w:t>Значение</w:t>
+            </w:r>
+          </w:p>
+        </w:tc>
+      </w:tr>
+      <w:tr>
+        <w:trPr>
+          <w:cantSplit w:val="true"/>
+        </w:trPr>
+        <w:tc>
+          <w:tcPr>
+            <w:tcW w:type="dxa" w:w="7937"/>
+          </w:tcPr>
+          <w:p>
+            <w:pPr>
+              <w:spacing w:line="240" w:lineRule="auto" w:after="0"/>
+              <w:ind w:firstLine="0"/>
+              <w:jc w:val="left"/>
+            </w:pPr>
+            <w:r>
+              <w:rPr>
+                <w:rFonts w:ascii="Times New Roman" w:hAnsi="Times New Roman" w:cs="Times New Roman" w:eastAsia="Times New Roman"/>
+                <w:b w:val="0"/>
+                <w:i w:val="0"/>
+                <w:color w:val="000000"/>
+                <w:sz w:val="24"/>
+              </w:rPr>
+              <w:t>Дата начала</w:t>
+            </w:r>
+          </w:p>
+        </w:tc>
+        <w:tc>
+          <w:tcPr>
+            <w:tcW w:type="dxa" w:w="1417"/>
+          </w:tcPr>
+          <w:p>
+            <w:pPr>
+              <w:spacing w:line="240" w:lineRule="auto" w:after="0"/>
+              <w:ind w:firstLine="0"/>
+              <w:jc w:val="left"/>
+            </w:pPr>
+          </w:p>
+        </w:tc>
+      </w:tr>
+      <w:tr>
+        <w:trPr>
+          <w:cantSplit w:val="true"/>
+        </w:trPr>
+        <w:tc>
+          <w:tcPr>
+            <w:tcW w:type="dxa" w:w="7937"/>
+          </w:tcPr>
+          <w:p>
+            <w:pPr>
+              <w:spacing w:line="240" w:lineRule="auto" w:after="0"/>
+              <w:ind w:firstLine="0"/>
+              <w:jc w:val="left"/>
+            </w:pPr>
+            <w:r>
+              <w:rPr>
+                <w:rFonts w:ascii="Times New Roman" w:hAnsi="Times New Roman" w:cs="Times New Roman" w:eastAsia="Times New Roman"/>
+                <w:b w:val="0"/>
+                <w:i w:val="0"/>
+                <w:color w:val="000000"/>
+                <w:sz w:val="24"/>
+              </w:rPr>
+              <w:t>Дата окончания</w:t>
+            </w:r>
+          </w:p>
+        </w:tc>
+        <w:tc>
+          <w:tcPr>
+            <w:tcW w:type="dxa" w:w="1417"/>
+          </w:tcPr>
+          <w:p>
+            <w:pPr>
+              <w:spacing w:line="240" w:lineRule="auto" w:after="0"/>
+              <w:ind w:firstLine="0"/>
+              <w:jc w:val="left"/>
+            </w:pPr>
+          </w:p>
+        </w:tc>
+      </w:tr>
+      <w:tr>
+        <w:trPr>
+          <w:cantSplit w:val="true"/>
+        </w:trPr>
+        <w:tc>
+          <w:tcPr>
+            <w:tcW w:type="dxa" w:w="7937"/>
+          </w:tcPr>
+          <w:p>
+            <w:pPr>
+              <w:spacing w:line="240" w:lineRule="auto" w:after="0"/>
+              <w:ind w:firstLine="0"/>
+              <w:jc w:val="left"/>
+            </w:pPr>
+            <w:r>
+              <w:rPr>
+                <w:rFonts w:ascii="Times New Roman" w:hAnsi="Times New Roman" w:cs="Times New Roman" w:eastAsia="Times New Roman"/>
+                <w:b w:val="0"/>
+                <w:i w:val="0"/>
+                <w:color w:val="000000"/>
+                <w:sz w:val="24"/>
+              </w:rPr>
+              <w:t>Участвующие посты</w:t>
+            </w:r>
+          </w:p>
+        </w:tc>
+        <w:tc>
+          <w:tcPr>
+            <w:tcW w:type="dxa" w:w="1417"/>
+          </w:tcPr>
+          <w:p>
+            <w:pPr>
+              <w:spacing w:line="240" w:lineRule="auto" w:after="0"/>
+              <w:ind w:firstLine="0"/>
+              <w:jc w:val="left"/>
+            </w:pPr>
+          </w:p>
+        </w:tc>
+      </w:tr>
+      <w:tr>
+        <w:trPr>
+          <w:cantSplit w:val="true"/>
+        </w:trPr>
+        <w:tc>
+          <w:tcPr>
+            <w:tcW w:type="dxa" w:w="7937"/>
+          </w:tcPr>
+          <w:p>
+            <w:pPr>
+              <w:spacing w:line="240" w:lineRule="auto" w:after="0"/>
+              <w:ind w:firstLine="0"/>
+              <w:jc w:val="left"/>
+            </w:pPr>
+            <w:r>
+              <w:rPr>
+                <w:rFonts w:ascii="Times New Roman" w:hAnsi="Times New Roman" w:cs="Times New Roman" w:eastAsia="Times New Roman"/>
+                <w:b w:val="0"/>
+                <w:i w:val="0"/>
+                <w:color w:val="000000"/>
+                <w:sz w:val="24"/>
+              </w:rPr>
+              <w:t>Участвующие подразделения и организации</w:t>
+            </w:r>
+          </w:p>
+        </w:tc>
+        <w:tc>
+          <w:tcPr>
+            <w:tcW w:type="dxa" w:w="1417"/>
+          </w:tcPr>
+          <w:p>
+            <w:pPr>
+              <w:spacing w:line="240" w:lineRule="auto" w:after="0"/>
+              <w:ind w:firstLine="0"/>
+              <w:jc w:val="left"/>
+            </w:pPr>
+          </w:p>
+        </w:tc>
+      </w:tr>
+      <w:tr>
+        <w:trPr>
+          <w:cantSplit w:val="true"/>
+        </w:trPr>
+        <w:tc>
+          <w:tcPr>
+            <w:tcW w:type="dxa" w:w="7937"/>
+          </w:tcPr>
+          <w:p>
+            <w:pPr>
+              <w:spacing w:line="240" w:lineRule="auto" w:after="0"/>
+              <w:ind w:firstLine="0"/>
+              <w:jc w:val="left"/>
+            </w:pPr>
+            <w:r>
+              <w:rPr>
+                <w:rFonts w:ascii="Times New Roman" w:hAnsi="Times New Roman" w:cs="Times New Roman" w:eastAsia="Times New Roman"/>
+                <w:b w:val="0"/>
+                <w:i w:val="0"/>
+                <w:color w:val="000000"/>
+                <w:sz w:val="24"/>
+              </w:rPr>
+              <w:t>Ответственный со стороны эксплуатирующей организации</w:t>
+            </w:r>
+          </w:p>
+        </w:tc>
+        <w:tc>
+          <w:tcPr>
+            <w:tcW w:type="dxa" w:w="1417"/>
+          </w:tcPr>
+          <w:p>
+            <w:pPr>
+              <w:spacing w:line="240" w:lineRule="auto" w:after="0"/>
+              <w:ind w:firstLine="0"/>
+              <w:jc w:val="left"/>
+            </w:pPr>
+          </w:p>
+        </w:tc>
+      </w:tr>
+      <w:tr>
+        <w:trPr>
+          <w:cantSplit w:val="true"/>
+        </w:trPr>
+        <w:tc>
+          <w:tcPr>
+            <w:tcW w:type="dxa" w:w="7937"/>
+          </w:tcPr>
+          <w:p>
+            <w:pPr>
+              <w:spacing w:line="240" w:lineRule="auto" w:after="0"/>
+              <w:ind w:firstLine="0"/>
+              <w:jc w:val="left"/>
+            </w:pPr>
+            <w:r>
+              <w:rPr>
+                <w:rFonts w:ascii="Times New Roman" w:hAnsi="Times New Roman" w:cs="Times New Roman" w:eastAsia="Times New Roman"/>
+                <w:b w:val="0"/>
+                <w:i w:val="0"/>
+                <w:color w:val="000000"/>
+                <w:sz w:val="24"/>
+              </w:rPr>
+              <w:t>Ответственный со стороны разработчика</w:t>
+            </w:r>
+          </w:p>
+        </w:tc>
+        <w:tc>
+          <w:tcPr>
+            <w:tcW w:type="dxa" w:w="1417"/>
+          </w:tcPr>
+          <w:p>
+            <w:pPr>
+              <w:spacing w:line="240" w:lineRule="auto" w:after="0"/>
+              <w:ind w:firstLine="0"/>
+              <w:jc w:val="left"/>
+            </w:pPr>
+          </w:p>
+        </w:tc>
+      </w:tr>
+    </w:tbl>
+    <w:p>
+      <w:pPr>
+        <w:spacing w:after="0" w:line="240" w:lineRule="auto"/>
+        <w:ind w:firstLine="0"/>
+      </w:pPr>
+      <w:r>
+        <w:rPr>
+          <w:rFonts w:ascii="Times New Roman" w:hAnsi="Times New Roman" w:cs="Times New Roman" w:eastAsia="Times New Roman"/>
+          <w:b w:val="0"/>
+          <w:i w:val="0"/>
+          <w:color w:val="000000"/>
+          <w:sz w:val="12"/>
+        </w:rPr>
+      </w:r>
+    </w:p>
+    <w:p>
+      <w:r>
+        <w:rPr>
+          <w:rFonts w:ascii="Times New Roman" w:hAnsi="Times New Roman" w:cs="Times New Roman" w:eastAsia="Times New Roman"/>
+          <w:b w:val="0"/>
+          <w:i w:val="0"/>
+          <w:color w:val="000000"/>
+          <w:sz w:val="28"/>
+        </w:rPr>
+        <w:t>Графы заполняются при согласовании условий проведения.</w:t>
       </w:r>
     </w:p>
     <w:p>
@@ -1144,315 +1522,6 @@
         <w:tblLayout w:type="fixed"/>
       </w:tblPr>
       <w:tblGrid>
-        <w:gridCol w:w="719"/>
-        <w:gridCol w:w="7361"/>
-        <w:gridCol w:w="1276"/>
-      </w:tblGrid>
-      <w:tr>
-        <w:trPr>
-          <w:tblHeader w:val="true"/>
-          <w:cantSplit w:val="true"/>
-        </w:trPr>
-        <w:tc>
-          <w:tcPr>
-            <w:tcW w:type="dxa" w:w="719"/>
-            <w:shd w:val="clear" w:fill="E8E8E8"/>
-          </w:tcPr>
-          <w:p>
-            <w:pPr>
-              <w:keepNext/>
-              <w:spacing w:line="240" w:lineRule="auto" w:after="0"/>
-              <w:ind w:firstLine="0"/>
-              <w:jc w:val="left"/>
-            </w:pPr>
-            <w:r>
-              <w:rPr>
-                <w:rFonts w:ascii="Times New Roman" w:hAnsi="Times New Roman" w:cs="Times New Roman" w:eastAsia="Times New Roman"/>
-                <w:b/>
-                <w:i w:val="0"/>
-                <w:color w:val="000000"/>
-                <w:sz w:val="24"/>
-              </w:rPr>
-              <w:t>№</w:t>
-            </w:r>
-          </w:p>
-        </w:tc>
-        <w:tc>
-          <w:tcPr>
-            <w:tcW w:type="dxa" w:w="7360"/>
-            <w:shd w:val="clear" w:fill="E8E8E8"/>
-          </w:tcPr>
-          <w:p>
-            <w:pPr>
-              <w:keepNext/>
-              <w:spacing w:line="240" w:lineRule="auto" w:after="0"/>
-              <w:ind w:firstLine="0"/>
-              <w:jc w:val="left"/>
-            </w:pPr>
-            <w:r>
-              <w:rPr>
-                <w:rFonts w:ascii="Times New Roman" w:hAnsi="Times New Roman" w:cs="Times New Roman" w:eastAsia="Times New Roman"/>
-                <w:b/>
-                <w:i w:val="0"/>
-                <w:color w:val="000000"/>
-                <w:sz w:val="24"/>
-              </w:rPr>
-              <w:t>Критерий</w:t>
-            </w:r>
-          </w:p>
-        </w:tc>
-        <w:tc>
-          <w:tcPr>
-            <w:tcW w:type="dxa" w:w="1276"/>
-            <w:shd w:val="clear" w:fill="E8E8E8"/>
-          </w:tcPr>
-          <w:p>
-            <w:pPr>
-              <w:keepNext/>
-              <w:spacing w:line="240" w:lineRule="auto" w:after="0"/>
-              <w:ind w:firstLine="0"/>
-              <w:jc w:val="left"/>
-            </w:pPr>
-            <w:r>
-              <w:rPr>
-                <w:rFonts w:ascii="Times New Roman" w:hAnsi="Times New Roman" w:cs="Times New Roman" w:eastAsia="Times New Roman"/>
-                <w:b/>
-                <w:i w:val="0"/>
-                <w:color w:val="000000"/>
-                <w:sz w:val="24"/>
-              </w:rPr>
-              <w:t>Отметка</w:t>
-            </w:r>
-          </w:p>
-        </w:tc>
-      </w:tr>
-      <w:tr>
-        <w:trPr>
-          <w:cantSplit w:val="true"/>
-        </w:trPr>
-        <w:tc>
-          <w:tcPr>
-            <w:tcW w:type="dxa" w:w="719"/>
-          </w:tcPr>
-          <w:p>
-            <w:pPr>
-              <w:spacing w:line="240" w:lineRule="auto" w:after="0"/>
-              <w:ind w:firstLine="0"/>
-              <w:jc w:val="left"/>
-            </w:pPr>
-            <w:r>
-              <w:rPr>
-                <w:rFonts w:ascii="Times New Roman" w:hAnsi="Times New Roman" w:cs="Times New Roman" w:eastAsia="Times New Roman"/>
-                <w:b w:val="0"/>
-                <w:i w:val="0"/>
-                <w:color w:val="000000"/>
-                <w:sz w:val="24"/>
-              </w:rPr>
-              <w:t>1</w:t>
-            </w:r>
-          </w:p>
-        </w:tc>
-        <w:tc>
-          <w:tcPr>
-            <w:tcW w:type="dxa" w:w="7360"/>
-          </w:tcPr>
-          <w:p>
-            <w:pPr>
-              <w:spacing w:line="240" w:lineRule="auto" w:after="0"/>
-              <w:ind w:firstLine="0"/>
-              <w:jc w:val="left"/>
-            </w:pPr>
-            <w:r>
-              <w:rPr>
-                <w:rFonts w:ascii="Times New Roman" w:hAnsi="Times New Roman" w:cs="Times New Roman" w:eastAsia="Times New Roman"/>
-                <w:b w:val="0"/>
-                <w:i w:val="0"/>
-                <w:color w:val="000000"/>
-                <w:sz w:val="24"/>
-              </w:rPr>
-              <w:t>Заявка подаётся с вложением по людям</w:t>
-            </w:r>
-          </w:p>
-        </w:tc>
-        <w:tc>
-          <w:tcPr>
-            <w:tcW w:type="dxa" w:w="1276"/>
-          </w:tcPr>
-          <w:p>
-            <w:pPr>
-              <w:spacing w:line="240" w:lineRule="auto" w:after="0"/>
-              <w:ind w:firstLine="0"/>
-              <w:jc w:val="left"/>
-            </w:pPr>
-          </w:p>
-        </w:tc>
-      </w:tr>
-      <w:tr>
-        <w:trPr>
-          <w:cantSplit w:val="true"/>
-        </w:trPr>
-        <w:tc>
-          <w:tcPr>
-            <w:tcW w:type="dxa" w:w="719"/>
-          </w:tcPr>
-          <w:p>
-            <w:pPr>
-              <w:spacing w:line="240" w:lineRule="auto" w:after="0"/>
-              <w:ind w:firstLine="0"/>
-              <w:jc w:val="left"/>
-            </w:pPr>
-            <w:r>
-              <w:rPr>
-                <w:rFonts w:ascii="Times New Roman" w:hAnsi="Times New Roman" w:cs="Times New Roman" w:eastAsia="Times New Roman"/>
-                <w:b w:val="0"/>
-                <w:i w:val="0"/>
-                <w:color w:val="000000"/>
-                <w:sz w:val="24"/>
-              </w:rPr>
-              <w:t>2</w:t>
-            </w:r>
-          </w:p>
-        </w:tc>
-        <w:tc>
-          <w:tcPr>
-            <w:tcW w:type="dxa" w:w="7360"/>
-          </w:tcPr>
-          <w:p>
-            <w:pPr>
-              <w:spacing w:line="240" w:lineRule="auto" w:after="0"/>
-              <w:ind w:firstLine="0"/>
-              <w:jc w:val="left"/>
-            </w:pPr>
-            <w:r>
-              <w:rPr>
-                <w:rFonts w:ascii="Times New Roman" w:hAnsi="Times New Roman" w:cs="Times New Roman" w:eastAsia="Times New Roman"/>
-                <w:b w:val="0"/>
-                <w:i w:val="0"/>
-                <w:color w:val="000000"/>
-                <w:sz w:val="24"/>
-              </w:rPr>
-              <w:t>Заявка подаётся с вложением по транспорту</w:t>
-            </w:r>
-          </w:p>
-        </w:tc>
-        <w:tc>
-          <w:tcPr>
-            <w:tcW w:type="dxa" w:w="1276"/>
-          </w:tcPr>
-          <w:p>
-            <w:pPr>
-              <w:spacing w:line="240" w:lineRule="auto" w:after="0"/>
-              <w:ind w:firstLine="0"/>
-              <w:jc w:val="left"/>
-            </w:pPr>
-          </w:p>
-        </w:tc>
-      </w:tr>
-      <w:tr>
-        <w:trPr>
-          <w:cantSplit w:val="true"/>
-        </w:trPr>
-        <w:tc>
-          <w:tcPr>
-            <w:tcW w:type="dxa" w:w="719"/>
-          </w:tcPr>
-          <w:p>
-            <w:pPr>
-              <w:spacing w:line="240" w:lineRule="auto" w:after="0"/>
-              <w:ind w:firstLine="0"/>
-              <w:jc w:val="left"/>
-            </w:pPr>
-            <w:r>
-              <w:rPr>
-                <w:rFonts w:ascii="Times New Roman" w:hAnsi="Times New Roman" w:cs="Times New Roman" w:eastAsia="Times New Roman"/>
-                <w:b w:val="0"/>
-                <w:i w:val="0"/>
-                <w:color w:val="000000"/>
-                <w:sz w:val="24"/>
-              </w:rPr>
-              <w:t>3</w:t>
-            </w:r>
-          </w:p>
-        </w:tc>
-        <w:tc>
-          <w:tcPr>
-            <w:tcW w:type="dxa" w:w="7360"/>
-          </w:tcPr>
-          <w:p>
-            <w:pPr>
-              <w:spacing w:line="240" w:lineRule="auto" w:after="0"/>
-              <w:ind w:firstLine="0"/>
-              <w:jc w:val="left"/>
-            </w:pPr>
-            <w:r>
-              <w:rPr>
-                <w:rFonts w:ascii="Times New Roman" w:hAnsi="Times New Roman" w:cs="Times New Roman" w:eastAsia="Times New Roman"/>
-                <w:b w:val="0"/>
-                <w:i w:val="0"/>
-                <w:color w:val="000000"/>
-                <w:sz w:val="24"/>
-              </w:rPr>
-              <w:t>Заявка подаётся с вложением по материальным ценностям</w:t>
-            </w:r>
-          </w:p>
-        </w:tc>
-        <w:tc>
-          <w:tcPr>
-            <w:tcW w:type="dxa" w:w="1276"/>
-          </w:tcPr>
-          <w:p>
-            <w:pPr>
-              <w:spacing w:line="240" w:lineRule="auto" w:after="0"/>
-              <w:ind w:firstLine="0"/>
-              <w:jc w:val="left"/>
-            </w:pPr>
-          </w:p>
-        </w:tc>
-      </w:tr>
-    </w:tbl>
-    <w:p>
-      <w:pPr>
-        <w:spacing w:after="0" w:line="240" w:lineRule="auto"/>
-        <w:ind w:firstLine="0"/>
-      </w:pPr>
-      <w:r>
-        <w:rPr>
-          <w:rFonts w:ascii="Times New Roman" w:hAnsi="Times New Roman" w:cs="Times New Roman" w:eastAsia="Times New Roman"/>
-          <w:b w:val="0"/>
-          <w:i w:val="0"/>
-          <w:color w:val="000000"/>
-          <w:sz w:val="12"/>
-        </w:rPr>
-      </w:r>
-    </w:p>
-    <w:p>
-      <w:pPr>
-        <w:keepNext/>
-        <w:spacing w:line="240" w:lineRule="auto" w:before="160" w:after="80"/>
-        <w:ind w:firstLine="0"/>
-        <w:jc w:val="left"/>
-      </w:pPr>
-      <w:r>
-        <w:rPr>
-          <w:rFonts w:ascii="Times New Roman" w:hAnsi="Times New Roman" w:cs="Times New Roman" w:eastAsia="Times New Roman"/>
-          <w:b w:val="0"/>
-          <w:i/>
-          <w:color w:val="000000"/>
-          <w:sz w:val="24"/>
-        </w:rPr>
-        <w:t>Продолжение таблицы 3.1</w:t>
-      </w:r>
-    </w:p>
-    <w:tbl>
-      <w:tblPr>
-        <w:tblStyle w:val="TableGrid"/>
-        <w:tblW w:type="auto" w:w="0"/>
-        <w:jc w:val="center"/>
-        <w:tblLayout w:type="fixed"/>
-        <w:tblLook w:firstColumn="1" w:firstRow="1" w:lastColumn="0" w:lastRow="0" w:noHBand="0" w:noVBand="1" w:val="04A0"/>
-        <w:tblLayout w:type="fixed"/>
-      </w:tblPr>
-      <w:tblGrid>
         <w:gridCol w:w="567"/>
         <w:gridCol w:w="7513"/>
         <w:gridCol w:w="1276"/>
@@ -1532,6 +1601,189 @@
               </w:rPr>
               <w:t>Отметка</w:t>
             </w:r>
+          </w:p>
+        </w:tc>
+      </w:tr>
+      <w:tr>
+        <w:trPr>
+          <w:cantSplit w:val="true"/>
+        </w:trPr>
+        <w:tc>
+          <w:tcPr>
+            <w:tcW w:type="dxa" w:w="567"/>
+          </w:tcPr>
+          <w:p>
+            <w:pPr>
+              <w:spacing w:line="240" w:lineRule="auto" w:after="0"/>
+              <w:ind w:firstLine="0"/>
+              <w:jc w:val="left"/>
+            </w:pPr>
+            <w:r>
+              <w:rPr>
+                <w:rFonts w:ascii="Times New Roman" w:hAnsi="Times New Roman" w:cs="Times New Roman" w:eastAsia="Times New Roman"/>
+                <w:b w:val="0"/>
+                <w:i w:val="0"/>
+                <w:color w:val="000000"/>
+                <w:sz w:val="24"/>
+              </w:rPr>
+              <w:t>1</w:t>
+            </w:r>
+          </w:p>
+        </w:tc>
+        <w:tc>
+          <w:tcPr>
+            <w:tcW w:type="dxa" w:w="7512"/>
+          </w:tcPr>
+          <w:p>
+            <w:pPr>
+              <w:spacing w:line="240" w:lineRule="auto" w:after="0"/>
+              <w:ind w:firstLine="0"/>
+              <w:jc w:val="left"/>
+            </w:pPr>
+            <w:r>
+              <w:rPr>
+                <w:rFonts w:ascii="Times New Roman" w:hAnsi="Times New Roman" w:cs="Times New Roman" w:eastAsia="Times New Roman"/>
+                <w:b w:val="0"/>
+                <w:i w:val="0"/>
+                <w:color w:val="000000"/>
+                <w:sz w:val="24"/>
+              </w:rPr>
+              <w:t>Заявка подаётся с вложением по людям</w:t>
+            </w:r>
+          </w:p>
+        </w:tc>
+        <w:tc>
+          <w:tcPr>
+            <w:tcW w:type="dxa" w:w="1276"/>
+          </w:tcPr>
+          <w:p>
+            <w:pPr>
+              <w:spacing w:line="240" w:lineRule="auto" w:after="0"/>
+              <w:ind w:firstLine="0"/>
+              <w:jc w:val="left"/>
+            </w:pPr>
+          </w:p>
+        </w:tc>
+      </w:tr>
+      <w:tr>
+        <w:trPr>
+          <w:cantSplit w:val="true"/>
+        </w:trPr>
+        <w:tc>
+          <w:tcPr>
+            <w:tcW w:type="dxa" w:w="567"/>
+          </w:tcPr>
+          <w:p>
+            <w:pPr>
+              <w:spacing w:line="240" w:lineRule="auto" w:after="0"/>
+              <w:ind w:firstLine="0"/>
+              <w:jc w:val="left"/>
+            </w:pPr>
+            <w:r>
+              <w:rPr>
+                <w:rFonts w:ascii="Times New Roman" w:hAnsi="Times New Roman" w:cs="Times New Roman" w:eastAsia="Times New Roman"/>
+                <w:b w:val="0"/>
+                <w:i w:val="0"/>
+                <w:color w:val="000000"/>
+                <w:sz w:val="24"/>
+              </w:rPr>
+              <w:t>2</w:t>
+            </w:r>
+          </w:p>
+        </w:tc>
+        <w:tc>
+          <w:tcPr>
+            <w:tcW w:type="dxa" w:w="7512"/>
+          </w:tcPr>
+          <w:p>
+            <w:pPr>
+              <w:spacing w:line="240" w:lineRule="auto" w:after="0"/>
+              <w:ind w:firstLine="0"/>
+              <w:jc w:val="left"/>
+            </w:pPr>
+            <w:r>
+              <w:rPr>
+                <w:rFonts w:ascii="Times New Roman" w:hAnsi="Times New Roman" w:cs="Times New Roman" w:eastAsia="Times New Roman"/>
+                <w:b w:val="0"/>
+                <w:i w:val="0"/>
+                <w:color w:val="000000"/>
+                <w:sz w:val="24"/>
+              </w:rPr>
+              <w:t>Заявка подаётся с вложением по транспорту</w:t>
+            </w:r>
+          </w:p>
+        </w:tc>
+        <w:tc>
+          <w:tcPr>
+            <w:tcW w:type="dxa" w:w="1276"/>
+          </w:tcPr>
+          <w:p>
+            <w:pPr>
+              <w:spacing w:line="240" w:lineRule="auto" w:after="0"/>
+              <w:ind w:firstLine="0"/>
+              <w:jc w:val="left"/>
+            </w:pPr>
+          </w:p>
+        </w:tc>
+      </w:tr>
+      <w:tr>
+        <w:trPr>
+          <w:cantSplit w:val="true"/>
+        </w:trPr>
+        <w:tc>
+          <w:tcPr>
+            <w:tcW w:type="dxa" w:w="567"/>
+          </w:tcPr>
+          <w:p>
+            <w:pPr>
+              <w:spacing w:line="240" w:lineRule="auto" w:after="0"/>
+              <w:ind w:firstLine="0"/>
+              <w:jc w:val="left"/>
+            </w:pPr>
+            <w:r>
+              <w:rPr>
+                <w:rFonts w:ascii="Times New Roman" w:hAnsi="Times New Roman" w:cs="Times New Roman" w:eastAsia="Times New Roman"/>
+                <w:b w:val="0"/>
+                <w:i w:val="0"/>
+                <w:color w:val="000000"/>
+                <w:sz w:val="24"/>
+              </w:rPr>
+              <w:t>3</w:t>
+            </w:r>
+          </w:p>
+        </w:tc>
+        <w:tc>
+          <w:tcPr>
+            <w:tcW w:type="dxa" w:w="7512"/>
+          </w:tcPr>
+          <w:p>
+            <w:pPr>
+              <w:spacing w:line="240" w:lineRule="auto" w:after="0"/>
+              <w:ind w:firstLine="0"/>
+              <w:jc w:val="left"/>
+            </w:pPr>
+            <w:r>
+              <w:rPr>
+                <w:rFonts w:ascii="Times New Roman" w:hAnsi="Times New Roman" w:cs="Times New Roman" w:eastAsia="Times New Roman"/>
+                <w:b w:val="0"/>
+                <w:i w:val="0"/>
+                <w:color w:val="000000"/>
+                <w:sz w:val="24"/>
+              </w:rPr>
+              <w:t>Заявка подаётся с вложением по материальным ценностям</w:t>
+            </w:r>
+          </w:p>
+        </w:tc>
+        <w:tc>
+          <w:tcPr>
+            <w:tcW w:type="dxa" w:w="1276"/>
+          </w:tcPr>
+          <w:p>
+            <w:pPr>
+              <w:spacing w:line="240" w:lineRule="auto" w:after="0"/>
+              <w:ind w:firstLine="0"/>
+              <w:jc w:val="left"/>
+            </w:pPr>
           </w:p>
         </w:tc>
       </w:tr>
@@ -2792,6 +3044,132 @@
               <w:ind w:firstLine="0"/>
               <w:jc w:val="left"/>
             </w:pPr>
+          </w:p>
+        </w:tc>
+      </w:tr>
+    </w:tbl>
+    <w:p>
+      <w:pPr>
+        <w:spacing w:after="0" w:line="240" w:lineRule="auto"/>
+        <w:ind w:firstLine="0"/>
+      </w:pPr>
+      <w:r>
+        <w:rPr>
+          <w:rFonts w:ascii="Times New Roman" w:hAnsi="Times New Roman" w:cs="Times New Roman" w:eastAsia="Times New Roman"/>
+          <w:b w:val="0"/>
+          <w:i w:val="0"/>
+          <w:color w:val="000000"/>
+          <w:sz w:val="12"/>
+        </w:rPr>
+      </w:r>
+    </w:p>
+    <w:p>
+      <w:pPr>
+        <w:keepNext/>
+        <w:spacing w:line="240" w:lineRule="auto" w:before="160" w:after="80"/>
+        <w:ind w:firstLine="0"/>
+        <w:jc w:val="left"/>
+      </w:pPr>
+      <w:r>
+        <w:rPr>
+          <w:rFonts w:ascii="Times New Roman" w:hAnsi="Times New Roman" w:cs="Times New Roman" w:eastAsia="Times New Roman"/>
+          <w:b w:val="0"/>
+          <w:i/>
+          <w:color w:val="000000"/>
+          <w:sz w:val="24"/>
+        </w:rPr>
+        <w:t>Продолжение таблицы 3.3</w:t>
+      </w:r>
+    </w:p>
+    <w:tbl>
+      <w:tblPr>
+        <w:tblStyle w:val="TableGrid"/>
+        <w:tblW w:type="auto" w:w="0"/>
+        <w:jc w:val="center"/>
+        <w:tblLayout w:type="fixed"/>
+        <w:tblLook w:firstColumn="1" w:firstRow="1" w:lastColumn="0" w:lastRow="0" w:noHBand="0" w:noVBand="1" w:val="04A0"/>
+        <w:tblLayout w:type="fixed"/>
+      </w:tblPr>
+      <w:tblGrid>
+        <w:gridCol w:w="567"/>
+        <w:gridCol w:w="7513"/>
+        <w:gridCol w:w="1276"/>
+      </w:tblGrid>
+      <w:tr>
+        <w:trPr>
+          <w:tblHeader w:val="true"/>
+          <w:cantSplit w:val="true"/>
+        </w:trPr>
+        <w:tc>
+          <w:tcPr>
+            <w:tcW w:type="dxa" w:w="567"/>
+            <w:shd w:val="clear" w:fill="E8E8E8"/>
+          </w:tcPr>
+          <w:p>
+            <w:pPr>
+              <w:keepNext/>
+              <w:spacing w:line="240" w:lineRule="auto" w:after="0"/>
+              <w:ind w:firstLine="0"/>
+              <w:jc w:val="left"/>
+            </w:pPr>
+            <w:r>
+              <w:rPr>
+                <w:rFonts w:ascii="Times New Roman" w:hAnsi="Times New Roman" w:cs="Times New Roman" w:eastAsia="Times New Roman"/>
+                <w:b/>
+                <w:i w:val="0"/>
+                <w:color w:val="000000"/>
+                <w:sz w:val="24"/>
+              </w:rPr>
+              <w:t>№</w:t>
+            </w:r>
+          </w:p>
+        </w:tc>
+        <w:tc>
+          <w:tcPr>
+            <w:tcW w:type="dxa" w:w="7512"/>
+            <w:shd w:val="clear" w:fill="E8E8E8"/>
+          </w:tcPr>
+          <w:p>
+            <w:pPr>
+              <w:keepNext/>
+              <w:spacing w:line="240" w:lineRule="auto" w:after="0"/>
+              <w:ind w:firstLine="0"/>
+              <w:jc w:val="left"/>
+            </w:pPr>
+            <w:r>
+              <w:rPr>
+                <w:rFonts w:ascii="Times New Roman" w:hAnsi="Times New Roman" w:cs="Times New Roman" w:eastAsia="Times New Roman"/>
+                <w:b/>
+                <w:i w:val="0"/>
+                <w:color w:val="000000"/>
+                <w:sz w:val="24"/>
+              </w:rPr>
+              <w:t>Критерий</w:t>
+            </w:r>
+          </w:p>
+        </w:tc>
+        <w:tc>
+          <w:tcPr>
+            <w:tcW w:type="dxa" w:w="1276"/>
+            <w:shd w:val="clear" w:fill="E8E8E8"/>
+          </w:tcPr>
+          <w:p>
+            <w:pPr>
+              <w:keepNext/>
+              <w:spacing w:line="240" w:lineRule="auto" w:after="0"/>
+              <w:ind w:firstLine="0"/>
+              <w:jc w:val="left"/>
+            </w:pPr>
+            <w:r>
+              <w:rPr>
+                <w:rFonts w:ascii="Times New Roman" w:hAnsi="Times New Roman" w:cs="Times New Roman" w:eastAsia="Times New Roman"/>
+                <w:b/>
+                <w:i w:val="0"/>
+                <w:color w:val="000000"/>
+                <w:sz w:val="24"/>
+              </w:rPr>
+              <w:t>Отметка</w:t>
+            </w:r>
           </w:p>
         </w:tc>
       </w:tr>
@@ -4067,8 +4445,8 @@
       </w:tblPr>
       <w:tblGrid>
         <w:gridCol w:w="567"/>
-        <w:gridCol w:w="4711"/>
-        <w:gridCol w:w="4078"/>
+        <w:gridCol w:w="4432"/>
+        <w:gridCol w:w="4357"/>
       </w:tblGrid>
       <w:tr>
         <w:trPr>
@@ -4101,7 +4479,7 @@
         </w:tc>
         <w:tc>
           <w:tcPr>
-            <w:tcW w:type="dxa" w:w="4710"/>
+            <w:tcW w:type="dxa" w:w="4431"/>
             <w:shd w:val="clear" w:fill="E8E8E8"/>
           </w:tcPr>
           <w:p>
@@ -4125,7 +4503,7 @@
         </w:tc>
         <w:tc>
           <w:tcPr>
-            <w:tcW w:type="dxa" w:w="4077"/>
+            <w:tcW w:type="dxa" w:w="4356"/>
             <w:shd w:val="clear" w:fill="E8E8E8"/>
           </w:tcPr>
           <w:p>
@@ -4176,7 +4554,7 @@
         </w:tc>
         <w:tc>
           <w:tcPr>
-            <w:tcW w:type="dxa" w:w="4710"/>
+            <w:tcW w:type="dxa" w:w="4431"/>
           </w:tcPr>
           <w:p>
             <w:pPr>
@@ -4198,7 +4576,7 @@
         </w:tc>
         <w:tc>
           <w:tcPr>
-            <w:tcW w:type="dxa" w:w="4077"/>
+            <w:tcW w:type="dxa" w:w="4356"/>
           </w:tcPr>
           <w:p>
             <w:pPr>
@@ -4247,7 +4625,7 @@
         </w:tc>
         <w:tc>
           <w:tcPr>
-            <w:tcW w:type="dxa" w:w="4710"/>
+            <w:tcW w:type="dxa" w:w="4431"/>
           </w:tcPr>
           <w:p>
             <w:pPr>
@@ -4269,7 +4647,7 @@
         </w:tc>
         <w:tc>
           <w:tcPr>
-            <w:tcW w:type="dxa" w:w="4077"/>
+            <w:tcW w:type="dxa" w:w="4356"/>
           </w:tcPr>
           <w:p>
             <w:pPr>
@@ -4290,13 +4668,139 @@
           </w:p>
         </w:tc>
       </w:tr>
+    </w:tbl>
+    <w:p>
+      <w:pPr>
+        <w:spacing w:after="0" w:line="240" w:lineRule="auto"/>
+        <w:ind w:firstLine="0"/>
+      </w:pPr>
+      <w:r>
+        <w:rPr>
+          <w:rFonts w:ascii="Times New Roman" w:hAnsi="Times New Roman" w:cs="Times New Roman" w:eastAsia="Times New Roman"/>
+          <w:b w:val="0"/>
+          <w:i w:val="0"/>
+          <w:color w:val="000000"/>
+          <w:sz w:val="12"/>
+        </w:rPr>
+      </w:r>
+    </w:p>
+    <w:p>
+      <w:pPr>
+        <w:keepNext/>
+        <w:spacing w:line="240" w:lineRule="auto" w:before="160" w:after="80"/>
+        <w:ind w:firstLine="0"/>
+        <w:jc w:val="left"/>
+      </w:pPr>
+      <w:r>
+        <w:rPr>
+          <w:rFonts w:ascii="Times New Roman" w:hAnsi="Times New Roman" w:cs="Times New Roman" w:eastAsia="Times New Roman"/>
+          <w:b w:val="0"/>
+          <w:i/>
+          <w:color w:val="000000"/>
+          <w:sz w:val="24"/>
+        </w:rPr>
+        <w:t>Продолжение таблицы 4.1</w:t>
+      </w:r>
+    </w:p>
+    <w:tbl>
+      <w:tblPr>
+        <w:tblStyle w:val="TableGrid"/>
+        <w:tblW w:type="auto" w:w="0"/>
+        <w:jc w:val="center"/>
+        <w:tblLayout w:type="fixed"/>
+        <w:tblLook w:firstColumn="1" w:firstRow="1" w:lastColumn="0" w:lastRow="0" w:noHBand="0" w:noVBand="1" w:val="04A0"/>
+        <w:tblLayout w:type="fixed"/>
+      </w:tblPr>
+      <w:tblGrid>
+        <w:gridCol w:w="728"/>
+        <w:gridCol w:w="5252"/>
+        <w:gridCol w:w="3376"/>
+      </w:tblGrid>
+      <w:tr>
+        <w:trPr>
+          <w:tblHeader w:val="true"/>
+          <w:cantSplit w:val="true"/>
+        </w:trPr>
+        <w:tc>
+          <w:tcPr>
+            <w:tcW w:type="dxa" w:w="727"/>
+            <w:shd w:val="clear" w:fill="E8E8E8"/>
+          </w:tcPr>
+          <w:p>
+            <w:pPr>
+              <w:keepNext/>
+              <w:spacing w:line="240" w:lineRule="auto" w:after="0"/>
+              <w:ind w:firstLine="0"/>
+              <w:jc w:val="left"/>
+            </w:pPr>
+            <w:r>
+              <w:rPr>
+                <w:rFonts w:ascii="Times New Roman" w:hAnsi="Times New Roman" w:cs="Times New Roman" w:eastAsia="Times New Roman"/>
+                <w:b/>
+                <w:i w:val="0"/>
+                <w:color w:val="000000"/>
+                <w:sz w:val="24"/>
+              </w:rPr>
+              <w:t>№</w:t>
+            </w:r>
+          </w:p>
+        </w:tc>
+        <w:tc>
+          <w:tcPr>
+            <w:tcW w:type="dxa" w:w="5251"/>
+            <w:shd w:val="clear" w:fill="E8E8E8"/>
+          </w:tcPr>
+          <w:p>
+            <w:pPr>
+              <w:keepNext/>
+              <w:spacing w:line="240" w:lineRule="auto" w:after="0"/>
+              <w:ind w:firstLine="0"/>
+              <w:jc w:val="left"/>
+            </w:pPr>
+            <w:r>
+              <w:rPr>
+                <w:rFonts w:ascii="Times New Roman" w:hAnsi="Times New Roman" w:cs="Times New Roman" w:eastAsia="Times New Roman"/>
+                <w:b/>
+                <w:i w:val="0"/>
+                <w:color w:val="000000"/>
+                <w:sz w:val="24"/>
+              </w:rPr>
+              <w:t>Показатель</w:t>
+            </w:r>
+          </w:p>
+        </w:tc>
+        <w:tc>
+          <w:tcPr>
+            <w:tcW w:type="dxa" w:w="3376"/>
+            <w:shd w:val="clear" w:fill="E8E8E8"/>
+          </w:tcPr>
+          <w:p>
+            <w:pPr>
+              <w:keepNext/>
+              <w:spacing w:line="240" w:lineRule="auto" w:after="0"/>
+              <w:ind w:firstLine="0"/>
+              <w:jc w:val="left"/>
+            </w:pPr>
+            <w:r>
+              <w:rPr>
+                <w:rFonts w:ascii="Times New Roman" w:hAnsi="Times New Roman" w:cs="Times New Roman" w:eastAsia="Times New Roman"/>
+                <w:b/>
+                <w:i w:val="0"/>
+                <w:color w:val="000000"/>
+                <w:sz w:val="24"/>
+              </w:rPr>
+              <w:t>Допустимое значение</w:t>
+            </w:r>
+          </w:p>
+        </w:tc>
+      </w:tr>
       <w:tr>
         <w:trPr>
           <w:cantSplit w:val="true"/>
         </w:trPr>
         <w:tc>
           <w:tcPr>
-            <w:tcW w:type="dxa" w:w="567"/>
+            <w:tcW w:type="dxa" w:w="727"/>
           </w:tcPr>
           <w:p>
             <w:pPr>
@@ -4318,7 +4822,7 @@
         </w:tc>
         <w:tc>
           <w:tcPr>
-            <w:tcW w:type="dxa" w:w="4710"/>
+            <w:tcW w:type="dxa" w:w="5251"/>
           </w:tcPr>
           <w:p>
             <w:pPr>
@@ -4340,7 +4844,7 @@
         </w:tc>
         <w:tc>
           <w:tcPr>
-            <w:tcW w:type="dxa" w:w="4077"/>
+            <w:tcW w:type="dxa" w:w="3376"/>
           </w:tcPr>
           <w:p>
             <w:pPr>
@@ -4367,7 +4871,7 @@
         </w:trPr>
         <w:tc>
           <w:tcPr>
-            <w:tcW w:type="dxa" w:w="567"/>
+            <w:tcW w:type="dxa" w:w="727"/>
           </w:tcPr>
           <w:p>
             <w:pPr>
@@ -4389,7 +4893,7 @@
         </w:tc>
         <w:tc>
           <w:tcPr>
-            <w:tcW w:type="dxa" w:w="4710"/>
+            <w:tcW w:type="dxa" w:w="5251"/>
           </w:tcPr>
           <w:p>
             <w:pPr>
@@ -4411,7 +4915,7 @@
         </w:tc>
         <w:tc>
           <w:tcPr>
-            <w:tcW w:type="dxa" w:w="4077"/>
+            <w:tcW w:type="dxa" w:w="3376"/>
           </w:tcPr>
           <w:p>
             <w:pPr>
@@ -4438,7 +4942,7 @@
         </w:trPr>
         <w:tc>
           <w:tcPr>
-            <w:tcW w:type="dxa" w:w="567"/>
+            <w:tcW w:type="dxa" w:w="727"/>
           </w:tcPr>
           <w:p>
             <w:pPr>
@@ -4460,7 +4964,7 @@
         </w:tc>
         <w:tc>
           <w:tcPr>
-            <w:tcW w:type="dxa" w:w="4710"/>
+            <w:tcW w:type="dxa" w:w="5251"/>
           </w:tcPr>
           <w:p>
             <w:pPr>
@@ -4482,7 +4986,7 @@
         </w:tc>
         <w:tc>
           <w:tcPr>
-            <w:tcW w:type="dxa" w:w="4077"/>
+            <w:tcW w:type="dxa" w:w="3376"/>
           </w:tcPr>
           <w:p>
             <w:pPr>
@@ -5982,6 +6486,773 @@
         <w:t>Условия 3 и 4 исключений не допускают: замечание, по которому согласован лишь срок устранения, считается незакрытым.</w:t>
       </w:r>
     </w:p>
+    <w:p>
+      <w:pPr>
+        <w:pStyle w:val="Heading1"/>
+        <w:ind w:firstLine="0"/>
+      </w:pPr>
+      <w:r>
+        <w:rPr>
+          <w:rFonts w:ascii="Times New Roman" w:hAnsi="Times New Roman" w:cs="Times New Roman" w:eastAsia="Times New Roman"/>
+          <w:b/>
+          <w:i w:val="0"/>
+          <w:color w:val="000000"/>
+          <w:sz w:val="32"/>
+        </w:rPr>
+        <w:t>8. Результат</w:t>
+      </w:r>
+    </w:p>
+    <w:p>
+      <w:pPr>
+        <w:keepNext/>
+        <w:spacing w:line="240" w:lineRule="auto" w:before="160" w:after="80"/>
+        <w:ind w:firstLine="0"/>
+        <w:jc w:val="left"/>
+      </w:pPr>
+      <w:r>
+        <w:rPr>
+          <w:rFonts w:ascii="Times New Roman" w:hAnsi="Times New Roman" w:cs="Times New Roman" w:eastAsia="Times New Roman"/>
+          <w:b w:val="0"/>
+          <w:i/>
+          <w:color w:val="000000"/>
+          <w:sz w:val="24"/>
+        </w:rPr>
+        <w:t>Таблица 8.1 — Результат пилотной эксплуатации</w:t>
+      </w:r>
+    </w:p>
+    <w:tbl>
+      <w:tblPr>
+        <w:tblStyle w:val="TableGrid"/>
+        <w:tblW w:type="auto" w:w="0"/>
+        <w:jc w:val="center"/>
+        <w:tblLayout w:type="fixed"/>
+        <w:tblLook w:firstColumn="1" w:firstRow="1" w:lastColumn="0" w:lastRow="0" w:noHBand="0" w:noVBand="1" w:val="04A0"/>
+        <w:tblLayout w:type="fixed"/>
+      </w:tblPr>
+      <w:tblGrid>
+        <w:gridCol w:w="7938"/>
+        <w:gridCol w:w="1418"/>
+      </w:tblGrid>
+      <w:tr>
+        <w:trPr>
+          <w:tblHeader w:val="true"/>
+          <w:cantSplit w:val="true"/>
+        </w:trPr>
+        <w:tc>
+          <w:tcPr>
+            <w:tcW w:type="dxa" w:w="7937"/>
+            <w:shd w:val="clear" w:fill="E8E8E8"/>
+          </w:tcPr>
+          <w:p>
+            <w:pPr>
+              <w:keepNext/>
+              <w:spacing w:line="240" w:lineRule="auto" w:after="0"/>
+              <w:ind w:firstLine="0"/>
+              <w:jc w:val="left"/>
+            </w:pPr>
+            <w:r>
+              <w:rPr>
+                <w:rFonts w:ascii="Times New Roman" w:hAnsi="Times New Roman" w:cs="Times New Roman" w:eastAsia="Times New Roman"/>
+                <w:b/>
+                <w:i w:val="0"/>
+                <w:color w:val="000000"/>
+                <w:sz w:val="24"/>
+              </w:rPr>
+              <w:t>Показатель</w:t>
+            </w:r>
+          </w:p>
+        </w:tc>
+        <w:tc>
+          <w:tcPr>
+            <w:tcW w:type="dxa" w:w="1417"/>
+            <w:shd w:val="clear" w:fill="E8E8E8"/>
+          </w:tcPr>
+          <w:p>
+            <w:pPr>
+              <w:keepNext/>
+              <w:spacing w:line="240" w:lineRule="auto" w:after="0"/>
+              <w:ind w:firstLine="0"/>
+              <w:jc w:val="left"/>
+            </w:pPr>
+            <w:r>
+              <w:rPr>
+                <w:rFonts w:ascii="Times New Roman" w:hAnsi="Times New Roman" w:cs="Times New Roman" w:eastAsia="Times New Roman"/>
+                <w:b/>
+                <w:i w:val="0"/>
+                <w:color w:val="000000"/>
+                <w:sz w:val="24"/>
+              </w:rPr>
+              <w:t>Значение</w:t>
+            </w:r>
+          </w:p>
+        </w:tc>
+      </w:tr>
+      <w:tr>
+        <w:trPr>
+          <w:cantSplit w:val="true"/>
+        </w:trPr>
+        <w:tc>
+          <w:tcPr>
+            <w:tcW w:type="dxa" w:w="7937"/>
+          </w:tcPr>
+          <w:p>
+            <w:pPr>
+              <w:spacing w:line="240" w:lineRule="auto" w:after="0"/>
+              <w:ind w:firstLine="0"/>
+              <w:jc w:val="left"/>
+            </w:pPr>
+            <w:r>
+              <w:rPr>
+                <w:rFonts w:ascii="Times New Roman" w:hAnsi="Times New Roman" w:cs="Times New Roman" w:eastAsia="Times New Roman"/>
+                <w:b w:val="0"/>
+                <w:i w:val="0"/>
+                <w:color w:val="000000"/>
+                <w:sz w:val="24"/>
+              </w:rPr>
+              <w:t>Дата подведения итогов</w:t>
+            </w:r>
+          </w:p>
+        </w:tc>
+        <w:tc>
+          <w:tcPr>
+            <w:tcW w:type="dxa" w:w="1417"/>
+          </w:tcPr>
+          <w:p>
+            <w:pPr>
+              <w:spacing w:line="240" w:lineRule="auto" w:after="0"/>
+              <w:ind w:firstLine="0"/>
+              <w:jc w:val="left"/>
+            </w:pPr>
+          </w:p>
+        </w:tc>
+      </w:tr>
+      <w:tr>
+        <w:trPr>
+          <w:cantSplit w:val="true"/>
+        </w:trPr>
+        <w:tc>
+          <w:tcPr>
+            <w:tcW w:type="dxa" w:w="7937"/>
+          </w:tcPr>
+          <w:p>
+            <w:pPr>
+              <w:spacing w:line="240" w:lineRule="auto" w:after="0"/>
+              <w:ind w:firstLine="0"/>
+              <w:jc w:val="left"/>
+            </w:pPr>
+            <w:r>
+              <w:rPr>
+                <w:rFonts w:ascii="Times New Roman" w:hAnsi="Times New Roman" w:cs="Times New Roman" w:eastAsia="Times New Roman"/>
+                <w:b w:val="0"/>
+                <w:i w:val="0"/>
+                <w:color w:val="000000"/>
+                <w:sz w:val="24"/>
+              </w:rPr>
+              <w:t>Выполнено критериев из 51</w:t>
+            </w:r>
+          </w:p>
+        </w:tc>
+        <w:tc>
+          <w:tcPr>
+            <w:tcW w:type="dxa" w:w="1417"/>
+          </w:tcPr>
+          <w:p>
+            <w:pPr>
+              <w:spacing w:line="240" w:lineRule="auto" w:after="0"/>
+              <w:ind w:firstLine="0"/>
+              <w:jc w:val="left"/>
+            </w:pPr>
+          </w:p>
+        </w:tc>
+      </w:tr>
+      <w:tr>
+        <w:trPr>
+          <w:cantSplit w:val="true"/>
+        </w:trPr>
+        <w:tc>
+          <w:tcPr>
+            <w:tcW w:type="dxa" w:w="7937"/>
+          </w:tcPr>
+          <w:p>
+            <w:pPr>
+              <w:spacing w:line="240" w:lineRule="auto" w:after="0"/>
+              <w:ind w:firstLine="0"/>
+              <w:jc w:val="left"/>
+            </w:pPr>
+            <w:r>
+              <w:rPr>
+                <w:rFonts w:ascii="Times New Roman" w:hAnsi="Times New Roman" w:cs="Times New Roman" w:eastAsia="Times New Roman"/>
+                <w:b w:val="0"/>
+                <w:i w:val="0"/>
+                <w:color w:val="000000"/>
+                <w:sz w:val="24"/>
+              </w:rPr>
+              <w:t>Незакрытых блокирующих замечаний</w:t>
+            </w:r>
+          </w:p>
+        </w:tc>
+        <w:tc>
+          <w:tcPr>
+            <w:tcW w:type="dxa" w:w="1417"/>
+          </w:tcPr>
+          <w:p>
+            <w:pPr>
+              <w:spacing w:line="240" w:lineRule="auto" w:after="0"/>
+              <w:ind w:firstLine="0"/>
+              <w:jc w:val="left"/>
+            </w:pPr>
+          </w:p>
+        </w:tc>
+      </w:tr>
+      <w:tr>
+        <w:trPr>
+          <w:cantSplit w:val="true"/>
+        </w:trPr>
+        <w:tc>
+          <w:tcPr>
+            <w:tcW w:type="dxa" w:w="7937"/>
+          </w:tcPr>
+          <w:p>
+            <w:pPr>
+              <w:spacing w:line="240" w:lineRule="auto" w:after="0"/>
+              <w:ind w:firstLine="0"/>
+              <w:jc w:val="left"/>
+            </w:pPr>
+            <w:r>
+              <w:rPr>
+                <w:rFonts w:ascii="Times New Roman" w:hAnsi="Times New Roman" w:cs="Times New Roman" w:eastAsia="Times New Roman"/>
+                <w:b w:val="0"/>
+                <w:i w:val="0"/>
+                <w:color w:val="000000"/>
+                <w:sz w:val="24"/>
+              </w:rPr>
+              <w:t>Незакрытых критических замечаний</w:t>
+            </w:r>
+          </w:p>
+        </w:tc>
+        <w:tc>
+          <w:tcPr>
+            <w:tcW w:type="dxa" w:w="1417"/>
+          </w:tcPr>
+          <w:p>
+            <w:pPr>
+              <w:spacing w:line="240" w:lineRule="auto" w:after="0"/>
+              <w:ind w:firstLine="0"/>
+              <w:jc w:val="left"/>
+            </w:pPr>
+          </w:p>
+        </w:tc>
+      </w:tr>
+      <w:tr>
+        <w:trPr>
+          <w:cantSplit w:val="true"/>
+        </w:trPr>
+        <w:tc>
+          <w:tcPr>
+            <w:tcW w:type="dxa" w:w="7937"/>
+          </w:tcPr>
+          <w:p>
+            <w:pPr>
+              <w:spacing w:line="240" w:lineRule="auto" w:after="0"/>
+              <w:ind w:firstLine="0"/>
+              <w:jc w:val="left"/>
+            </w:pPr>
+            <w:r>
+              <w:rPr>
+                <w:rFonts w:ascii="Times New Roman" w:hAnsi="Times New Roman" w:cs="Times New Roman" w:eastAsia="Times New Roman"/>
+                <w:b w:val="0"/>
+                <w:i w:val="0"/>
+                <w:color w:val="000000"/>
+                <w:sz w:val="24"/>
+              </w:rPr>
+              <w:t>Незакрытых значительных замечаний</w:t>
+            </w:r>
+          </w:p>
+        </w:tc>
+        <w:tc>
+          <w:tcPr>
+            <w:tcW w:type="dxa" w:w="1417"/>
+          </w:tcPr>
+          <w:p>
+            <w:pPr>
+              <w:spacing w:line="240" w:lineRule="auto" w:after="0"/>
+              <w:ind w:firstLine="0"/>
+              <w:jc w:val="left"/>
+            </w:pPr>
+          </w:p>
+        </w:tc>
+      </w:tr>
+      <w:tr>
+        <w:trPr>
+          <w:cantSplit w:val="true"/>
+        </w:trPr>
+        <w:tc>
+          <w:tcPr>
+            <w:tcW w:type="dxa" w:w="7937"/>
+          </w:tcPr>
+          <w:p>
+            <w:pPr>
+              <w:spacing w:line="240" w:lineRule="auto" w:after="0"/>
+              <w:ind w:firstLine="0"/>
+              <w:jc w:val="left"/>
+            </w:pPr>
+            <w:r>
+              <w:rPr>
+                <w:rFonts w:ascii="Times New Roman" w:hAnsi="Times New Roman" w:cs="Times New Roman" w:eastAsia="Times New Roman"/>
+                <w:b w:val="0"/>
+                <w:i w:val="0"/>
+                <w:color w:val="000000"/>
+                <w:sz w:val="24"/>
+              </w:rPr>
+              <w:t>Решение</w:t>
+            </w:r>
+          </w:p>
+        </w:tc>
+        <w:tc>
+          <w:tcPr>
+            <w:tcW w:type="dxa" w:w="1417"/>
+          </w:tcPr>
+          <w:p>
+            <w:pPr>
+              <w:spacing w:line="240" w:lineRule="auto" w:after="0"/>
+              <w:ind w:firstLine="0"/>
+              <w:jc w:val="left"/>
+            </w:pPr>
+          </w:p>
+        </w:tc>
+      </w:tr>
+    </w:tbl>
+    <w:p>
+      <w:pPr>
+        <w:spacing w:after="0" w:line="240" w:lineRule="auto"/>
+        <w:ind w:firstLine="0"/>
+      </w:pPr>
+      <w:r>
+        <w:rPr>
+          <w:rFonts w:ascii="Times New Roman" w:hAnsi="Times New Roman" w:cs="Times New Roman" w:eastAsia="Times New Roman"/>
+          <w:b w:val="0"/>
+          <w:i w:val="0"/>
+          <w:color w:val="000000"/>
+          <w:sz w:val="12"/>
+        </w:rPr>
+      </w:r>
+    </w:p>
+    <w:p>
+      <w:r>
+        <w:rPr>
+          <w:rFonts w:ascii="Times New Roman" w:hAnsi="Times New Roman" w:cs="Times New Roman" w:eastAsia="Times New Roman"/>
+          <w:b w:val="0"/>
+          <w:i w:val="0"/>
+          <w:color w:val="000000"/>
+          <w:sz w:val="28"/>
+        </w:rPr>
+        <w:t>Решение принимает совместная комиссия. Допустимые формулировки: пилотная эксплуатация завершена успешно; продлевается до устранения замечаний; не завершена.</w:t>
+      </w:r>
+    </w:p>
+    <w:p>
+      <w:pPr>
+        <w:keepNext/>
+        <w:spacing w:line="240" w:lineRule="auto" w:before="160" w:after="80"/>
+        <w:ind w:firstLine="0"/>
+        <w:jc w:val="left"/>
+      </w:pPr>
+      <w:r>
+        <w:rPr>
+          <w:rFonts w:ascii="Times New Roman" w:hAnsi="Times New Roman" w:cs="Times New Roman" w:eastAsia="Times New Roman"/>
+          <w:b w:val="0"/>
+          <w:i/>
+          <w:color w:val="000000"/>
+          <w:sz w:val="24"/>
+        </w:rPr>
+        <w:t>Таблица 8.2 — Основание при отрицательном решении</w:t>
+      </w:r>
+    </w:p>
+    <w:tbl>
+      <w:tblPr>
+        <w:tblStyle w:val="TableGrid"/>
+        <w:tblW w:type="auto" w:w="0"/>
+        <w:jc w:val="center"/>
+        <w:tblLayout w:type="fixed"/>
+        <w:tblLook w:firstColumn="1" w:firstRow="1" w:lastColumn="0" w:lastRow="0" w:noHBand="0" w:noVBand="1" w:val="04A0"/>
+        <w:tblLayout w:type="fixed"/>
+      </w:tblPr>
+      <w:tblGrid>
+        <w:gridCol w:w="9356"/>
+      </w:tblGrid>
+      <w:tr>
+        <w:trPr>
+          <w:tblHeader w:val="true"/>
+          <w:cantSplit w:val="true"/>
+        </w:trPr>
+        <w:tc>
+          <w:tcPr>
+            <w:tcW w:type="dxa" w:w="9354"/>
+            <w:shd w:val="clear" w:fill="E8E8E8"/>
+          </w:tcPr>
+          <w:p>
+            <w:pPr>
+              <w:keepNext/>
+              <w:spacing w:line="240" w:lineRule="auto" w:after="0"/>
+              <w:ind w:firstLine="0"/>
+              <w:jc w:val="left"/>
+            </w:pPr>
+            <w:r>
+              <w:rPr>
+                <w:rFonts w:ascii="Times New Roman" w:hAnsi="Times New Roman" w:cs="Times New Roman" w:eastAsia="Times New Roman"/>
+                <w:b/>
+                <w:i w:val="0"/>
+                <w:color w:val="000000"/>
+                <w:sz w:val="24"/>
+              </w:rPr>
+              <w:t>Не выполненные условия и причина</w:t>
+            </w:r>
+          </w:p>
+        </w:tc>
+      </w:tr>
+      <w:tr>
+        <w:trPr>
+          <w:cantSplit w:val="true"/>
+        </w:trPr>
+        <w:tc>
+          <w:tcPr>
+            <w:tcW w:type="dxa" w:w="9354"/>
+          </w:tcPr>
+          <w:p>
+            <w:pPr>
+              <w:spacing w:line="240" w:lineRule="auto" w:after="0"/>
+              <w:ind w:firstLine="0"/>
+              <w:jc w:val="left"/>
+            </w:pPr>
+          </w:p>
+        </w:tc>
+      </w:tr>
+      <w:tr>
+        <w:trPr>
+          <w:cantSplit w:val="true"/>
+        </w:trPr>
+        <w:tc>
+          <w:tcPr>
+            <w:tcW w:type="dxa" w:w="9354"/>
+          </w:tcPr>
+          <w:p>
+            <w:pPr>
+              <w:spacing w:line="240" w:lineRule="auto" w:after="0"/>
+              <w:ind w:firstLine="0"/>
+              <w:jc w:val="left"/>
+            </w:pPr>
+          </w:p>
+        </w:tc>
+      </w:tr>
+      <w:tr>
+        <w:trPr>
+          <w:cantSplit w:val="true"/>
+        </w:trPr>
+        <w:tc>
+          <w:tcPr>
+            <w:tcW w:type="dxa" w:w="9354"/>
+          </w:tcPr>
+          <w:p>
+            <w:pPr>
+              <w:spacing w:line="240" w:lineRule="auto" w:after="0"/>
+              <w:ind w:firstLine="0"/>
+              <w:jc w:val="left"/>
+            </w:pPr>
+          </w:p>
+        </w:tc>
+      </w:tr>
+    </w:tbl>
+    <w:p>
+      <w:pPr>
+        <w:spacing w:after="0" w:line="240" w:lineRule="auto"/>
+        <w:ind w:firstLine="0"/>
+      </w:pPr>
+      <w:r>
+        <w:rPr>
+          <w:rFonts w:ascii="Times New Roman" w:hAnsi="Times New Roman" w:cs="Times New Roman" w:eastAsia="Times New Roman"/>
+          <w:b w:val="0"/>
+          <w:i w:val="0"/>
+          <w:color w:val="000000"/>
+          <w:sz w:val="12"/>
+        </w:rPr>
+      </w:r>
+    </w:p>
+    <w:p>
+      <w:pPr>
+        <w:keepNext/>
+        <w:spacing w:line="240" w:lineRule="auto" w:before="160" w:after="80"/>
+        <w:ind w:firstLine="0"/>
+        <w:jc w:val="left"/>
+      </w:pPr>
+      <w:r>
+        <w:rPr>
+          <w:rFonts w:ascii="Times New Roman" w:hAnsi="Times New Roman" w:cs="Times New Roman" w:eastAsia="Times New Roman"/>
+          <w:b w:val="0"/>
+          <w:i/>
+          <w:color w:val="000000"/>
+          <w:sz w:val="24"/>
+        </w:rPr>
+        <w:t>Таблица 8.3 — Подписи сторон</w:t>
+      </w:r>
+    </w:p>
+    <w:tbl>
+      <w:tblPr>
+        <w:tblStyle w:val="TableGrid"/>
+        <w:tblW w:type="auto" w:w="0"/>
+        <w:jc w:val="center"/>
+        <w:tblLayout w:type="fixed"/>
+        <w:tblLook w:firstColumn="1" w:firstRow="1" w:lastColumn="0" w:lastRow="0" w:noHBand="0" w:noVBand="1" w:val="04A0"/>
+        <w:tblLayout w:type="fixed"/>
+      </w:tblPr>
+      <w:tblGrid>
+        <w:gridCol w:w="4567"/>
+        <w:gridCol w:w="2561"/>
+        <w:gridCol w:w="1276"/>
+        <w:gridCol w:w="951"/>
+      </w:tblGrid>
+      <w:tr>
+        <w:trPr>
+          <w:tblHeader w:val="true"/>
+          <w:cantSplit w:val="true"/>
+        </w:trPr>
+        <w:tc>
+          <w:tcPr>
+            <w:tcW w:type="dxa" w:w="4567"/>
+            <w:shd w:val="clear" w:fill="E8E8E8"/>
+          </w:tcPr>
+          <w:p>
+            <w:pPr>
+              <w:keepNext/>
+              <w:spacing w:line="240" w:lineRule="auto" w:after="0"/>
+              <w:ind w:firstLine="0"/>
+              <w:jc w:val="left"/>
+            </w:pPr>
+            <w:r>
+              <w:rPr>
+                <w:rFonts w:ascii="Times New Roman" w:hAnsi="Times New Roman" w:cs="Times New Roman" w:eastAsia="Times New Roman"/>
+                <w:b/>
+                <w:i w:val="0"/>
+                <w:color w:val="000000"/>
+                <w:sz w:val="24"/>
+              </w:rPr>
+              <w:t>Сторона</w:t>
+            </w:r>
+          </w:p>
+        </w:tc>
+        <w:tc>
+          <w:tcPr>
+            <w:tcW w:type="dxa" w:w="2561"/>
+            <w:shd w:val="clear" w:fill="E8E8E8"/>
+          </w:tcPr>
+          <w:p>
+            <w:pPr>
+              <w:keepNext/>
+              <w:spacing w:line="240" w:lineRule="auto" w:after="0"/>
+              <w:ind w:firstLine="0"/>
+              <w:jc w:val="left"/>
+            </w:pPr>
+            <w:r>
+              <w:rPr>
+                <w:rFonts w:ascii="Times New Roman" w:hAnsi="Times New Roman" w:cs="Times New Roman" w:eastAsia="Times New Roman"/>
+                <w:b/>
+                <w:i w:val="0"/>
+                <w:color w:val="000000"/>
+                <w:sz w:val="24"/>
+              </w:rPr>
+              <w:t>Должность и фамилия</w:t>
+            </w:r>
+          </w:p>
+        </w:tc>
+        <w:tc>
+          <w:tcPr>
+            <w:tcW w:type="dxa" w:w="1276"/>
+            <w:shd w:val="clear" w:fill="E8E8E8"/>
+          </w:tcPr>
+          <w:p>
+            <w:pPr>
+              <w:keepNext/>
+              <w:spacing w:line="240" w:lineRule="auto" w:after="0"/>
+              <w:ind w:firstLine="0"/>
+              <w:jc w:val="left"/>
+            </w:pPr>
+            <w:r>
+              <w:rPr>
+                <w:rFonts w:ascii="Times New Roman" w:hAnsi="Times New Roman" w:cs="Times New Roman" w:eastAsia="Times New Roman"/>
+                <w:b/>
+                <w:i w:val="0"/>
+                <w:color w:val="000000"/>
+                <w:sz w:val="24"/>
+              </w:rPr>
+              <w:t>Подпись</w:t>
+            </w:r>
+          </w:p>
+        </w:tc>
+        <w:tc>
+          <w:tcPr>
+            <w:tcW w:type="dxa" w:w="951"/>
+            <w:shd w:val="clear" w:fill="E8E8E8"/>
+          </w:tcPr>
+          <w:p>
+            <w:pPr>
+              <w:keepNext/>
+              <w:spacing w:line="240" w:lineRule="auto" w:after="0"/>
+              <w:ind w:firstLine="0"/>
+              <w:jc w:val="left"/>
+            </w:pPr>
+            <w:r>
+              <w:rPr>
+                <w:rFonts w:ascii="Times New Roman" w:hAnsi="Times New Roman" w:cs="Times New Roman" w:eastAsia="Times New Roman"/>
+                <w:b/>
+                <w:i w:val="0"/>
+                <w:color w:val="000000"/>
+                <w:sz w:val="24"/>
+              </w:rPr>
+              <w:t>Дата</w:t>
+            </w:r>
+          </w:p>
+        </w:tc>
+      </w:tr>
+      <w:tr>
+        <w:trPr>
+          <w:cantSplit w:val="true"/>
+        </w:trPr>
+        <w:tc>
+          <w:tcPr>
+            <w:tcW w:type="dxa" w:w="4567"/>
+          </w:tcPr>
+          <w:p>
+            <w:pPr>
+              <w:spacing w:line="240" w:lineRule="auto" w:after="0"/>
+              <w:ind w:firstLine="0"/>
+              <w:jc w:val="left"/>
+            </w:pPr>
+            <w:r>
+              <w:rPr>
+                <w:rFonts w:ascii="Times New Roman" w:hAnsi="Times New Roman" w:cs="Times New Roman" w:eastAsia="Times New Roman"/>
+                <w:b w:val="0"/>
+                <w:i w:val="0"/>
+                <w:color w:val="000000"/>
+                <w:sz w:val="24"/>
+              </w:rPr>
+              <w:t>Эксплуатирующая организация</w:t>
+            </w:r>
+          </w:p>
+        </w:tc>
+        <w:tc>
+          <w:tcPr>
+            <w:tcW w:type="dxa" w:w="2561"/>
+          </w:tcPr>
+          <w:p>
+            <w:pPr>
+              <w:spacing w:line="240" w:lineRule="auto" w:after="0"/>
+              <w:ind w:firstLine="0"/>
+              <w:jc w:val="left"/>
+            </w:pPr>
+          </w:p>
+        </w:tc>
+        <w:tc>
+          <w:tcPr>
+            <w:tcW w:type="dxa" w:w="1276"/>
+          </w:tcPr>
+          <w:p>
+            <w:pPr>
+              <w:spacing w:line="240" w:lineRule="auto" w:after="0"/>
+              <w:ind w:firstLine="0"/>
+              <w:jc w:val="left"/>
+            </w:pPr>
+          </w:p>
+        </w:tc>
+        <w:tc>
+          <w:tcPr>
+            <w:tcW w:type="dxa" w:w="951"/>
+          </w:tcPr>
+          <w:p>
+            <w:pPr>
+              <w:spacing w:line="240" w:lineRule="auto" w:after="0"/>
+              <w:ind w:firstLine="0"/>
+              <w:jc w:val="left"/>
+            </w:pPr>
+          </w:p>
+        </w:tc>
+      </w:tr>
+      <w:tr>
+        <w:trPr>
+          <w:cantSplit w:val="true"/>
+        </w:trPr>
+        <w:tc>
+          <w:tcPr>
+            <w:tcW w:type="dxa" w:w="4567"/>
+          </w:tcPr>
+          <w:p>
+            <w:pPr>
+              <w:spacing w:line="240" w:lineRule="auto" w:after="0"/>
+              <w:ind w:firstLine="0"/>
+              <w:jc w:val="left"/>
+            </w:pPr>
+            <w:r>
+              <w:rPr>
+                <w:rFonts w:ascii="Times New Roman" w:hAnsi="Times New Roman" w:cs="Times New Roman" w:eastAsia="Times New Roman"/>
+                <w:b w:val="0"/>
+                <w:i w:val="0"/>
+                <w:color w:val="000000"/>
+                <w:sz w:val="24"/>
+              </w:rPr>
+              <w:t>Разработчик</w:t>
+            </w:r>
+          </w:p>
+        </w:tc>
+        <w:tc>
+          <w:tcPr>
+            <w:tcW w:type="dxa" w:w="2561"/>
+          </w:tcPr>
+          <w:p>
+            <w:pPr>
+              <w:spacing w:line="240" w:lineRule="auto" w:after="0"/>
+              <w:ind w:firstLine="0"/>
+              <w:jc w:val="left"/>
+            </w:pPr>
+          </w:p>
+        </w:tc>
+        <w:tc>
+          <w:tcPr>
+            <w:tcW w:type="dxa" w:w="1276"/>
+          </w:tcPr>
+          <w:p>
+            <w:pPr>
+              <w:spacing w:line="240" w:lineRule="auto" w:after="0"/>
+              <w:ind w:firstLine="0"/>
+              <w:jc w:val="left"/>
+            </w:pPr>
+          </w:p>
+        </w:tc>
+        <w:tc>
+          <w:tcPr>
+            <w:tcW w:type="dxa" w:w="951"/>
+          </w:tcPr>
+          <w:p>
+            <w:pPr>
+              <w:spacing w:line="240" w:lineRule="auto" w:after="0"/>
+              <w:ind w:firstLine="0"/>
+              <w:jc w:val="left"/>
+            </w:pPr>
+          </w:p>
+        </w:tc>
+      </w:tr>
+    </w:tbl>
+    <w:p>
+      <w:pPr>
+        <w:spacing w:after="0" w:line="240" w:lineRule="auto"/>
+        <w:ind w:firstLine="0"/>
+      </w:pPr>
+      <w:r>
+        <w:rPr>
+          <w:rFonts w:ascii="Times New Roman" w:hAnsi="Times New Roman" w:cs="Times New Roman" w:eastAsia="Times New Roman"/>
+          <w:b w:val="0"/>
+          <w:i w:val="0"/>
+          <w:color w:val="000000"/>
+          <w:sz w:val="12"/>
+        </w:rPr>
+      </w:r>
+    </w:p>
     <w:sectPr>
       <w:footerReference w:type="default" r:id="rId9"/>
       <w:pgSz w:w="11906" w:h="16838"/>

--- a/Документация/Критерии завершения пилотного периода/Критерии завершения пилотного периода.docx
+++ b/Документация/Критерии завершения пилотного периода/Критерии завершения пилотного периода.docx
@@ -296,7 +296,7 @@
           <w:color w:val="000000"/>
           <w:sz w:val="26"/>
         </w:rPr>
-        <w:t>3. Функциональные критерии</w:t>
+        <w:t>3. Критерии</w:t>
       </w:r>
       <w:r>
         <w:rPr>
@@ -327,7 +327,7 @@
           <w:color w:val="000000"/>
           <w:sz w:val="26"/>
         </w:rPr>
-        <w:t>3.1. Подача и обработка заявок</w:t>
+        <w:t>3.1. Основной процесс</w:t>
       </w:r>
       <w:r>
         <w:rPr>
@@ -358,7 +358,7 @@
           <w:color w:val="000000"/>
           <w:sz w:val="26"/>
         </w:rPr>
-        <w:t>3.2. Чёрные списки</w:t>
+        <w:t>3.2. Работа постов</w:t>
       </w:r>
       <w:r>
         <w:rPr>
@@ -389,7 +389,7 @@
           <w:color w:val="000000"/>
           <w:sz w:val="26"/>
         </w:rPr>
-        <w:t>3.3. Работа постов</w:t>
+        <w:t>3.3. Ведение системы силами организации</w:t>
       </w:r>
       <w:r>
         <w:rPr>
@@ -420,7 +420,7 @@
           <w:color w:val="000000"/>
           <w:sz w:val="26"/>
         </w:rPr>
-        <w:t>3.4. Администрирование</w:t>
+        <w:t>3.4. Данные</w:t>
       </w:r>
       <w:r>
         <w:rPr>
@@ -451,7 +451,7 @@
           <w:color w:val="000000"/>
           <w:sz w:val="26"/>
         </w:rPr>
-        <w:t>3.5. Поиск и сохранность данных</w:t>
+        <w:t>3.5. Пригодность к работе</w:t>
       </w:r>
       <w:r>
         <w:rPr>
@@ -482,7 +482,7 @@
           <w:color w:val="000000"/>
           <w:sz w:val="26"/>
         </w:rPr>
-        <w:t>4. Показатели работы</w:t>
+        <w:t>4. Показатели</w:t>
       </w:r>
       <w:r>
         <w:rPr>
@@ -494,6 +494,99 @@
         </w:rPr>
         <w:tab/>
         <w:t>5</w:t>
+      </w:r>
+    </w:p>
+    <w:p>
+      <w:pPr>
+        <w:tabs>
+          <w:tab w:pos="9354" w:val="right" w:leader="dot"/>
+        </w:tabs>
+        <w:spacing w:after="0" w:line="360" w:lineRule="auto"/>
+        <w:ind w:firstLine="0" w:left="454"/>
+        <w:jc w:val="left"/>
+      </w:pPr>
+      <w:r>
+        <w:rPr>
+          <w:rFonts w:ascii="Times New Roman" w:hAnsi="Times New Roman" w:cs="Times New Roman" w:eastAsia="Times New Roman"/>
+          <w:b w:val="0"/>
+          <w:i w:val="0"/>
+          <w:color w:val="000000"/>
+          <w:sz w:val="26"/>
+        </w:rPr>
+        <w:t>4.1. Скорость обработки заявок</w:t>
+      </w:r>
+      <w:r>
+        <w:rPr>
+          <w:rFonts w:ascii="Times New Roman" w:hAnsi="Times New Roman" w:cs="Times New Roman" w:eastAsia="Times New Roman"/>
+          <w:b w:val="0"/>
+          <w:i w:val="0"/>
+          <w:color w:val="000000"/>
+          <w:sz w:val="26"/>
+        </w:rPr>
+        <w:tab/>
+        <w:t>5</w:t>
+      </w:r>
+    </w:p>
+    <w:p>
+      <w:pPr>
+        <w:tabs>
+          <w:tab w:pos="9354" w:val="right" w:leader="dot"/>
+        </w:tabs>
+        <w:spacing w:after="0" w:line="360" w:lineRule="auto"/>
+        <w:ind w:firstLine="0" w:left="454"/>
+        <w:jc w:val="left"/>
+      </w:pPr>
+      <w:r>
+        <w:rPr>
+          <w:rFonts w:ascii="Times New Roman" w:hAnsi="Times New Roman" w:cs="Times New Roman" w:eastAsia="Times New Roman"/>
+          <w:b w:val="0"/>
+          <w:i w:val="0"/>
+          <w:color w:val="000000"/>
+          <w:sz w:val="26"/>
+        </w:rPr>
+        <w:t>4.2. Работа системы</w:t>
+      </w:r>
+      <w:r>
+        <w:rPr>
+          <w:rFonts w:ascii="Times New Roman" w:hAnsi="Times New Roman" w:cs="Times New Roman" w:eastAsia="Times New Roman"/>
+          <w:b w:val="0"/>
+          <w:i w:val="0"/>
+          <w:color w:val="000000"/>
+          <w:sz w:val="26"/>
+        </w:rPr>
+        <w:tab/>
+        <w:t>6</w:t>
+      </w:r>
+    </w:p>
+    <w:p>
+      <w:pPr>
+        <w:tabs>
+          <w:tab w:pos="9354" w:val="right" w:leader="dot"/>
+        </w:tabs>
+        <w:spacing w:after="0" w:line="360" w:lineRule="auto"/>
+        <w:ind w:firstLine="0" w:left="454"/>
+        <w:jc w:val="left"/>
+      </w:pPr>
+      <w:r>
+        <w:rPr>
+          <w:rFonts w:ascii="Times New Roman" w:hAnsi="Times New Roman" w:cs="Times New Roman" w:eastAsia="Times New Roman"/>
+          <w:b w:val="0"/>
+          <w:i w:val="0"/>
+          <w:color w:val="000000"/>
+          <w:sz w:val="26"/>
+        </w:rPr>
+        <w:t>4.3. Объём работы за период</w:t>
+      </w:r>
+      <w:r>
+        <w:rPr>
+          <w:rFonts w:ascii="Times New Roman" w:hAnsi="Times New Roman" w:cs="Times New Roman" w:eastAsia="Times New Roman"/>
+          <w:b w:val="0"/>
+          <w:i w:val="0"/>
+          <w:color w:val="000000"/>
+          <w:sz w:val="26"/>
+        </w:rPr>
+        <w:tab/>
+        <w:t>6</w:t>
       </w:r>
     </w:p>
     <w:p>
@@ -524,7 +617,7 @@
           <w:sz w:val="26"/>
         </w:rPr>
         <w:tab/>
-        <w:t>6</w:t>
+        <w:t>7</w:t>
       </w:r>
     </w:p>
     <w:p>
@@ -555,7 +648,7 @@
           <w:sz w:val="26"/>
         </w:rPr>
         <w:tab/>
-        <w:t>6</w:t>
+        <w:t>8</w:t>
       </w:r>
     </w:p>
     <w:p>
@@ -586,7 +679,7 @@
           <w:sz w:val="26"/>
         </w:rPr>
         <w:tab/>
-        <w:t>6</w:t>
+        <w:t>8</w:t>
       </w:r>
     </w:p>
     <w:p>
@@ -617,7 +710,7 @@
           <w:sz w:val="26"/>
         </w:rPr>
         <w:tab/>
-        <w:t>7</w:t>
+        <w:t>9</w:t>
       </w:r>
     </w:p>
     <w:p>
@@ -650,7 +743,7 @@
           <w:color w:val="000000"/>
           <w:sz w:val="28"/>
         </w:rPr>
-        <w:t>Документ содержит перечень критериев, по которым оценивается результат пилотной эксплуатации системы электронной подачи заявок «Бюро пропусков».</w:t>
+        <w:t>Документ содержит критерии, по которым оценивается результат пилотной эксплуатации системы электронной подачи заявок «Бюро пропусков».</w:t>
       </w:r>
     </w:p>
     <w:p>
@@ -662,7 +755,7 @@
           <w:color w:val="000000"/>
           <w:sz w:val="28"/>
         </w:rPr>
-        <w:t>Критерии сформулированы так, чтобы их выполнение подтверждалось фактом: выполненным действием, записью в журнале системы или измеренным значением. Сроки проведения, состав участников и порядок работы с замечаниями определяются отдельно и предметом настоящего документа не являются.</w:t>
+        <w:t>Критерии сформулированы как способности системы, а не как отдельные действия в интерфейсе. Это сделано намеренно: проверка вида «заявка на лицо из чёрного списка отклоняется» зависит от того, ведётся ли чёрный список вообще, и в конкретной организации может оказаться неприменимой. Критерий выполнен, если соответствующая работа велась в системе штатными средствами и её результат совпал с ожидаемым.</w:t>
       </w:r>
     </w:p>
     <w:p>
@@ -674,7 +767,7 @@
           <w:color w:val="000000"/>
           <w:sz w:val="28"/>
         </w:rPr>
-        <w:t>Критерий считается выполненным, если соответствующее действие выполнено на реальных данных и результат совпал с ожидаемым.</w:t>
+        <w:t>Сроки проведения, состав участников и порядок работы с замечаниями определяются отдельно.</w:t>
       </w:r>
     </w:p>
     <w:p>
@@ -705,8 +798,8 @@
         <w:tblLayout w:type="fixed"/>
       </w:tblPr>
       <w:tblGrid>
-        <w:gridCol w:w="7938"/>
-        <w:gridCol w:w="1418"/>
+        <w:gridCol w:w="5019"/>
+        <w:gridCol w:w="4336"/>
       </w:tblGrid>
       <w:tr>
         <w:trPr>
@@ -715,7 +808,7 @@
         </w:trPr>
         <w:tc>
           <w:tcPr>
-            <w:tcW w:type="dxa" w:w="7937"/>
+            <w:tcW w:type="dxa" w:w="5019"/>
             <w:shd w:val="clear" w:fill="E8E8E8"/>
           </w:tcPr>
           <w:p>
@@ -739,7 +832,7 @@
         </w:tc>
         <w:tc>
           <w:tcPr>
-            <w:tcW w:type="dxa" w:w="1417"/>
+            <w:tcW w:type="dxa" w:w="4335"/>
             <w:shd w:val="clear" w:fill="E8E8E8"/>
           </w:tcPr>
           <w:p>
@@ -765,10 +858,11 @@
       <w:tr>
         <w:trPr>
           <w:cantSplit w:val="true"/>
+          <w:trHeight w:val="623" w:hRule="atLeast"/>
         </w:trPr>
         <w:tc>
           <w:tcPr>
-            <w:tcW w:type="dxa" w:w="7937"/>
+            <w:tcW w:type="dxa" w:w="5019"/>
           </w:tcPr>
           <w:p>
             <w:pPr>
@@ -790,7 +884,7 @@
         </w:tc>
         <w:tc>
           <w:tcPr>
-            <w:tcW w:type="dxa" w:w="1417"/>
+            <w:tcW w:type="dxa" w:w="4335"/>
           </w:tcPr>
           <w:p>
             <w:pPr>
@@ -804,10 +898,11 @@
       <w:tr>
         <w:trPr>
           <w:cantSplit w:val="true"/>
+          <w:trHeight w:val="623" w:hRule="atLeast"/>
         </w:trPr>
         <w:tc>
           <w:tcPr>
-            <w:tcW w:type="dxa" w:w="7937"/>
+            <w:tcW w:type="dxa" w:w="5019"/>
           </w:tcPr>
           <w:p>
             <w:pPr>
@@ -829,7 +924,7 @@
         </w:tc>
         <w:tc>
           <w:tcPr>
-            <w:tcW w:type="dxa" w:w="1417"/>
+            <w:tcW w:type="dxa" w:w="4335"/>
           </w:tcPr>
           <w:p>
             <w:pPr>
@@ -843,10 +938,11 @@
       <w:tr>
         <w:trPr>
           <w:cantSplit w:val="true"/>
+          <w:trHeight w:val="623" w:hRule="atLeast"/>
         </w:trPr>
         <w:tc>
           <w:tcPr>
-            <w:tcW w:type="dxa" w:w="7937"/>
+            <w:tcW w:type="dxa" w:w="5019"/>
           </w:tcPr>
           <w:p>
             <w:pPr>
@@ -868,7 +964,7 @@
         </w:tc>
         <w:tc>
           <w:tcPr>
-            <w:tcW w:type="dxa" w:w="1417"/>
+            <w:tcW w:type="dxa" w:w="4335"/>
           </w:tcPr>
           <w:p>
             <w:pPr>
@@ -882,10 +978,11 @@
       <w:tr>
         <w:trPr>
           <w:cantSplit w:val="true"/>
+          <w:trHeight w:val="623" w:hRule="atLeast"/>
         </w:trPr>
         <w:tc>
           <w:tcPr>
-            <w:tcW w:type="dxa" w:w="7937"/>
+            <w:tcW w:type="dxa" w:w="5019"/>
           </w:tcPr>
           <w:p>
             <w:pPr>
@@ -907,7 +1004,7 @@
         </w:tc>
         <w:tc>
           <w:tcPr>
-            <w:tcW w:type="dxa" w:w="1417"/>
+            <w:tcW w:type="dxa" w:w="4335"/>
           </w:tcPr>
           <w:p>
             <w:pPr>
@@ -921,10 +1018,11 @@
       <w:tr>
         <w:trPr>
           <w:cantSplit w:val="true"/>
+          <w:trHeight w:val="623" w:hRule="atLeast"/>
         </w:trPr>
         <w:tc>
           <w:tcPr>
-            <w:tcW w:type="dxa" w:w="7937"/>
+            <w:tcW w:type="dxa" w:w="5019"/>
           </w:tcPr>
           <w:p>
             <w:pPr>
@@ -946,7 +1044,7 @@
         </w:tc>
         <w:tc>
           <w:tcPr>
-            <w:tcW w:type="dxa" w:w="1417"/>
+            <w:tcW w:type="dxa" w:w="4335"/>
           </w:tcPr>
           <w:p>
             <w:pPr>
@@ -960,10 +1058,11 @@
       <w:tr>
         <w:trPr>
           <w:cantSplit w:val="true"/>
+          <w:trHeight w:val="623" w:hRule="atLeast"/>
         </w:trPr>
         <w:tc>
           <w:tcPr>
-            <w:tcW w:type="dxa" w:w="7937"/>
+            <w:tcW w:type="dxa" w:w="5019"/>
           </w:tcPr>
           <w:p>
             <w:pPr>
@@ -985,7 +1084,7 @@
         </w:tc>
         <w:tc>
           <w:tcPr>
-            <w:tcW w:type="dxa" w:w="1417"/>
+            <w:tcW w:type="dxa" w:w="4335"/>
           </w:tcPr>
           <w:p>
             <w:pPr>
@@ -1013,18 +1112,6 @@
       </w:r>
     </w:p>
     <w:p>
-      <w:r>
-        <w:rPr>
-          <w:rFonts w:ascii="Times New Roman" w:hAnsi="Times New Roman" w:cs="Times New Roman" w:eastAsia="Times New Roman"/>
-          <w:b w:val="0"/>
-          <w:i w:val="0"/>
-          <w:color w:val="000000"/>
-          <w:sz w:val="28"/>
-        </w:rPr>
-        <w:t>Графы заполняются при согласовании условий проведения.</w:t>
-      </w:r>
-    </w:p>
-    <w:p>
       <w:pPr>
         <w:pStyle w:val="Heading1"/>
         <w:ind w:firstLine="0"/>
@@ -1038,18 +1125,6 @@
           <w:sz w:val="32"/>
         </w:rPr>
         <w:t>2. Уровни замечаний</w:t>
-      </w:r>
-    </w:p>
-    <w:p>
-      <w:r>
-        <w:rPr>
-          <w:rFonts w:ascii="Times New Roman" w:hAnsi="Times New Roman" w:cs="Times New Roman" w:eastAsia="Times New Roman"/>
-          <w:b w:val="0"/>
-          <w:i w:val="0"/>
-          <w:color w:val="000000"/>
-          <w:sz w:val="28"/>
-        </w:rPr>
-        <w:t>Уровень замечания определяет, влияет ли оно на решение о завершении.</w:t>
       </w:r>
     </w:p>
     <w:p>
@@ -1080,9 +1155,277 @@
         <w:tblLayout w:type="fixed"/>
       </w:tblPr>
       <w:tblGrid>
+        <w:gridCol w:w="1843"/>
+        <w:gridCol w:w="5121"/>
+        <w:gridCol w:w="2391"/>
+      </w:tblGrid>
+      <w:tr>
+        <w:trPr>
+          <w:tblHeader w:val="true"/>
+          <w:cantSplit w:val="true"/>
+        </w:trPr>
+        <w:tc>
+          <w:tcPr>
+            <w:tcW w:type="dxa" w:w="1843"/>
+            <w:shd w:val="clear" w:fill="E8E8E8"/>
+          </w:tcPr>
+          <w:p>
+            <w:pPr>
+              <w:keepNext/>
+              <w:spacing w:line="240" w:lineRule="auto" w:after="0"/>
+              <w:ind w:firstLine="0"/>
+              <w:jc w:val="left"/>
+            </w:pPr>
+            <w:r>
+              <w:rPr>
+                <w:rFonts w:ascii="Times New Roman" w:hAnsi="Times New Roman" w:cs="Times New Roman" w:eastAsia="Times New Roman"/>
+                <w:b/>
+                <w:i w:val="0"/>
+                <w:color w:val="000000"/>
+                <w:sz w:val="24"/>
+              </w:rPr>
+              <w:t>Уровень</w:t>
+            </w:r>
+          </w:p>
+        </w:tc>
+        <w:tc>
+          <w:tcPr>
+            <w:tcW w:type="dxa" w:w="5121"/>
+            <w:shd w:val="clear" w:fill="E8E8E8"/>
+          </w:tcPr>
+          <w:p>
+            <w:pPr>
+              <w:keepNext/>
+              <w:spacing w:line="240" w:lineRule="auto" w:after="0"/>
+              <w:ind w:firstLine="0"/>
+              <w:jc w:val="left"/>
+            </w:pPr>
+            <w:r>
+              <w:rPr>
+                <w:rFonts w:ascii="Times New Roman" w:hAnsi="Times New Roman" w:cs="Times New Roman" w:eastAsia="Times New Roman"/>
+                <w:b/>
+                <w:i w:val="0"/>
+                <w:color w:val="000000"/>
+                <w:sz w:val="24"/>
+              </w:rPr>
+              <w:t>Признак</w:t>
+            </w:r>
+          </w:p>
+        </w:tc>
+        <w:tc>
+          <w:tcPr>
+            <w:tcW w:type="dxa" w:w="2391"/>
+            <w:shd w:val="clear" w:fill="E8E8E8"/>
+          </w:tcPr>
+          <w:p>
+            <w:pPr>
+              <w:keepNext/>
+              <w:spacing w:line="240" w:lineRule="auto" w:after="0"/>
+              <w:ind w:firstLine="0"/>
+              <w:jc w:val="left"/>
+            </w:pPr>
+            <w:r>
+              <w:rPr>
+                <w:rFonts w:ascii="Times New Roman" w:hAnsi="Times New Roman" w:cs="Times New Roman" w:eastAsia="Times New Roman"/>
+                <w:b/>
+                <w:i w:val="0"/>
+                <w:color w:val="000000"/>
+                <w:sz w:val="24"/>
+              </w:rPr>
+              <w:t>Влияние на решение</w:t>
+            </w:r>
+          </w:p>
+        </w:tc>
+      </w:tr>
+      <w:tr>
+        <w:trPr>
+          <w:cantSplit w:val="true"/>
+        </w:trPr>
+        <w:tc>
+          <w:tcPr>
+            <w:tcW w:type="dxa" w:w="1843"/>
+          </w:tcPr>
+          <w:p>
+            <w:pPr>
+              <w:spacing w:line="240" w:lineRule="auto" w:after="0"/>
+              <w:ind w:firstLine="0"/>
+              <w:jc w:val="left"/>
+            </w:pPr>
+            <w:r>
+              <w:rPr>
+                <w:rFonts w:ascii="Times New Roman" w:hAnsi="Times New Roman" w:cs="Times New Roman" w:eastAsia="Times New Roman"/>
+                <w:b w:val="0"/>
+                <w:i w:val="0"/>
+                <w:color w:val="000000"/>
+                <w:sz w:val="24"/>
+              </w:rPr>
+              <w:t>Блокирующий</w:t>
+            </w:r>
+          </w:p>
+        </w:tc>
+        <w:tc>
+          <w:tcPr>
+            <w:tcW w:type="dxa" w:w="5121"/>
+          </w:tcPr>
+          <w:p>
+            <w:pPr>
+              <w:spacing w:line="240" w:lineRule="auto" w:after="0"/>
+              <w:ind w:firstLine="0"/>
+              <w:jc w:val="left"/>
+            </w:pPr>
+            <w:r>
+              <w:rPr>
+                <w:rFonts w:ascii="Times New Roman" w:hAnsi="Times New Roman" w:cs="Times New Roman" w:eastAsia="Times New Roman"/>
+                <w:b w:val="0"/>
+                <w:i w:val="0"/>
+                <w:color w:val="000000"/>
+                <w:sz w:val="24"/>
+              </w:rPr>
+              <w:t>Работа невозможна, обходного пути нет</w:t>
+            </w:r>
+          </w:p>
+        </w:tc>
+        <w:tc>
+          <w:tcPr>
+            <w:tcW w:type="dxa" w:w="2391"/>
+          </w:tcPr>
+          <w:p>
+            <w:pPr>
+              <w:spacing w:line="240" w:lineRule="auto" w:after="0"/>
+              <w:ind w:firstLine="0"/>
+              <w:jc w:val="left"/>
+            </w:pPr>
+            <w:r>
+              <w:rPr>
+                <w:rFonts w:ascii="Times New Roman" w:hAnsi="Times New Roman" w:cs="Times New Roman" w:eastAsia="Times New Roman"/>
+                <w:b w:val="0"/>
+                <w:i w:val="0"/>
+                <w:color w:val="000000"/>
+                <w:sz w:val="24"/>
+              </w:rPr>
+              <w:t>Не допускает завершения</w:t>
+            </w:r>
+          </w:p>
+        </w:tc>
+      </w:tr>
+      <w:tr>
+        <w:trPr>
+          <w:cantSplit w:val="true"/>
+        </w:trPr>
+        <w:tc>
+          <w:tcPr>
+            <w:tcW w:type="dxa" w:w="1843"/>
+          </w:tcPr>
+          <w:p>
+            <w:pPr>
+              <w:spacing w:line="240" w:lineRule="auto" w:after="0"/>
+              <w:ind w:firstLine="0"/>
+              <w:jc w:val="left"/>
+            </w:pPr>
+            <w:r>
+              <w:rPr>
+                <w:rFonts w:ascii="Times New Roman" w:hAnsi="Times New Roman" w:cs="Times New Roman" w:eastAsia="Times New Roman"/>
+                <w:b w:val="0"/>
+                <w:i w:val="0"/>
+                <w:color w:val="000000"/>
+                <w:sz w:val="24"/>
+              </w:rPr>
+              <w:t>Критический</w:t>
+            </w:r>
+          </w:p>
+        </w:tc>
+        <w:tc>
+          <w:tcPr>
+            <w:tcW w:type="dxa" w:w="5121"/>
+          </w:tcPr>
+          <w:p>
+            <w:pPr>
+              <w:spacing w:line="240" w:lineRule="auto" w:after="0"/>
+              <w:ind w:firstLine="0"/>
+              <w:jc w:val="left"/>
+            </w:pPr>
+            <w:r>
+              <w:rPr>
+                <w:rFonts w:ascii="Times New Roman" w:hAnsi="Times New Roman" w:cs="Times New Roman" w:eastAsia="Times New Roman"/>
+                <w:b w:val="0"/>
+                <w:i w:val="0"/>
+                <w:color w:val="000000"/>
+                <w:sz w:val="24"/>
+              </w:rPr>
+              <w:t>Ключевая функция не работает, обходной путь несоразмерно трудоёмок</w:t>
+            </w:r>
+          </w:p>
+        </w:tc>
+        <w:tc>
+          <w:tcPr>
+            <w:tcW w:type="dxa" w:w="2391"/>
+          </w:tcPr>
+          <w:p>
+            <w:pPr>
+              <w:spacing w:line="240" w:lineRule="auto" w:after="0"/>
+              <w:ind w:firstLine="0"/>
+              <w:jc w:val="left"/>
+            </w:pPr>
+            <w:r>
+              <w:rPr>
+                <w:rFonts w:ascii="Times New Roman" w:hAnsi="Times New Roman" w:cs="Times New Roman" w:eastAsia="Times New Roman"/>
+                <w:b w:val="0"/>
+                <w:i w:val="0"/>
+                <w:color w:val="000000"/>
+                <w:sz w:val="24"/>
+              </w:rPr>
+              <w:t>Не допускает завершения</w:t>
+            </w:r>
+          </w:p>
+        </w:tc>
+      </w:tr>
+    </w:tbl>
+    <w:p>
+      <w:pPr>
+        <w:spacing w:after="0" w:line="240" w:lineRule="auto"/>
+        <w:ind w:firstLine="0"/>
+      </w:pPr>
+      <w:r>
+        <w:rPr>
+          <w:rFonts w:ascii="Times New Roman" w:hAnsi="Times New Roman" w:cs="Times New Roman" w:eastAsia="Times New Roman"/>
+          <w:b w:val="0"/>
+          <w:i w:val="0"/>
+          <w:color w:val="000000"/>
+          <w:sz w:val="12"/>
+        </w:rPr>
+      </w:r>
+    </w:p>
+    <w:p>
+      <w:pPr>
+        <w:keepNext/>
+        <w:spacing w:line="240" w:lineRule="auto" w:before="160" w:after="80"/>
+        <w:ind w:firstLine="0"/>
+        <w:jc w:val="left"/>
+      </w:pPr>
+      <w:r>
+        <w:rPr>
+          <w:rFonts w:ascii="Times New Roman" w:hAnsi="Times New Roman" w:cs="Times New Roman" w:eastAsia="Times New Roman"/>
+          <w:b w:val="0"/>
+          <w:i/>
+          <w:color w:val="000000"/>
+          <w:sz w:val="24"/>
+        </w:rPr>
+        <w:t>Продолжение таблицы 2.1</w:t>
+      </w:r>
+    </w:p>
+    <w:tbl>
+      <w:tblPr>
+        <w:tblStyle w:val="TableGrid"/>
+        <w:tblW w:type="auto" w:w="0"/>
+        <w:jc w:val="center"/>
+        <w:tblLayout w:type="fixed"/>
+        <w:tblLook w:firstColumn="1" w:firstRow="1" w:lastColumn="0" w:lastRow="0" w:noHBand="0" w:noVBand="1" w:val="04A0"/>
+        <w:tblLayout w:type="fixed"/>
+      </w:tblPr>
+      <w:tblGrid>
         <w:gridCol w:w="2268"/>
-        <w:gridCol w:w="4254"/>
-        <w:gridCol w:w="2833"/>
+        <w:gridCol w:w="3707"/>
+        <w:gridCol w:w="3380"/>
       </w:tblGrid>
       <w:tr>
         <w:trPr>
@@ -1115,7 +1458,7 @@
         </w:tc>
         <w:tc>
           <w:tcPr>
-            <w:tcW w:type="dxa" w:w="4254"/>
+            <w:tcW w:type="dxa" w:w="3707"/>
             <w:shd w:val="clear" w:fill="E8E8E8"/>
           </w:tcPr>
           <w:p>
@@ -1139,7 +1482,7 @@
         </w:tc>
         <w:tc>
           <w:tcPr>
-            <w:tcW w:type="dxa" w:w="2833"/>
+            <w:tcW w:type="dxa" w:w="3380"/>
             <w:shd w:val="clear" w:fill="E8E8E8"/>
           </w:tcPr>
           <w:p>
@@ -1184,155 +1527,13 @@
                 <w:color w:val="000000"/>
                 <w:sz w:val="24"/>
               </w:rPr>
-              <w:t>Блокирующий</w:t>
-            </w:r>
-          </w:p>
-        </w:tc>
-        <w:tc>
-          <w:tcPr>
-            <w:tcW w:type="dxa" w:w="4254"/>
-          </w:tcPr>
-          <w:p>
-            <w:pPr>
-              <w:spacing w:line="240" w:lineRule="auto" w:after="0"/>
-              <w:ind w:firstLine="0"/>
-              <w:jc w:val="left"/>
-            </w:pPr>
-            <w:r>
-              <w:rPr>
-                <w:rFonts w:ascii="Times New Roman" w:hAnsi="Times New Roman" w:cs="Times New Roman" w:eastAsia="Times New Roman"/>
-                <w:b w:val="0"/>
-                <w:i w:val="0"/>
-                <w:color w:val="000000"/>
-                <w:sz w:val="24"/>
-              </w:rPr>
-              <w:t>Работа невозможна, обходного пути нет</w:t>
-            </w:r>
-          </w:p>
-        </w:tc>
-        <w:tc>
-          <w:tcPr>
-            <w:tcW w:type="dxa" w:w="2833"/>
-          </w:tcPr>
-          <w:p>
-            <w:pPr>
-              <w:spacing w:line="240" w:lineRule="auto" w:after="0"/>
-              <w:ind w:firstLine="0"/>
-              <w:jc w:val="left"/>
-            </w:pPr>
-            <w:r>
-              <w:rPr>
-                <w:rFonts w:ascii="Times New Roman" w:hAnsi="Times New Roman" w:cs="Times New Roman" w:eastAsia="Times New Roman"/>
-                <w:b w:val="0"/>
-                <w:i w:val="0"/>
-                <w:color w:val="000000"/>
-                <w:sz w:val="24"/>
-              </w:rPr>
-              <w:t>Не допускает завершения</w:t>
-            </w:r>
-          </w:p>
-        </w:tc>
-      </w:tr>
-      <w:tr>
-        <w:trPr>
-          <w:cantSplit w:val="true"/>
-        </w:trPr>
-        <w:tc>
-          <w:tcPr>
-            <w:tcW w:type="dxa" w:w="2268"/>
-          </w:tcPr>
-          <w:p>
-            <w:pPr>
-              <w:spacing w:line="240" w:lineRule="auto" w:after="0"/>
-              <w:ind w:firstLine="0"/>
-              <w:jc w:val="left"/>
-            </w:pPr>
-            <w:r>
-              <w:rPr>
-                <w:rFonts w:ascii="Times New Roman" w:hAnsi="Times New Roman" w:cs="Times New Roman" w:eastAsia="Times New Roman"/>
-                <w:b w:val="0"/>
-                <w:i w:val="0"/>
-                <w:color w:val="000000"/>
-                <w:sz w:val="24"/>
-              </w:rPr>
-              <w:t>Критический</w:t>
-            </w:r>
-          </w:p>
-        </w:tc>
-        <w:tc>
-          <w:tcPr>
-            <w:tcW w:type="dxa" w:w="4254"/>
-          </w:tcPr>
-          <w:p>
-            <w:pPr>
-              <w:spacing w:line="240" w:lineRule="auto" w:after="0"/>
-              <w:ind w:firstLine="0"/>
-              <w:jc w:val="left"/>
-            </w:pPr>
-            <w:r>
-              <w:rPr>
-                <w:rFonts w:ascii="Times New Roman" w:hAnsi="Times New Roman" w:cs="Times New Roman" w:eastAsia="Times New Roman"/>
-                <w:b w:val="0"/>
-                <w:i w:val="0"/>
-                <w:color w:val="000000"/>
-                <w:sz w:val="24"/>
-              </w:rPr>
-              <w:t>Ключевая функция не работает, обходной путь несоразмерно трудоёмок</w:t>
-            </w:r>
-          </w:p>
-        </w:tc>
-        <w:tc>
-          <w:tcPr>
-            <w:tcW w:type="dxa" w:w="2833"/>
-          </w:tcPr>
-          <w:p>
-            <w:pPr>
-              <w:spacing w:line="240" w:lineRule="auto" w:after="0"/>
-              <w:ind w:firstLine="0"/>
-              <w:jc w:val="left"/>
-            </w:pPr>
-            <w:r>
-              <w:rPr>
-                <w:rFonts w:ascii="Times New Roman" w:hAnsi="Times New Roman" w:cs="Times New Roman" w:eastAsia="Times New Roman"/>
-                <w:b w:val="0"/>
-                <w:i w:val="0"/>
-                <w:color w:val="000000"/>
-                <w:sz w:val="24"/>
-              </w:rPr>
-              <w:t>Не допускает завершения</w:t>
-            </w:r>
-          </w:p>
-        </w:tc>
-      </w:tr>
-      <w:tr>
-        <w:trPr>
-          <w:cantSplit w:val="true"/>
-        </w:trPr>
-        <w:tc>
-          <w:tcPr>
-            <w:tcW w:type="dxa" w:w="2268"/>
-          </w:tcPr>
-          <w:p>
-            <w:pPr>
-              <w:spacing w:line="240" w:lineRule="auto" w:after="0"/>
-              <w:ind w:firstLine="0"/>
-              <w:jc w:val="left"/>
-            </w:pPr>
-            <w:r>
-              <w:rPr>
-                <w:rFonts w:ascii="Times New Roman" w:hAnsi="Times New Roman" w:cs="Times New Roman" w:eastAsia="Times New Roman"/>
-                <w:b w:val="0"/>
-                <w:i w:val="0"/>
-                <w:color w:val="000000"/>
-                <w:sz w:val="24"/>
-              </w:rPr>
               <w:t>Значительный</w:t>
             </w:r>
           </w:p>
         </w:tc>
         <w:tc>
           <w:tcPr>
-            <w:tcW w:type="dxa" w:w="4254"/>
+            <w:tcW w:type="dxa" w:w="3707"/>
           </w:tcPr>
           <w:p>
             <w:pPr>
@@ -1354,7 +1555,7 @@
         </w:tc>
         <w:tc>
           <w:tcPr>
-            <w:tcW w:type="dxa" w:w="2833"/>
+            <w:tcW w:type="dxa" w:w="3380"/>
           </w:tcPr>
           <w:p>
             <w:pPr>
@@ -1403,7 +1604,7 @@
         </w:tc>
         <w:tc>
           <w:tcPr>
-            <w:tcW w:type="dxa" w:w="4254"/>
+            <w:tcW w:type="dxa" w:w="3707"/>
           </w:tcPr>
           <w:p>
             <w:pPr>
@@ -1425,7 +1626,7 @@
         </w:tc>
         <w:tc>
           <w:tcPr>
-            <w:tcW w:type="dxa" w:w="2833"/>
+            <w:tcW w:type="dxa" w:w="3380"/>
           </w:tcPr>
           <w:p>
             <w:pPr>
@@ -1475,7 +1676,7 @@
           <w:color w:val="000000"/>
           <w:sz w:val="32"/>
         </w:rPr>
-        <w:t>3. Функциональные критерии</w:t>
+        <w:t>3. Критерии</w:t>
       </w:r>
     </w:p>
     <w:p>
@@ -1491,7 +1692,7 @@
           <w:color w:val="000000"/>
           <w:sz w:val="28"/>
         </w:rPr>
-        <w:t>3.1. Подача и обработка заявок</w:t>
+        <w:t>3.1. Основной процесс</w:t>
       </w:r>
     </w:p>
     <w:p>
@@ -1509,7 +1710,515 @@
           <w:color w:val="000000"/>
           <w:sz w:val="24"/>
         </w:rPr>
-        <w:t>Таблица 3.1 — Критерии по обработке заявок</w:t>
+        <w:t>Таблица 3.1 — Критерии по основному процессу</w:t>
+      </w:r>
+    </w:p>
+    <w:tbl>
+      <w:tblPr>
+        <w:tblStyle w:val="TableGrid"/>
+        <w:tblW w:type="auto" w:w="0"/>
+        <w:jc w:val="center"/>
+        <w:tblLayout w:type="fixed"/>
+        <w:tblLook w:firstColumn="1" w:firstRow="1" w:lastColumn="0" w:lastRow="0" w:noHBand="0" w:noVBand="1" w:val="04A0"/>
+        <w:tblLayout w:type="fixed"/>
+      </w:tblPr>
+      <w:tblGrid>
+        <w:gridCol w:w="425"/>
+        <w:gridCol w:w="6642"/>
+        <w:gridCol w:w="2288"/>
+      </w:tblGrid>
+      <w:tr>
+        <w:trPr>
+          <w:tblHeader w:val="true"/>
+          <w:cantSplit w:val="true"/>
+        </w:trPr>
+        <w:tc>
+          <w:tcPr>
+            <w:tcW w:type="dxa" w:w="425"/>
+            <w:shd w:val="clear" w:fill="E8E8E8"/>
+          </w:tcPr>
+          <w:p>
+            <w:pPr>
+              <w:keepNext/>
+              <w:spacing w:line="240" w:lineRule="auto" w:after="0"/>
+              <w:ind w:firstLine="0"/>
+              <w:jc w:val="left"/>
+            </w:pPr>
+            <w:r>
+              <w:rPr>
+                <w:rFonts w:ascii="Times New Roman" w:hAnsi="Times New Roman" w:cs="Times New Roman" w:eastAsia="Times New Roman"/>
+                <w:b/>
+                <w:i w:val="0"/>
+                <w:color w:val="000000"/>
+                <w:sz w:val="24"/>
+              </w:rPr>
+              <w:t>№</w:t>
+            </w:r>
+          </w:p>
+        </w:tc>
+        <w:tc>
+          <w:tcPr>
+            <w:tcW w:type="dxa" w:w="6641"/>
+            <w:shd w:val="clear" w:fill="E8E8E8"/>
+          </w:tcPr>
+          <w:p>
+            <w:pPr>
+              <w:keepNext/>
+              <w:spacing w:line="240" w:lineRule="auto" w:after="0"/>
+              <w:ind w:firstLine="0"/>
+              <w:jc w:val="left"/>
+            </w:pPr>
+            <w:r>
+              <w:rPr>
+                <w:rFonts w:ascii="Times New Roman" w:hAnsi="Times New Roman" w:cs="Times New Roman" w:eastAsia="Times New Roman"/>
+                <w:b/>
+                <w:i w:val="0"/>
+                <w:color w:val="000000"/>
+                <w:sz w:val="24"/>
+              </w:rPr>
+              <w:t>Критерий</w:t>
+            </w:r>
+          </w:p>
+        </w:tc>
+        <w:tc>
+          <w:tcPr>
+            <w:tcW w:type="dxa" w:w="2288"/>
+            <w:shd w:val="clear" w:fill="E8E8E8"/>
+          </w:tcPr>
+          <w:p>
+            <w:pPr>
+              <w:keepNext/>
+              <w:spacing w:line="240" w:lineRule="auto" w:after="0"/>
+              <w:ind w:firstLine="0"/>
+              <w:jc w:val="left"/>
+            </w:pPr>
+            <w:r>
+              <w:rPr>
+                <w:rFonts w:ascii="Times New Roman" w:hAnsi="Times New Roman" w:cs="Times New Roman" w:eastAsia="Times New Roman"/>
+                <w:b/>
+                <w:i w:val="0"/>
+                <w:color w:val="000000"/>
+                <w:sz w:val="24"/>
+              </w:rPr>
+              <w:t>Отметка</w:t>
+            </w:r>
+          </w:p>
+        </w:tc>
+      </w:tr>
+      <w:tr>
+        <w:trPr>
+          <w:cantSplit w:val="true"/>
+        </w:trPr>
+        <w:tc>
+          <w:tcPr>
+            <w:tcW w:type="dxa" w:w="425"/>
+          </w:tcPr>
+          <w:p>
+            <w:pPr>
+              <w:spacing w:line="240" w:lineRule="auto" w:after="0"/>
+              <w:ind w:firstLine="0"/>
+              <w:jc w:val="left"/>
+            </w:pPr>
+            <w:r>
+              <w:rPr>
+                <w:rFonts w:ascii="Times New Roman" w:hAnsi="Times New Roman" w:cs="Times New Roman" w:eastAsia="Times New Roman"/>
+                <w:b w:val="0"/>
+                <w:i w:val="0"/>
+                <w:color w:val="000000"/>
+                <w:sz w:val="24"/>
+              </w:rPr>
+              <w:t>1</w:t>
+            </w:r>
+          </w:p>
+        </w:tc>
+        <w:tc>
+          <w:tcPr>
+            <w:tcW w:type="dxa" w:w="6641"/>
+          </w:tcPr>
+          <w:p>
+            <w:pPr>
+              <w:spacing w:line="240" w:lineRule="auto" w:after="0"/>
+              <w:ind w:firstLine="0"/>
+              <w:jc w:val="left"/>
+            </w:pPr>
+            <w:r>
+              <w:rPr>
+                <w:rFonts w:ascii="Times New Roman" w:hAnsi="Times New Roman" w:cs="Times New Roman" w:eastAsia="Times New Roman"/>
+                <w:b w:val="0"/>
+                <w:i w:val="0"/>
+                <w:color w:val="000000"/>
+                <w:sz w:val="24"/>
+              </w:rPr>
+              <w:t>Заявки подаются, обрабатываются и доводятся до итогового решения штатными средствами системы</w:t>
+            </w:r>
+          </w:p>
+        </w:tc>
+        <w:tc>
+          <w:tcPr>
+            <w:tcW w:type="dxa" w:w="2288"/>
+          </w:tcPr>
+          <w:p>
+            <w:pPr>
+              <w:spacing w:line="240" w:lineRule="auto" w:after="0"/>
+              <w:ind w:firstLine="0"/>
+              <w:jc w:val="left"/>
+            </w:pPr>
+          </w:p>
+        </w:tc>
+      </w:tr>
+      <w:tr>
+        <w:trPr>
+          <w:cantSplit w:val="true"/>
+        </w:trPr>
+        <w:tc>
+          <w:tcPr>
+            <w:tcW w:type="dxa" w:w="425"/>
+          </w:tcPr>
+          <w:p>
+            <w:pPr>
+              <w:spacing w:line="240" w:lineRule="auto" w:after="0"/>
+              <w:ind w:firstLine="0"/>
+              <w:jc w:val="left"/>
+            </w:pPr>
+            <w:r>
+              <w:rPr>
+                <w:rFonts w:ascii="Times New Roman" w:hAnsi="Times New Roman" w:cs="Times New Roman" w:eastAsia="Times New Roman"/>
+                <w:b w:val="0"/>
+                <w:i w:val="0"/>
+                <w:color w:val="000000"/>
+                <w:sz w:val="24"/>
+              </w:rPr>
+              <w:t>2</w:t>
+            </w:r>
+          </w:p>
+        </w:tc>
+        <w:tc>
+          <w:tcPr>
+            <w:tcW w:type="dxa" w:w="6641"/>
+          </w:tcPr>
+          <w:p>
+            <w:pPr>
+              <w:spacing w:line="240" w:lineRule="auto" w:after="0"/>
+              <w:ind w:firstLine="0"/>
+              <w:jc w:val="left"/>
+            </w:pPr>
+            <w:r>
+              <w:rPr>
+                <w:rFonts w:ascii="Times New Roman" w:hAnsi="Times New Roman" w:cs="Times New Roman" w:eastAsia="Times New Roman"/>
+                <w:b w:val="0"/>
+                <w:i w:val="0"/>
+                <w:color w:val="000000"/>
+                <w:sz w:val="24"/>
+              </w:rPr>
+              <w:t>Оформляются все применяемые в организации виды доступа: люди, транспорт, материальные ценности</w:t>
+            </w:r>
+          </w:p>
+        </w:tc>
+        <w:tc>
+          <w:tcPr>
+            <w:tcW w:type="dxa" w:w="2288"/>
+          </w:tcPr>
+          <w:p>
+            <w:pPr>
+              <w:spacing w:line="240" w:lineRule="auto" w:after="0"/>
+              <w:ind w:firstLine="0"/>
+              <w:jc w:val="left"/>
+            </w:pPr>
+          </w:p>
+        </w:tc>
+      </w:tr>
+      <w:tr>
+        <w:trPr>
+          <w:cantSplit w:val="true"/>
+        </w:trPr>
+        <w:tc>
+          <w:tcPr>
+            <w:tcW w:type="dxa" w:w="425"/>
+          </w:tcPr>
+          <w:p>
+            <w:pPr>
+              <w:spacing w:line="240" w:lineRule="auto" w:after="0"/>
+              <w:ind w:firstLine="0"/>
+              <w:jc w:val="left"/>
+            </w:pPr>
+            <w:r>
+              <w:rPr>
+                <w:rFonts w:ascii="Times New Roman" w:hAnsi="Times New Roman" w:cs="Times New Roman" w:eastAsia="Times New Roman"/>
+                <w:b w:val="0"/>
+                <w:i w:val="0"/>
+                <w:color w:val="000000"/>
+                <w:sz w:val="24"/>
+              </w:rPr>
+              <w:t>3</w:t>
+            </w:r>
+          </w:p>
+        </w:tc>
+        <w:tc>
+          <w:tcPr>
+            <w:tcW w:type="dxa" w:w="6641"/>
+          </w:tcPr>
+          <w:p>
+            <w:pPr>
+              <w:spacing w:line="240" w:lineRule="auto" w:after="0"/>
+              <w:ind w:firstLine="0"/>
+              <w:jc w:val="left"/>
+            </w:pPr>
+            <w:r>
+              <w:rPr>
+                <w:rFonts w:ascii="Times New Roman" w:hAnsi="Times New Roman" w:cs="Times New Roman" w:eastAsia="Times New Roman"/>
+                <w:b w:val="0"/>
+                <w:i w:val="0"/>
+                <w:color w:val="000000"/>
+                <w:sz w:val="24"/>
+              </w:rPr>
+              <w:t>Согласование выполняется, решение каждого согласующего фиксируется и доступно для просмотра</w:t>
+            </w:r>
+          </w:p>
+        </w:tc>
+        <w:tc>
+          <w:tcPr>
+            <w:tcW w:type="dxa" w:w="2288"/>
+          </w:tcPr>
+          <w:p>
+            <w:pPr>
+              <w:spacing w:line="240" w:lineRule="auto" w:after="0"/>
+              <w:ind w:firstLine="0"/>
+              <w:jc w:val="left"/>
+            </w:pPr>
+          </w:p>
+        </w:tc>
+      </w:tr>
+      <w:tr>
+        <w:trPr>
+          <w:cantSplit w:val="true"/>
+        </w:trPr>
+        <w:tc>
+          <w:tcPr>
+            <w:tcW w:type="dxa" w:w="425"/>
+          </w:tcPr>
+          <w:p>
+            <w:pPr>
+              <w:spacing w:line="240" w:lineRule="auto" w:after="0"/>
+              <w:ind w:firstLine="0"/>
+              <w:jc w:val="left"/>
+            </w:pPr>
+            <w:r>
+              <w:rPr>
+                <w:rFonts w:ascii="Times New Roman" w:hAnsi="Times New Roman" w:cs="Times New Roman" w:eastAsia="Times New Roman"/>
+                <w:b w:val="0"/>
+                <w:i w:val="0"/>
+                <w:color w:val="000000"/>
+                <w:sz w:val="24"/>
+              </w:rPr>
+              <w:t>4</w:t>
+            </w:r>
+          </w:p>
+        </w:tc>
+        <w:tc>
+          <w:tcPr>
+            <w:tcW w:type="dxa" w:w="6641"/>
+          </w:tcPr>
+          <w:p>
+            <w:pPr>
+              <w:spacing w:line="240" w:lineRule="auto" w:after="0"/>
+              <w:ind w:firstLine="0"/>
+              <w:jc w:val="left"/>
+            </w:pPr>
+            <w:r>
+              <w:rPr>
+                <w:rFonts w:ascii="Times New Roman" w:hAnsi="Times New Roman" w:cs="Times New Roman" w:eastAsia="Times New Roman"/>
+                <w:b w:val="0"/>
+                <w:i w:val="0"/>
+                <w:color w:val="000000"/>
+                <w:sz w:val="24"/>
+              </w:rPr>
+              <w:t>Заявитель самостоятельно отслеживает состояние своей заявки и получает результат без обращения в бюро</w:t>
+            </w:r>
+          </w:p>
+        </w:tc>
+        <w:tc>
+          <w:tcPr>
+            <w:tcW w:type="dxa" w:w="2288"/>
+          </w:tcPr>
+          <w:p>
+            <w:pPr>
+              <w:spacing w:line="240" w:lineRule="auto" w:after="0"/>
+              <w:ind w:firstLine="0"/>
+              <w:jc w:val="left"/>
+            </w:pPr>
+          </w:p>
+        </w:tc>
+      </w:tr>
+      <w:tr>
+        <w:trPr>
+          <w:cantSplit w:val="true"/>
+        </w:trPr>
+        <w:tc>
+          <w:tcPr>
+            <w:tcW w:type="dxa" w:w="425"/>
+          </w:tcPr>
+          <w:p>
+            <w:pPr>
+              <w:spacing w:line="240" w:lineRule="auto" w:after="0"/>
+              <w:ind w:firstLine="0"/>
+              <w:jc w:val="left"/>
+            </w:pPr>
+            <w:r>
+              <w:rPr>
+                <w:rFonts w:ascii="Times New Roman" w:hAnsi="Times New Roman" w:cs="Times New Roman" w:eastAsia="Times New Roman"/>
+                <w:b w:val="0"/>
+                <w:i w:val="0"/>
+                <w:color w:val="000000"/>
+                <w:sz w:val="24"/>
+              </w:rPr>
+              <w:t>5</w:t>
+            </w:r>
+          </w:p>
+        </w:tc>
+        <w:tc>
+          <w:tcPr>
+            <w:tcW w:type="dxa" w:w="6641"/>
+          </w:tcPr>
+          <w:p>
+            <w:pPr>
+              <w:spacing w:line="240" w:lineRule="auto" w:after="0"/>
+              <w:ind w:firstLine="0"/>
+              <w:jc w:val="left"/>
+            </w:pPr>
+            <w:r>
+              <w:rPr>
+                <w:rFonts w:ascii="Times New Roman" w:hAnsi="Times New Roman" w:cs="Times New Roman" w:eastAsia="Times New Roman"/>
+                <w:b w:val="0"/>
+                <w:i w:val="0"/>
+                <w:color w:val="000000"/>
+                <w:sz w:val="24"/>
+              </w:rPr>
+              <w:t>Взаимодействие по заявке (уточнения, отказ с причиной, отзыв) ведётся в системе, а не вне её</w:t>
+            </w:r>
+          </w:p>
+        </w:tc>
+        <w:tc>
+          <w:tcPr>
+            <w:tcW w:type="dxa" w:w="2288"/>
+          </w:tcPr>
+          <w:p>
+            <w:pPr>
+              <w:spacing w:line="240" w:lineRule="auto" w:after="0"/>
+              <w:ind w:firstLine="0"/>
+              <w:jc w:val="left"/>
+            </w:pPr>
+          </w:p>
+        </w:tc>
+      </w:tr>
+      <w:tr>
+        <w:trPr>
+          <w:cantSplit w:val="true"/>
+        </w:trPr>
+        <w:tc>
+          <w:tcPr>
+            <w:tcW w:type="dxa" w:w="425"/>
+          </w:tcPr>
+          <w:p>
+            <w:pPr>
+              <w:spacing w:line="240" w:lineRule="auto" w:after="0"/>
+              <w:ind w:firstLine="0"/>
+              <w:jc w:val="left"/>
+            </w:pPr>
+            <w:r>
+              <w:rPr>
+                <w:rFonts w:ascii="Times New Roman" w:hAnsi="Times New Roman" w:cs="Times New Roman" w:eastAsia="Times New Roman"/>
+                <w:b w:val="0"/>
+                <w:i w:val="0"/>
+                <w:color w:val="000000"/>
+                <w:sz w:val="24"/>
+              </w:rPr>
+              <w:t>6</w:t>
+            </w:r>
+          </w:p>
+        </w:tc>
+        <w:tc>
+          <w:tcPr>
+            <w:tcW w:type="dxa" w:w="6641"/>
+          </w:tcPr>
+          <w:p>
+            <w:pPr>
+              <w:spacing w:line="240" w:lineRule="auto" w:after="0"/>
+              <w:ind w:firstLine="0"/>
+              <w:jc w:val="left"/>
+            </w:pPr>
+            <w:r>
+              <w:rPr>
+                <w:rFonts w:ascii="Times New Roman" w:hAnsi="Times New Roman" w:cs="Times New Roman" w:eastAsia="Times New Roman"/>
+                <w:b w:val="0"/>
+                <w:i w:val="0"/>
+                <w:color w:val="000000"/>
+                <w:sz w:val="24"/>
+              </w:rPr>
+              <w:t>Печатные формы формируются по загруженным шаблонам и пригодны для использования</w:t>
+            </w:r>
+          </w:p>
+        </w:tc>
+        <w:tc>
+          <w:tcPr>
+            <w:tcW w:type="dxa" w:w="2288"/>
+          </w:tcPr>
+          <w:p>
+            <w:pPr>
+              <w:spacing w:line="240" w:lineRule="auto" w:after="0"/>
+              <w:ind w:firstLine="0"/>
+              <w:jc w:val="left"/>
+            </w:pPr>
+          </w:p>
+        </w:tc>
+      </w:tr>
+    </w:tbl>
+    <w:p>
+      <w:pPr>
+        <w:spacing w:after="0" w:line="240" w:lineRule="auto"/>
+        <w:ind w:firstLine="0"/>
+      </w:pPr>
+      <w:r>
+        <w:rPr>
+          <w:rFonts w:ascii="Times New Roman" w:hAnsi="Times New Roman" w:cs="Times New Roman" w:eastAsia="Times New Roman"/>
+          <w:b w:val="0"/>
+          <w:i w:val="0"/>
+          <w:color w:val="000000"/>
+          <w:sz w:val="12"/>
+        </w:rPr>
+      </w:r>
+    </w:p>
+    <w:p>
+      <w:pPr>
+        <w:pStyle w:val="Heading2"/>
+        <w:ind w:firstLine="0"/>
+      </w:pPr>
+      <w:r>
+        <w:rPr>
+          <w:rFonts w:ascii="Times New Roman" w:hAnsi="Times New Roman" w:cs="Times New Roman" w:eastAsia="Times New Roman"/>
+          <w:b/>
+          <w:i w:val="0"/>
+          <w:color w:val="000000"/>
+          <w:sz w:val="28"/>
+        </w:rPr>
+        <w:t>3.2. Работа постов</w:t>
+      </w:r>
+    </w:p>
+    <w:p>
+      <w:pPr>
+        <w:keepNext/>
+        <w:spacing w:line="240" w:lineRule="auto" w:before="160" w:after="80"/>
+        <w:ind w:firstLine="0"/>
+        <w:jc w:val="left"/>
+      </w:pPr>
+      <w:r>
+        <w:rPr>
+          <w:rFonts w:ascii="Times New Roman" w:hAnsi="Times New Roman" w:cs="Times New Roman" w:eastAsia="Times New Roman"/>
+          <w:b w:val="0"/>
+          <w:i/>
+          <w:color w:val="000000"/>
+          <w:sz w:val="24"/>
+        </w:rPr>
+        <w:t>Таблица 3.2 — Критерии по работе постов</w:t>
       </w:r>
     </w:p>
     <w:tbl>
@@ -1523,8 +2232,8 @@
       </w:tblPr>
       <w:tblGrid>
         <w:gridCol w:w="567"/>
-        <w:gridCol w:w="7513"/>
-        <w:gridCol w:w="1276"/>
+        <w:gridCol w:w="6041"/>
+        <w:gridCol w:w="2748"/>
       </w:tblGrid>
       <w:tr>
         <w:trPr>
@@ -1557,7 +2266,7 @@
         </w:tc>
         <w:tc>
           <w:tcPr>
-            <w:tcW w:type="dxa" w:w="7512"/>
+            <w:tcW w:type="dxa" w:w="6040"/>
             <w:shd w:val="clear" w:fill="E8E8E8"/>
           </w:tcPr>
           <w:p>
@@ -1581,7 +2290,7 @@
         </w:tc>
         <w:tc>
           <w:tcPr>
-            <w:tcW w:type="dxa" w:w="1276"/>
+            <w:tcW w:type="dxa" w:w="2747"/>
             <w:shd w:val="clear" w:fill="E8E8E8"/>
           </w:tcPr>
           <w:p>
@@ -1626,13 +2335,13 @@
                 <w:color w:val="000000"/>
                 <w:sz w:val="24"/>
               </w:rPr>
-              <w:t>1</w:t>
+              <w:t>7</w:t>
             </w:r>
           </w:p>
         </w:tc>
         <w:tc>
           <w:tcPr>
-            <w:tcW w:type="dxa" w:w="7512"/>
+            <w:tcW w:type="dxa" w:w="6040"/>
           </w:tcPr>
           <w:p>
             <w:pPr>
@@ -1648,379 +2357,13 @@
                 <w:color w:val="000000"/>
                 <w:sz w:val="24"/>
               </w:rPr>
-              <w:t>Заявка подаётся с вложением по людям</w:t>
+              <w:t>Пост видит актуальный перечень допущенных объектов без участия администратора</w:t>
             </w:r>
           </w:p>
         </w:tc>
         <w:tc>
           <w:tcPr>
-            <w:tcW w:type="dxa" w:w="1276"/>
-          </w:tcPr>
-          <w:p>
-            <w:pPr>
-              <w:spacing w:line="240" w:lineRule="auto" w:after="0"/>
-              <w:ind w:firstLine="0"/>
-              <w:jc w:val="left"/>
-            </w:pPr>
-          </w:p>
-        </w:tc>
-      </w:tr>
-      <w:tr>
-        <w:trPr>
-          <w:cantSplit w:val="true"/>
-        </w:trPr>
-        <w:tc>
-          <w:tcPr>
-            <w:tcW w:type="dxa" w:w="567"/>
-          </w:tcPr>
-          <w:p>
-            <w:pPr>
-              <w:spacing w:line="240" w:lineRule="auto" w:after="0"/>
-              <w:ind w:firstLine="0"/>
-              <w:jc w:val="left"/>
-            </w:pPr>
-            <w:r>
-              <w:rPr>
-                <w:rFonts w:ascii="Times New Roman" w:hAnsi="Times New Roman" w:cs="Times New Roman" w:eastAsia="Times New Roman"/>
-                <w:b w:val="0"/>
-                <w:i w:val="0"/>
-                <w:color w:val="000000"/>
-                <w:sz w:val="24"/>
-              </w:rPr>
-              <w:t>2</w:t>
-            </w:r>
-          </w:p>
-        </w:tc>
-        <w:tc>
-          <w:tcPr>
-            <w:tcW w:type="dxa" w:w="7512"/>
-          </w:tcPr>
-          <w:p>
-            <w:pPr>
-              <w:spacing w:line="240" w:lineRule="auto" w:after="0"/>
-              <w:ind w:firstLine="0"/>
-              <w:jc w:val="left"/>
-            </w:pPr>
-            <w:r>
-              <w:rPr>
-                <w:rFonts w:ascii="Times New Roman" w:hAnsi="Times New Roman" w:cs="Times New Roman" w:eastAsia="Times New Roman"/>
-                <w:b w:val="0"/>
-                <w:i w:val="0"/>
-                <w:color w:val="000000"/>
-                <w:sz w:val="24"/>
-              </w:rPr>
-              <w:t>Заявка подаётся с вложением по транспорту</w:t>
-            </w:r>
-          </w:p>
-        </w:tc>
-        <w:tc>
-          <w:tcPr>
-            <w:tcW w:type="dxa" w:w="1276"/>
-          </w:tcPr>
-          <w:p>
-            <w:pPr>
-              <w:spacing w:line="240" w:lineRule="auto" w:after="0"/>
-              <w:ind w:firstLine="0"/>
-              <w:jc w:val="left"/>
-            </w:pPr>
-          </w:p>
-        </w:tc>
-      </w:tr>
-      <w:tr>
-        <w:trPr>
-          <w:cantSplit w:val="true"/>
-        </w:trPr>
-        <w:tc>
-          <w:tcPr>
-            <w:tcW w:type="dxa" w:w="567"/>
-          </w:tcPr>
-          <w:p>
-            <w:pPr>
-              <w:spacing w:line="240" w:lineRule="auto" w:after="0"/>
-              <w:ind w:firstLine="0"/>
-              <w:jc w:val="left"/>
-            </w:pPr>
-            <w:r>
-              <w:rPr>
-                <w:rFonts w:ascii="Times New Roman" w:hAnsi="Times New Roman" w:cs="Times New Roman" w:eastAsia="Times New Roman"/>
-                <w:b w:val="0"/>
-                <w:i w:val="0"/>
-                <w:color w:val="000000"/>
-                <w:sz w:val="24"/>
-              </w:rPr>
-              <w:t>3</w:t>
-            </w:r>
-          </w:p>
-        </w:tc>
-        <w:tc>
-          <w:tcPr>
-            <w:tcW w:type="dxa" w:w="7512"/>
-          </w:tcPr>
-          <w:p>
-            <w:pPr>
-              <w:spacing w:line="240" w:lineRule="auto" w:after="0"/>
-              <w:ind w:firstLine="0"/>
-              <w:jc w:val="left"/>
-            </w:pPr>
-            <w:r>
-              <w:rPr>
-                <w:rFonts w:ascii="Times New Roman" w:hAnsi="Times New Roman" w:cs="Times New Roman" w:eastAsia="Times New Roman"/>
-                <w:b w:val="0"/>
-                <w:i w:val="0"/>
-                <w:color w:val="000000"/>
-                <w:sz w:val="24"/>
-              </w:rPr>
-              <w:t>Заявка подаётся с вложением по материальным ценностям</w:t>
-            </w:r>
-          </w:p>
-        </w:tc>
-        <w:tc>
-          <w:tcPr>
-            <w:tcW w:type="dxa" w:w="1276"/>
-          </w:tcPr>
-          <w:p>
-            <w:pPr>
-              <w:spacing w:line="240" w:lineRule="auto" w:after="0"/>
-              <w:ind w:firstLine="0"/>
-              <w:jc w:val="left"/>
-            </w:pPr>
-          </w:p>
-        </w:tc>
-      </w:tr>
-      <w:tr>
-        <w:trPr>
-          <w:cantSplit w:val="true"/>
-        </w:trPr>
-        <w:tc>
-          <w:tcPr>
-            <w:tcW w:type="dxa" w:w="567"/>
-          </w:tcPr>
-          <w:p>
-            <w:pPr>
-              <w:spacing w:line="240" w:lineRule="auto" w:after="0"/>
-              <w:ind w:firstLine="0"/>
-              <w:jc w:val="left"/>
-            </w:pPr>
-            <w:r>
-              <w:rPr>
-                <w:rFonts w:ascii="Times New Roman" w:hAnsi="Times New Roman" w:cs="Times New Roman" w:eastAsia="Times New Roman"/>
-                <w:b w:val="0"/>
-                <w:i w:val="0"/>
-                <w:color w:val="000000"/>
-                <w:sz w:val="24"/>
-              </w:rPr>
-              <w:t>4</w:t>
-            </w:r>
-          </w:p>
-        </w:tc>
-        <w:tc>
-          <w:tcPr>
-            <w:tcW w:type="dxa" w:w="7512"/>
-          </w:tcPr>
-          <w:p>
-            <w:pPr>
-              <w:spacing w:line="240" w:lineRule="auto" w:after="0"/>
-              <w:ind w:firstLine="0"/>
-              <w:jc w:val="left"/>
-            </w:pPr>
-            <w:r>
-              <w:rPr>
-                <w:rFonts w:ascii="Times New Roman" w:hAnsi="Times New Roman" w:cs="Times New Roman" w:eastAsia="Times New Roman"/>
-                <w:b w:val="0"/>
-                <w:i w:val="0"/>
-                <w:color w:val="000000"/>
-                <w:sz w:val="24"/>
-              </w:rPr>
-              <w:t>При подаче доступен выбор ранее заведённых сотрудников и транспорта из реестра</w:t>
-            </w:r>
-          </w:p>
-        </w:tc>
-        <w:tc>
-          <w:tcPr>
-            <w:tcW w:type="dxa" w:w="1276"/>
-          </w:tcPr>
-          <w:p>
-            <w:pPr>
-              <w:spacing w:line="240" w:lineRule="auto" w:after="0"/>
-              <w:ind w:firstLine="0"/>
-              <w:jc w:val="left"/>
-            </w:pPr>
-          </w:p>
-        </w:tc>
-      </w:tr>
-      <w:tr>
-        <w:trPr>
-          <w:cantSplit w:val="true"/>
-        </w:trPr>
-        <w:tc>
-          <w:tcPr>
-            <w:tcW w:type="dxa" w:w="567"/>
-          </w:tcPr>
-          <w:p>
-            <w:pPr>
-              <w:spacing w:line="240" w:lineRule="auto" w:after="0"/>
-              <w:ind w:firstLine="0"/>
-              <w:jc w:val="left"/>
-            </w:pPr>
-            <w:r>
-              <w:rPr>
-                <w:rFonts w:ascii="Times New Roman" w:hAnsi="Times New Roman" w:cs="Times New Roman" w:eastAsia="Times New Roman"/>
-                <w:b w:val="0"/>
-                <w:i w:val="0"/>
-                <w:color w:val="000000"/>
-                <w:sz w:val="24"/>
-              </w:rPr>
-              <w:t>5</w:t>
-            </w:r>
-          </w:p>
-        </w:tc>
-        <w:tc>
-          <w:tcPr>
-            <w:tcW w:type="dxa" w:w="7512"/>
-          </w:tcPr>
-          <w:p>
-            <w:pPr>
-              <w:spacing w:line="240" w:lineRule="auto" w:after="0"/>
-              <w:ind w:firstLine="0"/>
-              <w:jc w:val="left"/>
-            </w:pPr>
-            <w:r>
-              <w:rPr>
-                <w:rFonts w:ascii="Times New Roman" w:hAnsi="Times New Roman" w:cs="Times New Roman" w:eastAsia="Times New Roman"/>
-                <w:b w:val="0"/>
-                <w:i w:val="0"/>
-                <w:color w:val="000000"/>
-                <w:sz w:val="24"/>
-              </w:rPr>
-              <w:t>Заявка проходит путь от подачи до итогового решения</w:t>
-            </w:r>
-          </w:p>
-        </w:tc>
-        <w:tc>
-          <w:tcPr>
-            <w:tcW w:type="dxa" w:w="1276"/>
-          </w:tcPr>
-          <w:p>
-            <w:pPr>
-              <w:spacing w:line="240" w:lineRule="auto" w:after="0"/>
-              <w:ind w:firstLine="0"/>
-              <w:jc w:val="left"/>
-            </w:pPr>
-          </w:p>
-        </w:tc>
-      </w:tr>
-      <w:tr>
-        <w:trPr>
-          <w:cantSplit w:val="true"/>
-        </w:trPr>
-        <w:tc>
-          <w:tcPr>
-            <w:tcW w:type="dxa" w:w="567"/>
-          </w:tcPr>
-          <w:p>
-            <w:pPr>
-              <w:spacing w:line="240" w:lineRule="auto" w:after="0"/>
-              <w:ind w:firstLine="0"/>
-              <w:jc w:val="left"/>
-            </w:pPr>
-            <w:r>
-              <w:rPr>
-                <w:rFonts w:ascii="Times New Roman" w:hAnsi="Times New Roman" w:cs="Times New Roman" w:eastAsia="Times New Roman"/>
-                <w:b w:val="0"/>
-                <w:i w:val="0"/>
-                <w:color w:val="000000"/>
-                <w:sz w:val="24"/>
-              </w:rPr>
-              <w:t>6</w:t>
-            </w:r>
-          </w:p>
-        </w:tc>
-        <w:tc>
-          <w:tcPr>
-            <w:tcW w:type="dxa" w:w="7512"/>
-          </w:tcPr>
-          <w:p>
-            <w:pPr>
-              <w:spacing w:line="240" w:lineRule="auto" w:after="0"/>
-              <w:ind w:firstLine="0"/>
-              <w:jc w:val="left"/>
-            </w:pPr>
-            <w:r>
-              <w:rPr>
-                <w:rFonts w:ascii="Times New Roman" w:hAnsi="Times New Roman" w:cs="Times New Roman" w:eastAsia="Times New Roman"/>
-                <w:b w:val="0"/>
-                <w:i w:val="0"/>
-                <w:color w:val="000000"/>
-                <w:sz w:val="24"/>
-              </w:rPr>
-              <w:t>Заявка согласуется несколькими согласующими, решение каждого зафиксировано</w:t>
-            </w:r>
-          </w:p>
-        </w:tc>
-        <w:tc>
-          <w:tcPr>
-            <w:tcW w:type="dxa" w:w="1276"/>
-          </w:tcPr>
-          <w:p>
-            <w:pPr>
-              <w:spacing w:line="240" w:lineRule="auto" w:after="0"/>
-              <w:ind w:firstLine="0"/>
-              <w:jc w:val="left"/>
-            </w:pPr>
-          </w:p>
-        </w:tc>
-      </w:tr>
-      <w:tr>
-        <w:trPr>
-          <w:cantSplit w:val="true"/>
-        </w:trPr>
-        <w:tc>
-          <w:tcPr>
-            <w:tcW w:type="dxa" w:w="567"/>
-          </w:tcPr>
-          <w:p>
-            <w:pPr>
-              <w:spacing w:line="240" w:lineRule="auto" w:after="0"/>
-              <w:ind w:firstLine="0"/>
-              <w:jc w:val="left"/>
-            </w:pPr>
-            <w:r>
-              <w:rPr>
-                <w:rFonts w:ascii="Times New Roman" w:hAnsi="Times New Roman" w:cs="Times New Roman" w:eastAsia="Times New Roman"/>
-                <w:b w:val="0"/>
-                <w:i w:val="0"/>
-                <w:color w:val="000000"/>
-                <w:sz w:val="24"/>
-              </w:rPr>
-              <w:t>7</w:t>
-            </w:r>
-          </w:p>
-        </w:tc>
-        <w:tc>
-          <w:tcPr>
-            <w:tcW w:type="dxa" w:w="7512"/>
-          </w:tcPr>
-          <w:p>
-            <w:pPr>
-              <w:spacing w:line="240" w:lineRule="auto" w:after="0"/>
-              <w:ind w:firstLine="0"/>
-              <w:jc w:val="left"/>
-            </w:pPr>
-            <w:r>
-              <w:rPr>
-                <w:rFonts w:ascii="Times New Roman" w:hAnsi="Times New Roman" w:cs="Times New Roman" w:eastAsia="Times New Roman"/>
-                <w:b w:val="0"/>
-                <w:i w:val="0"/>
-                <w:color w:val="000000"/>
-                <w:sz w:val="24"/>
-              </w:rPr>
-              <w:t>Заявка отклоняется с указанием причины, причина видна заявителю</w:t>
-            </w:r>
-          </w:p>
-        </w:tc>
-        <w:tc>
-          <w:tcPr>
-            <w:tcW w:type="dxa" w:w="1276"/>
+            <w:tcW w:type="dxa" w:w="2747"/>
           </w:tcPr>
           <w:p>
             <w:pPr>
@@ -2059,7 +2402,7 @@
         </w:tc>
         <w:tc>
           <w:tcPr>
-            <w:tcW w:type="dxa" w:w="7512"/>
+            <w:tcW w:type="dxa" w:w="6040"/>
           </w:tcPr>
           <w:p>
             <w:pPr>
@@ -2075,13 +2418,13 @@
                 <w:color w:val="000000"/>
                 <w:sz w:val="24"/>
               </w:rPr>
-              <w:t>Заявитель отзывает поданную заявку</w:t>
+              <w:t>Фактический проход отмечается, состояние обновляется у остальных участников</w:t>
             </w:r>
           </w:p>
         </w:tc>
         <w:tc>
           <w:tcPr>
-            <w:tcW w:type="dxa" w:w="1276"/>
+            <w:tcW w:type="dxa" w:w="2747"/>
           </w:tcPr>
           <w:p>
             <w:pPr>
@@ -2120,7 +2463,7 @@
         </w:tc>
         <w:tc>
           <w:tcPr>
-            <w:tcW w:type="dxa" w:w="7512"/>
+            <w:tcW w:type="dxa" w:w="6040"/>
           </w:tcPr>
           <w:p>
             <w:pPr>
@@ -2136,13 +2479,13 @@
                 <w:color w:val="000000"/>
                 <w:sz w:val="24"/>
               </w:rPr>
-              <w:t>По заявке задаётся вопрос заявителю и приходит ответ</w:t>
+              <w:t>Ограничения доступа, заданные в системе, при проверке на посту соблюдаются</w:t>
             </w:r>
           </w:p>
         </w:tc>
         <w:tc>
           <w:tcPr>
-            <w:tcW w:type="dxa" w:w="1276"/>
+            <w:tcW w:type="dxa" w:w="2747"/>
           </w:tcPr>
           <w:p>
             <w:pPr>
@@ -2181,7 +2524,7 @@
         </w:tc>
         <w:tc>
           <w:tcPr>
-            <w:tcW w:type="dxa" w:w="7512"/>
+            <w:tcW w:type="dxa" w:w="6040"/>
           </w:tcPr>
           <w:p>
             <w:pPr>
@@ -2197,135 +2540,13 @@
                 <w:color w:val="000000"/>
                 <w:sz w:val="24"/>
               </w:rPr>
-              <w:t>Заявка пересылается целиком и отдельным вложением</w:t>
+              <w:t>Данные за прошедшие сутки остаются доступны после суточного сброса</w:t>
             </w:r>
           </w:p>
         </w:tc>
         <w:tc>
           <w:tcPr>
-            <w:tcW w:type="dxa" w:w="1276"/>
-          </w:tcPr>
-          <w:p>
-            <w:pPr>
-              <w:spacing w:line="240" w:lineRule="auto" w:after="0"/>
-              <w:ind w:firstLine="0"/>
-              <w:jc w:val="left"/>
-            </w:pPr>
-          </w:p>
-        </w:tc>
-      </w:tr>
-      <w:tr>
-        <w:trPr>
-          <w:cantSplit w:val="true"/>
-        </w:trPr>
-        <w:tc>
-          <w:tcPr>
-            <w:tcW w:type="dxa" w:w="567"/>
-          </w:tcPr>
-          <w:p>
-            <w:pPr>
-              <w:spacing w:line="240" w:lineRule="auto" w:after="0"/>
-              <w:ind w:firstLine="0"/>
-              <w:jc w:val="left"/>
-            </w:pPr>
-            <w:r>
-              <w:rPr>
-                <w:rFonts w:ascii="Times New Roman" w:hAnsi="Times New Roman" w:cs="Times New Roman" w:eastAsia="Times New Roman"/>
-                <w:b w:val="0"/>
-                <w:i w:val="0"/>
-                <w:color w:val="000000"/>
-                <w:sz w:val="24"/>
-              </w:rPr>
-              <w:t>11</w:t>
-            </w:r>
-          </w:p>
-        </w:tc>
-        <w:tc>
-          <w:tcPr>
-            <w:tcW w:type="dxa" w:w="7512"/>
-          </w:tcPr>
-          <w:p>
-            <w:pPr>
-              <w:spacing w:line="240" w:lineRule="auto" w:after="0"/>
-              <w:ind w:firstLine="0"/>
-              <w:jc w:val="left"/>
-            </w:pPr>
-            <w:r>
-              <w:rPr>
-                <w:rFonts w:ascii="Times New Roman" w:hAnsi="Times New Roman" w:cs="Times New Roman" w:eastAsia="Times New Roman"/>
-                <w:b w:val="0"/>
-                <w:i w:val="0"/>
-                <w:color w:val="000000"/>
-                <w:sz w:val="24"/>
-              </w:rPr>
-              <w:t>Заявитель самостоятельно определяет текущий статус и историю заявки</w:t>
-            </w:r>
-          </w:p>
-        </w:tc>
-        <w:tc>
-          <w:tcPr>
-            <w:tcW w:type="dxa" w:w="1276"/>
-          </w:tcPr>
-          <w:p>
-            <w:pPr>
-              <w:spacing w:line="240" w:lineRule="auto" w:after="0"/>
-              <w:ind w:firstLine="0"/>
-              <w:jc w:val="left"/>
-            </w:pPr>
-          </w:p>
-        </w:tc>
-      </w:tr>
-      <w:tr>
-        <w:trPr>
-          <w:cantSplit w:val="true"/>
-        </w:trPr>
-        <w:tc>
-          <w:tcPr>
-            <w:tcW w:type="dxa" w:w="567"/>
-          </w:tcPr>
-          <w:p>
-            <w:pPr>
-              <w:spacing w:line="240" w:lineRule="auto" w:after="0"/>
-              <w:ind w:firstLine="0"/>
-              <w:jc w:val="left"/>
-            </w:pPr>
-            <w:r>
-              <w:rPr>
-                <w:rFonts w:ascii="Times New Roman" w:hAnsi="Times New Roman" w:cs="Times New Roman" w:eastAsia="Times New Roman"/>
-                <w:b w:val="0"/>
-                <w:i w:val="0"/>
-                <w:color w:val="000000"/>
-                <w:sz w:val="24"/>
-              </w:rPr>
-              <w:t>12</w:t>
-            </w:r>
-          </w:p>
-        </w:tc>
-        <w:tc>
-          <w:tcPr>
-            <w:tcW w:type="dxa" w:w="7512"/>
-          </w:tcPr>
-          <w:p>
-            <w:pPr>
-              <w:spacing w:line="240" w:lineRule="auto" w:after="0"/>
-              <w:ind w:firstLine="0"/>
-              <w:jc w:val="left"/>
-            </w:pPr>
-            <w:r>
-              <w:rPr>
-                <w:rFonts w:ascii="Times New Roman" w:hAnsi="Times New Roman" w:cs="Times New Roman" w:eastAsia="Times New Roman"/>
-                <w:b w:val="0"/>
-                <w:i w:val="0"/>
-                <w:color w:val="000000"/>
-                <w:sz w:val="24"/>
-              </w:rPr>
-              <w:t>По заявке формируется печатная форма по загруженному шаблону</w:t>
-            </w:r>
-          </w:p>
-        </w:tc>
-        <w:tc>
-          <w:tcPr>
-            <w:tcW w:type="dxa" w:w="1276"/>
+            <w:tcW w:type="dxa" w:w="2747"/>
           </w:tcPr>
           <w:p>
             <w:pPr>
@@ -2365,7 +2586,7 @@
           <w:color w:val="000000"/>
           <w:sz w:val="28"/>
         </w:rPr>
-        <w:t>3.2. Чёрные списки</w:t>
+        <w:t>3.3. Ведение системы силами организации</w:t>
       </w:r>
     </w:p>
     <w:p>
@@ -2383,7 +2604,7 @@
           <w:color w:val="000000"/>
           <w:sz w:val="24"/>
         </w:rPr>
-        <w:t>Таблица 3.2 — Критерии по чёрным спискам</w:t>
+        <w:t>Таблица 3.3 — Критерии по ведению системы</w:t>
       </w:r>
     </w:p>
     <w:tbl>
@@ -2397,8 +2618,8 @@
       </w:tblPr>
       <w:tblGrid>
         <w:gridCol w:w="567"/>
-        <w:gridCol w:w="7513"/>
-        <w:gridCol w:w="1276"/>
+        <w:gridCol w:w="5964"/>
+        <w:gridCol w:w="2824"/>
       </w:tblGrid>
       <w:tr>
         <w:trPr>
@@ -2431,7 +2652,7 @@
         </w:tc>
         <w:tc>
           <w:tcPr>
-            <w:tcW w:type="dxa" w:w="7512"/>
+            <w:tcW w:type="dxa" w:w="5963"/>
             <w:shd w:val="clear" w:fill="E8E8E8"/>
           </w:tcPr>
           <w:p>
@@ -2455,7 +2676,7 @@
         </w:tc>
         <w:tc>
           <w:tcPr>
-            <w:tcW w:type="dxa" w:w="1276"/>
+            <w:tcW w:type="dxa" w:w="2824"/>
             <w:shd w:val="clear" w:fill="E8E8E8"/>
           </w:tcPr>
           <w:p>
@@ -2500,13 +2721,13 @@
                 <w:color w:val="000000"/>
                 <w:sz w:val="24"/>
               </w:rPr>
-              <w:t>13</w:t>
+              <w:t>11</w:t>
             </w:r>
           </w:p>
         </w:tc>
         <w:tc>
           <w:tcPr>
-            <w:tcW w:type="dxa" w:w="7512"/>
+            <w:tcW w:type="dxa" w:w="5963"/>
           </w:tcPr>
           <w:p>
             <w:pPr>
@@ -2522,521 +2743,13 @@
                 <w:color w:val="000000"/>
                 <w:sz w:val="24"/>
               </w:rPr>
-              <w:t>Заявка на лицо или транспорт из чёрного списка отклоняется при подаче</w:t>
+              <w:t>Учётные записи и права работников ведутся силами организации, без обращения к разработчику</w:t>
             </w:r>
           </w:p>
         </w:tc>
         <w:tc>
           <w:tcPr>
-            <w:tcW w:type="dxa" w:w="1276"/>
-          </w:tcPr>
-          <w:p>
-            <w:pPr>
-              <w:spacing w:line="240" w:lineRule="auto" w:after="0"/>
-              <w:ind w:firstLine="0"/>
-              <w:jc w:val="left"/>
-            </w:pPr>
-          </w:p>
-        </w:tc>
-      </w:tr>
-      <w:tr>
-        <w:trPr>
-          <w:cantSplit w:val="true"/>
-        </w:trPr>
-        <w:tc>
-          <w:tcPr>
-            <w:tcW w:type="dxa" w:w="567"/>
-          </w:tcPr>
-          <w:p>
-            <w:pPr>
-              <w:spacing w:line="240" w:lineRule="auto" w:after="0"/>
-              <w:ind w:firstLine="0"/>
-              <w:jc w:val="left"/>
-            </w:pPr>
-            <w:r>
-              <w:rPr>
-                <w:rFonts w:ascii="Times New Roman" w:hAnsi="Times New Roman" w:cs="Times New Roman" w:eastAsia="Times New Roman"/>
-                <w:b w:val="0"/>
-                <w:i w:val="0"/>
-                <w:color w:val="000000"/>
-                <w:sz w:val="24"/>
-              </w:rPr>
-              <w:t>14</w:t>
-            </w:r>
-          </w:p>
-        </w:tc>
-        <w:tc>
-          <w:tcPr>
-            <w:tcW w:type="dxa" w:w="7512"/>
-          </w:tcPr>
-          <w:p>
-            <w:pPr>
-              <w:spacing w:line="240" w:lineRule="auto" w:after="0"/>
-              <w:ind w:firstLine="0"/>
-              <w:jc w:val="left"/>
-            </w:pPr>
-            <w:r>
-              <w:rPr>
-                <w:rFonts w:ascii="Times New Roman" w:hAnsi="Times New Roman" w:cs="Times New Roman" w:eastAsia="Times New Roman"/>
-                <w:b w:val="0"/>
-                <w:i w:val="0"/>
-                <w:color w:val="000000"/>
-                <w:sz w:val="24"/>
-              </w:rPr>
-              <w:t>Заявка с изменённым написанием помечается признаком возможного совпадения</w:t>
-            </w:r>
-          </w:p>
-        </w:tc>
-        <w:tc>
-          <w:tcPr>
-            <w:tcW w:type="dxa" w:w="1276"/>
-          </w:tcPr>
-          <w:p>
-            <w:pPr>
-              <w:spacing w:line="240" w:lineRule="auto" w:after="0"/>
-              <w:ind w:firstLine="0"/>
-              <w:jc w:val="left"/>
-            </w:pPr>
-          </w:p>
-        </w:tc>
-      </w:tr>
-      <w:tr>
-        <w:trPr>
-          <w:cantSplit w:val="true"/>
-        </w:trPr>
-        <w:tc>
-          <w:tcPr>
-            <w:tcW w:type="dxa" w:w="567"/>
-          </w:tcPr>
-          <w:p>
-            <w:pPr>
-              <w:spacing w:line="240" w:lineRule="auto" w:after="0"/>
-              <w:ind w:firstLine="0"/>
-              <w:jc w:val="left"/>
-            </w:pPr>
-            <w:r>
-              <w:rPr>
-                <w:rFonts w:ascii="Times New Roman" w:hAnsi="Times New Roman" w:cs="Times New Roman" w:eastAsia="Times New Roman"/>
-                <w:b w:val="0"/>
-                <w:i w:val="0"/>
-                <w:color w:val="000000"/>
-                <w:sz w:val="24"/>
-              </w:rPr>
-              <w:t>15</w:t>
-            </w:r>
-          </w:p>
-        </w:tc>
-        <w:tc>
-          <w:tcPr>
-            <w:tcW w:type="dxa" w:w="7512"/>
-          </w:tcPr>
-          <w:p>
-            <w:pPr>
-              <w:spacing w:line="240" w:lineRule="auto" w:after="0"/>
-              <w:ind w:firstLine="0"/>
-              <w:jc w:val="left"/>
-            </w:pPr>
-            <w:r>
-              <w:rPr>
-                <w:rFonts w:ascii="Times New Roman" w:hAnsi="Times New Roman" w:cs="Times New Roman" w:eastAsia="Times New Roman"/>
-                <w:b w:val="0"/>
-                <w:i w:val="0"/>
-                <w:color w:val="000000"/>
-                <w:sz w:val="24"/>
-              </w:rPr>
-              <w:t>Согласование помеченной заявки заблокировано до явного решения</w:t>
-            </w:r>
-          </w:p>
-        </w:tc>
-        <w:tc>
-          <w:tcPr>
-            <w:tcW w:type="dxa" w:w="1276"/>
-          </w:tcPr>
-          <w:p>
-            <w:pPr>
-              <w:spacing w:line="240" w:lineRule="auto" w:after="0"/>
-              <w:ind w:firstLine="0"/>
-              <w:jc w:val="left"/>
-            </w:pPr>
-          </w:p>
-        </w:tc>
-      </w:tr>
-      <w:tr>
-        <w:trPr>
-          <w:cantSplit w:val="true"/>
-        </w:trPr>
-        <w:tc>
-          <w:tcPr>
-            <w:tcW w:type="dxa" w:w="567"/>
-          </w:tcPr>
-          <w:p>
-            <w:pPr>
-              <w:spacing w:line="240" w:lineRule="auto" w:after="0"/>
-              <w:ind w:firstLine="0"/>
-              <w:jc w:val="left"/>
-            </w:pPr>
-            <w:r>
-              <w:rPr>
-                <w:rFonts w:ascii="Times New Roman" w:hAnsi="Times New Roman" w:cs="Times New Roman" w:eastAsia="Times New Roman"/>
-                <w:b w:val="0"/>
-                <w:i w:val="0"/>
-                <w:color w:val="000000"/>
-                <w:sz w:val="24"/>
-              </w:rPr>
-              <w:t>16</w:t>
-            </w:r>
-          </w:p>
-        </w:tc>
-        <w:tc>
-          <w:tcPr>
-            <w:tcW w:type="dxa" w:w="7512"/>
-          </w:tcPr>
-          <w:p>
-            <w:pPr>
-              <w:spacing w:line="240" w:lineRule="auto" w:after="0"/>
-              <w:ind w:firstLine="0"/>
-              <w:jc w:val="left"/>
-            </w:pPr>
-            <w:r>
-              <w:rPr>
-                <w:rFonts w:ascii="Times New Roman" w:hAnsi="Times New Roman" w:cs="Times New Roman" w:eastAsia="Times New Roman"/>
-                <w:b w:val="0"/>
-                <w:i w:val="0"/>
-                <w:color w:val="000000"/>
-                <w:sz w:val="24"/>
-              </w:rPr>
-              <w:t>Решение пропустить вопреки запрету зафиксировано с указанием принявшего</w:t>
-            </w:r>
-          </w:p>
-        </w:tc>
-        <w:tc>
-          <w:tcPr>
-            <w:tcW w:type="dxa" w:w="1276"/>
-          </w:tcPr>
-          <w:p>
-            <w:pPr>
-              <w:spacing w:line="240" w:lineRule="auto" w:after="0"/>
-              <w:ind w:firstLine="0"/>
-              <w:jc w:val="left"/>
-            </w:pPr>
-          </w:p>
-        </w:tc>
-      </w:tr>
-    </w:tbl>
-    <w:p>
-      <w:pPr>
-        <w:spacing w:after="0" w:line="240" w:lineRule="auto"/>
-        <w:ind w:firstLine="0"/>
-      </w:pPr>
-      <w:r>
-        <w:rPr>
-          <w:rFonts w:ascii="Times New Roman" w:hAnsi="Times New Roman" w:cs="Times New Roman" w:eastAsia="Times New Roman"/>
-          <w:b w:val="0"/>
-          <w:i w:val="0"/>
-          <w:color w:val="000000"/>
-          <w:sz w:val="12"/>
-        </w:rPr>
-      </w:r>
-    </w:p>
-    <w:p>
-      <w:pPr>
-        <w:pStyle w:val="Heading2"/>
-        <w:ind w:firstLine="0"/>
-      </w:pPr>
-      <w:r>
-        <w:rPr>
-          <w:rFonts w:ascii="Times New Roman" w:hAnsi="Times New Roman" w:cs="Times New Roman" w:eastAsia="Times New Roman"/>
-          <w:b/>
-          <w:i w:val="0"/>
-          <w:color w:val="000000"/>
-          <w:sz w:val="28"/>
-        </w:rPr>
-        <w:t>3.3. Работа постов</w:t>
-      </w:r>
-    </w:p>
-    <w:p>
-      <w:pPr>
-        <w:keepNext/>
-        <w:spacing w:line="240" w:lineRule="auto" w:before="160" w:after="80"/>
-        <w:ind w:firstLine="0"/>
-        <w:jc w:val="left"/>
-      </w:pPr>
-      <w:r>
-        <w:rPr>
-          <w:rFonts w:ascii="Times New Roman" w:hAnsi="Times New Roman" w:cs="Times New Roman" w:eastAsia="Times New Roman"/>
-          <w:b w:val="0"/>
-          <w:i/>
-          <w:color w:val="000000"/>
-          <w:sz w:val="24"/>
-        </w:rPr>
-        <w:t>Таблица 3.3 — Критерии по работе постов</w:t>
-      </w:r>
-    </w:p>
-    <w:tbl>
-      <w:tblPr>
-        <w:tblStyle w:val="TableGrid"/>
-        <w:tblW w:type="auto" w:w="0"/>
-        <w:jc w:val="center"/>
-        <w:tblLayout w:type="fixed"/>
-        <w:tblLook w:firstColumn="1" w:firstRow="1" w:lastColumn="0" w:lastRow="0" w:noHBand="0" w:noVBand="1" w:val="04A0"/>
-        <w:tblLayout w:type="fixed"/>
-      </w:tblPr>
-      <w:tblGrid>
-        <w:gridCol w:w="567"/>
-        <w:gridCol w:w="7513"/>
-        <w:gridCol w:w="1276"/>
-      </w:tblGrid>
-      <w:tr>
-        <w:trPr>
-          <w:tblHeader w:val="true"/>
-          <w:cantSplit w:val="true"/>
-        </w:trPr>
-        <w:tc>
-          <w:tcPr>
-            <w:tcW w:type="dxa" w:w="567"/>
-            <w:shd w:val="clear" w:fill="E8E8E8"/>
-          </w:tcPr>
-          <w:p>
-            <w:pPr>
-              <w:keepNext/>
-              <w:spacing w:line="240" w:lineRule="auto" w:after="0"/>
-              <w:ind w:firstLine="0"/>
-              <w:jc w:val="left"/>
-            </w:pPr>
-            <w:r>
-              <w:rPr>
-                <w:rFonts w:ascii="Times New Roman" w:hAnsi="Times New Roman" w:cs="Times New Roman" w:eastAsia="Times New Roman"/>
-                <w:b/>
-                <w:i w:val="0"/>
-                <w:color w:val="000000"/>
-                <w:sz w:val="24"/>
-              </w:rPr>
-              <w:t>№</w:t>
-            </w:r>
-          </w:p>
-        </w:tc>
-        <w:tc>
-          <w:tcPr>
-            <w:tcW w:type="dxa" w:w="7512"/>
-            <w:shd w:val="clear" w:fill="E8E8E8"/>
-          </w:tcPr>
-          <w:p>
-            <w:pPr>
-              <w:keepNext/>
-              <w:spacing w:line="240" w:lineRule="auto" w:after="0"/>
-              <w:ind w:firstLine="0"/>
-              <w:jc w:val="left"/>
-            </w:pPr>
-            <w:r>
-              <w:rPr>
-                <w:rFonts w:ascii="Times New Roman" w:hAnsi="Times New Roman" w:cs="Times New Roman" w:eastAsia="Times New Roman"/>
-                <w:b/>
-                <w:i w:val="0"/>
-                <w:color w:val="000000"/>
-                <w:sz w:val="24"/>
-              </w:rPr>
-              <w:t>Критерий</w:t>
-            </w:r>
-          </w:p>
-        </w:tc>
-        <w:tc>
-          <w:tcPr>
-            <w:tcW w:type="dxa" w:w="1276"/>
-            <w:shd w:val="clear" w:fill="E8E8E8"/>
-          </w:tcPr>
-          <w:p>
-            <w:pPr>
-              <w:keepNext/>
-              <w:spacing w:line="240" w:lineRule="auto" w:after="0"/>
-              <w:ind w:firstLine="0"/>
-              <w:jc w:val="left"/>
-            </w:pPr>
-            <w:r>
-              <w:rPr>
-                <w:rFonts w:ascii="Times New Roman" w:hAnsi="Times New Roman" w:cs="Times New Roman" w:eastAsia="Times New Roman"/>
-                <w:b/>
-                <w:i w:val="0"/>
-                <w:color w:val="000000"/>
-                <w:sz w:val="24"/>
-              </w:rPr>
-              <w:t>Отметка</w:t>
-            </w:r>
-          </w:p>
-        </w:tc>
-      </w:tr>
-      <w:tr>
-        <w:trPr>
-          <w:cantSplit w:val="true"/>
-        </w:trPr>
-        <w:tc>
-          <w:tcPr>
-            <w:tcW w:type="dxa" w:w="567"/>
-          </w:tcPr>
-          <w:p>
-            <w:pPr>
-              <w:spacing w:line="240" w:lineRule="auto" w:after="0"/>
-              <w:ind w:firstLine="0"/>
-              <w:jc w:val="left"/>
-            </w:pPr>
-            <w:r>
-              <w:rPr>
-                <w:rFonts w:ascii="Times New Roman" w:hAnsi="Times New Roman" w:cs="Times New Roman" w:eastAsia="Times New Roman"/>
-                <w:b w:val="0"/>
-                <w:i w:val="0"/>
-                <w:color w:val="000000"/>
-                <w:sz w:val="24"/>
-              </w:rPr>
-              <w:t>17</w:t>
-            </w:r>
-          </w:p>
-        </w:tc>
-        <w:tc>
-          <w:tcPr>
-            <w:tcW w:type="dxa" w:w="7512"/>
-          </w:tcPr>
-          <w:p>
-            <w:pPr>
-              <w:spacing w:line="240" w:lineRule="auto" w:after="0"/>
-              <w:ind w:firstLine="0"/>
-              <w:jc w:val="left"/>
-            </w:pPr>
-            <w:r>
-              <w:rPr>
-                <w:rFonts w:ascii="Times New Roman" w:hAnsi="Times New Roman" w:cs="Times New Roman" w:eastAsia="Times New Roman"/>
-                <w:b w:val="0"/>
-                <w:i w:val="0"/>
-                <w:color w:val="000000"/>
-                <w:sz w:val="24"/>
-              </w:rPr>
-              <w:t>Одобренные объекты появляются в таблице поста без участия администратора</w:t>
-            </w:r>
-          </w:p>
-        </w:tc>
-        <w:tc>
-          <w:tcPr>
-            <w:tcW w:type="dxa" w:w="1276"/>
-          </w:tcPr>
-          <w:p>
-            <w:pPr>
-              <w:spacing w:line="240" w:lineRule="auto" w:after="0"/>
-              <w:ind w:firstLine="0"/>
-              <w:jc w:val="left"/>
-            </w:pPr>
-          </w:p>
-        </w:tc>
-      </w:tr>
-      <w:tr>
-        <w:trPr>
-          <w:cantSplit w:val="true"/>
-        </w:trPr>
-        <w:tc>
-          <w:tcPr>
-            <w:tcW w:type="dxa" w:w="567"/>
-          </w:tcPr>
-          <w:p>
-            <w:pPr>
-              <w:spacing w:line="240" w:lineRule="auto" w:after="0"/>
-              <w:ind w:firstLine="0"/>
-              <w:jc w:val="left"/>
-            </w:pPr>
-            <w:r>
-              <w:rPr>
-                <w:rFonts w:ascii="Times New Roman" w:hAnsi="Times New Roman" w:cs="Times New Roman" w:eastAsia="Times New Roman"/>
-                <w:b w:val="0"/>
-                <w:i w:val="0"/>
-                <w:color w:val="000000"/>
-                <w:sz w:val="24"/>
-              </w:rPr>
-              <w:t>18</w:t>
-            </w:r>
-          </w:p>
-        </w:tc>
-        <w:tc>
-          <w:tcPr>
-            <w:tcW w:type="dxa" w:w="7512"/>
-          </w:tcPr>
-          <w:p>
-            <w:pPr>
-              <w:spacing w:line="240" w:lineRule="auto" w:after="0"/>
-              <w:ind w:firstLine="0"/>
-              <w:jc w:val="left"/>
-            </w:pPr>
-            <w:r>
-              <w:rPr>
-                <w:rFonts w:ascii="Times New Roman" w:hAnsi="Times New Roman" w:cs="Times New Roman" w:eastAsia="Times New Roman"/>
-                <w:b w:val="0"/>
-                <w:i w:val="0"/>
-                <w:color w:val="000000"/>
-                <w:sz w:val="24"/>
-              </w:rPr>
-              <w:t>Выполняются отметки въезда и выезда, статус изменяется</w:t>
-            </w:r>
-          </w:p>
-        </w:tc>
-        <w:tc>
-          <w:tcPr>
-            <w:tcW w:type="dxa" w:w="1276"/>
-          </w:tcPr>
-          <w:p>
-            <w:pPr>
-              <w:spacing w:line="240" w:lineRule="auto" w:after="0"/>
-              <w:ind w:firstLine="0"/>
-              <w:jc w:val="left"/>
-            </w:pPr>
-          </w:p>
-        </w:tc>
-      </w:tr>
-      <w:tr>
-        <w:trPr>
-          <w:cantSplit w:val="true"/>
-        </w:trPr>
-        <w:tc>
-          <w:tcPr>
-            <w:tcW w:type="dxa" w:w="567"/>
-          </w:tcPr>
-          <w:p>
-            <w:pPr>
-              <w:spacing w:line="240" w:lineRule="auto" w:after="0"/>
-              <w:ind w:firstLine="0"/>
-              <w:jc w:val="left"/>
-            </w:pPr>
-            <w:r>
-              <w:rPr>
-                <w:rFonts w:ascii="Times New Roman" w:hAnsi="Times New Roman" w:cs="Times New Roman" w:eastAsia="Times New Roman"/>
-                <w:b w:val="0"/>
-                <w:i w:val="0"/>
-                <w:color w:val="000000"/>
-                <w:sz w:val="24"/>
-              </w:rPr>
-              <w:t>19</w:t>
-            </w:r>
-          </w:p>
-        </w:tc>
-        <w:tc>
-          <w:tcPr>
-            <w:tcW w:type="dxa" w:w="7512"/>
-          </w:tcPr>
-          <w:p>
-            <w:pPr>
-              <w:spacing w:line="240" w:lineRule="auto" w:after="0"/>
-              <w:ind w:firstLine="0"/>
-              <w:jc w:val="left"/>
-            </w:pPr>
-            <w:r>
-              <w:rPr>
-                <w:rFonts w:ascii="Times New Roman" w:hAnsi="Times New Roman" w:cs="Times New Roman" w:eastAsia="Times New Roman"/>
-                <w:b w:val="0"/>
-                <w:i w:val="0"/>
-                <w:color w:val="000000"/>
-                <w:sz w:val="24"/>
-              </w:rPr>
-              <w:t>Отметка видна на другом рабочем месте без перезагрузки страницы</w:t>
-            </w:r>
-          </w:p>
-        </w:tc>
-        <w:tc>
-          <w:tcPr>
-            <w:tcW w:type="dxa" w:w="1276"/>
+            <w:tcW w:type="dxa" w:w="2824"/>
           </w:tcPr>
           <w:p>
             <w:pPr>
@@ -3092,8 +2805,8 @@
       </w:tblPr>
       <w:tblGrid>
         <w:gridCol w:w="567"/>
-        <w:gridCol w:w="7513"/>
-        <w:gridCol w:w="1276"/>
+        <w:gridCol w:w="5839"/>
+        <w:gridCol w:w="2949"/>
       </w:tblGrid>
       <w:tr>
         <w:trPr>
@@ -3126,7 +2839,7 @@
         </w:tc>
         <w:tc>
           <w:tcPr>
-            <w:tcW w:type="dxa" w:w="7512"/>
+            <w:tcW w:type="dxa" w:w="5839"/>
             <w:shd w:val="clear" w:fill="E8E8E8"/>
           </w:tcPr>
           <w:p>
@@ -3150,7 +2863,7 @@
         </w:tc>
         <w:tc>
           <w:tcPr>
-            <w:tcW w:type="dxa" w:w="1276"/>
+            <w:tcW w:type="dxa" w:w="2949"/>
             <w:shd w:val="clear" w:fill="E8E8E8"/>
           </w:tcPr>
           <w:p>
@@ -3195,13 +2908,13 @@
                 <w:color w:val="000000"/>
                 <w:sz w:val="24"/>
               </w:rPr>
-              <w:t>20</w:t>
+              <w:t>12</w:t>
             </w:r>
           </w:p>
         </w:tc>
         <w:tc>
           <w:tcPr>
-            <w:tcW w:type="dxa" w:w="7512"/>
+            <w:tcW w:type="dxa" w:w="5839"/>
           </w:tcPr>
           <w:p>
             <w:pPr>
@@ -3217,13 +2930,13 @@
                 <w:color w:val="000000"/>
                 <w:sz w:val="24"/>
               </w:rPr>
-              <w:t>Территориальные статусы обнуляются в заданное время, состояние предыдущих суток доступно</w:t>
+              <w:t>Справочники и перечни постов ведутся силами организации</w:t>
             </w:r>
           </w:p>
         </w:tc>
         <w:tc>
           <w:tcPr>
-            <w:tcW w:type="dxa" w:w="1276"/>
+            <w:tcW w:type="dxa" w:w="2949"/>
           </w:tcPr>
           <w:p>
             <w:pPr>
@@ -3256,13 +2969,13 @@
                 <w:color w:val="000000"/>
                 <w:sz w:val="24"/>
               </w:rPr>
-              <w:t>21</w:t>
+              <w:t>13</w:t>
             </w:r>
           </w:p>
         </w:tc>
         <w:tc>
           <w:tcPr>
-            <w:tcW w:type="dxa" w:w="7512"/>
+            <w:tcW w:type="dxa" w:w="5839"/>
           </w:tcPr>
           <w:p>
             <w:pPr>
@@ -3278,13 +2991,13 @@
                 <w:color w:val="000000"/>
                 <w:sz w:val="24"/>
               </w:rPr>
-              <w:t>С поста открывается карточка объекта и связанная с ним заявка</w:t>
+              <w:t>Разграничение доступа настраивается под фактическую структуру подразделений</w:t>
             </w:r>
           </w:p>
         </w:tc>
         <w:tc>
           <w:tcPr>
-            <w:tcW w:type="dxa" w:w="1276"/>
+            <w:tcW w:type="dxa" w:w="2949"/>
           </w:tcPr>
           <w:p>
             <w:pPr>
@@ -3317,13 +3030,13 @@
                 <w:color w:val="000000"/>
                 <w:sz w:val="24"/>
               </w:rPr>
-              <w:t>22</w:t>
+              <w:t>14</w:t>
             </w:r>
           </w:p>
         </w:tc>
         <w:tc>
           <w:tcPr>
-            <w:tcW w:type="dxa" w:w="7512"/>
+            <w:tcW w:type="dxa" w:w="5839"/>
           </w:tcPr>
           <w:p>
             <w:pPr>
@@ -3339,13 +3052,13 @@
                 <w:color w:val="000000"/>
                 <w:sz w:val="24"/>
               </w:rPr>
-              <w:t>Выполняется проверка объекта по чёрному списку</w:t>
+              <w:t>Отчётность и выгрузки формируются в объёме, достаточном для работы</w:t>
             </w:r>
           </w:p>
         </w:tc>
         <w:tc>
           <w:tcPr>
-            <w:tcW w:type="dxa" w:w="1276"/>
+            <w:tcW w:type="dxa" w:w="2949"/>
           </w:tcPr>
           <w:p>
             <w:pPr>
@@ -3385,7 +3098,7 @@
           <w:color w:val="000000"/>
           <w:sz w:val="28"/>
         </w:rPr>
-        <w:t>3.4. Администрирование</w:t>
+        <w:t>3.4. Данные</w:t>
       </w:r>
     </w:p>
     <w:p>
@@ -3403,7 +3116,7 @@
           <w:color w:val="000000"/>
           <w:sz w:val="24"/>
         </w:rPr>
-        <w:t>Таблица 3.4 — Критерии по администрированию</w:t>
+        <w:t>Таблица 3.4 — Критерии по данным</w:t>
       </w:r>
     </w:p>
     <w:tbl>
@@ -3417,8 +3130,8 @@
       </w:tblPr>
       <w:tblGrid>
         <w:gridCol w:w="567"/>
-        <w:gridCol w:w="7513"/>
-        <w:gridCol w:w="1276"/>
+        <w:gridCol w:w="5852"/>
+        <w:gridCol w:w="2937"/>
       </w:tblGrid>
       <w:tr>
         <w:trPr>
@@ -3451,7 +3164,7 @@
         </w:tc>
         <w:tc>
           <w:tcPr>
-            <w:tcW w:type="dxa" w:w="7512"/>
+            <w:tcW w:type="dxa" w:w="5851"/>
             <w:shd w:val="clear" w:fill="E8E8E8"/>
           </w:tcPr>
           <w:p>
@@ -3475,7 +3188,7 @@
         </w:tc>
         <w:tc>
           <w:tcPr>
-            <w:tcW w:type="dxa" w:w="1276"/>
+            <w:tcW w:type="dxa" w:w="2936"/>
             <w:shd w:val="clear" w:fill="E8E8E8"/>
           </w:tcPr>
           <w:p>
@@ -3520,13 +3233,13 @@
                 <w:color w:val="000000"/>
                 <w:sz w:val="24"/>
               </w:rPr>
-              <w:t>23</w:t>
+              <w:t>15</w:t>
             </w:r>
           </w:p>
         </w:tc>
         <w:tc>
           <w:tcPr>
-            <w:tcW w:type="dxa" w:w="7512"/>
+            <w:tcW w:type="dxa" w:w="5851"/>
           </w:tcPr>
           <w:p>
             <w:pPr>
@@ -3542,13 +3255,13 @@
                 <w:color w:val="000000"/>
                 <w:sz w:val="24"/>
               </w:rPr>
-              <w:t>Заводятся учётные записи работников</w:t>
+              <w:t>Внесённые сведения не теряются и остаются доступны на всём протяжении периода</w:t>
             </w:r>
           </w:p>
         </w:tc>
         <w:tc>
           <w:tcPr>
-            <w:tcW w:type="dxa" w:w="1276"/>
+            <w:tcW w:type="dxa" w:w="2936"/>
           </w:tcPr>
           <w:p>
             <w:pPr>
@@ -3581,13 +3294,13 @@
                 <w:color w:val="000000"/>
                 <w:sz w:val="24"/>
               </w:rPr>
-              <w:t>24</w:t>
+              <w:t>16</w:t>
             </w:r>
           </w:p>
         </w:tc>
         <w:tc>
           <w:tcPr>
-            <w:tcW w:type="dxa" w:w="7512"/>
+            <w:tcW w:type="dxa" w:w="5851"/>
           </w:tcPr>
           <w:p>
             <w:pPr>
@@ -3603,13 +3316,13 @@
                 <w:color w:val="000000"/>
                 <w:sz w:val="24"/>
               </w:rPr>
-              <w:t>Права выдаются назначением роли, а не по отдельности</w:t>
+              <w:t>Нужная запись находится поиском за приемлемое время</w:t>
             </w:r>
           </w:p>
         </w:tc>
         <w:tc>
           <w:tcPr>
-            <w:tcW w:type="dxa" w:w="1276"/>
+            <w:tcW w:type="dxa" w:w="2936"/>
           </w:tcPr>
           <w:p>
             <w:pPr>
@@ -3642,13 +3355,13 @@
                 <w:color w:val="000000"/>
                 <w:sz w:val="24"/>
               </w:rPr>
-              <w:t>25</w:t>
+              <w:t>17</w:t>
             </w:r>
           </w:p>
         </w:tc>
         <w:tc>
           <w:tcPr>
-            <w:tcW w:type="dxa" w:w="7512"/>
+            <w:tcW w:type="dxa" w:w="5851"/>
           </w:tcPr>
           <w:p>
             <w:pPr>
@@ -3664,379 +3377,13 @@
                 <w:color w:val="000000"/>
                 <w:sz w:val="24"/>
               </w:rPr>
-              <w:t>Отдельному работнику закрывается одно действие без изменения его роли</w:t>
+              <w:t>История изменений позволяет установить, кто и когда внёс изменение</w:t>
             </w:r>
           </w:p>
         </w:tc>
         <w:tc>
           <w:tcPr>
-            <w:tcW w:type="dxa" w:w="1276"/>
-          </w:tcPr>
-          <w:p>
-            <w:pPr>
-              <w:spacing w:line="240" w:lineRule="auto" w:after="0"/>
-              <w:ind w:firstLine="0"/>
-              <w:jc w:val="left"/>
-            </w:pPr>
-          </w:p>
-        </w:tc>
-      </w:tr>
-      <w:tr>
-        <w:trPr>
-          <w:cantSplit w:val="true"/>
-        </w:trPr>
-        <w:tc>
-          <w:tcPr>
-            <w:tcW w:type="dxa" w:w="567"/>
-          </w:tcPr>
-          <w:p>
-            <w:pPr>
-              <w:spacing w:line="240" w:lineRule="auto" w:after="0"/>
-              <w:ind w:firstLine="0"/>
-              <w:jc w:val="left"/>
-            </w:pPr>
-            <w:r>
-              <w:rPr>
-                <w:rFonts w:ascii="Times New Roman" w:hAnsi="Times New Roman" w:cs="Times New Roman" w:eastAsia="Times New Roman"/>
-                <w:b w:val="0"/>
-                <w:i w:val="0"/>
-                <w:color w:val="000000"/>
-                <w:sz w:val="24"/>
-              </w:rPr>
-              <w:t>26</w:t>
-            </w:r>
-          </w:p>
-        </w:tc>
-        <w:tc>
-          <w:tcPr>
-            <w:tcW w:type="dxa" w:w="7512"/>
-          </w:tcPr>
-          <w:p>
-            <w:pPr>
-              <w:spacing w:line="240" w:lineRule="auto" w:after="0"/>
-              <w:ind w:firstLine="0"/>
-              <w:jc w:val="left"/>
-            </w:pPr>
-            <w:r>
-              <w:rPr>
-                <w:rFonts w:ascii="Times New Roman" w:hAnsi="Times New Roman" w:cs="Times New Roman" w:eastAsia="Times New Roman"/>
-                <w:b w:val="0"/>
-                <w:i w:val="0"/>
-                <w:color w:val="000000"/>
-                <w:sz w:val="24"/>
-              </w:rPr>
-              <w:t>Заблокированный работник теряет доступ, в том числе в открытой вкладке</w:t>
-            </w:r>
-          </w:p>
-        </w:tc>
-        <w:tc>
-          <w:tcPr>
-            <w:tcW w:type="dxa" w:w="1276"/>
-          </w:tcPr>
-          <w:p>
-            <w:pPr>
-              <w:spacing w:line="240" w:lineRule="auto" w:after="0"/>
-              <w:ind w:firstLine="0"/>
-              <w:jc w:val="left"/>
-            </w:pPr>
-          </w:p>
-        </w:tc>
-      </w:tr>
-      <w:tr>
-        <w:trPr>
-          <w:cantSplit w:val="true"/>
-        </w:trPr>
-        <w:tc>
-          <w:tcPr>
-            <w:tcW w:type="dxa" w:w="567"/>
-          </w:tcPr>
-          <w:p>
-            <w:pPr>
-              <w:spacing w:line="240" w:lineRule="auto" w:after="0"/>
-              <w:ind w:firstLine="0"/>
-              <w:jc w:val="left"/>
-            </w:pPr>
-            <w:r>
-              <w:rPr>
-                <w:rFonts w:ascii="Times New Roman" w:hAnsi="Times New Roman" w:cs="Times New Roman" w:eastAsia="Times New Roman"/>
-                <w:b w:val="0"/>
-                <w:i w:val="0"/>
-                <w:color w:val="000000"/>
-                <w:sz w:val="24"/>
-              </w:rPr>
-              <w:t>27</w:t>
-            </w:r>
-          </w:p>
-        </w:tc>
-        <w:tc>
-          <w:tcPr>
-            <w:tcW w:type="dxa" w:w="7512"/>
-          </w:tcPr>
-          <w:p>
-            <w:pPr>
-              <w:spacing w:line="240" w:lineRule="auto" w:after="0"/>
-              <w:ind w:firstLine="0"/>
-              <w:jc w:val="left"/>
-            </w:pPr>
-            <w:r>
-              <w:rPr>
-                <w:rFonts w:ascii="Times New Roman" w:hAnsi="Times New Roman" w:cs="Times New Roman" w:eastAsia="Times New Roman"/>
-                <w:b w:val="0"/>
-                <w:i w:val="0"/>
-                <w:color w:val="000000"/>
-                <w:sz w:val="24"/>
-              </w:rPr>
-              <w:t>Записи справочников заводятся силами бюро, без обращения к разработчику</w:t>
-            </w:r>
-          </w:p>
-        </w:tc>
-        <w:tc>
-          <w:tcPr>
-            <w:tcW w:type="dxa" w:w="1276"/>
-          </w:tcPr>
-          <w:p>
-            <w:pPr>
-              <w:spacing w:line="240" w:lineRule="auto" w:after="0"/>
-              <w:ind w:firstLine="0"/>
-              <w:jc w:val="left"/>
-            </w:pPr>
-          </w:p>
-        </w:tc>
-      </w:tr>
-      <w:tr>
-        <w:trPr>
-          <w:cantSplit w:val="true"/>
-        </w:trPr>
-        <w:tc>
-          <w:tcPr>
-            <w:tcW w:type="dxa" w:w="567"/>
-          </w:tcPr>
-          <w:p>
-            <w:pPr>
-              <w:spacing w:line="240" w:lineRule="auto" w:after="0"/>
-              <w:ind w:firstLine="0"/>
-              <w:jc w:val="left"/>
-            </w:pPr>
-            <w:r>
-              <w:rPr>
-                <w:rFonts w:ascii="Times New Roman" w:hAnsi="Times New Roman" w:cs="Times New Roman" w:eastAsia="Times New Roman"/>
-                <w:b w:val="0"/>
-                <w:i w:val="0"/>
-                <w:color w:val="000000"/>
-                <w:sz w:val="24"/>
-              </w:rPr>
-              <w:t>28</w:t>
-            </w:r>
-          </w:p>
-        </w:tc>
-        <w:tc>
-          <w:tcPr>
-            <w:tcW w:type="dxa" w:w="7512"/>
-          </w:tcPr>
-          <w:p>
-            <w:pPr>
-              <w:spacing w:line="240" w:lineRule="auto" w:after="0"/>
-              <w:ind w:firstLine="0"/>
-              <w:jc w:val="left"/>
-            </w:pPr>
-            <w:r>
-              <w:rPr>
-                <w:rFonts w:ascii="Times New Roman" w:hAnsi="Times New Roman" w:cs="Times New Roman" w:eastAsia="Times New Roman"/>
-                <w:b w:val="0"/>
-                <w:i w:val="0"/>
-                <w:color w:val="000000"/>
-                <w:sz w:val="24"/>
-              </w:rPr>
-              <w:t>Создаётся новая таблица поста, права на неё появляются автоматически</w:t>
-            </w:r>
-          </w:p>
-        </w:tc>
-        <w:tc>
-          <w:tcPr>
-            <w:tcW w:type="dxa" w:w="1276"/>
-          </w:tcPr>
-          <w:p>
-            <w:pPr>
-              <w:spacing w:line="240" w:lineRule="auto" w:after="0"/>
-              <w:ind w:firstLine="0"/>
-              <w:jc w:val="left"/>
-            </w:pPr>
-          </w:p>
-        </w:tc>
-      </w:tr>
-      <w:tr>
-        <w:trPr>
-          <w:cantSplit w:val="true"/>
-        </w:trPr>
-        <w:tc>
-          <w:tcPr>
-            <w:tcW w:type="dxa" w:w="567"/>
-          </w:tcPr>
-          <w:p>
-            <w:pPr>
-              <w:spacing w:line="240" w:lineRule="auto" w:after="0"/>
-              <w:ind w:firstLine="0"/>
-              <w:jc w:val="left"/>
-            </w:pPr>
-            <w:r>
-              <w:rPr>
-                <w:rFonts w:ascii="Times New Roman" w:hAnsi="Times New Roman" w:cs="Times New Roman" w:eastAsia="Times New Roman"/>
-                <w:b w:val="0"/>
-                <w:i w:val="0"/>
-                <w:color w:val="000000"/>
-                <w:sz w:val="24"/>
-              </w:rPr>
-              <w:t>29</w:t>
-            </w:r>
-          </w:p>
-        </w:tc>
-        <w:tc>
-          <w:tcPr>
-            <w:tcW w:type="dxa" w:w="7512"/>
-          </w:tcPr>
-          <w:p>
-            <w:pPr>
-              <w:spacing w:line="240" w:lineRule="auto" w:after="0"/>
-              <w:ind w:firstLine="0"/>
-              <w:jc w:val="left"/>
-            </w:pPr>
-            <w:r>
-              <w:rPr>
-                <w:rFonts w:ascii="Times New Roman" w:hAnsi="Times New Roman" w:cs="Times New Roman" w:eastAsia="Times New Roman"/>
-                <w:b w:val="0"/>
-                <w:i w:val="0"/>
-                <w:color w:val="000000"/>
-                <w:sz w:val="24"/>
-              </w:rPr>
-              <w:t>Ведутся чёрные списки</w:t>
-            </w:r>
-          </w:p>
-        </w:tc>
-        <w:tc>
-          <w:tcPr>
-            <w:tcW w:type="dxa" w:w="1276"/>
-          </w:tcPr>
-          <w:p>
-            <w:pPr>
-              <w:spacing w:line="240" w:lineRule="auto" w:after="0"/>
-              <w:ind w:firstLine="0"/>
-              <w:jc w:val="left"/>
-            </w:pPr>
-          </w:p>
-        </w:tc>
-      </w:tr>
-      <w:tr>
-        <w:trPr>
-          <w:cantSplit w:val="true"/>
-        </w:trPr>
-        <w:tc>
-          <w:tcPr>
-            <w:tcW w:type="dxa" w:w="567"/>
-          </w:tcPr>
-          <w:p>
-            <w:pPr>
-              <w:spacing w:line="240" w:lineRule="auto" w:after="0"/>
-              <w:ind w:firstLine="0"/>
-              <w:jc w:val="left"/>
-            </w:pPr>
-            <w:r>
-              <w:rPr>
-                <w:rFonts w:ascii="Times New Roman" w:hAnsi="Times New Roman" w:cs="Times New Roman" w:eastAsia="Times New Roman"/>
-                <w:b w:val="0"/>
-                <w:i w:val="0"/>
-                <w:color w:val="000000"/>
-                <w:sz w:val="24"/>
-              </w:rPr>
-              <w:t>30</w:t>
-            </w:r>
-          </w:p>
-        </w:tc>
-        <w:tc>
-          <w:tcPr>
-            <w:tcW w:type="dxa" w:w="7512"/>
-          </w:tcPr>
-          <w:p>
-            <w:pPr>
-              <w:spacing w:line="240" w:lineRule="auto" w:after="0"/>
-              <w:ind w:firstLine="0"/>
-              <w:jc w:val="left"/>
-            </w:pPr>
-            <w:r>
-              <w:rPr>
-                <w:rFonts w:ascii="Times New Roman" w:hAnsi="Times New Roman" w:cs="Times New Roman" w:eastAsia="Times New Roman"/>
-                <w:b w:val="0"/>
-                <w:i w:val="0"/>
-                <w:color w:val="000000"/>
-                <w:sz w:val="24"/>
-              </w:rPr>
-              <w:t>Формируется выгрузка в электронную таблицу</w:t>
-            </w:r>
-          </w:p>
-        </w:tc>
-        <w:tc>
-          <w:tcPr>
-            <w:tcW w:type="dxa" w:w="1276"/>
-          </w:tcPr>
-          <w:p>
-            <w:pPr>
-              <w:spacing w:line="240" w:lineRule="auto" w:after="0"/>
-              <w:ind w:firstLine="0"/>
-              <w:jc w:val="left"/>
-            </w:pPr>
-          </w:p>
-        </w:tc>
-      </w:tr>
-      <w:tr>
-        <w:trPr>
-          <w:cantSplit w:val="true"/>
-        </w:trPr>
-        <w:tc>
-          <w:tcPr>
-            <w:tcW w:type="dxa" w:w="567"/>
-          </w:tcPr>
-          <w:p>
-            <w:pPr>
-              <w:spacing w:line="240" w:lineRule="auto" w:after="0"/>
-              <w:ind w:firstLine="0"/>
-              <w:jc w:val="left"/>
-            </w:pPr>
-            <w:r>
-              <w:rPr>
-                <w:rFonts w:ascii="Times New Roman" w:hAnsi="Times New Roman" w:cs="Times New Roman" w:eastAsia="Times New Roman"/>
-                <w:b w:val="0"/>
-                <w:i w:val="0"/>
-                <w:color w:val="000000"/>
-                <w:sz w:val="24"/>
-              </w:rPr>
-              <w:t>31</w:t>
-            </w:r>
-          </w:p>
-        </w:tc>
-        <w:tc>
-          <w:tcPr>
-            <w:tcW w:type="dxa" w:w="7512"/>
-          </w:tcPr>
-          <w:p>
-            <w:pPr>
-              <w:spacing w:line="240" w:lineRule="auto" w:after="0"/>
-              <w:ind w:firstLine="0"/>
-              <w:jc w:val="left"/>
-            </w:pPr>
-            <w:r>
-              <w:rPr>
-                <w:rFonts w:ascii="Times New Roman" w:hAnsi="Times New Roman" w:cs="Times New Roman" w:eastAsia="Times New Roman"/>
-                <w:b w:val="0"/>
-                <w:i w:val="0"/>
-                <w:color w:val="000000"/>
-                <w:sz w:val="24"/>
-              </w:rPr>
-              <w:t>Включается и снимается режим технических работ</w:t>
-            </w:r>
-          </w:p>
-        </w:tc>
-        <w:tc>
-          <w:tcPr>
-            <w:tcW w:type="dxa" w:w="1276"/>
+            <w:tcW w:type="dxa" w:w="2936"/>
           </w:tcPr>
           <w:p>
             <w:pPr>
@@ -4076,7 +3423,7 @@
           <w:color w:val="000000"/>
           <w:sz w:val="28"/>
         </w:rPr>
-        <w:t>3.5. Поиск и сохранность данных</w:t>
+        <w:t>3.5. Пригодность к работе</w:t>
       </w:r>
     </w:p>
     <w:p>
@@ -4094,7 +3441,7 @@
           <w:color w:val="000000"/>
           <w:sz w:val="24"/>
         </w:rPr>
-        <w:t>Таблица 3.5 — Критерии по поиску и данным</w:t>
+        <w:t>Таблица 3.5 — Критерии пригодности к работе</w:t>
       </w:r>
     </w:p>
     <w:tbl>
@@ -4108,8 +3455,8 @@
       </w:tblPr>
       <w:tblGrid>
         <w:gridCol w:w="567"/>
-        <w:gridCol w:w="7513"/>
-        <w:gridCol w:w="1276"/>
+        <w:gridCol w:w="6250"/>
+        <w:gridCol w:w="2538"/>
       </w:tblGrid>
       <w:tr>
         <w:trPr>
@@ -4142,7 +3489,7 @@
         </w:tc>
         <w:tc>
           <w:tcPr>
-            <w:tcW w:type="dxa" w:w="7512"/>
+            <w:tcW w:type="dxa" w:w="6250"/>
             <w:shd w:val="clear" w:fill="E8E8E8"/>
           </w:tcPr>
           <w:p>
@@ -4166,7 +3513,7 @@
         </w:tc>
         <w:tc>
           <w:tcPr>
-            <w:tcW w:type="dxa" w:w="1276"/>
+            <w:tcW w:type="dxa" w:w="2538"/>
             <w:shd w:val="clear" w:fill="E8E8E8"/>
           </w:tcPr>
           <w:p>
@@ -4211,13 +3558,13 @@
                 <w:color w:val="000000"/>
                 <w:sz w:val="24"/>
               </w:rPr>
-              <w:t>32</w:t>
+              <w:t>18</w:t>
             </w:r>
           </w:p>
         </w:tc>
         <w:tc>
           <w:tcPr>
-            <w:tcW w:type="dxa" w:w="7512"/>
+            <w:tcW w:type="dxa" w:w="6250"/>
           </w:tcPr>
           <w:p>
             <w:pPr>
@@ -4233,13 +3580,13 @@
                 <w:color w:val="000000"/>
                 <w:sz w:val="24"/>
               </w:rPr>
-              <w:t>Запись находится по фрагменту фамилии или номера</w:t>
+              <w:t>Работники выполняют свои задачи после ознакомления с руководством, без индивидуального обучения</w:t>
             </w:r>
           </w:p>
         </w:tc>
         <w:tc>
           <w:tcPr>
-            <w:tcW w:type="dxa" w:w="1276"/>
+            <w:tcW w:type="dxa" w:w="2538"/>
           </w:tcPr>
           <w:p>
             <w:pPr>
@@ -4272,13 +3619,13 @@
                 <w:color w:val="000000"/>
                 <w:sz w:val="24"/>
               </w:rPr>
-              <w:t>33</w:t>
+              <w:t>19</w:t>
             </w:r>
           </w:p>
         </w:tc>
         <w:tc>
           <w:tcPr>
-            <w:tcW w:type="dxa" w:w="7512"/>
+            <w:tcW w:type="dxa" w:w="6250"/>
           </w:tcPr>
           <w:p>
             <w:pPr>
@@ -4294,13 +3641,13 @@
                 <w:color w:val="000000"/>
                 <w:sz w:val="24"/>
               </w:rPr>
-              <w:t>Запись находится при вводе в неверной раскладке клавиатуры</w:t>
+              <w:t>Система не создаёт дополнительной работы по сравнению с прежним порядком</w:t>
             </w:r>
           </w:p>
         </w:tc>
         <w:tc>
           <w:tcPr>
-            <w:tcW w:type="dxa" w:w="1276"/>
+            <w:tcW w:type="dxa" w:w="2538"/>
           </w:tcPr>
           <w:p>
             <w:pPr>
@@ -4333,13 +3680,13 @@
                 <w:color w:val="000000"/>
                 <w:sz w:val="24"/>
               </w:rPr>
-              <w:t>34</w:t>
+              <w:t>20</w:t>
             </w:r>
           </w:p>
         </w:tc>
         <w:tc>
           <w:tcPr>
-            <w:tcW w:type="dxa" w:w="7512"/>
+            <w:tcW w:type="dxa" w:w="6250"/>
           </w:tcPr>
           <w:p>
             <w:pPr>
@@ -4355,13 +3702,13 @@
                 <w:color w:val="000000"/>
                 <w:sz w:val="24"/>
               </w:rPr>
-              <w:t>Заявка со ссылкой на архивную запись справочника открывается корректно</w:t>
+              <w:t>Обращения работников не носят массового характера и разбираются силами бюро</w:t>
             </w:r>
           </w:p>
         </w:tc>
         <w:tc>
           <w:tcPr>
-            <w:tcW w:type="dxa" w:w="1276"/>
+            <w:tcW w:type="dxa" w:w="2538"/>
           </w:tcPr>
           <w:p>
             <w:pPr>
@@ -4401,7 +3748,23 @@
           <w:color w:val="000000"/>
           <w:sz w:val="32"/>
         </w:rPr>
-        <w:t>4. Показатели работы</w:t>
+        <w:t>4. Показатели</w:t>
+      </w:r>
+    </w:p>
+    <w:p>
+      <w:pPr>
+        <w:pStyle w:val="Heading2"/>
+        <w:ind w:firstLine="0"/>
+      </w:pPr>
+      <w:r>
+        <w:rPr>
+          <w:rFonts w:ascii="Times New Roman" w:hAnsi="Times New Roman" w:cs="Times New Roman" w:eastAsia="Times New Roman"/>
+          <w:b/>
+          <w:i w:val="0"/>
+          <w:color w:val="000000"/>
+          <w:sz w:val="28"/>
+        </w:rPr>
+        <w:t>4.1. Скорость обработки заявок</w:t>
       </w:r>
     </w:p>
     <w:p>
@@ -4413,7 +3776,19 @@
           <w:color w:val="000000"/>
           <w:sz w:val="28"/>
         </w:rPr>
-        <w:t>Показатели измеряются по журналу запросов, встроенному в систему.</w:t>
+        <w:t>Основной ожидаемый результат внедрения. Значения снимаются в разделе аналитики системы, на вкладке обработки заявок, и не требуют ручного подсчёта.</w:t>
+      </w:r>
+    </w:p>
+    <w:p>
+      <w:r>
+        <w:rPr>
+          <w:rFonts w:ascii="Times New Roman" w:hAnsi="Times New Roman" w:cs="Times New Roman" w:eastAsia="Times New Roman"/>
+          <w:b w:val="0"/>
+          <w:i w:val="0"/>
+          <w:color w:val="000000"/>
+          <w:sz w:val="28"/>
+        </w:rPr>
+        <w:t>Целевые значения устанавливает организация исходя из прежнего порядка работы: разумный ориентир - обработка не медленнее, чем до внедрения.</w:t>
       </w:r>
     </w:p>
     <w:p>
@@ -4431,7 +3806,7 @@
           <w:color w:val="000000"/>
           <w:sz w:val="24"/>
         </w:rPr>
-        <w:t>Таблица 4.1 — Показатели работы</w:t>
+        <w:t>Таблица 4.1 — Скорость обработки заявок</w:t>
       </w:r>
     </w:p>
     <w:tbl>
@@ -4445,8 +3820,9 @@
       </w:tblPr>
       <w:tblGrid>
         <w:gridCol w:w="567"/>
-        <w:gridCol w:w="4432"/>
-        <w:gridCol w:w="4357"/>
+        <w:gridCol w:w="3255"/>
+        <w:gridCol w:w="2767"/>
+        <w:gridCol w:w="2767"/>
       </w:tblGrid>
       <w:tr>
         <w:trPr>
@@ -4479,7 +3855,7 @@
         </w:tc>
         <w:tc>
           <w:tcPr>
-            <w:tcW w:type="dxa" w:w="4431"/>
+            <w:tcW w:type="dxa" w:w="3254"/>
             <w:shd w:val="clear" w:fill="E8E8E8"/>
           </w:tcPr>
           <w:p>
@@ -4503,7 +3879,7 @@
         </w:tc>
         <w:tc>
           <w:tcPr>
-            <w:tcW w:type="dxa" w:w="4356"/>
+            <w:tcW w:type="dxa" w:w="2767"/>
             <w:shd w:val="clear" w:fill="E8E8E8"/>
           </w:tcPr>
           <w:p>
@@ -4521,7 +3897,31 @@
                 <w:color w:val="000000"/>
                 <w:sz w:val="24"/>
               </w:rPr>
-              <w:t>Допустимое значение</w:t>
+              <w:t>Целевое значение</w:t>
+            </w:r>
+          </w:p>
+        </w:tc>
+        <w:tc>
+          <w:tcPr>
+            <w:tcW w:type="dxa" w:w="2767"/>
+            <w:shd w:val="clear" w:fill="E8E8E8"/>
+          </w:tcPr>
+          <w:p>
+            <w:pPr>
+              <w:keepNext/>
+              <w:spacing w:line="240" w:lineRule="auto" w:after="0"/>
+              <w:ind w:firstLine="0"/>
+              <w:jc w:val="left"/>
+            </w:pPr>
+            <w:r>
+              <w:rPr>
+                <w:rFonts w:ascii="Times New Roman" w:hAnsi="Times New Roman" w:cs="Times New Roman" w:eastAsia="Times New Roman"/>
+                <w:b/>
+                <w:i w:val="0"/>
+                <w:color w:val="000000"/>
+                <w:sz w:val="24"/>
+              </w:rPr>
+              <w:t>Фактически</w:t>
             </w:r>
           </w:p>
         </w:tc>
@@ -4548,13 +3948,13 @@
                 <w:color w:val="000000"/>
                 <w:sz w:val="24"/>
               </w:rPr>
-              <w:t>35</w:t>
+              <w:t>21</w:t>
             </w:r>
           </w:p>
         </w:tc>
         <w:tc>
           <w:tcPr>
-            <w:tcW w:type="dxa" w:w="4431"/>
+            <w:tcW w:type="dxa" w:w="3254"/>
           </w:tcPr>
           <w:p>
             <w:pPr>
@@ -4570,13 +3970,42 @@
                 <w:color w:val="000000"/>
                 <w:sz w:val="24"/>
               </w:rPr>
-              <w:t>Доля запросов, завершившихся ошибкой сервера</w:t>
+              <w:t>Среднее время принятия заявки в работу</w:t>
             </w:r>
           </w:p>
         </w:tc>
         <w:tc>
           <w:tcPr>
-            <w:tcW w:type="dxa" w:w="4356"/>
+            <w:tcW w:type="dxa" w:w="2767"/>
+          </w:tcPr>
+          <w:p>
+            <w:pPr>
+              <w:spacing w:line="240" w:lineRule="auto" w:after="0"/>
+              <w:ind w:firstLine="0"/>
+              <w:jc w:val="left"/>
+            </w:pPr>
+          </w:p>
+        </w:tc>
+        <w:tc>
+          <w:tcPr>
+            <w:tcW w:type="dxa" w:w="2767"/>
+          </w:tcPr>
+          <w:p>
+            <w:pPr>
+              <w:spacing w:line="240" w:lineRule="auto" w:after="0"/>
+              <w:ind w:firstLine="0"/>
+              <w:jc w:val="left"/>
+            </w:pPr>
+          </w:p>
+        </w:tc>
+      </w:tr>
+      <w:tr>
+        <w:trPr>
+          <w:cantSplit w:val="true"/>
+        </w:trPr>
+        <w:tc>
+          <w:tcPr>
+            <w:tcW w:type="dxa" w:w="567"/>
           </w:tcPr>
           <w:p>
             <w:pPr>
@@ -4592,7 +4021,447 @@
                 <w:color w:val="000000"/>
                 <w:sz w:val="24"/>
               </w:rPr>
-              <w:t>Не более 0,5 процента</w:t>
+              <w:t>22</w:t>
+            </w:r>
+          </w:p>
+        </w:tc>
+        <w:tc>
+          <w:tcPr>
+            <w:tcW w:type="dxa" w:w="3254"/>
+          </w:tcPr>
+          <w:p>
+            <w:pPr>
+              <w:spacing w:line="240" w:lineRule="auto" w:after="0"/>
+              <w:ind w:firstLine="0"/>
+              <w:jc w:val="left"/>
+            </w:pPr>
+            <w:r>
+              <w:rPr>
+                <w:rFonts w:ascii="Times New Roman" w:hAnsi="Times New Roman" w:cs="Times New Roman" w:eastAsia="Times New Roman"/>
+                <w:b w:val="0"/>
+                <w:i w:val="0"/>
+                <w:color w:val="000000"/>
+                <w:sz w:val="24"/>
+              </w:rPr>
+              <w:t>Среднее время от подачи до итогового решения</w:t>
+            </w:r>
+          </w:p>
+        </w:tc>
+        <w:tc>
+          <w:tcPr>
+            <w:tcW w:type="dxa" w:w="2767"/>
+          </w:tcPr>
+          <w:p>
+            <w:pPr>
+              <w:spacing w:line="240" w:lineRule="auto" w:after="0"/>
+              <w:ind w:firstLine="0"/>
+              <w:jc w:val="left"/>
+            </w:pPr>
+          </w:p>
+        </w:tc>
+        <w:tc>
+          <w:tcPr>
+            <w:tcW w:type="dxa" w:w="2767"/>
+          </w:tcPr>
+          <w:p>
+            <w:pPr>
+              <w:spacing w:line="240" w:lineRule="auto" w:after="0"/>
+              <w:ind w:firstLine="0"/>
+              <w:jc w:val="left"/>
+            </w:pPr>
+          </w:p>
+        </w:tc>
+      </w:tr>
+      <w:tr>
+        <w:trPr>
+          <w:cantSplit w:val="true"/>
+        </w:trPr>
+        <w:tc>
+          <w:tcPr>
+            <w:tcW w:type="dxa" w:w="567"/>
+          </w:tcPr>
+          <w:p>
+            <w:pPr>
+              <w:spacing w:line="240" w:lineRule="auto" w:after="0"/>
+              <w:ind w:firstLine="0"/>
+              <w:jc w:val="left"/>
+            </w:pPr>
+            <w:r>
+              <w:rPr>
+                <w:rFonts w:ascii="Times New Roman" w:hAnsi="Times New Roman" w:cs="Times New Roman" w:eastAsia="Times New Roman"/>
+                <w:b w:val="0"/>
+                <w:i w:val="0"/>
+                <w:color w:val="000000"/>
+                <w:sz w:val="24"/>
+              </w:rPr>
+              <w:t>23</w:t>
+            </w:r>
+          </w:p>
+        </w:tc>
+        <w:tc>
+          <w:tcPr>
+            <w:tcW w:type="dxa" w:w="3254"/>
+          </w:tcPr>
+          <w:p>
+            <w:pPr>
+              <w:spacing w:line="240" w:lineRule="auto" w:after="0"/>
+              <w:ind w:firstLine="0"/>
+              <w:jc w:val="left"/>
+            </w:pPr>
+            <w:r>
+              <w:rPr>
+                <w:rFonts w:ascii="Times New Roman" w:hAnsi="Times New Roman" w:cs="Times New Roman" w:eastAsia="Times New Roman"/>
+                <w:b w:val="0"/>
+                <w:i w:val="0"/>
+                <w:color w:val="000000"/>
+                <w:sz w:val="24"/>
+              </w:rPr>
+              <w:t>Среднее время согласования</w:t>
+            </w:r>
+          </w:p>
+        </w:tc>
+        <w:tc>
+          <w:tcPr>
+            <w:tcW w:type="dxa" w:w="2767"/>
+          </w:tcPr>
+          <w:p>
+            <w:pPr>
+              <w:spacing w:line="240" w:lineRule="auto" w:after="0"/>
+              <w:ind w:firstLine="0"/>
+              <w:jc w:val="left"/>
+            </w:pPr>
+          </w:p>
+        </w:tc>
+        <w:tc>
+          <w:tcPr>
+            <w:tcW w:type="dxa" w:w="2767"/>
+          </w:tcPr>
+          <w:p>
+            <w:pPr>
+              <w:spacing w:line="240" w:lineRule="auto" w:after="0"/>
+              <w:ind w:firstLine="0"/>
+              <w:jc w:val="left"/>
+            </w:pPr>
+          </w:p>
+        </w:tc>
+      </w:tr>
+      <w:tr>
+        <w:trPr>
+          <w:cantSplit w:val="true"/>
+        </w:trPr>
+        <w:tc>
+          <w:tcPr>
+            <w:tcW w:type="dxa" w:w="567"/>
+          </w:tcPr>
+          <w:p>
+            <w:pPr>
+              <w:spacing w:line="240" w:lineRule="auto" w:after="0"/>
+              <w:ind w:firstLine="0"/>
+              <w:jc w:val="left"/>
+            </w:pPr>
+            <w:r>
+              <w:rPr>
+                <w:rFonts w:ascii="Times New Roman" w:hAnsi="Times New Roman" w:cs="Times New Roman" w:eastAsia="Times New Roman"/>
+                <w:b w:val="0"/>
+                <w:i w:val="0"/>
+                <w:color w:val="000000"/>
+                <w:sz w:val="24"/>
+              </w:rPr>
+              <w:t>24</w:t>
+            </w:r>
+          </w:p>
+        </w:tc>
+        <w:tc>
+          <w:tcPr>
+            <w:tcW w:type="dxa" w:w="3254"/>
+          </w:tcPr>
+          <w:p>
+            <w:pPr>
+              <w:spacing w:line="240" w:lineRule="auto" w:after="0"/>
+              <w:ind w:firstLine="0"/>
+              <w:jc w:val="left"/>
+            </w:pPr>
+            <w:r>
+              <w:rPr>
+                <w:rFonts w:ascii="Times New Roman" w:hAnsi="Times New Roman" w:cs="Times New Roman" w:eastAsia="Times New Roman"/>
+                <w:b w:val="0"/>
+                <w:i w:val="0"/>
+                <w:color w:val="000000"/>
+                <w:sz w:val="24"/>
+              </w:rPr>
+              <w:t>Доля отказов от общего числа заявок</w:t>
+            </w:r>
+          </w:p>
+        </w:tc>
+        <w:tc>
+          <w:tcPr>
+            <w:tcW w:type="dxa" w:w="2767"/>
+          </w:tcPr>
+          <w:p>
+            <w:pPr>
+              <w:spacing w:line="240" w:lineRule="auto" w:after="0"/>
+              <w:ind w:firstLine="0"/>
+              <w:jc w:val="left"/>
+            </w:pPr>
+          </w:p>
+        </w:tc>
+        <w:tc>
+          <w:tcPr>
+            <w:tcW w:type="dxa" w:w="2767"/>
+          </w:tcPr>
+          <w:p>
+            <w:pPr>
+              <w:spacing w:line="240" w:lineRule="auto" w:after="0"/>
+              <w:ind w:firstLine="0"/>
+              <w:jc w:val="left"/>
+            </w:pPr>
+          </w:p>
+        </w:tc>
+      </w:tr>
+    </w:tbl>
+    <w:p>
+      <w:pPr>
+        <w:spacing w:after="0" w:line="240" w:lineRule="auto"/>
+        <w:ind w:firstLine="0"/>
+      </w:pPr>
+      <w:r>
+        <w:rPr>
+          <w:rFonts w:ascii="Times New Roman" w:hAnsi="Times New Roman" w:cs="Times New Roman" w:eastAsia="Times New Roman"/>
+          <w:b w:val="0"/>
+          <w:i w:val="0"/>
+          <w:color w:val="000000"/>
+          <w:sz w:val="12"/>
+        </w:rPr>
+      </w:r>
+    </w:p>
+    <w:tbl>
+      <w:tblPr>
+        <w:tblW w:type="auto" w:w="0"/>
+        <w:tblLayout w:type="fixed"/>
+        <w:tblLook w:firstColumn="1" w:firstRow="1" w:lastColumn="0" w:lastRow="0" w:noHBand="0" w:noVBand="1" w:val="04A0"/>
+        <w:tblLayout w:type="fixed"/>
+      </w:tblPr>
+      <w:tblGrid>
+        <w:gridCol w:w="9356"/>
+      </w:tblGrid>
+      <w:tr>
+        <w:trPr>
+          <w:cantSplit w:val="true"/>
+        </w:trPr>
+        <w:tc>
+          <w:tcPr>
+            <w:tcW w:type="dxa" w:w="9354"/>
+            <w:shd w:val="clear" w:fill="EAF1F8"/>
+            <w:tcBorders>
+              <w:left w:val="single" w:sz="24" w:color="2C6FA6"/>
+              <w:top w:val="single" w:sz="4" w:color="EAF1F8"/>
+              <w:bottom w:val="single" w:sz="4" w:color="EAF1F8"/>
+              <w:right w:val="single" w:sz="4" w:color="EAF1F8"/>
+            </w:tcBorders>
+          </w:tcPr>
+          <w:p>
+            <w:pPr>
+              <w:spacing w:line="288" w:lineRule="auto" w:after="0"/>
+              <w:ind w:firstLine="0"/>
+            </w:pPr>
+            <w:r>
+              <w:rPr>
+                <w:rFonts w:ascii="Times New Roman" w:hAnsi="Times New Roman" w:cs="Times New Roman" w:eastAsia="Times New Roman"/>
+                <w:b/>
+                <w:i w:val="0"/>
+                <w:color w:val="2C6FA6"/>
+                <w:sz w:val="26"/>
+              </w:rPr>
+              <w:t xml:space="preserve">ПРИМЕЧАНИЕ. </w:t>
+            </w:r>
+            <w:r>
+              <w:rPr>
+                <w:rFonts w:ascii="Times New Roman" w:hAnsi="Times New Roman" w:cs="Times New Roman" w:eastAsia="Times New Roman"/>
+                <w:b w:val="0"/>
+                <w:i w:val="0"/>
+                <w:color w:val="000000"/>
+                <w:sz w:val="26"/>
+              </w:rPr>
+              <w:t>Длительности рассчитываются по рабочему времени бюро, а не по календарному. Заявка, поданная вечером пятницы и обработанная утром понедельника, не получает трёх суток срока: выходные в расчёт не входят. Это делает показатель сопоставимым с прежним порядком работы.</w:t>
+            </w:r>
+          </w:p>
+        </w:tc>
+      </w:tr>
+    </w:tbl>
+    <w:p>
+      <w:pPr>
+        <w:spacing w:after="0" w:line="240" w:lineRule="auto"/>
+        <w:ind w:firstLine="0"/>
+      </w:pPr>
+      <w:r>
+        <w:rPr>
+          <w:rFonts w:ascii="Times New Roman" w:hAnsi="Times New Roman" w:cs="Times New Roman" w:eastAsia="Times New Roman"/>
+          <w:b w:val="0"/>
+          <w:i w:val="0"/>
+          <w:color w:val="000000"/>
+          <w:sz w:val="12"/>
+        </w:rPr>
+      </w:r>
+    </w:p>
+    <w:p>
+      <w:pPr>
+        <w:pStyle w:val="Heading2"/>
+        <w:ind w:firstLine="0"/>
+      </w:pPr>
+      <w:r>
+        <w:rPr>
+          <w:rFonts w:ascii="Times New Roman" w:hAnsi="Times New Roman" w:cs="Times New Roman" w:eastAsia="Times New Roman"/>
+          <w:b/>
+          <w:i w:val="0"/>
+          <w:color w:val="000000"/>
+          <w:sz w:val="28"/>
+        </w:rPr>
+        <w:t>4.2. Работа системы</w:t>
+      </w:r>
+    </w:p>
+    <w:p>
+      <w:r>
+        <w:rPr>
+          <w:rFonts w:ascii="Times New Roman" w:hAnsi="Times New Roman" w:cs="Times New Roman" w:eastAsia="Times New Roman"/>
+          <w:b w:val="0"/>
+          <w:i w:val="0"/>
+          <w:color w:val="000000"/>
+          <w:sz w:val="28"/>
+        </w:rPr>
+        <w:t>Показатели снимаются по журналу запросов.</w:t>
+      </w:r>
+    </w:p>
+    <w:p>
+      <w:pPr>
+        <w:keepNext/>
+        <w:spacing w:line="240" w:lineRule="auto" w:before="160" w:after="80"/>
+        <w:ind w:firstLine="0"/>
+        <w:jc w:val="left"/>
+      </w:pPr>
+      <w:r>
+        <w:rPr>
+          <w:rFonts w:ascii="Times New Roman" w:hAnsi="Times New Roman" w:cs="Times New Roman" w:eastAsia="Times New Roman"/>
+          <w:b w:val="0"/>
+          <w:i/>
+          <w:color w:val="000000"/>
+          <w:sz w:val="24"/>
+        </w:rPr>
+        <w:t>Таблица 4.2 — Показатели работы системы</w:t>
+      </w:r>
+    </w:p>
+    <w:tbl>
+      <w:tblPr>
+        <w:tblStyle w:val="TableGrid"/>
+        <w:tblW w:type="auto" w:w="0"/>
+        <w:jc w:val="center"/>
+        <w:tblLayout w:type="fixed"/>
+        <w:tblLook w:firstColumn="1" w:firstRow="1" w:lastColumn="0" w:lastRow="0" w:noHBand="0" w:noVBand="1" w:val="04A0"/>
+        <w:tblLayout w:type="fixed"/>
+      </w:tblPr>
+      <w:tblGrid>
+        <w:gridCol w:w="567"/>
+        <w:gridCol w:w="3194"/>
+        <w:gridCol w:w="2797"/>
+        <w:gridCol w:w="2797"/>
+      </w:tblGrid>
+      <w:tr>
+        <w:trPr>
+          <w:tblHeader w:val="true"/>
+          <w:cantSplit w:val="true"/>
+        </w:trPr>
+        <w:tc>
+          <w:tcPr>
+            <w:tcW w:type="dxa" w:w="567"/>
+            <w:shd w:val="clear" w:fill="E8E8E8"/>
+          </w:tcPr>
+          <w:p>
+            <w:pPr>
+              <w:keepNext/>
+              <w:spacing w:line="240" w:lineRule="auto" w:after="0"/>
+              <w:ind w:firstLine="0"/>
+              <w:jc w:val="left"/>
+            </w:pPr>
+            <w:r>
+              <w:rPr>
+                <w:rFonts w:ascii="Times New Roman" w:hAnsi="Times New Roman" w:cs="Times New Roman" w:eastAsia="Times New Roman"/>
+                <w:b/>
+                <w:i w:val="0"/>
+                <w:color w:val="000000"/>
+                <w:sz w:val="24"/>
+              </w:rPr>
+              <w:t>№</w:t>
+            </w:r>
+          </w:p>
+        </w:tc>
+        <w:tc>
+          <w:tcPr>
+            <w:tcW w:type="dxa" w:w="3193"/>
+            <w:shd w:val="clear" w:fill="E8E8E8"/>
+          </w:tcPr>
+          <w:p>
+            <w:pPr>
+              <w:keepNext/>
+              <w:spacing w:line="240" w:lineRule="auto" w:after="0"/>
+              <w:ind w:firstLine="0"/>
+              <w:jc w:val="left"/>
+            </w:pPr>
+            <w:r>
+              <w:rPr>
+                <w:rFonts w:ascii="Times New Roman" w:hAnsi="Times New Roman" w:cs="Times New Roman" w:eastAsia="Times New Roman"/>
+                <w:b/>
+                <w:i w:val="0"/>
+                <w:color w:val="000000"/>
+                <w:sz w:val="24"/>
+              </w:rPr>
+              <w:t>Показатель</w:t>
+            </w:r>
+          </w:p>
+        </w:tc>
+        <w:tc>
+          <w:tcPr>
+            <w:tcW w:type="dxa" w:w="2797"/>
+            <w:shd w:val="clear" w:fill="E8E8E8"/>
+          </w:tcPr>
+          <w:p>
+            <w:pPr>
+              <w:keepNext/>
+              <w:spacing w:line="240" w:lineRule="auto" w:after="0"/>
+              <w:ind w:firstLine="0"/>
+              <w:jc w:val="left"/>
+            </w:pPr>
+            <w:r>
+              <w:rPr>
+                <w:rFonts w:ascii="Times New Roman" w:hAnsi="Times New Roman" w:cs="Times New Roman" w:eastAsia="Times New Roman"/>
+                <w:b/>
+                <w:i w:val="0"/>
+                <w:color w:val="000000"/>
+                <w:sz w:val="24"/>
+              </w:rPr>
+              <w:t>Допустимое значение</w:t>
+            </w:r>
+          </w:p>
+        </w:tc>
+        <w:tc>
+          <w:tcPr>
+            <w:tcW w:type="dxa" w:w="2797"/>
+            <w:shd w:val="clear" w:fill="E8E8E8"/>
+          </w:tcPr>
+          <w:p>
+            <w:pPr>
+              <w:keepNext/>
+              <w:spacing w:line="240" w:lineRule="auto" w:after="0"/>
+              <w:ind w:firstLine="0"/>
+              <w:jc w:val="left"/>
+            </w:pPr>
+            <w:r>
+              <w:rPr>
+                <w:rFonts w:ascii="Times New Roman" w:hAnsi="Times New Roman" w:cs="Times New Roman" w:eastAsia="Times New Roman"/>
+                <w:b/>
+                <w:i w:val="0"/>
+                <w:color w:val="000000"/>
+                <w:sz w:val="24"/>
+              </w:rPr>
+              <w:t>Фактически</w:t>
             </w:r>
           </w:p>
         </w:tc>
@@ -4619,13 +4488,96 @@
                 <w:color w:val="000000"/>
                 <w:sz w:val="24"/>
               </w:rPr>
-              <w:t>36</w:t>
+              <w:t>25</w:t>
             </w:r>
           </w:p>
         </w:tc>
         <w:tc>
           <w:tcPr>
-            <w:tcW w:type="dxa" w:w="4431"/>
+            <w:tcW w:type="dxa" w:w="3193"/>
+          </w:tcPr>
+          <w:p>
+            <w:pPr>
+              <w:spacing w:line="240" w:lineRule="auto" w:after="0"/>
+              <w:ind w:firstLine="0"/>
+              <w:jc w:val="left"/>
+            </w:pPr>
+            <w:r>
+              <w:rPr>
+                <w:rFonts w:ascii="Times New Roman" w:hAnsi="Times New Roman" w:cs="Times New Roman" w:eastAsia="Times New Roman"/>
+                <w:b w:val="0"/>
+                <w:i w:val="0"/>
+                <w:color w:val="000000"/>
+                <w:sz w:val="24"/>
+              </w:rPr>
+              <w:t>Доля запросов, завершившихся ошибкой сервера</w:t>
+            </w:r>
+          </w:p>
+        </w:tc>
+        <w:tc>
+          <w:tcPr>
+            <w:tcW w:type="dxa" w:w="2797"/>
+          </w:tcPr>
+          <w:p>
+            <w:pPr>
+              <w:spacing w:line="240" w:lineRule="auto" w:after="0"/>
+              <w:ind w:firstLine="0"/>
+              <w:jc w:val="left"/>
+            </w:pPr>
+            <w:r>
+              <w:rPr>
+                <w:rFonts w:ascii="Times New Roman" w:hAnsi="Times New Roman" w:cs="Times New Roman" w:eastAsia="Times New Roman"/>
+                <w:b w:val="0"/>
+                <w:i w:val="0"/>
+                <w:color w:val="000000"/>
+                <w:sz w:val="24"/>
+              </w:rPr>
+              <w:t>Не более 0,5 процента</w:t>
+            </w:r>
+          </w:p>
+        </w:tc>
+        <w:tc>
+          <w:tcPr>
+            <w:tcW w:type="dxa" w:w="2797"/>
+          </w:tcPr>
+          <w:p>
+            <w:pPr>
+              <w:spacing w:line="240" w:lineRule="auto" w:after="0"/>
+              <w:ind w:firstLine="0"/>
+              <w:jc w:val="left"/>
+            </w:pPr>
+          </w:p>
+        </w:tc>
+      </w:tr>
+      <w:tr>
+        <w:trPr>
+          <w:cantSplit w:val="true"/>
+        </w:trPr>
+        <w:tc>
+          <w:tcPr>
+            <w:tcW w:type="dxa" w:w="567"/>
+          </w:tcPr>
+          <w:p>
+            <w:pPr>
+              <w:spacing w:line="240" w:lineRule="auto" w:after="0"/>
+              <w:ind w:firstLine="0"/>
+              <w:jc w:val="left"/>
+            </w:pPr>
+            <w:r>
+              <w:rPr>
+                <w:rFonts w:ascii="Times New Roman" w:hAnsi="Times New Roman" w:cs="Times New Roman" w:eastAsia="Times New Roman"/>
+                <w:b w:val="0"/>
+                <w:i w:val="0"/>
+                <w:color w:val="000000"/>
+                <w:sz w:val="24"/>
+              </w:rPr>
+              <w:t>26</w:t>
+            </w:r>
+          </w:p>
+        </w:tc>
+        <w:tc>
+          <w:tcPr>
+            <w:tcW w:type="dxa" w:w="3193"/>
           </w:tcPr>
           <w:p>
             <w:pPr>
@@ -4647,7 +4599,7 @@
         </w:tc>
         <w:tc>
           <w:tcPr>
-            <w:tcW w:type="dxa" w:w="4356"/>
+            <w:tcW w:type="dxa" w:w="2797"/>
           </w:tcPr>
           <w:p>
             <w:pPr>
@@ -4665,6 +4617,393 @@
               </w:rPr>
               <w:t>Не более 3 секунд для 95 процентов запросов</w:t>
             </w:r>
+          </w:p>
+        </w:tc>
+        <w:tc>
+          <w:tcPr>
+            <w:tcW w:type="dxa" w:w="2797"/>
+          </w:tcPr>
+          <w:p>
+            <w:pPr>
+              <w:spacing w:line="240" w:lineRule="auto" w:after="0"/>
+              <w:ind w:firstLine="0"/>
+              <w:jc w:val="left"/>
+            </w:pPr>
+          </w:p>
+        </w:tc>
+      </w:tr>
+      <w:tr>
+        <w:trPr>
+          <w:cantSplit w:val="true"/>
+        </w:trPr>
+        <w:tc>
+          <w:tcPr>
+            <w:tcW w:type="dxa" w:w="567"/>
+          </w:tcPr>
+          <w:p>
+            <w:pPr>
+              <w:spacing w:line="240" w:lineRule="auto" w:after="0"/>
+              <w:ind w:firstLine="0"/>
+              <w:jc w:val="left"/>
+            </w:pPr>
+            <w:r>
+              <w:rPr>
+                <w:rFonts w:ascii="Times New Roman" w:hAnsi="Times New Roman" w:cs="Times New Roman" w:eastAsia="Times New Roman"/>
+                <w:b w:val="0"/>
+                <w:i w:val="0"/>
+                <w:color w:val="000000"/>
+                <w:sz w:val="24"/>
+              </w:rPr>
+              <w:t>27</w:t>
+            </w:r>
+          </w:p>
+        </w:tc>
+        <w:tc>
+          <w:tcPr>
+            <w:tcW w:type="dxa" w:w="3193"/>
+          </w:tcPr>
+          <w:p>
+            <w:pPr>
+              <w:spacing w:line="240" w:lineRule="auto" w:after="0"/>
+              <w:ind w:firstLine="0"/>
+              <w:jc w:val="left"/>
+            </w:pPr>
+            <w:r>
+              <w:rPr>
+                <w:rFonts w:ascii="Times New Roman" w:hAnsi="Times New Roman" w:cs="Times New Roman" w:eastAsia="Times New Roman"/>
+                <w:b w:val="0"/>
+                <w:i w:val="0"/>
+                <w:color w:val="000000"/>
+                <w:sz w:val="24"/>
+              </w:rPr>
+              <w:t>Доступность в рабочие часы</w:t>
+            </w:r>
+          </w:p>
+        </w:tc>
+        <w:tc>
+          <w:tcPr>
+            <w:tcW w:type="dxa" w:w="2797"/>
+          </w:tcPr>
+          <w:p>
+            <w:pPr>
+              <w:spacing w:line="240" w:lineRule="auto" w:after="0"/>
+              <w:ind w:firstLine="0"/>
+              <w:jc w:val="left"/>
+            </w:pPr>
+            <w:r>
+              <w:rPr>
+                <w:rFonts w:ascii="Times New Roman" w:hAnsi="Times New Roman" w:cs="Times New Roman" w:eastAsia="Times New Roman"/>
+                <w:b w:val="0"/>
+                <w:i w:val="0"/>
+                <w:color w:val="000000"/>
+                <w:sz w:val="24"/>
+              </w:rPr>
+              <w:t>Не менее 99 процентов</w:t>
+            </w:r>
+          </w:p>
+        </w:tc>
+        <w:tc>
+          <w:tcPr>
+            <w:tcW w:type="dxa" w:w="2797"/>
+          </w:tcPr>
+          <w:p>
+            <w:pPr>
+              <w:spacing w:line="240" w:lineRule="auto" w:after="0"/>
+              <w:ind w:firstLine="0"/>
+              <w:jc w:val="left"/>
+            </w:pPr>
+          </w:p>
+        </w:tc>
+      </w:tr>
+      <w:tr>
+        <w:trPr>
+          <w:cantSplit w:val="true"/>
+        </w:trPr>
+        <w:tc>
+          <w:tcPr>
+            <w:tcW w:type="dxa" w:w="567"/>
+          </w:tcPr>
+          <w:p>
+            <w:pPr>
+              <w:spacing w:line="240" w:lineRule="auto" w:after="0"/>
+              <w:ind w:firstLine="0"/>
+              <w:jc w:val="left"/>
+            </w:pPr>
+            <w:r>
+              <w:rPr>
+                <w:rFonts w:ascii="Times New Roman" w:hAnsi="Times New Roman" w:cs="Times New Roman" w:eastAsia="Times New Roman"/>
+                <w:b w:val="0"/>
+                <w:i w:val="0"/>
+                <w:color w:val="000000"/>
+                <w:sz w:val="24"/>
+              </w:rPr>
+              <w:t>28</w:t>
+            </w:r>
+          </w:p>
+        </w:tc>
+        <w:tc>
+          <w:tcPr>
+            <w:tcW w:type="dxa" w:w="3193"/>
+          </w:tcPr>
+          <w:p>
+            <w:pPr>
+              <w:spacing w:line="240" w:lineRule="auto" w:after="0"/>
+              <w:ind w:firstLine="0"/>
+              <w:jc w:val="left"/>
+            </w:pPr>
+            <w:r>
+              <w:rPr>
+                <w:rFonts w:ascii="Times New Roman" w:hAnsi="Times New Roman" w:cs="Times New Roman" w:eastAsia="Times New Roman"/>
+                <w:b w:val="0"/>
+                <w:i w:val="0"/>
+                <w:color w:val="000000"/>
+                <w:sz w:val="24"/>
+              </w:rPr>
+              <w:t>Незапланированные перерывы в работе</w:t>
+            </w:r>
+          </w:p>
+        </w:tc>
+        <w:tc>
+          <w:tcPr>
+            <w:tcW w:type="dxa" w:w="2797"/>
+          </w:tcPr>
+          <w:p>
+            <w:pPr>
+              <w:spacing w:line="240" w:lineRule="auto" w:after="0"/>
+              <w:ind w:firstLine="0"/>
+              <w:jc w:val="left"/>
+            </w:pPr>
+            <w:r>
+              <w:rPr>
+                <w:rFonts w:ascii="Times New Roman" w:hAnsi="Times New Roman" w:cs="Times New Roman" w:eastAsia="Times New Roman"/>
+                <w:b w:val="0"/>
+                <w:i w:val="0"/>
+                <w:color w:val="000000"/>
+                <w:sz w:val="24"/>
+              </w:rPr>
+              <w:t>Отсутствуют</w:t>
+            </w:r>
+          </w:p>
+        </w:tc>
+        <w:tc>
+          <w:tcPr>
+            <w:tcW w:type="dxa" w:w="2797"/>
+          </w:tcPr>
+          <w:p>
+            <w:pPr>
+              <w:spacing w:line="240" w:lineRule="auto" w:after="0"/>
+              <w:ind w:firstLine="0"/>
+              <w:jc w:val="left"/>
+            </w:pPr>
+          </w:p>
+        </w:tc>
+      </w:tr>
+    </w:tbl>
+    <w:p>
+      <w:pPr>
+        <w:spacing w:after="0" w:line="240" w:lineRule="auto"/>
+        <w:ind w:firstLine="0"/>
+      </w:pPr>
+      <w:r>
+        <w:rPr>
+          <w:rFonts w:ascii="Times New Roman" w:hAnsi="Times New Roman" w:cs="Times New Roman" w:eastAsia="Times New Roman"/>
+          <w:b w:val="0"/>
+          <w:i w:val="0"/>
+          <w:color w:val="000000"/>
+          <w:sz w:val="12"/>
+        </w:rPr>
+      </w:r>
+    </w:p>
+    <w:p>
+      <w:pPr>
+        <w:pStyle w:val="Heading2"/>
+        <w:ind w:firstLine="0"/>
+      </w:pPr>
+      <w:r>
+        <w:rPr>
+          <w:rFonts w:ascii="Times New Roman" w:hAnsi="Times New Roman" w:cs="Times New Roman" w:eastAsia="Times New Roman"/>
+          <w:b/>
+          <w:i w:val="0"/>
+          <w:color w:val="000000"/>
+          <w:sz w:val="28"/>
+        </w:rPr>
+        <w:t>4.3. Объём работы за период</w:t>
+      </w:r>
+    </w:p>
+    <w:p>
+      <w:r>
+        <w:rPr>
+          <w:rFonts w:ascii="Times New Roman" w:hAnsi="Times New Roman" w:cs="Times New Roman" w:eastAsia="Times New Roman"/>
+          <w:b w:val="0"/>
+          <w:i w:val="0"/>
+          <w:color w:val="000000"/>
+          <w:sz w:val="28"/>
+        </w:rPr>
+        <w:t>Раздел фиксирует, какая работа фактически прошла через систему. Эти сведения не являются критериями: они показывают, насколько представительна выборка, на которой сделаны выводы. Значения снимаются в конструкторе отчётов системы.</w:t>
+      </w:r>
+    </w:p>
+    <w:p>
+      <w:pPr>
+        <w:keepNext/>
+        <w:spacing w:line="240" w:lineRule="auto" w:before="160" w:after="80"/>
+        <w:ind w:firstLine="0"/>
+        <w:jc w:val="left"/>
+      </w:pPr>
+      <w:r>
+        <w:rPr>
+          <w:rFonts w:ascii="Times New Roman" w:hAnsi="Times New Roman" w:cs="Times New Roman" w:eastAsia="Times New Roman"/>
+          <w:b w:val="0"/>
+          <w:i/>
+          <w:color w:val="000000"/>
+          <w:sz w:val="24"/>
+        </w:rPr>
+        <w:t>Таблица 4.3 — Объём работы за период</w:t>
+      </w:r>
+    </w:p>
+    <w:tbl>
+      <w:tblPr>
+        <w:tblStyle w:val="TableGrid"/>
+        <w:tblW w:type="auto" w:w="0"/>
+        <w:jc w:val="center"/>
+        <w:tblLayout w:type="fixed"/>
+        <w:tblLook w:firstColumn="1" w:firstRow="1" w:lastColumn="0" w:lastRow="0" w:noHBand="0" w:noVBand="1" w:val="04A0"/>
+        <w:tblLayout w:type="fixed"/>
+      </w:tblPr>
+      <w:tblGrid>
+        <w:gridCol w:w="4339"/>
+        <w:gridCol w:w="5016"/>
+      </w:tblGrid>
+      <w:tr>
+        <w:trPr>
+          <w:tblHeader w:val="true"/>
+          <w:cantSplit w:val="true"/>
+        </w:trPr>
+        <w:tc>
+          <w:tcPr>
+            <w:tcW w:type="dxa" w:w="4339"/>
+            <w:shd w:val="clear" w:fill="E8E8E8"/>
+          </w:tcPr>
+          <w:p>
+            <w:pPr>
+              <w:keepNext/>
+              <w:spacing w:line="240" w:lineRule="auto" w:after="0"/>
+              <w:ind w:firstLine="0"/>
+              <w:jc w:val="left"/>
+            </w:pPr>
+            <w:r>
+              <w:rPr>
+                <w:rFonts w:ascii="Times New Roman" w:hAnsi="Times New Roman" w:cs="Times New Roman" w:eastAsia="Times New Roman"/>
+                <w:b/>
+                <w:i w:val="0"/>
+                <w:color w:val="000000"/>
+                <w:sz w:val="24"/>
+              </w:rPr>
+              <w:t>Показатель</w:t>
+            </w:r>
+          </w:p>
+        </w:tc>
+        <w:tc>
+          <w:tcPr>
+            <w:tcW w:type="dxa" w:w="5016"/>
+            <w:shd w:val="clear" w:fill="E8E8E8"/>
+          </w:tcPr>
+          <w:p>
+            <w:pPr>
+              <w:keepNext/>
+              <w:spacing w:line="240" w:lineRule="auto" w:after="0"/>
+              <w:ind w:firstLine="0"/>
+              <w:jc w:val="left"/>
+            </w:pPr>
+            <w:r>
+              <w:rPr>
+                <w:rFonts w:ascii="Times New Roman" w:hAnsi="Times New Roman" w:cs="Times New Roman" w:eastAsia="Times New Roman"/>
+                <w:b/>
+                <w:i w:val="0"/>
+                <w:color w:val="000000"/>
+                <w:sz w:val="24"/>
+              </w:rPr>
+              <w:t>Значение</w:t>
+            </w:r>
+          </w:p>
+        </w:tc>
+      </w:tr>
+      <w:tr>
+        <w:trPr>
+          <w:cantSplit w:val="true"/>
+          <w:trHeight w:val="623" w:hRule="atLeast"/>
+        </w:trPr>
+        <w:tc>
+          <w:tcPr>
+            <w:tcW w:type="dxa" w:w="4339"/>
+          </w:tcPr>
+          <w:p>
+            <w:pPr>
+              <w:spacing w:line="240" w:lineRule="auto" w:after="0"/>
+              <w:ind w:firstLine="0"/>
+              <w:jc w:val="left"/>
+            </w:pPr>
+            <w:r>
+              <w:rPr>
+                <w:rFonts w:ascii="Times New Roman" w:hAnsi="Times New Roman" w:cs="Times New Roman" w:eastAsia="Times New Roman"/>
+                <w:b w:val="0"/>
+                <w:i w:val="0"/>
+                <w:color w:val="000000"/>
+                <w:sz w:val="24"/>
+              </w:rPr>
+              <w:t>Подано заявок</w:t>
+            </w:r>
+          </w:p>
+        </w:tc>
+        <w:tc>
+          <w:tcPr>
+            <w:tcW w:type="dxa" w:w="5016"/>
+          </w:tcPr>
+          <w:p>
+            <w:pPr>
+              <w:spacing w:line="240" w:lineRule="auto" w:after="0"/>
+              <w:ind w:firstLine="0"/>
+              <w:jc w:val="left"/>
+            </w:pPr>
+          </w:p>
+        </w:tc>
+      </w:tr>
+      <w:tr>
+        <w:trPr>
+          <w:cantSplit w:val="true"/>
+          <w:trHeight w:val="623" w:hRule="atLeast"/>
+        </w:trPr>
+        <w:tc>
+          <w:tcPr>
+            <w:tcW w:type="dxa" w:w="4339"/>
+          </w:tcPr>
+          <w:p>
+            <w:pPr>
+              <w:spacing w:line="240" w:lineRule="auto" w:after="0"/>
+              <w:ind w:firstLine="0"/>
+              <w:jc w:val="left"/>
+            </w:pPr>
+            <w:r>
+              <w:rPr>
+                <w:rFonts w:ascii="Times New Roman" w:hAnsi="Times New Roman" w:cs="Times New Roman" w:eastAsia="Times New Roman"/>
+                <w:b w:val="0"/>
+                <w:i w:val="0"/>
+                <w:color w:val="000000"/>
+                <w:sz w:val="24"/>
+              </w:rPr>
+              <w:t>Обработано заявок с итоговым решением</w:t>
+            </w:r>
+          </w:p>
+        </w:tc>
+        <w:tc>
+          <w:tcPr>
+            <w:tcW w:type="dxa" w:w="5016"/>
+          </w:tcPr>
+          <w:p>
+            <w:pPr>
+              <w:spacing w:line="240" w:lineRule="auto" w:after="0"/>
+              <w:ind w:firstLine="0"/>
+              <w:jc w:val="left"/>
+            </w:pPr>
           </w:p>
         </w:tc>
       </w:tr>
@@ -4699,7 +5038,7 @@
           <w:color w:val="000000"/>
           <w:sz w:val="24"/>
         </w:rPr>
-        <w:t>Продолжение таблицы 4.1</w:t>
+        <w:t>Продолжение таблицы 4.3</w:t>
       </w:r>
     </w:p>
     <w:tbl>
@@ -4712,9 +5051,8 @@
         <w:tblLayout w:type="fixed"/>
       </w:tblPr>
       <w:tblGrid>
-        <w:gridCol w:w="728"/>
-        <w:gridCol w:w="5252"/>
-        <w:gridCol w:w="3376"/>
+        <w:gridCol w:w="4908"/>
+        <w:gridCol w:w="4447"/>
       </w:tblGrid>
       <w:tr>
         <w:trPr>
@@ -4723,31 +5061,7 @@
         </w:trPr>
         <w:tc>
           <w:tcPr>
-            <w:tcW w:type="dxa" w:w="727"/>
-            <w:shd w:val="clear" w:fill="E8E8E8"/>
-          </w:tcPr>
-          <w:p>
-            <w:pPr>
-              <w:keepNext/>
-              <w:spacing w:line="240" w:lineRule="auto" w:after="0"/>
-              <w:ind w:firstLine="0"/>
-              <w:jc w:val="left"/>
-            </w:pPr>
-            <w:r>
-              <w:rPr>
-                <w:rFonts w:ascii="Times New Roman" w:hAnsi="Times New Roman" w:cs="Times New Roman" w:eastAsia="Times New Roman"/>
-                <w:b/>
-                <w:i w:val="0"/>
-                <w:color w:val="000000"/>
-                <w:sz w:val="24"/>
-              </w:rPr>
-              <w:t>№</w:t>
-            </w:r>
-          </w:p>
-        </w:tc>
-        <w:tc>
-          <w:tcPr>
-            <w:tcW w:type="dxa" w:w="5251"/>
+            <w:tcW w:type="dxa" w:w="4908"/>
             <w:shd w:val="clear" w:fill="E8E8E8"/>
           </w:tcPr>
           <w:p>
@@ -4771,7 +5085,7 @@
         </w:tc>
         <w:tc>
           <w:tcPr>
-            <w:tcW w:type="dxa" w:w="3376"/>
+            <w:tcW w:type="dxa" w:w="4447"/>
             <w:shd w:val="clear" w:fill="E8E8E8"/>
           </w:tcPr>
           <w:p>
@@ -4789,7 +5103,7 @@
                 <w:color w:val="000000"/>
                 <w:sz w:val="24"/>
               </w:rPr>
-              <w:t>Допустимое значение</w:t>
+              <w:t>Значение</w:t>
             </w:r>
           </w:p>
         </w:tc>
@@ -4797,10 +5111,11 @@
       <w:tr>
         <w:trPr>
           <w:cantSplit w:val="true"/>
+          <w:trHeight w:val="623" w:hRule="atLeast"/>
         </w:trPr>
         <w:tc>
           <w:tcPr>
-            <w:tcW w:type="dxa" w:w="727"/>
+            <w:tcW w:type="dxa" w:w="4908"/>
           </w:tcPr>
           <w:p>
             <w:pPr>
@@ -4816,13 +5131,31 @@
                 <w:color w:val="000000"/>
                 <w:sz w:val="24"/>
               </w:rPr>
-              <w:t>37</w:t>
+              <w:t>Отклонено заявок</w:t>
             </w:r>
           </w:p>
         </w:tc>
         <w:tc>
           <w:tcPr>
-            <w:tcW w:type="dxa" w:w="5251"/>
+            <w:tcW w:type="dxa" w:w="4447"/>
+          </w:tcPr>
+          <w:p>
+            <w:pPr>
+              <w:spacing w:line="240" w:lineRule="auto" w:after="0"/>
+              <w:ind w:firstLine="0"/>
+              <w:jc w:val="left"/>
+            </w:pPr>
+          </w:p>
+        </w:tc>
+      </w:tr>
+      <w:tr>
+        <w:trPr>
+          <w:cantSplit w:val="true"/>
+          <w:trHeight w:val="623" w:hRule="atLeast"/>
+        </w:trPr>
+        <w:tc>
+          <w:tcPr>
+            <w:tcW w:type="dxa" w:w="4908"/>
           </w:tcPr>
           <w:p>
             <w:pPr>
@@ -4838,13 +5171,31 @@
                 <w:color w:val="000000"/>
                 <w:sz w:val="24"/>
               </w:rPr>
-              <w:t>Время формирования отчёта</w:t>
+              <w:t>Оформлено вложений, всего</w:t>
             </w:r>
           </w:p>
         </w:tc>
         <w:tc>
           <w:tcPr>
-            <w:tcW w:type="dxa" w:w="3376"/>
+            <w:tcW w:type="dxa" w:w="4447"/>
+          </w:tcPr>
+          <w:p>
+            <w:pPr>
+              <w:spacing w:line="240" w:lineRule="auto" w:after="0"/>
+              <w:ind w:firstLine="0"/>
+              <w:jc w:val="left"/>
+            </w:pPr>
+          </w:p>
+        </w:tc>
+      </w:tr>
+      <w:tr>
+        <w:trPr>
+          <w:cantSplit w:val="true"/>
+          <w:trHeight w:val="623" w:hRule="atLeast"/>
+        </w:trPr>
+        <w:tc>
+          <w:tcPr>
+            <w:tcW w:type="dxa" w:w="4908"/>
           </w:tcPr>
           <w:p>
             <w:pPr>
@@ -4860,18 +5211,31 @@
                 <w:color w:val="000000"/>
                 <w:sz w:val="24"/>
               </w:rPr>
-              <w:t>Не более 15 секунд</w:t>
+              <w:t>Отмечено проездов транспорта</w:t>
             </w:r>
+          </w:p>
+        </w:tc>
+        <w:tc>
+          <w:tcPr>
+            <w:tcW w:type="dxa" w:w="4447"/>
+          </w:tcPr>
+          <w:p>
+            <w:pPr>
+              <w:spacing w:line="240" w:lineRule="auto" w:after="0"/>
+              <w:ind w:firstLine="0"/>
+              <w:jc w:val="left"/>
+            </w:pPr>
           </w:p>
         </w:tc>
       </w:tr>
       <w:tr>
         <w:trPr>
           <w:cantSplit w:val="true"/>
+          <w:trHeight w:val="623" w:hRule="atLeast"/>
         </w:trPr>
         <w:tc>
           <w:tcPr>
-            <w:tcW w:type="dxa" w:w="727"/>
+            <w:tcW w:type="dxa" w:w="4908"/>
           </w:tcPr>
           <w:p>
             <w:pPr>
@@ -4887,13 +5251,31 @@
                 <w:color w:val="000000"/>
                 <w:sz w:val="24"/>
               </w:rPr>
-              <w:t>38</w:t>
+              <w:t>Работников, работавших в системе</w:t>
             </w:r>
           </w:p>
         </w:tc>
         <w:tc>
           <w:tcPr>
-            <w:tcW w:type="dxa" w:w="5251"/>
+            <w:tcW w:type="dxa" w:w="4447"/>
+          </w:tcPr>
+          <w:p>
+            <w:pPr>
+              <w:spacing w:line="240" w:lineRule="auto" w:after="0"/>
+              <w:ind w:firstLine="0"/>
+              <w:jc w:val="left"/>
+            </w:pPr>
+          </w:p>
+        </w:tc>
+      </w:tr>
+      <w:tr>
+        <w:trPr>
+          <w:cantSplit w:val="true"/>
+          <w:trHeight w:val="623" w:hRule="atLeast"/>
+        </w:trPr>
+        <w:tc>
+          <w:tcPr>
+            <w:tcW w:type="dxa" w:w="4908"/>
           </w:tcPr>
           <w:p>
             <w:pPr>
@@ -4909,13 +5291,13 @@
                 <w:color w:val="000000"/>
                 <w:sz w:val="24"/>
               </w:rPr>
-              <w:t>Доступность в рабочие часы</w:t>
+              <w:t>Организаций и подразделений, подававших заявки</w:t>
             </w:r>
           </w:p>
         </w:tc>
         <w:tc>
           <w:tcPr>
-            <w:tcW w:type="dxa" w:w="3376"/>
+            <w:tcW w:type="dxa" w:w="4447"/>
           </w:tcPr>
           <w:p>
             <w:pPr>
@@ -4923,15 +5305,106 @@
               <w:ind w:firstLine="0"/>
               <w:jc w:val="left"/>
             </w:pPr>
+          </w:p>
+        </w:tc>
+      </w:tr>
+    </w:tbl>
+    <w:p>
+      <w:pPr>
+        <w:spacing w:after="0" w:line="240" w:lineRule="auto"/>
+        <w:ind w:firstLine="0"/>
+      </w:pPr>
+      <w:r>
+        <w:rPr>
+          <w:rFonts w:ascii="Times New Roman" w:hAnsi="Times New Roman" w:cs="Times New Roman" w:eastAsia="Times New Roman"/>
+          <w:b w:val="0"/>
+          <w:i w:val="0"/>
+          <w:color w:val="000000"/>
+          <w:sz w:val="12"/>
+        </w:rPr>
+      </w:r>
+    </w:p>
+    <w:p>
+      <w:pPr>
+        <w:keepNext/>
+        <w:spacing w:line="240" w:lineRule="auto" w:before="160" w:after="80"/>
+        <w:ind w:firstLine="0"/>
+        <w:jc w:val="left"/>
+      </w:pPr>
+      <w:r>
+        <w:rPr>
+          <w:rFonts w:ascii="Times New Roman" w:hAnsi="Times New Roman" w:cs="Times New Roman" w:eastAsia="Times New Roman"/>
+          <w:b w:val="0"/>
+          <w:i/>
+          <w:color w:val="000000"/>
+          <w:sz w:val="24"/>
+        </w:rPr>
+        <w:t>Таблица 4.4 — Вложения по видам</w:t>
+      </w:r>
+    </w:p>
+    <w:tbl>
+      <w:tblPr>
+        <w:tblStyle w:val="TableGrid"/>
+        <w:tblW w:type="auto" w:w="0"/>
+        <w:jc w:val="center"/>
+        <w:tblLayout w:type="fixed"/>
+        <w:tblLook w:firstColumn="1" w:firstRow="1" w:lastColumn="0" w:lastRow="0" w:noHBand="0" w:noVBand="1" w:val="04A0"/>
+        <w:tblLayout w:type="fixed"/>
+      </w:tblPr>
+      <w:tblGrid>
+        <w:gridCol w:w="4678"/>
+        <w:gridCol w:w="4678"/>
+      </w:tblGrid>
+      <w:tr>
+        <w:trPr>
+          <w:tblHeader w:val="true"/>
+          <w:cantSplit w:val="true"/>
+        </w:trPr>
+        <w:tc>
+          <w:tcPr>
+            <w:tcW w:type="dxa" w:w="4677"/>
+            <w:shd w:val="clear" w:fill="E8E8E8"/>
+          </w:tcPr>
+          <w:p>
+            <w:pPr>
+              <w:keepNext/>
+              <w:spacing w:line="240" w:lineRule="auto" w:after="0"/>
+              <w:ind w:firstLine="0"/>
+              <w:jc w:val="left"/>
+            </w:pPr>
             <w:r>
               <w:rPr>
                 <w:rFonts w:ascii="Times New Roman" w:hAnsi="Times New Roman" w:cs="Times New Roman" w:eastAsia="Times New Roman"/>
-                <w:b w:val="0"/>
+                <w:b/>
                 <w:i w:val="0"/>
                 <w:color w:val="000000"/>
                 <w:sz w:val="24"/>
               </w:rPr>
-              <w:t>Не менее 99 процентов</w:t>
+              <w:t>Наименование вида вложения</w:t>
+            </w:r>
+          </w:p>
+        </w:tc>
+        <w:tc>
+          <w:tcPr>
+            <w:tcW w:type="dxa" w:w="4677"/>
+            <w:shd w:val="clear" w:fill="E8E8E8"/>
+          </w:tcPr>
+          <w:p>
+            <w:pPr>
+              <w:keepNext/>
+              <w:spacing w:line="240" w:lineRule="auto" w:after="0"/>
+              <w:ind w:firstLine="0"/>
+              <w:jc w:val="left"/>
+            </w:pPr>
+            <w:r>
+              <w:rPr>
+                <w:rFonts w:ascii="Times New Roman" w:hAnsi="Times New Roman" w:cs="Times New Roman" w:eastAsia="Times New Roman"/>
+                <w:b/>
+                <w:i w:val="0"/>
+                <w:color w:val="000000"/>
+                <w:sz w:val="24"/>
+              </w:rPr>
+              <w:t>Количество</w:t>
             </w:r>
           </w:p>
         </w:tc>
@@ -4939,10 +5412,11 @@
       <w:tr>
         <w:trPr>
           <w:cantSplit w:val="true"/>
+          <w:trHeight w:val="623" w:hRule="atLeast"/>
         </w:trPr>
         <w:tc>
           <w:tcPr>
-            <w:tcW w:type="dxa" w:w="727"/>
+            <w:tcW w:type="dxa" w:w="4677"/>
           </w:tcPr>
           <w:p>
             <w:pPr>
@@ -4950,21 +5424,11 @@
               <w:ind w:firstLine="0"/>
               <w:jc w:val="left"/>
             </w:pPr>
-            <w:r>
-              <w:rPr>
-                <w:rFonts w:ascii="Times New Roman" w:hAnsi="Times New Roman" w:cs="Times New Roman" w:eastAsia="Times New Roman"/>
-                <w:b w:val="0"/>
-                <w:i w:val="0"/>
-                <w:color w:val="000000"/>
-                <w:sz w:val="24"/>
-              </w:rPr>
-              <w:t>39</w:t>
-            </w:r>
           </w:p>
         </w:tc>
         <w:tc>
           <w:tcPr>
-            <w:tcW w:type="dxa" w:w="5251"/>
+            <w:tcW w:type="dxa" w:w="4677"/>
           </w:tcPr>
           <w:p>
             <w:pPr>
@@ -4972,21 +5436,17 @@
               <w:ind w:firstLine="0"/>
               <w:jc w:val="left"/>
             </w:pPr>
-            <w:r>
-              <w:rPr>
-                <w:rFonts w:ascii="Times New Roman" w:hAnsi="Times New Roman" w:cs="Times New Roman" w:eastAsia="Times New Roman"/>
-                <w:b w:val="0"/>
-                <w:i w:val="0"/>
-                <w:color w:val="000000"/>
-                <w:sz w:val="24"/>
-              </w:rPr>
-              <w:t>Незапланированные перезапуски системы</w:t>
-            </w:r>
           </w:p>
         </w:tc>
+      </w:tr>
+      <w:tr>
+        <w:trPr>
+          <w:cantSplit w:val="true"/>
+          <w:trHeight w:val="623" w:hRule="atLeast"/>
+        </w:trPr>
         <w:tc>
           <w:tcPr>
-            <w:tcW w:type="dxa" w:w="3376"/>
+            <w:tcW w:type="dxa" w:w="4677"/>
           </w:tcPr>
           <w:p>
             <w:pPr>
@@ -4994,15 +5454,176 @@
               <w:ind w:firstLine="0"/>
               <w:jc w:val="left"/>
             </w:pPr>
+          </w:p>
+        </w:tc>
+        <w:tc>
+          <w:tcPr>
+            <w:tcW w:type="dxa" w:w="4677"/>
+          </w:tcPr>
+          <w:p>
+            <w:pPr>
+              <w:spacing w:line="240" w:lineRule="auto" w:after="0"/>
+              <w:ind w:firstLine="0"/>
+              <w:jc w:val="left"/>
+            </w:pPr>
+          </w:p>
+        </w:tc>
+      </w:tr>
+      <w:tr>
+        <w:trPr>
+          <w:cantSplit w:val="true"/>
+          <w:trHeight w:val="623" w:hRule="atLeast"/>
+        </w:trPr>
+        <w:tc>
+          <w:tcPr>
+            <w:tcW w:type="dxa" w:w="4677"/>
+          </w:tcPr>
+          <w:p>
+            <w:pPr>
+              <w:spacing w:line="240" w:lineRule="auto" w:after="0"/>
+              <w:ind w:firstLine="0"/>
+              <w:jc w:val="left"/>
+            </w:pPr>
+          </w:p>
+        </w:tc>
+        <w:tc>
+          <w:tcPr>
+            <w:tcW w:type="dxa" w:w="4677"/>
+          </w:tcPr>
+          <w:p>
+            <w:pPr>
+              <w:spacing w:line="240" w:lineRule="auto" w:after="0"/>
+              <w:ind w:firstLine="0"/>
+              <w:jc w:val="left"/>
+            </w:pPr>
+          </w:p>
+        </w:tc>
+      </w:tr>
+      <w:tr>
+        <w:trPr>
+          <w:cantSplit w:val="true"/>
+          <w:trHeight w:val="623" w:hRule="atLeast"/>
+        </w:trPr>
+        <w:tc>
+          <w:tcPr>
+            <w:tcW w:type="dxa" w:w="4677"/>
+          </w:tcPr>
+          <w:p>
+            <w:pPr>
+              <w:spacing w:line="240" w:lineRule="auto" w:after="0"/>
+              <w:ind w:firstLine="0"/>
+              <w:jc w:val="left"/>
+            </w:pPr>
+          </w:p>
+        </w:tc>
+        <w:tc>
+          <w:tcPr>
+            <w:tcW w:type="dxa" w:w="4677"/>
+          </w:tcPr>
+          <w:p>
+            <w:pPr>
+              <w:spacing w:line="240" w:lineRule="auto" w:after="0"/>
+              <w:ind w:firstLine="0"/>
+              <w:jc w:val="left"/>
+            </w:pPr>
+          </w:p>
+        </w:tc>
+      </w:tr>
+      <w:tr>
+        <w:trPr>
+          <w:cantSplit w:val="true"/>
+          <w:trHeight w:val="623" w:hRule="atLeast"/>
+        </w:trPr>
+        <w:tc>
+          <w:tcPr>
+            <w:tcW w:type="dxa" w:w="4677"/>
+          </w:tcPr>
+          <w:p>
+            <w:pPr>
+              <w:spacing w:line="240" w:lineRule="auto" w:after="0"/>
+              <w:ind w:firstLine="0"/>
+              <w:jc w:val="left"/>
+            </w:pPr>
+          </w:p>
+        </w:tc>
+        <w:tc>
+          <w:tcPr>
+            <w:tcW w:type="dxa" w:w="4677"/>
+          </w:tcPr>
+          <w:p>
+            <w:pPr>
+              <w:spacing w:line="240" w:lineRule="auto" w:after="0"/>
+              <w:ind w:firstLine="0"/>
+              <w:jc w:val="left"/>
+            </w:pPr>
+          </w:p>
+        </w:tc>
+      </w:tr>
+    </w:tbl>
+    <w:p>
+      <w:pPr>
+        <w:spacing w:after="0" w:line="240" w:lineRule="auto"/>
+        <w:ind w:firstLine="0"/>
+      </w:pPr>
+      <w:r>
+        <w:rPr>
+          <w:rFonts w:ascii="Times New Roman" w:hAnsi="Times New Roman" w:cs="Times New Roman" w:eastAsia="Times New Roman"/>
+          <w:b w:val="0"/>
+          <w:i w:val="0"/>
+          <w:color w:val="000000"/>
+          <w:sz w:val="12"/>
+        </w:rPr>
+      </w:r>
+    </w:p>
+    <w:tbl>
+      <w:tblPr>
+        <w:tblW w:type="auto" w:w="0"/>
+        <w:tblLayout w:type="fixed"/>
+        <w:tblLook w:firstColumn="1" w:firstRow="1" w:lastColumn="0" w:lastRow="0" w:noHBand="0" w:noVBand="1" w:val="04A0"/>
+        <w:tblLayout w:type="fixed"/>
+      </w:tblPr>
+      <w:tblGrid>
+        <w:gridCol w:w="9356"/>
+      </w:tblGrid>
+      <w:tr>
+        <w:trPr>
+          <w:cantSplit w:val="true"/>
+        </w:trPr>
+        <w:tc>
+          <w:tcPr>
+            <w:tcW w:type="dxa" w:w="9354"/>
+            <w:shd w:val="clear" w:fill="EAF1F8"/>
+            <w:tcBorders>
+              <w:left w:val="single" w:sz="24" w:color="2C6FA6"/>
+              <w:top w:val="single" w:sz="4" w:color="EAF1F8"/>
+              <w:bottom w:val="single" w:sz="4" w:color="EAF1F8"/>
+              <w:right w:val="single" w:sz="4" w:color="EAF1F8"/>
+            </w:tcBorders>
+          </w:tcPr>
+          <w:p>
+            <w:pPr>
+              <w:spacing w:line="288" w:lineRule="auto" w:after="0"/>
+              <w:ind w:firstLine="0"/>
+            </w:pPr>
+            <w:r>
+              <w:rPr>
+                <w:rFonts w:ascii="Times New Roman" w:hAnsi="Times New Roman" w:cs="Times New Roman" w:eastAsia="Times New Roman"/>
+                <w:b/>
+                <w:i w:val="0"/>
+                <w:color w:val="2C6FA6"/>
+                <w:sz w:val="26"/>
+              </w:rPr>
+              <w:t xml:space="preserve">ПРИМЕЧАНИЕ. </w:t>
+            </w:r>
             <w:r>
               <w:rPr>
                 <w:rFonts w:ascii="Times New Roman" w:hAnsi="Times New Roman" w:cs="Times New Roman" w:eastAsia="Times New Roman"/>
                 <w:b w:val="0"/>
                 <w:i w:val="0"/>
                 <w:color w:val="000000"/>
-                <w:sz w:val="24"/>
+                <w:sz w:val="26"/>
               </w:rPr>
-              <w:t>Отсутствуют</w:t>
+              <w:t>Разбивка по видам вложений снимается в конструкторе отчётов метрикой числа вложений с разрезом по типу вложения. Перечень видов зависит от того, какие типы заведены в организации, поэтому строки заполняются по факту.</w:t>
             </w:r>
           </w:p>
         </w:tc>
@@ -5068,8 +5689,8 @@
       </w:tblPr>
       <w:tblGrid>
         <w:gridCol w:w="567"/>
-        <w:gridCol w:w="7513"/>
-        <w:gridCol w:w="1276"/>
+        <w:gridCol w:w="5523"/>
+        <w:gridCol w:w="3265"/>
       </w:tblGrid>
       <w:tr>
         <w:trPr>
@@ -5102,7 +5723,7 @@
         </w:tc>
         <w:tc>
           <w:tcPr>
-            <w:tcW w:type="dxa" w:w="7512"/>
+            <w:tcW w:type="dxa" w:w="5522"/>
             <w:shd w:val="clear" w:fill="E8E8E8"/>
           </w:tcPr>
           <w:p>
@@ -5126,7 +5747,7 @@
         </w:tc>
         <w:tc>
           <w:tcPr>
-            <w:tcW w:type="dxa" w:w="1276"/>
+            <w:tcW w:type="dxa" w:w="3265"/>
             <w:shd w:val="clear" w:fill="E8E8E8"/>
           </w:tcPr>
           <w:p>
@@ -5171,13 +5792,13 @@
                 <w:color w:val="000000"/>
                 <w:sz w:val="24"/>
               </w:rPr>
-              <w:t>40</w:t>
+              <w:t>29</w:t>
             </w:r>
           </w:p>
         </w:tc>
         <w:tc>
           <w:tcPr>
-            <w:tcW w:type="dxa" w:w="7512"/>
+            <w:tcW w:type="dxa" w:w="5522"/>
           </w:tcPr>
           <w:p>
             <w:pPr>
@@ -5193,13 +5814,13 @@
                 <w:color w:val="000000"/>
                 <w:sz w:val="24"/>
               </w:rPr>
-              <w:t>Работа ведётся по защищённому соединению, предупреждений о сертификате нет</w:t>
+              <w:t>Работа ведётся по защищённому соединению</w:t>
             </w:r>
           </w:p>
         </w:tc>
         <w:tc>
           <w:tcPr>
-            <w:tcW w:type="dxa" w:w="1276"/>
+            <w:tcW w:type="dxa" w:w="3265"/>
           </w:tcPr>
           <w:p>
             <w:pPr>
@@ -5232,13 +5853,13 @@
                 <w:color w:val="000000"/>
                 <w:sz w:val="24"/>
               </w:rPr>
-              <w:t>41</w:t>
+              <w:t>30</w:t>
             </w:r>
           </w:p>
         </w:tc>
         <w:tc>
           <w:tcPr>
-            <w:tcW w:type="dxa" w:w="7512"/>
+            <w:tcW w:type="dxa" w:w="5522"/>
           </w:tcPr>
           <w:p>
             <w:pPr>
@@ -5254,13 +5875,13 @@
                 <w:color w:val="000000"/>
                 <w:sz w:val="24"/>
               </w:rPr>
-              <w:t>Попытка открыть недоступный раздел завершается отказом, отказ зафиксирован в журнале</w:t>
+              <w:t>Работник видит только те разделы и данные, которые ему разрешены</w:t>
             </w:r>
           </w:p>
         </w:tc>
         <w:tc>
           <w:tcPr>
-            <w:tcW w:type="dxa" w:w="1276"/>
+            <w:tcW w:type="dxa" w:w="3265"/>
           </w:tcPr>
           <w:p>
             <w:pPr>
@@ -5293,13 +5914,13 @@
                 <w:color w:val="000000"/>
                 <w:sz w:val="24"/>
               </w:rPr>
-              <w:t>42</w:t>
+              <w:t>31</w:t>
             </w:r>
           </w:p>
         </w:tc>
         <w:tc>
           <w:tcPr>
-            <w:tcW w:type="dxa" w:w="7512"/>
+            <w:tcW w:type="dxa" w:w="5522"/>
           </w:tcPr>
           <w:p>
             <w:pPr>
@@ -5315,13 +5936,13 @@
                 <w:color w:val="000000"/>
                 <w:sz w:val="24"/>
               </w:rPr>
-              <w:t>В журнале обращений к персональным данным есть записи с указанием работника и времени</w:t>
+              <w:t>Обращения к персональным данным учитываются в журнале</w:t>
             </w:r>
           </w:p>
         </w:tc>
         <w:tc>
           <w:tcPr>
-            <w:tcW w:type="dxa" w:w="1276"/>
+            <w:tcW w:type="dxa" w:w="3265"/>
           </w:tcPr>
           <w:p>
             <w:pPr>
@@ -5354,13 +5975,13 @@
                 <w:color w:val="000000"/>
                 <w:sz w:val="24"/>
               </w:rPr>
-              <w:t>43</w:t>
+              <w:t>32</w:t>
             </w:r>
           </w:p>
         </w:tc>
         <w:tc>
           <w:tcPr>
-            <w:tcW w:type="dxa" w:w="7512"/>
+            <w:tcW w:type="dxa" w:w="5522"/>
           </w:tcPr>
           <w:p>
             <w:pPr>
@@ -5376,13 +5997,13 @@
                 <w:color w:val="000000"/>
                 <w:sz w:val="24"/>
               </w:rPr>
-              <w:t>По поданным заявкам зафиксированы согласия на обработку персональных данных</w:t>
+              <w:t>Согласия на обработку персональных данных фиксируются</w:t>
             </w:r>
           </w:p>
         </w:tc>
         <w:tc>
           <w:tcPr>
-            <w:tcW w:type="dxa" w:w="1276"/>
+            <w:tcW w:type="dxa" w:w="3265"/>
           </w:tcPr>
           <w:p>
             <w:pPr>
@@ -5390,6 +6011,132 @@
               <w:ind w:firstLine="0"/>
               <w:jc w:val="left"/>
             </w:pPr>
+          </w:p>
+        </w:tc>
+      </w:tr>
+    </w:tbl>
+    <w:p>
+      <w:pPr>
+        <w:spacing w:after="0" w:line="240" w:lineRule="auto"/>
+        <w:ind w:firstLine="0"/>
+      </w:pPr>
+      <w:r>
+        <w:rPr>
+          <w:rFonts w:ascii="Times New Roman" w:hAnsi="Times New Roman" w:cs="Times New Roman" w:eastAsia="Times New Roman"/>
+          <w:b w:val="0"/>
+          <w:i w:val="0"/>
+          <w:color w:val="000000"/>
+          <w:sz w:val="12"/>
+        </w:rPr>
+      </w:r>
+    </w:p>
+    <w:p>
+      <w:pPr>
+        <w:keepNext/>
+        <w:spacing w:line="240" w:lineRule="auto" w:before="160" w:after="80"/>
+        <w:ind w:firstLine="0"/>
+        <w:jc w:val="left"/>
+      </w:pPr>
+      <w:r>
+        <w:rPr>
+          <w:rFonts w:ascii="Times New Roman" w:hAnsi="Times New Roman" w:cs="Times New Roman" w:eastAsia="Times New Roman"/>
+          <w:b w:val="0"/>
+          <w:i/>
+          <w:color w:val="000000"/>
+          <w:sz w:val="24"/>
+        </w:rPr>
+        <w:t>Продолжение таблицы 5.1</w:t>
+      </w:r>
+    </w:p>
+    <w:tbl>
+      <w:tblPr>
+        <w:tblStyle w:val="TableGrid"/>
+        <w:tblW w:type="auto" w:w="0"/>
+        <w:jc w:val="center"/>
+        <w:tblLayout w:type="fixed"/>
+        <w:tblLook w:firstColumn="1" w:firstRow="1" w:lastColumn="0" w:lastRow="0" w:noHBand="0" w:noVBand="1" w:val="04A0"/>
+        <w:tblLayout w:type="fixed"/>
+      </w:tblPr>
+      <w:tblGrid>
+        <w:gridCol w:w="567"/>
+        <w:gridCol w:w="5791"/>
+        <w:gridCol w:w="2998"/>
+      </w:tblGrid>
+      <w:tr>
+        <w:trPr>
+          <w:tblHeader w:val="true"/>
+          <w:cantSplit w:val="true"/>
+        </w:trPr>
+        <w:tc>
+          <w:tcPr>
+            <w:tcW w:type="dxa" w:w="567"/>
+            <w:shd w:val="clear" w:fill="E8E8E8"/>
+          </w:tcPr>
+          <w:p>
+            <w:pPr>
+              <w:keepNext/>
+              <w:spacing w:line="240" w:lineRule="auto" w:after="0"/>
+              <w:ind w:firstLine="0"/>
+              <w:jc w:val="left"/>
+            </w:pPr>
+            <w:r>
+              <w:rPr>
+                <w:rFonts w:ascii="Times New Roman" w:hAnsi="Times New Roman" w:cs="Times New Roman" w:eastAsia="Times New Roman"/>
+                <w:b/>
+                <w:i w:val="0"/>
+                <w:color w:val="000000"/>
+                <w:sz w:val="24"/>
+              </w:rPr>
+              <w:t>№</w:t>
+            </w:r>
+          </w:p>
+        </w:tc>
+        <w:tc>
+          <w:tcPr>
+            <w:tcW w:type="dxa" w:w="5790"/>
+            <w:shd w:val="clear" w:fill="E8E8E8"/>
+          </w:tcPr>
+          <w:p>
+            <w:pPr>
+              <w:keepNext/>
+              <w:spacing w:line="240" w:lineRule="auto" w:after="0"/>
+              <w:ind w:firstLine="0"/>
+              <w:jc w:val="left"/>
+            </w:pPr>
+            <w:r>
+              <w:rPr>
+                <w:rFonts w:ascii="Times New Roman" w:hAnsi="Times New Roman" w:cs="Times New Roman" w:eastAsia="Times New Roman"/>
+                <w:b/>
+                <w:i w:val="0"/>
+                <w:color w:val="000000"/>
+                <w:sz w:val="24"/>
+              </w:rPr>
+              <w:t>Критерий</w:t>
+            </w:r>
+          </w:p>
+        </w:tc>
+        <w:tc>
+          <w:tcPr>
+            <w:tcW w:type="dxa" w:w="2997"/>
+            <w:shd w:val="clear" w:fill="E8E8E8"/>
+          </w:tcPr>
+          <w:p>
+            <w:pPr>
+              <w:keepNext/>
+              <w:spacing w:line="240" w:lineRule="auto" w:after="0"/>
+              <w:ind w:firstLine="0"/>
+              <w:jc w:val="left"/>
+            </w:pPr>
+            <w:r>
+              <w:rPr>
+                <w:rFonts w:ascii="Times New Roman" w:hAnsi="Times New Roman" w:cs="Times New Roman" w:eastAsia="Times New Roman"/>
+                <w:b/>
+                <w:i w:val="0"/>
+                <w:color w:val="000000"/>
+                <w:sz w:val="24"/>
+              </w:rPr>
+              <w:t>Отметка</w:t>
+            </w:r>
           </w:p>
         </w:tc>
       </w:tr>
@@ -5415,74 +6162,13 @@
                 <w:color w:val="000000"/>
                 <w:sz w:val="24"/>
               </w:rPr>
-              <w:t>44</w:t>
+              <w:t>33</w:t>
             </w:r>
           </w:p>
         </w:tc>
         <w:tc>
           <w:tcPr>
-            <w:tcW w:type="dxa" w:w="7512"/>
-          </w:tcPr>
-          <w:p>
-            <w:pPr>
-              <w:spacing w:line="240" w:lineRule="auto" w:after="0"/>
-              <w:ind w:firstLine="0"/>
-              <w:jc w:val="left"/>
-            </w:pPr>
-            <w:r>
-              <w:rPr>
-                <w:rFonts w:ascii="Times New Roman" w:hAnsi="Times New Roman" w:cs="Times New Roman" w:eastAsia="Times New Roman"/>
-                <w:b w:val="0"/>
-                <w:i w:val="0"/>
-                <w:color w:val="000000"/>
-                <w:sz w:val="24"/>
-              </w:rPr>
-              <w:t>Пароли отсутствуют в журналах системы и сервера</w:t>
-            </w:r>
-          </w:p>
-        </w:tc>
-        <w:tc>
-          <w:tcPr>
-            <w:tcW w:type="dxa" w:w="1276"/>
-          </w:tcPr>
-          <w:p>
-            <w:pPr>
-              <w:spacing w:line="240" w:lineRule="auto" w:after="0"/>
-              <w:ind w:firstLine="0"/>
-              <w:jc w:val="left"/>
-            </w:pPr>
-          </w:p>
-        </w:tc>
-      </w:tr>
-      <w:tr>
-        <w:trPr>
-          <w:cantSplit w:val="true"/>
-        </w:trPr>
-        <w:tc>
-          <w:tcPr>
-            <w:tcW w:type="dxa" w:w="567"/>
-          </w:tcPr>
-          <w:p>
-            <w:pPr>
-              <w:spacing w:line="240" w:lineRule="auto" w:after="0"/>
-              <w:ind w:firstLine="0"/>
-              <w:jc w:val="left"/>
-            </w:pPr>
-            <w:r>
-              <w:rPr>
-                <w:rFonts w:ascii="Times New Roman" w:hAnsi="Times New Roman" w:cs="Times New Roman" w:eastAsia="Times New Roman"/>
-                <w:b w:val="0"/>
-                <w:i w:val="0"/>
-                <w:color w:val="000000"/>
-                <w:sz w:val="24"/>
-              </w:rPr>
-              <w:t>45</w:t>
-            </w:r>
-          </w:p>
-        </w:tc>
-        <w:tc>
-          <w:tcPr>
-            <w:tcW w:type="dxa" w:w="7512"/>
+            <w:tcW w:type="dxa" w:w="5790"/>
           </w:tcPr>
           <w:p>
             <w:pPr>
@@ -5504,7 +6190,7 @@
         </w:tc>
         <w:tc>
           <w:tcPr>
-            <w:tcW w:type="dxa" w:w="1276"/>
+            <w:tcW w:type="dxa" w:w="2997"/>
           </w:tcPr>
           <w:p>
             <w:pPr>
@@ -5576,8 +6262,8 @@
       </w:tblPr>
       <w:tblGrid>
         <w:gridCol w:w="567"/>
-        <w:gridCol w:w="7513"/>
-        <w:gridCol w:w="1276"/>
+        <w:gridCol w:w="6166"/>
+        <w:gridCol w:w="2622"/>
       </w:tblGrid>
       <w:tr>
         <w:trPr>
@@ -5610,7 +6296,7 @@
         </w:tc>
         <w:tc>
           <w:tcPr>
-            <w:tcW w:type="dxa" w:w="7512"/>
+            <w:tcW w:type="dxa" w:w="6166"/>
             <w:shd w:val="clear" w:fill="E8E8E8"/>
           </w:tcPr>
           <w:p>
@@ -5634,7 +6320,7 @@
         </w:tc>
         <w:tc>
           <w:tcPr>
-            <w:tcW w:type="dxa" w:w="1276"/>
+            <w:tcW w:type="dxa" w:w="2622"/>
             <w:shd w:val="clear" w:fill="E8E8E8"/>
           </w:tcPr>
           <w:p>
@@ -5679,13 +6365,13 @@
                 <w:color w:val="000000"/>
                 <w:sz w:val="24"/>
               </w:rPr>
-              <w:t>46</w:t>
+              <w:t>34</w:t>
             </w:r>
           </w:p>
         </w:tc>
         <w:tc>
           <w:tcPr>
-            <w:tcW w:type="dxa" w:w="7512"/>
+            <w:tcW w:type="dxa" w:w="6166"/>
           </w:tcPr>
           <w:p>
             <w:pPr>
@@ -5701,13 +6387,13 @@
                 <w:color w:val="000000"/>
                 <w:sz w:val="24"/>
               </w:rPr>
-              <w:t>Создана резервная копия базы данных и загруженных файлов</w:t>
+              <w:t>Резервное копирование выполняется, восстановление проверено на практике</w:t>
             </w:r>
           </w:p>
         </w:tc>
         <w:tc>
           <w:tcPr>
-            <w:tcW w:type="dxa" w:w="1276"/>
+            <w:tcW w:type="dxa" w:w="2622"/>
           </w:tcPr>
           <w:p>
             <w:pPr>
@@ -5740,13 +6426,13 @@
                 <w:color w:val="000000"/>
                 <w:sz w:val="24"/>
               </w:rPr>
-              <w:t>47</w:t>
+              <w:t>35</w:t>
             </w:r>
           </w:p>
         </w:tc>
         <w:tc>
           <w:tcPr>
-            <w:tcW w:type="dxa" w:w="7512"/>
+            <w:tcW w:type="dxa" w:w="6166"/>
           </w:tcPr>
           <w:p>
             <w:pPr>
@@ -5762,13 +6448,13 @@
                 <w:color w:val="000000"/>
                 <w:sz w:val="24"/>
               </w:rPr>
-              <w:t>Выполнено пробное восстановление из резервной копии, данные читаются</w:t>
+              <w:t>Обновление версии проведено с сохранением данных</w:t>
             </w:r>
           </w:p>
         </w:tc>
         <w:tc>
           <w:tcPr>
-            <w:tcW w:type="dxa" w:w="1276"/>
+            <w:tcW w:type="dxa" w:w="2622"/>
           </w:tcPr>
           <w:p>
             <w:pPr>
@@ -5801,13 +6487,13 @@
                 <w:color w:val="000000"/>
                 <w:sz w:val="24"/>
               </w:rPr>
-              <w:t>48</w:t>
+              <w:t>36</w:t>
             </w:r>
           </w:p>
         </w:tc>
         <w:tc>
           <w:tcPr>
-            <w:tcW w:type="dxa" w:w="7512"/>
+            <w:tcW w:type="dxa" w:w="6166"/>
           </w:tcPr>
           <w:p>
             <w:pPr>
@@ -5823,13 +6509,13 @@
                 <w:color w:val="000000"/>
                 <w:sz w:val="24"/>
               </w:rPr>
-              <w:t>Проведено обновление версии системы с сохранением данных</w:t>
+              <w:t>Состояние системы контролируется, отказ обнаруживается средствами наблюдения</w:t>
             </w:r>
           </w:p>
         </w:tc>
         <w:tc>
           <w:tcPr>
-            <w:tcW w:type="dxa" w:w="1276"/>
+            <w:tcW w:type="dxa" w:w="2622"/>
           </w:tcPr>
           <w:p>
             <w:pPr>
@@ -5862,13 +6548,13 @@
                 <w:color w:val="000000"/>
                 <w:sz w:val="24"/>
               </w:rPr>
-              <w:t>49</w:t>
+              <w:t>37</w:t>
             </w:r>
           </w:p>
         </w:tc>
         <w:tc>
           <w:tcPr>
-            <w:tcW w:type="dxa" w:w="7512"/>
+            <w:tcW w:type="dxa" w:w="6166"/>
           </w:tcPr>
           <w:p>
             <w:pPr>
@@ -5884,135 +6570,13 @@
                 <w:color w:val="000000"/>
                 <w:sz w:val="24"/>
               </w:rPr>
-              <w:t>Настроено наблюдение за состоянием служб и свободным местом</w:t>
+              <w:t>Причины обращений устанавливаются по журналам силами подразделения информационных технологий</w:t>
             </w:r>
           </w:p>
         </w:tc>
         <w:tc>
           <w:tcPr>
-            <w:tcW w:type="dxa" w:w="1276"/>
-          </w:tcPr>
-          <w:p>
-            <w:pPr>
-              <w:spacing w:line="240" w:lineRule="auto" w:after="0"/>
-              <w:ind w:firstLine="0"/>
-              <w:jc w:val="left"/>
-            </w:pPr>
-          </w:p>
-        </w:tc>
-      </w:tr>
-      <w:tr>
-        <w:trPr>
-          <w:cantSplit w:val="true"/>
-        </w:trPr>
-        <w:tc>
-          <w:tcPr>
-            <w:tcW w:type="dxa" w:w="567"/>
-          </w:tcPr>
-          <w:p>
-            <w:pPr>
-              <w:spacing w:line="240" w:lineRule="auto" w:after="0"/>
-              <w:ind w:firstLine="0"/>
-              <w:jc w:val="left"/>
-            </w:pPr>
-            <w:r>
-              <w:rPr>
-                <w:rFonts w:ascii="Times New Roman" w:hAnsi="Times New Roman" w:cs="Times New Roman" w:eastAsia="Times New Roman"/>
-                <w:b w:val="0"/>
-                <w:i w:val="0"/>
-                <w:color w:val="000000"/>
-                <w:sz w:val="24"/>
-              </w:rPr>
-              <w:t>50</w:t>
-            </w:r>
-          </w:p>
-        </w:tc>
-        <w:tc>
-          <w:tcPr>
-            <w:tcW w:type="dxa" w:w="7512"/>
-          </w:tcPr>
-          <w:p>
-            <w:pPr>
-              <w:spacing w:line="240" w:lineRule="auto" w:after="0"/>
-              <w:ind w:firstLine="0"/>
-              <w:jc w:val="left"/>
-            </w:pPr>
-            <w:r>
-              <w:rPr>
-                <w:rFonts w:ascii="Times New Roman" w:hAnsi="Times New Roman" w:cs="Times New Roman" w:eastAsia="Times New Roman"/>
-                <w:b w:val="0"/>
-                <w:i w:val="0"/>
-                <w:color w:val="000000"/>
-                <w:sz w:val="24"/>
-              </w:rPr>
-              <w:t>Причина обращения пользователя найдена по журналу запросов</w:t>
-            </w:r>
-          </w:p>
-        </w:tc>
-        <w:tc>
-          <w:tcPr>
-            <w:tcW w:type="dxa" w:w="1276"/>
-          </w:tcPr>
-          <w:p>
-            <w:pPr>
-              <w:spacing w:line="240" w:lineRule="auto" w:after="0"/>
-              <w:ind w:firstLine="0"/>
-              <w:jc w:val="left"/>
-            </w:pPr>
-          </w:p>
-        </w:tc>
-      </w:tr>
-      <w:tr>
-        <w:trPr>
-          <w:cantSplit w:val="true"/>
-        </w:trPr>
-        <w:tc>
-          <w:tcPr>
-            <w:tcW w:type="dxa" w:w="567"/>
-          </w:tcPr>
-          <w:p>
-            <w:pPr>
-              <w:spacing w:line="240" w:lineRule="auto" w:after="0"/>
-              <w:ind w:firstLine="0"/>
-              <w:jc w:val="left"/>
-            </w:pPr>
-            <w:r>
-              <w:rPr>
-                <w:rFonts w:ascii="Times New Roman" w:hAnsi="Times New Roman" w:cs="Times New Roman" w:eastAsia="Times New Roman"/>
-                <w:b w:val="0"/>
-                <w:i w:val="0"/>
-                <w:color w:val="000000"/>
-                <w:sz w:val="24"/>
-              </w:rPr>
-              <w:t>51</w:t>
-            </w:r>
-          </w:p>
-        </w:tc>
-        <w:tc>
-          <w:tcPr>
-            <w:tcW w:type="dxa" w:w="7512"/>
-          </w:tcPr>
-          <w:p>
-            <w:pPr>
-              <w:spacing w:line="240" w:lineRule="auto" w:after="0"/>
-              <w:ind w:firstLine="0"/>
-              <w:jc w:val="left"/>
-            </w:pPr>
-            <w:r>
-              <w:rPr>
-                <w:rFonts w:ascii="Times New Roman" w:hAnsi="Times New Roman" w:cs="Times New Roman" w:eastAsia="Times New Roman"/>
-                <w:b w:val="0"/>
-                <w:i w:val="0"/>
-                <w:color w:val="000000"/>
-                <w:sz w:val="24"/>
-              </w:rPr>
-              <w:t>Отработан порядок восстановления доступа администратора</w:t>
-            </w:r>
-          </w:p>
-        </w:tc>
-        <w:tc>
-          <w:tcPr>
-            <w:tcW w:type="dxa" w:w="1276"/>
+            <w:tcW w:type="dxa" w:w="2622"/>
           </w:tcPr>
           <w:p>
             <w:pPr>
@@ -6095,8 +6659,8 @@
         <w:tblLayout w:type="fixed"/>
       </w:tblPr>
       <w:tblGrid>
-        <w:gridCol w:w="543"/>
-        <w:gridCol w:w="8812"/>
+        <w:gridCol w:w="526"/>
+        <w:gridCol w:w="8829"/>
       </w:tblGrid>
       <w:tr>
         <w:trPr>
@@ -6105,7 +6669,7 @@
         </w:trPr>
         <w:tc>
           <w:tcPr>
-            <w:tcW w:type="dxa" w:w="543"/>
+            <w:tcW w:type="dxa" w:w="526"/>
             <w:shd w:val="clear" w:fill="E8E8E8"/>
           </w:tcPr>
           <w:p>
@@ -6129,7 +6693,7 @@
         </w:tc>
         <w:tc>
           <w:tcPr>
-            <w:tcW w:type="dxa" w:w="8811"/>
+            <w:tcW w:type="dxa" w:w="8828"/>
             <w:shd w:val="clear" w:fill="E8E8E8"/>
           </w:tcPr>
           <w:p>
@@ -6158,7 +6722,7 @@
         </w:trPr>
         <w:tc>
           <w:tcPr>
-            <w:tcW w:type="dxa" w:w="543"/>
+            <w:tcW w:type="dxa" w:w="526"/>
           </w:tcPr>
           <w:p>
             <w:pPr>
@@ -6180,7 +6744,7 @@
         </w:tc>
         <w:tc>
           <w:tcPr>
-            <w:tcW w:type="dxa" w:w="8811"/>
+            <w:tcW w:type="dxa" w:w="8828"/>
           </w:tcPr>
           <w:p>
             <w:pPr>
@@ -6207,7 +6771,7 @@
         </w:trPr>
         <w:tc>
           <w:tcPr>
-            <w:tcW w:type="dxa" w:w="543"/>
+            <w:tcW w:type="dxa" w:w="526"/>
           </w:tcPr>
           <w:p>
             <w:pPr>
@@ -6229,7 +6793,7 @@
         </w:tc>
         <w:tc>
           <w:tcPr>
-            <w:tcW w:type="dxa" w:w="8811"/>
+            <w:tcW w:type="dxa" w:w="8828"/>
           </w:tcPr>
           <w:p>
             <w:pPr>
@@ -6245,7 +6809,7 @@
                 <w:color w:val="000000"/>
                 <w:sz w:val="24"/>
               </w:rPr>
-              <w:t>Показатели раздела 4 находятся в допустимых пределах</w:t>
+              <w:t>Показатели раздела 4 достигнуты, скорость обработки не хуже прежнего порядка</w:t>
             </w:r>
           </w:p>
         </w:tc>
@@ -6256,7 +6820,7 @@
         </w:trPr>
         <w:tc>
           <w:tcPr>
-            <w:tcW w:type="dxa" w:w="543"/>
+            <w:tcW w:type="dxa" w:w="526"/>
           </w:tcPr>
           <w:p>
             <w:pPr>
@@ -6278,7 +6842,7 @@
         </w:tc>
         <w:tc>
           <w:tcPr>
-            <w:tcW w:type="dxa" w:w="8811"/>
+            <w:tcW w:type="dxa" w:w="8828"/>
           </w:tcPr>
           <w:p>
             <w:pPr>
@@ -6305,7 +6869,7 @@
         </w:trPr>
         <w:tc>
           <w:tcPr>
-            <w:tcW w:type="dxa" w:w="543"/>
+            <w:tcW w:type="dxa" w:w="526"/>
           </w:tcPr>
           <w:p>
             <w:pPr>
@@ -6327,7 +6891,7 @@
         </w:tc>
         <w:tc>
           <w:tcPr>
-            <w:tcW w:type="dxa" w:w="8811"/>
+            <w:tcW w:type="dxa" w:w="8828"/>
           </w:tcPr>
           <w:p>
             <w:pPr>
@@ -6354,7 +6918,7 @@
         </w:trPr>
         <w:tc>
           <w:tcPr>
-            <w:tcW w:type="dxa" w:w="543"/>
+            <w:tcW w:type="dxa" w:w="526"/>
           </w:tcPr>
           <w:p>
             <w:pPr>
@@ -6376,7 +6940,7 @@
         </w:tc>
         <w:tc>
           <w:tcPr>
-            <w:tcW w:type="dxa" w:w="8811"/>
+            <w:tcW w:type="dxa" w:w="8828"/>
           </w:tcPr>
           <w:p>
             <w:pPr>
@@ -6403,7 +6967,7 @@
         </w:trPr>
         <w:tc>
           <w:tcPr>
-            <w:tcW w:type="dxa" w:w="543"/>
+            <w:tcW w:type="dxa" w:w="526"/>
           </w:tcPr>
           <w:p>
             <w:pPr>
@@ -6425,7 +6989,7 @@
         </w:tc>
         <w:tc>
           <w:tcPr>
-            <w:tcW w:type="dxa" w:w="8811"/>
+            <w:tcW w:type="dxa" w:w="8828"/>
           </w:tcPr>
           <w:p>
             <w:pPr>
@@ -6487,6 +7051,18 @@
       </w:r>
     </w:p>
     <w:p>
+      <w:r>
+        <w:rPr>
+          <w:rFonts w:ascii="Times New Roman" w:hAnsi="Times New Roman" w:cs="Times New Roman" w:eastAsia="Times New Roman"/>
+          <w:b w:val="0"/>
+          <w:i w:val="0"/>
+          <w:color w:val="000000"/>
+          <w:sz w:val="28"/>
+        </w:rPr>
+        <w:t>Критерий, не применимый в организации, отмечается как неприменимый с указанием причины и на решение не влияет.</w:t>
+      </w:r>
+    </w:p>
+    <w:p>
       <w:pPr>
         <w:pStyle w:val="Heading1"/>
         <w:ind w:firstLine="0"/>
@@ -6530,8 +7106,8 @@
         <w:tblLayout w:type="fixed"/>
       </w:tblPr>
       <w:tblGrid>
-        <w:gridCol w:w="7938"/>
-        <w:gridCol w:w="1418"/>
+        <w:gridCol w:w="4402"/>
+        <w:gridCol w:w="4953"/>
       </w:tblGrid>
       <w:tr>
         <w:trPr>
@@ -6540,7 +7116,7 @@
         </w:trPr>
         <w:tc>
           <w:tcPr>
-            <w:tcW w:type="dxa" w:w="7937"/>
+            <w:tcW w:type="dxa" w:w="4402"/>
             <w:shd w:val="clear" w:fill="E8E8E8"/>
           </w:tcPr>
           <w:p>
@@ -6564,7 +7140,7 @@
         </w:tc>
         <w:tc>
           <w:tcPr>
-            <w:tcW w:type="dxa" w:w="1417"/>
+            <w:tcW w:type="dxa" w:w="4953"/>
             <w:shd w:val="clear" w:fill="E8E8E8"/>
           </w:tcPr>
           <w:p>
@@ -6590,10 +7166,11 @@
       <w:tr>
         <w:trPr>
           <w:cantSplit w:val="true"/>
+          <w:trHeight w:val="623" w:hRule="atLeast"/>
         </w:trPr>
         <w:tc>
           <w:tcPr>
-            <w:tcW w:type="dxa" w:w="7937"/>
+            <w:tcW w:type="dxa" w:w="4402"/>
           </w:tcPr>
           <w:p>
             <w:pPr>
@@ -6615,7 +7192,7 @@
         </w:tc>
         <w:tc>
           <w:tcPr>
-            <w:tcW w:type="dxa" w:w="1417"/>
+            <w:tcW w:type="dxa" w:w="4953"/>
           </w:tcPr>
           <w:p>
             <w:pPr>
@@ -6629,10 +7206,11 @@
       <w:tr>
         <w:trPr>
           <w:cantSplit w:val="true"/>
+          <w:trHeight w:val="623" w:hRule="atLeast"/>
         </w:trPr>
         <w:tc>
           <w:tcPr>
-            <w:tcW w:type="dxa" w:w="7937"/>
+            <w:tcW w:type="dxa" w:w="4402"/>
           </w:tcPr>
           <w:p>
             <w:pPr>
@@ -6648,13 +7226,13 @@
                 <w:color w:val="000000"/>
                 <w:sz w:val="24"/>
               </w:rPr>
-              <w:t>Выполнено критериев из 51</w:t>
+              <w:t>Выполнено критериев из 37</w:t>
             </w:r>
           </w:p>
         </w:tc>
         <w:tc>
           <w:tcPr>
-            <w:tcW w:type="dxa" w:w="1417"/>
+            <w:tcW w:type="dxa" w:w="4953"/>
           </w:tcPr>
           <w:p>
             <w:pPr>
@@ -6668,10 +7246,51 @@
       <w:tr>
         <w:trPr>
           <w:cantSplit w:val="true"/>
+          <w:trHeight w:val="623" w:hRule="atLeast"/>
         </w:trPr>
         <w:tc>
           <w:tcPr>
-            <w:tcW w:type="dxa" w:w="7937"/>
+            <w:tcW w:type="dxa" w:w="4402"/>
+          </w:tcPr>
+          <w:p>
+            <w:pPr>
+              <w:spacing w:line="240" w:lineRule="auto" w:after="0"/>
+              <w:ind w:firstLine="0"/>
+              <w:jc w:val="left"/>
+            </w:pPr>
+            <w:r>
+              <w:rPr>
+                <w:rFonts w:ascii="Times New Roman" w:hAnsi="Times New Roman" w:cs="Times New Roman" w:eastAsia="Times New Roman"/>
+                <w:b w:val="0"/>
+                <w:i w:val="0"/>
+                <w:color w:val="000000"/>
+                <w:sz w:val="24"/>
+              </w:rPr>
+              <w:t>Отмечено как неприменимые</w:t>
+            </w:r>
+          </w:p>
+        </w:tc>
+        <w:tc>
+          <w:tcPr>
+            <w:tcW w:type="dxa" w:w="4953"/>
+          </w:tcPr>
+          <w:p>
+            <w:pPr>
+              <w:spacing w:line="240" w:lineRule="auto" w:after="0"/>
+              <w:ind w:firstLine="0"/>
+              <w:jc w:val="left"/>
+            </w:pPr>
+          </w:p>
+        </w:tc>
+      </w:tr>
+      <w:tr>
+        <w:trPr>
+          <w:cantSplit w:val="true"/>
+          <w:trHeight w:val="623" w:hRule="atLeast"/>
+        </w:trPr>
+        <w:tc>
+          <w:tcPr>
+            <w:tcW w:type="dxa" w:w="4402"/>
           </w:tcPr>
           <w:p>
             <w:pPr>
@@ -6693,7 +7312,7 @@
         </w:tc>
         <w:tc>
           <w:tcPr>
-            <w:tcW w:type="dxa" w:w="1417"/>
+            <w:tcW w:type="dxa" w:w="4953"/>
           </w:tcPr>
           <w:p>
             <w:pPr>
@@ -6707,10 +7326,11 @@
       <w:tr>
         <w:trPr>
           <w:cantSplit w:val="true"/>
+          <w:trHeight w:val="623" w:hRule="atLeast"/>
         </w:trPr>
         <w:tc>
           <w:tcPr>
-            <w:tcW w:type="dxa" w:w="7937"/>
+            <w:tcW w:type="dxa" w:w="4402"/>
           </w:tcPr>
           <w:p>
             <w:pPr>
@@ -6732,7 +7352,7 @@
         </w:tc>
         <w:tc>
           <w:tcPr>
-            <w:tcW w:type="dxa" w:w="1417"/>
+            <w:tcW w:type="dxa" w:w="4953"/>
           </w:tcPr>
           <w:p>
             <w:pPr>
@@ -6746,10 +7366,11 @@
       <w:tr>
         <w:trPr>
           <w:cantSplit w:val="true"/>
+          <w:trHeight w:val="623" w:hRule="atLeast"/>
         </w:trPr>
         <w:tc>
           <w:tcPr>
-            <w:tcW w:type="dxa" w:w="7937"/>
+            <w:tcW w:type="dxa" w:w="4402"/>
           </w:tcPr>
           <w:p>
             <w:pPr>
@@ -6771,7 +7392,7 @@
         </w:tc>
         <w:tc>
           <w:tcPr>
-            <w:tcW w:type="dxa" w:w="1417"/>
+            <w:tcW w:type="dxa" w:w="4953"/>
           </w:tcPr>
           <w:p>
             <w:pPr>
@@ -6785,10 +7406,11 @@
       <w:tr>
         <w:trPr>
           <w:cantSplit w:val="true"/>
+          <w:trHeight w:val="623" w:hRule="atLeast"/>
         </w:trPr>
         <w:tc>
           <w:tcPr>
-            <w:tcW w:type="dxa" w:w="7937"/>
+            <w:tcW w:type="dxa" w:w="4402"/>
           </w:tcPr>
           <w:p>
             <w:pPr>
@@ -6810,7 +7432,7 @@
         </w:tc>
         <w:tc>
           <w:tcPr>
-            <w:tcW w:type="dxa" w:w="1417"/>
+            <w:tcW w:type="dxa" w:w="4953"/>
           </w:tcPr>
           <w:p>
             <w:pPr>
@@ -6846,7 +7468,7 @@
           <w:color w:val="000000"/>
           <w:sz w:val="28"/>
         </w:rPr>
-        <w:t>Решение принимает совместная комиссия. Допустимые формулировки: пилотная эксплуатация завершена успешно; продлевается до устранения замечаний; не завершена.</w:t>
+        <w:t>Допустимые формулировки решения: пилотная эксплуатация завершена успешно; продлевается до устранения замечаний; не завершена.</w:t>
       </w:r>
     </w:p>
     <w:p>
@@ -7004,10 +7626,10 @@
         <w:tblLayout w:type="fixed"/>
       </w:tblPr>
       <w:tblGrid>
-        <w:gridCol w:w="4567"/>
-        <w:gridCol w:w="2561"/>
-        <w:gridCol w:w="1276"/>
-        <w:gridCol w:w="951"/>
+        <w:gridCol w:w="2410"/>
+        <w:gridCol w:w="2315"/>
+        <w:gridCol w:w="2315"/>
+        <w:gridCol w:w="2315"/>
       </w:tblGrid>
       <w:tr>
         <w:trPr>
@@ -7016,7 +7638,7 @@
         </w:trPr>
         <w:tc>
           <w:tcPr>
-            <w:tcW w:type="dxa" w:w="4567"/>
+            <w:tcW w:type="dxa" w:w="2409"/>
             <w:shd w:val="clear" w:fill="E8E8E8"/>
           </w:tcPr>
           <w:p>
@@ -7040,7 +7662,7 @@
         </w:tc>
         <w:tc>
           <w:tcPr>
-            <w:tcW w:type="dxa" w:w="2561"/>
+            <w:tcW w:type="dxa" w:w="2315"/>
             <w:shd w:val="clear" w:fill="E8E8E8"/>
           </w:tcPr>
           <w:p>
@@ -7064,7 +7686,7 @@
         </w:tc>
         <w:tc>
           <w:tcPr>
-            <w:tcW w:type="dxa" w:w="1276"/>
+            <w:tcW w:type="dxa" w:w="2315"/>
             <w:shd w:val="clear" w:fill="E8E8E8"/>
           </w:tcPr>
           <w:p>
@@ -7088,7 +7710,7 @@
         </w:tc>
         <w:tc>
           <w:tcPr>
-            <w:tcW w:type="dxa" w:w="951"/>
+            <w:tcW w:type="dxa" w:w="2315"/>
             <w:shd w:val="clear" w:fill="E8E8E8"/>
           </w:tcPr>
           <w:p>
@@ -7114,10 +7736,11 @@
       <w:tr>
         <w:trPr>
           <w:cantSplit w:val="true"/>
+          <w:trHeight w:val="623" w:hRule="atLeast"/>
         </w:trPr>
         <w:tc>
           <w:tcPr>
-            <w:tcW w:type="dxa" w:w="4567"/>
+            <w:tcW w:type="dxa" w:w="2409"/>
           </w:tcPr>
           <w:p>
             <w:pPr>
@@ -7139,7 +7762,7 @@
         </w:tc>
         <w:tc>
           <w:tcPr>
-            <w:tcW w:type="dxa" w:w="2561"/>
+            <w:tcW w:type="dxa" w:w="2315"/>
           </w:tcPr>
           <w:p>
             <w:pPr>
@@ -7151,7 +7774,7 @@
         </w:tc>
         <w:tc>
           <w:tcPr>
-            <w:tcW w:type="dxa" w:w="1276"/>
+            <w:tcW w:type="dxa" w:w="2315"/>
           </w:tcPr>
           <w:p>
             <w:pPr>
@@ -7163,7 +7786,7 @@
         </w:tc>
         <w:tc>
           <w:tcPr>
-            <w:tcW w:type="dxa" w:w="951"/>
+            <w:tcW w:type="dxa" w:w="2315"/>
           </w:tcPr>
           <w:p>
             <w:pPr>
@@ -7177,10 +7800,11 @@
       <w:tr>
         <w:trPr>
           <w:cantSplit w:val="true"/>
+          <w:trHeight w:val="623" w:hRule="atLeast"/>
         </w:trPr>
         <w:tc>
           <w:tcPr>
-            <w:tcW w:type="dxa" w:w="4567"/>
+            <w:tcW w:type="dxa" w:w="2409"/>
           </w:tcPr>
           <w:p>
             <w:pPr>
@@ -7202,7 +7826,7 @@
         </w:tc>
         <w:tc>
           <w:tcPr>
-            <w:tcW w:type="dxa" w:w="2561"/>
+            <w:tcW w:type="dxa" w:w="2315"/>
           </w:tcPr>
           <w:p>
             <w:pPr>
@@ -7214,7 +7838,7 @@
         </w:tc>
         <w:tc>
           <w:tcPr>
-            <w:tcW w:type="dxa" w:w="1276"/>
+            <w:tcW w:type="dxa" w:w="2315"/>
           </w:tcPr>
           <w:p>
             <w:pPr>
@@ -7226,7 +7850,7 @@
         </w:tc>
         <w:tc>
           <w:tcPr>
-            <w:tcW w:type="dxa" w:w="951"/>
+            <w:tcW w:type="dxa" w:w="2315"/>
           </w:tcPr>
           <w:p>
             <w:pPr>

--- a/Документация/Критерии завершения пилотного периода/Критерии завершения пилотного периода.docx
+++ b/Документация/Критерии завершения пилотного периода/Критерии завершения пилотного периода.docx
@@ -276,7 +276,7 @@
           <w:sz w:val="26"/>
         </w:rPr>
         <w:tab/>
-        <w:t>3</w:t>
+        <w:t>4</w:t>
       </w:r>
     </w:p>
     <w:p>
@@ -369,7 +369,7 @@
           <w:sz w:val="26"/>
         </w:rPr>
         <w:tab/>
-        <w:t>4</w:t>
+        <w:t>5</w:t>
       </w:r>
     </w:p>
     <w:p>
@@ -400,7 +400,7 @@
           <w:sz w:val="26"/>
         </w:rPr>
         <w:tab/>
-        <w:t>4</w:t>
+        <w:t>5</w:t>
       </w:r>
     </w:p>
     <w:p>
@@ -493,7 +493,7 @@
           <w:sz w:val="26"/>
         </w:rPr>
         <w:tab/>
-        <w:t>5</w:t>
+        <w:t>6</w:t>
       </w:r>
     </w:p>
     <w:p>
@@ -524,7 +524,7 @@
           <w:sz w:val="26"/>
         </w:rPr>
         <w:tab/>
-        <w:t>5</w:t>
+        <w:t>6</w:t>
       </w:r>
     </w:p>
     <w:p>
@@ -586,7 +586,7 @@
           <w:sz w:val="26"/>
         </w:rPr>
         <w:tab/>
-        <w:t>6</w:t>
+        <w:t>7</w:t>
       </w:r>
     </w:p>
     <w:p>
@@ -617,7 +617,7 @@
           <w:sz w:val="26"/>
         </w:rPr>
         <w:tab/>
-        <w:t>7</w:t>
+        <w:t>8</w:t>
       </w:r>
     </w:p>
     <w:p>
@@ -648,7 +648,7 @@
           <w:sz w:val="26"/>
         </w:rPr>
         <w:tab/>
-        <w:t>8</w:t>
+        <w:t>9</w:t>
       </w:r>
     </w:p>
     <w:p>
@@ -679,7 +679,7 @@
           <w:sz w:val="26"/>
         </w:rPr>
         <w:tab/>
-        <w:t>8</w:t>
+        <w:t>9</w:t>
       </w:r>
     </w:p>
     <w:p>
@@ -710,7 +710,7 @@
           <w:sz w:val="26"/>
         </w:rPr>
         <w:tab/>
-        <w:t>9</w:t>
+        <w:t>10</w:t>
       </w:r>
     </w:p>
     <w:p>
@@ -785,7 +785,7 @@
           <w:color w:val="000000"/>
           <w:sz w:val="24"/>
         </w:rPr>
-        <w:t>Таблица 1.1 — Параметры пилотной эксплуатации</w:t>
+        <w:t>Таблица 1.1 — Сроки проведения</w:t>
       </w:r>
     </w:p>
     <w:tbl>
@@ -798,8 +798,8 @@
         <w:tblLayout w:type="fixed"/>
       </w:tblPr>
       <w:tblGrid>
-        <w:gridCol w:w="5019"/>
-        <w:gridCol w:w="4336"/>
+        <w:gridCol w:w="4678"/>
+        <w:gridCol w:w="4678"/>
       </w:tblGrid>
       <w:tr>
         <w:trPr>
@@ -808,7 +808,7 @@
         </w:trPr>
         <w:tc>
           <w:tcPr>
-            <w:tcW w:type="dxa" w:w="5019"/>
+            <w:tcW w:type="dxa" w:w="4677"/>
             <w:shd w:val="clear" w:fill="E8E8E8"/>
           </w:tcPr>
           <w:p>
@@ -826,13 +826,13 @@
                 <w:color w:val="000000"/>
                 <w:sz w:val="24"/>
               </w:rPr>
-              <w:t>Параметр</w:t>
+              <w:t>Дата начала</w:t>
             </w:r>
           </w:p>
         </w:tc>
         <w:tc>
           <w:tcPr>
-            <w:tcW w:type="dxa" w:w="4335"/>
+            <w:tcW w:type="dxa" w:w="4677"/>
             <w:shd w:val="clear" w:fill="E8E8E8"/>
           </w:tcPr>
           <w:p>
@@ -850,7 +850,7 @@
                 <w:color w:val="000000"/>
                 <w:sz w:val="24"/>
               </w:rPr>
-              <w:t>Значение</w:t>
+              <w:t>Дата окончания</w:t>
             </w:r>
           </w:p>
         </w:tc>
@@ -858,11 +858,330 @@
       <w:tr>
         <w:trPr>
           <w:cantSplit w:val="true"/>
-          <w:trHeight w:val="623" w:hRule="atLeast"/>
+          <w:trHeight w:val="680" w:hRule="atLeast"/>
         </w:trPr>
         <w:tc>
           <w:tcPr>
-            <w:tcW w:type="dxa" w:w="5019"/>
+            <w:tcW w:type="dxa" w:w="4677"/>
+          </w:tcPr>
+          <w:p>
+            <w:pPr>
+              <w:spacing w:line="240" w:lineRule="auto" w:after="0"/>
+              <w:ind w:firstLine="0"/>
+              <w:jc w:val="left"/>
+            </w:pPr>
+          </w:p>
+        </w:tc>
+        <w:tc>
+          <w:tcPr>
+            <w:tcW w:type="dxa" w:w="4677"/>
+          </w:tcPr>
+          <w:p>
+            <w:pPr>
+              <w:spacing w:line="240" w:lineRule="auto" w:after="0"/>
+              <w:ind w:firstLine="0"/>
+              <w:jc w:val="left"/>
+            </w:pPr>
+          </w:p>
+        </w:tc>
+      </w:tr>
+    </w:tbl>
+    <w:p>
+      <w:pPr>
+        <w:spacing w:after="0" w:line="240" w:lineRule="auto"/>
+        <w:ind w:firstLine="0"/>
+      </w:pPr>
+      <w:r>
+        <w:rPr>
+          <w:rFonts w:ascii="Times New Roman" w:hAnsi="Times New Roman" w:cs="Times New Roman" w:eastAsia="Times New Roman"/>
+          <w:b w:val="0"/>
+          <w:i w:val="0"/>
+          <w:color w:val="000000"/>
+          <w:sz w:val="12"/>
+        </w:rPr>
+      </w:r>
+    </w:p>
+    <w:p>
+      <w:pPr>
+        <w:keepNext/>
+        <w:spacing w:line="240" w:lineRule="auto" w:before="160" w:after="80"/>
+        <w:ind w:firstLine="0"/>
+        <w:jc w:val="left"/>
+      </w:pPr>
+      <w:r>
+        <w:rPr>
+          <w:rFonts w:ascii="Times New Roman" w:hAnsi="Times New Roman" w:cs="Times New Roman" w:eastAsia="Times New Roman"/>
+          <w:b w:val="0"/>
+          <w:i/>
+          <w:color w:val="000000"/>
+          <w:sz w:val="24"/>
+        </w:rPr>
+        <w:t>Таблица 1.2 — Участвующие посты</w:t>
+      </w:r>
+    </w:p>
+    <w:tbl>
+      <w:tblPr>
+        <w:tblStyle w:val="TableGrid"/>
+        <w:tblW w:type="auto" w:w="0"/>
+        <w:jc w:val="center"/>
+        <w:tblLayout w:type="fixed"/>
+        <w:tblLook w:firstColumn="1" w:firstRow="1" w:lastColumn="0" w:lastRow="0" w:noHBand="0" w:noVBand="1" w:val="04A0"/>
+        <w:tblLayout w:type="fixed"/>
+      </w:tblPr>
+      <w:tblGrid>
+        <w:gridCol w:w="9356"/>
+      </w:tblGrid>
+      <w:tr>
+        <w:trPr>
+          <w:tblHeader w:val="true"/>
+          <w:cantSplit w:val="true"/>
+        </w:trPr>
+        <w:tc>
+          <w:tcPr>
+            <w:tcW w:type="dxa" w:w="9354"/>
+            <w:shd w:val="clear" w:fill="E8E8E8"/>
+          </w:tcPr>
+          <w:p>
+            <w:pPr>
+              <w:keepNext/>
+              <w:spacing w:line="240" w:lineRule="auto" w:after="0"/>
+              <w:ind w:firstLine="0"/>
+              <w:jc w:val="left"/>
+            </w:pPr>
+            <w:r>
+              <w:rPr>
+                <w:rFonts w:ascii="Times New Roman" w:hAnsi="Times New Roman" w:cs="Times New Roman" w:eastAsia="Times New Roman"/>
+                <w:b/>
+                <w:i w:val="0"/>
+                <w:color w:val="000000"/>
+                <w:sz w:val="24"/>
+              </w:rPr>
+              <w:t>Наименования постов</w:t>
+            </w:r>
+          </w:p>
+        </w:tc>
+      </w:tr>
+      <w:tr>
+        <w:trPr>
+          <w:cantSplit w:val="true"/>
+          <w:trHeight w:val="1474" w:hRule="atLeast"/>
+        </w:trPr>
+        <w:tc>
+          <w:tcPr>
+            <w:tcW w:type="dxa" w:w="9354"/>
+          </w:tcPr>
+          <w:p>
+            <w:pPr>
+              <w:spacing w:line="240" w:lineRule="auto" w:after="0"/>
+              <w:ind w:firstLine="0"/>
+              <w:jc w:val="left"/>
+            </w:pPr>
+          </w:p>
+        </w:tc>
+      </w:tr>
+    </w:tbl>
+    <w:p>
+      <w:pPr>
+        <w:spacing w:after="0" w:line="240" w:lineRule="auto"/>
+        <w:ind w:firstLine="0"/>
+      </w:pPr>
+      <w:r>
+        <w:rPr>
+          <w:rFonts w:ascii="Times New Roman" w:hAnsi="Times New Roman" w:cs="Times New Roman" w:eastAsia="Times New Roman"/>
+          <w:b w:val="0"/>
+          <w:i w:val="0"/>
+          <w:color w:val="000000"/>
+          <w:sz w:val="12"/>
+        </w:rPr>
+      </w:r>
+    </w:p>
+    <w:p>
+      <w:pPr>
+        <w:keepNext/>
+        <w:spacing w:line="240" w:lineRule="auto" w:before="160" w:after="80"/>
+        <w:ind w:firstLine="0"/>
+        <w:jc w:val="left"/>
+      </w:pPr>
+      <w:r>
+        <w:rPr>
+          <w:rFonts w:ascii="Times New Roman" w:hAnsi="Times New Roman" w:cs="Times New Roman" w:eastAsia="Times New Roman"/>
+          <w:b w:val="0"/>
+          <w:i/>
+          <w:color w:val="000000"/>
+          <w:sz w:val="24"/>
+        </w:rPr>
+        <w:t>Таблица 1.3 — Участвующие подразделения и организации</w:t>
+      </w:r>
+    </w:p>
+    <w:tbl>
+      <w:tblPr>
+        <w:tblStyle w:val="TableGrid"/>
+        <w:tblW w:type="auto" w:w="0"/>
+        <w:jc w:val="center"/>
+        <w:tblLayout w:type="fixed"/>
+        <w:tblLook w:firstColumn="1" w:firstRow="1" w:lastColumn="0" w:lastRow="0" w:noHBand="0" w:noVBand="1" w:val="04A0"/>
+        <w:tblLayout w:type="fixed"/>
+      </w:tblPr>
+      <w:tblGrid>
+        <w:gridCol w:w="9356"/>
+      </w:tblGrid>
+      <w:tr>
+        <w:trPr>
+          <w:tblHeader w:val="true"/>
+          <w:cantSplit w:val="true"/>
+        </w:trPr>
+        <w:tc>
+          <w:tcPr>
+            <w:tcW w:type="dxa" w:w="9354"/>
+            <w:shd w:val="clear" w:fill="E8E8E8"/>
+          </w:tcPr>
+          <w:p>
+            <w:pPr>
+              <w:keepNext/>
+              <w:spacing w:line="240" w:lineRule="auto" w:after="0"/>
+              <w:ind w:firstLine="0"/>
+              <w:jc w:val="left"/>
+            </w:pPr>
+            <w:r>
+              <w:rPr>
+                <w:rFonts w:ascii="Times New Roman" w:hAnsi="Times New Roman" w:cs="Times New Roman" w:eastAsia="Times New Roman"/>
+                <w:b/>
+                <w:i w:val="0"/>
+                <w:color w:val="000000"/>
+                <w:sz w:val="24"/>
+              </w:rPr>
+              <w:t>Наименования подразделений и организаций</w:t>
+            </w:r>
+          </w:p>
+        </w:tc>
+      </w:tr>
+      <w:tr>
+        <w:trPr>
+          <w:cantSplit w:val="true"/>
+          <w:trHeight w:val="1474" w:hRule="atLeast"/>
+        </w:trPr>
+        <w:tc>
+          <w:tcPr>
+            <w:tcW w:type="dxa" w:w="9354"/>
+          </w:tcPr>
+          <w:p>
+            <w:pPr>
+              <w:spacing w:line="240" w:lineRule="auto" w:after="0"/>
+              <w:ind w:firstLine="0"/>
+              <w:jc w:val="left"/>
+            </w:pPr>
+          </w:p>
+        </w:tc>
+      </w:tr>
+    </w:tbl>
+    <w:p>
+      <w:pPr>
+        <w:spacing w:after="0" w:line="240" w:lineRule="auto"/>
+        <w:ind w:firstLine="0"/>
+      </w:pPr>
+      <w:r>
+        <w:rPr>
+          <w:rFonts w:ascii="Times New Roman" w:hAnsi="Times New Roman" w:cs="Times New Roman" w:eastAsia="Times New Roman"/>
+          <w:b w:val="0"/>
+          <w:i w:val="0"/>
+          <w:color w:val="000000"/>
+          <w:sz w:val="12"/>
+        </w:rPr>
+      </w:r>
+    </w:p>
+    <w:p>
+      <w:pPr>
+        <w:keepNext/>
+        <w:spacing w:line="240" w:lineRule="auto" w:before="160" w:after="80"/>
+        <w:ind w:firstLine="0"/>
+        <w:jc w:val="left"/>
+      </w:pPr>
+      <w:r>
+        <w:rPr>
+          <w:rFonts w:ascii="Times New Roman" w:hAnsi="Times New Roman" w:cs="Times New Roman" w:eastAsia="Times New Roman"/>
+          <w:b w:val="0"/>
+          <w:i/>
+          <w:color w:val="000000"/>
+          <w:sz w:val="24"/>
+        </w:rPr>
+        <w:t>Таблица 1.4 — Ответственные за проведение</w:t>
+      </w:r>
+    </w:p>
+    <w:tbl>
+      <w:tblPr>
+        <w:tblStyle w:val="TableGrid"/>
+        <w:tblW w:type="auto" w:w="0"/>
+        <w:jc w:val="center"/>
+        <w:tblLayout w:type="fixed"/>
+        <w:tblLook w:firstColumn="1" w:firstRow="1" w:lastColumn="0" w:lastRow="0" w:noHBand="0" w:noVBand="1" w:val="04A0"/>
+        <w:tblLayout w:type="fixed"/>
+      </w:tblPr>
+      <w:tblGrid>
+        <w:gridCol w:w="3651"/>
+        <w:gridCol w:w="5705"/>
+      </w:tblGrid>
+      <w:tr>
+        <w:trPr>
+          <w:tblHeader w:val="true"/>
+          <w:cantSplit w:val="true"/>
+        </w:trPr>
+        <w:tc>
+          <w:tcPr>
+            <w:tcW w:type="dxa" w:w="3650"/>
+            <w:shd w:val="clear" w:fill="E8E8E8"/>
+          </w:tcPr>
+          <w:p>
+            <w:pPr>
+              <w:keepNext/>
+              <w:spacing w:line="240" w:lineRule="auto" w:after="0"/>
+              <w:ind w:firstLine="0"/>
+              <w:jc w:val="left"/>
+            </w:pPr>
+            <w:r>
+              <w:rPr>
+                <w:rFonts w:ascii="Times New Roman" w:hAnsi="Times New Roman" w:cs="Times New Roman" w:eastAsia="Times New Roman"/>
+                <w:b/>
+                <w:i w:val="0"/>
+                <w:color w:val="000000"/>
+                <w:sz w:val="24"/>
+              </w:rPr>
+              <w:t>Сторона</w:t>
+            </w:r>
+          </w:p>
+        </w:tc>
+        <w:tc>
+          <w:tcPr>
+            <w:tcW w:type="dxa" w:w="5704"/>
+            <w:shd w:val="clear" w:fill="E8E8E8"/>
+          </w:tcPr>
+          <w:p>
+            <w:pPr>
+              <w:keepNext/>
+              <w:spacing w:line="240" w:lineRule="auto" w:after="0"/>
+              <w:ind w:firstLine="0"/>
+              <w:jc w:val="left"/>
+            </w:pPr>
+            <w:r>
+              <w:rPr>
+                <w:rFonts w:ascii="Times New Roman" w:hAnsi="Times New Roman" w:cs="Times New Roman" w:eastAsia="Times New Roman"/>
+                <w:b/>
+                <w:i w:val="0"/>
+                <w:color w:val="000000"/>
+                <w:sz w:val="24"/>
+              </w:rPr>
+              <w:t>Должность, фамилия, контакты</w:t>
+            </w:r>
+          </w:p>
+        </w:tc>
+      </w:tr>
+      <w:tr>
+        <w:trPr>
+          <w:cantSplit w:val="true"/>
+          <w:trHeight w:val="1474" w:hRule="atLeast"/>
+        </w:trPr>
+        <w:tc>
+          <w:tcPr>
+            <w:tcW w:type="dxa" w:w="3650"/>
           </w:tcPr>
           <w:p>
             <w:pPr>
@@ -878,13 +1197,13 @@
                 <w:color w:val="000000"/>
                 <w:sz w:val="24"/>
               </w:rPr>
-              <w:t>Дата начала</w:t>
+              <w:t>Эксплуатирующая организация</w:t>
             </w:r>
           </w:p>
         </w:tc>
         <w:tc>
           <w:tcPr>
-            <w:tcW w:type="dxa" w:w="4335"/>
+            <w:tcW w:type="dxa" w:w="5704"/>
           </w:tcPr>
           <w:p>
             <w:pPr>
@@ -898,11 +1217,11 @@
       <w:tr>
         <w:trPr>
           <w:cantSplit w:val="true"/>
-          <w:trHeight w:val="623" w:hRule="atLeast"/>
+          <w:trHeight w:val="1474" w:hRule="atLeast"/>
         </w:trPr>
         <w:tc>
           <w:tcPr>
-            <w:tcW w:type="dxa" w:w="5019"/>
+            <w:tcW w:type="dxa" w:w="3650"/>
           </w:tcPr>
           <w:p>
             <w:pPr>
@@ -918,173 +1237,13 @@
                 <w:color w:val="000000"/>
                 <w:sz w:val="24"/>
               </w:rPr>
-              <w:t>Дата окончания</w:t>
+              <w:t>Разработчик</w:t>
             </w:r>
           </w:p>
         </w:tc>
         <w:tc>
           <w:tcPr>
-            <w:tcW w:type="dxa" w:w="4335"/>
-          </w:tcPr>
-          <w:p>
-            <w:pPr>
-              <w:spacing w:line="240" w:lineRule="auto" w:after="0"/>
-              <w:ind w:firstLine="0"/>
-              <w:jc w:val="left"/>
-            </w:pPr>
-          </w:p>
-        </w:tc>
-      </w:tr>
-      <w:tr>
-        <w:trPr>
-          <w:cantSplit w:val="true"/>
-          <w:trHeight w:val="623" w:hRule="atLeast"/>
-        </w:trPr>
-        <w:tc>
-          <w:tcPr>
-            <w:tcW w:type="dxa" w:w="5019"/>
-          </w:tcPr>
-          <w:p>
-            <w:pPr>
-              <w:spacing w:line="240" w:lineRule="auto" w:after="0"/>
-              <w:ind w:firstLine="0"/>
-              <w:jc w:val="left"/>
-            </w:pPr>
-            <w:r>
-              <w:rPr>
-                <w:rFonts w:ascii="Times New Roman" w:hAnsi="Times New Roman" w:cs="Times New Roman" w:eastAsia="Times New Roman"/>
-                <w:b w:val="0"/>
-                <w:i w:val="0"/>
-                <w:color w:val="000000"/>
-                <w:sz w:val="24"/>
-              </w:rPr>
-              <w:t>Участвующие посты</w:t>
-            </w:r>
-          </w:p>
-        </w:tc>
-        <w:tc>
-          <w:tcPr>
-            <w:tcW w:type="dxa" w:w="4335"/>
-          </w:tcPr>
-          <w:p>
-            <w:pPr>
-              <w:spacing w:line="240" w:lineRule="auto" w:after="0"/>
-              <w:ind w:firstLine="0"/>
-              <w:jc w:val="left"/>
-            </w:pPr>
-          </w:p>
-        </w:tc>
-      </w:tr>
-      <w:tr>
-        <w:trPr>
-          <w:cantSplit w:val="true"/>
-          <w:trHeight w:val="623" w:hRule="atLeast"/>
-        </w:trPr>
-        <w:tc>
-          <w:tcPr>
-            <w:tcW w:type="dxa" w:w="5019"/>
-          </w:tcPr>
-          <w:p>
-            <w:pPr>
-              <w:spacing w:line="240" w:lineRule="auto" w:after="0"/>
-              <w:ind w:firstLine="0"/>
-              <w:jc w:val="left"/>
-            </w:pPr>
-            <w:r>
-              <w:rPr>
-                <w:rFonts w:ascii="Times New Roman" w:hAnsi="Times New Roman" w:cs="Times New Roman" w:eastAsia="Times New Roman"/>
-                <w:b w:val="0"/>
-                <w:i w:val="0"/>
-                <w:color w:val="000000"/>
-                <w:sz w:val="24"/>
-              </w:rPr>
-              <w:t>Участвующие подразделения и организации</w:t>
-            </w:r>
-          </w:p>
-        </w:tc>
-        <w:tc>
-          <w:tcPr>
-            <w:tcW w:type="dxa" w:w="4335"/>
-          </w:tcPr>
-          <w:p>
-            <w:pPr>
-              <w:spacing w:line="240" w:lineRule="auto" w:after="0"/>
-              <w:ind w:firstLine="0"/>
-              <w:jc w:val="left"/>
-            </w:pPr>
-          </w:p>
-        </w:tc>
-      </w:tr>
-      <w:tr>
-        <w:trPr>
-          <w:cantSplit w:val="true"/>
-          <w:trHeight w:val="623" w:hRule="atLeast"/>
-        </w:trPr>
-        <w:tc>
-          <w:tcPr>
-            <w:tcW w:type="dxa" w:w="5019"/>
-          </w:tcPr>
-          <w:p>
-            <w:pPr>
-              <w:spacing w:line="240" w:lineRule="auto" w:after="0"/>
-              <w:ind w:firstLine="0"/>
-              <w:jc w:val="left"/>
-            </w:pPr>
-            <w:r>
-              <w:rPr>
-                <w:rFonts w:ascii="Times New Roman" w:hAnsi="Times New Roman" w:cs="Times New Roman" w:eastAsia="Times New Roman"/>
-                <w:b w:val="0"/>
-                <w:i w:val="0"/>
-                <w:color w:val="000000"/>
-                <w:sz w:val="24"/>
-              </w:rPr>
-              <w:t>Ответственный со стороны эксплуатирующей организации</w:t>
-            </w:r>
-          </w:p>
-        </w:tc>
-        <w:tc>
-          <w:tcPr>
-            <w:tcW w:type="dxa" w:w="4335"/>
-          </w:tcPr>
-          <w:p>
-            <w:pPr>
-              <w:spacing w:line="240" w:lineRule="auto" w:after="0"/>
-              <w:ind w:firstLine="0"/>
-              <w:jc w:val="left"/>
-            </w:pPr>
-          </w:p>
-        </w:tc>
-      </w:tr>
-      <w:tr>
-        <w:trPr>
-          <w:cantSplit w:val="true"/>
-          <w:trHeight w:val="623" w:hRule="atLeast"/>
-        </w:trPr>
-        <w:tc>
-          <w:tcPr>
-            <w:tcW w:type="dxa" w:w="5019"/>
-          </w:tcPr>
-          <w:p>
-            <w:pPr>
-              <w:spacing w:line="240" w:lineRule="auto" w:after="0"/>
-              <w:ind w:firstLine="0"/>
-              <w:jc w:val="left"/>
-            </w:pPr>
-            <w:r>
-              <w:rPr>
-                <w:rFonts w:ascii="Times New Roman" w:hAnsi="Times New Roman" w:cs="Times New Roman" w:eastAsia="Times New Roman"/>
-                <w:b w:val="0"/>
-                <w:i w:val="0"/>
-                <w:color w:val="000000"/>
-                <w:sz w:val="24"/>
-              </w:rPr>
-              <w:t>Ответственный со стороны разработчика</w:t>
-            </w:r>
-          </w:p>
-        </w:tc>
-        <w:tc>
-          <w:tcPr>
-            <w:tcW w:type="dxa" w:w="4335"/>
+            <w:tcW w:type="dxa" w:w="5704"/>
           </w:tcPr>
           <w:p>
             <w:pPr>
@@ -1155,277 +1314,9 @@
         <w:tblLayout w:type="fixed"/>
       </w:tblPr>
       <w:tblGrid>
-        <w:gridCol w:w="1843"/>
-        <w:gridCol w:w="5121"/>
-        <w:gridCol w:w="2391"/>
-      </w:tblGrid>
-      <w:tr>
-        <w:trPr>
-          <w:tblHeader w:val="true"/>
-          <w:cantSplit w:val="true"/>
-        </w:trPr>
-        <w:tc>
-          <w:tcPr>
-            <w:tcW w:type="dxa" w:w="1843"/>
-            <w:shd w:val="clear" w:fill="E8E8E8"/>
-          </w:tcPr>
-          <w:p>
-            <w:pPr>
-              <w:keepNext/>
-              <w:spacing w:line="240" w:lineRule="auto" w:after="0"/>
-              <w:ind w:firstLine="0"/>
-              <w:jc w:val="left"/>
-            </w:pPr>
-            <w:r>
-              <w:rPr>
-                <w:rFonts w:ascii="Times New Roman" w:hAnsi="Times New Roman" w:cs="Times New Roman" w:eastAsia="Times New Roman"/>
-                <w:b/>
-                <w:i w:val="0"/>
-                <w:color w:val="000000"/>
-                <w:sz w:val="24"/>
-              </w:rPr>
-              <w:t>Уровень</w:t>
-            </w:r>
-          </w:p>
-        </w:tc>
-        <w:tc>
-          <w:tcPr>
-            <w:tcW w:type="dxa" w:w="5121"/>
-            <w:shd w:val="clear" w:fill="E8E8E8"/>
-          </w:tcPr>
-          <w:p>
-            <w:pPr>
-              <w:keepNext/>
-              <w:spacing w:line="240" w:lineRule="auto" w:after="0"/>
-              <w:ind w:firstLine="0"/>
-              <w:jc w:val="left"/>
-            </w:pPr>
-            <w:r>
-              <w:rPr>
-                <w:rFonts w:ascii="Times New Roman" w:hAnsi="Times New Roman" w:cs="Times New Roman" w:eastAsia="Times New Roman"/>
-                <w:b/>
-                <w:i w:val="0"/>
-                <w:color w:val="000000"/>
-                <w:sz w:val="24"/>
-              </w:rPr>
-              <w:t>Признак</w:t>
-            </w:r>
-          </w:p>
-        </w:tc>
-        <w:tc>
-          <w:tcPr>
-            <w:tcW w:type="dxa" w:w="2391"/>
-            <w:shd w:val="clear" w:fill="E8E8E8"/>
-          </w:tcPr>
-          <w:p>
-            <w:pPr>
-              <w:keepNext/>
-              <w:spacing w:line="240" w:lineRule="auto" w:after="0"/>
-              <w:ind w:firstLine="0"/>
-              <w:jc w:val="left"/>
-            </w:pPr>
-            <w:r>
-              <w:rPr>
-                <w:rFonts w:ascii="Times New Roman" w:hAnsi="Times New Roman" w:cs="Times New Roman" w:eastAsia="Times New Roman"/>
-                <w:b/>
-                <w:i w:val="0"/>
-                <w:color w:val="000000"/>
-                <w:sz w:val="24"/>
-              </w:rPr>
-              <w:t>Влияние на решение</w:t>
-            </w:r>
-          </w:p>
-        </w:tc>
-      </w:tr>
-      <w:tr>
-        <w:trPr>
-          <w:cantSplit w:val="true"/>
-        </w:trPr>
-        <w:tc>
-          <w:tcPr>
-            <w:tcW w:type="dxa" w:w="1843"/>
-          </w:tcPr>
-          <w:p>
-            <w:pPr>
-              <w:spacing w:line="240" w:lineRule="auto" w:after="0"/>
-              <w:ind w:firstLine="0"/>
-              <w:jc w:val="left"/>
-            </w:pPr>
-            <w:r>
-              <w:rPr>
-                <w:rFonts w:ascii="Times New Roman" w:hAnsi="Times New Roman" w:cs="Times New Roman" w:eastAsia="Times New Roman"/>
-                <w:b w:val="0"/>
-                <w:i w:val="0"/>
-                <w:color w:val="000000"/>
-                <w:sz w:val="24"/>
-              </w:rPr>
-              <w:t>Блокирующий</w:t>
-            </w:r>
-          </w:p>
-        </w:tc>
-        <w:tc>
-          <w:tcPr>
-            <w:tcW w:type="dxa" w:w="5121"/>
-          </w:tcPr>
-          <w:p>
-            <w:pPr>
-              <w:spacing w:line="240" w:lineRule="auto" w:after="0"/>
-              <w:ind w:firstLine="0"/>
-              <w:jc w:val="left"/>
-            </w:pPr>
-            <w:r>
-              <w:rPr>
-                <w:rFonts w:ascii="Times New Roman" w:hAnsi="Times New Roman" w:cs="Times New Roman" w:eastAsia="Times New Roman"/>
-                <w:b w:val="0"/>
-                <w:i w:val="0"/>
-                <w:color w:val="000000"/>
-                <w:sz w:val="24"/>
-              </w:rPr>
-              <w:t>Работа невозможна, обходного пути нет</w:t>
-            </w:r>
-          </w:p>
-        </w:tc>
-        <w:tc>
-          <w:tcPr>
-            <w:tcW w:type="dxa" w:w="2391"/>
-          </w:tcPr>
-          <w:p>
-            <w:pPr>
-              <w:spacing w:line="240" w:lineRule="auto" w:after="0"/>
-              <w:ind w:firstLine="0"/>
-              <w:jc w:val="left"/>
-            </w:pPr>
-            <w:r>
-              <w:rPr>
-                <w:rFonts w:ascii="Times New Roman" w:hAnsi="Times New Roman" w:cs="Times New Roman" w:eastAsia="Times New Roman"/>
-                <w:b w:val="0"/>
-                <w:i w:val="0"/>
-                <w:color w:val="000000"/>
-                <w:sz w:val="24"/>
-              </w:rPr>
-              <w:t>Не допускает завершения</w:t>
-            </w:r>
-          </w:p>
-        </w:tc>
-      </w:tr>
-      <w:tr>
-        <w:trPr>
-          <w:cantSplit w:val="true"/>
-        </w:trPr>
-        <w:tc>
-          <w:tcPr>
-            <w:tcW w:type="dxa" w:w="1843"/>
-          </w:tcPr>
-          <w:p>
-            <w:pPr>
-              <w:spacing w:line="240" w:lineRule="auto" w:after="0"/>
-              <w:ind w:firstLine="0"/>
-              <w:jc w:val="left"/>
-            </w:pPr>
-            <w:r>
-              <w:rPr>
-                <w:rFonts w:ascii="Times New Roman" w:hAnsi="Times New Roman" w:cs="Times New Roman" w:eastAsia="Times New Roman"/>
-                <w:b w:val="0"/>
-                <w:i w:val="0"/>
-                <w:color w:val="000000"/>
-                <w:sz w:val="24"/>
-              </w:rPr>
-              <w:t>Критический</w:t>
-            </w:r>
-          </w:p>
-        </w:tc>
-        <w:tc>
-          <w:tcPr>
-            <w:tcW w:type="dxa" w:w="5121"/>
-          </w:tcPr>
-          <w:p>
-            <w:pPr>
-              <w:spacing w:line="240" w:lineRule="auto" w:after="0"/>
-              <w:ind w:firstLine="0"/>
-              <w:jc w:val="left"/>
-            </w:pPr>
-            <w:r>
-              <w:rPr>
-                <w:rFonts w:ascii="Times New Roman" w:hAnsi="Times New Roman" w:cs="Times New Roman" w:eastAsia="Times New Roman"/>
-                <w:b w:val="0"/>
-                <w:i w:val="0"/>
-                <w:color w:val="000000"/>
-                <w:sz w:val="24"/>
-              </w:rPr>
-              <w:t>Ключевая функция не работает, обходной путь несоразмерно трудоёмок</w:t>
-            </w:r>
-          </w:p>
-        </w:tc>
-        <w:tc>
-          <w:tcPr>
-            <w:tcW w:type="dxa" w:w="2391"/>
-          </w:tcPr>
-          <w:p>
-            <w:pPr>
-              <w:spacing w:line="240" w:lineRule="auto" w:after="0"/>
-              <w:ind w:firstLine="0"/>
-              <w:jc w:val="left"/>
-            </w:pPr>
-            <w:r>
-              <w:rPr>
-                <w:rFonts w:ascii="Times New Roman" w:hAnsi="Times New Roman" w:cs="Times New Roman" w:eastAsia="Times New Roman"/>
-                <w:b w:val="0"/>
-                <w:i w:val="0"/>
-                <w:color w:val="000000"/>
-                <w:sz w:val="24"/>
-              </w:rPr>
-              <w:t>Не допускает завершения</w:t>
-            </w:r>
-          </w:p>
-        </w:tc>
-      </w:tr>
-    </w:tbl>
-    <w:p>
-      <w:pPr>
-        <w:spacing w:after="0" w:line="240" w:lineRule="auto"/>
-        <w:ind w:firstLine="0"/>
-      </w:pPr>
-      <w:r>
-        <w:rPr>
-          <w:rFonts w:ascii="Times New Roman" w:hAnsi="Times New Roman" w:cs="Times New Roman" w:eastAsia="Times New Roman"/>
-          <w:b w:val="0"/>
-          <w:i w:val="0"/>
-          <w:color w:val="000000"/>
-          <w:sz w:val="12"/>
-        </w:rPr>
-      </w:r>
-    </w:p>
-    <w:p>
-      <w:pPr>
-        <w:keepNext/>
-        <w:spacing w:line="240" w:lineRule="auto" w:before="160" w:after="80"/>
-        <w:ind w:firstLine="0"/>
-        <w:jc w:val="left"/>
-      </w:pPr>
-      <w:r>
-        <w:rPr>
-          <w:rFonts w:ascii="Times New Roman" w:hAnsi="Times New Roman" w:cs="Times New Roman" w:eastAsia="Times New Roman"/>
-          <w:b w:val="0"/>
-          <w:i/>
-          <w:color w:val="000000"/>
-          <w:sz w:val="24"/>
-        </w:rPr>
-        <w:t>Продолжение таблицы 2.1</w:t>
-      </w:r>
-    </w:p>
-    <w:tbl>
-      <w:tblPr>
-        <w:tblStyle w:val="TableGrid"/>
-        <w:tblW w:type="auto" w:w="0"/>
-        <w:jc w:val="center"/>
-        <w:tblLayout w:type="fixed"/>
-        <w:tblLook w:firstColumn="1" w:firstRow="1" w:lastColumn="0" w:lastRow="0" w:noHBand="0" w:noVBand="1" w:val="04A0"/>
-        <w:tblLayout w:type="fixed"/>
-      </w:tblPr>
-      <w:tblGrid>
         <w:gridCol w:w="2268"/>
-        <w:gridCol w:w="3707"/>
-        <w:gridCol w:w="3380"/>
+        <w:gridCol w:w="4254"/>
+        <w:gridCol w:w="2833"/>
       </w:tblGrid>
       <w:tr>
         <w:trPr>
@@ -1458,7 +1349,7 @@
         </w:tc>
         <w:tc>
           <w:tcPr>
-            <w:tcW w:type="dxa" w:w="3707"/>
+            <w:tcW w:type="dxa" w:w="4254"/>
             <w:shd w:val="clear" w:fill="E8E8E8"/>
           </w:tcPr>
           <w:p>
@@ -1482,7 +1373,7 @@
         </w:tc>
         <w:tc>
           <w:tcPr>
-            <w:tcW w:type="dxa" w:w="3380"/>
+            <w:tcW w:type="dxa" w:w="2833"/>
             <w:shd w:val="clear" w:fill="E8E8E8"/>
           </w:tcPr>
           <w:p>
@@ -1527,13 +1418,155 @@
                 <w:color w:val="000000"/>
                 <w:sz w:val="24"/>
               </w:rPr>
+              <w:t>Блокирующий</w:t>
+            </w:r>
+          </w:p>
+        </w:tc>
+        <w:tc>
+          <w:tcPr>
+            <w:tcW w:type="dxa" w:w="4254"/>
+          </w:tcPr>
+          <w:p>
+            <w:pPr>
+              <w:spacing w:line="240" w:lineRule="auto" w:after="0"/>
+              <w:ind w:firstLine="0"/>
+              <w:jc w:val="left"/>
+            </w:pPr>
+            <w:r>
+              <w:rPr>
+                <w:rFonts w:ascii="Times New Roman" w:hAnsi="Times New Roman" w:cs="Times New Roman" w:eastAsia="Times New Roman"/>
+                <w:b w:val="0"/>
+                <w:i w:val="0"/>
+                <w:color w:val="000000"/>
+                <w:sz w:val="24"/>
+              </w:rPr>
+              <w:t>Работа невозможна, обходного пути нет</w:t>
+            </w:r>
+          </w:p>
+        </w:tc>
+        <w:tc>
+          <w:tcPr>
+            <w:tcW w:type="dxa" w:w="2833"/>
+          </w:tcPr>
+          <w:p>
+            <w:pPr>
+              <w:spacing w:line="240" w:lineRule="auto" w:after="0"/>
+              <w:ind w:firstLine="0"/>
+              <w:jc w:val="left"/>
+            </w:pPr>
+            <w:r>
+              <w:rPr>
+                <w:rFonts w:ascii="Times New Roman" w:hAnsi="Times New Roman" w:cs="Times New Roman" w:eastAsia="Times New Roman"/>
+                <w:b w:val="0"/>
+                <w:i w:val="0"/>
+                <w:color w:val="000000"/>
+                <w:sz w:val="24"/>
+              </w:rPr>
+              <w:t>Не допускает завершения</w:t>
+            </w:r>
+          </w:p>
+        </w:tc>
+      </w:tr>
+      <w:tr>
+        <w:trPr>
+          <w:cantSplit w:val="true"/>
+        </w:trPr>
+        <w:tc>
+          <w:tcPr>
+            <w:tcW w:type="dxa" w:w="2268"/>
+          </w:tcPr>
+          <w:p>
+            <w:pPr>
+              <w:spacing w:line="240" w:lineRule="auto" w:after="0"/>
+              <w:ind w:firstLine="0"/>
+              <w:jc w:val="left"/>
+            </w:pPr>
+            <w:r>
+              <w:rPr>
+                <w:rFonts w:ascii="Times New Roman" w:hAnsi="Times New Roman" w:cs="Times New Roman" w:eastAsia="Times New Roman"/>
+                <w:b w:val="0"/>
+                <w:i w:val="0"/>
+                <w:color w:val="000000"/>
+                <w:sz w:val="24"/>
+              </w:rPr>
+              <w:t>Критический</w:t>
+            </w:r>
+          </w:p>
+        </w:tc>
+        <w:tc>
+          <w:tcPr>
+            <w:tcW w:type="dxa" w:w="4254"/>
+          </w:tcPr>
+          <w:p>
+            <w:pPr>
+              <w:spacing w:line="240" w:lineRule="auto" w:after="0"/>
+              <w:ind w:firstLine="0"/>
+              <w:jc w:val="left"/>
+            </w:pPr>
+            <w:r>
+              <w:rPr>
+                <w:rFonts w:ascii="Times New Roman" w:hAnsi="Times New Roman" w:cs="Times New Roman" w:eastAsia="Times New Roman"/>
+                <w:b w:val="0"/>
+                <w:i w:val="0"/>
+                <w:color w:val="000000"/>
+                <w:sz w:val="24"/>
+              </w:rPr>
+              <w:t>Ключевая функция не работает, обходной путь несоразмерно трудоёмок</w:t>
+            </w:r>
+          </w:p>
+        </w:tc>
+        <w:tc>
+          <w:tcPr>
+            <w:tcW w:type="dxa" w:w="2833"/>
+          </w:tcPr>
+          <w:p>
+            <w:pPr>
+              <w:spacing w:line="240" w:lineRule="auto" w:after="0"/>
+              <w:ind w:firstLine="0"/>
+              <w:jc w:val="left"/>
+            </w:pPr>
+            <w:r>
+              <w:rPr>
+                <w:rFonts w:ascii="Times New Roman" w:hAnsi="Times New Roman" w:cs="Times New Roman" w:eastAsia="Times New Roman"/>
+                <w:b w:val="0"/>
+                <w:i w:val="0"/>
+                <w:color w:val="000000"/>
+                <w:sz w:val="24"/>
+              </w:rPr>
+              <w:t>Не допускает завершения</w:t>
+            </w:r>
+          </w:p>
+        </w:tc>
+      </w:tr>
+      <w:tr>
+        <w:trPr>
+          <w:cantSplit w:val="true"/>
+        </w:trPr>
+        <w:tc>
+          <w:tcPr>
+            <w:tcW w:type="dxa" w:w="2268"/>
+          </w:tcPr>
+          <w:p>
+            <w:pPr>
+              <w:spacing w:line="240" w:lineRule="auto" w:after="0"/>
+              <w:ind w:firstLine="0"/>
+              <w:jc w:val="left"/>
+            </w:pPr>
+            <w:r>
+              <w:rPr>
+                <w:rFonts w:ascii="Times New Roman" w:hAnsi="Times New Roman" w:cs="Times New Roman" w:eastAsia="Times New Roman"/>
+                <w:b w:val="0"/>
+                <w:i w:val="0"/>
+                <w:color w:val="000000"/>
+                <w:sz w:val="24"/>
+              </w:rPr>
               <w:t>Значительный</w:t>
             </w:r>
           </w:p>
         </w:tc>
         <w:tc>
           <w:tcPr>
-            <w:tcW w:type="dxa" w:w="3707"/>
+            <w:tcW w:type="dxa" w:w="4254"/>
           </w:tcPr>
           <w:p>
             <w:pPr>
@@ -1555,7 +1588,7 @@
         </w:tc>
         <w:tc>
           <w:tcPr>
-            <w:tcW w:type="dxa" w:w="3380"/>
+            <w:tcW w:type="dxa" w:w="2833"/>
           </w:tcPr>
           <w:p>
             <w:pPr>
@@ -1604,7 +1637,7 @@
         </w:tc>
         <w:tc>
           <w:tcPr>
-            <w:tcW w:type="dxa" w:w="3707"/>
+            <w:tcW w:type="dxa" w:w="4254"/>
           </w:tcPr>
           <w:p>
             <w:pPr>
@@ -1626,7 +1659,7 @@
         </w:tc>
         <w:tc>
           <w:tcPr>
-            <w:tcW w:type="dxa" w:w="3380"/>
+            <w:tcW w:type="dxa" w:w="2833"/>
           </w:tcPr>
           <w:p>
             <w:pPr>
@@ -2618,8 +2651,8 @@
       </w:tblPr>
       <w:tblGrid>
         <w:gridCol w:w="567"/>
-        <w:gridCol w:w="5964"/>
-        <w:gridCol w:w="2824"/>
+        <w:gridCol w:w="6145"/>
+        <w:gridCol w:w="2644"/>
       </w:tblGrid>
       <w:tr>
         <w:trPr>
@@ -2652,7 +2685,7 @@
         </w:tc>
         <w:tc>
           <w:tcPr>
-            <w:tcW w:type="dxa" w:w="5963"/>
+            <w:tcW w:type="dxa" w:w="6144"/>
             <w:shd w:val="clear" w:fill="E8E8E8"/>
           </w:tcPr>
           <w:p>
@@ -2676,7 +2709,7 @@
         </w:tc>
         <w:tc>
           <w:tcPr>
-            <w:tcW w:type="dxa" w:w="2824"/>
+            <w:tcW w:type="dxa" w:w="2644"/>
             <w:shd w:val="clear" w:fill="E8E8E8"/>
           </w:tcPr>
           <w:p>
@@ -2727,7 +2760,7 @@
         </w:tc>
         <w:tc>
           <w:tcPr>
-            <w:tcW w:type="dxa" w:w="5963"/>
+            <w:tcW w:type="dxa" w:w="6144"/>
           </w:tcPr>
           <w:p>
             <w:pPr>
@@ -2749,7 +2782,7 @@
         </w:tc>
         <w:tc>
           <w:tcPr>
-            <w:tcW w:type="dxa" w:w="2824"/>
+            <w:tcW w:type="dxa" w:w="2644"/>
           </w:tcPr>
           <w:p>
             <w:pPr>
@@ -2757,132 +2790,6 @@
               <w:ind w:firstLine="0"/>
               <w:jc w:val="left"/>
             </w:pPr>
-          </w:p>
-        </w:tc>
-      </w:tr>
-    </w:tbl>
-    <w:p>
-      <w:pPr>
-        <w:spacing w:after="0" w:line="240" w:lineRule="auto"/>
-        <w:ind w:firstLine="0"/>
-      </w:pPr>
-      <w:r>
-        <w:rPr>
-          <w:rFonts w:ascii="Times New Roman" w:hAnsi="Times New Roman" w:cs="Times New Roman" w:eastAsia="Times New Roman"/>
-          <w:b w:val="0"/>
-          <w:i w:val="0"/>
-          <w:color w:val="000000"/>
-          <w:sz w:val="12"/>
-        </w:rPr>
-      </w:r>
-    </w:p>
-    <w:p>
-      <w:pPr>
-        <w:keepNext/>
-        <w:spacing w:line="240" w:lineRule="auto" w:before="160" w:after="80"/>
-        <w:ind w:firstLine="0"/>
-        <w:jc w:val="left"/>
-      </w:pPr>
-      <w:r>
-        <w:rPr>
-          <w:rFonts w:ascii="Times New Roman" w:hAnsi="Times New Roman" w:cs="Times New Roman" w:eastAsia="Times New Roman"/>
-          <w:b w:val="0"/>
-          <w:i/>
-          <w:color w:val="000000"/>
-          <w:sz w:val="24"/>
-        </w:rPr>
-        <w:t>Продолжение таблицы 3.3</w:t>
-      </w:r>
-    </w:p>
-    <w:tbl>
-      <w:tblPr>
-        <w:tblStyle w:val="TableGrid"/>
-        <w:tblW w:type="auto" w:w="0"/>
-        <w:jc w:val="center"/>
-        <w:tblLayout w:type="fixed"/>
-        <w:tblLook w:firstColumn="1" w:firstRow="1" w:lastColumn="0" w:lastRow="0" w:noHBand="0" w:noVBand="1" w:val="04A0"/>
-        <w:tblLayout w:type="fixed"/>
-      </w:tblPr>
-      <w:tblGrid>
-        <w:gridCol w:w="567"/>
-        <w:gridCol w:w="5839"/>
-        <w:gridCol w:w="2949"/>
-      </w:tblGrid>
-      <w:tr>
-        <w:trPr>
-          <w:tblHeader w:val="true"/>
-          <w:cantSplit w:val="true"/>
-        </w:trPr>
-        <w:tc>
-          <w:tcPr>
-            <w:tcW w:type="dxa" w:w="567"/>
-            <w:shd w:val="clear" w:fill="E8E8E8"/>
-          </w:tcPr>
-          <w:p>
-            <w:pPr>
-              <w:keepNext/>
-              <w:spacing w:line="240" w:lineRule="auto" w:after="0"/>
-              <w:ind w:firstLine="0"/>
-              <w:jc w:val="left"/>
-            </w:pPr>
-            <w:r>
-              <w:rPr>
-                <w:rFonts w:ascii="Times New Roman" w:hAnsi="Times New Roman" w:cs="Times New Roman" w:eastAsia="Times New Roman"/>
-                <w:b/>
-                <w:i w:val="0"/>
-                <w:color w:val="000000"/>
-                <w:sz w:val="24"/>
-              </w:rPr>
-              <w:t>№</w:t>
-            </w:r>
-          </w:p>
-        </w:tc>
-        <w:tc>
-          <w:tcPr>
-            <w:tcW w:type="dxa" w:w="5839"/>
-            <w:shd w:val="clear" w:fill="E8E8E8"/>
-          </w:tcPr>
-          <w:p>
-            <w:pPr>
-              <w:keepNext/>
-              <w:spacing w:line="240" w:lineRule="auto" w:after="0"/>
-              <w:ind w:firstLine="0"/>
-              <w:jc w:val="left"/>
-            </w:pPr>
-            <w:r>
-              <w:rPr>
-                <w:rFonts w:ascii="Times New Roman" w:hAnsi="Times New Roman" w:cs="Times New Roman" w:eastAsia="Times New Roman"/>
-                <w:b/>
-                <w:i w:val="0"/>
-                <w:color w:val="000000"/>
-                <w:sz w:val="24"/>
-              </w:rPr>
-              <w:t>Критерий</w:t>
-            </w:r>
-          </w:p>
-        </w:tc>
-        <w:tc>
-          <w:tcPr>
-            <w:tcW w:type="dxa" w:w="2949"/>
-            <w:shd w:val="clear" w:fill="E8E8E8"/>
-          </w:tcPr>
-          <w:p>
-            <w:pPr>
-              <w:keepNext/>
-              <w:spacing w:line="240" w:lineRule="auto" w:after="0"/>
-              <w:ind w:firstLine="0"/>
-              <w:jc w:val="left"/>
-            </w:pPr>
-            <w:r>
-              <w:rPr>
-                <w:rFonts w:ascii="Times New Roman" w:hAnsi="Times New Roman" w:cs="Times New Roman" w:eastAsia="Times New Roman"/>
-                <w:b/>
-                <w:i w:val="0"/>
-                <w:color w:val="000000"/>
-                <w:sz w:val="24"/>
-              </w:rPr>
-              <w:t>Отметка</w:t>
-            </w:r>
           </w:p>
         </w:tc>
       </w:tr>
@@ -2914,7 +2821,7 @@
         </w:tc>
         <w:tc>
           <w:tcPr>
-            <w:tcW w:type="dxa" w:w="5839"/>
+            <w:tcW w:type="dxa" w:w="6144"/>
           </w:tcPr>
           <w:p>
             <w:pPr>
@@ -2936,7 +2843,7 @@
         </w:tc>
         <w:tc>
           <w:tcPr>
-            <w:tcW w:type="dxa" w:w="2949"/>
+            <w:tcW w:type="dxa" w:w="2644"/>
           </w:tcPr>
           <w:p>
             <w:pPr>
@@ -2975,7 +2882,7 @@
         </w:tc>
         <w:tc>
           <w:tcPr>
-            <w:tcW w:type="dxa" w:w="5839"/>
+            <w:tcW w:type="dxa" w:w="6144"/>
           </w:tcPr>
           <w:p>
             <w:pPr>
@@ -2997,7 +2904,7 @@
         </w:tc>
         <w:tc>
           <w:tcPr>
-            <w:tcW w:type="dxa" w:w="2949"/>
+            <w:tcW w:type="dxa" w:w="2644"/>
           </w:tcPr>
           <w:p>
             <w:pPr>
@@ -3036,7 +2943,7 @@
         </w:tc>
         <w:tc>
           <w:tcPr>
-            <w:tcW w:type="dxa" w:w="5839"/>
+            <w:tcW w:type="dxa" w:w="6144"/>
           </w:tcPr>
           <w:p>
             <w:pPr>
@@ -3058,7 +2965,7 @@
         </w:tc>
         <w:tc>
           <w:tcPr>
-            <w:tcW w:type="dxa" w:w="2949"/>
+            <w:tcW w:type="dxa" w:w="2644"/>
           </w:tcPr>
           <w:p>
             <w:pPr>
@@ -3455,8 +3362,8 @@
       </w:tblPr>
       <w:tblGrid>
         <w:gridCol w:w="567"/>
-        <w:gridCol w:w="6250"/>
-        <w:gridCol w:w="2538"/>
+        <w:gridCol w:w="6182"/>
+        <w:gridCol w:w="2606"/>
       </w:tblGrid>
       <w:tr>
         <w:trPr>
@@ -3489,7 +3396,7 @@
         </w:tc>
         <w:tc>
           <w:tcPr>
-            <w:tcW w:type="dxa" w:w="6250"/>
+            <w:tcW w:type="dxa" w:w="6182"/>
             <w:shd w:val="clear" w:fill="E8E8E8"/>
           </w:tcPr>
           <w:p>
@@ -3513,7 +3420,7 @@
         </w:tc>
         <w:tc>
           <w:tcPr>
-            <w:tcW w:type="dxa" w:w="2538"/>
+            <w:tcW w:type="dxa" w:w="2606"/>
             <w:shd w:val="clear" w:fill="E8E8E8"/>
           </w:tcPr>
           <w:p>
@@ -3564,7 +3471,7 @@
         </w:tc>
         <w:tc>
           <w:tcPr>
-            <w:tcW w:type="dxa" w:w="6250"/>
+            <w:tcW w:type="dxa" w:w="6182"/>
           </w:tcPr>
           <w:p>
             <w:pPr>
@@ -3586,7 +3493,7 @@
         </w:tc>
         <w:tc>
           <w:tcPr>
-            <w:tcW w:type="dxa" w:w="2538"/>
+            <w:tcW w:type="dxa" w:w="2606"/>
           </w:tcPr>
           <w:p>
             <w:pPr>
@@ -3625,7 +3532,7 @@
         </w:tc>
         <w:tc>
           <w:tcPr>
-            <w:tcW w:type="dxa" w:w="6250"/>
+            <w:tcW w:type="dxa" w:w="6182"/>
           </w:tcPr>
           <w:p>
             <w:pPr>
@@ -3647,7 +3554,7 @@
         </w:tc>
         <w:tc>
           <w:tcPr>
-            <w:tcW w:type="dxa" w:w="2538"/>
+            <w:tcW w:type="dxa" w:w="2606"/>
           </w:tcPr>
           <w:p>
             <w:pPr>
@@ -3655,6 +3562,132 @@
               <w:ind w:firstLine="0"/>
               <w:jc w:val="left"/>
             </w:pPr>
+          </w:p>
+        </w:tc>
+      </w:tr>
+    </w:tbl>
+    <w:p>
+      <w:pPr>
+        <w:spacing w:after="0" w:line="240" w:lineRule="auto"/>
+        <w:ind w:firstLine="0"/>
+      </w:pPr>
+      <w:r>
+        <w:rPr>
+          <w:rFonts w:ascii="Times New Roman" w:hAnsi="Times New Roman" w:cs="Times New Roman" w:eastAsia="Times New Roman"/>
+          <w:b w:val="0"/>
+          <w:i w:val="0"/>
+          <w:color w:val="000000"/>
+          <w:sz w:val="12"/>
+        </w:rPr>
+      </w:r>
+    </w:p>
+    <w:p>
+      <w:pPr>
+        <w:keepNext/>
+        <w:spacing w:line="240" w:lineRule="auto" w:before="160" w:after="80"/>
+        <w:ind w:firstLine="0"/>
+        <w:jc w:val="left"/>
+      </w:pPr>
+      <w:r>
+        <w:rPr>
+          <w:rFonts w:ascii="Times New Roman" w:hAnsi="Times New Roman" w:cs="Times New Roman" w:eastAsia="Times New Roman"/>
+          <w:b w:val="0"/>
+          <w:i/>
+          <w:color w:val="000000"/>
+          <w:sz w:val="24"/>
+        </w:rPr>
+        <w:t>Продолжение таблицы 3.5</w:t>
+      </w:r>
+    </w:p>
+    <w:tbl>
+      <w:tblPr>
+        <w:tblStyle w:val="TableGrid"/>
+        <w:tblW w:type="auto" w:w="0"/>
+        <w:jc w:val="center"/>
+        <w:tblLayout w:type="fixed"/>
+        <w:tblLook w:firstColumn="1" w:firstRow="1" w:lastColumn="0" w:lastRow="0" w:noHBand="0" w:noVBand="1" w:val="04A0"/>
+        <w:tblLayout w:type="fixed"/>
+      </w:tblPr>
+      <w:tblGrid>
+        <w:gridCol w:w="567"/>
+        <w:gridCol w:w="5621"/>
+        <w:gridCol w:w="3168"/>
+      </w:tblGrid>
+      <w:tr>
+        <w:trPr>
+          <w:tblHeader w:val="true"/>
+          <w:cantSplit w:val="true"/>
+        </w:trPr>
+        <w:tc>
+          <w:tcPr>
+            <w:tcW w:type="dxa" w:w="567"/>
+            <w:shd w:val="clear" w:fill="E8E8E8"/>
+          </w:tcPr>
+          <w:p>
+            <w:pPr>
+              <w:keepNext/>
+              <w:spacing w:line="240" w:lineRule="auto" w:after="0"/>
+              <w:ind w:firstLine="0"/>
+              <w:jc w:val="left"/>
+            </w:pPr>
+            <w:r>
+              <w:rPr>
+                <w:rFonts w:ascii="Times New Roman" w:hAnsi="Times New Roman" w:cs="Times New Roman" w:eastAsia="Times New Roman"/>
+                <w:b/>
+                <w:i w:val="0"/>
+                <w:color w:val="000000"/>
+                <w:sz w:val="24"/>
+              </w:rPr>
+              <w:t>№</w:t>
+            </w:r>
+          </w:p>
+        </w:tc>
+        <w:tc>
+          <w:tcPr>
+            <w:tcW w:type="dxa" w:w="5620"/>
+            <w:shd w:val="clear" w:fill="E8E8E8"/>
+          </w:tcPr>
+          <w:p>
+            <w:pPr>
+              <w:keepNext/>
+              <w:spacing w:line="240" w:lineRule="auto" w:after="0"/>
+              <w:ind w:firstLine="0"/>
+              <w:jc w:val="left"/>
+            </w:pPr>
+            <w:r>
+              <w:rPr>
+                <w:rFonts w:ascii="Times New Roman" w:hAnsi="Times New Roman" w:cs="Times New Roman" w:eastAsia="Times New Roman"/>
+                <w:b/>
+                <w:i w:val="0"/>
+                <w:color w:val="000000"/>
+                <w:sz w:val="24"/>
+              </w:rPr>
+              <w:t>Критерий</w:t>
+            </w:r>
+          </w:p>
+        </w:tc>
+        <w:tc>
+          <w:tcPr>
+            <w:tcW w:type="dxa" w:w="3168"/>
+            <w:shd w:val="clear" w:fill="E8E8E8"/>
+          </w:tcPr>
+          <w:p>
+            <w:pPr>
+              <w:keepNext/>
+              <w:spacing w:line="240" w:lineRule="auto" w:after="0"/>
+              <w:ind w:firstLine="0"/>
+              <w:jc w:val="left"/>
+            </w:pPr>
+            <w:r>
+              <w:rPr>
+                <w:rFonts w:ascii="Times New Roman" w:hAnsi="Times New Roman" w:cs="Times New Roman" w:eastAsia="Times New Roman"/>
+                <w:b/>
+                <w:i w:val="0"/>
+                <w:color w:val="000000"/>
+                <w:sz w:val="24"/>
+              </w:rPr>
+              <w:t>Отметка</w:t>
+            </w:r>
           </w:p>
         </w:tc>
       </w:tr>
@@ -3686,7 +3719,7 @@
         </w:tc>
         <w:tc>
           <w:tcPr>
-            <w:tcW w:type="dxa" w:w="6250"/>
+            <w:tcW w:type="dxa" w:w="5620"/>
           </w:tcPr>
           <w:p>
             <w:pPr>
@@ -3708,7 +3741,7 @@
         </w:tc>
         <w:tc>
           <w:tcPr>
-            <w:tcW w:type="dxa" w:w="2538"/>
+            <w:tcW w:type="dxa" w:w="3168"/>
           </w:tcPr>
           <w:p>
             <w:pPr>
@@ -3936,6 +3969,7 @@
           </w:tcPr>
           <w:p>
             <w:pPr>
+              <w:keepNext/>
               <w:spacing w:line="240" w:lineRule="auto" w:after="0"/>
               <w:ind w:firstLine="0"/>
               <w:jc w:val="left"/>
@@ -3958,6 +3992,7 @@
           </w:tcPr>
           <w:p>
             <w:pPr>
+              <w:keepNext/>
               <w:spacing w:line="240" w:lineRule="auto" w:after="0"/>
               <w:ind w:firstLine="0"/>
               <w:jc w:val="left"/>
@@ -3980,6 +4015,7 @@
           </w:tcPr>
           <w:p>
             <w:pPr>
+              <w:keepNext/>
               <w:spacing w:line="240" w:lineRule="auto" w:after="0"/>
               <w:ind w:firstLine="0"/>
               <w:jc w:val="left"/>
@@ -3992,6 +4028,7 @@
           </w:tcPr>
           <w:p>
             <w:pPr>
+              <w:keepNext/>
               <w:spacing w:line="240" w:lineRule="auto" w:after="0"/>
               <w:ind w:firstLine="0"/>
               <w:jc w:val="left"/>
@@ -4009,6 +4046,7 @@
           </w:tcPr>
           <w:p>
             <w:pPr>
+              <w:keepNext/>
               <w:spacing w:line="240" w:lineRule="auto" w:after="0"/>
               <w:ind w:firstLine="0"/>
               <w:jc w:val="left"/>
@@ -4031,6 +4069,7 @@
           </w:tcPr>
           <w:p>
             <w:pPr>
+              <w:keepNext/>
               <w:spacing w:line="240" w:lineRule="auto" w:after="0"/>
               <w:ind w:firstLine="0"/>
               <w:jc w:val="left"/>
@@ -4053,6 +4092,7 @@
           </w:tcPr>
           <w:p>
             <w:pPr>
+              <w:keepNext/>
               <w:spacing w:line="240" w:lineRule="auto" w:after="0"/>
               <w:ind w:firstLine="0"/>
               <w:jc w:val="left"/>
@@ -4065,6 +4105,7 @@
           </w:tcPr>
           <w:p>
             <w:pPr>
+              <w:keepNext/>
               <w:spacing w:line="240" w:lineRule="auto" w:after="0"/>
               <w:ind w:firstLine="0"/>
               <w:jc w:val="left"/>
@@ -4082,6 +4123,7 @@
           </w:tcPr>
           <w:p>
             <w:pPr>
+              <w:keepNext/>
               <w:spacing w:line="240" w:lineRule="auto" w:after="0"/>
               <w:ind w:firstLine="0"/>
               <w:jc w:val="left"/>
@@ -4104,6 +4146,7 @@
           </w:tcPr>
           <w:p>
             <w:pPr>
+              <w:keepNext/>
               <w:spacing w:line="240" w:lineRule="auto" w:after="0"/>
               <w:ind w:firstLine="0"/>
               <w:jc w:val="left"/>
@@ -4126,6 +4169,7 @@
           </w:tcPr>
           <w:p>
             <w:pPr>
+              <w:keepNext/>
               <w:spacing w:line="240" w:lineRule="auto" w:after="0"/>
               <w:ind w:firstLine="0"/>
               <w:jc w:val="left"/>
@@ -4138,6 +4182,7 @@
           </w:tcPr>
           <w:p>
             <w:pPr>
+              <w:keepNext/>
               <w:spacing w:line="240" w:lineRule="auto" w:after="0"/>
               <w:ind w:firstLine="0"/>
               <w:jc w:val="left"/>
@@ -4282,7 +4327,7 @@
                 <w:color w:val="000000"/>
                 <w:sz w:val="26"/>
               </w:rPr>
-              <w:t>Длительности рассчитываются по рабочему времени бюро, а не по календарному. Заявка, поданная вечером пятницы и обработанная утром понедельника, не получает трёх суток срока: выходные в расчёт не входят. Это делает показатель сопоставимым с прежним порядком работы.</w:t>
+              <w:t>Длительности рассчитываются с учётом режима работы бюро, заданного в системе. Если режим не заполнен, расчёт ведётся по календарному времени. Перед снятием показателей следует убедиться, что режим работы внесён, иначе значения окажутся завышенными и несопоставимыми с прежним порядком.</w:t>
             </w:r>
           </w:p>
         </w:tc>
@@ -4360,9 +4405,9 @@
       </w:tblPr>
       <w:tblGrid>
         <w:gridCol w:w="567"/>
-        <w:gridCol w:w="3194"/>
-        <w:gridCol w:w="2797"/>
-        <w:gridCol w:w="2797"/>
+        <w:gridCol w:w="3476"/>
+        <w:gridCol w:w="2147"/>
+        <w:gridCol w:w="3165"/>
       </w:tblGrid>
       <w:tr>
         <w:trPr>
@@ -4395,7 +4440,7 @@
         </w:tc>
         <w:tc>
           <w:tcPr>
-            <w:tcW w:type="dxa" w:w="3193"/>
+            <w:tcW w:type="dxa" w:w="3476"/>
             <w:shd w:val="clear" w:fill="E8E8E8"/>
           </w:tcPr>
           <w:p>
@@ -4419,7 +4464,7 @@
         </w:tc>
         <w:tc>
           <w:tcPr>
-            <w:tcW w:type="dxa" w:w="2797"/>
+            <w:tcW w:type="dxa" w:w="2147"/>
             <w:shd w:val="clear" w:fill="E8E8E8"/>
           </w:tcPr>
           <w:p>
@@ -4443,7 +4488,7 @@
         </w:tc>
         <w:tc>
           <w:tcPr>
-            <w:tcW w:type="dxa" w:w="2797"/>
+            <w:tcW w:type="dxa" w:w="3165"/>
             <w:shd w:val="clear" w:fill="E8E8E8"/>
           </w:tcPr>
           <w:p>
@@ -4494,7 +4539,7 @@
         </w:tc>
         <w:tc>
           <w:tcPr>
-            <w:tcW w:type="dxa" w:w="3193"/>
+            <w:tcW w:type="dxa" w:w="3476"/>
           </w:tcPr>
           <w:p>
             <w:pPr>
@@ -4516,7 +4561,7 @@
         </w:tc>
         <w:tc>
           <w:tcPr>
-            <w:tcW w:type="dxa" w:w="2797"/>
+            <w:tcW w:type="dxa" w:w="2147"/>
           </w:tcPr>
           <w:p>
             <w:pPr>
@@ -4538,7 +4583,7 @@
         </w:tc>
         <w:tc>
           <w:tcPr>
-            <w:tcW w:type="dxa" w:w="2797"/>
+            <w:tcW w:type="dxa" w:w="3165"/>
           </w:tcPr>
           <w:p>
             <w:pPr>
@@ -4546,6 +4591,157 @@
               <w:ind w:firstLine="0"/>
               <w:jc w:val="left"/>
             </w:pPr>
+          </w:p>
+        </w:tc>
+      </w:tr>
+    </w:tbl>
+    <w:p>
+      <w:pPr>
+        <w:spacing w:after="0" w:line="240" w:lineRule="auto"/>
+        <w:ind w:firstLine="0"/>
+      </w:pPr>
+      <w:r>
+        <w:rPr>
+          <w:rFonts w:ascii="Times New Roman" w:hAnsi="Times New Roman" w:cs="Times New Roman" w:eastAsia="Times New Roman"/>
+          <w:b w:val="0"/>
+          <w:i w:val="0"/>
+          <w:color w:val="000000"/>
+          <w:sz w:val="12"/>
+        </w:rPr>
+      </w:r>
+    </w:p>
+    <w:p>
+      <w:pPr>
+        <w:keepNext/>
+        <w:spacing w:line="240" w:lineRule="auto" w:before="160" w:after="80"/>
+        <w:ind w:firstLine="0"/>
+        <w:jc w:val="left"/>
+      </w:pPr>
+      <w:r>
+        <w:rPr>
+          <w:rFonts w:ascii="Times New Roman" w:hAnsi="Times New Roman" w:cs="Times New Roman" w:eastAsia="Times New Roman"/>
+          <w:b w:val="0"/>
+          <w:i/>
+          <w:color w:val="000000"/>
+          <w:sz w:val="24"/>
+        </w:rPr>
+        <w:t>Продолжение таблицы 4.2</w:t>
+      </w:r>
+    </w:p>
+    <w:tbl>
+      <w:tblPr>
+        <w:tblStyle w:val="TableGrid"/>
+        <w:tblW w:type="auto" w:w="0"/>
+        <w:jc w:val="center"/>
+        <w:tblLayout w:type="fixed"/>
+        <w:tblLook w:firstColumn="1" w:firstRow="1" w:lastColumn="0" w:lastRow="0" w:noHBand="0" w:noVBand="1" w:val="04A0"/>
+        <w:tblLayout w:type="fixed"/>
+      </w:tblPr>
+      <w:tblGrid>
+        <w:gridCol w:w="567"/>
+        <w:gridCol w:w="2820"/>
+        <w:gridCol w:w="3000"/>
+        <w:gridCol w:w="2968"/>
+      </w:tblGrid>
+      <w:tr>
+        <w:trPr>
+          <w:tblHeader w:val="true"/>
+          <w:cantSplit w:val="true"/>
+        </w:trPr>
+        <w:tc>
+          <w:tcPr>
+            <w:tcW w:type="dxa" w:w="567"/>
+            <w:shd w:val="clear" w:fill="E8E8E8"/>
+          </w:tcPr>
+          <w:p>
+            <w:pPr>
+              <w:keepNext/>
+              <w:spacing w:line="240" w:lineRule="auto" w:after="0"/>
+              <w:ind w:firstLine="0"/>
+              <w:jc w:val="left"/>
+            </w:pPr>
+            <w:r>
+              <w:rPr>
+                <w:rFonts w:ascii="Times New Roman" w:hAnsi="Times New Roman" w:cs="Times New Roman" w:eastAsia="Times New Roman"/>
+                <w:b/>
+                <w:i w:val="0"/>
+                <w:color w:val="000000"/>
+                <w:sz w:val="24"/>
+              </w:rPr>
+              <w:t>№</w:t>
+            </w:r>
+          </w:p>
+        </w:tc>
+        <w:tc>
+          <w:tcPr>
+            <w:tcW w:type="dxa" w:w="2819"/>
+            <w:shd w:val="clear" w:fill="E8E8E8"/>
+          </w:tcPr>
+          <w:p>
+            <w:pPr>
+              <w:keepNext/>
+              <w:spacing w:line="240" w:lineRule="auto" w:after="0"/>
+              <w:ind w:firstLine="0"/>
+              <w:jc w:val="left"/>
+            </w:pPr>
+            <w:r>
+              <w:rPr>
+                <w:rFonts w:ascii="Times New Roman" w:hAnsi="Times New Roman" w:cs="Times New Roman" w:eastAsia="Times New Roman"/>
+                <w:b/>
+                <w:i w:val="0"/>
+                <w:color w:val="000000"/>
+                <w:sz w:val="24"/>
+              </w:rPr>
+              <w:t>Показатель</w:t>
+            </w:r>
+          </w:p>
+        </w:tc>
+        <w:tc>
+          <w:tcPr>
+            <w:tcW w:type="dxa" w:w="3000"/>
+            <w:shd w:val="clear" w:fill="E8E8E8"/>
+          </w:tcPr>
+          <w:p>
+            <w:pPr>
+              <w:keepNext/>
+              <w:spacing w:line="240" w:lineRule="auto" w:after="0"/>
+              <w:ind w:firstLine="0"/>
+              <w:jc w:val="left"/>
+            </w:pPr>
+            <w:r>
+              <w:rPr>
+                <w:rFonts w:ascii="Times New Roman" w:hAnsi="Times New Roman" w:cs="Times New Roman" w:eastAsia="Times New Roman"/>
+                <w:b/>
+                <w:i w:val="0"/>
+                <w:color w:val="000000"/>
+                <w:sz w:val="24"/>
+              </w:rPr>
+              <w:t>Допустимое значение</w:t>
+            </w:r>
+          </w:p>
+        </w:tc>
+        <w:tc>
+          <w:tcPr>
+            <w:tcW w:type="dxa" w:w="2968"/>
+            <w:shd w:val="clear" w:fill="E8E8E8"/>
+          </w:tcPr>
+          <w:p>
+            <w:pPr>
+              <w:keepNext/>
+              <w:spacing w:line="240" w:lineRule="auto" w:after="0"/>
+              <w:ind w:firstLine="0"/>
+              <w:jc w:val="left"/>
+            </w:pPr>
+            <w:r>
+              <w:rPr>
+                <w:rFonts w:ascii="Times New Roman" w:hAnsi="Times New Roman" w:cs="Times New Roman" w:eastAsia="Times New Roman"/>
+                <w:b/>
+                <w:i w:val="0"/>
+                <w:color w:val="000000"/>
+                <w:sz w:val="24"/>
+              </w:rPr>
+              <w:t>Фактически</w:t>
+            </w:r>
           </w:p>
         </w:tc>
       </w:tr>
@@ -4577,7 +4773,7 @@
         </w:tc>
         <w:tc>
           <w:tcPr>
-            <w:tcW w:type="dxa" w:w="3193"/>
+            <w:tcW w:type="dxa" w:w="2819"/>
           </w:tcPr>
           <w:p>
             <w:pPr>
@@ -4599,7 +4795,7 @@
         </w:tc>
         <w:tc>
           <w:tcPr>
-            <w:tcW w:type="dxa" w:w="2797"/>
+            <w:tcW w:type="dxa" w:w="3000"/>
           </w:tcPr>
           <w:p>
             <w:pPr>
@@ -4621,7 +4817,7 @@
         </w:tc>
         <w:tc>
           <w:tcPr>
-            <w:tcW w:type="dxa" w:w="2797"/>
+            <w:tcW w:type="dxa" w:w="2968"/>
           </w:tcPr>
           <w:p>
             <w:pPr>
@@ -4660,7 +4856,7 @@
         </w:tc>
         <w:tc>
           <w:tcPr>
-            <w:tcW w:type="dxa" w:w="3193"/>
+            <w:tcW w:type="dxa" w:w="2819"/>
           </w:tcPr>
           <w:p>
             <w:pPr>
@@ -4676,13 +4872,13 @@
                 <w:color w:val="000000"/>
                 <w:sz w:val="24"/>
               </w:rPr>
-              <w:t>Доступность в рабочие часы</w:t>
+              <w:t>Доступность в часы работы</w:t>
             </w:r>
           </w:p>
         </w:tc>
         <w:tc>
           <w:tcPr>
-            <w:tcW w:type="dxa" w:w="2797"/>
+            <w:tcW w:type="dxa" w:w="3000"/>
           </w:tcPr>
           <w:p>
             <w:pPr>
@@ -4704,7 +4900,7 @@
         </w:tc>
         <w:tc>
           <w:tcPr>
-            <w:tcW w:type="dxa" w:w="2797"/>
+            <w:tcW w:type="dxa" w:w="2968"/>
           </w:tcPr>
           <w:p>
             <w:pPr>
@@ -4743,7 +4939,7 @@
         </w:tc>
         <w:tc>
           <w:tcPr>
-            <w:tcW w:type="dxa" w:w="3193"/>
+            <w:tcW w:type="dxa" w:w="2819"/>
           </w:tcPr>
           <w:p>
             <w:pPr>
@@ -4765,7 +4961,7 @@
         </w:tc>
         <w:tc>
           <w:tcPr>
-            <w:tcW w:type="dxa" w:w="2797"/>
+            <w:tcW w:type="dxa" w:w="3000"/>
           </w:tcPr>
           <w:p>
             <w:pPr>
@@ -4787,7 +4983,7 @@
         </w:tc>
         <w:tc>
           <w:tcPr>
-            <w:tcW w:type="dxa" w:w="2797"/>
+            <w:tcW w:type="dxa" w:w="2968"/>
           </w:tcPr>
           <w:p>
             <w:pPr>
@@ -4870,8 +5066,8 @@
         <w:tblLayout w:type="fixed"/>
       </w:tblPr>
       <w:tblGrid>
-        <w:gridCol w:w="4339"/>
-        <w:gridCol w:w="5016"/>
+        <w:gridCol w:w="4934"/>
+        <w:gridCol w:w="4422"/>
       </w:tblGrid>
       <w:tr>
         <w:trPr>
@@ -4880,7 +5076,7 @@
         </w:trPr>
         <w:tc>
           <w:tcPr>
-            <w:tcW w:type="dxa" w:w="4339"/>
+            <w:tcW w:type="dxa" w:w="4933"/>
             <w:shd w:val="clear" w:fill="E8E8E8"/>
           </w:tcPr>
           <w:p>
@@ -4904,7 +5100,7 @@
         </w:tc>
         <w:tc>
           <w:tcPr>
-            <w:tcW w:type="dxa" w:w="5016"/>
+            <w:tcW w:type="dxa" w:w="4421"/>
             <w:shd w:val="clear" w:fill="E8E8E8"/>
           </w:tcPr>
           <w:p>
@@ -4930,14 +5126,15 @@
       <w:tr>
         <w:trPr>
           <w:cantSplit w:val="true"/>
-          <w:trHeight w:val="623" w:hRule="atLeast"/>
+          <w:trHeight w:val="680" w:hRule="atLeast"/>
         </w:trPr>
         <w:tc>
           <w:tcPr>
-            <w:tcW w:type="dxa" w:w="4339"/>
+            <w:tcW w:type="dxa" w:w="4933"/>
           </w:tcPr>
           <w:p>
             <w:pPr>
+              <w:keepNext/>
               <w:spacing w:line="240" w:lineRule="auto" w:after="0"/>
               <w:ind w:firstLine="0"/>
               <w:jc w:val="left"/>
@@ -4956,10 +5153,11 @@
         </w:tc>
         <w:tc>
           <w:tcPr>
-            <w:tcW w:type="dxa" w:w="5016"/>
+            <w:tcW w:type="dxa" w:w="4421"/>
           </w:tcPr>
           <w:p>
             <w:pPr>
+              <w:keepNext/>
               <w:spacing w:line="240" w:lineRule="auto" w:after="0"/>
               <w:ind w:firstLine="0"/>
               <w:jc w:val="left"/>
@@ -4970,14 +5168,15 @@
       <w:tr>
         <w:trPr>
           <w:cantSplit w:val="true"/>
-          <w:trHeight w:val="623" w:hRule="atLeast"/>
+          <w:trHeight w:val="680" w:hRule="atLeast"/>
         </w:trPr>
         <w:tc>
           <w:tcPr>
-            <w:tcW w:type="dxa" w:w="4339"/>
+            <w:tcW w:type="dxa" w:w="4933"/>
           </w:tcPr>
           <w:p>
             <w:pPr>
+              <w:keepNext/>
               <w:spacing w:line="240" w:lineRule="auto" w:after="0"/>
               <w:ind w:firstLine="0"/>
               <w:jc w:val="left"/>
@@ -4996,73 +5195,7 @@
         </w:tc>
         <w:tc>
           <w:tcPr>
-            <w:tcW w:type="dxa" w:w="5016"/>
-          </w:tcPr>
-          <w:p>
-            <w:pPr>
-              <w:spacing w:line="240" w:lineRule="auto" w:after="0"/>
-              <w:ind w:firstLine="0"/>
-              <w:jc w:val="left"/>
-            </w:pPr>
-          </w:p>
-        </w:tc>
-      </w:tr>
-    </w:tbl>
-    <w:p>
-      <w:pPr>
-        <w:spacing w:after="0" w:line="240" w:lineRule="auto"/>
-        <w:ind w:firstLine="0"/>
-      </w:pPr>
-      <w:r>
-        <w:rPr>
-          <w:rFonts w:ascii="Times New Roman" w:hAnsi="Times New Roman" w:cs="Times New Roman" w:eastAsia="Times New Roman"/>
-          <w:b w:val="0"/>
-          <w:i w:val="0"/>
-          <w:color w:val="000000"/>
-          <w:sz w:val="12"/>
-        </w:rPr>
-      </w:r>
-    </w:p>
-    <w:p>
-      <w:pPr>
-        <w:keepNext/>
-        <w:spacing w:line="240" w:lineRule="auto" w:before="160" w:after="80"/>
-        <w:ind w:firstLine="0"/>
-        <w:jc w:val="left"/>
-      </w:pPr>
-      <w:r>
-        <w:rPr>
-          <w:rFonts w:ascii="Times New Roman" w:hAnsi="Times New Roman" w:cs="Times New Roman" w:eastAsia="Times New Roman"/>
-          <w:b w:val="0"/>
-          <w:i/>
-          <w:color w:val="000000"/>
-          <w:sz w:val="24"/>
-        </w:rPr>
-        <w:t>Продолжение таблицы 4.3</w:t>
-      </w:r>
-    </w:p>
-    <w:tbl>
-      <w:tblPr>
-        <w:tblStyle w:val="TableGrid"/>
-        <w:tblW w:type="auto" w:w="0"/>
-        <w:jc w:val="center"/>
-        <w:tblLayout w:type="fixed"/>
-        <w:tblLook w:firstColumn="1" w:firstRow="1" w:lastColumn="0" w:lastRow="0" w:noHBand="0" w:noVBand="1" w:val="04A0"/>
-        <w:tblLayout w:type="fixed"/>
-      </w:tblPr>
-      <w:tblGrid>
-        <w:gridCol w:w="4908"/>
-        <w:gridCol w:w="4447"/>
-      </w:tblGrid>
-      <w:tr>
-        <w:trPr>
-          <w:tblHeader w:val="true"/>
-          <w:cantSplit w:val="true"/>
-        </w:trPr>
-        <w:tc>
-          <w:tcPr>
-            <w:tcW w:type="dxa" w:w="4908"/>
-            <w:shd w:val="clear" w:fill="E8E8E8"/>
+            <w:tcW w:type="dxa" w:w="4421"/>
           </w:tcPr>
           <w:p>
             <w:pPr>
@@ -5071,54 +5204,21 @@
               <w:ind w:firstLine="0"/>
               <w:jc w:val="left"/>
             </w:pPr>
-            <w:r>
-              <w:rPr>
-                <w:rFonts w:ascii="Times New Roman" w:hAnsi="Times New Roman" w:cs="Times New Roman" w:eastAsia="Times New Roman"/>
-                <w:b/>
-                <w:i w:val="0"/>
-                <w:color w:val="000000"/>
-                <w:sz w:val="24"/>
-              </w:rPr>
-              <w:t>Показатель</w:t>
-            </w:r>
-          </w:p>
-        </w:tc>
-        <w:tc>
-          <w:tcPr>
-            <w:tcW w:type="dxa" w:w="4447"/>
-            <w:shd w:val="clear" w:fill="E8E8E8"/>
-          </w:tcPr>
-          <w:p>
-            <w:pPr>
-              <w:keepNext/>
-              <w:spacing w:line="240" w:lineRule="auto" w:after="0"/>
-              <w:ind w:firstLine="0"/>
-              <w:jc w:val="left"/>
-            </w:pPr>
-            <w:r>
-              <w:rPr>
-                <w:rFonts w:ascii="Times New Roman" w:hAnsi="Times New Roman" w:cs="Times New Roman" w:eastAsia="Times New Roman"/>
-                <w:b/>
-                <w:i w:val="0"/>
-                <w:color w:val="000000"/>
-                <w:sz w:val="24"/>
-              </w:rPr>
-              <w:t>Значение</w:t>
-            </w:r>
           </w:p>
         </w:tc>
       </w:tr>
       <w:tr>
         <w:trPr>
           <w:cantSplit w:val="true"/>
-          <w:trHeight w:val="623" w:hRule="atLeast"/>
+          <w:trHeight w:val="680" w:hRule="atLeast"/>
         </w:trPr>
         <w:tc>
           <w:tcPr>
-            <w:tcW w:type="dxa" w:w="4908"/>
+            <w:tcW w:type="dxa" w:w="4933"/>
           </w:tcPr>
           <w:p>
             <w:pPr>
+              <w:keepNext/>
               <w:spacing w:line="240" w:lineRule="auto" w:after="0"/>
               <w:ind w:firstLine="0"/>
               <w:jc w:val="left"/>
@@ -5137,10 +5237,11 @@
         </w:tc>
         <w:tc>
           <w:tcPr>
-            <w:tcW w:type="dxa" w:w="4447"/>
+            <w:tcW w:type="dxa" w:w="4421"/>
           </w:tcPr>
           <w:p>
             <w:pPr>
+              <w:keepNext/>
               <w:spacing w:line="240" w:lineRule="auto" w:after="0"/>
               <w:ind w:firstLine="0"/>
               <w:jc w:val="left"/>
@@ -5151,14 +5252,15 @@
       <w:tr>
         <w:trPr>
           <w:cantSplit w:val="true"/>
-          <w:trHeight w:val="623" w:hRule="atLeast"/>
+          <w:trHeight w:val="680" w:hRule="atLeast"/>
         </w:trPr>
         <w:tc>
           <w:tcPr>
-            <w:tcW w:type="dxa" w:w="4908"/>
+            <w:tcW w:type="dxa" w:w="4933"/>
           </w:tcPr>
           <w:p>
             <w:pPr>
+              <w:keepNext/>
               <w:spacing w:line="240" w:lineRule="auto" w:after="0"/>
               <w:ind w:firstLine="0"/>
               <w:jc w:val="left"/>
@@ -5177,10 +5279,11 @@
         </w:tc>
         <w:tc>
           <w:tcPr>
-            <w:tcW w:type="dxa" w:w="4447"/>
+            <w:tcW w:type="dxa" w:w="4421"/>
           </w:tcPr>
           <w:p>
             <w:pPr>
+              <w:keepNext/>
               <w:spacing w:line="240" w:lineRule="auto" w:after="0"/>
               <w:ind w:firstLine="0"/>
               <w:jc w:val="left"/>
@@ -5191,14 +5294,15 @@
       <w:tr>
         <w:trPr>
           <w:cantSplit w:val="true"/>
-          <w:trHeight w:val="623" w:hRule="atLeast"/>
+          <w:trHeight w:val="680" w:hRule="atLeast"/>
         </w:trPr>
         <w:tc>
           <w:tcPr>
-            <w:tcW w:type="dxa" w:w="4908"/>
+            <w:tcW w:type="dxa" w:w="4933"/>
           </w:tcPr>
           <w:p>
             <w:pPr>
+              <w:keepNext/>
               <w:spacing w:line="240" w:lineRule="auto" w:after="0"/>
               <w:ind w:firstLine="0"/>
               <w:jc w:val="left"/>
@@ -5211,16 +5315,17 @@
                 <w:color w:val="000000"/>
                 <w:sz w:val="24"/>
               </w:rPr>
-              <w:t>Отмечено проездов транспорта</w:t>
+              <w:t>Заявлено людей</w:t>
             </w:r>
           </w:p>
         </w:tc>
         <w:tc>
           <w:tcPr>
-            <w:tcW w:type="dxa" w:w="4447"/>
+            <w:tcW w:type="dxa" w:w="4421"/>
           </w:tcPr>
           <w:p>
             <w:pPr>
+              <w:keepNext/>
               <w:spacing w:line="240" w:lineRule="auto" w:after="0"/>
               <w:ind w:firstLine="0"/>
               <w:jc w:val="left"/>
@@ -5231,14 +5336,141 @@
       <w:tr>
         <w:trPr>
           <w:cantSplit w:val="true"/>
-          <w:trHeight w:val="623" w:hRule="atLeast"/>
+          <w:trHeight w:val="680" w:hRule="atLeast"/>
         </w:trPr>
         <w:tc>
           <w:tcPr>
-            <w:tcW w:type="dxa" w:w="4908"/>
+            <w:tcW w:type="dxa" w:w="4933"/>
           </w:tcPr>
           <w:p>
             <w:pPr>
+              <w:keepNext/>
+              <w:spacing w:line="240" w:lineRule="auto" w:after="0"/>
+              <w:ind w:firstLine="0"/>
+              <w:jc w:val="left"/>
+            </w:pPr>
+            <w:r>
+              <w:rPr>
+                <w:rFonts w:ascii="Times New Roman" w:hAnsi="Times New Roman" w:cs="Times New Roman" w:eastAsia="Times New Roman"/>
+                <w:b w:val="0"/>
+                <w:i w:val="0"/>
+                <w:color w:val="000000"/>
+                <w:sz w:val="24"/>
+              </w:rPr>
+              <w:t>Фактически отмечено проходов людей</w:t>
+            </w:r>
+          </w:p>
+        </w:tc>
+        <w:tc>
+          <w:tcPr>
+            <w:tcW w:type="dxa" w:w="4421"/>
+          </w:tcPr>
+          <w:p>
+            <w:pPr>
+              <w:keepNext/>
+              <w:spacing w:line="240" w:lineRule="auto" w:after="0"/>
+              <w:ind w:firstLine="0"/>
+              <w:jc w:val="left"/>
+            </w:pPr>
+          </w:p>
+        </w:tc>
+      </w:tr>
+      <w:tr>
+        <w:trPr>
+          <w:cantSplit w:val="true"/>
+          <w:trHeight w:val="680" w:hRule="atLeast"/>
+        </w:trPr>
+        <w:tc>
+          <w:tcPr>
+            <w:tcW w:type="dxa" w:w="4933"/>
+          </w:tcPr>
+          <w:p>
+            <w:pPr>
+              <w:keepNext/>
+              <w:spacing w:line="240" w:lineRule="auto" w:after="0"/>
+              <w:ind w:firstLine="0"/>
+              <w:jc w:val="left"/>
+            </w:pPr>
+            <w:r>
+              <w:rPr>
+                <w:rFonts w:ascii="Times New Roman" w:hAnsi="Times New Roman" w:cs="Times New Roman" w:eastAsia="Times New Roman"/>
+                <w:b w:val="0"/>
+                <w:i w:val="0"/>
+                <w:color w:val="000000"/>
+                <w:sz w:val="24"/>
+              </w:rPr>
+              <w:t>Заявлено транспортных средств</w:t>
+            </w:r>
+          </w:p>
+        </w:tc>
+        <w:tc>
+          <w:tcPr>
+            <w:tcW w:type="dxa" w:w="4421"/>
+          </w:tcPr>
+          <w:p>
+            <w:pPr>
+              <w:keepNext/>
+              <w:spacing w:line="240" w:lineRule="auto" w:after="0"/>
+              <w:ind w:firstLine="0"/>
+              <w:jc w:val="left"/>
+            </w:pPr>
+          </w:p>
+        </w:tc>
+      </w:tr>
+      <w:tr>
+        <w:trPr>
+          <w:cantSplit w:val="true"/>
+          <w:trHeight w:val="680" w:hRule="atLeast"/>
+        </w:trPr>
+        <w:tc>
+          <w:tcPr>
+            <w:tcW w:type="dxa" w:w="4933"/>
+          </w:tcPr>
+          <w:p>
+            <w:pPr>
+              <w:keepNext/>
+              <w:spacing w:line="240" w:lineRule="auto" w:after="0"/>
+              <w:ind w:firstLine="0"/>
+              <w:jc w:val="left"/>
+            </w:pPr>
+            <w:r>
+              <w:rPr>
+                <w:rFonts w:ascii="Times New Roman" w:hAnsi="Times New Roman" w:cs="Times New Roman" w:eastAsia="Times New Roman"/>
+                <w:b w:val="0"/>
+                <w:i w:val="0"/>
+                <w:color w:val="000000"/>
+                <w:sz w:val="24"/>
+              </w:rPr>
+              <w:t>Фактически отмечено въездов транспорта</w:t>
+            </w:r>
+          </w:p>
+        </w:tc>
+        <w:tc>
+          <w:tcPr>
+            <w:tcW w:type="dxa" w:w="4421"/>
+          </w:tcPr>
+          <w:p>
+            <w:pPr>
+              <w:keepNext/>
+              <w:spacing w:line="240" w:lineRule="auto" w:after="0"/>
+              <w:ind w:firstLine="0"/>
+              <w:jc w:val="left"/>
+            </w:pPr>
+          </w:p>
+        </w:tc>
+      </w:tr>
+      <w:tr>
+        <w:trPr>
+          <w:cantSplit w:val="true"/>
+          <w:trHeight w:val="680" w:hRule="atLeast"/>
+        </w:trPr>
+        <w:tc>
+          <w:tcPr>
+            <w:tcW w:type="dxa" w:w="4933"/>
+          </w:tcPr>
+          <w:p>
+            <w:pPr>
+              <w:keepNext/>
               <w:spacing w:line="240" w:lineRule="auto" w:after="0"/>
               <w:ind w:firstLine="0"/>
               <w:jc w:val="left"/>
@@ -5257,10 +5489,11 @@
         </w:tc>
         <w:tc>
           <w:tcPr>
-            <w:tcW w:type="dxa" w:w="4447"/>
+            <w:tcW w:type="dxa" w:w="4421"/>
           </w:tcPr>
           <w:p>
             <w:pPr>
+              <w:keepNext/>
               <w:spacing w:line="240" w:lineRule="auto" w:after="0"/>
               <w:ind w:firstLine="0"/>
               <w:jc w:val="left"/>
@@ -5271,11 +5504,11 @@
       <w:tr>
         <w:trPr>
           <w:cantSplit w:val="true"/>
-          <w:trHeight w:val="623" w:hRule="atLeast"/>
+          <w:trHeight w:val="680" w:hRule="atLeast"/>
         </w:trPr>
         <w:tc>
           <w:tcPr>
-            <w:tcW w:type="dxa" w:w="4908"/>
+            <w:tcW w:type="dxa" w:w="4933"/>
           </w:tcPr>
           <w:p>
             <w:pPr>
@@ -5297,7 +5530,7 @@
         </w:tc>
         <w:tc>
           <w:tcPr>
-            <w:tcW w:type="dxa" w:w="4447"/>
+            <w:tcW w:type="dxa" w:w="4421"/>
           </w:tcPr>
           <w:p>
             <w:pPr>
@@ -5412,7 +5645,7 @@
       <w:tr>
         <w:trPr>
           <w:cantSplit w:val="true"/>
-          <w:trHeight w:val="623" w:hRule="atLeast"/>
+          <w:trHeight w:val="680" w:hRule="atLeast"/>
         </w:trPr>
         <w:tc>
           <w:tcPr>
@@ -5420,6 +5653,7 @@
           </w:tcPr>
           <w:p>
             <w:pPr>
+              <w:keepNext/>
               <w:spacing w:line="240" w:lineRule="auto" w:after="0"/>
               <w:ind w:firstLine="0"/>
               <w:jc w:val="left"/>
@@ -5432,6 +5666,7 @@
           </w:tcPr>
           <w:p>
             <w:pPr>
+              <w:keepNext/>
               <w:spacing w:line="240" w:lineRule="auto" w:after="0"/>
               <w:ind w:firstLine="0"/>
               <w:jc w:val="left"/>
@@ -5442,7 +5677,7 @@
       <w:tr>
         <w:trPr>
           <w:cantSplit w:val="true"/>
-          <w:trHeight w:val="623" w:hRule="atLeast"/>
+          <w:trHeight w:val="680" w:hRule="atLeast"/>
         </w:trPr>
         <w:tc>
           <w:tcPr>
@@ -5450,6 +5685,7 @@
           </w:tcPr>
           <w:p>
             <w:pPr>
+              <w:keepNext/>
               <w:spacing w:line="240" w:lineRule="auto" w:after="0"/>
               <w:ind w:firstLine="0"/>
               <w:jc w:val="left"/>
@@ -5462,6 +5698,7 @@
           </w:tcPr>
           <w:p>
             <w:pPr>
+              <w:keepNext/>
               <w:spacing w:line="240" w:lineRule="auto" w:after="0"/>
               <w:ind w:firstLine="0"/>
               <w:jc w:val="left"/>
@@ -5472,7 +5709,7 @@
       <w:tr>
         <w:trPr>
           <w:cantSplit w:val="true"/>
-          <w:trHeight w:val="623" w:hRule="atLeast"/>
+          <w:trHeight w:val="680" w:hRule="atLeast"/>
         </w:trPr>
         <w:tc>
           <w:tcPr>
@@ -5480,6 +5717,7 @@
           </w:tcPr>
           <w:p>
             <w:pPr>
+              <w:keepNext/>
               <w:spacing w:line="240" w:lineRule="auto" w:after="0"/>
               <w:ind w:firstLine="0"/>
               <w:jc w:val="left"/>
@@ -5492,6 +5730,7 @@
           </w:tcPr>
           <w:p>
             <w:pPr>
+              <w:keepNext/>
               <w:spacing w:line="240" w:lineRule="auto" w:after="0"/>
               <w:ind w:firstLine="0"/>
               <w:jc w:val="left"/>
@@ -5502,7 +5741,7 @@
       <w:tr>
         <w:trPr>
           <w:cantSplit w:val="true"/>
-          <w:trHeight w:val="623" w:hRule="atLeast"/>
+          <w:trHeight w:val="680" w:hRule="atLeast"/>
         </w:trPr>
         <w:tc>
           <w:tcPr>
@@ -5510,6 +5749,7 @@
           </w:tcPr>
           <w:p>
             <w:pPr>
+              <w:keepNext/>
               <w:spacing w:line="240" w:lineRule="auto" w:after="0"/>
               <w:ind w:firstLine="0"/>
               <w:jc w:val="left"/>
@@ -5522,6 +5762,7 @@
           </w:tcPr>
           <w:p>
             <w:pPr>
+              <w:keepNext/>
               <w:spacing w:line="240" w:lineRule="auto" w:after="0"/>
               <w:ind w:firstLine="0"/>
               <w:jc w:val="left"/>
@@ -5532,7 +5773,7 @@
       <w:tr>
         <w:trPr>
           <w:cantSplit w:val="true"/>
-          <w:trHeight w:val="623" w:hRule="atLeast"/>
+          <w:trHeight w:val="680" w:hRule="atLeast"/>
         </w:trPr>
         <w:tc>
           <w:tcPr>
@@ -5573,6 +5814,18 @@
           <w:color w:val="000000"/>
           <w:sz w:val="12"/>
         </w:rPr>
+      </w:r>
+    </w:p>
+    <w:p>
+      <w:r>
+        <w:rPr>
+          <w:rFonts w:ascii="Times New Roman" w:hAnsi="Times New Roman" w:cs="Times New Roman" w:eastAsia="Times New Roman"/>
+          <w:b w:val="0"/>
+          <w:i w:val="0"/>
+          <w:color w:val="000000"/>
+          <w:sz w:val="28"/>
+        </w:rPr>
+        <w:t>Сопоставление заявленного и фактически прошедшего показывает, насколько выданные допуски используются. Значительный разрыв означает, что заявки оформляются с запасом, и это повод пересмотреть порядок подачи, а не признак неисправности системы.</w:t>
       </w:r>
     </w:p>
     <w:tbl>
@@ -5623,7 +5876,7 @@
                 <w:color w:val="000000"/>
                 <w:sz w:val="26"/>
               </w:rPr>
-              <w:t>Разбивка по видам вложений снимается в конструкторе отчётов метрикой числа вложений с разрезом по типу вложения. Перечень видов зависит от того, какие типы заведены в организации, поэтому строки заполняются по факту.</w:t>
+              <w:t>Все значения снимаются в конструкторе отчётов готовыми метриками: число заявок, число вложений, число людей, число проходов людей, число въездов транспорта. Разбивка по видам вложений делается разрезом по типу вложения. Перечень видов зависит от того, какие типы заведены в организации, поэтому строки заполняются по факту.</w:t>
             </w:r>
           </w:p>
         </w:tc>
@@ -5689,8 +5942,8 @@
       </w:tblPr>
       <w:tblGrid>
         <w:gridCol w:w="567"/>
-        <w:gridCol w:w="5523"/>
-        <w:gridCol w:w="3265"/>
+        <w:gridCol w:w="5898"/>
+        <w:gridCol w:w="2891"/>
       </w:tblGrid>
       <w:tr>
         <w:trPr>
@@ -5723,7 +5976,7 @@
         </w:tc>
         <w:tc>
           <w:tcPr>
-            <w:tcW w:type="dxa" w:w="5522"/>
+            <w:tcW w:type="dxa" w:w="5897"/>
             <w:shd w:val="clear" w:fill="E8E8E8"/>
           </w:tcPr>
           <w:p>
@@ -5747,7 +6000,7 @@
         </w:tc>
         <w:tc>
           <w:tcPr>
-            <w:tcW w:type="dxa" w:w="3265"/>
+            <w:tcW w:type="dxa" w:w="2891"/>
             <w:shd w:val="clear" w:fill="E8E8E8"/>
           </w:tcPr>
           <w:p>
@@ -5798,7 +6051,7 @@
         </w:tc>
         <w:tc>
           <w:tcPr>
-            <w:tcW w:type="dxa" w:w="5522"/>
+            <w:tcW w:type="dxa" w:w="5897"/>
           </w:tcPr>
           <w:p>
             <w:pPr>
@@ -5820,7 +6073,7 @@
         </w:tc>
         <w:tc>
           <w:tcPr>
-            <w:tcW w:type="dxa" w:w="3265"/>
+            <w:tcW w:type="dxa" w:w="2891"/>
           </w:tcPr>
           <w:p>
             <w:pPr>
@@ -5859,7 +6112,7 @@
         </w:tc>
         <w:tc>
           <w:tcPr>
-            <w:tcW w:type="dxa" w:w="5522"/>
+            <w:tcW w:type="dxa" w:w="5897"/>
           </w:tcPr>
           <w:p>
             <w:pPr>
@@ -5881,7 +6134,7 @@
         </w:tc>
         <w:tc>
           <w:tcPr>
-            <w:tcW w:type="dxa" w:w="3265"/>
+            <w:tcW w:type="dxa" w:w="2891"/>
           </w:tcPr>
           <w:p>
             <w:pPr>
@@ -5920,7 +6173,7 @@
         </w:tc>
         <w:tc>
           <w:tcPr>
-            <w:tcW w:type="dxa" w:w="5522"/>
+            <w:tcW w:type="dxa" w:w="5897"/>
           </w:tcPr>
           <w:p>
             <w:pPr>
@@ -5942,7 +6195,7 @@
         </w:tc>
         <w:tc>
           <w:tcPr>
-            <w:tcW w:type="dxa" w:w="3265"/>
+            <w:tcW w:type="dxa" w:w="2891"/>
           </w:tcPr>
           <w:p>
             <w:pPr>
@@ -5981,7 +6234,7 @@
         </w:tc>
         <w:tc>
           <w:tcPr>
-            <w:tcW w:type="dxa" w:w="5522"/>
+            <w:tcW w:type="dxa" w:w="5897"/>
           </w:tcPr>
           <w:p>
             <w:pPr>
@@ -6003,7 +6256,7 @@
         </w:tc>
         <w:tc>
           <w:tcPr>
-            <w:tcW w:type="dxa" w:w="3265"/>
+            <w:tcW w:type="dxa" w:w="2891"/>
           </w:tcPr>
           <w:p>
             <w:pPr>
@@ -6011,132 +6264,6 @@
               <w:ind w:firstLine="0"/>
               <w:jc w:val="left"/>
             </w:pPr>
-          </w:p>
-        </w:tc>
-      </w:tr>
-    </w:tbl>
-    <w:p>
-      <w:pPr>
-        <w:spacing w:after="0" w:line="240" w:lineRule="auto"/>
-        <w:ind w:firstLine="0"/>
-      </w:pPr>
-      <w:r>
-        <w:rPr>
-          <w:rFonts w:ascii="Times New Roman" w:hAnsi="Times New Roman" w:cs="Times New Roman" w:eastAsia="Times New Roman"/>
-          <w:b w:val="0"/>
-          <w:i w:val="0"/>
-          <w:color w:val="000000"/>
-          <w:sz w:val="12"/>
-        </w:rPr>
-      </w:r>
-    </w:p>
-    <w:p>
-      <w:pPr>
-        <w:keepNext/>
-        <w:spacing w:line="240" w:lineRule="auto" w:before="160" w:after="80"/>
-        <w:ind w:firstLine="0"/>
-        <w:jc w:val="left"/>
-      </w:pPr>
-      <w:r>
-        <w:rPr>
-          <w:rFonts w:ascii="Times New Roman" w:hAnsi="Times New Roman" w:cs="Times New Roman" w:eastAsia="Times New Roman"/>
-          <w:b w:val="0"/>
-          <w:i/>
-          <w:color w:val="000000"/>
-          <w:sz w:val="24"/>
-        </w:rPr>
-        <w:t>Продолжение таблицы 5.1</w:t>
-      </w:r>
-    </w:p>
-    <w:tbl>
-      <w:tblPr>
-        <w:tblStyle w:val="TableGrid"/>
-        <w:tblW w:type="auto" w:w="0"/>
-        <w:jc w:val="center"/>
-        <w:tblLayout w:type="fixed"/>
-        <w:tblLook w:firstColumn="1" w:firstRow="1" w:lastColumn="0" w:lastRow="0" w:noHBand="0" w:noVBand="1" w:val="04A0"/>
-        <w:tblLayout w:type="fixed"/>
-      </w:tblPr>
-      <w:tblGrid>
-        <w:gridCol w:w="567"/>
-        <w:gridCol w:w="5791"/>
-        <w:gridCol w:w="2998"/>
-      </w:tblGrid>
-      <w:tr>
-        <w:trPr>
-          <w:tblHeader w:val="true"/>
-          <w:cantSplit w:val="true"/>
-        </w:trPr>
-        <w:tc>
-          <w:tcPr>
-            <w:tcW w:type="dxa" w:w="567"/>
-            <w:shd w:val="clear" w:fill="E8E8E8"/>
-          </w:tcPr>
-          <w:p>
-            <w:pPr>
-              <w:keepNext/>
-              <w:spacing w:line="240" w:lineRule="auto" w:after="0"/>
-              <w:ind w:firstLine="0"/>
-              <w:jc w:val="left"/>
-            </w:pPr>
-            <w:r>
-              <w:rPr>
-                <w:rFonts w:ascii="Times New Roman" w:hAnsi="Times New Roman" w:cs="Times New Roman" w:eastAsia="Times New Roman"/>
-                <w:b/>
-                <w:i w:val="0"/>
-                <w:color w:val="000000"/>
-                <w:sz w:val="24"/>
-              </w:rPr>
-              <w:t>№</w:t>
-            </w:r>
-          </w:p>
-        </w:tc>
-        <w:tc>
-          <w:tcPr>
-            <w:tcW w:type="dxa" w:w="5790"/>
-            <w:shd w:val="clear" w:fill="E8E8E8"/>
-          </w:tcPr>
-          <w:p>
-            <w:pPr>
-              <w:keepNext/>
-              <w:spacing w:line="240" w:lineRule="auto" w:after="0"/>
-              <w:ind w:firstLine="0"/>
-              <w:jc w:val="left"/>
-            </w:pPr>
-            <w:r>
-              <w:rPr>
-                <w:rFonts w:ascii="Times New Roman" w:hAnsi="Times New Roman" w:cs="Times New Roman" w:eastAsia="Times New Roman"/>
-                <w:b/>
-                <w:i w:val="0"/>
-                <w:color w:val="000000"/>
-                <w:sz w:val="24"/>
-              </w:rPr>
-              <w:t>Критерий</w:t>
-            </w:r>
-          </w:p>
-        </w:tc>
-        <w:tc>
-          <w:tcPr>
-            <w:tcW w:type="dxa" w:w="2997"/>
-            <w:shd w:val="clear" w:fill="E8E8E8"/>
-          </w:tcPr>
-          <w:p>
-            <w:pPr>
-              <w:keepNext/>
-              <w:spacing w:line="240" w:lineRule="auto" w:after="0"/>
-              <w:ind w:firstLine="0"/>
-              <w:jc w:val="left"/>
-            </w:pPr>
-            <w:r>
-              <w:rPr>
-                <w:rFonts w:ascii="Times New Roman" w:hAnsi="Times New Roman" w:cs="Times New Roman" w:eastAsia="Times New Roman"/>
-                <w:b/>
-                <w:i w:val="0"/>
-                <w:color w:val="000000"/>
-                <w:sz w:val="24"/>
-              </w:rPr>
-              <w:t>Отметка</w:t>
-            </w:r>
           </w:p>
         </w:tc>
       </w:tr>
@@ -6168,7 +6295,7 @@
         </w:tc>
         <w:tc>
           <w:tcPr>
-            <w:tcW w:type="dxa" w:w="5790"/>
+            <w:tcW w:type="dxa" w:w="5897"/>
           </w:tcPr>
           <w:p>
             <w:pPr>
@@ -6190,7 +6317,7 @@
         </w:tc>
         <w:tc>
           <w:tcPr>
-            <w:tcW w:type="dxa" w:w="2997"/>
+            <w:tcW w:type="dxa" w:w="2891"/>
           </w:tcPr>
           <w:p>
             <w:pPr>
@@ -7166,7 +7293,7 @@
       <w:tr>
         <w:trPr>
           <w:cantSplit w:val="true"/>
-          <w:trHeight w:val="623" w:hRule="atLeast"/>
+          <w:trHeight w:val="680" w:hRule="atLeast"/>
         </w:trPr>
         <w:tc>
           <w:tcPr>
@@ -7174,6 +7301,7 @@
           </w:tcPr>
           <w:p>
             <w:pPr>
+              <w:keepNext/>
               <w:spacing w:line="240" w:lineRule="auto" w:after="0"/>
               <w:ind w:firstLine="0"/>
               <w:jc w:val="left"/>
@@ -7196,6 +7324,7 @@
           </w:tcPr>
           <w:p>
             <w:pPr>
+              <w:keepNext/>
               <w:spacing w:line="240" w:lineRule="auto" w:after="0"/>
               <w:ind w:firstLine="0"/>
               <w:jc w:val="left"/>
@@ -7206,7 +7335,7 @@
       <w:tr>
         <w:trPr>
           <w:cantSplit w:val="true"/>
-          <w:trHeight w:val="623" w:hRule="atLeast"/>
+          <w:trHeight w:val="680" w:hRule="atLeast"/>
         </w:trPr>
         <w:tc>
           <w:tcPr>
@@ -7214,6 +7343,7 @@
           </w:tcPr>
           <w:p>
             <w:pPr>
+              <w:keepNext/>
               <w:spacing w:line="240" w:lineRule="auto" w:after="0"/>
               <w:ind w:firstLine="0"/>
               <w:jc w:val="left"/>
@@ -7236,6 +7366,7 @@
           </w:tcPr>
           <w:p>
             <w:pPr>
+              <w:keepNext/>
               <w:spacing w:line="240" w:lineRule="auto" w:after="0"/>
               <w:ind w:firstLine="0"/>
               <w:jc w:val="left"/>
@@ -7246,7 +7377,7 @@
       <w:tr>
         <w:trPr>
           <w:cantSplit w:val="true"/>
-          <w:trHeight w:val="623" w:hRule="atLeast"/>
+          <w:trHeight w:val="680" w:hRule="atLeast"/>
         </w:trPr>
         <w:tc>
           <w:tcPr>
@@ -7254,6 +7385,7 @@
           </w:tcPr>
           <w:p>
             <w:pPr>
+              <w:keepNext/>
               <w:spacing w:line="240" w:lineRule="auto" w:after="0"/>
               <w:ind w:firstLine="0"/>
               <w:jc w:val="left"/>
@@ -7276,6 +7408,7 @@
           </w:tcPr>
           <w:p>
             <w:pPr>
+              <w:keepNext/>
               <w:spacing w:line="240" w:lineRule="auto" w:after="0"/>
               <w:ind w:firstLine="0"/>
               <w:jc w:val="left"/>
@@ -7286,7 +7419,7 @@
       <w:tr>
         <w:trPr>
           <w:cantSplit w:val="true"/>
-          <w:trHeight w:val="623" w:hRule="atLeast"/>
+          <w:trHeight w:val="680" w:hRule="atLeast"/>
         </w:trPr>
         <w:tc>
           <w:tcPr>
@@ -7294,6 +7427,7 @@
           </w:tcPr>
           <w:p>
             <w:pPr>
+              <w:keepNext/>
               <w:spacing w:line="240" w:lineRule="auto" w:after="0"/>
               <w:ind w:firstLine="0"/>
               <w:jc w:val="left"/>
@@ -7316,6 +7450,7 @@
           </w:tcPr>
           <w:p>
             <w:pPr>
+              <w:keepNext/>
               <w:spacing w:line="240" w:lineRule="auto" w:after="0"/>
               <w:ind w:firstLine="0"/>
               <w:jc w:val="left"/>
@@ -7326,7 +7461,7 @@
       <w:tr>
         <w:trPr>
           <w:cantSplit w:val="true"/>
-          <w:trHeight w:val="623" w:hRule="atLeast"/>
+          <w:trHeight w:val="680" w:hRule="atLeast"/>
         </w:trPr>
         <w:tc>
           <w:tcPr>
@@ -7334,6 +7469,7 @@
           </w:tcPr>
           <w:p>
             <w:pPr>
+              <w:keepNext/>
               <w:spacing w:line="240" w:lineRule="auto" w:after="0"/>
               <w:ind w:firstLine="0"/>
               <w:jc w:val="left"/>
@@ -7356,6 +7492,7 @@
           </w:tcPr>
           <w:p>
             <w:pPr>
+              <w:keepNext/>
               <w:spacing w:line="240" w:lineRule="auto" w:after="0"/>
               <w:ind w:firstLine="0"/>
               <w:jc w:val="left"/>
@@ -7366,7 +7503,7 @@
       <w:tr>
         <w:trPr>
           <w:cantSplit w:val="true"/>
-          <w:trHeight w:val="623" w:hRule="atLeast"/>
+          <w:trHeight w:val="680" w:hRule="atLeast"/>
         </w:trPr>
         <w:tc>
           <w:tcPr>
@@ -7374,6 +7511,7 @@
           </w:tcPr>
           <w:p>
             <w:pPr>
+              <w:keepNext/>
               <w:spacing w:line="240" w:lineRule="auto" w:after="0"/>
               <w:ind w:firstLine="0"/>
               <w:jc w:val="left"/>
@@ -7396,6 +7534,7 @@
           </w:tcPr>
           <w:p>
             <w:pPr>
+              <w:keepNext/>
               <w:spacing w:line="240" w:lineRule="auto" w:after="0"/>
               <w:ind w:firstLine="0"/>
               <w:jc w:val="left"/>
@@ -7406,7 +7545,7 @@
       <w:tr>
         <w:trPr>
           <w:cantSplit w:val="true"/>
-          <w:trHeight w:val="623" w:hRule="atLeast"/>
+          <w:trHeight w:val="680" w:hRule="atLeast"/>
         </w:trPr>
         <w:tc>
           <w:tcPr>
@@ -7541,6 +7680,7 @@
           </w:tcPr>
           <w:p>
             <w:pPr>
+              <w:keepNext/>
               <w:spacing w:line="240" w:lineRule="auto" w:after="0"/>
               <w:ind w:firstLine="0"/>
               <w:jc w:val="left"/>
@@ -7558,6 +7698,7 @@
           </w:tcPr>
           <w:p>
             <w:pPr>
+              <w:keepNext/>
               <w:spacing w:line="240" w:lineRule="auto" w:after="0"/>
               <w:ind w:firstLine="0"/>
               <w:jc w:val="left"/>
@@ -7736,7 +7877,7 @@
       <w:tr>
         <w:trPr>
           <w:cantSplit w:val="true"/>
-          <w:trHeight w:val="623" w:hRule="atLeast"/>
+          <w:trHeight w:val="680" w:hRule="atLeast"/>
         </w:trPr>
         <w:tc>
           <w:tcPr>
@@ -7744,6 +7885,7 @@
           </w:tcPr>
           <w:p>
             <w:pPr>
+              <w:keepNext/>
               <w:spacing w:line="240" w:lineRule="auto" w:after="0"/>
               <w:ind w:firstLine="0"/>
               <w:jc w:val="left"/>
@@ -7766,6 +7908,7 @@
           </w:tcPr>
           <w:p>
             <w:pPr>
+              <w:keepNext/>
               <w:spacing w:line="240" w:lineRule="auto" w:after="0"/>
               <w:ind w:firstLine="0"/>
               <w:jc w:val="left"/>
@@ -7778,6 +7921,7 @@
           </w:tcPr>
           <w:p>
             <w:pPr>
+              <w:keepNext/>
               <w:spacing w:line="240" w:lineRule="auto" w:after="0"/>
               <w:ind w:firstLine="0"/>
               <w:jc w:val="left"/>
@@ -7790,6 +7934,7 @@
           </w:tcPr>
           <w:p>
             <w:pPr>
+              <w:keepNext/>
               <w:spacing w:line="240" w:lineRule="auto" w:after="0"/>
               <w:ind w:firstLine="0"/>
               <w:jc w:val="left"/>
@@ -7800,7 +7945,7 @@
       <w:tr>
         <w:trPr>
           <w:cantSplit w:val="true"/>
-          <w:trHeight w:val="623" w:hRule="atLeast"/>
+          <w:trHeight w:val="680" w:hRule="atLeast"/>
         </w:trPr>
         <w:tc>
           <w:tcPr>

--- a/Документация/Критерии завершения пилотного периода/Критерии завершения пилотного периода.docx
+++ b/Документация/Критерии завершения пилотного периода/Критерии завершения пилотного периода.docx
@@ -1117,8 +1117,8 @@
         <w:tblLayout w:type="fixed"/>
       </w:tblPr>
       <w:tblGrid>
-        <w:gridCol w:w="3651"/>
-        <w:gridCol w:w="5705"/>
+        <w:gridCol w:w="2558"/>
+        <w:gridCol w:w="6797"/>
       </w:tblGrid>
       <w:tr>
         <w:trPr>
@@ -1127,7 +1127,7 @@
         </w:trPr>
         <w:tc>
           <w:tcPr>
-            <w:tcW w:type="dxa" w:w="3650"/>
+            <w:tcW w:type="dxa" w:w="2558"/>
             <w:shd w:val="clear" w:fill="E8E8E8"/>
           </w:tcPr>
           <w:p>
@@ -1151,7 +1151,7 @@
         </w:tc>
         <w:tc>
           <w:tcPr>
-            <w:tcW w:type="dxa" w:w="5704"/>
+            <w:tcW w:type="dxa" w:w="6797"/>
             <w:shd w:val="clear" w:fill="E8E8E8"/>
           </w:tcPr>
           <w:p>
@@ -1181,7 +1181,7 @@
         </w:trPr>
         <w:tc>
           <w:tcPr>
-            <w:tcW w:type="dxa" w:w="3650"/>
+            <w:tcW w:type="dxa" w:w="2558"/>
           </w:tcPr>
           <w:p>
             <w:pPr>
@@ -1197,13 +1197,13 @@
                 <w:color w:val="000000"/>
                 <w:sz w:val="24"/>
               </w:rPr>
-              <w:t>Эксплуатирующая организация</w:t>
+              <w:t>Заказчик</w:t>
             </w:r>
           </w:p>
         </w:tc>
         <w:tc>
           <w:tcPr>
-            <w:tcW w:type="dxa" w:w="5704"/>
+            <w:tcW w:type="dxa" w:w="6797"/>
           </w:tcPr>
           <w:p>
             <w:pPr>
@@ -1221,7 +1221,7 @@
         </w:trPr>
         <w:tc>
           <w:tcPr>
-            <w:tcW w:type="dxa" w:w="3650"/>
+            <w:tcW w:type="dxa" w:w="2558"/>
           </w:tcPr>
           <w:p>
             <w:pPr>
@@ -1243,7 +1243,7 @@
         </w:tc>
         <w:tc>
           <w:tcPr>
-            <w:tcW w:type="dxa" w:w="5704"/>
+            <w:tcW w:type="dxa" w:w="6797"/>
           </w:tcPr>
           <w:p>
             <w:pPr>
@@ -1757,8 +1757,8 @@
       </w:tblPr>
       <w:tblGrid>
         <w:gridCol w:w="425"/>
-        <w:gridCol w:w="6642"/>
-        <w:gridCol w:w="2288"/>
+        <w:gridCol w:w="7618"/>
+        <w:gridCol w:w="1312"/>
       </w:tblGrid>
       <w:tr>
         <w:trPr>
@@ -1791,7 +1791,7 @@
         </w:tc>
         <w:tc>
           <w:tcPr>
-            <w:tcW w:type="dxa" w:w="6641"/>
+            <w:tcW w:type="dxa" w:w="7617"/>
             <w:shd w:val="clear" w:fill="E8E8E8"/>
           </w:tcPr>
           <w:p>
@@ -1815,7 +1815,7 @@
         </w:tc>
         <w:tc>
           <w:tcPr>
-            <w:tcW w:type="dxa" w:w="2288"/>
+            <w:tcW w:type="dxa" w:w="1312"/>
             <w:shd w:val="clear" w:fill="E8E8E8"/>
           </w:tcPr>
           <w:p>
@@ -1866,7 +1866,7 @@
         </w:tc>
         <w:tc>
           <w:tcPr>
-            <w:tcW w:type="dxa" w:w="6641"/>
+            <w:tcW w:type="dxa" w:w="7617"/>
           </w:tcPr>
           <w:p>
             <w:pPr>
@@ -1888,7 +1888,7 @@
         </w:tc>
         <w:tc>
           <w:tcPr>
-            <w:tcW w:type="dxa" w:w="2288"/>
+            <w:tcW w:type="dxa" w:w="1312"/>
           </w:tcPr>
           <w:p>
             <w:pPr>
@@ -1927,7 +1927,7 @@
         </w:tc>
         <w:tc>
           <w:tcPr>
-            <w:tcW w:type="dxa" w:w="6641"/>
+            <w:tcW w:type="dxa" w:w="7617"/>
           </w:tcPr>
           <w:p>
             <w:pPr>
@@ -1949,7 +1949,7 @@
         </w:tc>
         <w:tc>
           <w:tcPr>
-            <w:tcW w:type="dxa" w:w="2288"/>
+            <w:tcW w:type="dxa" w:w="1312"/>
           </w:tcPr>
           <w:p>
             <w:pPr>
@@ -1988,7 +1988,7 @@
         </w:tc>
         <w:tc>
           <w:tcPr>
-            <w:tcW w:type="dxa" w:w="6641"/>
+            <w:tcW w:type="dxa" w:w="7617"/>
           </w:tcPr>
           <w:p>
             <w:pPr>
@@ -2010,7 +2010,7 @@
         </w:tc>
         <w:tc>
           <w:tcPr>
-            <w:tcW w:type="dxa" w:w="2288"/>
+            <w:tcW w:type="dxa" w:w="1312"/>
           </w:tcPr>
           <w:p>
             <w:pPr>
@@ -2049,7 +2049,7 @@
         </w:tc>
         <w:tc>
           <w:tcPr>
-            <w:tcW w:type="dxa" w:w="6641"/>
+            <w:tcW w:type="dxa" w:w="7617"/>
           </w:tcPr>
           <w:p>
             <w:pPr>
@@ -2071,7 +2071,7 @@
         </w:tc>
         <w:tc>
           <w:tcPr>
-            <w:tcW w:type="dxa" w:w="2288"/>
+            <w:tcW w:type="dxa" w:w="1312"/>
           </w:tcPr>
           <w:p>
             <w:pPr>
@@ -2110,7 +2110,7 @@
         </w:tc>
         <w:tc>
           <w:tcPr>
-            <w:tcW w:type="dxa" w:w="6641"/>
+            <w:tcW w:type="dxa" w:w="7617"/>
           </w:tcPr>
           <w:p>
             <w:pPr>
@@ -2132,7 +2132,7 @@
         </w:tc>
         <w:tc>
           <w:tcPr>
-            <w:tcW w:type="dxa" w:w="2288"/>
+            <w:tcW w:type="dxa" w:w="1312"/>
           </w:tcPr>
           <w:p>
             <w:pPr>
@@ -2171,7 +2171,7 @@
         </w:tc>
         <w:tc>
           <w:tcPr>
-            <w:tcW w:type="dxa" w:w="6641"/>
+            <w:tcW w:type="dxa" w:w="7617"/>
           </w:tcPr>
           <w:p>
             <w:pPr>
@@ -2193,7 +2193,7 @@
         </w:tc>
         <w:tc>
           <w:tcPr>
-            <w:tcW w:type="dxa" w:w="2288"/>
+            <w:tcW w:type="dxa" w:w="1312"/>
           </w:tcPr>
           <w:p>
             <w:pPr>
@@ -2265,8 +2265,8 @@
       </w:tblPr>
       <w:tblGrid>
         <w:gridCol w:w="567"/>
-        <w:gridCol w:w="6041"/>
-        <w:gridCol w:w="2748"/>
+        <w:gridCol w:w="7160"/>
+        <w:gridCol w:w="1629"/>
       </w:tblGrid>
       <w:tr>
         <w:trPr>
@@ -2299,7 +2299,7 @@
         </w:tc>
         <w:tc>
           <w:tcPr>
-            <w:tcW w:type="dxa" w:w="6040"/>
+            <w:tcW w:type="dxa" w:w="7159"/>
             <w:shd w:val="clear" w:fill="E8E8E8"/>
           </w:tcPr>
           <w:p>
@@ -2323,7 +2323,7 @@
         </w:tc>
         <w:tc>
           <w:tcPr>
-            <w:tcW w:type="dxa" w:w="2747"/>
+            <w:tcW w:type="dxa" w:w="1628"/>
             <w:shd w:val="clear" w:fill="E8E8E8"/>
           </w:tcPr>
           <w:p>
@@ -2374,7 +2374,7 @@
         </w:tc>
         <w:tc>
           <w:tcPr>
-            <w:tcW w:type="dxa" w:w="6040"/>
+            <w:tcW w:type="dxa" w:w="7159"/>
           </w:tcPr>
           <w:p>
             <w:pPr>
@@ -2396,7 +2396,7 @@
         </w:tc>
         <w:tc>
           <w:tcPr>
-            <w:tcW w:type="dxa" w:w="2747"/>
+            <w:tcW w:type="dxa" w:w="1628"/>
           </w:tcPr>
           <w:p>
             <w:pPr>
@@ -2435,7 +2435,7 @@
         </w:tc>
         <w:tc>
           <w:tcPr>
-            <w:tcW w:type="dxa" w:w="6040"/>
+            <w:tcW w:type="dxa" w:w="7159"/>
           </w:tcPr>
           <w:p>
             <w:pPr>
@@ -2457,7 +2457,7 @@
         </w:tc>
         <w:tc>
           <w:tcPr>
-            <w:tcW w:type="dxa" w:w="2747"/>
+            <w:tcW w:type="dxa" w:w="1628"/>
           </w:tcPr>
           <w:p>
             <w:pPr>
@@ -2496,7 +2496,7 @@
         </w:tc>
         <w:tc>
           <w:tcPr>
-            <w:tcW w:type="dxa" w:w="6040"/>
+            <w:tcW w:type="dxa" w:w="7159"/>
           </w:tcPr>
           <w:p>
             <w:pPr>
@@ -2518,7 +2518,7 @@
         </w:tc>
         <w:tc>
           <w:tcPr>
-            <w:tcW w:type="dxa" w:w="2747"/>
+            <w:tcW w:type="dxa" w:w="1628"/>
           </w:tcPr>
           <w:p>
             <w:pPr>
@@ -2557,7 +2557,7 @@
         </w:tc>
         <w:tc>
           <w:tcPr>
-            <w:tcW w:type="dxa" w:w="6040"/>
+            <w:tcW w:type="dxa" w:w="7159"/>
           </w:tcPr>
           <w:p>
             <w:pPr>
@@ -2579,7 +2579,7 @@
         </w:tc>
         <w:tc>
           <w:tcPr>
-            <w:tcW w:type="dxa" w:w="2747"/>
+            <w:tcW w:type="dxa" w:w="1628"/>
           </w:tcPr>
           <w:p>
             <w:pPr>
@@ -2651,8 +2651,8 @@
       </w:tblPr>
       <w:tblGrid>
         <w:gridCol w:w="567"/>
-        <w:gridCol w:w="6145"/>
-        <w:gridCol w:w="2644"/>
+        <w:gridCol w:w="7232"/>
+        <w:gridCol w:w="1556"/>
       </w:tblGrid>
       <w:tr>
         <w:trPr>
@@ -2685,7 +2685,7 @@
         </w:tc>
         <w:tc>
           <w:tcPr>
-            <w:tcW w:type="dxa" w:w="6144"/>
+            <w:tcW w:type="dxa" w:w="7232"/>
             <w:shd w:val="clear" w:fill="E8E8E8"/>
           </w:tcPr>
           <w:p>
@@ -2709,7 +2709,7 @@
         </w:tc>
         <w:tc>
           <w:tcPr>
-            <w:tcW w:type="dxa" w:w="2644"/>
+            <w:tcW w:type="dxa" w:w="1556"/>
             <w:shd w:val="clear" w:fill="E8E8E8"/>
           </w:tcPr>
           <w:p>
@@ -2760,7 +2760,7 @@
         </w:tc>
         <w:tc>
           <w:tcPr>
-            <w:tcW w:type="dxa" w:w="6144"/>
+            <w:tcW w:type="dxa" w:w="7232"/>
           </w:tcPr>
           <w:p>
             <w:pPr>
@@ -2782,7 +2782,7 @@
         </w:tc>
         <w:tc>
           <w:tcPr>
-            <w:tcW w:type="dxa" w:w="2644"/>
+            <w:tcW w:type="dxa" w:w="1556"/>
           </w:tcPr>
           <w:p>
             <w:pPr>
@@ -2821,7 +2821,7 @@
         </w:tc>
         <w:tc>
           <w:tcPr>
-            <w:tcW w:type="dxa" w:w="6144"/>
+            <w:tcW w:type="dxa" w:w="7232"/>
           </w:tcPr>
           <w:p>
             <w:pPr>
@@ -2843,7 +2843,7 @@
         </w:tc>
         <w:tc>
           <w:tcPr>
-            <w:tcW w:type="dxa" w:w="2644"/>
+            <w:tcW w:type="dxa" w:w="1556"/>
           </w:tcPr>
           <w:p>
             <w:pPr>
@@ -2882,7 +2882,7 @@
         </w:tc>
         <w:tc>
           <w:tcPr>
-            <w:tcW w:type="dxa" w:w="6144"/>
+            <w:tcW w:type="dxa" w:w="7232"/>
           </w:tcPr>
           <w:p>
             <w:pPr>
@@ -2904,7 +2904,7 @@
         </w:tc>
         <w:tc>
           <w:tcPr>
-            <w:tcW w:type="dxa" w:w="2644"/>
+            <w:tcW w:type="dxa" w:w="1556"/>
           </w:tcPr>
           <w:p>
             <w:pPr>
@@ -2943,7 +2943,7 @@
         </w:tc>
         <w:tc>
           <w:tcPr>
-            <w:tcW w:type="dxa" w:w="6144"/>
+            <w:tcW w:type="dxa" w:w="7232"/>
           </w:tcPr>
           <w:p>
             <w:pPr>
@@ -2965,7 +2965,7 @@
         </w:tc>
         <w:tc>
           <w:tcPr>
-            <w:tcW w:type="dxa" w:w="2644"/>
+            <w:tcW w:type="dxa" w:w="1556"/>
           </w:tcPr>
           <w:p>
             <w:pPr>
@@ -3037,8 +3037,8 @@
       </w:tblPr>
       <w:tblGrid>
         <w:gridCol w:w="567"/>
-        <w:gridCol w:w="5852"/>
-        <w:gridCol w:w="2937"/>
+        <w:gridCol w:w="7026"/>
+        <w:gridCol w:w="1763"/>
       </w:tblGrid>
       <w:tr>
         <w:trPr>
@@ -3071,7 +3071,7 @@
         </w:tc>
         <w:tc>
           <w:tcPr>
-            <w:tcW w:type="dxa" w:w="5851"/>
+            <w:tcW w:type="dxa" w:w="7025"/>
             <w:shd w:val="clear" w:fill="E8E8E8"/>
           </w:tcPr>
           <w:p>
@@ -3095,7 +3095,7 @@
         </w:tc>
         <w:tc>
           <w:tcPr>
-            <w:tcW w:type="dxa" w:w="2936"/>
+            <w:tcW w:type="dxa" w:w="1763"/>
             <w:shd w:val="clear" w:fill="E8E8E8"/>
           </w:tcPr>
           <w:p>
@@ -3146,7 +3146,7 @@
         </w:tc>
         <w:tc>
           <w:tcPr>
-            <w:tcW w:type="dxa" w:w="5851"/>
+            <w:tcW w:type="dxa" w:w="7025"/>
           </w:tcPr>
           <w:p>
             <w:pPr>
@@ -3168,7 +3168,7 @@
         </w:tc>
         <w:tc>
           <w:tcPr>
-            <w:tcW w:type="dxa" w:w="2936"/>
+            <w:tcW w:type="dxa" w:w="1763"/>
           </w:tcPr>
           <w:p>
             <w:pPr>
@@ -3207,7 +3207,7 @@
         </w:tc>
         <w:tc>
           <w:tcPr>
-            <w:tcW w:type="dxa" w:w="5851"/>
+            <w:tcW w:type="dxa" w:w="7025"/>
           </w:tcPr>
           <w:p>
             <w:pPr>
@@ -3229,7 +3229,7 @@
         </w:tc>
         <w:tc>
           <w:tcPr>
-            <w:tcW w:type="dxa" w:w="2936"/>
+            <w:tcW w:type="dxa" w:w="1763"/>
           </w:tcPr>
           <w:p>
             <w:pPr>
@@ -3268,7 +3268,7 @@
         </w:tc>
         <w:tc>
           <w:tcPr>
-            <w:tcW w:type="dxa" w:w="5851"/>
+            <w:tcW w:type="dxa" w:w="7025"/>
           </w:tcPr>
           <w:p>
             <w:pPr>
@@ -3290,7 +3290,7 @@
         </w:tc>
         <w:tc>
           <w:tcPr>
-            <w:tcW w:type="dxa" w:w="2936"/>
+            <w:tcW w:type="dxa" w:w="1763"/>
           </w:tcPr>
           <w:p>
             <w:pPr>
@@ -3362,8 +3362,8 @@
       </w:tblPr>
       <w:tblGrid>
         <w:gridCol w:w="567"/>
-        <w:gridCol w:w="6182"/>
-        <w:gridCol w:w="2606"/>
+        <w:gridCol w:w="7305"/>
+        <w:gridCol w:w="1483"/>
       </w:tblGrid>
       <w:tr>
         <w:trPr>
@@ -3396,7 +3396,7 @@
         </w:tc>
         <w:tc>
           <w:tcPr>
-            <w:tcW w:type="dxa" w:w="6182"/>
+            <w:tcW w:type="dxa" w:w="7304"/>
             <w:shd w:val="clear" w:fill="E8E8E8"/>
           </w:tcPr>
           <w:p>
@@ -3420,7 +3420,7 @@
         </w:tc>
         <w:tc>
           <w:tcPr>
-            <w:tcW w:type="dxa" w:w="2606"/>
+            <w:tcW w:type="dxa" w:w="1483"/>
             <w:shd w:val="clear" w:fill="E8E8E8"/>
           </w:tcPr>
           <w:p>
@@ -3471,7 +3471,7 @@
         </w:tc>
         <w:tc>
           <w:tcPr>
-            <w:tcW w:type="dxa" w:w="6182"/>
+            <w:tcW w:type="dxa" w:w="7304"/>
           </w:tcPr>
           <w:p>
             <w:pPr>
@@ -3493,7 +3493,7 @@
         </w:tc>
         <w:tc>
           <w:tcPr>
-            <w:tcW w:type="dxa" w:w="2606"/>
+            <w:tcW w:type="dxa" w:w="1483"/>
           </w:tcPr>
           <w:p>
             <w:pPr>
@@ -3532,7 +3532,7 @@
         </w:tc>
         <w:tc>
           <w:tcPr>
-            <w:tcW w:type="dxa" w:w="6182"/>
+            <w:tcW w:type="dxa" w:w="7304"/>
           </w:tcPr>
           <w:p>
             <w:pPr>
@@ -3554,7 +3554,7 @@
         </w:tc>
         <w:tc>
           <w:tcPr>
-            <w:tcW w:type="dxa" w:w="2606"/>
+            <w:tcW w:type="dxa" w:w="1483"/>
           </w:tcPr>
           <w:p>
             <w:pPr>
@@ -3562,132 +3562,6 @@
               <w:ind w:firstLine="0"/>
               <w:jc w:val="left"/>
             </w:pPr>
-          </w:p>
-        </w:tc>
-      </w:tr>
-    </w:tbl>
-    <w:p>
-      <w:pPr>
-        <w:spacing w:after="0" w:line="240" w:lineRule="auto"/>
-        <w:ind w:firstLine="0"/>
-      </w:pPr>
-      <w:r>
-        <w:rPr>
-          <w:rFonts w:ascii="Times New Roman" w:hAnsi="Times New Roman" w:cs="Times New Roman" w:eastAsia="Times New Roman"/>
-          <w:b w:val="0"/>
-          <w:i w:val="0"/>
-          <w:color w:val="000000"/>
-          <w:sz w:val="12"/>
-        </w:rPr>
-      </w:r>
-    </w:p>
-    <w:p>
-      <w:pPr>
-        <w:keepNext/>
-        <w:spacing w:line="240" w:lineRule="auto" w:before="160" w:after="80"/>
-        <w:ind w:firstLine="0"/>
-        <w:jc w:val="left"/>
-      </w:pPr>
-      <w:r>
-        <w:rPr>
-          <w:rFonts w:ascii="Times New Roman" w:hAnsi="Times New Roman" w:cs="Times New Roman" w:eastAsia="Times New Roman"/>
-          <w:b w:val="0"/>
-          <w:i/>
-          <w:color w:val="000000"/>
-          <w:sz w:val="24"/>
-        </w:rPr>
-        <w:t>Продолжение таблицы 3.5</w:t>
-      </w:r>
-    </w:p>
-    <w:tbl>
-      <w:tblPr>
-        <w:tblStyle w:val="TableGrid"/>
-        <w:tblW w:type="auto" w:w="0"/>
-        <w:jc w:val="center"/>
-        <w:tblLayout w:type="fixed"/>
-        <w:tblLook w:firstColumn="1" w:firstRow="1" w:lastColumn="0" w:lastRow="0" w:noHBand="0" w:noVBand="1" w:val="04A0"/>
-        <w:tblLayout w:type="fixed"/>
-      </w:tblPr>
-      <w:tblGrid>
-        <w:gridCol w:w="567"/>
-        <w:gridCol w:w="5621"/>
-        <w:gridCol w:w="3168"/>
-      </w:tblGrid>
-      <w:tr>
-        <w:trPr>
-          <w:tblHeader w:val="true"/>
-          <w:cantSplit w:val="true"/>
-        </w:trPr>
-        <w:tc>
-          <w:tcPr>
-            <w:tcW w:type="dxa" w:w="567"/>
-            <w:shd w:val="clear" w:fill="E8E8E8"/>
-          </w:tcPr>
-          <w:p>
-            <w:pPr>
-              <w:keepNext/>
-              <w:spacing w:line="240" w:lineRule="auto" w:after="0"/>
-              <w:ind w:firstLine="0"/>
-              <w:jc w:val="left"/>
-            </w:pPr>
-            <w:r>
-              <w:rPr>
-                <w:rFonts w:ascii="Times New Roman" w:hAnsi="Times New Roman" w:cs="Times New Roman" w:eastAsia="Times New Roman"/>
-                <w:b/>
-                <w:i w:val="0"/>
-                <w:color w:val="000000"/>
-                <w:sz w:val="24"/>
-              </w:rPr>
-              <w:t>№</w:t>
-            </w:r>
-          </w:p>
-        </w:tc>
-        <w:tc>
-          <w:tcPr>
-            <w:tcW w:type="dxa" w:w="5620"/>
-            <w:shd w:val="clear" w:fill="E8E8E8"/>
-          </w:tcPr>
-          <w:p>
-            <w:pPr>
-              <w:keepNext/>
-              <w:spacing w:line="240" w:lineRule="auto" w:after="0"/>
-              <w:ind w:firstLine="0"/>
-              <w:jc w:val="left"/>
-            </w:pPr>
-            <w:r>
-              <w:rPr>
-                <w:rFonts w:ascii="Times New Roman" w:hAnsi="Times New Roman" w:cs="Times New Roman" w:eastAsia="Times New Roman"/>
-                <w:b/>
-                <w:i w:val="0"/>
-                <w:color w:val="000000"/>
-                <w:sz w:val="24"/>
-              </w:rPr>
-              <w:t>Критерий</w:t>
-            </w:r>
-          </w:p>
-        </w:tc>
-        <w:tc>
-          <w:tcPr>
-            <w:tcW w:type="dxa" w:w="3168"/>
-            <w:shd w:val="clear" w:fill="E8E8E8"/>
-          </w:tcPr>
-          <w:p>
-            <w:pPr>
-              <w:keepNext/>
-              <w:spacing w:line="240" w:lineRule="auto" w:after="0"/>
-              <w:ind w:firstLine="0"/>
-              <w:jc w:val="left"/>
-            </w:pPr>
-            <w:r>
-              <w:rPr>
-                <w:rFonts w:ascii="Times New Roman" w:hAnsi="Times New Roman" w:cs="Times New Roman" w:eastAsia="Times New Roman"/>
-                <w:b/>
-                <w:i w:val="0"/>
-                <w:color w:val="000000"/>
-                <w:sz w:val="24"/>
-              </w:rPr>
-              <w:t>Отметка</w:t>
-            </w:r>
           </w:p>
         </w:tc>
       </w:tr>
@@ -3719,7 +3593,7 @@
         </w:tc>
         <w:tc>
           <w:tcPr>
-            <w:tcW w:type="dxa" w:w="5620"/>
+            <w:tcW w:type="dxa" w:w="7304"/>
           </w:tcPr>
           <w:p>
             <w:pPr>
@@ -3741,7 +3615,7 @@
         </w:tc>
         <w:tc>
           <w:tcPr>
-            <w:tcW w:type="dxa" w:w="3168"/>
+            <w:tcW w:type="dxa" w:w="1483"/>
           </w:tcPr>
           <w:p>
             <w:pPr>
@@ -3853,9 +3727,9 @@
       </w:tblPr>
       <w:tblGrid>
         <w:gridCol w:w="567"/>
-        <w:gridCol w:w="3255"/>
-        <w:gridCol w:w="2767"/>
-        <w:gridCol w:w="2767"/>
+        <w:gridCol w:w="4750"/>
+        <w:gridCol w:w="2019"/>
+        <w:gridCol w:w="2019"/>
       </w:tblGrid>
       <w:tr>
         <w:trPr>
@@ -3888,7 +3762,7 @@
         </w:tc>
         <w:tc>
           <w:tcPr>
-            <w:tcW w:type="dxa" w:w="3254"/>
+            <w:tcW w:type="dxa" w:w="4750"/>
             <w:shd w:val="clear" w:fill="E8E8E8"/>
           </w:tcPr>
           <w:p>
@@ -3912,7 +3786,7 @@
         </w:tc>
         <w:tc>
           <w:tcPr>
-            <w:tcW w:type="dxa" w:w="2767"/>
+            <w:tcW w:type="dxa" w:w="2019"/>
             <w:shd w:val="clear" w:fill="E8E8E8"/>
           </w:tcPr>
           <w:p>
@@ -3936,7 +3810,7 @@
         </w:tc>
         <w:tc>
           <w:tcPr>
-            <w:tcW w:type="dxa" w:w="2767"/>
+            <w:tcW w:type="dxa" w:w="2019"/>
             <w:shd w:val="clear" w:fill="E8E8E8"/>
           </w:tcPr>
           <w:p>
@@ -3988,7 +3862,7 @@
         </w:tc>
         <w:tc>
           <w:tcPr>
-            <w:tcW w:type="dxa" w:w="3254"/>
+            <w:tcW w:type="dxa" w:w="4750"/>
           </w:tcPr>
           <w:p>
             <w:pPr>
@@ -4011,7 +3885,7 @@
         </w:tc>
         <w:tc>
           <w:tcPr>
-            <w:tcW w:type="dxa" w:w="2767"/>
+            <w:tcW w:type="dxa" w:w="2019"/>
           </w:tcPr>
           <w:p>
             <w:pPr>
@@ -4024,7 +3898,7 @@
         </w:tc>
         <w:tc>
           <w:tcPr>
-            <w:tcW w:type="dxa" w:w="2767"/>
+            <w:tcW w:type="dxa" w:w="2019"/>
           </w:tcPr>
           <w:p>
             <w:pPr>
@@ -4065,7 +3939,7 @@
         </w:tc>
         <w:tc>
           <w:tcPr>
-            <w:tcW w:type="dxa" w:w="3254"/>
+            <w:tcW w:type="dxa" w:w="4750"/>
           </w:tcPr>
           <w:p>
             <w:pPr>
@@ -4088,7 +3962,7 @@
         </w:tc>
         <w:tc>
           <w:tcPr>
-            <w:tcW w:type="dxa" w:w="2767"/>
+            <w:tcW w:type="dxa" w:w="2019"/>
           </w:tcPr>
           <w:p>
             <w:pPr>
@@ -4101,7 +3975,7 @@
         </w:tc>
         <w:tc>
           <w:tcPr>
-            <w:tcW w:type="dxa" w:w="2767"/>
+            <w:tcW w:type="dxa" w:w="2019"/>
           </w:tcPr>
           <w:p>
             <w:pPr>
@@ -4142,7 +4016,7 @@
         </w:tc>
         <w:tc>
           <w:tcPr>
-            <w:tcW w:type="dxa" w:w="3254"/>
+            <w:tcW w:type="dxa" w:w="4750"/>
           </w:tcPr>
           <w:p>
             <w:pPr>
@@ -4165,7 +4039,7 @@
         </w:tc>
         <w:tc>
           <w:tcPr>
-            <w:tcW w:type="dxa" w:w="2767"/>
+            <w:tcW w:type="dxa" w:w="2019"/>
           </w:tcPr>
           <w:p>
             <w:pPr>
@@ -4178,7 +4052,7 @@
         </w:tc>
         <w:tc>
           <w:tcPr>
-            <w:tcW w:type="dxa" w:w="2767"/>
+            <w:tcW w:type="dxa" w:w="2019"/>
           </w:tcPr>
           <w:p>
             <w:pPr>
@@ -4218,7 +4092,7 @@
         </w:tc>
         <w:tc>
           <w:tcPr>
-            <w:tcW w:type="dxa" w:w="3254"/>
+            <w:tcW w:type="dxa" w:w="4750"/>
           </w:tcPr>
           <w:p>
             <w:pPr>
@@ -4240,7 +4114,7 @@
         </w:tc>
         <w:tc>
           <w:tcPr>
-            <w:tcW w:type="dxa" w:w="2767"/>
+            <w:tcW w:type="dxa" w:w="2019"/>
           </w:tcPr>
           <w:p>
             <w:pPr>
@@ -4252,7 +4126,7 @@
         </w:tc>
         <w:tc>
           <w:tcPr>
-            <w:tcW w:type="dxa" w:w="2767"/>
+            <w:tcW w:type="dxa" w:w="2019"/>
           </w:tcPr>
           <w:p>
             <w:pPr>
@@ -4405,9 +4279,9 @@
       </w:tblPr>
       <w:tblGrid>
         <w:gridCol w:w="567"/>
-        <w:gridCol w:w="3476"/>
-        <w:gridCol w:w="2147"/>
-        <w:gridCol w:w="3165"/>
+        <w:gridCol w:w="3771"/>
+        <w:gridCol w:w="3316"/>
+        <w:gridCol w:w="1701"/>
       </w:tblGrid>
       <w:tr>
         <w:trPr>
@@ -4440,7 +4314,7 @@
         </w:tc>
         <w:tc>
           <w:tcPr>
-            <w:tcW w:type="dxa" w:w="3476"/>
+            <w:tcW w:type="dxa" w:w="3771"/>
             <w:shd w:val="clear" w:fill="E8E8E8"/>
           </w:tcPr>
           <w:p>
@@ -4464,7 +4338,7 @@
         </w:tc>
         <w:tc>
           <w:tcPr>
-            <w:tcW w:type="dxa" w:w="2147"/>
+            <w:tcW w:type="dxa" w:w="3316"/>
             <w:shd w:val="clear" w:fill="E8E8E8"/>
           </w:tcPr>
           <w:p>
@@ -4488,7 +4362,7 @@
         </w:tc>
         <w:tc>
           <w:tcPr>
-            <w:tcW w:type="dxa" w:w="3165"/>
+            <w:tcW w:type="dxa" w:w="1701"/>
             <w:shd w:val="clear" w:fill="E8E8E8"/>
           </w:tcPr>
           <w:p>
@@ -4539,7 +4413,7 @@
         </w:tc>
         <w:tc>
           <w:tcPr>
-            <w:tcW w:type="dxa" w:w="3476"/>
+            <w:tcW w:type="dxa" w:w="3771"/>
           </w:tcPr>
           <w:p>
             <w:pPr>
@@ -4561,7 +4435,7 @@
         </w:tc>
         <w:tc>
           <w:tcPr>
-            <w:tcW w:type="dxa" w:w="2147"/>
+            <w:tcW w:type="dxa" w:w="3316"/>
           </w:tcPr>
           <w:p>
             <w:pPr>
@@ -4583,7 +4457,7 @@
         </w:tc>
         <w:tc>
           <w:tcPr>
-            <w:tcW w:type="dxa" w:w="3165"/>
+            <w:tcW w:type="dxa" w:w="1701"/>
           </w:tcPr>
           <w:p>
             <w:pPr>
@@ -4591,157 +4465,6 @@
               <w:ind w:firstLine="0"/>
               <w:jc w:val="left"/>
             </w:pPr>
-          </w:p>
-        </w:tc>
-      </w:tr>
-    </w:tbl>
-    <w:p>
-      <w:pPr>
-        <w:spacing w:after="0" w:line="240" w:lineRule="auto"/>
-        <w:ind w:firstLine="0"/>
-      </w:pPr>
-      <w:r>
-        <w:rPr>
-          <w:rFonts w:ascii="Times New Roman" w:hAnsi="Times New Roman" w:cs="Times New Roman" w:eastAsia="Times New Roman"/>
-          <w:b w:val="0"/>
-          <w:i w:val="0"/>
-          <w:color w:val="000000"/>
-          <w:sz w:val="12"/>
-        </w:rPr>
-      </w:r>
-    </w:p>
-    <w:p>
-      <w:pPr>
-        <w:keepNext/>
-        <w:spacing w:line="240" w:lineRule="auto" w:before="160" w:after="80"/>
-        <w:ind w:firstLine="0"/>
-        <w:jc w:val="left"/>
-      </w:pPr>
-      <w:r>
-        <w:rPr>
-          <w:rFonts w:ascii="Times New Roman" w:hAnsi="Times New Roman" w:cs="Times New Roman" w:eastAsia="Times New Roman"/>
-          <w:b w:val="0"/>
-          <w:i/>
-          <w:color w:val="000000"/>
-          <w:sz w:val="24"/>
-        </w:rPr>
-        <w:t>Продолжение таблицы 4.2</w:t>
-      </w:r>
-    </w:p>
-    <w:tbl>
-      <w:tblPr>
-        <w:tblStyle w:val="TableGrid"/>
-        <w:tblW w:type="auto" w:w="0"/>
-        <w:jc w:val="center"/>
-        <w:tblLayout w:type="fixed"/>
-        <w:tblLook w:firstColumn="1" w:firstRow="1" w:lastColumn="0" w:lastRow="0" w:noHBand="0" w:noVBand="1" w:val="04A0"/>
-        <w:tblLayout w:type="fixed"/>
-      </w:tblPr>
-      <w:tblGrid>
-        <w:gridCol w:w="567"/>
-        <w:gridCol w:w="2820"/>
-        <w:gridCol w:w="3000"/>
-        <w:gridCol w:w="2968"/>
-      </w:tblGrid>
-      <w:tr>
-        <w:trPr>
-          <w:tblHeader w:val="true"/>
-          <w:cantSplit w:val="true"/>
-        </w:trPr>
-        <w:tc>
-          <w:tcPr>
-            <w:tcW w:type="dxa" w:w="567"/>
-            <w:shd w:val="clear" w:fill="E8E8E8"/>
-          </w:tcPr>
-          <w:p>
-            <w:pPr>
-              <w:keepNext/>
-              <w:spacing w:line="240" w:lineRule="auto" w:after="0"/>
-              <w:ind w:firstLine="0"/>
-              <w:jc w:val="left"/>
-            </w:pPr>
-            <w:r>
-              <w:rPr>
-                <w:rFonts w:ascii="Times New Roman" w:hAnsi="Times New Roman" w:cs="Times New Roman" w:eastAsia="Times New Roman"/>
-                <w:b/>
-                <w:i w:val="0"/>
-                <w:color w:val="000000"/>
-                <w:sz w:val="24"/>
-              </w:rPr>
-              <w:t>№</w:t>
-            </w:r>
-          </w:p>
-        </w:tc>
-        <w:tc>
-          <w:tcPr>
-            <w:tcW w:type="dxa" w:w="2819"/>
-            <w:shd w:val="clear" w:fill="E8E8E8"/>
-          </w:tcPr>
-          <w:p>
-            <w:pPr>
-              <w:keepNext/>
-              <w:spacing w:line="240" w:lineRule="auto" w:after="0"/>
-              <w:ind w:firstLine="0"/>
-              <w:jc w:val="left"/>
-            </w:pPr>
-            <w:r>
-              <w:rPr>
-                <w:rFonts w:ascii="Times New Roman" w:hAnsi="Times New Roman" w:cs="Times New Roman" w:eastAsia="Times New Roman"/>
-                <w:b/>
-                <w:i w:val="0"/>
-                <w:color w:val="000000"/>
-                <w:sz w:val="24"/>
-              </w:rPr>
-              <w:t>Показатель</w:t>
-            </w:r>
-          </w:p>
-        </w:tc>
-        <w:tc>
-          <w:tcPr>
-            <w:tcW w:type="dxa" w:w="3000"/>
-            <w:shd w:val="clear" w:fill="E8E8E8"/>
-          </w:tcPr>
-          <w:p>
-            <w:pPr>
-              <w:keepNext/>
-              <w:spacing w:line="240" w:lineRule="auto" w:after="0"/>
-              <w:ind w:firstLine="0"/>
-              <w:jc w:val="left"/>
-            </w:pPr>
-            <w:r>
-              <w:rPr>
-                <w:rFonts w:ascii="Times New Roman" w:hAnsi="Times New Roman" w:cs="Times New Roman" w:eastAsia="Times New Roman"/>
-                <w:b/>
-                <w:i w:val="0"/>
-                <w:color w:val="000000"/>
-                <w:sz w:val="24"/>
-              </w:rPr>
-              <w:t>Допустимое значение</w:t>
-            </w:r>
-          </w:p>
-        </w:tc>
-        <w:tc>
-          <w:tcPr>
-            <w:tcW w:type="dxa" w:w="2968"/>
-            <w:shd w:val="clear" w:fill="E8E8E8"/>
-          </w:tcPr>
-          <w:p>
-            <w:pPr>
-              <w:keepNext/>
-              <w:spacing w:line="240" w:lineRule="auto" w:after="0"/>
-              <w:ind w:firstLine="0"/>
-              <w:jc w:val="left"/>
-            </w:pPr>
-            <w:r>
-              <w:rPr>
-                <w:rFonts w:ascii="Times New Roman" w:hAnsi="Times New Roman" w:cs="Times New Roman" w:eastAsia="Times New Roman"/>
-                <w:b/>
-                <w:i w:val="0"/>
-                <w:color w:val="000000"/>
-                <w:sz w:val="24"/>
-              </w:rPr>
-              <w:t>Фактически</w:t>
-            </w:r>
           </w:p>
         </w:tc>
       </w:tr>
@@ -4773,7 +4496,7 @@
         </w:tc>
         <w:tc>
           <w:tcPr>
-            <w:tcW w:type="dxa" w:w="2819"/>
+            <w:tcW w:type="dxa" w:w="3771"/>
           </w:tcPr>
           <w:p>
             <w:pPr>
@@ -4795,7 +4518,7 @@
         </w:tc>
         <w:tc>
           <w:tcPr>
-            <w:tcW w:type="dxa" w:w="3000"/>
+            <w:tcW w:type="dxa" w:w="3316"/>
           </w:tcPr>
           <w:p>
             <w:pPr>
@@ -4817,7 +4540,7 @@
         </w:tc>
         <w:tc>
           <w:tcPr>
-            <w:tcW w:type="dxa" w:w="2968"/>
+            <w:tcW w:type="dxa" w:w="1701"/>
           </w:tcPr>
           <w:p>
             <w:pPr>
@@ -4856,7 +4579,7 @@
         </w:tc>
         <w:tc>
           <w:tcPr>
-            <w:tcW w:type="dxa" w:w="2819"/>
+            <w:tcW w:type="dxa" w:w="3771"/>
           </w:tcPr>
           <w:p>
             <w:pPr>
@@ -4878,7 +4601,7 @@
         </w:tc>
         <w:tc>
           <w:tcPr>
-            <w:tcW w:type="dxa" w:w="3000"/>
+            <w:tcW w:type="dxa" w:w="3316"/>
           </w:tcPr>
           <w:p>
             <w:pPr>
@@ -4900,7 +4623,7 @@
         </w:tc>
         <w:tc>
           <w:tcPr>
-            <w:tcW w:type="dxa" w:w="2968"/>
+            <w:tcW w:type="dxa" w:w="1701"/>
           </w:tcPr>
           <w:p>
             <w:pPr>
@@ -4939,7 +4662,7 @@
         </w:tc>
         <w:tc>
           <w:tcPr>
-            <w:tcW w:type="dxa" w:w="2819"/>
+            <w:tcW w:type="dxa" w:w="3771"/>
           </w:tcPr>
           <w:p>
             <w:pPr>
@@ -4961,7 +4684,7 @@
         </w:tc>
         <w:tc>
           <w:tcPr>
-            <w:tcW w:type="dxa" w:w="3000"/>
+            <w:tcW w:type="dxa" w:w="3316"/>
           </w:tcPr>
           <w:p>
             <w:pPr>
@@ -4983,7 +4706,7 @@
         </w:tc>
         <w:tc>
           <w:tcPr>
-            <w:tcW w:type="dxa" w:w="2968"/>
+            <w:tcW w:type="dxa" w:w="1701"/>
           </w:tcPr>
           <w:p>
             <w:pPr>
@@ -5066,8 +4789,8 @@
         <w:tblLayout w:type="fixed"/>
       </w:tblPr>
       <w:tblGrid>
-        <w:gridCol w:w="4934"/>
-        <w:gridCol w:w="4422"/>
+        <w:gridCol w:w="6460"/>
+        <w:gridCol w:w="2895"/>
       </w:tblGrid>
       <w:tr>
         <w:trPr>
@@ -5076,7 +4799,7 @@
         </w:trPr>
         <w:tc>
           <w:tcPr>
-            <w:tcW w:type="dxa" w:w="4933"/>
+            <w:tcW w:type="dxa" w:w="6460"/>
             <w:shd w:val="clear" w:fill="E8E8E8"/>
           </w:tcPr>
           <w:p>
@@ -5100,7 +4823,7 @@
         </w:tc>
         <w:tc>
           <w:tcPr>
-            <w:tcW w:type="dxa" w:w="4421"/>
+            <w:tcW w:type="dxa" w:w="2895"/>
             <w:shd w:val="clear" w:fill="E8E8E8"/>
           </w:tcPr>
           <w:p>
@@ -5130,7 +4853,7 @@
         </w:trPr>
         <w:tc>
           <w:tcPr>
-            <w:tcW w:type="dxa" w:w="4933"/>
+            <w:tcW w:type="dxa" w:w="6460"/>
           </w:tcPr>
           <w:p>
             <w:pPr>
@@ -5153,7 +4876,7 @@
         </w:tc>
         <w:tc>
           <w:tcPr>
-            <w:tcW w:type="dxa" w:w="4421"/>
+            <w:tcW w:type="dxa" w:w="2895"/>
           </w:tcPr>
           <w:p>
             <w:pPr>
@@ -5172,7 +4895,7 @@
         </w:trPr>
         <w:tc>
           <w:tcPr>
-            <w:tcW w:type="dxa" w:w="4933"/>
+            <w:tcW w:type="dxa" w:w="6460"/>
           </w:tcPr>
           <w:p>
             <w:pPr>
@@ -5195,7 +4918,7 @@
         </w:tc>
         <w:tc>
           <w:tcPr>
-            <w:tcW w:type="dxa" w:w="4421"/>
+            <w:tcW w:type="dxa" w:w="2895"/>
           </w:tcPr>
           <w:p>
             <w:pPr>
@@ -5214,7 +4937,7 @@
         </w:trPr>
         <w:tc>
           <w:tcPr>
-            <w:tcW w:type="dxa" w:w="4933"/>
+            <w:tcW w:type="dxa" w:w="6460"/>
           </w:tcPr>
           <w:p>
             <w:pPr>
@@ -5237,7 +4960,7 @@
         </w:tc>
         <w:tc>
           <w:tcPr>
-            <w:tcW w:type="dxa" w:w="4421"/>
+            <w:tcW w:type="dxa" w:w="2895"/>
           </w:tcPr>
           <w:p>
             <w:pPr>
@@ -5256,7 +4979,7 @@
         </w:trPr>
         <w:tc>
           <w:tcPr>
-            <w:tcW w:type="dxa" w:w="4933"/>
+            <w:tcW w:type="dxa" w:w="6460"/>
           </w:tcPr>
           <w:p>
             <w:pPr>
@@ -5279,7 +5002,7 @@
         </w:tc>
         <w:tc>
           <w:tcPr>
-            <w:tcW w:type="dxa" w:w="4421"/>
+            <w:tcW w:type="dxa" w:w="2895"/>
           </w:tcPr>
           <w:p>
             <w:pPr>
@@ -5298,7 +5021,7 @@
         </w:trPr>
         <w:tc>
           <w:tcPr>
-            <w:tcW w:type="dxa" w:w="4933"/>
+            <w:tcW w:type="dxa" w:w="6460"/>
           </w:tcPr>
           <w:p>
             <w:pPr>
@@ -5321,7 +5044,7 @@
         </w:tc>
         <w:tc>
           <w:tcPr>
-            <w:tcW w:type="dxa" w:w="4421"/>
+            <w:tcW w:type="dxa" w:w="2895"/>
           </w:tcPr>
           <w:p>
             <w:pPr>
@@ -5340,7 +5063,7 @@
         </w:trPr>
         <w:tc>
           <w:tcPr>
-            <w:tcW w:type="dxa" w:w="4933"/>
+            <w:tcW w:type="dxa" w:w="6460"/>
           </w:tcPr>
           <w:p>
             <w:pPr>
@@ -5363,7 +5086,7 @@
         </w:tc>
         <w:tc>
           <w:tcPr>
-            <w:tcW w:type="dxa" w:w="4421"/>
+            <w:tcW w:type="dxa" w:w="2895"/>
           </w:tcPr>
           <w:p>
             <w:pPr>
@@ -5382,7 +5105,7 @@
         </w:trPr>
         <w:tc>
           <w:tcPr>
-            <w:tcW w:type="dxa" w:w="4933"/>
+            <w:tcW w:type="dxa" w:w="6460"/>
           </w:tcPr>
           <w:p>
             <w:pPr>
@@ -5405,7 +5128,7 @@
         </w:tc>
         <w:tc>
           <w:tcPr>
-            <w:tcW w:type="dxa" w:w="4421"/>
+            <w:tcW w:type="dxa" w:w="2895"/>
           </w:tcPr>
           <w:p>
             <w:pPr>
@@ -5424,7 +5147,7 @@
         </w:trPr>
         <w:tc>
           <w:tcPr>
-            <w:tcW w:type="dxa" w:w="4933"/>
+            <w:tcW w:type="dxa" w:w="6460"/>
           </w:tcPr>
           <w:p>
             <w:pPr>
@@ -5447,7 +5170,7 @@
         </w:tc>
         <w:tc>
           <w:tcPr>
-            <w:tcW w:type="dxa" w:w="4421"/>
+            <w:tcW w:type="dxa" w:w="2895"/>
           </w:tcPr>
           <w:p>
             <w:pPr>
@@ -5466,7 +5189,7 @@
         </w:trPr>
         <w:tc>
           <w:tcPr>
-            <w:tcW w:type="dxa" w:w="4933"/>
+            <w:tcW w:type="dxa" w:w="6460"/>
           </w:tcPr>
           <w:p>
             <w:pPr>
@@ -5489,7 +5212,7 @@
         </w:tc>
         <w:tc>
           <w:tcPr>
-            <w:tcW w:type="dxa" w:w="4421"/>
+            <w:tcW w:type="dxa" w:w="2895"/>
           </w:tcPr>
           <w:p>
             <w:pPr>
@@ -5508,7 +5231,7 @@
         </w:trPr>
         <w:tc>
           <w:tcPr>
-            <w:tcW w:type="dxa" w:w="4933"/>
+            <w:tcW w:type="dxa" w:w="6460"/>
           </w:tcPr>
           <w:p>
             <w:pPr>
@@ -5530,7 +5253,7 @@
         </w:tc>
         <w:tc>
           <w:tcPr>
-            <w:tcW w:type="dxa" w:w="4421"/>
+            <w:tcW w:type="dxa" w:w="2895"/>
           </w:tcPr>
           <w:p>
             <w:pPr>
@@ -5585,8 +5308,8 @@
         <w:tblLayout w:type="fixed"/>
       </w:tblPr>
       <w:tblGrid>
-        <w:gridCol w:w="4678"/>
-        <w:gridCol w:w="4678"/>
+        <w:gridCol w:w="5701"/>
+        <w:gridCol w:w="3654"/>
       </w:tblGrid>
       <w:tr>
         <w:trPr>
@@ -5595,7 +5318,7 @@
         </w:trPr>
         <w:tc>
           <w:tcPr>
-            <w:tcW w:type="dxa" w:w="4677"/>
+            <w:tcW w:type="dxa" w:w="5700"/>
             <w:shd w:val="clear" w:fill="E8E8E8"/>
           </w:tcPr>
           <w:p>
@@ -5619,7 +5342,7 @@
         </w:tc>
         <w:tc>
           <w:tcPr>
-            <w:tcW w:type="dxa" w:w="4677"/>
+            <w:tcW w:type="dxa" w:w="3654"/>
             <w:shd w:val="clear" w:fill="E8E8E8"/>
           </w:tcPr>
           <w:p>
@@ -5649,7 +5372,7 @@
         </w:trPr>
         <w:tc>
           <w:tcPr>
-            <w:tcW w:type="dxa" w:w="4677"/>
+            <w:tcW w:type="dxa" w:w="5700"/>
           </w:tcPr>
           <w:p>
             <w:pPr>
@@ -5662,7 +5385,7 @@
         </w:tc>
         <w:tc>
           <w:tcPr>
-            <w:tcW w:type="dxa" w:w="4677"/>
+            <w:tcW w:type="dxa" w:w="3654"/>
           </w:tcPr>
           <w:p>
             <w:pPr>
@@ -5681,7 +5404,7 @@
         </w:trPr>
         <w:tc>
           <w:tcPr>
-            <w:tcW w:type="dxa" w:w="4677"/>
+            <w:tcW w:type="dxa" w:w="5700"/>
           </w:tcPr>
           <w:p>
             <w:pPr>
@@ -5694,7 +5417,7 @@
         </w:tc>
         <w:tc>
           <w:tcPr>
-            <w:tcW w:type="dxa" w:w="4677"/>
+            <w:tcW w:type="dxa" w:w="3654"/>
           </w:tcPr>
           <w:p>
             <w:pPr>
@@ -5713,7 +5436,7 @@
         </w:trPr>
         <w:tc>
           <w:tcPr>
-            <w:tcW w:type="dxa" w:w="4677"/>
+            <w:tcW w:type="dxa" w:w="5700"/>
           </w:tcPr>
           <w:p>
             <w:pPr>
@@ -5726,7 +5449,7 @@
         </w:tc>
         <w:tc>
           <w:tcPr>
-            <w:tcW w:type="dxa" w:w="4677"/>
+            <w:tcW w:type="dxa" w:w="3654"/>
           </w:tcPr>
           <w:p>
             <w:pPr>
@@ -5745,7 +5468,7 @@
         </w:trPr>
         <w:tc>
           <w:tcPr>
-            <w:tcW w:type="dxa" w:w="4677"/>
+            <w:tcW w:type="dxa" w:w="5700"/>
           </w:tcPr>
           <w:p>
             <w:pPr>
@@ -5758,7 +5481,7 @@
         </w:tc>
         <w:tc>
           <w:tcPr>
-            <w:tcW w:type="dxa" w:w="4677"/>
+            <w:tcW w:type="dxa" w:w="3654"/>
           </w:tcPr>
           <w:p>
             <w:pPr>
@@ -5777,7 +5500,7 @@
         </w:trPr>
         <w:tc>
           <w:tcPr>
-            <w:tcW w:type="dxa" w:w="4677"/>
+            <w:tcW w:type="dxa" w:w="5700"/>
           </w:tcPr>
           <w:p>
             <w:pPr>
@@ -5789,7 +5512,7 @@
         </w:tc>
         <w:tc>
           <w:tcPr>
-            <w:tcW w:type="dxa" w:w="4677"/>
+            <w:tcW w:type="dxa" w:w="3654"/>
           </w:tcPr>
           <w:p>
             <w:pPr>
@@ -5942,8 +5665,8 @@
       </w:tblPr>
       <w:tblGrid>
         <w:gridCol w:w="567"/>
-        <w:gridCol w:w="5898"/>
-        <w:gridCol w:w="2891"/>
+        <w:gridCol w:w="7058"/>
+        <w:gridCol w:w="1730"/>
       </w:tblGrid>
       <w:tr>
         <w:trPr>
@@ -5976,7 +5699,7 @@
         </w:tc>
         <w:tc>
           <w:tcPr>
-            <w:tcW w:type="dxa" w:w="5897"/>
+            <w:tcW w:type="dxa" w:w="7058"/>
             <w:shd w:val="clear" w:fill="E8E8E8"/>
           </w:tcPr>
           <w:p>
@@ -6000,7 +5723,7 @@
         </w:tc>
         <w:tc>
           <w:tcPr>
-            <w:tcW w:type="dxa" w:w="2891"/>
+            <w:tcW w:type="dxa" w:w="1730"/>
             <w:shd w:val="clear" w:fill="E8E8E8"/>
           </w:tcPr>
           <w:p>
@@ -6051,7 +5774,7 @@
         </w:tc>
         <w:tc>
           <w:tcPr>
-            <w:tcW w:type="dxa" w:w="5897"/>
+            <w:tcW w:type="dxa" w:w="7058"/>
           </w:tcPr>
           <w:p>
             <w:pPr>
@@ -6073,7 +5796,7 @@
         </w:tc>
         <w:tc>
           <w:tcPr>
-            <w:tcW w:type="dxa" w:w="2891"/>
+            <w:tcW w:type="dxa" w:w="1730"/>
           </w:tcPr>
           <w:p>
             <w:pPr>
@@ -6112,7 +5835,7 @@
         </w:tc>
         <w:tc>
           <w:tcPr>
-            <w:tcW w:type="dxa" w:w="5897"/>
+            <w:tcW w:type="dxa" w:w="7058"/>
           </w:tcPr>
           <w:p>
             <w:pPr>
@@ -6134,7 +5857,7 @@
         </w:tc>
         <w:tc>
           <w:tcPr>
-            <w:tcW w:type="dxa" w:w="2891"/>
+            <w:tcW w:type="dxa" w:w="1730"/>
           </w:tcPr>
           <w:p>
             <w:pPr>
@@ -6173,7 +5896,7 @@
         </w:tc>
         <w:tc>
           <w:tcPr>
-            <w:tcW w:type="dxa" w:w="5897"/>
+            <w:tcW w:type="dxa" w:w="7058"/>
           </w:tcPr>
           <w:p>
             <w:pPr>
@@ -6195,7 +5918,7 @@
         </w:tc>
         <w:tc>
           <w:tcPr>
-            <w:tcW w:type="dxa" w:w="2891"/>
+            <w:tcW w:type="dxa" w:w="1730"/>
           </w:tcPr>
           <w:p>
             <w:pPr>
@@ -6234,7 +5957,7 @@
         </w:tc>
         <w:tc>
           <w:tcPr>
-            <w:tcW w:type="dxa" w:w="5897"/>
+            <w:tcW w:type="dxa" w:w="7058"/>
           </w:tcPr>
           <w:p>
             <w:pPr>
@@ -6256,7 +5979,7 @@
         </w:tc>
         <w:tc>
           <w:tcPr>
-            <w:tcW w:type="dxa" w:w="2891"/>
+            <w:tcW w:type="dxa" w:w="1730"/>
           </w:tcPr>
           <w:p>
             <w:pPr>
@@ -6295,7 +6018,7 @@
         </w:tc>
         <w:tc>
           <w:tcPr>
-            <w:tcW w:type="dxa" w:w="5897"/>
+            <w:tcW w:type="dxa" w:w="7058"/>
           </w:tcPr>
           <w:p>
             <w:pPr>
@@ -6317,7 +6040,7 @@
         </w:tc>
         <w:tc>
           <w:tcPr>
-            <w:tcW w:type="dxa" w:w="2891"/>
+            <w:tcW w:type="dxa" w:w="1730"/>
           </w:tcPr>
           <w:p>
             <w:pPr>
@@ -6389,8 +6112,8 @@
       </w:tblPr>
       <w:tblGrid>
         <w:gridCol w:w="567"/>
-        <w:gridCol w:w="6166"/>
-        <w:gridCol w:w="2622"/>
+        <w:gridCol w:w="7248"/>
+        <w:gridCol w:w="1541"/>
       </w:tblGrid>
       <w:tr>
         <w:trPr>
@@ -6423,7 +6146,7 @@
         </w:tc>
         <w:tc>
           <w:tcPr>
-            <w:tcW w:type="dxa" w:w="6166"/>
+            <w:tcW w:type="dxa" w:w="7247"/>
             <w:shd w:val="clear" w:fill="E8E8E8"/>
           </w:tcPr>
           <w:p>
@@ -6447,7 +6170,7 @@
         </w:tc>
         <w:tc>
           <w:tcPr>
-            <w:tcW w:type="dxa" w:w="2622"/>
+            <w:tcW w:type="dxa" w:w="1541"/>
             <w:shd w:val="clear" w:fill="E8E8E8"/>
           </w:tcPr>
           <w:p>
@@ -6498,7 +6221,7 @@
         </w:tc>
         <w:tc>
           <w:tcPr>
-            <w:tcW w:type="dxa" w:w="6166"/>
+            <w:tcW w:type="dxa" w:w="7247"/>
           </w:tcPr>
           <w:p>
             <w:pPr>
@@ -6520,7 +6243,7 @@
         </w:tc>
         <w:tc>
           <w:tcPr>
-            <w:tcW w:type="dxa" w:w="2622"/>
+            <w:tcW w:type="dxa" w:w="1541"/>
           </w:tcPr>
           <w:p>
             <w:pPr>
@@ -6559,7 +6282,7 @@
         </w:tc>
         <w:tc>
           <w:tcPr>
-            <w:tcW w:type="dxa" w:w="6166"/>
+            <w:tcW w:type="dxa" w:w="7247"/>
           </w:tcPr>
           <w:p>
             <w:pPr>
@@ -6581,7 +6304,7 @@
         </w:tc>
         <w:tc>
           <w:tcPr>
-            <w:tcW w:type="dxa" w:w="2622"/>
+            <w:tcW w:type="dxa" w:w="1541"/>
           </w:tcPr>
           <w:p>
             <w:pPr>
@@ -6620,7 +6343,7 @@
         </w:tc>
         <w:tc>
           <w:tcPr>
-            <w:tcW w:type="dxa" w:w="6166"/>
+            <w:tcW w:type="dxa" w:w="7247"/>
           </w:tcPr>
           <w:p>
             <w:pPr>
@@ -6642,7 +6365,7 @@
         </w:tc>
         <w:tc>
           <w:tcPr>
-            <w:tcW w:type="dxa" w:w="2622"/>
+            <w:tcW w:type="dxa" w:w="1541"/>
           </w:tcPr>
           <w:p>
             <w:pPr>
@@ -6681,7 +6404,7 @@
         </w:tc>
         <w:tc>
           <w:tcPr>
-            <w:tcW w:type="dxa" w:w="6166"/>
+            <w:tcW w:type="dxa" w:w="7247"/>
           </w:tcPr>
           <w:p>
             <w:pPr>
@@ -6703,7 +6426,7 @@
         </w:tc>
         <w:tc>
           <w:tcPr>
-            <w:tcW w:type="dxa" w:w="2622"/>
+            <w:tcW w:type="dxa" w:w="1541"/>
           </w:tcPr>
           <w:p>
             <w:pPr>
@@ -7233,8 +6956,8 @@
         <w:tblLayout w:type="fixed"/>
       </w:tblPr>
       <w:tblGrid>
-        <w:gridCol w:w="4402"/>
-        <w:gridCol w:w="4953"/>
+        <w:gridCol w:w="5987"/>
+        <w:gridCol w:w="3368"/>
       </w:tblGrid>
       <w:tr>
         <w:trPr>
@@ -7243,7 +6966,7 @@
         </w:trPr>
         <w:tc>
           <w:tcPr>
-            <w:tcW w:type="dxa" w:w="4402"/>
+            <w:tcW w:type="dxa" w:w="5986"/>
             <w:shd w:val="clear" w:fill="E8E8E8"/>
           </w:tcPr>
           <w:p>
@@ -7267,7 +6990,7 @@
         </w:tc>
         <w:tc>
           <w:tcPr>
-            <w:tcW w:type="dxa" w:w="4953"/>
+            <w:tcW w:type="dxa" w:w="3368"/>
             <w:shd w:val="clear" w:fill="E8E8E8"/>
           </w:tcPr>
           <w:p>
@@ -7297,7 +7020,7 @@
         </w:trPr>
         <w:tc>
           <w:tcPr>
-            <w:tcW w:type="dxa" w:w="4402"/>
+            <w:tcW w:type="dxa" w:w="5986"/>
           </w:tcPr>
           <w:p>
             <w:pPr>
@@ -7320,7 +7043,7 @@
         </w:tc>
         <w:tc>
           <w:tcPr>
-            <w:tcW w:type="dxa" w:w="4953"/>
+            <w:tcW w:type="dxa" w:w="3368"/>
           </w:tcPr>
           <w:p>
             <w:pPr>
@@ -7339,7 +7062,7 @@
         </w:trPr>
         <w:tc>
           <w:tcPr>
-            <w:tcW w:type="dxa" w:w="4402"/>
+            <w:tcW w:type="dxa" w:w="5986"/>
           </w:tcPr>
           <w:p>
             <w:pPr>
@@ -7362,7 +7085,7 @@
         </w:tc>
         <w:tc>
           <w:tcPr>
-            <w:tcW w:type="dxa" w:w="4953"/>
+            <w:tcW w:type="dxa" w:w="3368"/>
           </w:tcPr>
           <w:p>
             <w:pPr>
@@ -7381,7 +7104,7 @@
         </w:trPr>
         <w:tc>
           <w:tcPr>
-            <w:tcW w:type="dxa" w:w="4402"/>
+            <w:tcW w:type="dxa" w:w="5986"/>
           </w:tcPr>
           <w:p>
             <w:pPr>
@@ -7404,7 +7127,7 @@
         </w:tc>
         <w:tc>
           <w:tcPr>
-            <w:tcW w:type="dxa" w:w="4953"/>
+            <w:tcW w:type="dxa" w:w="3368"/>
           </w:tcPr>
           <w:p>
             <w:pPr>
@@ -7423,7 +7146,7 @@
         </w:trPr>
         <w:tc>
           <w:tcPr>
-            <w:tcW w:type="dxa" w:w="4402"/>
+            <w:tcW w:type="dxa" w:w="5986"/>
           </w:tcPr>
           <w:p>
             <w:pPr>
@@ -7446,7 +7169,7 @@
         </w:tc>
         <w:tc>
           <w:tcPr>
-            <w:tcW w:type="dxa" w:w="4953"/>
+            <w:tcW w:type="dxa" w:w="3368"/>
           </w:tcPr>
           <w:p>
             <w:pPr>
@@ -7465,7 +7188,7 @@
         </w:trPr>
         <w:tc>
           <w:tcPr>
-            <w:tcW w:type="dxa" w:w="4402"/>
+            <w:tcW w:type="dxa" w:w="5986"/>
           </w:tcPr>
           <w:p>
             <w:pPr>
@@ -7488,7 +7211,7 @@
         </w:tc>
         <w:tc>
           <w:tcPr>
-            <w:tcW w:type="dxa" w:w="4953"/>
+            <w:tcW w:type="dxa" w:w="3368"/>
           </w:tcPr>
           <w:p>
             <w:pPr>
@@ -7507,7 +7230,7 @@
         </w:trPr>
         <w:tc>
           <w:tcPr>
-            <w:tcW w:type="dxa" w:w="4402"/>
+            <w:tcW w:type="dxa" w:w="5986"/>
           </w:tcPr>
           <w:p>
             <w:pPr>
@@ -7530,7 +7253,7 @@
         </w:tc>
         <w:tc>
           <w:tcPr>
-            <w:tcW w:type="dxa" w:w="4953"/>
+            <w:tcW w:type="dxa" w:w="3368"/>
           </w:tcPr>
           <w:p>
             <w:pPr>
@@ -7549,7 +7272,7 @@
         </w:trPr>
         <w:tc>
           <w:tcPr>
-            <w:tcW w:type="dxa" w:w="4402"/>
+            <w:tcW w:type="dxa" w:w="5986"/>
           </w:tcPr>
           <w:p>
             <w:pPr>
@@ -7571,7 +7294,7 @@
         </w:tc>
         <w:tc>
           <w:tcPr>
-            <w:tcW w:type="dxa" w:w="4953"/>
+            <w:tcW w:type="dxa" w:w="3368"/>
           </w:tcPr>
           <w:p>
             <w:pPr>
@@ -7673,6 +7396,7 @@
       <w:tr>
         <w:trPr>
           <w:cantSplit w:val="true"/>
+          <w:trHeight w:val="680" w:hRule="atLeast"/>
         </w:trPr>
         <w:tc>
           <w:tcPr>
@@ -7691,6 +7415,7 @@
       <w:tr>
         <w:trPr>
           <w:cantSplit w:val="true"/>
+          <w:trHeight w:val="680" w:hRule="atLeast"/>
         </w:trPr>
         <w:tc>
           <w:tcPr>
@@ -7709,6 +7434,7 @@
       <w:tr>
         <w:trPr>
           <w:cantSplit w:val="true"/>
+          <w:trHeight w:val="680" w:hRule="atLeast"/>
         </w:trPr>
         <w:tc>
           <w:tcPr>
@@ -7740,6 +7466,165 @@
       </w:r>
     </w:p>
     <w:p>
+      <w:r>
+        <w:rPr>
+          <w:rFonts w:ascii="Times New Roman" w:hAnsi="Times New Roman" w:cs="Times New Roman" w:eastAsia="Times New Roman"/>
+          <w:b/>
+          <w:i w:val="0"/>
+          <w:color w:val="000000"/>
+          <w:sz w:val="28"/>
+        </w:rPr>
+        <w:t>От заказчика</w:t>
+      </w:r>
+    </w:p>
+    <w:p>
+      <w:pPr>
+        <w:spacing w:before="120"/>
+        <w:ind w:firstLine="0"/>
+        <w:jc w:val="left"/>
+      </w:pPr>
+      <w:r>
+        <w:rPr>
+          <w:rFonts w:ascii="Times New Roman" w:hAnsi="Times New Roman" w:cs="Times New Roman" w:eastAsia="Times New Roman"/>
+          <w:b w:val="0"/>
+          <w:i w:val="0"/>
+          <w:color w:val="000000"/>
+          <w:sz w:val="28"/>
+        </w:rPr>
+        <w:t>Должность ______________________________________________________</w:t>
+      </w:r>
+    </w:p>
+    <w:p>
+      <w:pPr>
+        <w:spacing w:before="120"/>
+        <w:ind w:firstLine="0"/>
+        <w:jc w:val="left"/>
+      </w:pPr>
+      <w:r>
+        <w:rPr>
+          <w:rFonts w:ascii="Times New Roman" w:hAnsi="Times New Roman" w:cs="Times New Roman" w:eastAsia="Times New Roman"/>
+          <w:b w:val="0"/>
+          <w:i w:val="0"/>
+          <w:color w:val="000000"/>
+          <w:sz w:val="28"/>
+        </w:rPr>
+        <w:t>Фамилия, инициалы ______________________________________________</w:t>
+      </w:r>
+    </w:p>
+    <w:p>
+      <w:pPr>
+        <w:spacing w:before="120"/>
+        <w:ind w:firstLine="0"/>
+        <w:jc w:val="left"/>
+      </w:pPr>
+      <w:r>
+        <w:rPr>
+          <w:rFonts w:ascii="Times New Roman" w:hAnsi="Times New Roman" w:cs="Times New Roman" w:eastAsia="Times New Roman"/>
+          <w:b w:val="0"/>
+          <w:i w:val="0"/>
+          <w:color w:val="000000"/>
+          <w:sz w:val="28"/>
+        </w:rPr>
+        <w:t>Подпись ____________________ Дата «____» ______________ 20____ г.</w:t>
+      </w:r>
+    </w:p>
+    <w:p>
+      <w:r>
+        <w:rPr>
+          <w:rFonts w:ascii="Times New Roman" w:hAnsi="Times New Roman" w:cs="Times New Roman" w:eastAsia="Times New Roman"/>
+          <w:b/>
+          <w:i w:val="0"/>
+          <w:color w:val="000000"/>
+          <w:sz w:val="28"/>
+        </w:rPr>
+        <w:t>От разработчика</w:t>
+      </w:r>
+    </w:p>
+    <w:p>
+      <w:pPr>
+        <w:spacing w:before="120"/>
+        <w:ind w:firstLine="0"/>
+        <w:jc w:val="left"/>
+      </w:pPr>
+      <w:r>
+        <w:rPr>
+          <w:rFonts w:ascii="Times New Roman" w:hAnsi="Times New Roman" w:cs="Times New Roman" w:eastAsia="Times New Roman"/>
+          <w:b w:val="0"/>
+          <w:i w:val="0"/>
+          <w:color w:val="000000"/>
+          <w:sz w:val="28"/>
+        </w:rPr>
+        <w:t>Должность ______________________________________________________</w:t>
+      </w:r>
+    </w:p>
+    <w:p>
+      <w:pPr>
+        <w:spacing w:before="120"/>
+        <w:ind w:firstLine="0"/>
+        <w:jc w:val="left"/>
+      </w:pPr>
+      <w:r>
+        <w:rPr>
+          <w:rFonts w:ascii="Times New Roman" w:hAnsi="Times New Roman" w:cs="Times New Roman" w:eastAsia="Times New Roman"/>
+          <w:b w:val="0"/>
+          <w:i w:val="0"/>
+          <w:color w:val="000000"/>
+          <w:sz w:val="28"/>
+        </w:rPr>
+        <w:t>Фамилия, инициалы ______________________________________________</w:t>
+      </w:r>
+    </w:p>
+    <w:p>
+      <w:pPr>
+        <w:spacing w:before="120"/>
+        <w:ind w:firstLine="0"/>
+        <w:jc w:val="left"/>
+      </w:pPr>
+      <w:r>
+        <w:rPr>
+          <w:rFonts w:ascii="Times New Roman" w:hAnsi="Times New Roman" w:cs="Times New Roman" w:eastAsia="Times New Roman"/>
+          <w:b w:val="0"/>
+          <w:i w:val="0"/>
+          <w:color w:val="000000"/>
+          <w:sz w:val="28"/>
+        </w:rPr>
+        <w:t>Подпись ____________________ Дата «____» ______________ 20____ г.</w:t>
+      </w:r>
+    </w:p>
+    <w:p>
+      <w:r>
+        <w:br w:type="page"/>
+      </w:r>
+    </w:p>
+    <w:p>
+      <w:pPr>
+        <w:pStyle w:val="Heading1"/>
+        <w:ind w:firstLine="0"/>
+      </w:pPr>
+      <w:r>
+        <w:rPr>
+          <w:rFonts w:ascii="Times New Roman" w:hAnsi="Times New Roman" w:cs="Times New Roman" w:eastAsia="Times New Roman"/>
+          <w:b/>
+          <w:i w:val="0"/>
+          <w:color w:val="000000"/>
+          <w:sz w:val="32"/>
+        </w:rPr>
+        <w:t>ЛИСТ РЕГИСТРАЦИИ ИЗМЕНЕНИЙ</w:t>
+      </w:r>
+    </w:p>
+    <w:p>
+      <w:r>
+        <w:rPr>
+          <w:rFonts w:ascii="Times New Roman" w:hAnsi="Times New Roman" w:cs="Times New Roman" w:eastAsia="Times New Roman"/>
+          <w:b w:val="0"/>
+          <w:i w:val="0"/>
+          <w:color w:val="000000"/>
+          <w:sz w:val="28"/>
+        </w:rPr>
+        <w:t>В таблице фиксируются изменения документа. Версия повышается при выпуске новой редакции: вторая цифра при уточнениях и дополнениях, первая при переработке структуры или существенном изменении требований.</w:t>
+      </w:r>
+    </w:p>
+    <w:p>
       <w:pPr>
         <w:keepNext/>
         <w:spacing w:line="240" w:lineRule="auto" w:before="160" w:after="80"/>
@@ -7754,7 +7639,7 @@
           <w:color w:val="000000"/>
           <w:sz w:val="24"/>
         </w:rPr>
-        <w:t>Таблица 8.3 — Подписи сторон</w:t>
+        <w:t>Таблица - Регистрация изменений</w:t>
       </w:r>
     </w:p>
     <w:tbl>
@@ -7767,10 +7652,10 @@
         <w:tblLayout w:type="fixed"/>
       </w:tblPr>
       <w:tblGrid>
-        <w:gridCol w:w="2410"/>
-        <w:gridCol w:w="2315"/>
-        <w:gridCol w:w="2315"/>
-        <w:gridCol w:w="2315"/>
+        <w:gridCol w:w="1134"/>
+        <w:gridCol w:w="1701"/>
+        <w:gridCol w:w="2584"/>
+        <w:gridCol w:w="3937"/>
       </w:tblGrid>
       <w:tr>
         <w:trPr>
@@ -7779,7 +7664,7 @@
         </w:trPr>
         <w:tc>
           <w:tcPr>
-            <w:tcW w:type="dxa" w:w="2409"/>
+            <w:tcW w:type="dxa" w:w="1134"/>
             <w:shd w:val="clear" w:fill="E8E8E8"/>
           </w:tcPr>
           <w:p>
@@ -7797,61 +7682,13 @@
                 <w:color w:val="000000"/>
                 <w:sz w:val="24"/>
               </w:rPr>
-              <w:t>Сторона</w:t>
+              <w:t>Версия</w:t>
             </w:r>
           </w:p>
         </w:tc>
         <w:tc>
           <w:tcPr>
-            <w:tcW w:type="dxa" w:w="2315"/>
-            <w:shd w:val="clear" w:fill="E8E8E8"/>
-          </w:tcPr>
-          <w:p>
-            <w:pPr>
-              <w:keepNext/>
-              <w:spacing w:line="240" w:lineRule="auto" w:after="0"/>
-              <w:ind w:firstLine="0"/>
-              <w:jc w:val="left"/>
-            </w:pPr>
-            <w:r>
-              <w:rPr>
-                <w:rFonts w:ascii="Times New Roman" w:hAnsi="Times New Roman" w:cs="Times New Roman" w:eastAsia="Times New Roman"/>
-                <w:b/>
-                <w:i w:val="0"/>
-                <w:color w:val="000000"/>
-                <w:sz w:val="24"/>
-              </w:rPr>
-              <w:t>Должность и фамилия</w:t>
-            </w:r>
-          </w:p>
-        </w:tc>
-        <w:tc>
-          <w:tcPr>
-            <w:tcW w:type="dxa" w:w="2315"/>
-            <w:shd w:val="clear" w:fill="E8E8E8"/>
-          </w:tcPr>
-          <w:p>
-            <w:pPr>
-              <w:keepNext/>
-              <w:spacing w:line="240" w:lineRule="auto" w:after="0"/>
-              <w:ind w:firstLine="0"/>
-              <w:jc w:val="left"/>
-            </w:pPr>
-            <w:r>
-              <w:rPr>
-                <w:rFonts w:ascii="Times New Roman" w:hAnsi="Times New Roman" w:cs="Times New Roman" w:eastAsia="Times New Roman"/>
-                <w:b/>
-                <w:i w:val="0"/>
-                <w:color w:val="000000"/>
-                <w:sz w:val="24"/>
-              </w:rPr>
-              <w:t>Подпись</w:t>
-            </w:r>
-          </w:p>
-        </w:tc>
-        <w:tc>
-          <w:tcPr>
-            <w:tcW w:type="dxa" w:w="2315"/>
+            <w:tcW w:type="dxa" w:w="1701"/>
             <w:shd w:val="clear" w:fill="E8E8E8"/>
           </w:tcPr>
           <w:p>
@@ -7873,15 +7710,62 @@
             </w:r>
           </w:p>
         </w:tc>
+        <w:tc>
+          <w:tcPr>
+            <w:tcW w:type="dxa" w:w="2583"/>
+            <w:shd w:val="clear" w:fill="E8E8E8"/>
+          </w:tcPr>
+          <w:p>
+            <w:pPr>
+              <w:keepNext/>
+              <w:spacing w:line="240" w:lineRule="auto" w:after="0"/>
+              <w:ind w:firstLine="0"/>
+              <w:jc w:val="left"/>
+            </w:pPr>
+            <w:r>
+              <w:rPr>
+                <w:rFonts w:ascii="Times New Roman" w:hAnsi="Times New Roman" w:cs="Times New Roman" w:eastAsia="Times New Roman"/>
+                <w:b/>
+                <w:i w:val="0"/>
+                <w:color w:val="000000"/>
+                <w:sz w:val="24"/>
+              </w:rPr>
+              <w:t>Содержание изменения</w:t>
+            </w:r>
+          </w:p>
+        </w:tc>
+        <w:tc>
+          <w:tcPr>
+            <w:tcW w:type="dxa" w:w="3936"/>
+            <w:shd w:val="clear" w:fill="E8E8E8"/>
+          </w:tcPr>
+          <w:p>
+            <w:pPr>
+              <w:keepNext/>
+              <w:spacing w:line="240" w:lineRule="auto" w:after="0"/>
+              <w:ind w:firstLine="0"/>
+              <w:jc w:val="left"/>
+            </w:pPr>
+            <w:r>
+              <w:rPr>
+                <w:rFonts w:ascii="Times New Roman" w:hAnsi="Times New Roman" w:cs="Times New Roman" w:eastAsia="Times New Roman"/>
+                <w:b/>
+                <w:i w:val="0"/>
+                <w:color w:val="000000"/>
+                <w:sz w:val="24"/>
+              </w:rPr>
+              <w:t>Внёс</w:t>
+            </w:r>
+          </w:p>
+        </w:tc>
       </w:tr>
       <w:tr>
         <w:trPr>
           <w:cantSplit w:val="true"/>
-          <w:trHeight w:val="680" w:hRule="atLeast"/>
         </w:trPr>
         <w:tc>
           <w:tcPr>
-            <w:tcW w:type="dxa" w:w="2409"/>
+            <w:tcW w:type="dxa" w:w="1134"/>
           </w:tcPr>
           <w:p>
             <w:pPr>
@@ -7898,13 +7782,13 @@
                 <w:color w:val="000000"/>
                 <w:sz w:val="24"/>
               </w:rPr>
-              <w:t>Эксплуатирующая организация</w:t>
+              <w:t>1.0</w:t>
             </w:r>
           </w:p>
         </w:tc>
         <w:tc>
           <w:tcPr>
-            <w:tcW w:type="dxa" w:w="2315"/>
+            <w:tcW w:type="dxa" w:w="1701"/>
           </w:tcPr>
           <w:p>
             <w:pPr>
@@ -7913,11 +7797,21 @@
               <w:ind w:firstLine="0"/>
               <w:jc w:val="left"/>
             </w:pPr>
+            <w:r>
+              <w:rPr>
+                <w:rFonts w:ascii="Times New Roman" w:hAnsi="Times New Roman" w:cs="Times New Roman" w:eastAsia="Times New Roman"/>
+                <w:b w:val="0"/>
+                <w:i w:val="0"/>
+                <w:color w:val="000000"/>
+                <w:sz w:val="24"/>
+              </w:rPr>
+              <w:t>28.07.2026</w:t>
+            </w:r>
           </w:p>
         </w:tc>
         <w:tc>
           <w:tcPr>
-            <w:tcW w:type="dxa" w:w="2315"/>
+            <w:tcW w:type="dxa" w:w="2583"/>
           </w:tcPr>
           <w:p>
             <w:pPr>
@@ -7926,11 +7820,21 @@
               <w:ind w:firstLine="0"/>
               <w:jc w:val="left"/>
             </w:pPr>
+            <w:r>
+              <w:rPr>
+                <w:rFonts w:ascii="Times New Roman" w:hAnsi="Times New Roman" w:cs="Times New Roman" w:eastAsia="Times New Roman"/>
+                <w:b w:val="0"/>
+                <w:i w:val="0"/>
+                <w:color w:val="000000"/>
+                <w:sz w:val="24"/>
+              </w:rPr>
+              <w:t>Первая редакция</w:t>
+            </w:r>
           </w:p>
         </w:tc>
         <w:tc>
           <w:tcPr>
-            <w:tcW w:type="dxa" w:w="2315"/>
+            <w:tcW w:type="dxa" w:w="3936"/>
           </w:tcPr>
           <w:p>
             <w:pPr>
@@ -7949,29 +7853,297 @@
         </w:trPr>
         <w:tc>
           <w:tcPr>
-            <w:tcW w:type="dxa" w:w="2409"/>
+            <w:tcW w:type="dxa" w:w="1134"/>
           </w:tcPr>
           <w:p>
             <w:pPr>
+              <w:keepNext/>
               <w:spacing w:line="240" w:lineRule="auto" w:after="0"/>
               <w:ind w:firstLine="0"/>
               <w:jc w:val="left"/>
             </w:pPr>
-            <w:r>
-              <w:rPr>
-                <w:rFonts w:ascii="Times New Roman" w:hAnsi="Times New Roman" w:cs="Times New Roman" w:eastAsia="Times New Roman"/>
-                <w:b w:val="0"/>
-                <w:i w:val="0"/>
-                <w:color w:val="000000"/>
-                <w:sz w:val="24"/>
-              </w:rPr>
-              <w:t>Разработчик</w:t>
-            </w:r>
           </w:p>
         </w:tc>
         <w:tc>
           <w:tcPr>
-            <w:tcW w:type="dxa" w:w="2315"/>
+            <w:tcW w:type="dxa" w:w="1701"/>
+          </w:tcPr>
+          <w:p>
+            <w:pPr>
+              <w:keepNext/>
+              <w:spacing w:line="240" w:lineRule="auto" w:after="0"/>
+              <w:ind w:firstLine="0"/>
+              <w:jc w:val="left"/>
+            </w:pPr>
+          </w:p>
+        </w:tc>
+        <w:tc>
+          <w:tcPr>
+            <w:tcW w:type="dxa" w:w="2583"/>
+          </w:tcPr>
+          <w:p>
+            <w:pPr>
+              <w:keepNext/>
+              <w:spacing w:line="240" w:lineRule="auto" w:after="0"/>
+              <w:ind w:firstLine="0"/>
+              <w:jc w:val="left"/>
+            </w:pPr>
+          </w:p>
+        </w:tc>
+        <w:tc>
+          <w:tcPr>
+            <w:tcW w:type="dxa" w:w="3936"/>
+          </w:tcPr>
+          <w:p>
+            <w:pPr>
+              <w:keepNext/>
+              <w:spacing w:line="240" w:lineRule="auto" w:after="0"/>
+              <w:ind w:firstLine="0"/>
+              <w:jc w:val="left"/>
+            </w:pPr>
+          </w:p>
+        </w:tc>
+      </w:tr>
+      <w:tr>
+        <w:trPr>
+          <w:cantSplit w:val="true"/>
+          <w:trHeight w:val="680" w:hRule="atLeast"/>
+        </w:trPr>
+        <w:tc>
+          <w:tcPr>
+            <w:tcW w:type="dxa" w:w="1134"/>
+          </w:tcPr>
+          <w:p>
+            <w:pPr>
+              <w:keepNext/>
+              <w:spacing w:line="240" w:lineRule="auto" w:after="0"/>
+              <w:ind w:firstLine="0"/>
+              <w:jc w:val="left"/>
+            </w:pPr>
+          </w:p>
+        </w:tc>
+        <w:tc>
+          <w:tcPr>
+            <w:tcW w:type="dxa" w:w="1701"/>
+          </w:tcPr>
+          <w:p>
+            <w:pPr>
+              <w:keepNext/>
+              <w:spacing w:line="240" w:lineRule="auto" w:after="0"/>
+              <w:ind w:firstLine="0"/>
+              <w:jc w:val="left"/>
+            </w:pPr>
+          </w:p>
+        </w:tc>
+        <w:tc>
+          <w:tcPr>
+            <w:tcW w:type="dxa" w:w="2583"/>
+          </w:tcPr>
+          <w:p>
+            <w:pPr>
+              <w:keepNext/>
+              <w:spacing w:line="240" w:lineRule="auto" w:after="0"/>
+              <w:ind w:firstLine="0"/>
+              <w:jc w:val="left"/>
+            </w:pPr>
+          </w:p>
+        </w:tc>
+        <w:tc>
+          <w:tcPr>
+            <w:tcW w:type="dxa" w:w="3936"/>
+          </w:tcPr>
+          <w:p>
+            <w:pPr>
+              <w:keepNext/>
+              <w:spacing w:line="240" w:lineRule="auto" w:after="0"/>
+              <w:ind w:firstLine="0"/>
+              <w:jc w:val="left"/>
+            </w:pPr>
+          </w:p>
+        </w:tc>
+      </w:tr>
+      <w:tr>
+        <w:trPr>
+          <w:cantSplit w:val="true"/>
+          <w:trHeight w:val="680" w:hRule="atLeast"/>
+        </w:trPr>
+        <w:tc>
+          <w:tcPr>
+            <w:tcW w:type="dxa" w:w="1134"/>
+          </w:tcPr>
+          <w:p>
+            <w:pPr>
+              <w:keepNext/>
+              <w:spacing w:line="240" w:lineRule="auto" w:after="0"/>
+              <w:ind w:firstLine="0"/>
+              <w:jc w:val="left"/>
+            </w:pPr>
+          </w:p>
+        </w:tc>
+        <w:tc>
+          <w:tcPr>
+            <w:tcW w:type="dxa" w:w="1701"/>
+          </w:tcPr>
+          <w:p>
+            <w:pPr>
+              <w:keepNext/>
+              <w:spacing w:line="240" w:lineRule="auto" w:after="0"/>
+              <w:ind w:firstLine="0"/>
+              <w:jc w:val="left"/>
+            </w:pPr>
+          </w:p>
+        </w:tc>
+        <w:tc>
+          <w:tcPr>
+            <w:tcW w:type="dxa" w:w="2583"/>
+          </w:tcPr>
+          <w:p>
+            <w:pPr>
+              <w:keepNext/>
+              <w:spacing w:line="240" w:lineRule="auto" w:after="0"/>
+              <w:ind w:firstLine="0"/>
+              <w:jc w:val="left"/>
+            </w:pPr>
+          </w:p>
+        </w:tc>
+        <w:tc>
+          <w:tcPr>
+            <w:tcW w:type="dxa" w:w="3936"/>
+          </w:tcPr>
+          <w:p>
+            <w:pPr>
+              <w:keepNext/>
+              <w:spacing w:line="240" w:lineRule="auto" w:after="0"/>
+              <w:ind w:firstLine="0"/>
+              <w:jc w:val="left"/>
+            </w:pPr>
+          </w:p>
+        </w:tc>
+      </w:tr>
+      <w:tr>
+        <w:trPr>
+          <w:cantSplit w:val="true"/>
+          <w:trHeight w:val="680" w:hRule="atLeast"/>
+        </w:trPr>
+        <w:tc>
+          <w:tcPr>
+            <w:tcW w:type="dxa" w:w="1134"/>
+          </w:tcPr>
+          <w:p>
+            <w:pPr>
+              <w:keepNext/>
+              <w:spacing w:line="240" w:lineRule="auto" w:after="0"/>
+              <w:ind w:firstLine="0"/>
+              <w:jc w:val="left"/>
+            </w:pPr>
+          </w:p>
+        </w:tc>
+        <w:tc>
+          <w:tcPr>
+            <w:tcW w:type="dxa" w:w="1701"/>
+          </w:tcPr>
+          <w:p>
+            <w:pPr>
+              <w:keepNext/>
+              <w:spacing w:line="240" w:lineRule="auto" w:after="0"/>
+              <w:ind w:firstLine="0"/>
+              <w:jc w:val="left"/>
+            </w:pPr>
+          </w:p>
+        </w:tc>
+        <w:tc>
+          <w:tcPr>
+            <w:tcW w:type="dxa" w:w="2583"/>
+          </w:tcPr>
+          <w:p>
+            <w:pPr>
+              <w:keepNext/>
+              <w:spacing w:line="240" w:lineRule="auto" w:after="0"/>
+              <w:ind w:firstLine="0"/>
+              <w:jc w:val="left"/>
+            </w:pPr>
+          </w:p>
+        </w:tc>
+        <w:tc>
+          <w:tcPr>
+            <w:tcW w:type="dxa" w:w="3936"/>
+          </w:tcPr>
+          <w:p>
+            <w:pPr>
+              <w:keepNext/>
+              <w:spacing w:line="240" w:lineRule="auto" w:after="0"/>
+              <w:ind w:firstLine="0"/>
+              <w:jc w:val="left"/>
+            </w:pPr>
+          </w:p>
+        </w:tc>
+      </w:tr>
+      <w:tr>
+        <w:trPr>
+          <w:cantSplit w:val="true"/>
+          <w:trHeight w:val="680" w:hRule="atLeast"/>
+        </w:trPr>
+        <w:tc>
+          <w:tcPr>
+            <w:tcW w:type="dxa" w:w="1134"/>
+          </w:tcPr>
+          <w:p>
+            <w:pPr>
+              <w:keepNext/>
+              <w:spacing w:line="240" w:lineRule="auto" w:after="0"/>
+              <w:ind w:firstLine="0"/>
+              <w:jc w:val="left"/>
+            </w:pPr>
+          </w:p>
+        </w:tc>
+        <w:tc>
+          <w:tcPr>
+            <w:tcW w:type="dxa" w:w="1701"/>
+          </w:tcPr>
+          <w:p>
+            <w:pPr>
+              <w:keepNext/>
+              <w:spacing w:line="240" w:lineRule="auto" w:after="0"/>
+              <w:ind w:firstLine="0"/>
+              <w:jc w:val="left"/>
+            </w:pPr>
+          </w:p>
+        </w:tc>
+        <w:tc>
+          <w:tcPr>
+            <w:tcW w:type="dxa" w:w="2583"/>
+          </w:tcPr>
+          <w:p>
+            <w:pPr>
+              <w:keepNext/>
+              <w:spacing w:line="240" w:lineRule="auto" w:after="0"/>
+              <w:ind w:firstLine="0"/>
+              <w:jc w:val="left"/>
+            </w:pPr>
+          </w:p>
+        </w:tc>
+        <w:tc>
+          <w:tcPr>
+            <w:tcW w:type="dxa" w:w="3936"/>
+          </w:tcPr>
+          <w:p>
+            <w:pPr>
+              <w:keepNext/>
+              <w:spacing w:line="240" w:lineRule="auto" w:after="0"/>
+              <w:ind w:firstLine="0"/>
+              <w:jc w:val="left"/>
+            </w:pPr>
+          </w:p>
+        </w:tc>
+      </w:tr>
+      <w:tr>
+        <w:trPr>
+          <w:cantSplit w:val="true"/>
+          <w:trHeight w:val="680" w:hRule="atLeast"/>
+        </w:trPr>
+        <w:tc>
+          <w:tcPr>
+            <w:tcW w:type="dxa" w:w="1134"/>
           </w:tcPr>
           <w:p>
             <w:pPr>
@@ -7983,7 +8155,7 @@
         </w:tc>
         <w:tc>
           <w:tcPr>
-            <w:tcW w:type="dxa" w:w="2315"/>
+            <w:tcW w:type="dxa" w:w="1701"/>
           </w:tcPr>
           <w:p>
             <w:pPr>
@@ -7995,7 +8167,19 @@
         </w:tc>
         <w:tc>
           <w:tcPr>
-            <w:tcW w:type="dxa" w:w="2315"/>
+            <w:tcW w:type="dxa" w:w="2583"/>
+          </w:tcPr>
+          <w:p>
+            <w:pPr>
+              <w:spacing w:line="240" w:lineRule="auto" w:after="0"/>
+              <w:ind w:firstLine="0"/>
+              <w:jc w:val="left"/>
+            </w:pPr>
+          </w:p>
+        </w:tc>
+        <w:tc>
+          <w:tcPr>
+            <w:tcW w:type="dxa" w:w="3936"/>
           </w:tcPr>
           <w:p>
             <w:pPr>

--- a/Документация/Критерии завершения пилотного периода/Критерии завершения пилотного периода.docx
+++ b/Документация/Критерии завершения пилотного периода/Критерии завершения пилотного периода.docx
@@ -1117,8 +1117,7 @@
         <w:tblLayout w:type="fixed"/>
       </w:tblPr>
       <w:tblGrid>
-        <w:gridCol w:w="2558"/>
-        <w:gridCol w:w="6797"/>
+        <w:gridCol w:w="9356"/>
       </w:tblGrid>
       <w:tr>
         <w:trPr>
@@ -1127,31 +1126,7 @@
         </w:trPr>
         <w:tc>
           <w:tcPr>
-            <w:tcW w:type="dxa" w:w="2558"/>
-            <w:shd w:val="clear" w:fill="E8E8E8"/>
-          </w:tcPr>
-          <w:p>
-            <w:pPr>
-              <w:keepNext/>
-              <w:spacing w:line="240" w:lineRule="auto" w:after="0"/>
-              <w:ind w:firstLine="0"/>
-              <w:jc w:val="left"/>
-            </w:pPr>
-            <w:r>
-              <w:rPr>
-                <w:rFonts w:ascii="Times New Roman" w:hAnsi="Times New Roman" w:cs="Times New Roman" w:eastAsia="Times New Roman"/>
-                <w:b/>
-                <w:i w:val="0"/>
-                <w:color w:val="000000"/>
-                <w:sz w:val="24"/>
-              </w:rPr>
-              <w:t>Сторона</w:t>
-            </w:r>
-          </w:p>
-        </w:tc>
-        <w:tc>
-          <w:tcPr>
-            <w:tcW w:type="dxa" w:w="6797"/>
+            <w:tcW w:type="dxa" w:w="9354"/>
             <w:shd w:val="clear" w:fill="E8E8E8"/>
           </w:tcPr>
           <w:p>
@@ -1181,29 +1156,7 @@
         </w:trPr>
         <w:tc>
           <w:tcPr>
-            <w:tcW w:type="dxa" w:w="2558"/>
-          </w:tcPr>
-          <w:p>
-            <w:pPr>
-              <w:spacing w:line="240" w:lineRule="auto" w:after="0"/>
-              <w:ind w:firstLine="0"/>
-              <w:jc w:val="left"/>
-            </w:pPr>
-            <w:r>
-              <w:rPr>
-                <w:rFonts w:ascii="Times New Roman" w:hAnsi="Times New Roman" w:cs="Times New Roman" w:eastAsia="Times New Roman"/>
-                <w:b w:val="0"/>
-                <w:i w:val="0"/>
-                <w:color w:val="000000"/>
-                <w:sz w:val="24"/>
-              </w:rPr>
-              <w:t>Заказчик</w:t>
-            </w:r>
-          </w:p>
-        </w:tc>
-        <w:tc>
-          <w:tcPr>
-            <w:tcW w:type="dxa" w:w="6797"/>
+            <w:tcW w:type="dxa" w:w="9354"/>
           </w:tcPr>
           <w:p>
             <w:pPr>
@@ -1221,29 +1174,7 @@
         </w:trPr>
         <w:tc>
           <w:tcPr>
-            <w:tcW w:type="dxa" w:w="2558"/>
-          </w:tcPr>
-          <w:p>
-            <w:pPr>
-              <w:spacing w:line="240" w:lineRule="auto" w:after="0"/>
-              <w:ind w:firstLine="0"/>
-              <w:jc w:val="left"/>
-            </w:pPr>
-            <w:r>
-              <w:rPr>
-                <w:rFonts w:ascii="Times New Roman" w:hAnsi="Times New Roman" w:cs="Times New Roman" w:eastAsia="Times New Roman"/>
-                <w:b w:val="0"/>
-                <w:i w:val="0"/>
-                <w:color w:val="000000"/>
-                <w:sz w:val="24"/>
-              </w:rPr>
-              <w:t>Разработчик</w:t>
-            </w:r>
-          </w:p>
-        </w:tc>
-        <w:tc>
-          <w:tcPr>
-            <w:tcW w:type="dxa" w:w="6797"/>
+            <w:tcW w:type="dxa" w:w="9354"/>
           </w:tcPr>
           <w:p>
             <w:pPr>
@@ -7469,12 +7400,12 @@
       <w:r>
         <w:rPr>
           <w:rFonts w:ascii="Times New Roman" w:hAnsi="Times New Roman" w:cs="Times New Roman" w:eastAsia="Times New Roman"/>
-          <w:b/>
+          <w:b w:val="0"/>
           <w:i w:val="0"/>
           <w:color w:val="000000"/>
           <w:sz w:val="28"/>
         </w:rPr>
-        <w:t>От заказчика</w:t>
+        <w:t>Результат подтверждают ответственные лица со стороны организации и со стороны разработчика.</w:t>
       </w:r>
     </w:p>
     <w:p>
@@ -7529,15 +7460,18 @@
       </w:r>
     </w:p>
     <w:p>
+      <w:pPr>
+        <w:spacing w:after="0"/>
+        <w:ind w:firstLine="0"/>
+      </w:pPr>
       <w:r>
         <w:rPr>
           <w:rFonts w:ascii="Times New Roman" w:hAnsi="Times New Roman" w:cs="Times New Roman" w:eastAsia="Times New Roman"/>
-          <w:b/>
+          <w:b w:val="0"/>
           <w:i w:val="0"/>
           <w:color w:val="000000"/>
           <w:sz w:val="28"/>
         </w:rPr>
-        <w:t>От разработчика</w:t>
       </w:r>
     </w:p>
     <w:p>

--- a/Документация/Критерии завершения пилотного периода/Критерии завершения пилотного периода.docx
+++ b/Документация/Критерии завершения пилотного периода/Критерии завершения пилотного периода.docx
@@ -177,7 +177,7 @@
           <w:color w:val="000000"/>
           <w:sz w:val="26"/>
         </w:rPr>
-        <w:t>Версия документа: 1.0</w:t>
+        <w:t>Версия документа: 1.1</w:t>
       </w:r>
     </w:p>
     <w:p>
@@ -648,7 +648,7 @@
           <w:sz w:val="26"/>
         </w:rPr>
         <w:tab/>
-        <w:t>9</w:t>
+        <w:t>8</w:t>
       </w:r>
     </w:p>
     <w:p>
@@ -4178,7 +4178,7 @@
           <w:color w:val="000000"/>
           <w:sz w:val="28"/>
         </w:rPr>
-        <w:t>Показатели снимаются по журналу запросов.</w:t>
+        <w:t>Первые два показателя снимаются по журналу запросов, два последних - средствами наблюдения подразделения информационных технологий.</w:t>
       </w:r>
     </w:p>
     <w:p>
@@ -4210,9 +4210,9 @@
       </w:tblPr>
       <w:tblGrid>
         <w:gridCol w:w="567"/>
-        <w:gridCol w:w="3771"/>
-        <w:gridCol w:w="3316"/>
-        <w:gridCol w:w="1701"/>
+        <w:gridCol w:w="4382"/>
+        <w:gridCol w:w="2465"/>
+        <w:gridCol w:w="1941"/>
       </w:tblGrid>
       <w:tr>
         <w:trPr>
@@ -4245,7 +4245,7 @@
         </w:tc>
         <w:tc>
           <w:tcPr>
-            <w:tcW w:type="dxa" w:w="3771"/>
+            <w:tcW w:type="dxa" w:w="4381"/>
             <w:shd w:val="clear" w:fill="E8E8E8"/>
           </w:tcPr>
           <w:p>
@@ -4269,7 +4269,7 @@
         </w:tc>
         <w:tc>
           <w:tcPr>
-            <w:tcW w:type="dxa" w:w="3316"/>
+            <w:tcW w:type="dxa" w:w="2465"/>
             <w:shd w:val="clear" w:fill="E8E8E8"/>
           </w:tcPr>
           <w:p>
@@ -4293,7 +4293,7 @@
         </w:tc>
         <w:tc>
           <w:tcPr>
-            <w:tcW w:type="dxa" w:w="1701"/>
+            <w:tcW w:type="dxa" w:w="1941"/>
             <w:shd w:val="clear" w:fill="E8E8E8"/>
           </w:tcPr>
           <w:p>
@@ -4344,7 +4344,7 @@
         </w:tc>
         <w:tc>
           <w:tcPr>
-            <w:tcW w:type="dxa" w:w="3771"/>
+            <w:tcW w:type="dxa" w:w="4381"/>
           </w:tcPr>
           <w:p>
             <w:pPr>
@@ -4366,7 +4366,7 @@
         </w:tc>
         <w:tc>
           <w:tcPr>
-            <w:tcW w:type="dxa" w:w="3316"/>
+            <w:tcW w:type="dxa" w:w="2465"/>
           </w:tcPr>
           <w:p>
             <w:pPr>
@@ -4388,7 +4388,7 @@
         </w:tc>
         <w:tc>
           <w:tcPr>
-            <w:tcW w:type="dxa" w:w="1701"/>
+            <w:tcW w:type="dxa" w:w="1941"/>
           </w:tcPr>
           <w:p>
             <w:pPr>
@@ -4427,7 +4427,7 @@
         </w:tc>
         <w:tc>
           <w:tcPr>
-            <w:tcW w:type="dxa" w:w="3771"/>
+            <w:tcW w:type="dxa" w:w="4381"/>
           </w:tcPr>
           <w:p>
             <w:pPr>
@@ -4443,13 +4443,13 @@
                 <w:color w:val="000000"/>
                 <w:sz w:val="24"/>
               </w:rPr>
-              <w:t>Время отклика основных экранов</w:t>
+              <w:t>Среднее время ответа системы</w:t>
             </w:r>
           </w:p>
         </w:tc>
         <w:tc>
           <w:tcPr>
-            <w:tcW w:type="dxa" w:w="3316"/>
+            <w:tcW w:type="dxa" w:w="2465"/>
           </w:tcPr>
           <w:p>
             <w:pPr>
@@ -4465,13 +4465,13 @@
                 <w:color w:val="000000"/>
                 <w:sz w:val="24"/>
               </w:rPr>
-              <w:t>Не более 3 секунд для 95 процентов запросов</w:t>
+              <w:t>Не более 1 секунды</w:t>
             </w:r>
           </w:p>
         </w:tc>
         <w:tc>
           <w:tcPr>
-            <w:tcW w:type="dxa" w:w="1701"/>
+            <w:tcW w:type="dxa" w:w="1941"/>
           </w:tcPr>
           <w:p>
             <w:pPr>
@@ -4510,7 +4510,7 @@
         </w:tc>
         <w:tc>
           <w:tcPr>
-            <w:tcW w:type="dxa" w:w="3771"/>
+            <w:tcW w:type="dxa" w:w="4381"/>
           </w:tcPr>
           <w:p>
             <w:pPr>
@@ -4532,7 +4532,7 @@
         </w:tc>
         <w:tc>
           <w:tcPr>
-            <w:tcW w:type="dxa" w:w="3316"/>
+            <w:tcW w:type="dxa" w:w="2465"/>
           </w:tcPr>
           <w:p>
             <w:pPr>
@@ -4554,7 +4554,7 @@
         </w:tc>
         <w:tc>
           <w:tcPr>
-            <w:tcW w:type="dxa" w:w="1701"/>
+            <w:tcW w:type="dxa" w:w="1941"/>
           </w:tcPr>
           <w:p>
             <w:pPr>
@@ -4593,7 +4593,7 @@
         </w:tc>
         <w:tc>
           <w:tcPr>
-            <w:tcW w:type="dxa" w:w="3771"/>
+            <w:tcW w:type="dxa" w:w="4381"/>
           </w:tcPr>
           <w:p>
             <w:pPr>
@@ -4615,7 +4615,7 @@
         </w:tc>
         <w:tc>
           <w:tcPr>
-            <w:tcW w:type="dxa" w:w="3316"/>
+            <w:tcW w:type="dxa" w:w="2465"/>
           </w:tcPr>
           <w:p>
             <w:pPr>
@@ -4637,7 +4637,7 @@
         </w:tc>
         <w:tc>
           <w:tcPr>
-            <w:tcW w:type="dxa" w:w="1701"/>
+            <w:tcW w:type="dxa" w:w="1941"/>
           </w:tcPr>
           <w:p>
             <w:pPr>
@@ -4645,6 +4645,75 @@
               <w:ind w:firstLine="0"/>
               <w:jc w:val="left"/>
             </w:pPr>
+          </w:p>
+        </w:tc>
+      </w:tr>
+    </w:tbl>
+    <w:p>
+      <w:pPr>
+        <w:spacing w:after="0" w:line="240" w:lineRule="auto"/>
+        <w:ind w:firstLine="0"/>
+      </w:pPr>
+      <w:r>
+        <w:rPr>
+          <w:rFonts w:ascii="Times New Roman" w:hAnsi="Times New Roman" w:cs="Times New Roman" w:eastAsia="Times New Roman"/>
+          <w:b w:val="0"/>
+          <w:i w:val="0"/>
+          <w:color w:val="000000"/>
+          <w:sz w:val="12"/>
+        </w:rPr>
+      </w:r>
+    </w:p>
+    <w:tbl>
+      <w:tblPr>
+        <w:tblW w:type="auto" w:w="0"/>
+        <w:tblLayout w:type="fixed"/>
+        <w:tblLook w:firstColumn="1" w:firstRow="1" w:lastColumn="0" w:lastRow="0" w:noHBand="0" w:noVBand="1" w:val="04A0"/>
+        <w:tblLayout w:type="fixed"/>
+      </w:tblPr>
+      <w:tblGrid>
+        <w:gridCol w:w="9356"/>
+      </w:tblGrid>
+      <w:tr>
+        <w:trPr>
+          <w:cantSplit w:val="true"/>
+        </w:trPr>
+        <w:tc>
+          <w:tcPr>
+            <w:tcW w:type="dxa" w:w="9354"/>
+            <w:shd w:val="clear" w:fill="EAF1F8"/>
+            <w:tcBorders>
+              <w:left w:val="single" w:sz="24" w:color="2C6FA6"/>
+              <w:top w:val="single" w:sz="4" w:color="EAF1F8"/>
+              <w:bottom w:val="single" w:sz="4" w:color="EAF1F8"/>
+              <w:right w:val="single" w:sz="4" w:color="EAF1F8"/>
+            </w:tcBorders>
+          </w:tcPr>
+          <w:p>
+            <w:pPr>
+              <w:spacing w:line="288" w:lineRule="auto" w:after="0"/>
+              <w:ind w:firstLine="0"/>
+            </w:pPr>
+            <w:r>
+              <w:rPr>
+                <w:rFonts w:ascii="Times New Roman" w:hAnsi="Times New Roman" w:cs="Times New Roman" w:eastAsia="Times New Roman"/>
+                <w:b/>
+                <w:i w:val="0"/>
+                <w:color w:val="2C6FA6"/>
+                <w:sz w:val="26"/>
+              </w:rPr>
+              <w:t xml:space="preserve">ПРИМЕЧАНИЕ. </w:t>
+            </w:r>
+            <w:r>
+              <w:rPr>
+                <w:rFonts w:ascii="Times New Roman" w:hAnsi="Times New Roman" w:cs="Times New Roman" w:eastAsia="Times New Roman"/>
+                <w:b w:val="0"/>
+                <w:i w:val="0"/>
+                <w:color w:val="000000"/>
+                <w:sz w:val="26"/>
+              </w:rPr>
+              <w:t>Журнал запросов показывает среднее время ответа и позволяет отобрать запросы по коду ответа за период. Долю ошибок считают отношением числа запросов с кодом ответа 500 и выше к общему числу за тот же период; выгрузка журнала в электронную таблицу для этого предусмотрена.</w:t>
+            </w:r>
           </w:p>
         </w:tc>
       </w:tr>
@@ -4689,7 +4758,7 @@
           <w:color w:val="000000"/>
           <w:sz w:val="28"/>
         </w:rPr>
-        <w:t>Раздел фиксирует, какая работа фактически прошла через систему. Эти сведения не являются критериями: они показывают, насколько представительна выборка, на которой сделаны выводы. Значения снимаются в конструкторе отчётов системы.</w:t>
+        <w:t>Раздел фиксирует, какая работа фактически прошла через систему. Эти сведения не являются критериями: они показывают, насколько представительна выборка, на которой сделаны выводы. Часть значений снимается готовыми метриками конструктора отчётов, остальные - выгрузкой списка и подсчётом строк, порядок указан в таблице.</w:t>
       </w:r>
     </w:p>
     <w:p>
@@ -4720,8 +4789,9 @@
         <w:tblLayout w:type="fixed"/>
       </w:tblPr>
       <w:tblGrid>
-        <w:gridCol w:w="6460"/>
-        <w:gridCol w:w="2895"/>
+        <w:gridCol w:w="3605"/>
+        <w:gridCol w:w="4121"/>
+        <w:gridCol w:w="1630"/>
       </w:tblGrid>
       <w:tr>
         <w:trPr>
@@ -4730,7 +4800,7 @@
         </w:trPr>
         <w:tc>
           <w:tcPr>
-            <w:tcW w:type="dxa" w:w="6460"/>
+            <w:tcW w:type="dxa" w:w="3604"/>
             <w:shd w:val="clear" w:fill="E8E8E8"/>
           </w:tcPr>
           <w:p>
@@ -4754,7 +4824,31 @@
         </w:tc>
         <w:tc>
           <w:tcPr>
-            <w:tcW w:type="dxa" w:w="2895"/>
+            <w:tcW w:type="dxa" w:w="4121"/>
+            <w:shd w:val="clear" w:fill="E8E8E8"/>
+          </w:tcPr>
+          <w:p>
+            <w:pPr>
+              <w:keepNext/>
+              <w:spacing w:line="240" w:lineRule="auto" w:after="0"/>
+              <w:ind w:firstLine="0"/>
+              <w:jc w:val="left"/>
+            </w:pPr>
+            <w:r>
+              <w:rPr>
+                <w:rFonts w:ascii="Times New Roman" w:hAnsi="Times New Roman" w:cs="Times New Roman" w:eastAsia="Times New Roman"/>
+                <w:b/>
+                <w:i w:val="0"/>
+                <w:color w:val="000000"/>
+                <w:sz w:val="24"/>
+              </w:rPr>
+              <w:t>Откуда берётся</w:t>
+            </w:r>
+          </w:p>
+        </w:tc>
+        <w:tc>
+          <w:tcPr>
+            <w:tcW w:type="dxa" w:w="1630"/>
             <w:shd w:val="clear" w:fill="E8E8E8"/>
           </w:tcPr>
           <w:p>
@@ -4780,15 +4874,13 @@
       <w:tr>
         <w:trPr>
           <w:cantSplit w:val="true"/>
-          <w:trHeight w:val="680" w:hRule="atLeast"/>
         </w:trPr>
         <w:tc>
           <w:tcPr>
-            <w:tcW w:type="dxa" w:w="6460"/>
+            <w:tcW w:type="dxa" w:w="3604"/>
           </w:tcPr>
           <w:p>
             <w:pPr>
-              <w:keepNext/>
               <w:spacing w:line="240" w:lineRule="auto" w:after="0"/>
               <w:ind w:firstLine="0"/>
               <w:jc w:val="left"/>
@@ -4807,11 +4899,32 @@
         </w:tc>
         <w:tc>
           <w:tcPr>
-            <w:tcW w:type="dxa" w:w="2895"/>
+            <w:tcW w:type="dxa" w:w="4121"/>
           </w:tcPr>
           <w:p>
             <w:pPr>
-              <w:keepNext/>
+              <w:spacing w:line="240" w:lineRule="auto" w:after="0"/>
+              <w:ind w:firstLine="0"/>
+              <w:jc w:val="left"/>
+            </w:pPr>
+            <w:r>
+              <w:rPr>
+                <w:rFonts w:ascii="Times New Roman" w:hAnsi="Times New Roman" w:cs="Times New Roman" w:eastAsia="Times New Roman"/>
+                <w:b w:val="0"/>
+                <w:i w:val="0"/>
+                <w:color w:val="000000"/>
+                <w:sz w:val="24"/>
+              </w:rPr>
+              <w:t>Метрика «Количество заявок»</w:t>
+            </w:r>
+          </w:p>
+        </w:tc>
+        <w:tc>
+          <w:tcPr>
+            <w:tcW w:type="dxa" w:w="1630"/>
+          </w:tcPr>
+          <w:p>
+            <w:pPr>
               <w:spacing w:line="240" w:lineRule="auto" w:after="0"/>
               <w:ind w:firstLine="0"/>
               <w:jc w:val="left"/>
@@ -4822,15 +4935,13 @@
       <w:tr>
         <w:trPr>
           <w:cantSplit w:val="true"/>
-          <w:trHeight w:val="680" w:hRule="atLeast"/>
         </w:trPr>
         <w:tc>
           <w:tcPr>
-            <w:tcW w:type="dxa" w:w="6460"/>
+            <w:tcW w:type="dxa" w:w="3604"/>
           </w:tcPr>
           <w:p>
             <w:pPr>
-              <w:keepNext/>
               <w:spacing w:line="240" w:lineRule="auto" w:after="0"/>
               <w:ind w:firstLine="0"/>
               <w:jc w:val="left"/>
@@ -4849,11 +4960,32 @@
         </w:tc>
         <w:tc>
           <w:tcPr>
-            <w:tcW w:type="dxa" w:w="2895"/>
+            <w:tcW w:type="dxa" w:w="4121"/>
           </w:tcPr>
           <w:p>
             <w:pPr>
-              <w:keepNext/>
+              <w:spacing w:line="240" w:lineRule="auto" w:after="0"/>
+              <w:ind w:firstLine="0"/>
+              <w:jc w:val="left"/>
+            </w:pPr>
+            <w:r>
+              <w:rPr>
+                <w:rFonts w:ascii="Times New Roman" w:hAnsi="Times New Roman" w:cs="Times New Roman" w:eastAsia="Times New Roman"/>
+                <w:b w:val="0"/>
+                <w:i w:val="0"/>
+                <w:color w:val="000000"/>
+                <w:sz w:val="24"/>
+              </w:rPr>
+              <w:t>Та же метрика с разрезом по статусу</w:t>
+            </w:r>
+          </w:p>
+        </w:tc>
+        <w:tc>
+          <w:tcPr>
+            <w:tcW w:type="dxa" w:w="1630"/>
+          </w:tcPr>
+          <w:p>
+            <w:pPr>
               <w:spacing w:line="240" w:lineRule="auto" w:after="0"/>
               <w:ind w:firstLine="0"/>
               <w:jc w:val="left"/>
@@ -4864,15 +4996,13 @@
       <w:tr>
         <w:trPr>
           <w:cantSplit w:val="true"/>
-          <w:trHeight w:val="680" w:hRule="atLeast"/>
         </w:trPr>
         <w:tc>
           <w:tcPr>
-            <w:tcW w:type="dxa" w:w="6460"/>
+            <w:tcW w:type="dxa" w:w="3604"/>
           </w:tcPr>
           <w:p>
             <w:pPr>
-              <w:keepNext/>
               <w:spacing w:line="240" w:lineRule="auto" w:after="0"/>
               <w:ind w:firstLine="0"/>
               <w:jc w:val="left"/>
@@ -4891,11 +5021,32 @@
         </w:tc>
         <w:tc>
           <w:tcPr>
-            <w:tcW w:type="dxa" w:w="2895"/>
+            <w:tcW w:type="dxa" w:w="4121"/>
           </w:tcPr>
           <w:p>
             <w:pPr>
-              <w:keepNext/>
+              <w:spacing w:line="240" w:lineRule="auto" w:after="0"/>
+              <w:ind w:firstLine="0"/>
+              <w:jc w:val="left"/>
+            </w:pPr>
+            <w:r>
+              <w:rPr>
+                <w:rFonts w:ascii="Times New Roman" w:hAnsi="Times New Roman" w:cs="Times New Roman" w:eastAsia="Times New Roman"/>
+                <w:b w:val="0"/>
+                <w:i w:val="0"/>
+                <w:color w:val="000000"/>
+                <w:sz w:val="24"/>
+              </w:rPr>
+              <w:t>Та же метрика с разрезом по статусу</w:t>
+            </w:r>
+          </w:p>
+        </w:tc>
+        <w:tc>
+          <w:tcPr>
+            <w:tcW w:type="dxa" w:w="1630"/>
+          </w:tcPr>
+          <w:p>
+            <w:pPr>
               <w:spacing w:line="240" w:lineRule="auto" w:after="0"/>
               <w:ind w:firstLine="0"/>
               <w:jc w:val="left"/>
@@ -4906,15 +5057,13 @@
       <w:tr>
         <w:trPr>
           <w:cantSplit w:val="true"/>
-          <w:trHeight w:val="680" w:hRule="atLeast"/>
         </w:trPr>
         <w:tc>
           <w:tcPr>
-            <w:tcW w:type="dxa" w:w="6460"/>
+            <w:tcW w:type="dxa" w:w="3604"/>
           </w:tcPr>
           <w:p>
             <w:pPr>
-              <w:keepNext/>
               <w:spacing w:line="240" w:lineRule="auto" w:after="0"/>
               <w:ind w:firstLine="0"/>
               <w:jc w:val="left"/>
@@ -4933,11 +5082,32 @@
         </w:tc>
         <w:tc>
           <w:tcPr>
-            <w:tcW w:type="dxa" w:w="2895"/>
+            <w:tcW w:type="dxa" w:w="4121"/>
           </w:tcPr>
           <w:p>
             <w:pPr>
-              <w:keepNext/>
+              <w:spacing w:line="240" w:lineRule="auto" w:after="0"/>
+              <w:ind w:firstLine="0"/>
+              <w:jc w:val="left"/>
+            </w:pPr>
+            <w:r>
+              <w:rPr>
+                <w:rFonts w:ascii="Times New Roman" w:hAnsi="Times New Roman" w:cs="Times New Roman" w:eastAsia="Times New Roman"/>
+                <w:b w:val="0"/>
+                <w:i w:val="0"/>
+                <w:color w:val="000000"/>
+                <w:sz w:val="24"/>
+              </w:rPr>
+              <w:t>Список «Заявки» за период, сумма графы «Вложений»</w:t>
+            </w:r>
+          </w:p>
+        </w:tc>
+        <w:tc>
+          <w:tcPr>
+            <w:tcW w:type="dxa" w:w="1630"/>
+          </w:tcPr>
+          <w:p>
+            <w:pPr>
               <w:spacing w:line="240" w:lineRule="auto" w:after="0"/>
               <w:ind w:firstLine="0"/>
               <w:jc w:val="left"/>
@@ -4948,15 +5118,13 @@
       <w:tr>
         <w:trPr>
           <w:cantSplit w:val="true"/>
-          <w:trHeight w:val="680" w:hRule="atLeast"/>
         </w:trPr>
         <w:tc>
           <w:tcPr>
-            <w:tcW w:type="dxa" w:w="6460"/>
+            <w:tcW w:type="dxa" w:w="3604"/>
           </w:tcPr>
           <w:p>
             <w:pPr>
-              <w:keepNext/>
               <w:spacing w:line="240" w:lineRule="auto" w:after="0"/>
               <w:ind w:firstLine="0"/>
               <w:jc w:val="left"/>
@@ -4975,11 +5143,32 @@
         </w:tc>
         <w:tc>
           <w:tcPr>
-            <w:tcW w:type="dxa" w:w="2895"/>
+            <w:tcW w:type="dxa" w:w="4121"/>
           </w:tcPr>
           <w:p>
             <w:pPr>
-              <w:keepNext/>
+              <w:spacing w:line="240" w:lineRule="auto" w:after="0"/>
+              <w:ind w:firstLine="0"/>
+              <w:jc w:val="left"/>
+            </w:pPr>
+            <w:r>
+              <w:rPr>
+                <w:rFonts w:ascii="Times New Roman" w:hAnsi="Times New Roman" w:cs="Times New Roman" w:eastAsia="Times New Roman"/>
+                <w:b w:val="0"/>
+                <w:i w:val="0"/>
+                <w:color w:val="000000"/>
+                <w:sz w:val="24"/>
+              </w:rPr>
+              <w:t>Список «Люди», число строк</w:t>
+            </w:r>
+          </w:p>
+        </w:tc>
+        <w:tc>
+          <w:tcPr>
+            <w:tcW w:type="dxa" w:w="1630"/>
+          </w:tcPr>
+          <w:p>
+            <w:pPr>
               <w:spacing w:line="240" w:lineRule="auto" w:after="0"/>
               <w:ind w:firstLine="0"/>
               <w:jc w:val="left"/>
@@ -4990,15 +5179,13 @@
       <w:tr>
         <w:trPr>
           <w:cantSplit w:val="true"/>
-          <w:trHeight w:val="680" w:hRule="atLeast"/>
         </w:trPr>
         <w:tc>
           <w:tcPr>
-            <w:tcW w:type="dxa" w:w="6460"/>
+            <w:tcW w:type="dxa" w:w="3604"/>
           </w:tcPr>
           <w:p>
             <w:pPr>
-              <w:keepNext/>
               <w:spacing w:line="240" w:lineRule="auto" w:after="0"/>
               <w:ind w:firstLine="0"/>
               <w:jc w:val="left"/>
@@ -5017,11 +5204,32 @@
         </w:tc>
         <w:tc>
           <w:tcPr>
-            <w:tcW w:type="dxa" w:w="2895"/>
+            <w:tcW w:type="dxa" w:w="4121"/>
           </w:tcPr>
           <w:p>
             <w:pPr>
-              <w:keepNext/>
+              <w:spacing w:line="240" w:lineRule="auto" w:after="0"/>
+              <w:ind w:firstLine="0"/>
+              <w:jc w:val="left"/>
+            </w:pPr>
+            <w:r>
+              <w:rPr>
+                <w:rFonts w:ascii="Times New Roman" w:hAnsi="Times New Roman" w:cs="Times New Roman" w:eastAsia="Times New Roman"/>
+                <w:b w:val="0"/>
+                <w:i w:val="0"/>
+                <w:color w:val="000000"/>
+                <w:sz w:val="24"/>
+              </w:rPr>
+              <w:t>Метрика «Входы людей»</w:t>
+            </w:r>
+          </w:p>
+        </w:tc>
+        <w:tc>
+          <w:tcPr>
+            <w:tcW w:type="dxa" w:w="1630"/>
+          </w:tcPr>
+          <w:p>
+            <w:pPr>
               <w:spacing w:line="240" w:lineRule="auto" w:after="0"/>
               <w:ind w:firstLine="0"/>
               <w:jc w:val="left"/>
@@ -5032,15 +5240,13 @@
       <w:tr>
         <w:trPr>
           <w:cantSplit w:val="true"/>
-          <w:trHeight w:val="680" w:hRule="atLeast"/>
         </w:trPr>
         <w:tc>
           <w:tcPr>
-            <w:tcW w:type="dxa" w:w="6460"/>
+            <w:tcW w:type="dxa" w:w="3604"/>
           </w:tcPr>
           <w:p>
             <w:pPr>
-              <w:keepNext/>
               <w:spacing w:line="240" w:lineRule="auto" w:after="0"/>
               <w:ind w:firstLine="0"/>
               <w:jc w:val="left"/>
@@ -5059,11 +5265,32 @@
         </w:tc>
         <w:tc>
           <w:tcPr>
-            <w:tcW w:type="dxa" w:w="2895"/>
+            <w:tcW w:type="dxa" w:w="4121"/>
           </w:tcPr>
           <w:p>
             <w:pPr>
-              <w:keepNext/>
+              <w:spacing w:line="240" w:lineRule="auto" w:after="0"/>
+              <w:ind w:firstLine="0"/>
+              <w:jc w:val="left"/>
+            </w:pPr>
+            <w:r>
+              <w:rPr>
+                <w:rFonts w:ascii="Times New Roman" w:hAnsi="Times New Roman" w:cs="Times New Roman" w:eastAsia="Times New Roman"/>
+                <w:b w:val="0"/>
+                <w:i w:val="0"/>
+                <w:color w:val="000000"/>
+                <w:sz w:val="24"/>
+              </w:rPr>
+              <w:t>Список «Машины», число строк</w:t>
+            </w:r>
+          </w:p>
+        </w:tc>
+        <w:tc>
+          <w:tcPr>
+            <w:tcW w:type="dxa" w:w="1630"/>
+          </w:tcPr>
+          <w:p>
+            <w:pPr>
               <w:spacing w:line="240" w:lineRule="auto" w:after="0"/>
               <w:ind w:firstLine="0"/>
               <w:jc w:val="left"/>
@@ -5074,15 +5301,13 @@
       <w:tr>
         <w:trPr>
           <w:cantSplit w:val="true"/>
-          <w:trHeight w:val="680" w:hRule="atLeast"/>
         </w:trPr>
         <w:tc>
           <w:tcPr>
-            <w:tcW w:type="dxa" w:w="6460"/>
+            <w:tcW w:type="dxa" w:w="3604"/>
           </w:tcPr>
           <w:p>
             <w:pPr>
-              <w:keepNext/>
               <w:spacing w:line="240" w:lineRule="auto" w:after="0"/>
               <w:ind w:firstLine="0"/>
               <w:jc w:val="left"/>
@@ -5101,30 +5326,10 @@
         </w:tc>
         <w:tc>
           <w:tcPr>
-            <w:tcW w:type="dxa" w:w="2895"/>
+            <w:tcW w:type="dxa" w:w="4121"/>
           </w:tcPr>
           <w:p>
             <w:pPr>
-              <w:keepNext/>
-              <w:spacing w:line="240" w:lineRule="auto" w:after="0"/>
-              <w:ind w:firstLine="0"/>
-              <w:jc w:val="left"/>
-            </w:pPr>
-          </w:p>
-        </w:tc>
-      </w:tr>
-      <w:tr>
-        <w:trPr>
-          <w:cantSplit w:val="true"/>
-          <w:trHeight w:val="680" w:hRule="atLeast"/>
-        </w:trPr>
-        <w:tc>
-          <w:tcPr>
-            <w:tcW w:type="dxa" w:w="6460"/>
-          </w:tcPr>
-          <w:p>
-            <w:pPr>
-              <w:keepNext/>
               <w:spacing w:line="240" w:lineRule="auto" w:after="0"/>
               <w:ind w:firstLine="0"/>
               <w:jc w:val="left"/>
@@ -5137,17 +5342,16 @@
                 <w:color w:val="000000"/>
                 <w:sz w:val="24"/>
               </w:rPr>
-              <w:t>Работников, работавших в системе</w:t>
+              <w:t>Метрика «Въезды машин»</w:t>
             </w:r>
           </w:p>
         </w:tc>
         <w:tc>
           <w:tcPr>
-            <w:tcW w:type="dxa" w:w="2895"/>
+            <w:tcW w:type="dxa" w:w="1630"/>
           </w:tcPr>
           <w:p>
             <w:pPr>
-              <w:keepNext/>
               <w:spacing w:line="240" w:lineRule="auto" w:after="0"/>
               <w:ind w:firstLine="0"/>
               <w:jc w:val="left"/>
@@ -5158,11 +5362,71 @@
       <w:tr>
         <w:trPr>
           <w:cantSplit w:val="true"/>
-          <w:trHeight w:val="680" w:hRule="atLeast"/>
         </w:trPr>
         <w:tc>
           <w:tcPr>
-            <w:tcW w:type="dxa" w:w="6460"/>
+            <w:tcW w:type="dxa" w:w="3604"/>
+          </w:tcPr>
+          <w:p>
+            <w:pPr>
+              <w:spacing w:line="240" w:lineRule="auto" w:after="0"/>
+              <w:ind w:firstLine="0"/>
+              <w:jc w:val="left"/>
+            </w:pPr>
+            <w:r>
+              <w:rPr>
+                <w:rFonts w:ascii="Times New Roman" w:hAnsi="Times New Roman" w:cs="Times New Roman" w:eastAsia="Times New Roman"/>
+                <w:b w:val="0"/>
+                <w:i w:val="0"/>
+                <w:color w:val="000000"/>
+                <w:sz w:val="24"/>
+              </w:rPr>
+              <w:t>Действующих учётных записей</w:t>
+            </w:r>
+          </w:p>
+        </w:tc>
+        <w:tc>
+          <w:tcPr>
+            <w:tcW w:type="dxa" w:w="4121"/>
+          </w:tcPr>
+          <w:p>
+            <w:pPr>
+              <w:spacing w:line="240" w:lineRule="auto" w:after="0"/>
+              <w:ind w:firstLine="0"/>
+              <w:jc w:val="left"/>
+            </w:pPr>
+            <w:r>
+              <w:rPr>
+                <w:rFonts w:ascii="Times New Roman" w:hAnsi="Times New Roman" w:cs="Times New Roman" w:eastAsia="Times New Roman"/>
+                <w:b w:val="0"/>
+                <w:i w:val="0"/>
+                <w:color w:val="000000"/>
+                <w:sz w:val="24"/>
+              </w:rPr>
+              <w:t>Панель показателей</w:t>
+            </w:r>
+          </w:p>
+        </w:tc>
+        <w:tc>
+          <w:tcPr>
+            <w:tcW w:type="dxa" w:w="1630"/>
+          </w:tcPr>
+          <w:p>
+            <w:pPr>
+              <w:spacing w:line="240" w:lineRule="auto" w:after="0"/>
+              <w:ind w:firstLine="0"/>
+              <w:jc w:val="left"/>
+            </w:pPr>
+          </w:p>
+        </w:tc>
+      </w:tr>
+      <w:tr>
+        <w:trPr>
+          <w:cantSplit w:val="true"/>
+        </w:trPr>
+        <w:tc>
+          <w:tcPr>
+            <w:tcW w:type="dxa" w:w="3604"/>
           </w:tcPr>
           <w:p>
             <w:pPr>
@@ -5184,7 +5448,7 @@
         </w:tc>
         <w:tc>
           <w:tcPr>
-            <w:tcW w:type="dxa" w:w="2895"/>
+            <w:tcW w:type="dxa" w:w="4121"/>
           </w:tcPr>
           <w:p>
             <w:pPr>
@@ -5192,6 +5456,97 @@
               <w:ind w:firstLine="0"/>
               <w:jc w:val="left"/>
             </w:pPr>
+            <w:r>
+              <w:rPr>
+                <w:rFonts w:ascii="Times New Roman" w:hAnsi="Times New Roman" w:cs="Times New Roman" w:eastAsia="Times New Roman"/>
+                <w:b w:val="0"/>
+                <w:i w:val="0"/>
+                <w:color w:val="000000"/>
+                <w:sz w:val="24"/>
+              </w:rPr>
+              <w:t>Метрика «Количество заявок» с разрезом по организации</w:t>
+            </w:r>
+          </w:p>
+        </w:tc>
+        <w:tc>
+          <w:tcPr>
+            <w:tcW w:type="dxa" w:w="1630"/>
+          </w:tcPr>
+          <w:p>
+            <w:pPr>
+              <w:spacing w:line="240" w:lineRule="auto" w:after="0"/>
+              <w:ind w:firstLine="0"/>
+              <w:jc w:val="left"/>
+            </w:pPr>
+          </w:p>
+        </w:tc>
+      </w:tr>
+    </w:tbl>
+    <w:p>
+      <w:pPr>
+        <w:spacing w:after="0" w:line="240" w:lineRule="auto"/>
+        <w:ind w:firstLine="0"/>
+      </w:pPr>
+      <w:r>
+        <w:rPr>
+          <w:rFonts w:ascii="Times New Roman" w:hAnsi="Times New Roman" w:cs="Times New Roman" w:eastAsia="Times New Roman"/>
+          <w:b w:val="0"/>
+          <w:i w:val="0"/>
+          <w:color w:val="000000"/>
+          <w:sz w:val="12"/>
+        </w:rPr>
+      </w:r>
+    </w:p>
+    <w:tbl>
+      <w:tblPr>
+        <w:tblW w:type="auto" w:w="0"/>
+        <w:tblLayout w:type="fixed"/>
+        <w:tblLook w:firstColumn="1" w:firstRow="1" w:lastColumn="0" w:lastRow="0" w:noHBand="0" w:noVBand="1" w:val="04A0"/>
+        <w:tblLayout w:type="fixed"/>
+      </w:tblPr>
+      <w:tblGrid>
+        <w:gridCol w:w="9356"/>
+      </w:tblGrid>
+      <w:tr>
+        <w:trPr>
+          <w:cantSplit w:val="true"/>
+        </w:trPr>
+        <w:tc>
+          <w:tcPr>
+            <w:tcW w:type="dxa" w:w="9354"/>
+            <w:shd w:val="clear" w:fill="EAF1F8"/>
+            <w:tcBorders>
+              <w:left w:val="single" w:sz="24" w:color="2C6FA6"/>
+              <w:top w:val="single" w:sz="4" w:color="EAF1F8"/>
+              <w:bottom w:val="single" w:sz="4" w:color="EAF1F8"/>
+              <w:right w:val="single" w:sz="4" w:color="EAF1F8"/>
+            </w:tcBorders>
+          </w:tcPr>
+          <w:p>
+            <w:pPr>
+              <w:spacing w:line="288" w:lineRule="auto" w:after="0"/>
+              <w:ind w:firstLine="0"/>
+            </w:pPr>
+            <w:r>
+              <w:rPr>
+                <w:rFonts w:ascii="Times New Roman" w:hAnsi="Times New Roman" w:cs="Times New Roman" w:eastAsia="Times New Roman"/>
+                <w:b/>
+                <w:i w:val="0"/>
+                <w:color w:val="2C6FA6"/>
+                <w:sz w:val="26"/>
+              </w:rPr>
+              <w:t xml:space="preserve">ПРИМЕЧАНИЕ. </w:t>
+            </w:r>
+            <w:r>
+              <w:rPr>
+                <w:rFonts w:ascii="Times New Roman" w:hAnsi="Times New Roman" w:cs="Times New Roman" w:eastAsia="Times New Roman"/>
+                <w:b w:val="0"/>
+                <w:i w:val="0"/>
+                <w:color w:val="000000"/>
+                <w:sz w:val="26"/>
+              </w:rPr>
+              <w:t>Списки «Люди» и «Машины» отбором по датам не ограничиваются и показывают весь реестр. Если система разворачивалась под пилотную эксплуатацию пустой, это и есть заявленное за период. Иначе показатель снимается сопоставлением с состоянием реестра на начало периода.</w:t>
+            </w:r>
           </w:p>
         </w:tc>
       </w:tr>
@@ -5226,7 +5581,7 @@
           <w:color w:val="000000"/>
           <w:sz w:val="24"/>
         </w:rPr>
-        <w:t>Таблица 4.4 — Вложения по видам</w:t>
+        <w:t>Таблица 4.4 — Заявки по видам вложений</w:t>
       </w:r>
     </w:p>
     <w:tbl>
@@ -5239,8 +5594,8 @@
         <w:tblLayout w:type="fixed"/>
       </w:tblPr>
       <w:tblGrid>
-        <w:gridCol w:w="5701"/>
-        <w:gridCol w:w="3654"/>
+        <w:gridCol w:w="5657"/>
+        <w:gridCol w:w="3699"/>
       </w:tblGrid>
       <w:tr>
         <w:trPr>
@@ -5249,7 +5604,7 @@
         </w:trPr>
         <w:tc>
           <w:tcPr>
-            <w:tcW w:type="dxa" w:w="5700"/>
+            <w:tcW w:type="dxa" w:w="5656"/>
             <w:shd w:val="clear" w:fill="E8E8E8"/>
           </w:tcPr>
           <w:p>
@@ -5273,7 +5628,7 @@
         </w:tc>
         <w:tc>
           <w:tcPr>
-            <w:tcW w:type="dxa" w:w="3654"/>
+            <w:tcW w:type="dxa" w:w="3698"/>
             <w:shd w:val="clear" w:fill="E8E8E8"/>
           </w:tcPr>
           <w:p>
@@ -5291,7 +5646,7 @@
                 <w:color w:val="000000"/>
                 <w:sz w:val="24"/>
               </w:rPr>
-              <w:t>Количество</w:t>
+              <w:t>Количество заявок</w:t>
             </w:r>
           </w:p>
         </w:tc>
@@ -5303,7 +5658,7 @@
         </w:trPr>
         <w:tc>
           <w:tcPr>
-            <w:tcW w:type="dxa" w:w="5700"/>
+            <w:tcW w:type="dxa" w:w="5656"/>
           </w:tcPr>
           <w:p>
             <w:pPr>
@@ -5316,7 +5671,7 @@
         </w:tc>
         <w:tc>
           <w:tcPr>
-            <w:tcW w:type="dxa" w:w="3654"/>
+            <w:tcW w:type="dxa" w:w="3698"/>
           </w:tcPr>
           <w:p>
             <w:pPr>
@@ -5335,7 +5690,7 @@
         </w:trPr>
         <w:tc>
           <w:tcPr>
-            <w:tcW w:type="dxa" w:w="5700"/>
+            <w:tcW w:type="dxa" w:w="5656"/>
           </w:tcPr>
           <w:p>
             <w:pPr>
@@ -5348,7 +5703,7 @@
         </w:tc>
         <w:tc>
           <w:tcPr>
-            <w:tcW w:type="dxa" w:w="3654"/>
+            <w:tcW w:type="dxa" w:w="3698"/>
           </w:tcPr>
           <w:p>
             <w:pPr>
@@ -5367,7 +5722,7 @@
         </w:trPr>
         <w:tc>
           <w:tcPr>
-            <w:tcW w:type="dxa" w:w="5700"/>
+            <w:tcW w:type="dxa" w:w="5656"/>
           </w:tcPr>
           <w:p>
             <w:pPr>
@@ -5380,7 +5735,7 @@
         </w:tc>
         <w:tc>
           <w:tcPr>
-            <w:tcW w:type="dxa" w:w="3654"/>
+            <w:tcW w:type="dxa" w:w="3698"/>
           </w:tcPr>
           <w:p>
             <w:pPr>
@@ -5399,7 +5754,7 @@
         </w:trPr>
         <w:tc>
           <w:tcPr>
-            <w:tcW w:type="dxa" w:w="5700"/>
+            <w:tcW w:type="dxa" w:w="5656"/>
           </w:tcPr>
           <w:p>
             <w:pPr>
@@ -5412,7 +5767,7 @@
         </w:tc>
         <w:tc>
           <w:tcPr>
-            <w:tcW w:type="dxa" w:w="3654"/>
+            <w:tcW w:type="dxa" w:w="3698"/>
           </w:tcPr>
           <w:p>
             <w:pPr>
@@ -5431,7 +5786,7 @@
         </w:trPr>
         <w:tc>
           <w:tcPr>
-            <w:tcW w:type="dxa" w:w="5700"/>
+            <w:tcW w:type="dxa" w:w="5656"/>
           </w:tcPr>
           <w:p>
             <w:pPr>
@@ -5443,7 +5798,7 @@
         </w:tc>
         <w:tc>
           <w:tcPr>
-            <w:tcW w:type="dxa" w:w="3654"/>
+            <w:tcW w:type="dxa" w:w="3698"/>
           </w:tcPr>
           <w:p>
             <w:pPr>
@@ -5530,7 +5885,7 @@
                 <w:color w:val="000000"/>
                 <w:sz w:val="26"/>
               </w:rPr>
-              <w:t>Все значения снимаются в конструкторе отчётов готовыми метриками: число заявок, число вложений, число людей, число проходов людей, число въездов транспорта. Разбивка по видам вложений делается разрезом по типу вложения. Перечень видов зависит от того, какие типы заведены в организации, поэтому строки заполняются по факту.</w:t>
+              <w:t>Разбивка по видам вложений делается разрезом метрики «Количество заявок» по типу вложения и показывает число заявок с вложением каждого вида. Перечень видов зависит от того, какие типы заведены в организации, поэтому строки заполняются по факту.</w:t>
             </w:r>
           </w:p>
         </w:tc>
@@ -6043,8 +6398,8 @@
       </w:tblPr>
       <w:tblGrid>
         <w:gridCol w:w="567"/>
-        <w:gridCol w:w="7248"/>
-        <w:gridCol w:w="1541"/>
+        <w:gridCol w:w="6777"/>
+        <w:gridCol w:w="2012"/>
       </w:tblGrid>
       <w:tr>
         <w:trPr>
@@ -6077,7 +6432,7 @@
         </w:tc>
         <w:tc>
           <w:tcPr>
-            <w:tcW w:type="dxa" w:w="7247"/>
+            <w:tcW w:type="dxa" w:w="6776"/>
             <w:shd w:val="clear" w:fill="E8E8E8"/>
           </w:tcPr>
           <w:p>
@@ -6101,7 +6456,7 @@
         </w:tc>
         <w:tc>
           <w:tcPr>
-            <w:tcW w:type="dxa" w:w="1541"/>
+            <w:tcW w:type="dxa" w:w="2012"/>
             <w:shd w:val="clear" w:fill="E8E8E8"/>
           </w:tcPr>
           <w:p>
@@ -6152,7 +6507,7 @@
         </w:tc>
         <w:tc>
           <w:tcPr>
-            <w:tcW w:type="dxa" w:w="7247"/>
+            <w:tcW w:type="dxa" w:w="6776"/>
           </w:tcPr>
           <w:p>
             <w:pPr>
@@ -6174,7 +6529,7 @@
         </w:tc>
         <w:tc>
           <w:tcPr>
-            <w:tcW w:type="dxa" w:w="1541"/>
+            <w:tcW w:type="dxa" w:w="2012"/>
           </w:tcPr>
           <w:p>
             <w:pPr>
@@ -6182,6 +6537,132 @@
               <w:ind w:firstLine="0"/>
               <w:jc w:val="left"/>
             </w:pPr>
+          </w:p>
+        </w:tc>
+      </w:tr>
+    </w:tbl>
+    <w:p>
+      <w:pPr>
+        <w:spacing w:after="0" w:line="240" w:lineRule="auto"/>
+        <w:ind w:firstLine="0"/>
+      </w:pPr>
+      <w:r>
+        <w:rPr>
+          <w:rFonts w:ascii="Times New Roman" w:hAnsi="Times New Roman" w:cs="Times New Roman" w:eastAsia="Times New Roman"/>
+          <w:b w:val="0"/>
+          <w:i w:val="0"/>
+          <w:color w:val="000000"/>
+          <w:sz w:val="12"/>
+        </w:rPr>
+      </w:r>
+    </w:p>
+    <w:p>
+      <w:pPr>
+        <w:keepNext/>
+        <w:spacing w:line="240" w:lineRule="auto" w:before="160" w:after="80"/>
+        <w:ind w:firstLine="0"/>
+        <w:jc w:val="left"/>
+      </w:pPr>
+      <w:r>
+        <w:rPr>
+          <w:rFonts w:ascii="Times New Roman" w:hAnsi="Times New Roman" w:cs="Times New Roman" w:eastAsia="Times New Roman"/>
+          <w:b w:val="0"/>
+          <w:i/>
+          <w:color w:val="000000"/>
+          <w:sz w:val="24"/>
+        </w:rPr>
+        <w:t>Продолжение таблицы 6.1</w:t>
+      </w:r>
+    </w:p>
+    <w:tbl>
+      <w:tblPr>
+        <w:tblStyle w:val="TableGrid"/>
+        <w:tblW w:type="auto" w:w="0"/>
+        <w:jc w:val="center"/>
+        <w:tblLayout w:type="fixed"/>
+        <w:tblLook w:firstColumn="1" w:firstRow="1" w:lastColumn="0" w:lastRow="0" w:noHBand="0" w:noVBand="1" w:val="04A0"/>
+        <w:tblLayout w:type="fixed"/>
+      </w:tblPr>
+      <w:tblGrid>
+        <w:gridCol w:w="567"/>
+        <w:gridCol w:w="7212"/>
+        <w:gridCol w:w="1577"/>
+      </w:tblGrid>
+      <w:tr>
+        <w:trPr>
+          <w:tblHeader w:val="true"/>
+          <w:cantSplit w:val="true"/>
+        </w:trPr>
+        <w:tc>
+          <w:tcPr>
+            <w:tcW w:type="dxa" w:w="567"/>
+            <w:shd w:val="clear" w:fill="E8E8E8"/>
+          </w:tcPr>
+          <w:p>
+            <w:pPr>
+              <w:keepNext/>
+              <w:spacing w:line="240" w:lineRule="auto" w:after="0"/>
+              <w:ind w:firstLine="0"/>
+              <w:jc w:val="left"/>
+            </w:pPr>
+            <w:r>
+              <w:rPr>
+                <w:rFonts w:ascii="Times New Roman" w:hAnsi="Times New Roman" w:cs="Times New Roman" w:eastAsia="Times New Roman"/>
+                <w:b/>
+                <w:i w:val="0"/>
+                <w:color w:val="000000"/>
+                <w:sz w:val="24"/>
+              </w:rPr>
+              <w:t>№</w:t>
+            </w:r>
+          </w:p>
+        </w:tc>
+        <w:tc>
+          <w:tcPr>
+            <w:tcW w:type="dxa" w:w="7211"/>
+            <w:shd w:val="clear" w:fill="E8E8E8"/>
+          </w:tcPr>
+          <w:p>
+            <w:pPr>
+              <w:keepNext/>
+              <w:spacing w:line="240" w:lineRule="auto" w:after="0"/>
+              <w:ind w:firstLine="0"/>
+              <w:jc w:val="left"/>
+            </w:pPr>
+            <w:r>
+              <w:rPr>
+                <w:rFonts w:ascii="Times New Roman" w:hAnsi="Times New Roman" w:cs="Times New Roman" w:eastAsia="Times New Roman"/>
+                <w:b/>
+                <w:i w:val="0"/>
+                <w:color w:val="000000"/>
+                <w:sz w:val="24"/>
+              </w:rPr>
+              <w:t>Критерий</w:t>
+            </w:r>
+          </w:p>
+        </w:tc>
+        <w:tc>
+          <w:tcPr>
+            <w:tcW w:type="dxa" w:w="1577"/>
+            <w:shd w:val="clear" w:fill="E8E8E8"/>
+          </w:tcPr>
+          <w:p>
+            <w:pPr>
+              <w:keepNext/>
+              <w:spacing w:line="240" w:lineRule="auto" w:after="0"/>
+              <w:ind w:firstLine="0"/>
+              <w:jc w:val="left"/>
+            </w:pPr>
+            <w:r>
+              <w:rPr>
+                <w:rFonts w:ascii="Times New Roman" w:hAnsi="Times New Roman" w:cs="Times New Roman" w:eastAsia="Times New Roman"/>
+                <w:b/>
+                <w:i w:val="0"/>
+                <w:color w:val="000000"/>
+                <w:sz w:val="24"/>
+              </w:rPr>
+              <w:t>Отметка</w:t>
+            </w:r>
           </w:p>
         </w:tc>
       </w:tr>
@@ -6213,7 +6694,7 @@
         </w:tc>
         <w:tc>
           <w:tcPr>
-            <w:tcW w:type="dxa" w:w="7247"/>
+            <w:tcW w:type="dxa" w:w="7211"/>
           </w:tcPr>
           <w:p>
             <w:pPr>
@@ -6235,7 +6716,7 @@
         </w:tc>
         <w:tc>
           <w:tcPr>
-            <w:tcW w:type="dxa" w:w="1541"/>
+            <w:tcW w:type="dxa" w:w="1577"/>
           </w:tcPr>
           <w:p>
             <w:pPr>
@@ -6274,7 +6755,7 @@
         </w:tc>
         <w:tc>
           <w:tcPr>
-            <w:tcW w:type="dxa" w:w="7247"/>
+            <w:tcW w:type="dxa" w:w="7211"/>
           </w:tcPr>
           <w:p>
             <w:pPr>
@@ -6296,7 +6777,7 @@
         </w:tc>
         <w:tc>
           <w:tcPr>
-            <w:tcW w:type="dxa" w:w="1541"/>
+            <w:tcW w:type="dxa" w:w="1577"/>
           </w:tcPr>
           <w:p>
             <w:pPr>
@@ -6335,7 +6816,7 @@
         </w:tc>
         <w:tc>
           <w:tcPr>
-            <w:tcW w:type="dxa" w:w="7247"/>
+            <w:tcW w:type="dxa" w:w="7211"/>
           </w:tcPr>
           <w:p>
             <w:pPr>
@@ -6357,7 +6838,7 @@
         </w:tc>
         <w:tc>
           <w:tcPr>
-            <w:tcW w:type="dxa" w:w="1541"/>
+            <w:tcW w:type="dxa" w:w="1577"/>
           </w:tcPr>
           <w:p>
             <w:pPr>
@@ -7588,8 +8069,8 @@
       <w:tblGrid>
         <w:gridCol w:w="1134"/>
         <w:gridCol w:w="1701"/>
-        <w:gridCol w:w="2584"/>
-        <w:gridCol w:w="3937"/>
+        <w:gridCol w:w="5511"/>
+        <w:gridCol w:w="1009"/>
       </w:tblGrid>
       <w:tr>
         <w:trPr>
@@ -7646,7 +8127,7 @@
         </w:tc>
         <w:tc>
           <w:tcPr>
-            <w:tcW w:type="dxa" w:w="2583"/>
+            <w:tcW w:type="dxa" w:w="5511"/>
             <w:shd w:val="clear" w:fill="E8E8E8"/>
           </w:tcPr>
           <w:p>
@@ -7670,7 +8151,7 @@
         </w:tc>
         <w:tc>
           <w:tcPr>
-            <w:tcW w:type="dxa" w:w="3936"/>
+            <w:tcW w:type="dxa" w:w="1009"/>
             <w:shd w:val="clear" w:fill="E8E8E8"/>
           </w:tcPr>
           <w:p>
@@ -7745,7 +8226,7 @@
         </w:tc>
         <w:tc>
           <w:tcPr>
-            <w:tcW w:type="dxa" w:w="2583"/>
+            <w:tcW w:type="dxa" w:w="5511"/>
           </w:tcPr>
           <w:p>
             <w:pPr>
@@ -7768,7 +8249,94 @@
         </w:tc>
         <w:tc>
           <w:tcPr>
-            <w:tcW w:type="dxa" w:w="3936"/>
+            <w:tcW w:type="dxa" w:w="1009"/>
+          </w:tcPr>
+          <w:p>
+            <w:pPr>
+              <w:keepNext/>
+              <w:spacing w:line="240" w:lineRule="auto" w:after="0"/>
+              <w:ind w:firstLine="0"/>
+              <w:jc w:val="left"/>
+            </w:pPr>
+          </w:p>
+        </w:tc>
+      </w:tr>
+      <w:tr>
+        <w:trPr>
+          <w:cantSplit w:val="true"/>
+        </w:trPr>
+        <w:tc>
+          <w:tcPr>
+            <w:tcW w:type="dxa" w:w="1134"/>
+          </w:tcPr>
+          <w:p>
+            <w:pPr>
+              <w:keepNext/>
+              <w:spacing w:line="240" w:lineRule="auto" w:after="0"/>
+              <w:ind w:firstLine="0"/>
+              <w:jc w:val="left"/>
+            </w:pPr>
+            <w:r>
+              <w:rPr>
+                <w:rFonts w:ascii="Times New Roman" w:hAnsi="Times New Roman" w:cs="Times New Roman" w:eastAsia="Times New Roman"/>
+                <w:b w:val="0"/>
+                <w:i w:val="0"/>
+                <w:color w:val="000000"/>
+                <w:sz w:val="24"/>
+              </w:rPr>
+              <w:t>1.1</w:t>
+            </w:r>
+          </w:p>
+        </w:tc>
+        <w:tc>
+          <w:tcPr>
+            <w:tcW w:type="dxa" w:w="1701"/>
+          </w:tcPr>
+          <w:p>
+            <w:pPr>
+              <w:keepNext/>
+              <w:spacing w:line="240" w:lineRule="auto" w:after="0"/>
+              <w:ind w:firstLine="0"/>
+              <w:jc w:val="left"/>
+            </w:pPr>
+            <w:r>
+              <w:rPr>
+                <w:rFonts w:ascii="Times New Roman" w:hAnsi="Times New Roman" w:cs="Times New Roman" w:eastAsia="Times New Roman"/>
+                <w:b w:val="0"/>
+                <w:i w:val="0"/>
+                <w:color w:val="000000"/>
+                <w:sz w:val="24"/>
+              </w:rPr>
+              <w:t>28.07.2026</w:t>
+            </w:r>
+          </w:p>
+        </w:tc>
+        <w:tc>
+          <w:tcPr>
+            <w:tcW w:type="dxa" w:w="5511"/>
+          </w:tcPr>
+          <w:p>
+            <w:pPr>
+              <w:keepNext/>
+              <w:spacing w:line="240" w:lineRule="auto" w:after="0"/>
+              <w:ind w:firstLine="0"/>
+              <w:jc w:val="left"/>
+            </w:pPr>
+            <w:r>
+              <w:rPr>
+                <w:rFonts w:ascii="Times New Roman" w:hAnsi="Times New Roman" w:cs="Times New Roman" w:eastAsia="Times New Roman"/>
+                <w:b w:val="0"/>
+                <w:i w:val="0"/>
+                <w:color w:val="000000"/>
+                <w:sz w:val="24"/>
+              </w:rPr>
+              <w:t>Сверка с реализацией: уточнены количественные показатели, состав прав таблиц постов, поведение поиска, требования к версии Docker Compose, порядок развёртывания стенда и снятия показателей</w:t>
+            </w:r>
+          </w:p>
+        </w:tc>
+        <w:tc>
+          <w:tcPr>
+            <w:tcW w:type="dxa" w:w="1009"/>
           </w:tcPr>
           <w:p>
             <w:pPr>
@@ -7813,7 +8381,7 @@
         </w:tc>
         <w:tc>
           <w:tcPr>
-            <w:tcW w:type="dxa" w:w="2583"/>
+            <w:tcW w:type="dxa" w:w="5511"/>
           </w:tcPr>
           <w:p>
             <w:pPr>
@@ -7826,7 +8394,7 @@
         </w:tc>
         <w:tc>
           <w:tcPr>
-            <w:tcW w:type="dxa" w:w="3936"/>
+            <w:tcW w:type="dxa" w:w="1009"/>
           </w:tcPr>
           <w:p>
             <w:pPr>
@@ -7871,7 +8439,7 @@
         </w:tc>
         <w:tc>
           <w:tcPr>
-            <w:tcW w:type="dxa" w:w="2583"/>
+            <w:tcW w:type="dxa" w:w="5511"/>
           </w:tcPr>
           <w:p>
             <w:pPr>
@@ -7884,7 +8452,7 @@
         </w:tc>
         <w:tc>
           <w:tcPr>
-            <w:tcW w:type="dxa" w:w="3936"/>
+            <w:tcW w:type="dxa" w:w="1009"/>
           </w:tcPr>
           <w:p>
             <w:pPr>
@@ -7929,7 +8497,7 @@
         </w:tc>
         <w:tc>
           <w:tcPr>
-            <w:tcW w:type="dxa" w:w="2583"/>
+            <w:tcW w:type="dxa" w:w="5511"/>
           </w:tcPr>
           <w:p>
             <w:pPr>
@@ -7942,7 +8510,7 @@
         </w:tc>
         <w:tc>
           <w:tcPr>
-            <w:tcW w:type="dxa" w:w="3936"/>
+            <w:tcW w:type="dxa" w:w="1009"/>
           </w:tcPr>
           <w:p>
             <w:pPr>
@@ -7987,7 +8555,7 @@
         </w:tc>
         <w:tc>
           <w:tcPr>
-            <w:tcW w:type="dxa" w:w="2583"/>
+            <w:tcW w:type="dxa" w:w="5511"/>
           </w:tcPr>
           <w:p>
             <w:pPr>
@@ -8000,7 +8568,7 @@
         </w:tc>
         <w:tc>
           <w:tcPr>
-            <w:tcW w:type="dxa" w:w="3936"/>
+            <w:tcW w:type="dxa" w:w="1009"/>
           </w:tcPr>
           <w:p>
             <w:pPr>
@@ -8045,7 +8613,7 @@
         </w:tc>
         <w:tc>
           <w:tcPr>
-            <w:tcW w:type="dxa" w:w="2583"/>
+            <w:tcW w:type="dxa" w:w="5511"/>
           </w:tcPr>
           <w:p>
             <w:pPr>
@@ -8058,7 +8626,7 @@
         </w:tc>
         <w:tc>
           <w:tcPr>
-            <w:tcW w:type="dxa" w:w="3936"/>
+            <w:tcW w:type="dxa" w:w="1009"/>
           </w:tcPr>
           <w:p>
             <w:pPr>
@@ -8101,7 +8669,7 @@
         </w:tc>
         <w:tc>
           <w:tcPr>
-            <w:tcW w:type="dxa" w:w="2583"/>
+            <w:tcW w:type="dxa" w:w="5511"/>
           </w:tcPr>
           <w:p>
             <w:pPr>
@@ -8113,7 +8681,7 @@
         </w:tc>
         <w:tc>
           <w:tcPr>
-            <w:tcW w:type="dxa" w:w="3936"/>
+            <w:tcW w:type="dxa" w:w="1009"/>
           </w:tcPr>
           <w:p>
             <w:pPr>

--- a/Документация/Критерии завершения пилотного периода/Критерии завершения пилотного периода.docx
+++ b/Документация/Критерии завершения пилотного периода/Критерии завершения пилотного периода.docx
@@ -177,7 +177,7 @@
           <w:color w:val="000000"/>
           <w:sz w:val="26"/>
         </w:rPr>
-        <w:t>Версия документа: 1.1</w:t>
+        <w:t>Версия документа: 1.2</w:t>
       </w:r>
     </w:p>
     <w:p>
@@ -8069,8 +8069,8 @@
       <w:tblGrid>
         <w:gridCol w:w="1134"/>
         <w:gridCol w:w="1701"/>
-        <w:gridCol w:w="5511"/>
-        <w:gridCol w:w="1009"/>
+        <w:gridCol w:w="5548"/>
+        <w:gridCol w:w="973"/>
       </w:tblGrid>
       <w:tr>
         <w:trPr>
@@ -8127,7 +8127,7 @@
         </w:tc>
         <w:tc>
           <w:tcPr>
-            <w:tcW w:type="dxa" w:w="5511"/>
+            <w:tcW w:type="dxa" w:w="5547"/>
             <w:shd w:val="clear" w:fill="E8E8E8"/>
           </w:tcPr>
           <w:p>
@@ -8151,7 +8151,7 @@
         </w:tc>
         <w:tc>
           <w:tcPr>
-            <w:tcW w:type="dxa" w:w="1009"/>
+            <w:tcW w:type="dxa" w:w="973"/>
             <w:shd w:val="clear" w:fill="E8E8E8"/>
           </w:tcPr>
           <w:p>
@@ -8226,7 +8226,7 @@
         </w:tc>
         <w:tc>
           <w:tcPr>
-            <w:tcW w:type="dxa" w:w="5511"/>
+            <w:tcW w:type="dxa" w:w="5547"/>
           </w:tcPr>
           <w:p>
             <w:pPr>
@@ -8249,7 +8249,7 @@
         </w:tc>
         <w:tc>
           <w:tcPr>
-            <w:tcW w:type="dxa" w:w="1009"/>
+            <w:tcW w:type="dxa" w:w="973"/>
           </w:tcPr>
           <w:p>
             <w:pPr>
@@ -8313,7 +8313,7 @@
         </w:tc>
         <w:tc>
           <w:tcPr>
-            <w:tcW w:type="dxa" w:w="5511"/>
+            <w:tcW w:type="dxa" w:w="5547"/>
           </w:tcPr>
           <w:p>
             <w:pPr>
@@ -8336,7 +8336,94 @@
         </w:tc>
         <w:tc>
           <w:tcPr>
-            <w:tcW w:type="dxa" w:w="1009"/>
+            <w:tcW w:type="dxa" w:w="973"/>
+          </w:tcPr>
+          <w:p>
+            <w:pPr>
+              <w:keepNext/>
+              <w:spacing w:line="240" w:lineRule="auto" w:after="0"/>
+              <w:ind w:firstLine="0"/>
+              <w:jc w:val="left"/>
+            </w:pPr>
+          </w:p>
+        </w:tc>
+      </w:tr>
+      <w:tr>
+        <w:trPr>
+          <w:cantSplit w:val="true"/>
+        </w:trPr>
+        <w:tc>
+          <w:tcPr>
+            <w:tcW w:type="dxa" w:w="1134"/>
+          </w:tcPr>
+          <w:p>
+            <w:pPr>
+              <w:keepNext/>
+              <w:spacing w:line="240" w:lineRule="auto" w:after="0"/>
+              <w:ind w:firstLine="0"/>
+              <w:jc w:val="left"/>
+            </w:pPr>
+            <w:r>
+              <w:rPr>
+                <w:rFonts w:ascii="Times New Roman" w:hAnsi="Times New Roman" w:cs="Times New Roman" w:eastAsia="Times New Roman"/>
+                <w:b w:val="0"/>
+                <w:i w:val="0"/>
+                <w:color w:val="000000"/>
+                <w:sz w:val="24"/>
+              </w:rPr>
+              <w:t>1.2</w:t>
+            </w:r>
+          </w:p>
+        </w:tc>
+        <w:tc>
+          <w:tcPr>
+            <w:tcW w:type="dxa" w:w="1701"/>
+          </w:tcPr>
+          <w:p>
+            <w:pPr>
+              <w:keepNext/>
+              <w:spacing w:line="240" w:lineRule="auto" w:after="0"/>
+              <w:ind w:firstLine="0"/>
+              <w:jc w:val="left"/>
+            </w:pPr>
+            <w:r>
+              <w:rPr>
+                <w:rFonts w:ascii="Times New Roman" w:hAnsi="Times New Roman" w:cs="Times New Roman" w:eastAsia="Times New Roman"/>
+                <w:b w:val="0"/>
+                <w:i w:val="0"/>
+                <w:color w:val="000000"/>
+                <w:sz w:val="24"/>
+              </w:rPr>
+              <w:t>28.07.2026</w:t>
+            </w:r>
+          </w:p>
+        </w:tc>
+        <w:tc>
+          <w:tcPr>
+            <w:tcW w:type="dxa" w:w="5547"/>
+          </w:tcPr>
+          <w:p>
+            <w:pPr>
+              <w:keepNext/>
+              <w:spacing w:line="240" w:lineRule="auto" w:after="0"/>
+              <w:ind w:firstLine="0"/>
+              <w:jc w:val="left"/>
+            </w:pPr>
+            <w:r>
+              <w:rPr>
+                <w:rFonts w:ascii="Times New Roman" w:hAnsi="Times New Roman" w:cs="Times New Roman" w:eastAsia="Times New Roman"/>
+                <w:b w:val="0"/>
+                <w:i w:val="0"/>
+                <w:color w:val="000000"/>
+                <w:sz w:val="24"/>
+              </w:rPr>
+              <w:t>Описана защита вложения от повторного добавления одного человека или одной машины</w:t>
+            </w:r>
+          </w:p>
+        </w:tc>
+        <w:tc>
+          <w:tcPr>
+            <w:tcW w:type="dxa" w:w="973"/>
           </w:tcPr>
           <w:p>
             <w:pPr>
@@ -8381,7 +8468,7 @@
         </w:tc>
         <w:tc>
           <w:tcPr>
-            <w:tcW w:type="dxa" w:w="5511"/>
+            <w:tcW w:type="dxa" w:w="5547"/>
           </w:tcPr>
           <w:p>
             <w:pPr>
@@ -8394,7 +8481,7 @@
         </w:tc>
         <w:tc>
           <w:tcPr>
-            <w:tcW w:type="dxa" w:w="1009"/>
+            <w:tcW w:type="dxa" w:w="973"/>
           </w:tcPr>
           <w:p>
             <w:pPr>
@@ -8439,7 +8526,7 @@
         </w:tc>
         <w:tc>
           <w:tcPr>
-            <w:tcW w:type="dxa" w:w="5511"/>
+            <w:tcW w:type="dxa" w:w="5547"/>
           </w:tcPr>
           <w:p>
             <w:pPr>
@@ -8452,7 +8539,7 @@
         </w:tc>
         <w:tc>
           <w:tcPr>
-            <w:tcW w:type="dxa" w:w="1009"/>
+            <w:tcW w:type="dxa" w:w="973"/>
           </w:tcPr>
           <w:p>
             <w:pPr>
@@ -8497,7 +8584,7 @@
         </w:tc>
         <w:tc>
           <w:tcPr>
-            <w:tcW w:type="dxa" w:w="5511"/>
+            <w:tcW w:type="dxa" w:w="5547"/>
           </w:tcPr>
           <w:p>
             <w:pPr>
@@ -8510,7 +8597,7 @@
         </w:tc>
         <w:tc>
           <w:tcPr>
-            <w:tcW w:type="dxa" w:w="1009"/>
+            <w:tcW w:type="dxa" w:w="973"/>
           </w:tcPr>
           <w:p>
             <w:pPr>
@@ -8555,7 +8642,7 @@
         </w:tc>
         <w:tc>
           <w:tcPr>
-            <w:tcW w:type="dxa" w:w="5511"/>
+            <w:tcW w:type="dxa" w:w="5547"/>
           </w:tcPr>
           <w:p>
             <w:pPr>
@@ -8568,7 +8655,7 @@
         </w:tc>
         <w:tc>
           <w:tcPr>
-            <w:tcW w:type="dxa" w:w="1009"/>
+            <w:tcW w:type="dxa" w:w="973"/>
           </w:tcPr>
           <w:p>
             <w:pPr>
@@ -8613,7 +8700,7 @@
         </w:tc>
         <w:tc>
           <w:tcPr>
-            <w:tcW w:type="dxa" w:w="5511"/>
+            <w:tcW w:type="dxa" w:w="5547"/>
           </w:tcPr>
           <w:p>
             <w:pPr>
@@ -8626,7 +8713,7 @@
         </w:tc>
         <w:tc>
           <w:tcPr>
-            <w:tcW w:type="dxa" w:w="1009"/>
+            <w:tcW w:type="dxa" w:w="973"/>
           </w:tcPr>
           <w:p>
             <w:pPr>
@@ -8669,7 +8756,7 @@
         </w:tc>
         <w:tc>
           <w:tcPr>
-            <w:tcW w:type="dxa" w:w="5511"/>
+            <w:tcW w:type="dxa" w:w="5547"/>
           </w:tcPr>
           <w:p>
             <w:pPr>
@@ -8681,7 +8768,7 @@
         </w:tc>
         <w:tc>
           <w:tcPr>
-            <w:tcW w:type="dxa" w:w="1009"/>
+            <w:tcW w:type="dxa" w:w="973"/>
           </w:tcPr>
           <w:p>
             <w:pPr>

--- a/Документация/Критерии завершения пилотного периода/Критерии завершения пилотного периода.docx
+++ b/Документация/Критерии завершения пилотного периода/Критерии завершения пилотного периода.docx
@@ -177,7 +177,7 @@
           <w:color w:val="000000"/>
           <w:sz w:val="26"/>
         </w:rPr>
-        <w:t>Версия документа: 1.2</w:t>
+        <w:t>Версия документа: 1.3</w:t>
       </w:r>
     </w:p>
     <w:p>
@@ -8069,8 +8069,8 @@
       <w:tblGrid>
         <w:gridCol w:w="1134"/>
         <w:gridCol w:w="1701"/>
-        <w:gridCol w:w="5548"/>
-        <w:gridCol w:w="973"/>
+        <w:gridCol w:w="5622"/>
+        <w:gridCol w:w="899"/>
       </w:tblGrid>
       <w:tr>
         <w:trPr>
@@ -8127,7 +8127,7 @@
         </w:tc>
         <w:tc>
           <w:tcPr>
-            <w:tcW w:type="dxa" w:w="5547"/>
+            <w:tcW w:type="dxa" w:w="5621"/>
             <w:shd w:val="clear" w:fill="E8E8E8"/>
           </w:tcPr>
           <w:p>
@@ -8151,7 +8151,7 @@
         </w:tc>
         <w:tc>
           <w:tcPr>
-            <w:tcW w:type="dxa" w:w="973"/>
+            <w:tcW w:type="dxa" w:w="899"/>
             <w:shd w:val="clear" w:fill="E8E8E8"/>
           </w:tcPr>
           <w:p>
@@ -8226,7 +8226,7 @@
         </w:tc>
         <w:tc>
           <w:tcPr>
-            <w:tcW w:type="dxa" w:w="5547"/>
+            <w:tcW w:type="dxa" w:w="5621"/>
           </w:tcPr>
           <w:p>
             <w:pPr>
@@ -8249,7 +8249,7 @@
         </w:tc>
         <w:tc>
           <w:tcPr>
-            <w:tcW w:type="dxa" w:w="973"/>
+            <w:tcW w:type="dxa" w:w="899"/>
           </w:tcPr>
           <w:p>
             <w:pPr>
@@ -8313,7 +8313,7 @@
         </w:tc>
         <w:tc>
           <w:tcPr>
-            <w:tcW w:type="dxa" w:w="5547"/>
+            <w:tcW w:type="dxa" w:w="5621"/>
           </w:tcPr>
           <w:p>
             <w:pPr>
@@ -8336,7 +8336,7 @@
         </w:tc>
         <w:tc>
           <w:tcPr>
-            <w:tcW w:type="dxa" w:w="973"/>
+            <w:tcW w:type="dxa" w:w="899"/>
           </w:tcPr>
           <w:p>
             <w:pPr>
@@ -8400,7 +8400,7 @@
         </w:tc>
         <w:tc>
           <w:tcPr>
-            <w:tcW w:type="dxa" w:w="5547"/>
+            <w:tcW w:type="dxa" w:w="5621"/>
           </w:tcPr>
           <w:p>
             <w:pPr>
@@ -8423,7 +8423,94 @@
         </w:tc>
         <w:tc>
           <w:tcPr>
-            <w:tcW w:type="dxa" w:w="973"/>
+            <w:tcW w:type="dxa" w:w="899"/>
+          </w:tcPr>
+          <w:p>
+            <w:pPr>
+              <w:keepNext/>
+              <w:spacing w:line="240" w:lineRule="auto" w:after="0"/>
+              <w:ind w:firstLine="0"/>
+              <w:jc w:val="left"/>
+            </w:pPr>
+          </w:p>
+        </w:tc>
+      </w:tr>
+      <w:tr>
+        <w:trPr>
+          <w:cantSplit w:val="true"/>
+        </w:trPr>
+        <w:tc>
+          <w:tcPr>
+            <w:tcW w:type="dxa" w:w="1134"/>
+          </w:tcPr>
+          <w:p>
+            <w:pPr>
+              <w:keepNext/>
+              <w:spacing w:line="240" w:lineRule="auto" w:after="0"/>
+              <w:ind w:firstLine="0"/>
+              <w:jc w:val="left"/>
+            </w:pPr>
+            <w:r>
+              <w:rPr>
+                <w:rFonts w:ascii="Times New Roman" w:hAnsi="Times New Roman" w:cs="Times New Roman" w:eastAsia="Times New Roman"/>
+                <w:b w:val="0"/>
+                <w:i w:val="0"/>
+                <w:color w:val="000000"/>
+                <w:sz w:val="24"/>
+              </w:rPr>
+              <w:t>1.3</w:t>
+            </w:r>
+          </w:p>
+        </w:tc>
+        <w:tc>
+          <w:tcPr>
+            <w:tcW w:type="dxa" w:w="1701"/>
+          </w:tcPr>
+          <w:p>
+            <w:pPr>
+              <w:keepNext/>
+              <w:spacing w:line="240" w:lineRule="auto" w:after="0"/>
+              <w:ind w:firstLine="0"/>
+              <w:jc w:val="left"/>
+            </w:pPr>
+            <w:r>
+              <w:rPr>
+                <w:rFonts w:ascii="Times New Roman" w:hAnsi="Times New Roman" w:cs="Times New Roman" w:eastAsia="Times New Roman"/>
+                <w:b w:val="0"/>
+                <w:i w:val="0"/>
+                <w:color w:val="000000"/>
+                <w:sz w:val="24"/>
+              </w:rPr>
+              <w:t>28.07.2026</w:t>
+            </w:r>
+          </w:p>
+        </w:tc>
+        <w:tc>
+          <w:tcPr>
+            <w:tcW w:type="dxa" w:w="5621"/>
+          </w:tcPr>
+          <w:p>
+            <w:pPr>
+              <w:keepNext/>
+              <w:spacing w:line="240" w:lineRule="auto" w:after="0"/>
+              <w:ind w:firstLine="0"/>
+              <w:jc w:val="left"/>
+            </w:pPr>
+            <w:r>
+              <w:rPr>
+                <w:rFonts w:ascii="Times New Roman" w:hAnsi="Times New Roman" w:cs="Times New Roman" w:eastAsia="Times New Roman"/>
+                <w:b w:val="0"/>
+                <w:i w:val="0"/>
+                <w:color w:val="000000"/>
+                <w:sz w:val="24"/>
+              </w:rPr>
+              <w:t>Дополнен порядок работы с режимом технических работ: объявляемые сроки и контакты, снятие режима по истечении срока, вход супер-администратора и аварийное снятие командой</w:t>
+            </w:r>
+          </w:p>
+        </w:tc>
+        <w:tc>
+          <w:tcPr>
+            <w:tcW w:type="dxa" w:w="899"/>
           </w:tcPr>
           <w:p>
             <w:pPr>
@@ -8468,7 +8555,7 @@
         </w:tc>
         <w:tc>
           <w:tcPr>
-            <w:tcW w:type="dxa" w:w="5547"/>
+            <w:tcW w:type="dxa" w:w="5621"/>
           </w:tcPr>
           <w:p>
             <w:pPr>
@@ -8481,7 +8568,7 @@
         </w:tc>
         <w:tc>
           <w:tcPr>
-            <w:tcW w:type="dxa" w:w="973"/>
+            <w:tcW w:type="dxa" w:w="899"/>
           </w:tcPr>
           <w:p>
             <w:pPr>
@@ -8526,7 +8613,7 @@
         </w:tc>
         <w:tc>
           <w:tcPr>
-            <w:tcW w:type="dxa" w:w="5547"/>
+            <w:tcW w:type="dxa" w:w="5621"/>
           </w:tcPr>
           <w:p>
             <w:pPr>
@@ -8539,7 +8626,7 @@
         </w:tc>
         <w:tc>
           <w:tcPr>
-            <w:tcW w:type="dxa" w:w="973"/>
+            <w:tcW w:type="dxa" w:w="899"/>
           </w:tcPr>
           <w:p>
             <w:pPr>
@@ -8584,7 +8671,7 @@
         </w:tc>
         <w:tc>
           <w:tcPr>
-            <w:tcW w:type="dxa" w:w="5547"/>
+            <w:tcW w:type="dxa" w:w="5621"/>
           </w:tcPr>
           <w:p>
             <w:pPr>
@@ -8597,7 +8684,7 @@
         </w:tc>
         <w:tc>
           <w:tcPr>
-            <w:tcW w:type="dxa" w:w="973"/>
+            <w:tcW w:type="dxa" w:w="899"/>
           </w:tcPr>
           <w:p>
             <w:pPr>
@@ -8642,7 +8729,7 @@
         </w:tc>
         <w:tc>
           <w:tcPr>
-            <w:tcW w:type="dxa" w:w="5547"/>
+            <w:tcW w:type="dxa" w:w="5621"/>
           </w:tcPr>
           <w:p>
             <w:pPr>
@@ -8655,7 +8742,7 @@
         </w:tc>
         <w:tc>
           <w:tcPr>
-            <w:tcW w:type="dxa" w:w="973"/>
+            <w:tcW w:type="dxa" w:w="899"/>
           </w:tcPr>
           <w:p>
             <w:pPr>
@@ -8700,7 +8787,7 @@
         </w:tc>
         <w:tc>
           <w:tcPr>
-            <w:tcW w:type="dxa" w:w="5547"/>
+            <w:tcW w:type="dxa" w:w="5621"/>
           </w:tcPr>
           <w:p>
             <w:pPr>
@@ -8713,7 +8800,7 @@
         </w:tc>
         <w:tc>
           <w:tcPr>
-            <w:tcW w:type="dxa" w:w="973"/>
+            <w:tcW w:type="dxa" w:w="899"/>
           </w:tcPr>
           <w:p>
             <w:pPr>
@@ -8756,7 +8843,7 @@
         </w:tc>
         <w:tc>
           <w:tcPr>
-            <w:tcW w:type="dxa" w:w="5547"/>
+            <w:tcW w:type="dxa" w:w="5621"/>
           </w:tcPr>
           <w:p>
             <w:pPr>
@@ -8768,7 +8855,7 @@
         </w:tc>
         <w:tc>
           <w:tcPr>
-            <w:tcW w:type="dxa" w:w="973"/>
+            <w:tcW w:type="dxa" w:w="899"/>
           </w:tcPr>
           <w:p>
             <w:pPr>

--- a/Документация/Критерии завершения пилотного периода/Критерии завершения пилотного периода.docx
+++ b/Документация/Критерии завершения пилотного периода/Критерии завершения пилотного периода.docx
@@ -177,7 +177,7 @@
           <w:color w:val="000000"/>
           <w:sz w:val="26"/>
         </w:rPr>
-        <w:t>Версия документа: 1.3</w:t>
+        <w:t>Версия документа: 1.4</w:t>
       </w:r>
     </w:p>
     <w:p>
@@ -193,7 +193,7 @@
           <w:color w:val="000000"/>
           <w:sz w:val="26"/>
         </w:rPr>
-        <w:t>Дата: 28.07.2026</w:t>
+        <w:t>Дата: 30.07.2026</w:t>
       </w:r>
     </w:p>
     <w:p>
@@ -8069,8 +8069,8 @@
       <w:tblGrid>
         <w:gridCol w:w="1134"/>
         <w:gridCol w:w="1701"/>
-        <w:gridCol w:w="5622"/>
-        <w:gridCol w:w="899"/>
+        <w:gridCol w:w="5647"/>
+        <w:gridCol w:w="873"/>
       </w:tblGrid>
       <w:tr>
         <w:trPr>
@@ -8127,7 +8127,7 @@
         </w:tc>
         <w:tc>
           <w:tcPr>
-            <w:tcW w:type="dxa" w:w="5621"/>
+            <w:tcW w:type="dxa" w:w="5647"/>
             <w:shd w:val="clear" w:fill="E8E8E8"/>
           </w:tcPr>
           <w:p>
@@ -8151,7 +8151,7 @@
         </w:tc>
         <w:tc>
           <w:tcPr>
-            <w:tcW w:type="dxa" w:w="899"/>
+            <w:tcW w:type="dxa" w:w="873"/>
             <w:shd w:val="clear" w:fill="E8E8E8"/>
           </w:tcPr>
           <w:p>
@@ -8226,7 +8226,7 @@
         </w:tc>
         <w:tc>
           <w:tcPr>
-            <w:tcW w:type="dxa" w:w="5621"/>
+            <w:tcW w:type="dxa" w:w="5647"/>
           </w:tcPr>
           <w:p>
             <w:pPr>
@@ -8249,7 +8249,7 @@
         </w:tc>
         <w:tc>
           <w:tcPr>
-            <w:tcW w:type="dxa" w:w="899"/>
+            <w:tcW w:type="dxa" w:w="873"/>
           </w:tcPr>
           <w:p>
             <w:pPr>
@@ -8313,7 +8313,7 @@
         </w:tc>
         <w:tc>
           <w:tcPr>
-            <w:tcW w:type="dxa" w:w="5621"/>
+            <w:tcW w:type="dxa" w:w="5647"/>
           </w:tcPr>
           <w:p>
             <w:pPr>
@@ -8336,7 +8336,7 @@
         </w:tc>
         <w:tc>
           <w:tcPr>
-            <w:tcW w:type="dxa" w:w="899"/>
+            <w:tcW w:type="dxa" w:w="873"/>
           </w:tcPr>
           <w:p>
             <w:pPr>
@@ -8400,7 +8400,7 @@
         </w:tc>
         <w:tc>
           <w:tcPr>
-            <w:tcW w:type="dxa" w:w="5621"/>
+            <w:tcW w:type="dxa" w:w="5647"/>
           </w:tcPr>
           <w:p>
             <w:pPr>
@@ -8423,7 +8423,7 @@
         </w:tc>
         <w:tc>
           <w:tcPr>
-            <w:tcW w:type="dxa" w:w="899"/>
+            <w:tcW w:type="dxa" w:w="873"/>
           </w:tcPr>
           <w:p>
             <w:pPr>
@@ -8487,7 +8487,7 @@
         </w:tc>
         <w:tc>
           <w:tcPr>
-            <w:tcW w:type="dxa" w:w="5621"/>
+            <w:tcW w:type="dxa" w:w="5647"/>
           </w:tcPr>
           <w:p>
             <w:pPr>
@@ -8510,7 +8510,94 @@
         </w:tc>
         <w:tc>
           <w:tcPr>
-            <w:tcW w:type="dxa" w:w="899"/>
+            <w:tcW w:type="dxa" w:w="873"/>
+          </w:tcPr>
+          <w:p>
+            <w:pPr>
+              <w:keepNext/>
+              <w:spacing w:line="240" w:lineRule="auto" w:after="0"/>
+              <w:ind w:firstLine="0"/>
+              <w:jc w:val="left"/>
+            </w:pPr>
+          </w:p>
+        </w:tc>
+      </w:tr>
+      <w:tr>
+        <w:trPr>
+          <w:cantSplit w:val="true"/>
+        </w:trPr>
+        <w:tc>
+          <w:tcPr>
+            <w:tcW w:type="dxa" w:w="1134"/>
+          </w:tcPr>
+          <w:p>
+            <w:pPr>
+              <w:keepNext/>
+              <w:spacing w:line="240" w:lineRule="auto" w:after="0"/>
+              <w:ind w:firstLine="0"/>
+              <w:jc w:val="left"/>
+            </w:pPr>
+            <w:r>
+              <w:rPr>
+                <w:rFonts w:ascii="Times New Roman" w:hAnsi="Times New Roman" w:cs="Times New Roman" w:eastAsia="Times New Roman"/>
+                <w:b w:val="0"/>
+                <w:i w:val="0"/>
+                <w:color w:val="000000"/>
+                <w:sz w:val="24"/>
+              </w:rPr>
+              <w:t>1.4</w:t>
+            </w:r>
+          </w:p>
+        </w:tc>
+        <w:tc>
+          <w:tcPr>
+            <w:tcW w:type="dxa" w:w="1701"/>
+          </w:tcPr>
+          <w:p>
+            <w:pPr>
+              <w:keepNext/>
+              <w:spacing w:line="240" w:lineRule="auto" w:after="0"/>
+              <w:ind w:firstLine="0"/>
+              <w:jc w:val="left"/>
+            </w:pPr>
+            <w:r>
+              <w:rPr>
+                <w:rFonts w:ascii="Times New Roman" w:hAnsi="Times New Roman" w:cs="Times New Roman" w:eastAsia="Times New Roman"/>
+                <w:b w:val="0"/>
+                <w:i w:val="0"/>
+                <w:color w:val="000000"/>
+                <w:sz w:val="24"/>
+              </w:rPr>
+              <w:t>30.07.2026</w:t>
+            </w:r>
+          </w:p>
+        </w:tc>
+        <w:tc>
+          <w:tcPr>
+            <w:tcW w:type="dxa" w:w="5647"/>
+          </w:tcPr>
+          <w:p>
+            <w:pPr>
+              <w:keepNext/>
+              <w:spacing w:line="240" w:lineRule="auto" w:after="0"/>
+              <w:ind w:firstLine="0"/>
+              <w:jc w:val="left"/>
+            </w:pPr>
+            <w:r>
+              <w:rPr>
+                <w:rFonts w:ascii="Times New Roman" w:hAnsi="Times New Roman" w:cs="Times New Roman" w:eastAsia="Times New Roman"/>
+                <w:b w:val="0"/>
+                <w:i w:val="0"/>
+                <w:color w:val="000000"/>
+                <w:sz w:val="24"/>
+              </w:rPr>
+              <w:t>Обновлены количественные показатели; описан перенос длинного перечня в бланке вместе с шапкой столбцов</w:t>
+            </w:r>
+          </w:p>
+        </w:tc>
+        <w:tc>
+          <w:tcPr>
+            <w:tcW w:type="dxa" w:w="873"/>
           </w:tcPr>
           <w:p>
             <w:pPr>
@@ -8555,7 +8642,7 @@
         </w:tc>
         <w:tc>
           <w:tcPr>
-            <w:tcW w:type="dxa" w:w="5621"/>
+            <w:tcW w:type="dxa" w:w="5647"/>
           </w:tcPr>
           <w:p>
             <w:pPr>
@@ -8568,7 +8655,7 @@
         </w:tc>
         <w:tc>
           <w:tcPr>
-            <w:tcW w:type="dxa" w:w="899"/>
+            <w:tcW w:type="dxa" w:w="873"/>
           </w:tcPr>
           <w:p>
             <w:pPr>
@@ -8613,7 +8700,7 @@
         </w:tc>
         <w:tc>
           <w:tcPr>
-            <w:tcW w:type="dxa" w:w="5621"/>
+            <w:tcW w:type="dxa" w:w="5647"/>
           </w:tcPr>
           <w:p>
             <w:pPr>
@@ -8626,7 +8713,7 @@
         </w:tc>
         <w:tc>
           <w:tcPr>
-            <w:tcW w:type="dxa" w:w="899"/>
+            <w:tcW w:type="dxa" w:w="873"/>
           </w:tcPr>
           <w:p>
             <w:pPr>
@@ -8671,7 +8758,7 @@
         </w:tc>
         <w:tc>
           <w:tcPr>
-            <w:tcW w:type="dxa" w:w="5621"/>
+            <w:tcW w:type="dxa" w:w="5647"/>
           </w:tcPr>
           <w:p>
             <w:pPr>
@@ -8684,7 +8771,7 @@
         </w:tc>
         <w:tc>
           <w:tcPr>
-            <w:tcW w:type="dxa" w:w="899"/>
+            <w:tcW w:type="dxa" w:w="873"/>
           </w:tcPr>
           <w:p>
             <w:pPr>
@@ -8729,7 +8816,7 @@
         </w:tc>
         <w:tc>
           <w:tcPr>
-            <w:tcW w:type="dxa" w:w="5621"/>
+            <w:tcW w:type="dxa" w:w="5647"/>
           </w:tcPr>
           <w:p>
             <w:pPr>
@@ -8742,7 +8829,7 @@
         </w:tc>
         <w:tc>
           <w:tcPr>
-            <w:tcW w:type="dxa" w:w="899"/>
+            <w:tcW w:type="dxa" w:w="873"/>
           </w:tcPr>
           <w:p>
             <w:pPr>
@@ -8787,7 +8874,7 @@
         </w:tc>
         <w:tc>
           <w:tcPr>
-            <w:tcW w:type="dxa" w:w="5621"/>
+            <w:tcW w:type="dxa" w:w="5647"/>
           </w:tcPr>
           <w:p>
             <w:pPr>
@@ -8800,7 +8887,7 @@
         </w:tc>
         <w:tc>
           <w:tcPr>
-            <w:tcW w:type="dxa" w:w="899"/>
+            <w:tcW w:type="dxa" w:w="873"/>
           </w:tcPr>
           <w:p>
             <w:pPr>
@@ -8843,7 +8930,7 @@
         </w:tc>
         <w:tc>
           <w:tcPr>
-            <w:tcW w:type="dxa" w:w="5621"/>
+            <w:tcW w:type="dxa" w:w="5647"/>
           </w:tcPr>
           <w:p>
             <w:pPr>
@@ -8855,7 +8942,7 @@
         </w:tc>
         <w:tc>
           <w:tcPr>
-            <w:tcW w:type="dxa" w:w="899"/>
+            <w:tcW w:type="dxa" w:w="873"/>
           </w:tcPr>
           <w:p>
             <w:pPr>

--- a/Документация/Критерии завершения пилотного периода/Критерии завершения пилотного периода.docx
+++ b/Документация/Критерии завершения пилотного периода/Критерии завершения пилотного периода.docx
@@ -177,7 +177,7 @@
           <w:color w:val="000000"/>
           <w:sz w:val="26"/>
         </w:rPr>
-        <w:t>Версия документа: 1.4</w:t>
+        <w:t>Версия документа: 1.5</w:t>
       </w:r>
     </w:p>
     <w:p>
@@ -8069,8 +8069,8 @@
       <w:tblGrid>
         <w:gridCol w:w="1134"/>
         <w:gridCol w:w="1701"/>
-        <w:gridCol w:w="5647"/>
-        <w:gridCol w:w="873"/>
+        <w:gridCol w:w="5665"/>
+        <w:gridCol w:w="855"/>
       </w:tblGrid>
       <w:tr>
         <w:trPr>
@@ -8127,7 +8127,7 @@
         </w:tc>
         <w:tc>
           <w:tcPr>
-            <w:tcW w:type="dxa" w:w="5647"/>
+            <w:tcW w:type="dxa" w:w="5664"/>
             <w:shd w:val="clear" w:fill="E8E8E8"/>
           </w:tcPr>
           <w:p>
@@ -8151,7 +8151,7 @@
         </w:tc>
         <w:tc>
           <w:tcPr>
-            <w:tcW w:type="dxa" w:w="873"/>
+            <w:tcW w:type="dxa" w:w="855"/>
             <w:shd w:val="clear" w:fill="E8E8E8"/>
           </w:tcPr>
           <w:p>
@@ -8226,7 +8226,7 @@
         </w:tc>
         <w:tc>
           <w:tcPr>
-            <w:tcW w:type="dxa" w:w="5647"/>
+            <w:tcW w:type="dxa" w:w="5664"/>
           </w:tcPr>
           <w:p>
             <w:pPr>
@@ -8249,7 +8249,7 @@
         </w:tc>
         <w:tc>
           <w:tcPr>
-            <w:tcW w:type="dxa" w:w="873"/>
+            <w:tcW w:type="dxa" w:w="855"/>
           </w:tcPr>
           <w:p>
             <w:pPr>
@@ -8313,7 +8313,7 @@
         </w:tc>
         <w:tc>
           <w:tcPr>
-            <w:tcW w:type="dxa" w:w="5647"/>
+            <w:tcW w:type="dxa" w:w="5664"/>
           </w:tcPr>
           <w:p>
             <w:pPr>
@@ -8336,7 +8336,7 @@
         </w:tc>
         <w:tc>
           <w:tcPr>
-            <w:tcW w:type="dxa" w:w="873"/>
+            <w:tcW w:type="dxa" w:w="855"/>
           </w:tcPr>
           <w:p>
             <w:pPr>
@@ -8400,7 +8400,7 @@
         </w:tc>
         <w:tc>
           <w:tcPr>
-            <w:tcW w:type="dxa" w:w="5647"/>
+            <w:tcW w:type="dxa" w:w="5664"/>
           </w:tcPr>
           <w:p>
             <w:pPr>
@@ -8423,7 +8423,7 @@
         </w:tc>
         <w:tc>
           <w:tcPr>
-            <w:tcW w:type="dxa" w:w="873"/>
+            <w:tcW w:type="dxa" w:w="855"/>
           </w:tcPr>
           <w:p>
             <w:pPr>
@@ -8487,7 +8487,7 @@
         </w:tc>
         <w:tc>
           <w:tcPr>
-            <w:tcW w:type="dxa" w:w="5647"/>
+            <w:tcW w:type="dxa" w:w="5664"/>
           </w:tcPr>
           <w:p>
             <w:pPr>
@@ -8510,7 +8510,7 @@
         </w:tc>
         <w:tc>
           <w:tcPr>
-            <w:tcW w:type="dxa" w:w="873"/>
+            <w:tcW w:type="dxa" w:w="855"/>
           </w:tcPr>
           <w:p>
             <w:pPr>
@@ -8574,7 +8574,7 @@
         </w:tc>
         <w:tc>
           <w:tcPr>
-            <w:tcW w:type="dxa" w:w="5647"/>
+            <w:tcW w:type="dxa" w:w="5664"/>
           </w:tcPr>
           <w:p>
             <w:pPr>
@@ -8597,7 +8597,94 @@
         </w:tc>
         <w:tc>
           <w:tcPr>
-            <w:tcW w:type="dxa" w:w="873"/>
+            <w:tcW w:type="dxa" w:w="855"/>
+          </w:tcPr>
+          <w:p>
+            <w:pPr>
+              <w:keepNext/>
+              <w:spacing w:line="240" w:lineRule="auto" w:after="0"/>
+              <w:ind w:firstLine="0"/>
+              <w:jc w:val="left"/>
+            </w:pPr>
+          </w:p>
+        </w:tc>
+      </w:tr>
+      <w:tr>
+        <w:trPr>
+          <w:cantSplit w:val="true"/>
+        </w:trPr>
+        <w:tc>
+          <w:tcPr>
+            <w:tcW w:type="dxa" w:w="1134"/>
+          </w:tcPr>
+          <w:p>
+            <w:pPr>
+              <w:keepNext/>
+              <w:spacing w:line="240" w:lineRule="auto" w:after="0"/>
+              <w:ind w:firstLine="0"/>
+              <w:jc w:val="left"/>
+            </w:pPr>
+            <w:r>
+              <w:rPr>
+                <w:rFonts w:ascii="Times New Roman" w:hAnsi="Times New Roman" w:cs="Times New Roman" w:eastAsia="Times New Roman"/>
+                <w:b w:val="0"/>
+                <w:i w:val="0"/>
+                <w:color w:val="000000"/>
+                <w:sz w:val="24"/>
+              </w:rPr>
+              <w:t>1.5</w:t>
+            </w:r>
+          </w:p>
+        </w:tc>
+        <w:tc>
+          <w:tcPr>
+            <w:tcW w:type="dxa" w:w="1701"/>
+          </w:tcPr>
+          <w:p>
+            <w:pPr>
+              <w:keepNext/>
+              <w:spacing w:line="240" w:lineRule="auto" w:after="0"/>
+              <w:ind w:firstLine="0"/>
+              <w:jc w:val="left"/>
+            </w:pPr>
+            <w:r>
+              <w:rPr>
+                <w:rFonts w:ascii="Times New Roman" w:hAnsi="Times New Roman" w:cs="Times New Roman" w:eastAsia="Times New Roman"/>
+                <w:b w:val="0"/>
+                <w:i w:val="0"/>
+                <w:color w:val="000000"/>
+                <w:sz w:val="24"/>
+              </w:rPr>
+              <w:t>30.07.2026</w:t>
+            </w:r>
+          </w:p>
+        </w:tc>
+        <w:tc>
+          <w:tcPr>
+            <w:tcW w:type="dxa" w:w="5664"/>
+          </w:tcPr>
+          <w:p>
+            <w:pPr>
+              <w:keepNext/>
+              <w:spacing w:line="240" w:lineRule="auto" w:after="0"/>
+              <w:ind w:firstLine="0"/>
+              <w:jc w:val="left"/>
+            </w:pPr>
+            <w:r>
+              <w:rPr>
+                <w:rFonts w:ascii="Times New Roman" w:hAnsi="Times New Roman" w:cs="Times New Roman" w:eastAsia="Times New Roman"/>
+                <w:b w:val="0"/>
+                <w:i w:val="0"/>
+                <w:color w:val="000000"/>
+                <w:sz w:val="24"/>
+              </w:rPr>
+              <w:t>Обновлены количественные показатели: объём кода, число тестов и методов программного интерфейса</w:t>
+            </w:r>
+          </w:p>
+        </w:tc>
+        <w:tc>
+          <w:tcPr>
+            <w:tcW w:type="dxa" w:w="855"/>
           </w:tcPr>
           <w:p>
             <w:pPr>
@@ -8642,7 +8729,7 @@
         </w:tc>
         <w:tc>
           <w:tcPr>
-            <w:tcW w:type="dxa" w:w="5647"/>
+            <w:tcW w:type="dxa" w:w="5664"/>
           </w:tcPr>
           <w:p>
             <w:pPr>
@@ -8655,7 +8742,7 @@
         </w:tc>
         <w:tc>
           <w:tcPr>
-            <w:tcW w:type="dxa" w:w="873"/>
+            <w:tcW w:type="dxa" w:w="855"/>
           </w:tcPr>
           <w:p>
             <w:pPr>
@@ -8700,7 +8787,7 @@
         </w:tc>
         <w:tc>
           <w:tcPr>
-            <w:tcW w:type="dxa" w:w="5647"/>
+            <w:tcW w:type="dxa" w:w="5664"/>
           </w:tcPr>
           <w:p>
             <w:pPr>
@@ -8713,7 +8800,7 @@
         </w:tc>
         <w:tc>
           <w:tcPr>
-            <w:tcW w:type="dxa" w:w="873"/>
+            <w:tcW w:type="dxa" w:w="855"/>
           </w:tcPr>
           <w:p>
             <w:pPr>
@@ -8758,7 +8845,7 @@
         </w:tc>
         <w:tc>
           <w:tcPr>
-            <w:tcW w:type="dxa" w:w="5647"/>
+            <w:tcW w:type="dxa" w:w="5664"/>
           </w:tcPr>
           <w:p>
             <w:pPr>
@@ -8771,7 +8858,7 @@
         </w:tc>
         <w:tc>
           <w:tcPr>
-            <w:tcW w:type="dxa" w:w="873"/>
+            <w:tcW w:type="dxa" w:w="855"/>
           </w:tcPr>
           <w:p>
             <w:pPr>
@@ -8816,7 +8903,7 @@
         </w:tc>
         <w:tc>
           <w:tcPr>
-            <w:tcW w:type="dxa" w:w="5647"/>
+            <w:tcW w:type="dxa" w:w="5664"/>
           </w:tcPr>
           <w:p>
             <w:pPr>
@@ -8829,7 +8916,7 @@
         </w:tc>
         <w:tc>
           <w:tcPr>
-            <w:tcW w:type="dxa" w:w="873"/>
+            <w:tcW w:type="dxa" w:w="855"/>
           </w:tcPr>
           <w:p>
             <w:pPr>
@@ -8874,7 +8961,7 @@
         </w:tc>
         <w:tc>
           <w:tcPr>
-            <w:tcW w:type="dxa" w:w="5647"/>
+            <w:tcW w:type="dxa" w:w="5664"/>
           </w:tcPr>
           <w:p>
             <w:pPr>
@@ -8887,7 +8974,7 @@
         </w:tc>
         <w:tc>
           <w:tcPr>
-            <w:tcW w:type="dxa" w:w="873"/>
+            <w:tcW w:type="dxa" w:w="855"/>
           </w:tcPr>
           <w:p>
             <w:pPr>
@@ -8930,7 +9017,7 @@
         </w:tc>
         <w:tc>
           <w:tcPr>
-            <w:tcW w:type="dxa" w:w="5647"/>
+            <w:tcW w:type="dxa" w:w="5664"/>
           </w:tcPr>
           <w:p>
             <w:pPr>
@@ -8942,7 +9029,7 @@
         </w:tc>
         <w:tc>
           <w:tcPr>
-            <w:tcW w:type="dxa" w:w="873"/>
+            <w:tcW w:type="dxa" w:w="855"/>
           </w:tcPr>
           <w:p>
             <w:pPr>

--- a/Документация/Критерии завершения пилотного периода/Критерии завершения пилотного периода.docx
+++ b/Документация/Критерии завершения пилотного периода/Критерии завершения пилотного периода.docx
@@ -177,7 +177,7 @@
           <w:color w:val="000000"/>
           <w:sz w:val="26"/>
         </w:rPr>
-        <w:t>Версия документа: 1.5</w:t>
+        <w:t>Версия документа: 1.6</w:t>
       </w:r>
     </w:p>
     <w:p>
@@ -8069,8 +8069,8 @@
       <w:tblGrid>
         <w:gridCol w:w="1134"/>
         <w:gridCol w:w="1701"/>
-        <w:gridCol w:w="5665"/>
-        <w:gridCol w:w="855"/>
+        <w:gridCol w:w="5670"/>
+        <w:gridCol w:w="850"/>
       </w:tblGrid>
       <w:tr>
         <w:trPr>
@@ -8127,7 +8127,7 @@
         </w:tc>
         <w:tc>
           <w:tcPr>
-            <w:tcW w:type="dxa" w:w="5664"/>
+            <w:tcW w:type="dxa" w:w="5669"/>
             <w:shd w:val="clear" w:fill="E8E8E8"/>
           </w:tcPr>
           <w:p>
@@ -8151,7 +8151,7 @@
         </w:tc>
         <w:tc>
           <w:tcPr>
-            <w:tcW w:type="dxa" w:w="855"/>
+            <w:tcW w:type="dxa" w:w="850"/>
             <w:shd w:val="clear" w:fill="E8E8E8"/>
           </w:tcPr>
           <w:p>
@@ -8226,7 +8226,7 @@
         </w:tc>
         <w:tc>
           <w:tcPr>
-            <w:tcW w:type="dxa" w:w="5664"/>
+            <w:tcW w:type="dxa" w:w="5669"/>
           </w:tcPr>
           <w:p>
             <w:pPr>
@@ -8249,7 +8249,7 @@
         </w:tc>
         <w:tc>
           <w:tcPr>
-            <w:tcW w:type="dxa" w:w="855"/>
+            <w:tcW w:type="dxa" w:w="850"/>
           </w:tcPr>
           <w:p>
             <w:pPr>
@@ -8313,7 +8313,7 @@
         </w:tc>
         <w:tc>
           <w:tcPr>
-            <w:tcW w:type="dxa" w:w="5664"/>
+            <w:tcW w:type="dxa" w:w="5669"/>
           </w:tcPr>
           <w:p>
             <w:pPr>
@@ -8336,7 +8336,7 @@
         </w:tc>
         <w:tc>
           <w:tcPr>
-            <w:tcW w:type="dxa" w:w="855"/>
+            <w:tcW w:type="dxa" w:w="850"/>
           </w:tcPr>
           <w:p>
             <w:pPr>
@@ -8400,7 +8400,7 @@
         </w:tc>
         <w:tc>
           <w:tcPr>
-            <w:tcW w:type="dxa" w:w="5664"/>
+            <w:tcW w:type="dxa" w:w="5669"/>
           </w:tcPr>
           <w:p>
             <w:pPr>
@@ -8423,7 +8423,7 @@
         </w:tc>
         <w:tc>
           <w:tcPr>
-            <w:tcW w:type="dxa" w:w="855"/>
+            <w:tcW w:type="dxa" w:w="850"/>
           </w:tcPr>
           <w:p>
             <w:pPr>
@@ -8487,7 +8487,7 @@
         </w:tc>
         <w:tc>
           <w:tcPr>
-            <w:tcW w:type="dxa" w:w="5664"/>
+            <w:tcW w:type="dxa" w:w="5669"/>
           </w:tcPr>
           <w:p>
             <w:pPr>
@@ -8510,7 +8510,7 @@
         </w:tc>
         <w:tc>
           <w:tcPr>
-            <w:tcW w:type="dxa" w:w="855"/>
+            <w:tcW w:type="dxa" w:w="850"/>
           </w:tcPr>
           <w:p>
             <w:pPr>
@@ -8574,7 +8574,7 @@
         </w:tc>
         <w:tc>
           <w:tcPr>
-            <w:tcW w:type="dxa" w:w="5664"/>
+            <w:tcW w:type="dxa" w:w="5669"/>
           </w:tcPr>
           <w:p>
             <w:pPr>
@@ -8597,7 +8597,7 @@
         </w:tc>
         <w:tc>
           <w:tcPr>
-            <w:tcW w:type="dxa" w:w="855"/>
+            <w:tcW w:type="dxa" w:w="850"/>
           </w:tcPr>
           <w:p>
             <w:pPr>
@@ -8661,7 +8661,7 @@
         </w:tc>
         <w:tc>
           <w:tcPr>
-            <w:tcW w:type="dxa" w:w="5664"/>
+            <w:tcW w:type="dxa" w:w="5669"/>
           </w:tcPr>
           <w:p>
             <w:pPr>
@@ -8684,7 +8684,94 @@
         </w:tc>
         <w:tc>
           <w:tcPr>
-            <w:tcW w:type="dxa" w:w="855"/>
+            <w:tcW w:type="dxa" w:w="850"/>
+          </w:tcPr>
+          <w:p>
+            <w:pPr>
+              <w:keepNext/>
+              <w:spacing w:line="240" w:lineRule="auto" w:after="0"/>
+              <w:ind w:firstLine="0"/>
+              <w:jc w:val="left"/>
+            </w:pPr>
+          </w:p>
+        </w:tc>
+      </w:tr>
+      <w:tr>
+        <w:trPr>
+          <w:cantSplit w:val="true"/>
+        </w:trPr>
+        <w:tc>
+          <w:tcPr>
+            <w:tcW w:type="dxa" w:w="1134"/>
+          </w:tcPr>
+          <w:p>
+            <w:pPr>
+              <w:keepNext/>
+              <w:spacing w:line="240" w:lineRule="auto" w:after="0"/>
+              <w:ind w:firstLine="0"/>
+              <w:jc w:val="left"/>
+            </w:pPr>
+            <w:r>
+              <w:rPr>
+                <w:rFonts w:ascii="Times New Roman" w:hAnsi="Times New Roman" w:cs="Times New Roman" w:eastAsia="Times New Roman"/>
+                <w:b w:val="0"/>
+                <w:i w:val="0"/>
+                <w:color w:val="000000"/>
+                <w:sz w:val="24"/>
+              </w:rPr>
+              <w:t>1.6</w:t>
+            </w:r>
+          </w:p>
+        </w:tc>
+        <w:tc>
+          <w:tcPr>
+            <w:tcW w:type="dxa" w:w="1701"/>
+          </w:tcPr>
+          <w:p>
+            <w:pPr>
+              <w:keepNext/>
+              <w:spacing w:line="240" w:lineRule="auto" w:after="0"/>
+              <w:ind w:firstLine="0"/>
+              <w:jc w:val="left"/>
+            </w:pPr>
+            <w:r>
+              <w:rPr>
+                <w:rFonts w:ascii="Times New Roman" w:hAnsi="Times New Roman" w:cs="Times New Roman" w:eastAsia="Times New Roman"/>
+                <w:b w:val="0"/>
+                <w:i w:val="0"/>
+                <w:color w:val="000000"/>
+                <w:sz w:val="24"/>
+              </w:rPr>
+              <w:t>30.07.2026</w:t>
+            </w:r>
+          </w:p>
+        </w:tc>
+        <w:tc>
+          <w:tcPr>
+            <w:tcW w:type="dxa" w:w="5669"/>
+          </w:tcPr>
+          <w:p>
+            <w:pPr>
+              <w:keepNext/>
+              <w:spacing w:line="240" w:lineRule="auto" w:after="0"/>
+              <w:ind w:firstLine="0"/>
+              <w:jc w:val="left"/>
+            </w:pPr>
+            <w:r>
+              <w:rPr>
+                <w:rFonts w:ascii="Times New Roman" w:hAnsi="Times New Roman" w:cs="Times New Roman" w:eastAsia="Times New Roman"/>
+                <w:b w:val="0"/>
+                <w:i w:val="0"/>
+                <w:color w:val="000000"/>
+                <w:sz w:val="24"/>
+              </w:rPr>
+              <w:t>Описано обязательное согласие на обработку персональных данных при входе; обновлены количественные показатели</w:t>
+            </w:r>
+          </w:p>
+        </w:tc>
+        <w:tc>
+          <w:tcPr>
+            <w:tcW w:type="dxa" w:w="850"/>
           </w:tcPr>
           <w:p>
             <w:pPr>
@@ -8729,7 +8816,7 @@
         </w:tc>
         <w:tc>
           <w:tcPr>
-            <w:tcW w:type="dxa" w:w="5664"/>
+            <w:tcW w:type="dxa" w:w="5669"/>
           </w:tcPr>
           <w:p>
             <w:pPr>
@@ -8742,7 +8829,7 @@
         </w:tc>
         <w:tc>
           <w:tcPr>
-            <w:tcW w:type="dxa" w:w="855"/>
+            <w:tcW w:type="dxa" w:w="850"/>
           </w:tcPr>
           <w:p>
             <w:pPr>
@@ -8787,7 +8874,7 @@
         </w:tc>
         <w:tc>
           <w:tcPr>
-            <w:tcW w:type="dxa" w:w="5664"/>
+            <w:tcW w:type="dxa" w:w="5669"/>
           </w:tcPr>
           <w:p>
             <w:pPr>
@@ -8800,7 +8887,7 @@
         </w:tc>
         <w:tc>
           <w:tcPr>
-            <w:tcW w:type="dxa" w:w="855"/>
+            <w:tcW w:type="dxa" w:w="850"/>
           </w:tcPr>
           <w:p>
             <w:pPr>
@@ -8845,7 +8932,7 @@
         </w:tc>
         <w:tc>
           <w:tcPr>
-            <w:tcW w:type="dxa" w:w="5664"/>
+            <w:tcW w:type="dxa" w:w="5669"/>
           </w:tcPr>
           <w:p>
             <w:pPr>
@@ -8858,7 +8945,7 @@
         </w:tc>
         <w:tc>
           <w:tcPr>
-            <w:tcW w:type="dxa" w:w="855"/>
+            <w:tcW w:type="dxa" w:w="850"/>
           </w:tcPr>
           <w:p>
             <w:pPr>
@@ -8903,7 +8990,7 @@
         </w:tc>
         <w:tc>
           <w:tcPr>
-            <w:tcW w:type="dxa" w:w="5664"/>
+            <w:tcW w:type="dxa" w:w="5669"/>
           </w:tcPr>
           <w:p>
             <w:pPr>
@@ -8916,7 +9003,7 @@
         </w:tc>
         <w:tc>
           <w:tcPr>
-            <w:tcW w:type="dxa" w:w="855"/>
+            <w:tcW w:type="dxa" w:w="850"/>
           </w:tcPr>
           <w:p>
             <w:pPr>
@@ -8961,7 +9048,7 @@
         </w:tc>
         <w:tc>
           <w:tcPr>
-            <w:tcW w:type="dxa" w:w="5664"/>
+            <w:tcW w:type="dxa" w:w="5669"/>
           </w:tcPr>
           <w:p>
             <w:pPr>
@@ -8974,7 +9061,7 @@
         </w:tc>
         <w:tc>
           <w:tcPr>
-            <w:tcW w:type="dxa" w:w="855"/>
+            <w:tcW w:type="dxa" w:w="850"/>
           </w:tcPr>
           <w:p>
             <w:pPr>
@@ -9017,7 +9104,7 @@
         </w:tc>
         <w:tc>
           <w:tcPr>
-            <w:tcW w:type="dxa" w:w="5664"/>
+            <w:tcW w:type="dxa" w:w="5669"/>
           </w:tcPr>
           <w:p>
             <w:pPr>
@@ -9029,7 +9116,7 @@
         </w:tc>
         <w:tc>
           <w:tcPr>
-            <w:tcW w:type="dxa" w:w="855"/>
+            <w:tcW w:type="dxa" w:w="850"/>
           </w:tcPr>
           <w:p>
             <w:pPr>

--- a/Документация/Критерии завершения пилотного периода/Критерии завершения пилотного периода.docx
+++ b/Документация/Критерии завершения пилотного периода/Критерии завершения пилотного периода.docx
@@ -177,7 +177,7 @@
           <w:color w:val="000000"/>
           <w:sz w:val="26"/>
         </w:rPr>
-        <w:t>Версия документа: 1.6</w:t>
+        <w:t>Версия документа: 1.7</w:t>
       </w:r>
     </w:p>
     <w:p>
@@ -8786,6 +8786,93 @@
       <w:tr>
         <w:trPr>
           <w:cantSplit w:val="true"/>
+        </w:trPr>
+        <w:tc>
+          <w:tcPr>
+            <w:tcW w:type="dxa" w:w="1134"/>
+          </w:tcPr>
+          <w:p>
+            <w:pPr>
+              <w:keepNext/>
+              <w:spacing w:line="240" w:lineRule="auto" w:after="0"/>
+              <w:ind w:firstLine="0"/>
+              <w:jc w:val="left"/>
+            </w:pPr>
+            <w:r>
+              <w:rPr>
+                <w:rFonts w:ascii="Times New Roman" w:hAnsi="Times New Roman" w:cs="Times New Roman" w:eastAsia="Times New Roman"/>
+                <w:b w:val="0"/>
+                <w:i w:val="0"/>
+                <w:color w:val="000000"/>
+                <w:sz w:val="24"/>
+              </w:rPr>
+              <w:t>1.7</w:t>
+            </w:r>
+          </w:p>
+        </w:tc>
+        <w:tc>
+          <w:tcPr>
+            <w:tcW w:type="dxa" w:w="1701"/>
+          </w:tcPr>
+          <w:p>
+            <w:pPr>
+              <w:keepNext/>
+              <w:spacing w:line="240" w:lineRule="auto" w:after="0"/>
+              <w:ind w:firstLine="0"/>
+              <w:jc w:val="left"/>
+            </w:pPr>
+            <w:r>
+              <w:rPr>
+                <w:rFonts w:ascii="Times New Roman" w:hAnsi="Times New Roman" w:cs="Times New Roman" w:eastAsia="Times New Roman"/>
+                <w:b w:val="0"/>
+                <w:i w:val="0"/>
+                <w:color w:val="000000"/>
+                <w:sz w:val="24"/>
+              </w:rPr>
+              <w:t>30.07.2026</w:t>
+            </w:r>
+          </w:p>
+        </w:tc>
+        <w:tc>
+          <w:tcPr>
+            <w:tcW w:type="dxa" w:w="5669"/>
+          </w:tcPr>
+          <w:p>
+            <w:pPr>
+              <w:keepNext/>
+              <w:spacing w:line="240" w:lineRule="auto" w:after="0"/>
+              <w:ind w:firstLine="0"/>
+              <w:jc w:val="left"/>
+            </w:pPr>
+            <w:r>
+              <w:rPr>
+                <w:rFonts w:ascii="Times New Roman" w:hAnsi="Times New Roman" w:cs="Times New Roman" w:eastAsia="Times New Roman"/>
+                <w:b w:val="0"/>
+                <w:i w:val="0"/>
+                <w:color w:val="000000"/>
+                <w:sz w:val="24"/>
+              </w:rPr>
+              <w:t>Дополнен состав записи о согласии: редакция текста и его контрольная сумма; описан показ текста согласия на странице документа; обновлены количественные показатели</w:t>
+            </w:r>
+          </w:p>
+        </w:tc>
+        <w:tc>
+          <w:tcPr>
+            <w:tcW w:type="dxa" w:w="850"/>
+          </w:tcPr>
+          <w:p>
+            <w:pPr>
+              <w:keepNext/>
+              <w:spacing w:line="240" w:lineRule="auto" w:after="0"/>
+              <w:ind w:firstLine="0"/>
+              <w:jc w:val="left"/>
+            </w:pPr>
+          </w:p>
+        </w:tc>
+      </w:tr>
+      <w:tr>
+        <w:trPr>
+          <w:cantSplit w:val="true"/>
           <w:trHeight w:val="680" w:hRule="atLeast"/>
         </w:trPr>
         <w:tc>

--- a/Документация/Критерии завершения пилотного периода/Критерии завершения пилотного периода.docx
+++ b/Документация/Критерии завершения пилотного периода/Критерии завершения пилотного периода.docx
@@ -177,7 +177,7 @@
           <w:color w:val="000000"/>
           <w:sz w:val="26"/>
         </w:rPr>
-        <w:t>Версия документа: 1.7</w:t>
+        <w:t>Версия документа: 1.8</w:t>
       </w:r>
     </w:p>
     <w:p>
@@ -8873,6 +8873,93 @@
       <w:tr>
         <w:trPr>
           <w:cantSplit w:val="true"/>
+        </w:trPr>
+        <w:tc>
+          <w:tcPr>
+            <w:tcW w:type="dxa" w:w="1134"/>
+          </w:tcPr>
+          <w:p>
+            <w:pPr>
+              <w:keepNext/>
+              <w:spacing w:line="240" w:lineRule="auto" w:after="0"/>
+              <w:ind w:firstLine="0"/>
+              <w:jc w:val="left"/>
+            </w:pPr>
+            <w:r>
+              <w:rPr>
+                <w:rFonts w:ascii="Times New Roman" w:hAnsi="Times New Roman" w:cs="Times New Roman" w:eastAsia="Times New Roman"/>
+                <w:b w:val="0"/>
+                <w:i w:val="0"/>
+                <w:color w:val="000000"/>
+                <w:sz w:val="24"/>
+              </w:rPr>
+              <w:t>1.8</w:t>
+            </w:r>
+          </w:p>
+        </w:tc>
+        <w:tc>
+          <w:tcPr>
+            <w:tcW w:type="dxa" w:w="1701"/>
+          </w:tcPr>
+          <w:p>
+            <w:pPr>
+              <w:keepNext/>
+              <w:spacing w:line="240" w:lineRule="auto" w:after="0"/>
+              <w:ind w:firstLine="0"/>
+              <w:jc w:val="left"/>
+            </w:pPr>
+            <w:r>
+              <w:rPr>
+                <w:rFonts w:ascii="Times New Roman" w:hAnsi="Times New Roman" w:cs="Times New Roman" w:eastAsia="Times New Roman"/>
+                <w:b w:val="0"/>
+                <w:i w:val="0"/>
+                <w:color w:val="000000"/>
+                <w:sz w:val="24"/>
+              </w:rPr>
+              <w:t>30.07.2026</w:t>
+            </w:r>
+          </w:p>
+        </w:tc>
+        <w:tc>
+          <w:tcPr>
+            <w:tcW w:type="dxa" w:w="5669"/>
+          </w:tcPr>
+          <w:p>
+            <w:pPr>
+              <w:keepNext/>
+              <w:spacing w:line="240" w:lineRule="auto" w:after="0"/>
+              <w:ind w:firstLine="0"/>
+              <w:jc w:val="left"/>
+            </w:pPr>
+            <w:r>
+              <w:rPr>
+                <w:rFonts w:ascii="Times New Roman" w:hAnsi="Times New Roman" w:cs="Times New Roman" w:eastAsia="Times New Roman"/>
+                <w:b w:val="0"/>
+                <w:i w:val="0"/>
+                <w:color w:val="000000"/>
+                <w:sz w:val="24"/>
+              </w:rPr>
+              <w:t>Обновлены количественные показатели: объём кода, число тестов и сквозных сценариев</w:t>
+            </w:r>
+          </w:p>
+        </w:tc>
+        <w:tc>
+          <w:tcPr>
+            <w:tcW w:type="dxa" w:w="850"/>
+          </w:tcPr>
+          <w:p>
+            <w:pPr>
+              <w:keepNext/>
+              <w:spacing w:line="240" w:lineRule="auto" w:after="0"/>
+              <w:ind w:firstLine="0"/>
+              <w:jc w:val="left"/>
+            </w:pPr>
+          </w:p>
+        </w:tc>
+      </w:tr>
+      <w:tr>
+        <w:trPr>
+          <w:cantSplit w:val="true"/>
           <w:trHeight w:val="680" w:hRule="atLeast"/>
         </w:trPr>
         <w:tc>

--- a/Документация/Критерии завершения пилотного периода/Критерии завершения пилотного периода.docx
+++ b/Документация/Критерии завершения пилотного периода/Критерии завершения пилотного периода.docx
@@ -177,7 +177,7 @@
           <w:color w:val="000000"/>
           <w:sz w:val="26"/>
         </w:rPr>
-        <w:t>Версия документа: 1.8</w:t>
+        <w:t>Версия документа: 1.9</w:t>
       </w:r>
     </w:p>
     <w:p>
@@ -8960,6 +8960,93 @@
       <w:tr>
         <w:trPr>
           <w:cantSplit w:val="true"/>
+        </w:trPr>
+        <w:tc>
+          <w:tcPr>
+            <w:tcW w:type="dxa" w:w="1134"/>
+          </w:tcPr>
+          <w:p>
+            <w:pPr>
+              <w:keepNext/>
+              <w:spacing w:line="240" w:lineRule="auto" w:after="0"/>
+              <w:ind w:firstLine="0"/>
+              <w:jc w:val="left"/>
+            </w:pPr>
+            <w:r>
+              <w:rPr>
+                <w:rFonts w:ascii="Times New Roman" w:hAnsi="Times New Roman" w:cs="Times New Roman" w:eastAsia="Times New Roman"/>
+                <w:b w:val="0"/>
+                <w:i w:val="0"/>
+                <w:color w:val="000000"/>
+                <w:sz w:val="24"/>
+              </w:rPr>
+              <w:t>1.9</w:t>
+            </w:r>
+          </w:p>
+        </w:tc>
+        <w:tc>
+          <w:tcPr>
+            <w:tcW w:type="dxa" w:w="1701"/>
+          </w:tcPr>
+          <w:p>
+            <w:pPr>
+              <w:keepNext/>
+              <w:spacing w:line="240" w:lineRule="auto" w:after="0"/>
+              <w:ind w:firstLine="0"/>
+              <w:jc w:val="left"/>
+            </w:pPr>
+            <w:r>
+              <w:rPr>
+                <w:rFonts w:ascii="Times New Roman" w:hAnsi="Times New Roman" w:cs="Times New Roman" w:eastAsia="Times New Roman"/>
+                <w:b w:val="0"/>
+                <w:i w:val="0"/>
+                <w:color w:val="000000"/>
+                <w:sz w:val="24"/>
+              </w:rPr>
+              <w:t>30.07.2026</w:t>
+            </w:r>
+          </w:p>
+        </w:tc>
+        <w:tc>
+          <w:tcPr>
+            <w:tcW w:type="dxa" w:w="5669"/>
+          </w:tcPr>
+          <w:p>
+            <w:pPr>
+              <w:keepNext/>
+              <w:spacing w:line="240" w:lineRule="auto" w:after="0"/>
+              <w:ind w:firstLine="0"/>
+              <w:jc w:val="left"/>
+            </w:pPr>
+            <w:r>
+              <w:rPr>
+                <w:rFonts w:ascii="Times New Roman" w:hAnsi="Times New Roman" w:cs="Times New Roman" w:eastAsia="Times New Roman"/>
+                <w:b w:val="0"/>
+                <w:i w:val="0"/>
+                <w:color w:val="000000"/>
+                <w:sz w:val="24"/>
+              </w:rPr>
+              <w:t>Описаны напоминания молчащим согласующим и признак нахождения работника в системе</w:t>
+            </w:r>
+          </w:p>
+        </w:tc>
+        <w:tc>
+          <w:tcPr>
+            <w:tcW w:type="dxa" w:w="850"/>
+          </w:tcPr>
+          <w:p>
+            <w:pPr>
+              <w:keepNext/>
+              <w:spacing w:line="240" w:lineRule="auto" w:after="0"/>
+              <w:ind w:firstLine="0"/>
+              <w:jc w:val="left"/>
+            </w:pPr>
+          </w:p>
+        </w:tc>
+      </w:tr>
+      <w:tr>
+        <w:trPr>
+          <w:cantSplit w:val="true"/>
           <w:trHeight w:val="680" w:hRule="atLeast"/>
         </w:trPr>
         <w:tc>

--- a/Документация/Критерии завершения пилотного периода/Критерии завершения пилотного периода.docx
+++ b/Документация/Критерии завершения пилотного периода/Критерии завершения пилотного периода.docx
@@ -9026,7 +9026,7 @@
                 <w:color w:val="000000"/>
                 <w:sz w:val="24"/>
               </w:rPr>
-              <w:t>Описаны напоминания молчащим согласующим и признак нахождения работника в системе</w:t>
+              <w:t>Описаны напоминания молчащим согласующим, признак нахождения работника в системе и перечень принимающих заявки</w:t>
             </w:r>
           </w:p>
         </w:tc>

--- a/Документация/Критерии завершения пилотного периода/Критерии завершения пилотного периода.docx
+++ b/Документация/Критерии завершения пилотного периода/Критерии завершения пилотного периода.docx
@@ -177,7 +177,7 @@
           <w:color w:val="000000"/>
           <w:sz w:val="26"/>
         </w:rPr>
-        <w:t>Версия документа: 1.9</w:t>
+        <w:t>Версия документа: 2.0</w:t>
       </w:r>
     </w:p>
     <w:p>
@@ -9047,6 +9047,93 @@
       <w:tr>
         <w:trPr>
           <w:cantSplit w:val="true"/>
+        </w:trPr>
+        <w:tc>
+          <w:tcPr>
+            <w:tcW w:type="dxa" w:w="1134"/>
+          </w:tcPr>
+          <w:p>
+            <w:pPr>
+              <w:keepNext/>
+              <w:spacing w:line="240" w:lineRule="auto" w:after="0"/>
+              <w:ind w:firstLine="0"/>
+              <w:jc w:val="left"/>
+            </w:pPr>
+            <w:r>
+              <w:rPr>
+                <w:rFonts w:ascii="Times New Roman" w:hAnsi="Times New Roman" w:cs="Times New Roman" w:eastAsia="Times New Roman"/>
+                <w:b w:val="0"/>
+                <w:i w:val="0"/>
+                <w:color w:val="000000"/>
+                <w:sz w:val="24"/>
+              </w:rPr>
+              <w:t>2.0</w:t>
+            </w:r>
+          </w:p>
+        </w:tc>
+        <w:tc>
+          <w:tcPr>
+            <w:tcW w:type="dxa" w:w="1701"/>
+          </w:tcPr>
+          <w:p>
+            <w:pPr>
+              <w:keepNext/>
+              <w:spacing w:line="240" w:lineRule="auto" w:after="0"/>
+              <w:ind w:firstLine="0"/>
+              <w:jc w:val="left"/>
+            </w:pPr>
+            <w:r>
+              <w:rPr>
+                <w:rFonts w:ascii="Times New Roman" w:hAnsi="Times New Roman" w:cs="Times New Roman" w:eastAsia="Times New Roman"/>
+                <w:b w:val="0"/>
+                <w:i w:val="0"/>
+                <w:color w:val="000000"/>
+                <w:sz w:val="24"/>
+              </w:rPr>
+              <w:t>30.07.2026</w:t>
+            </w:r>
+          </w:p>
+        </w:tc>
+        <w:tc>
+          <w:tcPr>
+            <w:tcW w:type="dxa" w:w="5669"/>
+          </w:tcPr>
+          <w:p>
+            <w:pPr>
+              <w:keepNext/>
+              <w:spacing w:line="240" w:lineRule="auto" w:after="0"/>
+              <w:ind w:firstLine="0"/>
+              <w:jc w:val="left"/>
+            </w:pPr>
+            <w:r>
+              <w:rPr>
+                <w:rFonts w:ascii="Times New Roman" w:hAnsi="Times New Roman" w:cs="Times New Roman" w:eastAsia="Times New Roman"/>
+                <w:b w:val="0"/>
+                <w:i w:val="0"/>
+                <w:color w:val="000000"/>
+                <w:sz w:val="24"/>
+              </w:rPr>
+              <w:t>Описан просмотр хода сбора согласий администратором: доля подтвердивших и список остальных</w:t>
+            </w:r>
+          </w:p>
+        </w:tc>
+        <w:tc>
+          <w:tcPr>
+            <w:tcW w:type="dxa" w:w="850"/>
+          </w:tcPr>
+          <w:p>
+            <w:pPr>
+              <w:keepNext/>
+              <w:spacing w:line="240" w:lineRule="auto" w:after="0"/>
+              <w:ind w:firstLine="0"/>
+              <w:jc w:val="left"/>
+            </w:pPr>
+          </w:p>
+        </w:tc>
+      </w:tr>
+      <w:tr>
+        <w:trPr>
+          <w:cantSplit w:val="true"/>
           <w:trHeight w:val="680" w:hRule="atLeast"/>
         </w:trPr>
         <w:tc>

--- a/Документация/Критерии завершения пилотного периода/Критерии завершения пилотного периода.docx
+++ b/Документация/Критерии завершения пилотного периода/Критерии завершения пилотного периода.docx
@@ -177,7 +177,7 @@
           <w:color w:val="000000"/>
           <w:sz w:val="26"/>
         </w:rPr>
-        <w:t>Версия документа: 2.0</w:t>
+        <w:t>Версия документа: 2.1</w:t>
       </w:r>
     </w:p>
     <w:p>
@@ -9134,6 +9134,93 @@
       <w:tr>
         <w:trPr>
           <w:cantSplit w:val="true"/>
+        </w:trPr>
+        <w:tc>
+          <w:tcPr>
+            <w:tcW w:type="dxa" w:w="1134"/>
+          </w:tcPr>
+          <w:p>
+            <w:pPr>
+              <w:keepNext/>
+              <w:spacing w:line="240" w:lineRule="auto" w:after="0"/>
+              <w:ind w:firstLine="0"/>
+              <w:jc w:val="left"/>
+            </w:pPr>
+            <w:r>
+              <w:rPr>
+                <w:rFonts w:ascii="Times New Roman" w:hAnsi="Times New Roman" w:cs="Times New Roman" w:eastAsia="Times New Roman"/>
+                <w:b w:val="0"/>
+                <w:i w:val="0"/>
+                <w:color w:val="000000"/>
+                <w:sz w:val="24"/>
+              </w:rPr>
+              <w:t>2.1</w:t>
+            </w:r>
+          </w:p>
+        </w:tc>
+        <w:tc>
+          <w:tcPr>
+            <w:tcW w:type="dxa" w:w="1701"/>
+          </w:tcPr>
+          <w:p>
+            <w:pPr>
+              <w:keepNext/>
+              <w:spacing w:line="240" w:lineRule="auto" w:after="0"/>
+              <w:ind w:firstLine="0"/>
+              <w:jc w:val="left"/>
+            </w:pPr>
+            <w:r>
+              <w:rPr>
+                <w:rFonts w:ascii="Times New Roman" w:hAnsi="Times New Roman" w:cs="Times New Roman" w:eastAsia="Times New Roman"/>
+                <w:b w:val="0"/>
+                <w:i w:val="0"/>
+                <w:color w:val="000000"/>
+                <w:sz w:val="24"/>
+              </w:rPr>
+              <w:t>30.07.2026</w:t>
+            </w:r>
+          </w:p>
+        </w:tc>
+        <w:tc>
+          <w:tcPr>
+            <w:tcW w:type="dxa" w:w="5669"/>
+          </w:tcPr>
+          <w:p>
+            <w:pPr>
+              <w:keepNext/>
+              <w:spacing w:line="240" w:lineRule="auto" w:after="0"/>
+              <w:ind w:firstLine="0"/>
+              <w:jc w:val="left"/>
+            </w:pPr>
+            <w:r>
+              <w:rPr>
+                <w:rFonts w:ascii="Times New Roman" w:hAnsi="Times New Roman" w:cs="Times New Roman" w:eastAsia="Times New Roman"/>
+                <w:b w:val="0"/>
+                <w:i w:val="0"/>
+                <w:color w:val="000000"/>
+                <w:sz w:val="24"/>
+              </w:rPr>
+              <w:t>Описана защита от подбора пароля с нарастающим сроком блокировки входа и её досрочное снятие администратором в карточке работника</w:t>
+            </w:r>
+          </w:p>
+        </w:tc>
+        <w:tc>
+          <w:tcPr>
+            <w:tcW w:type="dxa" w:w="850"/>
+          </w:tcPr>
+          <w:p>
+            <w:pPr>
+              <w:keepNext/>
+              <w:spacing w:line="240" w:lineRule="auto" w:after="0"/>
+              <w:ind w:firstLine="0"/>
+              <w:jc w:val="left"/>
+            </w:pPr>
+          </w:p>
+        </w:tc>
+      </w:tr>
+      <w:tr>
+        <w:trPr>
+          <w:cantSplit w:val="true"/>
           <w:trHeight w:val="680" w:hRule="atLeast"/>
         </w:trPr>
         <w:tc>

--- a/Документация/Критерии завершения пилотного периода/Критерии завершения пилотного периода.docx
+++ b/Документация/Критерии завершения пилотного периода/Критерии завершения пилотного периода.docx
@@ -177,7 +177,7 @@
           <w:color w:val="000000"/>
           <w:sz w:val="26"/>
         </w:rPr>
-        <w:t>Версия документа: 2.1</w:t>
+        <w:t>Версия документа: 2.2</w:t>
       </w:r>
     </w:p>
     <w:p>
@@ -193,7 +193,7 @@
           <w:color w:val="000000"/>
           <w:sz w:val="26"/>
         </w:rPr>
-        <w:t>Дата: 30.07.2026</w:t>
+        <w:t>Дата: 31.07.2026</w:t>
       </w:r>
     </w:p>
     <w:p>
@@ -8184,7 +8184,6 @@
           </w:tcPr>
           <w:p>
             <w:pPr>
-              <w:keepNext/>
               <w:spacing w:line="240" w:lineRule="auto" w:after="0"/>
               <w:ind w:firstLine="0"/>
               <w:jc w:val="left"/>
@@ -8207,7 +8206,6 @@
           </w:tcPr>
           <w:p>
             <w:pPr>
-              <w:keepNext/>
               <w:spacing w:line="240" w:lineRule="auto" w:after="0"/>
               <w:ind w:firstLine="0"/>
               <w:jc w:val="left"/>
@@ -8230,7 +8228,6 @@
           </w:tcPr>
           <w:p>
             <w:pPr>
-              <w:keepNext/>
               <w:spacing w:line="240" w:lineRule="auto" w:after="0"/>
               <w:ind w:firstLine="0"/>
               <w:jc w:val="left"/>
@@ -8253,7 +8250,6 @@
           </w:tcPr>
           <w:p>
             <w:pPr>
-              <w:keepNext/>
               <w:spacing w:line="240" w:lineRule="auto" w:after="0"/>
               <w:ind w:firstLine="0"/>
               <w:jc w:val="left"/>
@@ -8271,7 +8267,6 @@
           </w:tcPr>
           <w:p>
             <w:pPr>
-              <w:keepNext/>
               <w:spacing w:line="240" w:lineRule="auto" w:after="0"/>
               <w:ind w:firstLine="0"/>
               <w:jc w:val="left"/>
@@ -8294,7 +8289,6 @@
           </w:tcPr>
           <w:p>
             <w:pPr>
-              <w:keepNext/>
               <w:spacing w:line="240" w:lineRule="auto" w:after="0"/>
               <w:ind w:firstLine="0"/>
               <w:jc w:val="left"/>
@@ -8317,7 +8311,6 @@
           </w:tcPr>
           <w:p>
             <w:pPr>
-              <w:keepNext/>
               <w:spacing w:line="240" w:lineRule="auto" w:after="0"/>
               <w:ind w:firstLine="0"/>
               <w:jc w:val="left"/>
@@ -8340,7 +8333,6 @@
           </w:tcPr>
           <w:p>
             <w:pPr>
-              <w:keepNext/>
               <w:spacing w:line="240" w:lineRule="auto" w:after="0"/>
               <w:ind w:firstLine="0"/>
               <w:jc w:val="left"/>
@@ -8358,7 +8350,6 @@
           </w:tcPr>
           <w:p>
             <w:pPr>
-              <w:keepNext/>
               <w:spacing w:line="240" w:lineRule="auto" w:after="0"/>
               <w:ind w:firstLine="0"/>
               <w:jc w:val="left"/>
@@ -8381,7 +8372,6 @@
           </w:tcPr>
           <w:p>
             <w:pPr>
-              <w:keepNext/>
               <w:spacing w:line="240" w:lineRule="auto" w:after="0"/>
               <w:ind w:firstLine="0"/>
               <w:jc w:val="left"/>
@@ -8404,7 +8394,6 @@
           </w:tcPr>
           <w:p>
             <w:pPr>
-              <w:keepNext/>
               <w:spacing w:line="240" w:lineRule="auto" w:after="0"/>
               <w:ind w:firstLine="0"/>
               <w:jc w:val="left"/>
@@ -8427,7 +8416,6 @@
           </w:tcPr>
           <w:p>
             <w:pPr>
-              <w:keepNext/>
               <w:spacing w:line="240" w:lineRule="auto" w:after="0"/>
               <w:ind w:firstLine="0"/>
               <w:jc w:val="left"/>
@@ -8445,7 +8433,6 @@
           </w:tcPr>
           <w:p>
             <w:pPr>
-              <w:keepNext/>
               <w:spacing w:line="240" w:lineRule="auto" w:after="0"/>
               <w:ind w:firstLine="0"/>
               <w:jc w:val="left"/>
@@ -8468,7 +8455,6 @@
           </w:tcPr>
           <w:p>
             <w:pPr>
-              <w:keepNext/>
               <w:spacing w:line="240" w:lineRule="auto" w:after="0"/>
               <w:ind w:firstLine="0"/>
               <w:jc w:val="left"/>
@@ -8491,7 +8477,6 @@
           </w:tcPr>
           <w:p>
             <w:pPr>
-              <w:keepNext/>
               <w:spacing w:line="240" w:lineRule="auto" w:after="0"/>
               <w:ind w:firstLine="0"/>
               <w:jc w:val="left"/>
@@ -8514,7 +8499,6 @@
           </w:tcPr>
           <w:p>
             <w:pPr>
-              <w:keepNext/>
               <w:spacing w:line="240" w:lineRule="auto" w:after="0"/>
               <w:ind w:firstLine="0"/>
               <w:jc w:val="left"/>
@@ -8532,7 +8516,6 @@
           </w:tcPr>
           <w:p>
             <w:pPr>
-              <w:keepNext/>
               <w:spacing w:line="240" w:lineRule="auto" w:after="0"/>
               <w:ind w:firstLine="0"/>
               <w:jc w:val="left"/>
@@ -8555,7 +8538,6 @@
           </w:tcPr>
           <w:p>
             <w:pPr>
-              <w:keepNext/>
               <w:spacing w:line="240" w:lineRule="auto" w:after="0"/>
               <w:ind w:firstLine="0"/>
               <w:jc w:val="left"/>
@@ -8578,7 +8560,6 @@
           </w:tcPr>
           <w:p>
             <w:pPr>
-              <w:keepNext/>
               <w:spacing w:line="240" w:lineRule="auto" w:after="0"/>
               <w:ind w:firstLine="0"/>
               <w:jc w:val="left"/>
@@ -8601,7 +8582,6 @@
           </w:tcPr>
           <w:p>
             <w:pPr>
-              <w:keepNext/>
               <w:spacing w:line="240" w:lineRule="auto" w:after="0"/>
               <w:ind w:firstLine="0"/>
               <w:jc w:val="left"/>
@@ -8619,7 +8599,6 @@
           </w:tcPr>
           <w:p>
             <w:pPr>
-              <w:keepNext/>
               <w:spacing w:line="240" w:lineRule="auto" w:after="0"/>
               <w:ind w:firstLine="0"/>
               <w:jc w:val="left"/>
@@ -8642,7 +8621,6 @@
           </w:tcPr>
           <w:p>
             <w:pPr>
-              <w:keepNext/>
               <w:spacing w:line="240" w:lineRule="auto" w:after="0"/>
               <w:ind w:firstLine="0"/>
               <w:jc w:val="left"/>
@@ -8665,7 +8643,6 @@
           </w:tcPr>
           <w:p>
             <w:pPr>
-              <w:keepNext/>
               <w:spacing w:line="240" w:lineRule="auto" w:after="0"/>
               <w:ind w:firstLine="0"/>
               <w:jc w:val="left"/>
@@ -8688,7 +8665,6 @@
           </w:tcPr>
           <w:p>
             <w:pPr>
-              <w:keepNext/>
               <w:spacing w:line="240" w:lineRule="auto" w:after="0"/>
               <w:ind w:firstLine="0"/>
               <w:jc w:val="left"/>
@@ -8706,7 +8682,6 @@
           </w:tcPr>
           <w:p>
             <w:pPr>
-              <w:keepNext/>
               <w:spacing w:line="240" w:lineRule="auto" w:after="0"/>
               <w:ind w:firstLine="0"/>
               <w:jc w:val="left"/>
@@ -8729,7 +8704,6 @@
           </w:tcPr>
           <w:p>
             <w:pPr>
-              <w:keepNext/>
               <w:spacing w:line="240" w:lineRule="auto" w:after="0"/>
               <w:ind w:firstLine="0"/>
               <w:jc w:val="left"/>
@@ -8752,7 +8726,6 @@
           </w:tcPr>
           <w:p>
             <w:pPr>
-              <w:keepNext/>
               <w:spacing w:line="240" w:lineRule="auto" w:after="0"/>
               <w:ind w:firstLine="0"/>
               <w:jc w:val="left"/>
@@ -8775,7 +8748,6 @@
           </w:tcPr>
           <w:p>
             <w:pPr>
-              <w:keepNext/>
               <w:spacing w:line="240" w:lineRule="auto" w:after="0"/>
               <w:ind w:firstLine="0"/>
               <w:jc w:val="left"/>
@@ -8793,7 +8765,6 @@
           </w:tcPr>
           <w:p>
             <w:pPr>
-              <w:keepNext/>
               <w:spacing w:line="240" w:lineRule="auto" w:after="0"/>
               <w:ind w:firstLine="0"/>
               <w:jc w:val="left"/>
@@ -8816,7 +8787,6 @@
           </w:tcPr>
           <w:p>
             <w:pPr>
-              <w:keepNext/>
               <w:spacing w:line="240" w:lineRule="auto" w:after="0"/>
               <w:ind w:firstLine="0"/>
               <w:jc w:val="left"/>
@@ -8839,7 +8809,6 @@
           </w:tcPr>
           <w:p>
             <w:pPr>
-              <w:keepNext/>
               <w:spacing w:line="240" w:lineRule="auto" w:after="0"/>
               <w:ind w:firstLine="0"/>
               <w:jc w:val="left"/>
@@ -8862,7 +8831,6 @@
           </w:tcPr>
           <w:p>
             <w:pPr>
-              <w:keepNext/>
               <w:spacing w:line="240" w:lineRule="auto" w:after="0"/>
               <w:ind w:firstLine="0"/>
               <w:jc w:val="left"/>
@@ -8880,7 +8848,6 @@
           </w:tcPr>
           <w:p>
             <w:pPr>
-              <w:keepNext/>
               <w:spacing w:line="240" w:lineRule="auto" w:after="0"/>
               <w:ind w:firstLine="0"/>
               <w:jc w:val="left"/>
@@ -8903,7 +8870,6 @@
           </w:tcPr>
           <w:p>
             <w:pPr>
-              <w:keepNext/>
               <w:spacing w:line="240" w:lineRule="auto" w:after="0"/>
               <w:ind w:firstLine="0"/>
               <w:jc w:val="left"/>
@@ -8926,7 +8892,6 @@
           </w:tcPr>
           <w:p>
             <w:pPr>
-              <w:keepNext/>
               <w:spacing w:line="240" w:lineRule="auto" w:after="0"/>
               <w:ind w:firstLine="0"/>
               <w:jc w:val="left"/>
@@ -8949,7 +8914,6 @@
           </w:tcPr>
           <w:p>
             <w:pPr>
-              <w:keepNext/>
               <w:spacing w:line="240" w:lineRule="auto" w:after="0"/>
               <w:ind w:firstLine="0"/>
               <w:jc w:val="left"/>
@@ -8967,7 +8931,6 @@
           </w:tcPr>
           <w:p>
             <w:pPr>
-              <w:keepNext/>
               <w:spacing w:line="240" w:lineRule="auto" w:after="0"/>
               <w:ind w:firstLine="0"/>
               <w:jc w:val="left"/>
@@ -8990,7 +8953,6 @@
           </w:tcPr>
           <w:p>
             <w:pPr>
-              <w:keepNext/>
               <w:spacing w:line="240" w:lineRule="auto" w:after="0"/>
               <w:ind w:firstLine="0"/>
               <w:jc w:val="left"/>
@@ -9013,7 +8975,6 @@
           </w:tcPr>
           <w:p>
             <w:pPr>
-              <w:keepNext/>
               <w:spacing w:line="240" w:lineRule="auto" w:after="0"/>
               <w:ind w:firstLine="0"/>
               <w:jc w:val="left"/>
@@ -9036,7 +8997,6 @@
           </w:tcPr>
           <w:p>
             <w:pPr>
-              <w:keepNext/>
               <w:spacing w:line="240" w:lineRule="auto" w:after="0"/>
               <w:ind w:firstLine="0"/>
               <w:jc w:val="left"/>
@@ -9054,7 +9014,6 @@
           </w:tcPr>
           <w:p>
             <w:pPr>
-              <w:keepNext/>
               <w:spacing w:line="240" w:lineRule="auto" w:after="0"/>
               <w:ind w:firstLine="0"/>
               <w:jc w:val="left"/>
@@ -9077,7 +9036,6 @@
           </w:tcPr>
           <w:p>
             <w:pPr>
-              <w:keepNext/>
               <w:spacing w:line="240" w:lineRule="auto" w:after="0"/>
               <w:ind w:firstLine="0"/>
               <w:jc w:val="left"/>
@@ -9100,7 +9058,6 @@
           </w:tcPr>
           <w:p>
             <w:pPr>
-              <w:keepNext/>
               <w:spacing w:line="240" w:lineRule="auto" w:after="0"/>
               <w:ind w:firstLine="0"/>
               <w:jc w:val="left"/>
@@ -9123,7 +9080,6 @@
           </w:tcPr>
           <w:p>
             <w:pPr>
-              <w:keepNext/>
               <w:spacing w:line="240" w:lineRule="auto" w:after="0"/>
               <w:ind w:firstLine="0"/>
               <w:jc w:val="left"/>
@@ -9141,7 +9097,6 @@
           </w:tcPr>
           <w:p>
             <w:pPr>
-              <w:keepNext/>
               <w:spacing w:line="240" w:lineRule="auto" w:after="0"/>
               <w:ind w:firstLine="0"/>
               <w:jc w:val="left"/>
@@ -9164,7 +9119,6 @@
           </w:tcPr>
           <w:p>
             <w:pPr>
-              <w:keepNext/>
               <w:spacing w:line="240" w:lineRule="auto" w:after="0"/>
               <w:ind w:firstLine="0"/>
               <w:jc w:val="left"/>
@@ -9187,7 +9141,6 @@
           </w:tcPr>
           <w:p>
             <w:pPr>
-              <w:keepNext/>
               <w:spacing w:line="240" w:lineRule="auto" w:after="0"/>
               <w:ind w:firstLine="0"/>
               <w:jc w:val="left"/>
@@ -9210,7 +9163,89 @@
           </w:tcPr>
           <w:p>
             <w:pPr>
-              <w:keepNext/>
+              <w:spacing w:line="240" w:lineRule="auto" w:after="0"/>
+              <w:ind w:firstLine="0"/>
+              <w:jc w:val="left"/>
+            </w:pPr>
+          </w:p>
+        </w:tc>
+      </w:tr>
+      <w:tr>
+        <w:trPr>
+          <w:cantSplit w:val="true"/>
+        </w:trPr>
+        <w:tc>
+          <w:tcPr>
+            <w:tcW w:type="dxa" w:w="1134"/>
+          </w:tcPr>
+          <w:p>
+            <w:pPr>
+              <w:spacing w:line="240" w:lineRule="auto" w:after="0"/>
+              <w:ind w:firstLine="0"/>
+              <w:jc w:val="left"/>
+            </w:pPr>
+            <w:r>
+              <w:rPr>
+                <w:rFonts w:ascii="Times New Roman" w:hAnsi="Times New Roman" w:cs="Times New Roman" w:eastAsia="Times New Roman"/>
+                <w:b w:val="0"/>
+                <w:i w:val="0"/>
+                <w:color w:val="000000"/>
+                <w:sz w:val="24"/>
+              </w:rPr>
+              <w:t>2.2</w:t>
+            </w:r>
+          </w:p>
+        </w:tc>
+        <w:tc>
+          <w:tcPr>
+            <w:tcW w:type="dxa" w:w="1701"/>
+          </w:tcPr>
+          <w:p>
+            <w:pPr>
+              <w:spacing w:line="240" w:lineRule="auto" w:after="0"/>
+              <w:ind w:firstLine="0"/>
+              <w:jc w:val="left"/>
+            </w:pPr>
+            <w:r>
+              <w:rPr>
+                <w:rFonts w:ascii="Times New Roman" w:hAnsi="Times New Roman" w:cs="Times New Roman" w:eastAsia="Times New Roman"/>
+                <w:b w:val="0"/>
+                <w:i w:val="0"/>
+                <w:color w:val="000000"/>
+                <w:sz w:val="24"/>
+              </w:rPr>
+              <w:t>31.07.2026</w:t>
+            </w:r>
+          </w:p>
+        </w:tc>
+        <w:tc>
+          <w:tcPr>
+            <w:tcW w:type="dxa" w:w="5669"/>
+          </w:tcPr>
+          <w:p>
+            <w:pPr>
+              <w:spacing w:line="240" w:lineRule="auto" w:after="0"/>
+              <w:ind w:firstLine="0"/>
+              <w:jc w:val="left"/>
+            </w:pPr>
+            <w:r>
+              <w:rPr>
+                <w:rFonts w:ascii="Times New Roman" w:hAnsi="Times New Roman" w:cs="Times New Roman" w:eastAsia="Times New Roman"/>
+                <w:b w:val="0"/>
+                <w:i w:val="0"/>
+                <w:color w:val="000000"/>
+                <w:sz w:val="24"/>
+              </w:rPr>
+              <w:t>Описан перенос текста согласия из загруженного документа и вопрос о повторном запросе согласия при сохранении изменённого текста; обновлены количественные показатели</w:t>
+            </w:r>
+          </w:p>
+        </w:tc>
+        <w:tc>
+          <w:tcPr>
+            <w:tcW w:type="dxa" w:w="850"/>
+          </w:tcPr>
+          <w:p>
+            <w:pPr>
               <w:spacing w:line="240" w:lineRule="auto" w:after="0"/>
               <w:ind w:firstLine="0"/>
               <w:jc w:val="left"/>
@@ -9229,7 +9264,6 @@
           </w:tcPr>
           <w:p>
             <w:pPr>
-              <w:keepNext/>
               <w:spacing w:line="240" w:lineRule="auto" w:after="0"/>
               <w:ind w:firstLine="0"/>
               <w:jc w:val="left"/>
@@ -9242,7 +9276,6 @@
           </w:tcPr>
           <w:p>
             <w:pPr>
-              <w:keepNext/>
               <w:spacing w:line="240" w:lineRule="auto" w:after="0"/>
               <w:ind w:firstLine="0"/>
               <w:jc w:val="left"/>
@@ -9255,7 +9288,6 @@
           </w:tcPr>
           <w:p>
             <w:pPr>
-              <w:keepNext/>
               <w:spacing w:line="240" w:lineRule="auto" w:after="0"/>
               <w:ind w:firstLine="0"/>
               <w:jc w:val="left"/>
@@ -9268,7 +9300,6 @@
           </w:tcPr>
           <w:p>
             <w:pPr>
-              <w:keepNext/>
               <w:spacing w:line="240" w:lineRule="auto" w:after="0"/>
               <w:ind w:firstLine="0"/>
               <w:jc w:val="left"/>
@@ -9287,7 +9318,6 @@
           </w:tcPr>
           <w:p>
             <w:pPr>
-              <w:keepNext/>
               <w:spacing w:line="240" w:lineRule="auto" w:after="0"/>
               <w:ind w:firstLine="0"/>
               <w:jc w:val="left"/>
@@ -9300,7 +9330,6 @@
           </w:tcPr>
           <w:p>
             <w:pPr>
-              <w:keepNext/>
               <w:spacing w:line="240" w:lineRule="auto" w:after="0"/>
               <w:ind w:firstLine="0"/>
               <w:jc w:val="left"/>
@@ -9313,7 +9342,6 @@
           </w:tcPr>
           <w:p>
             <w:pPr>
-              <w:keepNext/>
               <w:spacing w:line="240" w:lineRule="auto" w:after="0"/>
               <w:ind w:firstLine="0"/>
               <w:jc w:val="left"/>
@@ -9326,7 +9354,6 @@
           </w:tcPr>
           <w:p>
             <w:pPr>
-              <w:keepNext/>
               <w:spacing w:line="240" w:lineRule="auto" w:after="0"/>
               <w:ind w:firstLine="0"/>
               <w:jc w:val="left"/>
@@ -9345,7 +9372,6 @@
           </w:tcPr>
           <w:p>
             <w:pPr>
-              <w:keepNext/>
               <w:spacing w:line="240" w:lineRule="auto" w:after="0"/>
               <w:ind w:firstLine="0"/>
               <w:jc w:val="left"/>
@@ -9358,7 +9384,6 @@
           </w:tcPr>
           <w:p>
             <w:pPr>
-              <w:keepNext/>
               <w:spacing w:line="240" w:lineRule="auto" w:after="0"/>
               <w:ind w:firstLine="0"/>
               <w:jc w:val="left"/>
@@ -9371,7 +9396,6 @@
           </w:tcPr>
           <w:p>
             <w:pPr>
-              <w:keepNext/>
               <w:spacing w:line="240" w:lineRule="auto" w:after="0"/>
               <w:ind w:firstLine="0"/>
               <w:jc w:val="left"/>
@@ -9384,7 +9408,6 @@
           </w:tcPr>
           <w:p>
             <w:pPr>
-              <w:keepNext/>
               <w:spacing w:line="240" w:lineRule="auto" w:after="0"/>
               <w:ind w:firstLine="0"/>
               <w:jc w:val="left"/>
@@ -9403,7 +9426,6 @@
           </w:tcPr>
           <w:p>
             <w:pPr>
-              <w:keepNext/>
               <w:spacing w:line="240" w:lineRule="auto" w:after="0"/>
               <w:ind w:firstLine="0"/>
               <w:jc w:val="left"/>
@@ -9416,7 +9438,6 @@
           </w:tcPr>
           <w:p>
             <w:pPr>
-              <w:keepNext/>
               <w:spacing w:line="240" w:lineRule="auto" w:after="0"/>
               <w:ind w:firstLine="0"/>
               <w:jc w:val="left"/>
@@ -9429,7 +9450,6 @@
           </w:tcPr>
           <w:p>
             <w:pPr>
-              <w:keepNext/>
               <w:spacing w:line="240" w:lineRule="auto" w:after="0"/>
               <w:ind w:firstLine="0"/>
               <w:jc w:val="left"/>
@@ -9442,7 +9462,6 @@
           </w:tcPr>
           <w:p>
             <w:pPr>
-              <w:keepNext/>
               <w:spacing w:line="240" w:lineRule="auto" w:after="0"/>
               <w:ind w:firstLine="0"/>
               <w:jc w:val="left"/>
@@ -9461,7 +9480,6 @@
           </w:tcPr>
           <w:p>
             <w:pPr>
-              <w:keepNext/>
               <w:spacing w:line="240" w:lineRule="auto" w:after="0"/>
               <w:ind w:firstLine="0"/>
               <w:jc w:val="left"/>
@@ -9474,7 +9492,6 @@
           </w:tcPr>
           <w:p>
             <w:pPr>
-              <w:keepNext/>
               <w:spacing w:line="240" w:lineRule="auto" w:after="0"/>
               <w:ind w:firstLine="0"/>
               <w:jc w:val="left"/>
@@ -9487,7 +9504,6 @@
           </w:tcPr>
           <w:p>
             <w:pPr>
-              <w:keepNext/>
               <w:spacing w:line="240" w:lineRule="auto" w:after="0"/>
               <w:ind w:firstLine="0"/>
               <w:jc w:val="left"/>
@@ -9500,7 +9516,6 @@
           </w:tcPr>
           <w:p>
             <w:pPr>
-              <w:keepNext/>
               <w:spacing w:line="240" w:lineRule="auto" w:after="0"/>
               <w:ind w:firstLine="0"/>
               <w:jc w:val="left"/>

--- a/Документация/Критерии завершения пилотного периода/Критерии завершения пилотного периода.docx
+++ b/Документация/Критерии завершения пилотного периода/Критерии завершения пилотного периода.docx
@@ -177,7 +177,7 @@
           <w:color w:val="000000"/>
           <w:sz w:val="26"/>
         </w:rPr>
-        <w:t>Версия документа: 2.2</w:t>
+        <w:t>Версия документа: 2.3</w:t>
       </w:r>
     </w:p>
     <w:p>
@@ -9237,6 +9237,89 @@
                 <w:sz w:val="24"/>
               </w:rPr>
               <w:t>Описан перенос текста согласия из загруженного документа и вопрос о повторном запросе согласия при сохранении изменённого текста; обновлены количественные показатели</w:t>
+            </w:r>
+          </w:p>
+        </w:tc>
+        <w:tc>
+          <w:tcPr>
+            <w:tcW w:type="dxa" w:w="850"/>
+          </w:tcPr>
+          <w:p>
+            <w:pPr>
+              <w:spacing w:line="240" w:lineRule="auto" w:after="0"/>
+              <w:ind w:firstLine="0"/>
+              <w:jc w:val="left"/>
+            </w:pPr>
+          </w:p>
+        </w:tc>
+      </w:tr>
+      <w:tr>
+        <w:trPr>
+          <w:cantSplit w:val="true"/>
+        </w:trPr>
+        <w:tc>
+          <w:tcPr>
+            <w:tcW w:type="dxa" w:w="1134"/>
+          </w:tcPr>
+          <w:p>
+            <w:pPr>
+              <w:spacing w:line="240" w:lineRule="auto" w:after="0"/>
+              <w:ind w:firstLine="0"/>
+              <w:jc w:val="left"/>
+            </w:pPr>
+            <w:r>
+              <w:rPr>
+                <w:rFonts w:ascii="Times New Roman" w:hAnsi="Times New Roman" w:cs="Times New Roman" w:eastAsia="Times New Roman"/>
+                <w:b w:val="0"/>
+                <w:i w:val="0"/>
+                <w:color w:val="000000"/>
+                <w:sz w:val="24"/>
+              </w:rPr>
+              <w:t>2.3</w:t>
+            </w:r>
+          </w:p>
+        </w:tc>
+        <w:tc>
+          <w:tcPr>
+            <w:tcW w:type="dxa" w:w="1701"/>
+          </w:tcPr>
+          <w:p>
+            <w:pPr>
+              <w:spacing w:line="240" w:lineRule="auto" w:after="0"/>
+              <w:ind w:firstLine="0"/>
+              <w:jc w:val="left"/>
+            </w:pPr>
+            <w:r>
+              <w:rPr>
+                <w:rFonts w:ascii="Times New Roman" w:hAnsi="Times New Roman" w:cs="Times New Roman" w:eastAsia="Times New Roman"/>
+                <w:b w:val="0"/>
+                <w:i w:val="0"/>
+                <w:color w:val="000000"/>
+                <w:sz w:val="24"/>
+              </w:rPr>
+              <w:t>31.07.2026</w:t>
+            </w:r>
+          </w:p>
+        </w:tc>
+        <w:tc>
+          <w:tcPr>
+            <w:tcW w:type="dxa" w:w="5669"/>
+          </w:tcPr>
+          <w:p>
+            <w:pPr>
+              <w:spacing w:line="240" w:lineRule="auto" w:after="0"/>
+              <w:ind w:firstLine="0"/>
+              <w:jc w:val="left"/>
+            </w:pPr>
+            <w:r>
+              <w:rPr>
+                <w:rFonts w:ascii="Times New Roman" w:hAnsi="Times New Roman" w:cs="Times New Roman" w:eastAsia="Times New Roman"/>
+                <w:b w:val="0"/>
+                <w:i w:val="0"/>
+                <w:color w:val="000000"/>
+                <w:sz w:val="24"/>
+              </w:rPr>
+              <w:t>Уточнено, что несуществующий логин запирается на те же сроки и тем же сообщением, что настоящий</w:t>
             </w:r>
           </w:p>
         </w:tc>

--- a/Документация/Критерии завершения пилотного периода/Критерии завершения пилотного периода.docx
+++ b/Документация/Критерии завершения пилотного периода/Критерии завершения пилотного периода.docx
@@ -177,7 +177,7 @@
           <w:color w:val="000000"/>
           <w:sz w:val="26"/>
         </w:rPr>
-        <w:t>Версия документа: 2.3</w:t>
+        <w:t>Версия документа: 2.4</w:t>
       </w:r>
     </w:p>
     <w:p>
@@ -9320,6 +9320,89 @@
                 <w:sz w:val="24"/>
               </w:rPr>
               <w:t>Уточнено, что несуществующий логин запирается на те же сроки и тем же сообщением, что настоящий</w:t>
+            </w:r>
+          </w:p>
+        </w:tc>
+        <w:tc>
+          <w:tcPr>
+            <w:tcW w:type="dxa" w:w="850"/>
+          </w:tcPr>
+          <w:p>
+            <w:pPr>
+              <w:spacing w:line="240" w:lineRule="auto" w:after="0"/>
+              <w:ind w:firstLine="0"/>
+              <w:jc w:val="left"/>
+            </w:pPr>
+          </w:p>
+        </w:tc>
+      </w:tr>
+      <w:tr>
+        <w:trPr>
+          <w:cantSplit w:val="true"/>
+        </w:trPr>
+        <w:tc>
+          <w:tcPr>
+            <w:tcW w:type="dxa" w:w="1134"/>
+          </w:tcPr>
+          <w:p>
+            <w:pPr>
+              <w:spacing w:line="240" w:lineRule="auto" w:after="0"/>
+              <w:ind w:firstLine="0"/>
+              <w:jc w:val="left"/>
+            </w:pPr>
+            <w:r>
+              <w:rPr>
+                <w:rFonts w:ascii="Times New Roman" w:hAnsi="Times New Roman" w:cs="Times New Roman" w:eastAsia="Times New Roman"/>
+                <w:b w:val="0"/>
+                <w:i w:val="0"/>
+                <w:color w:val="000000"/>
+                <w:sz w:val="24"/>
+              </w:rPr>
+              <w:t>2.4</w:t>
+            </w:r>
+          </w:p>
+        </w:tc>
+        <w:tc>
+          <w:tcPr>
+            <w:tcW w:type="dxa" w:w="1701"/>
+          </w:tcPr>
+          <w:p>
+            <w:pPr>
+              <w:spacing w:line="240" w:lineRule="auto" w:after="0"/>
+              <w:ind w:firstLine="0"/>
+              <w:jc w:val="left"/>
+            </w:pPr>
+            <w:r>
+              <w:rPr>
+                <w:rFonts w:ascii="Times New Roman" w:hAnsi="Times New Roman" w:cs="Times New Roman" w:eastAsia="Times New Roman"/>
+                <w:b w:val="0"/>
+                <w:i w:val="0"/>
+                <w:color w:val="000000"/>
+                <w:sz w:val="24"/>
+              </w:rPr>
+              <w:t>31.07.2026</w:t>
+            </w:r>
+          </w:p>
+        </w:tc>
+        <w:tc>
+          <w:tcPr>
+            <w:tcW w:type="dxa" w:w="5669"/>
+          </w:tcPr>
+          <w:p>
+            <w:pPr>
+              <w:spacing w:line="240" w:lineRule="auto" w:after="0"/>
+              <w:ind w:firstLine="0"/>
+              <w:jc w:val="left"/>
+            </w:pPr>
+            <w:r>
+              <w:rPr>
+                <w:rFonts w:ascii="Times New Roman" w:hAnsi="Times New Roman" w:cs="Times New Roman" w:eastAsia="Times New Roman"/>
+                <w:b w:val="0"/>
+                <w:i w:val="0"/>
+                <w:color w:val="000000"/>
+                <w:sz w:val="24"/>
+              </w:rPr>
+              <w:t>Описано скрытие фамилии работника, пока он не дал согласия на обработку персональных данных</w:t>
             </w:r>
           </w:p>
         </w:tc>

--- a/Документация/Критерии завершения пилотного периода/Критерии завершения пилотного периода.docx
+++ b/Документация/Критерии завершения пилотного периода/Критерии завершения пилотного периода.docx
@@ -177,7 +177,7 @@
           <w:color w:val="000000"/>
           <w:sz w:val="26"/>
         </w:rPr>
-        <w:t>Версия документа: 2.4</w:t>
+        <w:t>Версия документа: 2.5</w:t>
       </w:r>
     </w:p>
     <w:p>
@@ -9403,6 +9403,89 @@
                 <w:sz w:val="24"/>
               </w:rPr>
               <w:t>Описано скрытие фамилии работника, пока он не дал согласия на обработку персональных данных</w:t>
+            </w:r>
+          </w:p>
+        </w:tc>
+        <w:tc>
+          <w:tcPr>
+            <w:tcW w:type="dxa" w:w="850"/>
+          </w:tcPr>
+          <w:p>
+            <w:pPr>
+              <w:spacing w:line="240" w:lineRule="auto" w:after="0"/>
+              <w:ind w:firstLine="0"/>
+              <w:jc w:val="left"/>
+            </w:pPr>
+          </w:p>
+        </w:tc>
+      </w:tr>
+      <w:tr>
+        <w:trPr>
+          <w:cantSplit w:val="true"/>
+        </w:trPr>
+        <w:tc>
+          <w:tcPr>
+            <w:tcW w:type="dxa" w:w="1134"/>
+          </w:tcPr>
+          <w:p>
+            <w:pPr>
+              <w:spacing w:line="240" w:lineRule="auto" w:after="0"/>
+              <w:ind w:firstLine="0"/>
+              <w:jc w:val="left"/>
+            </w:pPr>
+            <w:r>
+              <w:rPr>
+                <w:rFonts w:ascii="Times New Roman" w:hAnsi="Times New Roman" w:cs="Times New Roman" w:eastAsia="Times New Roman"/>
+                <w:b w:val="0"/>
+                <w:i w:val="0"/>
+                <w:color w:val="000000"/>
+                <w:sz w:val="24"/>
+              </w:rPr>
+              <w:t>2.5</w:t>
+            </w:r>
+          </w:p>
+        </w:tc>
+        <w:tc>
+          <w:tcPr>
+            <w:tcW w:type="dxa" w:w="1701"/>
+          </w:tcPr>
+          <w:p>
+            <w:pPr>
+              <w:spacing w:line="240" w:lineRule="auto" w:after="0"/>
+              <w:ind w:firstLine="0"/>
+              <w:jc w:val="left"/>
+            </w:pPr>
+            <w:r>
+              <w:rPr>
+                <w:rFonts w:ascii="Times New Roman" w:hAnsi="Times New Roman" w:cs="Times New Roman" w:eastAsia="Times New Roman"/>
+                <w:b w:val="0"/>
+                <w:i w:val="0"/>
+                <w:color w:val="000000"/>
+                <w:sz w:val="24"/>
+              </w:rPr>
+              <w:t>31.07.2026</w:t>
+            </w:r>
+          </w:p>
+        </w:tc>
+        <w:tc>
+          <w:tcPr>
+            <w:tcW w:type="dxa" w:w="5669"/>
+          </w:tcPr>
+          <w:p>
+            <w:pPr>
+              <w:spacing w:line="240" w:lineRule="auto" w:after="0"/>
+              <w:ind w:firstLine="0"/>
+              <w:jc w:val="left"/>
+            </w:pPr>
+            <w:r>
+              <w:rPr>
+                <w:rFonts w:ascii="Times New Roman" w:hAnsi="Times New Roman" w:cs="Times New Roman" w:eastAsia="Times New Roman"/>
+                <w:b w:val="0"/>
+                <w:i w:val="0"/>
+                <w:color w:val="000000"/>
+                <w:sz w:val="24"/>
+              </w:rPr>
+              <w:t>Описаны суточная уборка недействительных маркеров продления и прочитанных уведомлений, команда очистки накопленных данных и сроки хранения по группам; обновлены количественные показатели</w:t>
             </w:r>
           </w:p>
         </w:tc>

--- a/Документация/Критерии завершения пилотного периода/Критерии завершения пилотного периода.docx
+++ b/Документация/Критерии завершения пилотного периода/Критерии завершения пилотного периода.docx
@@ -177,7 +177,7 @@
           <w:color w:val="000000"/>
           <w:sz w:val="26"/>
         </w:rPr>
-        <w:t>Версия документа: 2.5</w:t>
+        <w:t>Версия документа: 2.6</w:t>
       </w:r>
     </w:p>
     <w:p>
@@ -9486,6 +9486,89 @@
                 <w:sz w:val="24"/>
               </w:rPr>
               <w:t>Описаны суточная уборка недействительных маркеров продления и прочитанных уведомлений, команда очистки накопленных данных и сроки хранения по группам; обновлены количественные показатели</w:t>
+            </w:r>
+          </w:p>
+        </w:tc>
+        <w:tc>
+          <w:tcPr>
+            <w:tcW w:type="dxa" w:w="850"/>
+          </w:tcPr>
+          <w:p>
+            <w:pPr>
+              <w:spacing w:line="240" w:lineRule="auto" w:after="0"/>
+              <w:ind w:firstLine="0"/>
+              <w:jc w:val="left"/>
+            </w:pPr>
+          </w:p>
+        </w:tc>
+      </w:tr>
+      <w:tr>
+        <w:trPr>
+          <w:cantSplit w:val="true"/>
+        </w:trPr>
+        <w:tc>
+          <w:tcPr>
+            <w:tcW w:type="dxa" w:w="1134"/>
+          </w:tcPr>
+          <w:p>
+            <w:pPr>
+              <w:spacing w:line="240" w:lineRule="auto" w:after="0"/>
+              <w:ind w:firstLine="0"/>
+              <w:jc w:val="left"/>
+            </w:pPr>
+            <w:r>
+              <w:rPr>
+                <w:rFonts w:ascii="Times New Roman" w:hAnsi="Times New Roman" w:cs="Times New Roman" w:eastAsia="Times New Roman"/>
+                <w:b w:val="0"/>
+                <w:i w:val="0"/>
+                <w:color w:val="000000"/>
+                <w:sz w:val="24"/>
+              </w:rPr>
+              <w:t>2.6</w:t>
+            </w:r>
+          </w:p>
+        </w:tc>
+        <w:tc>
+          <w:tcPr>
+            <w:tcW w:type="dxa" w:w="1701"/>
+          </w:tcPr>
+          <w:p>
+            <w:pPr>
+              <w:spacing w:line="240" w:lineRule="auto" w:after="0"/>
+              <w:ind w:firstLine="0"/>
+              <w:jc w:val="left"/>
+            </w:pPr>
+            <w:r>
+              <w:rPr>
+                <w:rFonts w:ascii="Times New Roman" w:hAnsi="Times New Roman" w:cs="Times New Roman" w:eastAsia="Times New Roman"/>
+                <w:b w:val="0"/>
+                <w:i w:val="0"/>
+                <w:color w:val="000000"/>
+                <w:sz w:val="24"/>
+              </w:rPr>
+              <w:t>31.07.2026</w:t>
+            </w:r>
+          </w:p>
+        </w:tc>
+        <w:tc>
+          <w:tcPr>
+            <w:tcW w:type="dxa" w:w="5669"/>
+          </w:tcPr>
+          <w:p>
+            <w:pPr>
+              <w:spacing w:line="240" w:lineRule="auto" w:after="0"/>
+              <w:ind w:firstLine="0"/>
+              <w:jc w:val="left"/>
+            </w:pPr>
+            <w:r>
+              <w:rPr>
+                <w:rFonts w:ascii="Times New Roman" w:hAnsi="Times New Roman" w:cs="Times New Roman" w:eastAsia="Times New Roman"/>
+                <w:b w:val="0"/>
+                <w:i w:val="0"/>
+                <w:color w:val="000000"/>
+                <w:sz w:val="24"/>
+              </w:rPr>
+              <w:t>Уточнено, что сроки автоматической уборки задаются в описании службы, а не в файле параметров</w:t>
             </w:r>
           </w:p>
         </w:tc>

--- a/Документация/Критерии завершения пилотного периода/Критерии завершения пилотного периода.docx
+++ b/Документация/Критерии завершения пилотного периода/Критерии завершения пилотного периода.docx
@@ -177,7 +177,7 @@
           <w:color w:val="000000"/>
           <w:sz w:val="26"/>
         </w:rPr>
-        <w:t>Версия документа: 2.6</w:t>
+        <w:t>Версия документа: 2.7</w:t>
       </w:r>
     </w:p>
     <w:p>
@@ -9569,6 +9569,89 @@
                 <w:sz w:val="24"/>
               </w:rPr>
               <w:t>Уточнено, что сроки автоматической уборки задаются в описании службы, а не в файле параметров</w:t>
+            </w:r>
+          </w:p>
+        </w:tc>
+        <w:tc>
+          <w:tcPr>
+            <w:tcW w:type="dxa" w:w="850"/>
+          </w:tcPr>
+          <w:p>
+            <w:pPr>
+              <w:spacing w:line="240" w:lineRule="auto" w:after="0"/>
+              <w:ind w:firstLine="0"/>
+              <w:jc w:val="left"/>
+            </w:pPr>
+          </w:p>
+        </w:tc>
+      </w:tr>
+      <w:tr>
+        <w:trPr>
+          <w:cantSplit w:val="true"/>
+        </w:trPr>
+        <w:tc>
+          <w:tcPr>
+            <w:tcW w:type="dxa" w:w="1134"/>
+          </w:tcPr>
+          <w:p>
+            <w:pPr>
+              <w:spacing w:line="240" w:lineRule="auto" w:after="0"/>
+              <w:ind w:firstLine="0"/>
+              <w:jc w:val="left"/>
+            </w:pPr>
+            <w:r>
+              <w:rPr>
+                <w:rFonts w:ascii="Times New Roman" w:hAnsi="Times New Roman" w:cs="Times New Roman" w:eastAsia="Times New Roman"/>
+                <w:b w:val="0"/>
+                <w:i w:val="0"/>
+                <w:color w:val="000000"/>
+                <w:sz w:val="24"/>
+              </w:rPr>
+              <w:t>2.7</w:t>
+            </w:r>
+          </w:p>
+        </w:tc>
+        <w:tc>
+          <w:tcPr>
+            <w:tcW w:type="dxa" w:w="1701"/>
+          </w:tcPr>
+          <w:p>
+            <w:pPr>
+              <w:spacing w:line="240" w:lineRule="auto" w:after="0"/>
+              <w:ind w:firstLine="0"/>
+              <w:jc w:val="left"/>
+            </w:pPr>
+            <w:r>
+              <w:rPr>
+                <w:rFonts w:ascii="Times New Roman" w:hAnsi="Times New Roman" w:cs="Times New Roman" w:eastAsia="Times New Roman"/>
+                <w:b w:val="0"/>
+                <w:i w:val="0"/>
+                <w:color w:val="000000"/>
+                <w:sz w:val="24"/>
+              </w:rPr>
+              <w:t>31.07.2026</w:t>
+            </w:r>
+          </w:p>
+        </w:tc>
+        <w:tc>
+          <w:tcPr>
+            <w:tcW w:type="dxa" w:w="5669"/>
+          </w:tcPr>
+          <w:p>
+            <w:pPr>
+              <w:spacing w:line="240" w:lineRule="auto" w:after="0"/>
+              <w:ind w:firstLine="0"/>
+              <w:jc w:val="left"/>
+            </w:pPr>
+            <w:r>
+              <w:rPr>
+                <w:rFonts w:ascii="Times New Roman" w:hAnsi="Times New Roman" w:cs="Times New Roman" w:eastAsia="Times New Roman"/>
+                <w:b w:val="0"/>
+                <w:i w:val="0"/>
+                <w:color w:val="000000"/>
+                <w:sz w:val="24"/>
+              </w:rPr>
+              <w:t>Описаны обзор занятого места по таблицам, исключение групп из очистки и оговорка о том, что удаление строк не возвращает место операционной системе</w:t>
             </w:r>
           </w:p>
         </w:tc>

--- a/Документация/Критерии завершения пилотного периода/Критерии завершения пилотного периода.docx
+++ b/Документация/Критерии завершения пилотного периода/Критерии завершения пилотного периода.docx
@@ -177,7 +177,7 @@
           <w:color w:val="000000"/>
           <w:sz w:val="26"/>
         </w:rPr>
-        <w:t>Версия документа: 2.7</w:t>
+        <w:t>Версия документа: 2.8</w:t>
       </w:r>
     </w:p>
     <w:p>
@@ -9652,6 +9652,89 @@
                 <w:sz w:val="24"/>
               </w:rPr>
               <w:t>Описаны обзор занятого места по таблицам, исключение групп из очистки и оговорка о том, что удаление строк не возвращает место операционной системе</w:t>
+            </w:r>
+          </w:p>
+        </w:tc>
+        <w:tc>
+          <w:tcPr>
+            <w:tcW w:type="dxa" w:w="850"/>
+          </w:tcPr>
+          <w:p>
+            <w:pPr>
+              <w:spacing w:line="240" w:lineRule="auto" w:after="0"/>
+              <w:ind w:firstLine="0"/>
+              <w:jc w:val="left"/>
+            </w:pPr>
+          </w:p>
+        </w:tc>
+      </w:tr>
+      <w:tr>
+        <w:trPr>
+          <w:cantSplit w:val="true"/>
+        </w:trPr>
+        <w:tc>
+          <w:tcPr>
+            <w:tcW w:type="dxa" w:w="1134"/>
+          </w:tcPr>
+          <w:p>
+            <w:pPr>
+              <w:spacing w:line="240" w:lineRule="auto" w:after="0"/>
+              <w:ind w:firstLine="0"/>
+              <w:jc w:val="left"/>
+            </w:pPr>
+            <w:r>
+              <w:rPr>
+                <w:rFonts w:ascii="Times New Roman" w:hAnsi="Times New Roman" w:cs="Times New Roman" w:eastAsia="Times New Roman"/>
+                <w:b w:val="0"/>
+                <w:i w:val="0"/>
+                <w:color w:val="000000"/>
+                <w:sz w:val="24"/>
+              </w:rPr>
+              <w:t>2.8</w:t>
+            </w:r>
+          </w:p>
+        </w:tc>
+        <w:tc>
+          <w:tcPr>
+            <w:tcW w:type="dxa" w:w="1701"/>
+          </w:tcPr>
+          <w:p>
+            <w:pPr>
+              <w:spacing w:line="240" w:lineRule="auto" w:after="0"/>
+              <w:ind w:firstLine="0"/>
+              <w:jc w:val="left"/>
+            </w:pPr>
+            <w:r>
+              <w:rPr>
+                <w:rFonts w:ascii="Times New Roman" w:hAnsi="Times New Roman" w:cs="Times New Roman" w:eastAsia="Times New Roman"/>
+                <w:b w:val="0"/>
+                <w:i w:val="0"/>
+                <w:color w:val="000000"/>
+                <w:sz w:val="24"/>
+              </w:rPr>
+              <w:t>31.07.2026</w:t>
+            </w:r>
+          </w:p>
+        </w:tc>
+        <w:tc>
+          <w:tcPr>
+            <w:tcW w:type="dxa" w:w="5669"/>
+          </w:tcPr>
+          <w:p>
+            <w:pPr>
+              <w:spacing w:line="240" w:lineRule="auto" w:after="0"/>
+              <w:ind w:firstLine="0"/>
+              <w:jc w:val="left"/>
+            </w:pPr>
+            <w:r>
+              <w:rPr>
+                <w:rFonts w:ascii="Times New Roman" w:hAnsi="Times New Roman" w:cs="Times New Roman" w:eastAsia="Times New Roman"/>
+                <w:b w:val="0"/>
+                <w:i w:val="0"/>
+                <w:color w:val="000000"/>
+                <w:sz w:val="24"/>
+              </w:rPr>
+              <w:t>Описан отзыв согласия на обработку персональных данных работником и администратором, запись выдачи и отзыва в историю учётной записи; уточнён состав сквозного поиска; обновлены количественные показатели</w:t>
             </w:r>
           </w:p>
         </w:tc>

--- a/Документация/Критерии завершения пилотного периода/Критерии завершения пилотного периода.docx
+++ b/Документация/Критерии завершения пилотного периода/Критерии завершения пилотного периода.docx
@@ -177,7 +177,7 @@
           <w:color w:val="000000"/>
           <w:sz w:val="26"/>
         </w:rPr>
-        <w:t>Версия документа: 2.8</w:t>
+        <w:t>Версия документа: 2.9</w:t>
       </w:r>
     </w:p>
     <w:p>
@@ -9735,6 +9735,89 @@
                 <w:sz w:val="24"/>
               </w:rPr>
               <w:t>Описан отзыв согласия на обработку персональных данных работником и администратором, запись выдачи и отзыва в историю учётной записи; уточнён состав сквозного поиска; обновлены количественные показатели</w:t>
+            </w:r>
+          </w:p>
+        </w:tc>
+        <w:tc>
+          <w:tcPr>
+            <w:tcW w:type="dxa" w:w="850"/>
+          </w:tcPr>
+          <w:p>
+            <w:pPr>
+              <w:spacing w:line="240" w:lineRule="auto" w:after="0"/>
+              <w:ind w:firstLine="0"/>
+              <w:jc w:val="left"/>
+            </w:pPr>
+          </w:p>
+        </w:tc>
+      </w:tr>
+      <w:tr>
+        <w:trPr>
+          <w:cantSplit w:val="true"/>
+        </w:trPr>
+        <w:tc>
+          <w:tcPr>
+            <w:tcW w:type="dxa" w:w="1134"/>
+          </w:tcPr>
+          <w:p>
+            <w:pPr>
+              <w:spacing w:line="240" w:lineRule="auto" w:after="0"/>
+              <w:ind w:firstLine="0"/>
+              <w:jc w:val="left"/>
+            </w:pPr>
+            <w:r>
+              <w:rPr>
+                <w:rFonts w:ascii="Times New Roman" w:hAnsi="Times New Roman" w:cs="Times New Roman" w:eastAsia="Times New Roman"/>
+                <w:b w:val="0"/>
+                <w:i w:val="0"/>
+                <w:color w:val="000000"/>
+                <w:sz w:val="24"/>
+              </w:rPr>
+              <w:t>2.9</w:t>
+            </w:r>
+          </w:p>
+        </w:tc>
+        <w:tc>
+          <w:tcPr>
+            <w:tcW w:type="dxa" w:w="1701"/>
+          </w:tcPr>
+          <w:p>
+            <w:pPr>
+              <w:spacing w:line="240" w:lineRule="auto" w:after="0"/>
+              <w:ind w:firstLine="0"/>
+              <w:jc w:val="left"/>
+            </w:pPr>
+            <w:r>
+              <w:rPr>
+                <w:rFonts w:ascii="Times New Roman" w:hAnsi="Times New Roman" w:cs="Times New Roman" w:eastAsia="Times New Roman"/>
+                <w:b w:val="0"/>
+                <w:i w:val="0"/>
+                <w:color w:val="000000"/>
+                <w:sz w:val="24"/>
+              </w:rPr>
+              <w:t>31.07.2026</w:t>
+            </w:r>
+          </w:p>
+        </w:tc>
+        <w:tc>
+          <w:tcPr>
+            <w:tcW w:type="dxa" w:w="5669"/>
+          </w:tcPr>
+          <w:p>
+            <w:pPr>
+              <w:spacing w:line="240" w:lineRule="auto" w:after="0"/>
+              <w:ind w:firstLine="0"/>
+              <w:jc w:val="left"/>
+            </w:pPr>
+            <w:r>
+              <w:rPr>
+                <w:rFonts w:ascii="Times New Roman" w:hAnsi="Times New Roman" w:cs="Times New Roman" w:eastAsia="Times New Roman"/>
+                <w:b w:val="0"/>
+                <w:i w:val="0"/>
+                <w:color w:val="000000"/>
+                <w:sz w:val="24"/>
+              </w:rPr>
+              <w:t>Уточнено, что распознавание опечаток работает при поиске внутри раздела, а сквозной поиск ищет по фрагменту строки и понимает неверную раскладку и написание госномера; обновлены количественные показатели</w:t>
             </w:r>
           </w:p>
         </w:tc>

--- a/Документация/Критерии завершения пилотного периода/Критерии завершения пилотного периода.docx
+++ b/Документация/Критерии завершения пилотного периода/Критерии завершения пилотного периода.docx
@@ -177,7 +177,7 @@
           <w:color w:val="000000"/>
           <w:sz w:val="26"/>
         </w:rPr>
-        <w:t>Версия документа: 2.9</w:t>
+        <w:t>Версия документа: 3.0</w:t>
       </w:r>
     </w:p>
     <w:p>
@@ -9818,6 +9818,89 @@
                 <w:sz w:val="24"/>
               </w:rPr>
               <w:t>Уточнено, что распознавание опечаток работает при поиске внутри раздела, а сквозной поиск ищет по фрагменту строки и понимает неверную раскладку и написание госномера; обновлены количественные показатели</w:t>
+            </w:r>
+          </w:p>
+        </w:tc>
+        <w:tc>
+          <w:tcPr>
+            <w:tcW w:type="dxa" w:w="850"/>
+          </w:tcPr>
+          <w:p>
+            <w:pPr>
+              <w:spacing w:line="240" w:lineRule="auto" w:after="0"/>
+              <w:ind w:firstLine="0"/>
+              <w:jc w:val="left"/>
+            </w:pPr>
+          </w:p>
+        </w:tc>
+      </w:tr>
+      <w:tr>
+        <w:trPr>
+          <w:cantSplit w:val="true"/>
+        </w:trPr>
+        <w:tc>
+          <w:tcPr>
+            <w:tcW w:type="dxa" w:w="1134"/>
+          </w:tcPr>
+          <w:p>
+            <w:pPr>
+              <w:spacing w:line="240" w:lineRule="auto" w:after="0"/>
+              <w:ind w:firstLine="0"/>
+              <w:jc w:val="left"/>
+            </w:pPr>
+            <w:r>
+              <w:rPr>
+                <w:rFonts w:ascii="Times New Roman" w:hAnsi="Times New Roman" w:cs="Times New Roman" w:eastAsia="Times New Roman"/>
+                <w:b w:val="0"/>
+                <w:i w:val="0"/>
+                <w:color w:val="000000"/>
+                <w:sz w:val="24"/>
+              </w:rPr>
+              <w:t>3.0</w:t>
+            </w:r>
+          </w:p>
+        </w:tc>
+        <w:tc>
+          <w:tcPr>
+            <w:tcW w:type="dxa" w:w="1701"/>
+          </w:tcPr>
+          <w:p>
+            <w:pPr>
+              <w:spacing w:line="240" w:lineRule="auto" w:after="0"/>
+              <w:ind w:firstLine="0"/>
+              <w:jc w:val="left"/>
+            </w:pPr>
+            <w:r>
+              <w:rPr>
+                <w:rFonts w:ascii="Times New Roman" w:hAnsi="Times New Roman" w:cs="Times New Roman" w:eastAsia="Times New Roman"/>
+                <w:b w:val="0"/>
+                <w:i w:val="0"/>
+                <w:color w:val="000000"/>
+                <w:sz w:val="24"/>
+              </w:rPr>
+              <w:t>31.07.2026</w:t>
+            </w:r>
+          </w:p>
+        </w:tc>
+        <w:tc>
+          <w:tcPr>
+            <w:tcW w:type="dxa" w:w="5669"/>
+          </w:tcPr>
+          <w:p>
+            <w:pPr>
+              <w:spacing w:line="240" w:lineRule="auto" w:after="0"/>
+              <w:ind w:firstLine="0"/>
+              <w:jc w:val="left"/>
+            </w:pPr>
+            <w:r>
+              <w:rPr>
+                <w:rFonts w:ascii="Times New Roman" w:hAnsi="Times New Roman" w:cs="Times New Roman" w:eastAsia="Times New Roman"/>
+                <w:b w:val="0"/>
+                <w:i w:val="0"/>
+                <w:color w:val="000000"/>
+                <w:sz w:val="24"/>
+              </w:rPr>
+              <w:t>Описано сужение очистки внутри группы: отрезок времени, тип сущности в журнале действий и отдельный пост для суточных слепков</w:t>
             </w:r>
           </w:p>
         </w:tc>

--- a/Документация/Критерии завершения пилотного периода/Критерии завершения пилотного периода.docx
+++ b/Документация/Критерии завершения пилотного периода/Критерии завершения пилотного периода.docx
@@ -177,7 +177,7 @@
           <w:color w:val="000000"/>
           <w:sz w:val="26"/>
         </w:rPr>
-        <w:t>Версия документа: 3.0</w:t>
+        <w:t>Версия документа: 3.1</w:t>
       </w:r>
     </w:p>
     <w:p>
@@ -9901,6 +9901,89 @@
                 <w:sz w:val="24"/>
               </w:rPr>
               <w:t>Описано сужение очистки внутри группы: отрезок времени, тип сущности в журнале действий и отдельный пост для суточных слепков</w:t>
+            </w:r>
+          </w:p>
+        </w:tc>
+        <w:tc>
+          <w:tcPr>
+            <w:tcW w:type="dxa" w:w="850"/>
+          </w:tcPr>
+          <w:p>
+            <w:pPr>
+              <w:spacing w:line="240" w:lineRule="auto" w:after="0"/>
+              <w:ind w:firstLine="0"/>
+              <w:jc w:val="left"/>
+            </w:pPr>
+          </w:p>
+        </w:tc>
+      </w:tr>
+      <w:tr>
+        <w:trPr>
+          <w:cantSplit w:val="true"/>
+        </w:trPr>
+        <w:tc>
+          <w:tcPr>
+            <w:tcW w:type="dxa" w:w="1134"/>
+          </w:tcPr>
+          <w:p>
+            <w:pPr>
+              <w:spacing w:line="240" w:lineRule="auto" w:after="0"/>
+              <w:ind w:firstLine="0"/>
+              <w:jc w:val="left"/>
+            </w:pPr>
+            <w:r>
+              <w:rPr>
+                <w:rFonts w:ascii="Times New Roman" w:hAnsi="Times New Roman" w:cs="Times New Roman" w:eastAsia="Times New Roman"/>
+                <w:b w:val="0"/>
+                <w:i w:val="0"/>
+                <w:color w:val="000000"/>
+                <w:sz w:val="24"/>
+              </w:rPr>
+              <w:t>3.1</w:t>
+            </w:r>
+          </w:p>
+        </w:tc>
+        <w:tc>
+          <w:tcPr>
+            <w:tcW w:type="dxa" w:w="1701"/>
+          </w:tcPr>
+          <w:p>
+            <w:pPr>
+              <w:spacing w:line="240" w:lineRule="auto" w:after="0"/>
+              <w:ind w:firstLine="0"/>
+              <w:jc w:val="left"/>
+            </w:pPr>
+            <w:r>
+              <w:rPr>
+                <w:rFonts w:ascii="Times New Roman" w:hAnsi="Times New Roman" w:cs="Times New Roman" w:eastAsia="Times New Roman"/>
+                <w:b w:val="0"/>
+                <w:i w:val="0"/>
+                <w:color w:val="000000"/>
+                <w:sz w:val="24"/>
+              </w:rPr>
+              <w:t>31.07.2026</w:t>
+            </w:r>
+          </w:p>
+        </w:tc>
+        <w:tc>
+          <w:tcPr>
+            <w:tcW w:type="dxa" w:w="5669"/>
+          </w:tcPr>
+          <w:p>
+            <w:pPr>
+              <w:spacing w:line="240" w:lineRule="auto" w:after="0"/>
+              <w:ind w:firstLine="0"/>
+              <w:jc w:val="left"/>
+            </w:pPr>
+            <w:r>
+              <w:rPr>
+                <w:rFonts w:ascii="Times New Roman" w:hAnsi="Times New Roman" w:cs="Times New Roman" w:eastAsia="Times New Roman"/>
+                <w:b w:val="0"/>
+                <w:i w:val="0"/>
+                <w:color w:val="000000"/>
+                <w:sz w:val="24"/>
+              </w:rPr>
+              <w:t>Уточнено, что до согласия скрываются и рабочие контакты работника, а не только фамилия, имя и отчество; обновлены количественные показатели</w:t>
             </w:r>
           </w:p>
         </w:tc>

--- a/Документация/Критерии завершения пилотного периода/Критерии завершения пилотного периода.docx
+++ b/Документация/Критерии завершения пилотного периода/Критерии завершения пилотного периода.docx
@@ -177,7 +177,7 @@
           <w:color w:val="000000"/>
           <w:sz w:val="26"/>
         </w:rPr>
-        <w:t>Версия документа: 3.1</w:t>
+        <w:t>Версия документа: 3.2</w:t>
       </w:r>
     </w:p>
     <w:p>
@@ -9984,6 +9984,89 @@
                 <w:sz w:val="24"/>
               </w:rPr>
               <w:t>Уточнено, что до согласия скрываются и рабочие контакты работника, а не только фамилия, имя и отчество; обновлены количественные показатели</w:t>
+            </w:r>
+          </w:p>
+        </w:tc>
+        <w:tc>
+          <w:tcPr>
+            <w:tcW w:type="dxa" w:w="850"/>
+          </w:tcPr>
+          <w:p>
+            <w:pPr>
+              <w:spacing w:line="240" w:lineRule="auto" w:after="0"/>
+              <w:ind w:firstLine="0"/>
+              <w:jc w:val="left"/>
+            </w:pPr>
+          </w:p>
+        </w:tc>
+      </w:tr>
+      <w:tr>
+        <w:trPr>
+          <w:cantSplit w:val="true"/>
+        </w:trPr>
+        <w:tc>
+          <w:tcPr>
+            <w:tcW w:type="dxa" w:w="1134"/>
+          </w:tcPr>
+          <w:p>
+            <w:pPr>
+              <w:spacing w:line="240" w:lineRule="auto" w:after="0"/>
+              <w:ind w:firstLine="0"/>
+              <w:jc w:val="left"/>
+            </w:pPr>
+            <w:r>
+              <w:rPr>
+                <w:rFonts w:ascii="Times New Roman" w:hAnsi="Times New Roman" w:cs="Times New Roman" w:eastAsia="Times New Roman"/>
+                <w:b w:val="0"/>
+                <w:i w:val="0"/>
+                <w:color w:val="000000"/>
+                <w:sz w:val="24"/>
+              </w:rPr>
+              <w:t>3.2</w:t>
+            </w:r>
+          </w:p>
+        </w:tc>
+        <w:tc>
+          <w:tcPr>
+            <w:tcW w:type="dxa" w:w="1701"/>
+          </w:tcPr>
+          <w:p>
+            <w:pPr>
+              <w:spacing w:line="240" w:lineRule="auto" w:after="0"/>
+              <w:ind w:firstLine="0"/>
+              <w:jc w:val="left"/>
+            </w:pPr>
+            <w:r>
+              <w:rPr>
+                <w:rFonts w:ascii="Times New Roman" w:hAnsi="Times New Roman" w:cs="Times New Roman" w:eastAsia="Times New Roman"/>
+                <w:b w:val="0"/>
+                <w:i w:val="0"/>
+                <w:color w:val="000000"/>
+                <w:sz w:val="24"/>
+              </w:rPr>
+              <w:t>31.07.2026</w:t>
+            </w:r>
+          </w:p>
+        </w:tc>
+        <w:tc>
+          <w:tcPr>
+            <w:tcW w:type="dxa" w:w="5669"/>
+          </w:tcPr>
+          <w:p>
+            <w:pPr>
+              <w:spacing w:line="240" w:lineRule="auto" w:after="0"/>
+              <w:ind w:firstLine="0"/>
+              <w:jc w:val="left"/>
+            </w:pPr>
+            <w:r>
+              <w:rPr>
+                <w:rFonts w:ascii="Times New Roman" w:hAnsi="Times New Roman" w:cs="Times New Roman" w:eastAsia="Times New Roman"/>
+                <w:b w:val="0"/>
+                <w:i w:val="0"/>
+                <w:color w:val="000000"/>
+                <w:sz w:val="24"/>
+              </w:rPr>
+              <w:t>Описано резервное копирование: состав копии, сроки хранения, настройка, проверка восстановимости и порядок восстановления; исправлена команда проверки выгрузки</w:t>
             </w:r>
           </w:p>
         </w:tc>

--- a/Документация/Критерии завершения пилотного периода/Критерии завершения пилотного периода.docx
+++ b/Документация/Критерии завершения пилотного периода/Критерии завершения пилотного периода.docx
@@ -177,7 +177,7 @@
           <w:color w:val="000000"/>
           <w:sz w:val="26"/>
         </w:rPr>
-        <w:t>Версия документа: 3.2</w:t>
+        <w:t>Версия документа: 3.3</w:t>
       </w:r>
     </w:p>
     <w:p>
@@ -10067,6 +10067,89 @@
                 <w:sz w:val="24"/>
               </w:rPr>
               <w:t>Описано резервное копирование: состав копии, сроки хранения, настройка, проверка восстановимости и порядок восстановления; исправлена команда проверки выгрузки</w:t>
+            </w:r>
+          </w:p>
+        </w:tc>
+        <w:tc>
+          <w:tcPr>
+            <w:tcW w:type="dxa" w:w="850"/>
+          </w:tcPr>
+          <w:p>
+            <w:pPr>
+              <w:spacing w:line="240" w:lineRule="auto" w:after="0"/>
+              <w:ind w:firstLine="0"/>
+              <w:jc w:val="left"/>
+            </w:pPr>
+          </w:p>
+        </w:tc>
+      </w:tr>
+      <w:tr>
+        <w:trPr>
+          <w:cantSplit w:val="true"/>
+        </w:trPr>
+        <w:tc>
+          <w:tcPr>
+            <w:tcW w:type="dxa" w:w="1134"/>
+          </w:tcPr>
+          <w:p>
+            <w:pPr>
+              <w:spacing w:line="240" w:lineRule="auto" w:after="0"/>
+              <w:ind w:firstLine="0"/>
+              <w:jc w:val="left"/>
+            </w:pPr>
+            <w:r>
+              <w:rPr>
+                <w:rFonts w:ascii="Times New Roman" w:hAnsi="Times New Roman" w:cs="Times New Roman" w:eastAsia="Times New Roman"/>
+                <w:b w:val="0"/>
+                <w:i w:val="0"/>
+                <w:color w:val="000000"/>
+                <w:sz w:val="24"/>
+              </w:rPr>
+              <w:t>3.3</w:t>
+            </w:r>
+          </w:p>
+        </w:tc>
+        <w:tc>
+          <w:tcPr>
+            <w:tcW w:type="dxa" w:w="1701"/>
+          </w:tcPr>
+          <w:p>
+            <w:pPr>
+              <w:spacing w:line="240" w:lineRule="auto" w:after="0"/>
+              <w:ind w:firstLine="0"/>
+              <w:jc w:val="left"/>
+            </w:pPr>
+            <w:r>
+              <w:rPr>
+                <w:rFonts w:ascii="Times New Roman" w:hAnsi="Times New Roman" w:cs="Times New Roman" w:eastAsia="Times New Roman"/>
+                <w:b w:val="0"/>
+                <w:i w:val="0"/>
+                <w:color w:val="000000"/>
+                <w:sz w:val="24"/>
+              </w:rPr>
+              <w:t>31.07.2026</w:t>
+            </w:r>
+          </w:p>
+        </w:tc>
+        <w:tc>
+          <w:tcPr>
+            <w:tcW w:type="dxa" w:w="5669"/>
+          </w:tcPr>
+          <w:p>
+            <w:pPr>
+              <w:spacing w:line="240" w:lineRule="auto" w:after="0"/>
+              <w:ind w:firstLine="0"/>
+              <w:jc w:val="left"/>
+            </w:pPr>
+            <w:r>
+              <w:rPr>
+                <w:rFonts w:ascii="Times New Roman" w:hAnsi="Times New Roman" w:cs="Times New Roman" w:eastAsia="Times New Roman"/>
+                <w:b w:val="0"/>
+                <w:i w:val="0"/>
+                <w:color w:val="000000"/>
+                <w:sz w:val="24"/>
+              </w:rPr>
+              <w:t>Добавлен способ создать ключи шифрования копий без установки средства на сервер</w:t>
             </w:r>
           </w:p>
         </w:tc>

--- a/Документация/Критерии завершения пилотного периода/Критерии завершения пилотного периода.docx
+++ b/Документация/Критерии завершения пилотного периода/Критерии завершения пилотного периода.docx
@@ -177,7 +177,7 @@
           <w:color w:val="000000"/>
           <w:sz w:val="26"/>
         </w:rPr>
-        <w:t>Версия документа: 3.3</w:t>
+        <w:t>Версия документа: 3.4</w:t>
       </w:r>
     </w:p>
     <w:p>
@@ -10150,6 +10150,89 @@
                 <w:sz w:val="24"/>
               </w:rPr>
               <w:t>Добавлен способ создать ключи шифрования копий без установки средства на сервер</w:t>
+            </w:r>
+          </w:p>
+        </w:tc>
+        <w:tc>
+          <w:tcPr>
+            <w:tcW w:type="dxa" w:w="850"/>
+          </w:tcPr>
+          <w:p>
+            <w:pPr>
+              <w:spacing w:line="240" w:lineRule="auto" w:after="0"/>
+              <w:ind w:firstLine="0"/>
+              <w:jc w:val="left"/>
+            </w:pPr>
+          </w:p>
+        </w:tc>
+      </w:tr>
+      <w:tr>
+        <w:trPr>
+          <w:cantSplit w:val="true"/>
+        </w:trPr>
+        <w:tc>
+          <w:tcPr>
+            <w:tcW w:type="dxa" w:w="1134"/>
+          </w:tcPr>
+          <w:p>
+            <w:pPr>
+              <w:spacing w:line="240" w:lineRule="auto" w:after="0"/>
+              <w:ind w:firstLine="0"/>
+              <w:jc w:val="left"/>
+            </w:pPr>
+            <w:r>
+              <w:rPr>
+                <w:rFonts w:ascii="Times New Roman" w:hAnsi="Times New Roman" w:cs="Times New Roman" w:eastAsia="Times New Roman"/>
+                <w:b w:val="0"/>
+                <w:i w:val="0"/>
+                <w:color w:val="000000"/>
+                <w:sz w:val="24"/>
+              </w:rPr>
+              <w:t>3.4</w:t>
+            </w:r>
+          </w:p>
+        </w:tc>
+        <w:tc>
+          <w:tcPr>
+            <w:tcW w:type="dxa" w:w="1701"/>
+          </w:tcPr>
+          <w:p>
+            <w:pPr>
+              <w:spacing w:line="240" w:lineRule="auto" w:after="0"/>
+              <w:ind w:firstLine="0"/>
+              <w:jc w:val="left"/>
+            </w:pPr>
+            <w:r>
+              <w:rPr>
+                <w:rFonts w:ascii="Times New Roman" w:hAnsi="Times New Roman" w:cs="Times New Roman" w:eastAsia="Times New Roman"/>
+                <w:b w:val="0"/>
+                <w:i w:val="0"/>
+                <w:color w:val="000000"/>
+                <w:sz w:val="24"/>
+              </w:rPr>
+              <w:t>31.07.2026</w:t>
+            </w:r>
+          </w:p>
+        </w:tc>
+        <w:tc>
+          <w:tcPr>
+            <w:tcW w:type="dxa" w:w="5669"/>
+          </w:tcPr>
+          <w:p>
+            <w:pPr>
+              <w:spacing w:line="240" w:lineRule="auto" w:after="0"/>
+              <w:ind w:firstLine="0"/>
+              <w:jc w:val="left"/>
+            </w:pPr>
+            <w:r>
+              <w:rPr>
+                <w:rFonts w:ascii="Times New Roman" w:hAnsi="Times New Roman" w:cs="Times New Roman" w:eastAsia="Times New Roman"/>
+                <w:b w:val="0"/>
+                <w:i w:val="0"/>
+                <w:color w:val="000000"/>
+                <w:sz w:val="24"/>
+              </w:rPr>
+              <w:t>В разделе о копировании указано, где именно выполняются команды, и добавлен разбор причин сбоя копирования по сообщениям журнала</w:t>
             </w:r>
           </w:p>
         </w:tc>

--- a/Документация/Критерии завершения пилотного периода/Критерии завершения пилотного периода.docx
+++ b/Документация/Критерии завершения пилотного периода/Критерии завершения пилотного периода.docx
@@ -177,7 +177,7 @@
           <w:color w:val="000000"/>
           <w:sz w:val="26"/>
         </w:rPr>
-        <w:t>Версия документа: 3.4</w:t>
+        <w:t>Версия документа: 3.5</w:t>
       </w:r>
     </w:p>
     <w:p>
@@ -10233,6 +10233,89 @@
                 <w:sz w:val="24"/>
               </w:rPr>
               <w:t>В разделе о копировании указано, где именно выполняются команды, и добавлен разбор причин сбоя копирования по сообщениям журнала</w:t>
+            </w:r>
+          </w:p>
+        </w:tc>
+        <w:tc>
+          <w:tcPr>
+            <w:tcW w:type="dxa" w:w="850"/>
+          </w:tcPr>
+          <w:p>
+            <w:pPr>
+              <w:spacing w:line="240" w:lineRule="auto" w:after="0"/>
+              <w:ind w:firstLine="0"/>
+              <w:jc w:val="left"/>
+            </w:pPr>
+          </w:p>
+        </w:tc>
+      </w:tr>
+      <w:tr>
+        <w:trPr>
+          <w:cantSplit w:val="true"/>
+        </w:trPr>
+        <w:tc>
+          <w:tcPr>
+            <w:tcW w:type="dxa" w:w="1134"/>
+          </w:tcPr>
+          <w:p>
+            <w:pPr>
+              <w:spacing w:line="240" w:lineRule="auto" w:after="0"/>
+              <w:ind w:firstLine="0"/>
+              <w:jc w:val="left"/>
+            </w:pPr>
+            <w:r>
+              <w:rPr>
+                <w:rFonts w:ascii="Times New Roman" w:hAnsi="Times New Roman" w:cs="Times New Roman" w:eastAsia="Times New Roman"/>
+                <w:b w:val="0"/>
+                <w:i w:val="0"/>
+                <w:color w:val="000000"/>
+                <w:sz w:val="24"/>
+              </w:rPr>
+              <w:t>3.5</w:t>
+            </w:r>
+          </w:p>
+        </w:tc>
+        <w:tc>
+          <w:tcPr>
+            <w:tcW w:type="dxa" w:w="1701"/>
+          </w:tcPr>
+          <w:p>
+            <w:pPr>
+              <w:spacing w:line="240" w:lineRule="auto" w:after="0"/>
+              <w:ind w:firstLine="0"/>
+              <w:jc w:val="left"/>
+            </w:pPr>
+            <w:r>
+              <w:rPr>
+                <w:rFonts w:ascii="Times New Roman" w:hAnsi="Times New Roman" w:cs="Times New Roman" w:eastAsia="Times New Roman"/>
+                <w:b w:val="0"/>
+                <w:i w:val="0"/>
+                <w:color w:val="000000"/>
+                <w:sz w:val="24"/>
+              </w:rPr>
+              <w:t>31.07.2026</w:t>
+            </w:r>
+          </w:p>
+        </w:tc>
+        <w:tc>
+          <w:tcPr>
+            <w:tcW w:type="dxa" w:w="5669"/>
+          </w:tcPr>
+          <w:p>
+            <w:pPr>
+              <w:spacing w:line="240" w:lineRule="auto" w:after="0"/>
+              <w:ind w:firstLine="0"/>
+              <w:jc w:val="left"/>
+            </w:pPr>
+            <w:r>
+              <w:rPr>
+                <w:rFonts w:ascii="Times New Roman" w:hAnsi="Times New Roman" w:cs="Times New Roman" w:eastAsia="Times New Roman"/>
+                <w:b w:val="0"/>
+                <w:i w:val="0"/>
+                <w:color w:val="000000"/>
+                <w:sz w:val="24"/>
+              </w:rPr>
+              <w:t>Дополнены таблицы сообщений копирования: шаги файлов и архива бланков, сообщения проверки восстановимости</w:t>
             </w:r>
           </w:p>
         </w:tc>

--- a/Документация/Критерии завершения пилотного периода/Критерии завершения пилотного периода.docx
+++ b/Документация/Критерии завершения пилотного периода/Критерии завершения пилотного периода.docx
@@ -177,7 +177,7 @@
           <w:color w:val="000000"/>
           <w:sz w:val="26"/>
         </w:rPr>
-        <w:t>Версия документа: 3.5</w:t>
+        <w:t>Версия документа: 3.6</w:t>
       </w:r>
     </w:p>
     <w:p>
@@ -10316,6 +10316,89 @@
                 <w:sz w:val="24"/>
               </w:rPr>
               <w:t>Дополнены таблицы сообщений копирования: шаги файлов и архива бланков, сообщения проверки восстановимости</w:t>
+            </w:r>
+          </w:p>
+        </w:tc>
+        <w:tc>
+          <w:tcPr>
+            <w:tcW w:type="dxa" w:w="850"/>
+          </w:tcPr>
+          <w:p>
+            <w:pPr>
+              <w:spacing w:line="240" w:lineRule="auto" w:after="0"/>
+              <w:ind w:firstLine="0"/>
+              <w:jc w:val="left"/>
+            </w:pPr>
+          </w:p>
+        </w:tc>
+      </w:tr>
+      <w:tr>
+        <w:trPr>
+          <w:cantSplit w:val="true"/>
+        </w:trPr>
+        <w:tc>
+          <w:tcPr>
+            <w:tcW w:type="dxa" w:w="1134"/>
+          </w:tcPr>
+          <w:p>
+            <w:pPr>
+              <w:spacing w:line="240" w:lineRule="auto" w:after="0"/>
+              <w:ind w:firstLine="0"/>
+              <w:jc w:val="left"/>
+            </w:pPr>
+            <w:r>
+              <w:rPr>
+                <w:rFonts w:ascii="Times New Roman" w:hAnsi="Times New Roman" w:cs="Times New Roman" w:eastAsia="Times New Roman"/>
+                <w:b w:val="0"/>
+                <w:i w:val="0"/>
+                <w:color w:val="000000"/>
+                <w:sz w:val="24"/>
+              </w:rPr>
+              <w:t>3.6</w:t>
+            </w:r>
+          </w:p>
+        </w:tc>
+        <w:tc>
+          <w:tcPr>
+            <w:tcW w:type="dxa" w:w="1701"/>
+          </w:tcPr>
+          <w:p>
+            <w:pPr>
+              <w:spacing w:line="240" w:lineRule="auto" w:after="0"/>
+              <w:ind w:firstLine="0"/>
+              <w:jc w:val="left"/>
+            </w:pPr>
+            <w:r>
+              <w:rPr>
+                <w:rFonts w:ascii="Times New Roman" w:hAnsi="Times New Roman" w:cs="Times New Roman" w:eastAsia="Times New Roman"/>
+                <w:b w:val="0"/>
+                <w:i w:val="0"/>
+                <w:color w:val="000000"/>
+                <w:sz w:val="24"/>
+              </w:rPr>
+              <w:t>31.07.2026</w:t>
+            </w:r>
+          </w:p>
+        </w:tc>
+        <w:tc>
+          <w:tcPr>
+            <w:tcW w:type="dxa" w:w="5669"/>
+          </w:tcPr>
+          <w:p>
+            <w:pPr>
+              <w:spacing w:line="240" w:lineRule="auto" w:after="0"/>
+              <w:ind w:firstLine="0"/>
+              <w:jc w:val="left"/>
+            </w:pPr>
+            <w:r>
+              <w:rPr>
+                <w:rFonts w:ascii="Times New Roman" w:hAnsi="Times New Roman" w:cs="Times New Roman" w:eastAsia="Times New Roman"/>
+                <w:b w:val="0"/>
+                <w:i w:val="0"/>
+                <w:color w:val="000000"/>
+                <w:sz w:val="24"/>
+              </w:rPr>
+              <w:t>Описан файловый архив бланков: раскладка по шаблонам, обновление и заморозка файлов, ограничение занятого места и подготовка каталога на сервере</w:t>
             </w:r>
           </w:p>
         </w:tc>

--- a/Документация/Критерии завершения пилотного периода/Критерии завершения пилотного периода.docx
+++ b/Документация/Критерии завершения пилотного периода/Критерии завершения пилотного периода.docx
@@ -177,7 +177,7 @@
           <w:color w:val="000000"/>
           <w:sz w:val="26"/>
         </w:rPr>
-        <w:t>Версия документа: 3.6</w:t>
+        <w:t>Версия документа: 3.7</w:t>
       </w:r>
     </w:p>
     <w:p>
@@ -10399,6 +10399,89 @@
                 <w:sz w:val="24"/>
               </w:rPr>
               <w:t>Описан файловый архив бланков: раскладка по шаблонам, обновление и заморозка файлов, ограничение занятого места и подготовка каталога на сервере</w:t>
+            </w:r>
+          </w:p>
+        </w:tc>
+        <w:tc>
+          <w:tcPr>
+            <w:tcW w:type="dxa" w:w="850"/>
+          </w:tcPr>
+          <w:p>
+            <w:pPr>
+              <w:spacing w:line="240" w:lineRule="auto" w:after="0"/>
+              <w:ind w:firstLine="0"/>
+              <w:jc w:val="left"/>
+            </w:pPr>
+          </w:p>
+        </w:tc>
+      </w:tr>
+      <w:tr>
+        <w:trPr>
+          <w:cantSplit w:val="true"/>
+        </w:trPr>
+        <w:tc>
+          <w:tcPr>
+            <w:tcW w:type="dxa" w:w="1134"/>
+          </w:tcPr>
+          <w:p>
+            <w:pPr>
+              <w:spacing w:line="240" w:lineRule="auto" w:after="0"/>
+              <w:ind w:firstLine="0"/>
+              <w:jc w:val="left"/>
+            </w:pPr>
+            <w:r>
+              <w:rPr>
+                <w:rFonts w:ascii="Times New Roman" w:hAnsi="Times New Roman" w:cs="Times New Roman" w:eastAsia="Times New Roman"/>
+                <w:b w:val="0"/>
+                <w:i w:val="0"/>
+                <w:color w:val="000000"/>
+                <w:sz w:val="24"/>
+              </w:rPr>
+              <w:t>3.7</w:t>
+            </w:r>
+          </w:p>
+        </w:tc>
+        <w:tc>
+          <w:tcPr>
+            <w:tcW w:type="dxa" w:w="1701"/>
+          </w:tcPr>
+          <w:p>
+            <w:pPr>
+              <w:spacing w:line="240" w:lineRule="auto" w:after="0"/>
+              <w:ind w:firstLine="0"/>
+              <w:jc w:val="left"/>
+            </w:pPr>
+            <w:r>
+              <w:rPr>
+                <w:rFonts w:ascii="Times New Roman" w:hAnsi="Times New Roman" w:cs="Times New Roman" w:eastAsia="Times New Roman"/>
+                <w:b w:val="0"/>
+                <w:i w:val="0"/>
+                <w:color w:val="000000"/>
+                <w:sz w:val="24"/>
+              </w:rPr>
+              <w:t>31.07.2026</w:t>
+            </w:r>
+          </w:p>
+        </w:tc>
+        <w:tc>
+          <w:tcPr>
+            <w:tcW w:type="dxa" w:w="5669"/>
+          </w:tcPr>
+          <w:p>
+            <w:pPr>
+              <w:spacing w:line="240" w:lineRule="auto" w:after="0"/>
+              <w:ind w:firstLine="0"/>
+              <w:jc w:val="left"/>
+            </w:pPr>
+            <w:r>
+              <w:rPr>
+                <w:rFonts w:ascii="Times New Roman" w:hAnsi="Times New Roman" w:cs="Times New Roman" w:eastAsia="Times New Roman"/>
+                <w:b w:val="0"/>
+                <w:i w:val="0"/>
+                <w:color w:val="000000"/>
+                <w:sz w:val="24"/>
+              </w:rPr>
+              <w:t>Исправлены ссылки на подраздел об очистке накопленных данных, съехавшие после добавления нового подраздела</w:t>
             </w:r>
           </w:p>
         </w:tc>

--- a/Документация/Критерии завершения пилотного периода/Критерии завершения пилотного периода.docx
+++ b/Документация/Критерии завершения пилотного периода/Критерии завершения пилотного периода.docx
@@ -177,7 +177,7 @@
           <w:color w:val="000000"/>
           <w:sz w:val="26"/>
         </w:rPr>
-        <w:t>Версия документа: 3.7</w:t>
+        <w:t>Версия документа: 3.8</w:t>
       </w:r>
     </w:p>
     <w:p>
@@ -10482,6 +10482,89 @@
                 <w:sz w:val="24"/>
               </w:rPr>
               <w:t>Исправлены ссылки на подраздел об очистке накопленных данных, съехавшие после добавления нового подраздела</w:t>
+            </w:r>
+          </w:p>
+        </w:tc>
+        <w:tc>
+          <w:tcPr>
+            <w:tcW w:type="dxa" w:w="850"/>
+          </w:tcPr>
+          <w:p>
+            <w:pPr>
+              <w:spacing w:line="240" w:lineRule="auto" w:after="0"/>
+              <w:ind w:firstLine="0"/>
+              <w:jc w:val="left"/>
+            </w:pPr>
+          </w:p>
+        </w:tc>
+      </w:tr>
+      <w:tr>
+        <w:trPr>
+          <w:cantSplit w:val="true"/>
+        </w:trPr>
+        <w:tc>
+          <w:tcPr>
+            <w:tcW w:type="dxa" w:w="1134"/>
+          </w:tcPr>
+          <w:p>
+            <w:pPr>
+              <w:spacing w:line="240" w:lineRule="auto" w:after="0"/>
+              <w:ind w:firstLine="0"/>
+              <w:jc w:val="left"/>
+            </w:pPr>
+            <w:r>
+              <w:rPr>
+                <w:rFonts w:ascii="Times New Roman" w:hAnsi="Times New Roman" w:cs="Times New Roman" w:eastAsia="Times New Roman"/>
+                <w:b w:val="0"/>
+                <w:i w:val="0"/>
+                <w:color w:val="000000"/>
+                <w:sz w:val="24"/>
+              </w:rPr>
+              <w:t>3.8</w:t>
+            </w:r>
+          </w:p>
+        </w:tc>
+        <w:tc>
+          <w:tcPr>
+            <w:tcW w:type="dxa" w:w="1701"/>
+          </w:tcPr>
+          <w:p>
+            <w:pPr>
+              <w:spacing w:line="240" w:lineRule="auto" w:after="0"/>
+              <w:ind w:firstLine="0"/>
+              <w:jc w:val="left"/>
+            </w:pPr>
+            <w:r>
+              <w:rPr>
+                <w:rFonts w:ascii="Times New Roman" w:hAnsi="Times New Roman" w:cs="Times New Roman" w:eastAsia="Times New Roman"/>
+                <w:b w:val="0"/>
+                <w:i w:val="0"/>
+                <w:color w:val="000000"/>
+                <w:sz w:val="24"/>
+              </w:rPr>
+              <w:t>01.08.2026</w:t>
+            </w:r>
+          </w:p>
+        </w:tc>
+        <w:tc>
+          <w:tcPr>
+            <w:tcW w:type="dxa" w:w="5669"/>
+          </w:tcPr>
+          <w:p>
+            <w:pPr>
+              <w:spacing w:line="240" w:lineRule="auto" w:after="0"/>
+              <w:ind w:firstLine="0"/>
+              <w:jc w:val="left"/>
+            </w:pPr>
+            <w:r>
+              <w:rPr>
+                <w:rFonts w:ascii="Times New Roman" w:hAnsi="Times New Roman" w:cs="Times New Roman" w:eastAsia="Times New Roman"/>
+                <w:b w:val="0"/>
+                <w:i w:val="0"/>
+                <w:color w:val="000000"/>
+                <w:sz w:val="24"/>
+              </w:rPr>
+              <w:t>Уточнён состав пары ключей шифрования копий и порядок переноса закрытого ключа; в примерах восстановления указаны контуры и способ выбрать копию</w:t>
             </w:r>
           </w:p>
         </w:tc>

--- a/Документация/Критерии завершения пилотного периода/Критерии завершения пилотного периода.docx
+++ b/Документация/Критерии завершения пилотного периода/Критерии завершения пилотного периода.docx
@@ -177,7 +177,7 @@
           <w:color w:val="000000"/>
           <w:sz w:val="26"/>
         </w:rPr>
-        <w:t>Версия документа: 3.8</w:t>
+        <w:t>Версия документа: 3.9</w:t>
       </w:r>
     </w:p>
     <w:p>
@@ -10565,6 +10565,89 @@
                 <w:sz w:val="24"/>
               </w:rPr>
               <w:t>Уточнён состав пары ключей шифрования копий и порядок переноса закрытого ключа; в примерах восстановления указаны контуры и способ выбрать копию</w:t>
+            </w:r>
+          </w:p>
+        </w:tc>
+        <w:tc>
+          <w:tcPr>
+            <w:tcW w:type="dxa" w:w="850"/>
+          </w:tcPr>
+          <w:p>
+            <w:pPr>
+              <w:spacing w:line="240" w:lineRule="auto" w:after="0"/>
+              <w:ind w:firstLine="0"/>
+              <w:jc w:val="left"/>
+            </w:pPr>
+          </w:p>
+        </w:tc>
+      </w:tr>
+      <w:tr>
+        <w:trPr>
+          <w:cantSplit w:val="true"/>
+        </w:trPr>
+        <w:tc>
+          <w:tcPr>
+            <w:tcW w:type="dxa" w:w="1134"/>
+          </w:tcPr>
+          <w:p>
+            <w:pPr>
+              <w:spacing w:line="240" w:lineRule="auto" w:after="0"/>
+              <w:ind w:firstLine="0"/>
+              <w:jc w:val="left"/>
+            </w:pPr>
+            <w:r>
+              <w:rPr>
+                <w:rFonts w:ascii="Times New Roman" w:hAnsi="Times New Roman" w:cs="Times New Roman" w:eastAsia="Times New Roman"/>
+                <w:b w:val="0"/>
+                <w:i w:val="0"/>
+                <w:color w:val="000000"/>
+                <w:sz w:val="24"/>
+              </w:rPr>
+              <w:t>3.9</w:t>
+            </w:r>
+          </w:p>
+        </w:tc>
+        <w:tc>
+          <w:tcPr>
+            <w:tcW w:type="dxa" w:w="1701"/>
+          </w:tcPr>
+          <w:p>
+            <w:pPr>
+              <w:spacing w:line="240" w:lineRule="auto" w:after="0"/>
+              <w:ind w:firstLine="0"/>
+              <w:jc w:val="left"/>
+            </w:pPr>
+            <w:r>
+              <w:rPr>
+                <w:rFonts w:ascii="Times New Roman" w:hAnsi="Times New Roman" w:cs="Times New Roman" w:eastAsia="Times New Roman"/>
+                <w:b w:val="0"/>
+                <w:i w:val="0"/>
+                <w:color w:val="000000"/>
+                <w:sz w:val="24"/>
+              </w:rPr>
+              <w:t>01.08.2026</w:t>
+            </w:r>
+          </w:p>
+        </w:tc>
+        <w:tc>
+          <w:tcPr>
+            <w:tcW w:type="dxa" w:w="5669"/>
+          </w:tcPr>
+          <w:p>
+            <w:pPr>
+              <w:spacing w:line="240" w:lineRule="auto" w:after="0"/>
+              <w:ind w:firstLine="0"/>
+              <w:jc w:val="left"/>
+            </w:pPr>
+            <w:r>
+              <w:rPr>
+                <w:rFonts w:ascii="Times New Roman" w:hAnsi="Times New Roman" w:cs="Times New Roman" w:eastAsia="Times New Roman"/>
+                <w:b w:val="0"/>
+                <w:i w:val="0"/>
+                <w:color w:val="000000"/>
+                <w:sz w:val="24"/>
+              </w:rPr>
+              <w:t>Разобраны случаи прерванного восстановления и порядок ручного запуска после него; описана метка в имени копии</w:t>
             </w:r>
           </w:p>
         </w:tc>

--- a/Документация/Критерии завершения пилотного периода/Критерии завершения пилотного периода.docx
+++ b/Документация/Критерии завершения пилотного периода/Критерии завершения пилотного периода.docx
@@ -177,7 +177,7 @@
           <w:color w:val="000000"/>
           <w:sz w:val="26"/>
         </w:rPr>
-        <w:t>Версия документа: 3.9</w:t>
+        <w:t>Версия документа: 4.0</w:t>
       </w:r>
     </w:p>
     <w:p>
@@ -10648,6 +10648,89 @@
                 <w:sz w:val="24"/>
               </w:rPr>
               <w:t>Разобраны случаи прерванного восстановления и порядок ручного запуска после него; описана метка в имени копии</w:t>
+            </w:r>
+          </w:p>
+        </w:tc>
+        <w:tc>
+          <w:tcPr>
+            <w:tcW w:type="dxa" w:w="850"/>
+          </w:tcPr>
+          <w:p>
+            <w:pPr>
+              <w:spacing w:line="240" w:lineRule="auto" w:after="0"/>
+              <w:ind w:firstLine="0"/>
+              <w:jc w:val="left"/>
+            </w:pPr>
+          </w:p>
+        </w:tc>
+      </w:tr>
+      <w:tr>
+        <w:trPr>
+          <w:cantSplit w:val="true"/>
+        </w:trPr>
+        <w:tc>
+          <w:tcPr>
+            <w:tcW w:type="dxa" w:w="1134"/>
+          </w:tcPr>
+          <w:p>
+            <w:pPr>
+              <w:spacing w:line="240" w:lineRule="auto" w:after="0"/>
+              <w:ind w:firstLine="0"/>
+              <w:jc w:val="left"/>
+            </w:pPr>
+            <w:r>
+              <w:rPr>
+                <w:rFonts w:ascii="Times New Roman" w:hAnsi="Times New Roman" w:cs="Times New Roman" w:eastAsia="Times New Roman"/>
+                <w:b w:val="0"/>
+                <w:i w:val="0"/>
+                <w:color w:val="000000"/>
+                <w:sz w:val="24"/>
+              </w:rPr>
+              <w:t>4.0</w:t>
+            </w:r>
+          </w:p>
+        </w:tc>
+        <w:tc>
+          <w:tcPr>
+            <w:tcW w:type="dxa" w:w="1701"/>
+          </w:tcPr>
+          <w:p>
+            <w:pPr>
+              <w:spacing w:line="240" w:lineRule="auto" w:after="0"/>
+              <w:ind w:firstLine="0"/>
+              <w:jc w:val="left"/>
+            </w:pPr>
+            <w:r>
+              <w:rPr>
+                <w:rFonts w:ascii="Times New Roman" w:hAnsi="Times New Roman" w:cs="Times New Roman" w:eastAsia="Times New Roman"/>
+                <w:b w:val="0"/>
+                <w:i w:val="0"/>
+                <w:color w:val="000000"/>
+                <w:sz w:val="24"/>
+              </w:rPr>
+              <w:t>01.08.2026</w:t>
+            </w:r>
+          </w:p>
+        </w:tc>
+        <w:tc>
+          <w:tcPr>
+            <w:tcW w:type="dxa" w:w="5669"/>
+          </w:tcPr>
+          <w:p>
+            <w:pPr>
+              <w:spacing w:line="240" w:lineRule="auto" w:after="0"/>
+              <w:ind w:firstLine="0"/>
+              <w:jc w:val="left"/>
+            </w:pPr>
+            <w:r>
+              <w:rPr>
+                <w:rFonts w:ascii="Times New Roman" w:hAnsi="Times New Roman" w:cs="Times New Roman" w:eastAsia="Times New Roman"/>
+                <w:b w:val="0"/>
+                <w:i w:val="0"/>
+                <w:color w:val="000000"/>
+                <w:sz w:val="24"/>
+              </w:rPr>
+              <w:t>Описан ход восстановления: нумерация шагов, время выполнения и полоса объёма</w:t>
             </w:r>
           </w:p>
         </w:tc>

--- a/Документация/Критерии завершения пилотного периода/Критерии завершения пилотного периода.docx
+++ b/Документация/Критерии завершения пилотного периода/Критерии завершения пилотного периода.docx
@@ -177,7 +177,7 @@
           <w:color w:val="000000"/>
           <w:sz w:val="26"/>
         </w:rPr>
-        <w:t>Версия документа: 4.0</w:t>
+        <w:t>Версия документа: 4.1</w:t>
       </w:r>
     </w:p>
     <w:p>
@@ -10731,6 +10731,89 @@
                 <w:sz w:val="24"/>
               </w:rPr>
               <w:t>Описан ход восстановления: нумерация шагов, время выполнения и полоса объёма</w:t>
+            </w:r>
+          </w:p>
+        </w:tc>
+        <w:tc>
+          <w:tcPr>
+            <w:tcW w:type="dxa" w:w="850"/>
+          </w:tcPr>
+          <w:p>
+            <w:pPr>
+              <w:spacing w:line="240" w:lineRule="auto" w:after="0"/>
+              <w:ind w:firstLine="0"/>
+              <w:jc w:val="left"/>
+            </w:pPr>
+          </w:p>
+        </w:tc>
+      </w:tr>
+      <w:tr>
+        <w:trPr>
+          <w:cantSplit w:val="true"/>
+        </w:trPr>
+        <w:tc>
+          <w:tcPr>
+            <w:tcW w:type="dxa" w:w="1134"/>
+          </w:tcPr>
+          <w:p>
+            <w:pPr>
+              <w:spacing w:line="240" w:lineRule="auto" w:after="0"/>
+              <w:ind w:firstLine="0"/>
+              <w:jc w:val="left"/>
+            </w:pPr>
+            <w:r>
+              <w:rPr>
+                <w:rFonts w:ascii="Times New Roman" w:hAnsi="Times New Roman" w:cs="Times New Roman" w:eastAsia="Times New Roman"/>
+                <w:b w:val="0"/>
+                <w:i w:val="0"/>
+                <w:color w:val="000000"/>
+                <w:sz w:val="24"/>
+              </w:rPr>
+              <w:t>4.1</w:t>
+            </w:r>
+          </w:p>
+        </w:tc>
+        <w:tc>
+          <w:tcPr>
+            <w:tcW w:type="dxa" w:w="1701"/>
+          </w:tcPr>
+          <w:p>
+            <w:pPr>
+              <w:spacing w:line="240" w:lineRule="auto" w:after="0"/>
+              <w:ind w:firstLine="0"/>
+              <w:jc w:val="left"/>
+            </w:pPr>
+            <w:r>
+              <w:rPr>
+                <w:rFonts w:ascii="Times New Roman" w:hAnsi="Times New Roman" w:cs="Times New Roman" w:eastAsia="Times New Roman"/>
+                <w:b w:val="0"/>
+                <w:i w:val="0"/>
+                <w:color w:val="000000"/>
+                <w:sz w:val="24"/>
+              </w:rPr>
+              <w:t>01.08.2026</w:t>
+            </w:r>
+          </w:p>
+        </w:tc>
+        <w:tc>
+          <w:tcPr>
+            <w:tcW w:type="dxa" w:w="5669"/>
+          </w:tcPr>
+          <w:p>
+            <w:pPr>
+              <w:spacing w:line="240" w:lineRule="auto" w:after="0"/>
+              <w:ind w:firstLine="0"/>
+              <w:jc w:val="left"/>
+            </w:pPr>
+            <w:r>
+              <w:rPr>
+                <w:rFonts w:ascii="Times New Roman" w:hAnsi="Times New Roman" w:cs="Times New Roman" w:eastAsia="Times New Roman"/>
+                <w:b w:val="0"/>
+                <w:i w:val="0"/>
+                <w:color w:val="000000"/>
+                <w:sz w:val="24"/>
+              </w:rPr>
+              <w:t>Единое правило хранения секретов и порядок действий при их утрате</w:t>
             </w:r>
           </w:p>
         </w:tc>

--- a/Документация/Критерии завершения пилотного периода/Критерии завершения пилотного периода.docx
+++ b/Документация/Критерии завершения пилотного периода/Критерии завершения пилотного периода.docx
@@ -177,7 +177,7 @@
           <w:color w:val="000000"/>
           <w:sz w:val="26"/>
         </w:rPr>
-        <w:t>Версия документа: 4.1</w:t>
+        <w:t>Версия документа: 4.2</w:t>
       </w:r>
     </w:p>
     <w:p>
@@ -10814,6 +10814,89 @@
                 <w:sz w:val="24"/>
               </w:rPr>
               <w:t>Единое правило хранения секретов и порядок действий при их утрате</w:t>
+            </w:r>
+          </w:p>
+        </w:tc>
+        <w:tc>
+          <w:tcPr>
+            <w:tcW w:type="dxa" w:w="850"/>
+          </w:tcPr>
+          <w:p>
+            <w:pPr>
+              <w:spacing w:line="240" w:lineRule="auto" w:after="0"/>
+              <w:ind w:firstLine="0"/>
+              <w:jc w:val="left"/>
+            </w:pPr>
+          </w:p>
+        </w:tc>
+      </w:tr>
+      <w:tr>
+        <w:trPr>
+          <w:cantSplit w:val="true"/>
+        </w:trPr>
+        <w:tc>
+          <w:tcPr>
+            <w:tcW w:type="dxa" w:w="1134"/>
+          </w:tcPr>
+          <w:p>
+            <w:pPr>
+              <w:spacing w:line="240" w:lineRule="auto" w:after="0"/>
+              <w:ind w:firstLine="0"/>
+              <w:jc w:val="left"/>
+            </w:pPr>
+            <w:r>
+              <w:rPr>
+                <w:rFonts w:ascii="Times New Roman" w:hAnsi="Times New Roman" w:cs="Times New Roman" w:eastAsia="Times New Roman"/>
+                <w:b w:val="0"/>
+                <w:i w:val="0"/>
+                <w:color w:val="000000"/>
+                <w:sz w:val="24"/>
+              </w:rPr>
+              <w:t>4.2</w:t>
+            </w:r>
+          </w:p>
+        </w:tc>
+        <w:tc>
+          <w:tcPr>
+            <w:tcW w:type="dxa" w:w="1701"/>
+          </w:tcPr>
+          <w:p>
+            <w:pPr>
+              <w:spacing w:line="240" w:lineRule="auto" w:after="0"/>
+              <w:ind w:firstLine="0"/>
+              <w:jc w:val="left"/>
+            </w:pPr>
+            <w:r>
+              <w:rPr>
+                <w:rFonts w:ascii="Times New Roman" w:hAnsi="Times New Roman" w:cs="Times New Roman" w:eastAsia="Times New Roman"/>
+                <w:b w:val="0"/>
+                <w:i w:val="0"/>
+                <w:color w:val="000000"/>
+                <w:sz w:val="24"/>
+              </w:rPr>
+              <w:t>01.08.2026</w:t>
+            </w:r>
+          </w:p>
+        </w:tc>
+        <w:tc>
+          <w:tcPr>
+            <w:tcW w:type="dxa" w:w="5669"/>
+          </w:tcPr>
+          <w:p>
+            <w:pPr>
+              <w:spacing w:line="240" w:lineRule="auto" w:after="0"/>
+              <w:ind w:firstLine="0"/>
+              <w:jc w:val="left"/>
+            </w:pPr>
+            <w:r>
+              <w:rPr>
+                <w:rFonts w:ascii="Times New Roman" w:hAnsi="Times New Roman" w:cs="Times New Roman" w:eastAsia="Times New Roman"/>
+                <w:b w:val="0"/>
+                <w:i w:val="0"/>
+                <w:color w:val="000000"/>
+                <w:sz w:val="24"/>
+              </w:rPr>
+              <w:t>Файловый архив описан целиком: слепок заявки, фоновое наполнение и ночная сверка, пороги места, раздел администрирования и выгрузка за период; параметры архива внесены в приложение Б; отмечено, что сквозной поиск понимает опечатки</w:t>
             </w:r>
           </w:p>
         </w:tc>

--- a/Документация/Критерии завершения пилотного периода/Критерии завершения пилотного периода.docx
+++ b/Документация/Критерии завершения пилотного периода/Критерии завершения пилотного периода.docx
@@ -177,7 +177,7 @@
           <w:color w:val="000000"/>
           <w:sz w:val="26"/>
         </w:rPr>
-        <w:t>Версия документа: 4.2</w:t>
+        <w:t>Версия документа: 1.2</w:t>
       </w:r>
     </w:p>
     <w:p>
@@ -193,7 +193,7 @@
           <w:color w:val="000000"/>
           <w:sz w:val="26"/>
         </w:rPr>
-        <w:t>Дата: 31.07.2026</w:t>
+        <w:t>Дата: 01.08.2026</w:t>
       </w:r>
     </w:p>
     <w:p>
@@ -8069,8 +8069,8 @@
       <w:tblGrid>
         <w:gridCol w:w="1134"/>
         <w:gridCol w:w="1701"/>
-        <w:gridCol w:w="5670"/>
-        <w:gridCol w:w="850"/>
+        <w:gridCol w:w="4953"/>
+        <w:gridCol w:w="1567"/>
       </w:tblGrid>
       <w:tr>
         <w:trPr>
@@ -8127,7 +8127,7 @@
         </w:tc>
         <w:tc>
           <w:tcPr>
-            <w:tcW w:type="dxa" w:w="5669"/>
+            <w:tcW w:type="dxa" w:w="4953"/>
             <w:shd w:val="clear" w:fill="E8E8E8"/>
           </w:tcPr>
           <w:p>
@@ -8151,7 +8151,7 @@
         </w:tc>
         <w:tc>
           <w:tcPr>
-            <w:tcW w:type="dxa" w:w="850"/>
+            <w:tcW w:type="dxa" w:w="1567"/>
             <w:shd w:val="clear" w:fill="E8E8E8"/>
           </w:tcPr>
           <w:p>
@@ -8184,6 +8184,7 @@
           </w:tcPr>
           <w:p>
             <w:pPr>
+              <w:keepNext/>
               <w:spacing w:line="240" w:lineRule="auto" w:after="0"/>
               <w:ind w:firstLine="0"/>
               <w:jc w:val="left"/>
@@ -8206,6 +8207,7 @@
           </w:tcPr>
           <w:p>
             <w:pPr>
+              <w:keepNext/>
               <w:spacing w:line="240" w:lineRule="auto" w:after="0"/>
               <w:ind w:firstLine="0"/>
               <w:jc w:val="left"/>
@@ -8224,10 +8226,11 @@
         </w:tc>
         <w:tc>
           <w:tcPr>
-            <w:tcW w:type="dxa" w:w="5669"/>
+            <w:tcW w:type="dxa" w:w="4953"/>
           </w:tcPr>
           <w:p>
             <w:pPr>
+              <w:keepNext/>
               <w:spacing w:line="240" w:lineRule="auto" w:after="0"/>
               <w:ind w:firstLine="0"/>
               <w:jc w:val="left"/>
@@ -8246,10 +8249,11 @@
         </w:tc>
         <w:tc>
           <w:tcPr>
-            <w:tcW w:type="dxa" w:w="850"/>
+            <w:tcW w:type="dxa" w:w="1567"/>
           </w:tcPr>
           <w:p>
             <w:pPr>
+              <w:keepNext/>
               <w:spacing w:line="240" w:lineRule="auto" w:after="0"/>
               <w:ind w:firstLine="0"/>
               <w:jc w:val="left"/>
@@ -8267,6 +8271,7 @@
           </w:tcPr>
           <w:p>
             <w:pPr>
+              <w:keepNext/>
               <w:spacing w:line="240" w:lineRule="auto" w:after="0"/>
               <w:ind w:firstLine="0"/>
               <w:jc w:val="left"/>
@@ -8289,6 +8294,7 @@
           </w:tcPr>
           <w:p>
             <w:pPr>
+              <w:keepNext/>
               <w:spacing w:line="240" w:lineRule="auto" w:after="0"/>
               <w:ind w:firstLine="0"/>
               <w:jc w:val="left"/>
@@ -8307,10 +8313,11 @@
         </w:tc>
         <w:tc>
           <w:tcPr>
-            <w:tcW w:type="dxa" w:w="5669"/>
+            <w:tcW w:type="dxa" w:w="4953"/>
           </w:tcPr>
           <w:p>
             <w:pPr>
+              <w:keepNext/>
               <w:spacing w:line="240" w:lineRule="auto" w:after="0"/>
               <w:ind w:firstLine="0"/>
               <w:jc w:val="left"/>
@@ -8323,16 +8330,17 @@
                 <w:color w:val="000000"/>
                 <w:sz w:val="24"/>
               </w:rPr>
-              <w:t>Сверка с реализацией: уточнены количественные показатели, состав прав таблиц постов, поведение поиска, требования к версии Docker Compose, порядок развёртывания стенда и снятия показателей</w:t>
+              <w:t>Сверка с реализацией: уточнён порядок снятия показателей</w:t>
             </w:r>
           </w:p>
         </w:tc>
         <w:tc>
           <w:tcPr>
-            <w:tcW w:type="dxa" w:w="850"/>
+            <w:tcW w:type="dxa" w:w="1567"/>
           </w:tcPr>
           <w:p>
             <w:pPr>
+              <w:keepNext/>
               <w:spacing w:line="240" w:lineRule="auto" w:after="0"/>
               <w:ind w:firstLine="0"/>
               <w:jc w:val="left"/>
@@ -8350,6 +8358,7 @@
           </w:tcPr>
           <w:p>
             <w:pPr>
+              <w:keepNext/>
               <w:spacing w:line="240" w:lineRule="auto" w:after="0"/>
               <w:ind w:firstLine="0"/>
               <w:jc w:val="left"/>
@@ -8372,2164 +8381,7 @@
           </w:tcPr>
           <w:p>
             <w:pPr>
-              <w:spacing w:line="240" w:lineRule="auto" w:after="0"/>
-              <w:ind w:firstLine="0"/>
-              <w:jc w:val="left"/>
-            </w:pPr>
-            <w:r>
-              <w:rPr>
-                <w:rFonts w:ascii="Times New Roman" w:hAnsi="Times New Roman" w:cs="Times New Roman" w:eastAsia="Times New Roman"/>
-                <w:b w:val="0"/>
-                <w:i w:val="0"/>
-                <w:color w:val="000000"/>
-                <w:sz w:val="24"/>
-              </w:rPr>
-              <w:t>28.07.2026</w:t>
-            </w:r>
-          </w:p>
-        </w:tc>
-        <w:tc>
-          <w:tcPr>
-            <w:tcW w:type="dxa" w:w="5669"/>
-          </w:tcPr>
-          <w:p>
-            <w:pPr>
-              <w:spacing w:line="240" w:lineRule="auto" w:after="0"/>
-              <w:ind w:firstLine="0"/>
-              <w:jc w:val="left"/>
-            </w:pPr>
-            <w:r>
-              <w:rPr>
-                <w:rFonts w:ascii="Times New Roman" w:hAnsi="Times New Roman" w:cs="Times New Roman" w:eastAsia="Times New Roman"/>
-                <w:b w:val="0"/>
-                <w:i w:val="0"/>
-                <w:color w:val="000000"/>
-                <w:sz w:val="24"/>
-              </w:rPr>
-              <w:t>Описана защита вложения от повторного добавления одного человека или одной машины</w:t>
-            </w:r>
-          </w:p>
-        </w:tc>
-        <w:tc>
-          <w:tcPr>
-            <w:tcW w:type="dxa" w:w="850"/>
-          </w:tcPr>
-          <w:p>
-            <w:pPr>
-              <w:spacing w:line="240" w:lineRule="auto" w:after="0"/>
-              <w:ind w:firstLine="0"/>
-              <w:jc w:val="left"/>
-            </w:pPr>
-          </w:p>
-        </w:tc>
-      </w:tr>
-      <w:tr>
-        <w:trPr>
-          <w:cantSplit w:val="true"/>
-        </w:trPr>
-        <w:tc>
-          <w:tcPr>
-            <w:tcW w:type="dxa" w:w="1134"/>
-          </w:tcPr>
-          <w:p>
-            <w:pPr>
-              <w:spacing w:line="240" w:lineRule="auto" w:after="0"/>
-              <w:ind w:firstLine="0"/>
-              <w:jc w:val="left"/>
-            </w:pPr>
-            <w:r>
-              <w:rPr>
-                <w:rFonts w:ascii="Times New Roman" w:hAnsi="Times New Roman" w:cs="Times New Roman" w:eastAsia="Times New Roman"/>
-                <w:b w:val="0"/>
-                <w:i w:val="0"/>
-                <w:color w:val="000000"/>
-                <w:sz w:val="24"/>
-              </w:rPr>
-              <w:t>1.3</w:t>
-            </w:r>
-          </w:p>
-        </w:tc>
-        <w:tc>
-          <w:tcPr>
-            <w:tcW w:type="dxa" w:w="1701"/>
-          </w:tcPr>
-          <w:p>
-            <w:pPr>
-              <w:spacing w:line="240" w:lineRule="auto" w:after="0"/>
-              <w:ind w:firstLine="0"/>
-              <w:jc w:val="left"/>
-            </w:pPr>
-            <w:r>
-              <w:rPr>
-                <w:rFonts w:ascii="Times New Roman" w:hAnsi="Times New Roman" w:cs="Times New Roman" w:eastAsia="Times New Roman"/>
-                <w:b w:val="0"/>
-                <w:i w:val="0"/>
-                <w:color w:val="000000"/>
-                <w:sz w:val="24"/>
-              </w:rPr>
-              <w:t>28.07.2026</w:t>
-            </w:r>
-          </w:p>
-        </w:tc>
-        <w:tc>
-          <w:tcPr>
-            <w:tcW w:type="dxa" w:w="5669"/>
-          </w:tcPr>
-          <w:p>
-            <w:pPr>
-              <w:spacing w:line="240" w:lineRule="auto" w:after="0"/>
-              <w:ind w:firstLine="0"/>
-              <w:jc w:val="left"/>
-            </w:pPr>
-            <w:r>
-              <w:rPr>
-                <w:rFonts w:ascii="Times New Roman" w:hAnsi="Times New Roman" w:cs="Times New Roman" w:eastAsia="Times New Roman"/>
-                <w:b w:val="0"/>
-                <w:i w:val="0"/>
-                <w:color w:val="000000"/>
-                <w:sz w:val="24"/>
-              </w:rPr>
-              <w:t>Дополнен порядок работы с режимом технических работ: объявляемые сроки и контакты, снятие режима по истечении срока, вход супер-администратора и аварийное снятие командой</w:t>
-            </w:r>
-          </w:p>
-        </w:tc>
-        <w:tc>
-          <w:tcPr>
-            <w:tcW w:type="dxa" w:w="850"/>
-          </w:tcPr>
-          <w:p>
-            <w:pPr>
-              <w:spacing w:line="240" w:lineRule="auto" w:after="0"/>
-              <w:ind w:firstLine="0"/>
-              <w:jc w:val="left"/>
-            </w:pPr>
-          </w:p>
-        </w:tc>
-      </w:tr>
-      <w:tr>
-        <w:trPr>
-          <w:cantSplit w:val="true"/>
-        </w:trPr>
-        <w:tc>
-          <w:tcPr>
-            <w:tcW w:type="dxa" w:w="1134"/>
-          </w:tcPr>
-          <w:p>
-            <w:pPr>
-              <w:spacing w:line="240" w:lineRule="auto" w:after="0"/>
-              <w:ind w:firstLine="0"/>
-              <w:jc w:val="left"/>
-            </w:pPr>
-            <w:r>
-              <w:rPr>
-                <w:rFonts w:ascii="Times New Roman" w:hAnsi="Times New Roman" w:cs="Times New Roman" w:eastAsia="Times New Roman"/>
-                <w:b w:val="0"/>
-                <w:i w:val="0"/>
-                <w:color w:val="000000"/>
-                <w:sz w:val="24"/>
-              </w:rPr>
-              <w:t>1.4</w:t>
-            </w:r>
-          </w:p>
-        </w:tc>
-        <w:tc>
-          <w:tcPr>
-            <w:tcW w:type="dxa" w:w="1701"/>
-          </w:tcPr>
-          <w:p>
-            <w:pPr>
-              <w:spacing w:line="240" w:lineRule="auto" w:after="0"/>
-              <w:ind w:firstLine="0"/>
-              <w:jc w:val="left"/>
-            </w:pPr>
-            <w:r>
-              <w:rPr>
-                <w:rFonts w:ascii="Times New Roman" w:hAnsi="Times New Roman" w:cs="Times New Roman" w:eastAsia="Times New Roman"/>
-                <w:b w:val="0"/>
-                <w:i w:val="0"/>
-                <w:color w:val="000000"/>
-                <w:sz w:val="24"/>
-              </w:rPr>
-              <w:t>30.07.2026</w:t>
-            </w:r>
-          </w:p>
-        </w:tc>
-        <w:tc>
-          <w:tcPr>
-            <w:tcW w:type="dxa" w:w="5669"/>
-          </w:tcPr>
-          <w:p>
-            <w:pPr>
-              <w:spacing w:line="240" w:lineRule="auto" w:after="0"/>
-              <w:ind w:firstLine="0"/>
-              <w:jc w:val="left"/>
-            </w:pPr>
-            <w:r>
-              <w:rPr>
-                <w:rFonts w:ascii="Times New Roman" w:hAnsi="Times New Roman" w:cs="Times New Roman" w:eastAsia="Times New Roman"/>
-                <w:b w:val="0"/>
-                <w:i w:val="0"/>
-                <w:color w:val="000000"/>
-                <w:sz w:val="24"/>
-              </w:rPr>
-              <w:t>Обновлены количественные показатели; описан перенос длинного перечня в бланке вместе с шапкой столбцов</w:t>
-            </w:r>
-          </w:p>
-        </w:tc>
-        <w:tc>
-          <w:tcPr>
-            <w:tcW w:type="dxa" w:w="850"/>
-          </w:tcPr>
-          <w:p>
-            <w:pPr>
-              <w:spacing w:line="240" w:lineRule="auto" w:after="0"/>
-              <w:ind w:firstLine="0"/>
-              <w:jc w:val="left"/>
-            </w:pPr>
-          </w:p>
-        </w:tc>
-      </w:tr>
-      <w:tr>
-        <w:trPr>
-          <w:cantSplit w:val="true"/>
-        </w:trPr>
-        <w:tc>
-          <w:tcPr>
-            <w:tcW w:type="dxa" w:w="1134"/>
-          </w:tcPr>
-          <w:p>
-            <w:pPr>
-              <w:spacing w:line="240" w:lineRule="auto" w:after="0"/>
-              <w:ind w:firstLine="0"/>
-              <w:jc w:val="left"/>
-            </w:pPr>
-            <w:r>
-              <w:rPr>
-                <w:rFonts w:ascii="Times New Roman" w:hAnsi="Times New Roman" w:cs="Times New Roman" w:eastAsia="Times New Roman"/>
-                <w:b w:val="0"/>
-                <w:i w:val="0"/>
-                <w:color w:val="000000"/>
-                <w:sz w:val="24"/>
-              </w:rPr>
-              <w:t>1.5</w:t>
-            </w:r>
-          </w:p>
-        </w:tc>
-        <w:tc>
-          <w:tcPr>
-            <w:tcW w:type="dxa" w:w="1701"/>
-          </w:tcPr>
-          <w:p>
-            <w:pPr>
-              <w:spacing w:line="240" w:lineRule="auto" w:after="0"/>
-              <w:ind w:firstLine="0"/>
-              <w:jc w:val="left"/>
-            </w:pPr>
-            <w:r>
-              <w:rPr>
-                <w:rFonts w:ascii="Times New Roman" w:hAnsi="Times New Roman" w:cs="Times New Roman" w:eastAsia="Times New Roman"/>
-                <w:b w:val="0"/>
-                <w:i w:val="0"/>
-                <w:color w:val="000000"/>
-                <w:sz w:val="24"/>
-              </w:rPr>
-              <w:t>30.07.2026</w:t>
-            </w:r>
-          </w:p>
-        </w:tc>
-        <w:tc>
-          <w:tcPr>
-            <w:tcW w:type="dxa" w:w="5669"/>
-          </w:tcPr>
-          <w:p>
-            <w:pPr>
-              <w:spacing w:line="240" w:lineRule="auto" w:after="0"/>
-              <w:ind w:firstLine="0"/>
-              <w:jc w:val="left"/>
-            </w:pPr>
-            <w:r>
-              <w:rPr>
-                <w:rFonts w:ascii="Times New Roman" w:hAnsi="Times New Roman" w:cs="Times New Roman" w:eastAsia="Times New Roman"/>
-                <w:b w:val="0"/>
-                <w:i w:val="0"/>
-                <w:color w:val="000000"/>
-                <w:sz w:val="24"/>
-              </w:rPr>
-              <w:t>Обновлены количественные показатели: объём кода, число тестов и методов программного интерфейса</w:t>
-            </w:r>
-          </w:p>
-        </w:tc>
-        <w:tc>
-          <w:tcPr>
-            <w:tcW w:type="dxa" w:w="850"/>
-          </w:tcPr>
-          <w:p>
-            <w:pPr>
-              <w:spacing w:line="240" w:lineRule="auto" w:after="0"/>
-              <w:ind w:firstLine="0"/>
-              <w:jc w:val="left"/>
-            </w:pPr>
-          </w:p>
-        </w:tc>
-      </w:tr>
-      <w:tr>
-        <w:trPr>
-          <w:cantSplit w:val="true"/>
-        </w:trPr>
-        <w:tc>
-          <w:tcPr>
-            <w:tcW w:type="dxa" w:w="1134"/>
-          </w:tcPr>
-          <w:p>
-            <w:pPr>
-              <w:spacing w:line="240" w:lineRule="auto" w:after="0"/>
-              <w:ind w:firstLine="0"/>
-              <w:jc w:val="left"/>
-            </w:pPr>
-            <w:r>
-              <w:rPr>
-                <w:rFonts w:ascii="Times New Roman" w:hAnsi="Times New Roman" w:cs="Times New Roman" w:eastAsia="Times New Roman"/>
-                <w:b w:val="0"/>
-                <w:i w:val="0"/>
-                <w:color w:val="000000"/>
-                <w:sz w:val="24"/>
-              </w:rPr>
-              <w:t>1.6</w:t>
-            </w:r>
-          </w:p>
-        </w:tc>
-        <w:tc>
-          <w:tcPr>
-            <w:tcW w:type="dxa" w:w="1701"/>
-          </w:tcPr>
-          <w:p>
-            <w:pPr>
-              <w:spacing w:line="240" w:lineRule="auto" w:after="0"/>
-              <w:ind w:firstLine="0"/>
-              <w:jc w:val="left"/>
-            </w:pPr>
-            <w:r>
-              <w:rPr>
-                <w:rFonts w:ascii="Times New Roman" w:hAnsi="Times New Roman" w:cs="Times New Roman" w:eastAsia="Times New Roman"/>
-                <w:b w:val="0"/>
-                <w:i w:val="0"/>
-                <w:color w:val="000000"/>
-                <w:sz w:val="24"/>
-              </w:rPr>
-              <w:t>30.07.2026</w:t>
-            </w:r>
-          </w:p>
-        </w:tc>
-        <w:tc>
-          <w:tcPr>
-            <w:tcW w:type="dxa" w:w="5669"/>
-          </w:tcPr>
-          <w:p>
-            <w:pPr>
-              <w:spacing w:line="240" w:lineRule="auto" w:after="0"/>
-              <w:ind w:firstLine="0"/>
-              <w:jc w:val="left"/>
-            </w:pPr>
-            <w:r>
-              <w:rPr>
-                <w:rFonts w:ascii="Times New Roman" w:hAnsi="Times New Roman" w:cs="Times New Roman" w:eastAsia="Times New Roman"/>
-                <w:b w:val="0"/>
-                <w:i w:val="0"/>
-                <w:color w:val="000000"/>
-                <w:sz w:val="24"/>
-              </w:rPr>
-              <w:t>Описано обязательное согласие на обработку персональных данных при входе; обновлены количественные показатели</w:t>
-            </w:r>
-          </w:p>
-        </w:tc>
-        <w:tc>
-          <w:tcPr>
-            <w:tcW w:type="dxa" w:w="850"/>
-          </w:tcPr>
-          <w:p>
-            <w:pPr>
-              <w:spacing w:line="240" w:lineRule="auto" w:after="0"/>
-              <w:ind w:firstLine="0"/>
-              <w:jc w:val="left"/>
-            </w:pPr>
-          </w:p>
-        </w:tc>
-      </w:tr>
-      <w:tr>
-        <w:trPr>
-          <w:cantSplit w:val="true"/>
-        </w:trPr>
-        <w:tc>
-          <w:tcPr>
-            <w:tcW w:type="dxa" w:w="1134"/>
-          </w:tcPr>
-          <w:p>
-            <w:pPr>
-              <w:spacing w:line="240" w:lineRule="auto" w:after="0"/>
-              <w:ind w:firstLine="0"/>
-              <w:jc w:val="left"/>
-            </w:pPr>
-            <w:r>
-              <w:rPr>
-                <w:rFonts w:ascii="Times New Roman" w:hAnsi="Times New Roman" w:cs="Times New Roman" w:eastAsia="Times New Roman"/>
-                <w:b w:val="0"/>
-                <w:i w:val="0"/>
-                <w:color w:val="000000"/>
-                <w:sz w:val="24"/>
-              </w:rPr>
-              <w:t>1.7</w:t>
-            </w:r>
-          </w:p>
-        </w:tc>
-        <w:tc>
-          <w:tcPr>
-            <w:tcW w:type="dxa" w:w="1701"/>
-          </w:tcPr>
-          <w:p>
-            <w:pPr>
-              <w:spacing w:line="240" w:lineRule="auto" w:after="0"/>
-              <w:ind w:firstLine="0"/>
-              <w:jc w:val="left"/>
-            </w:pPr>
-            <w:r>
-              <w:rPr>
-                <w:rFonts w:ascii="Times New Roman" w:hAnsi="Times New Roman" w:cs="Times New Roman" w:eastAsia="Times New Roman"/>
-                <w:b w:val="0"/>
-                <w:i w:val="0"/>
-                <w:color w:val="000000"/>
-                <w:sz w:val="24"/>
-              </w:rPr>
-              <w:t>30.07.2026</w:t>
-            </w:r>
-          </w:p>
-        </w:tc>
-        <w:tc>
-          <w:tcPr>
-            <w:tcW w:type="dxa" w:w="5669"/>
-          </w:tcPr>
-          <w:p>
-            <w:pPr>
-              <w:spacing w:line="240" w:lineRule="auto" w:after="0"/>
-              <w:ind w:firstLine="0"/>
-              <w:jc w:val="left"/>
-            </w:pPr>
-            <w:r>
-              <w:rPr>
-                <w:rFonts w:ascii="Times New Roman" w:hAnsi="Times New Roman" w:cs="Times New Roman" w:eastAsia="Times New Roman"/>
-                <w:b w:val="0"/>
-                <w:i w:val="0"/>
-                <w:color w:val="000000"/>
-                <w:sz w:val="24"/>
-              </w:rPr>
-              <w:t>Дополнен состав записи о согласии: редакция текста и его контрольная сумма; описан показ текста согласия на странице документа; обновлены количественные показатели</w:t>
-            </w:r>
-          </w:p>
-        </w:tc>
-        <w:tc>
-          <w:tcPr>
-            <w:tcW w:type="dxa" w:w="850"/>
-          </w:tcPr>
-          <w:p>
-            <w:pPr>
-              <w:spacing w:line="240" w:lineRule="auto" w:after="0"/>
-              <w:ind w:firstLine="0"/>
-              <w:jc w:val="left"/>
-            </w:pPr>
-          </w:p>
-        </w:tc>
-      </w:tr>
-      <w:tr>
-        <w:trPr>
-          <w:cantSplit w:val="true"/>
-        </w:trPr>
-        <w:tc>
-          <w:tcPr>
-            <w:tcW w:type="dxa" w:w="1134"/>
-          </w:tcPr>
-          <w:p>
-            <w:pPr>
-              <w:spacing w:line="240" w:lineRule="auto" w:after="0"/>
-              <w:ind w:firstLine="0"/>
-              <w:jc w:val="left"/>
-            </w:pPr>
-            <w:r>
-              <w:rPr>
-                <w:rFonts w:ascii="Times New Roman" w:hAnsi="Times New Roman" w:cs="Times New Roman" w:eastAsia="Times New Roman"/>
-                <w:b w:val="0"/>
-                <w:i w:val="0"/>
-                <w:color w:val="000000"/>
-                <w:sz w:val="24"/>
-              </w:rPr>
-              <w:t>1.8</w:t>
-            </w:r>
-          </w:p>
-        </w:tc>
-        <w:tc>
-          <w:tcPr>
-            <w:tcW w:type="dxa" w:w="1701"/>
-          </w:tcPr>
-          <w:p>
-            <w:pPr>
-              <w:spacing w:line="240" w:lineRule="auto" w:after="0"/>
-              <w:ind w:firstLine="0"/>
-              <w:jc w:val="left"/>
-            </w:pPr>
-            <w:r>
-              <w:rPr>
-                <w:rFonts w:ascii="Times New Roman" w:hAnsi="Times New Roman" w:cs="Times New Roman" w:eastAsia="Times New Roman"/>
-                <w:b w:val="0"/>
-                <w:i w:val="0"/>
-                <w:color w:val="000000"/>
-                <w:sz w:val="24"/>
-              </w:rPr>
-              <w:t>30.07.2026</w:t>
-            </w:r>
-          </w:p>
-        </w:tc>
-        <w:tc>
-          <w:tcPr>
-            <w:tcW w:type="dxa" w:w="5669"/>
-          </w:tcPr>
-          <w:p>
-            <w:pPr>
-              <w:spacing w:line="240" w:lineRule="auto" w:after="0"/>
-              <w:ind w:firstLine="0"/>
-              <w:jc w:val="left"/>
-            </w:pPr>
-            <w:r>
-              <w:rPr>
-                <w:rFonts w:ascii="Times New Roman" w:hAnsi="Times New Roman" w:cs="Times New Roman" w:eastAsia="Times New Roman"/>
-                <w:b w:val="0"/>
-                <w:i w:val="0"/>
-                <w:color w:val="000000"/>
-                <w:sz w:val="24"/>
-              </w:rPr>
-              <w:t>Обновлены количественные показатели: объём кода, число тестов и сквозных сценариев</w:t>
-            </w:r>
-          </w:p>
-        </w:tc>
-        <w:tc>
-          <w:tcPr>
-            <w:tcW w:type="dxa" w:w="850"/>
-          </w:tcPr>
-          <w:p>
-            <w:pPr>
-              <w:spacing w:line="240" w:lineRule="auto" w:after="0"/>
-              <w:ind w:firstLine="0"/>
-              <w:jc w:val="left"/>
-            </w:pPr>
-          </w:p>
-        </w:tc>
-      </w:tr>
-      <w:tr>
-        <w:trPr>
-          <w:cantSplit w:val="true"/>
-        </w:trPr>
-        <w:tc>
-          <w:tcPr>
-            <w:tcW w:type="dxa" w:w="1134"/>
-          </w:tcPr>
-          <w:p>
-            <w:pPr>
-              <w:spacing w:line="240" w:lineRule="auto" w:after="0"/>
-              <w:ind w:firstLine="0"/>
-              <w:jc w:val="left"/>
-            </w:pPr>
-            <w:r>
-              <w:rPr>
-                <w:rFonts w:ascii="Times New Roman" w:hAnsi="Times New Roman" w:cs="Times New Roman" w:eastAsia="Times New Roman"/>
-                <w:b w:val="0"/>
-                <w:i w:val="0"/>
-                <w:color w:val="000000"/>
-                <w:sz w:val="24"/>
-              </w:rPr>
-              <w:t>1.9</w:t>
-            </w:r>
-          </w:p>
-        </w:tc>
-        <w:tc>
-          <w:tcPr>
-            <w:tcW w:type="dxa" w:w="1701"/>
-          </w:tcPr>
-          <w:p>
-            <w:pPr>
-              <w:spacing w:line="240" w:lineRule="auto" w:after="0"/>
-              <w:ind w:firstLine="0"/>
-              <w:jc w:val="left"/>
-            </w:pPr>
-            <w:r>
-              <w:rPr>
-                <w:rFonts w:ascii="Times New Roman" w:hAnsi="Times New Roman" w:cs="Times New Roman" w:eastAsia="Times New Roman"/>
-                <w:b w:val="0"/>
-                <w:i w:val="0"/>
-                <w:color w:val="000000"/>
-                <w:sz w:val="24"/>
-              </w:rPr>
-              <w:t>30.07.2026</w:t>
-            </w:r>
-          </w:p>
-        </w:tc>
-        <w:tc>
-          <w:tcPr>
-            <w:tcW w:type="dxa" w:w="5669"/>
-          </w:tcPr>
-          <w:p>
-            <w:pPr>
-              <w:spacing w:line="240" w:lineRule="auto" w:after="0"/>
-              <w:ind w:firstLine="0"/>
-              <w:jc w:val="left"/>
-            </w:pPr>
-            <w:r>
-              <w:rPr>
-                <w:rFonts w:ascii="Times New Roman" w:hAnsi="Times New Roman" w:cs="Times New Roman" w:eastAsia="Times New Roman"/>
-                <w:b w:val="0"/>
-                <w:i w:val="0"/>
-                <w:color w:val="000000"/>
-                <w:sz w:val="24"/>
-              </w:rPr>
-              <w:t>Описаны напоминания молчащим согласующим, признак нахождения работника в системе и перечень принимающих заявки</w:t>
-            </w:r>
-          </w:p>
-        </w:tc>
-        <w:tc>
-          <w:tcPr>
-            <w:tcW w:type="dxa" w:w="850"/>
-          </w:tcPr>
-          <w:p>
-            <w:pPr>
-              <w:spacing w:line="240" w:lineRule="auto" w:after="0"/>
-              <w:ind w:firstLine="0"/>
-              <w:jc w:val="left"/>
-            </w:pPr>
-          </w:p>
-        </w:tc>
-      </w:tr>
-      <w:tr>
-        <w:trPr>
-          <w:cantSplit w:val="true"/>
-        </w:trPr>
-        <w:tc>
-          <w:tcPr>
-            <w:tcW w:type="dxa" w:w="1134"/>
-          </w:tcPr>
-          <w:p>
-            <w:pPr>
-              <w:spacing w:line="240" w:lineRule="auto" w:after="0"/>
-              <w:ind w:firstLine="0"/>
-              <w:jc w:val="left"/>
-            </w:pPr>
-            <w:r>
-              <w:rPr>
-                <w:rFonts w:ascii="Times New Roman" w:hAnsi="Times New Roman" w:cs="Times New Roman" w:eastAsia="Times New Roman"/>
-                <w:b w:val="0"/>
-                <w:i w:val="0"/>
-                <w:color w:val="000000"/>
-                <w:sz w:val="24"/>
-              </w:rPr>
-              <w:t>2.0</w:t>
-            </w:r>
-          </w:p>
-        </w:tc>
-        <w:tc>
-          <w:tcPr>
-            <w:tcW w:type="dxa" w:w="1701"/>
-          </w:tcPr>
-          <w:p>
-            <w:pPr>
-              <w:spacing w:line="240" w:lineRule="auto" w:after="0"/>
-              <w:ind w:firstLine="0"/>
-              <w:jc w:val="left"/>
-            </w:pPr>
-            <w:r>
-              <w:rPr>
-                <w:rFonts w:ascii="Times New Roman" w:hAnsi="Times New Roman" w:cs="Times New Roman" w:eastAsia="Times New Roman"/>
-                <w:b w:val="0"/>
-                <w:i w:val="0"/>
-                <w:color w:val="000000"/>
-                <w:sz w:val="24"/>
-              </w:rPr>
-              <w:t>30.07.2026</w:t>
-            </w:r>
-          </w:p>
-        </w:tc>
-        <w:tc>
-          <w:tcPr>
-            <w:tcW w:type="dxa" w:w="5669"/>
-          </w:tcPr>
-          <w:p>
-            <w:pPr>
-              <w:spacing w:line="240" w:lineRule="auto" w:after="0"/>
-              <w:ind w:firstLine="0"/>
-              <w:jc w:val="left"/>
-            </w:pPr>
-            <w:r>
-              <w:rPr>
-                <w:rFonts w:ascii="Times New Roman" w:hAnsi="Times New Roman" w:cs="Times New Roman" w:eastAsia="Times New Roman"/>
-                <w:b w:val="0"/>
-                <w:i w:val="0"/>
-                <w:color w:val="000000"/>
-                <w:sz w:val="24"/>
-              </w:rPr>
-              <w:t>Описан просмотр хода сбора согласий администратором: доля подтвердивших и список остальных</w:t>
-            </w:r>
-          </w:p>
-        </w:tc>
-        <w:tc>
-          <w:tcPr>
-            <w:tcW w:type="dxa" w:w="850"/>
-          </w:tcPr>
-          <w:p>
-            <w:pPr>
-              <w:spacing w:line="240" w:lineRule="auto" w:after="0"/>
-              <w:ind w:firstLine="0"/>
-              <w:jc w:val="left"/>
-            </w:pPr>
-          </w:p>
-        </w:tc>
-      </w:tr>
-      <w:tr>
-        <w:trPr>
-          <w:cantSplit w:val="true"/>
-        </w:trPr>
-        <w:tc>
-          <w:tcPr>
-            <w:tcW w:type="dxa" w:w="1134"/>
-          </w:tcPr>
-          <w:p>
-            <w:pPr>
-              <w:spacing w:line="240" w:lineRule="auto" w:after="0"/>
-              <w:ind w:firstLine="0"/>
-              <w:jc w:val="left"/>
-            </w:pPr>
-            <w:r>
-              <w:rPr>
-                <w:rFonts w:ascii="Times New Roman" w:hAnsi="Times New Roman" w:cs="Times New Roman" w:eastAsia="Times New Roman"/>
-                <w:b w:val="0"/>
-                <w:i w:val="0"/>
-                <w:color w:val="000000"/>
-                <w:sz w:val="24"/>
-              </w:rPr>
-              <w:t>2.1</w:t>
-            </w:r>
-          </w:p>
-        </w:tc>
-        <w:tc>
-          <w:tcPr>
-            <w:tcW w:type="dxa" w:w="1701"/>
-          </w:tcPr>
-          <w:p>
-            <w:pPr>
-              <w:spacing w:line="240" w:lineRule="auto" w:after="0"/>
-              <w:ind w:firstLine="0"/>
-              <w:jc w:val="left"/>
-            </w:pPr>
-            <w:r>
-              <w:rPr>
-                <w:rFonts w:ascii="Times New Roman" w:hAnsi="Times New Roman" w:cs="Times New Roman" w:eastAsia="Times New Roman"/>
-                <w:b w:val="0"/>
-                <w:i w:val="0"/>
-                <w:color w:val="000000"/>
-                <w:sz w:val="24"/>
-              </w:rPr>
-              <w:t>30.07.2026</w:t>
-            </w:r>
-          </w:p>
-        </w:tc>
-        <w:tc>
-          <w:tcPr>
-            <w:tcW w:type="dxa" w:w="5669"/>
-          </w:tcPr>
-          <w:p>
-            <w:pPr>
-              <w:spacing w:line="240" w:lineRule="auto" w:after="0"/>
-              <w:ind w:firstLine="0"/>
-              <w:jc w:val="left"/>
-            </w:pPr>
-            <w:r>
-              <w:rPr>
-                <w:rFonts w:ascii="Times New Roman" w:hAnsi="Times New Roman" w:cs="Times New Roman" w:eastAsia="Times New Roman"/>
-                <w:b w:val="0"/>
-                <w:i w:val="0"/>
-                <w:color w:val="000000"/>
-                <w:sz w:val="24"/>
-              </w:rPr>
-              <w:t>Описана защита от подбора пароля с нарастающим сроком блокировки входа и её досрочное снятие администратором в карточке работника</w:t>
-            </w:r>
-          </w:p>
-        </w:tc>
-        <w:tc>
-          <w:tcPr>
-            <w:tcW w:type="dxa" w:w="850"/>
-          </w:tcPr>
-          <w:p>
-            <w:pPr>
-              <w:spacing w:line="240" w:lineRule="auto" w:after="0"/>
-              <w:ind w:firstLine="0"/>
-              <w:jc w:val="left"/>
-            </w:pPr>
-          </w:p>
-        </w:tc>
-      </w:tr>
-      <w:tr>
-        <w:trPr>
-          <w:cantSplit w:val="true"/>
-        </w:trPr>
-        <w:tc>
-          <w:tcPr>
-            <w:tcW w:type="dxa" w:w="1134"/>
-          </w:tcPr>
-          <w:p>
-            <w:pPr>
-              <w:spacing w:line="240" w:lineRule="auto" w:after="0"/>
-              <w:ind w:firstLine="0"/>
-              <w:jc w:val="left"/>
-            </w:pPr>
-            <w:r>
-              <w:rPr>
-                <w:rFonts w:ascii="Times New Roman" w:hAnsi="Times New Roman" w:cs="Times New Roman" w:eastAsia="Times New Roman"/>
-                <w:b w:val="0"/>
-                <w:i w:val="0"/>
-                <w:color w:val="000000"/>
-                <w:sz w:val="24"/>
-              </w:rPr>
-              <w:t>2.2</w:t>
-            </w:r>
-          </w:p>
-        </w:tc>
-        <w:tc>
-          <w:tcPr>
-            <w:tcW w:type="dxa" w:w="1701"/>
-          </w:tcPr>
-          <w:p>
-            <w:pPr>
-              <w:spacing w:line="240" w:lineRule="auto" w:after="0"/>
-              <w:ind w:firstLine="0"/>
-              <w:jc w:val="left"/>
-            </w:pPr>
-            <w:r>
-              <w:rPr>
-                <w:rFonts w:ascii="Times New Roman" w:hAnsi="Times New Roman" w:cs="Times New Roman" w:eastAsia="Times New Roman"/>
-                <w:b w:val="0"/>
-                <w:i w:val="0"/>
-                <w:color w:val="000000"/>
-                <w:sz w:val="24"/>
-              </w:rPr>
-              <w:t>31.07.2026</w:t>
-            </w:r>
-          </w:p>
-        </w:tc>
-        <w:tc>
-          <w:tcPr>
-            <w:tcW w:type="dxa" w:w="5669"/>
-          </w:tcPr>
-          <w:p>
-            <w:pPr>
-              <w:spacing w:line="240" w:lineRule="auto" w:after="0"/>
-              <w:ind w:firstLine="0"/>
-              <w:jc w:val="left"/>
-            </w:pPr>
-            <w:r>
-              <w:rPr>
-                <w:rFonts w:ascii="Times New Roman" w:hAnsi="Times New Roman" w:cs="Times New Roman" w:eastAsia="Times New Roman"/>
-                <w:b w:val="0"/>
-                <w:i w:val="0"/>
-                <w:color w:val="000000"/>
-                <w:sz w:val="24"/>
-              </w:rPr>
-              <w:t>Описан перенос текста согласия из загруженного документа и вопрос о повторном запросе согласия при сохранении изменённого текста; обновлены количественные показатели</w:t>
-            </w:r>
-          </w:p>
-        </w:tc>
-        <w:tc>
-          <w:tcPr>
-            <w:tcW w:type="dxa" w:w="850"/>
-          </w:tcPr>
-          <w:p>
-            <w:pPr>
-              <w:spacing w:line="240" w:lineRule="auto" w:after="0"/>
-              <w:ind w:firstLine="0"/>
-              <w:jc w:val="left"/>
-            </w:pPr>
-          </w:p>
-        </w:tc>
-      </w:tr>
-      <w:tr>
-        <w:trPr>
-          <w:cantSplit w:val="true"/>
-        </w:trPr>
-        <w:tc>
-          <w:tcPr>
-            <w:tcW w:type="dxa" w:w="1134"/>
-          </w:tcPr>
-          <w:p>
-            <w:pPr>
-              <w:spacing w:line="240" w:lineRule="auto" w:after="0"/>
-              <w:ind w:firstLine="0"/>
-              <w:jc w:val="left"/>
-            </w:pPr>
-            <w:r>
-              <w:rPr>
-                <w:rFonts w:ascii="Times New Roman" w:hAnsi="Times New Roman" w:cs="Times New Roman" w:eastAsia="Times New Roman"/>
-                <w:b w:val="0"/>
-                <w:i w:val="0"/>
-                <w:color w:val="000000"/>
-                <w:sz w:val="24"/>
-              </w:rPr>
-              <w:t>2.3</w:t>
-            </w:r>
-          </w:p>
-        </w:tc>
-        <w:tc>
-          <w:tcPr>
-            <w:tcW w:type="dxa" w:w="1701"/>
-          </w:tcPr>
-          <w:p>
-            <w:pPr>
-              <w:spacing w:line="240" w:lineRule="auto" w:after="0"/>
-              <w:ind w:firstLine="0"/>
-              <w:jc w:val="left"/>
-            </w:pPr>
-            <w:r>
-              <w:rPr>
-                <w:rFonts w:ascii="Times New Roman" w:hAnsi="Times New Roman" w:cs="Times New Roman" w:eastAsia="Times New Roman"/>
-                <w:b w:val="0"/>
-                <w:i w:val="0"/>
-                <w:color w:val="000000"/>
-                <w:sz w:val="24"/>
-              </w:rPr>
-              <w:t>31.07.2026</w:t>
-            </w:r>
-          </w:p>
-        </w:tc>
-        <w:tc>
-          <w:tcPr>
-            <w:tcW w:type="dxa" w:w="5669"/>
-          </w:tcPr>
-          <w:p>
-            <w:pPr>
-              <w:spacing w:line="240" w:lineRule="auto" w:after="0"/>
-              <w:ind w:firstLine="0"/>
-              <w:jc w:val="left"/>
-            </w:pPr>
-            <w:r>
-              <w:rPr>
-                <w:rFonts w:ascii="Times New Roman" w:hAnsi="Times New Roman" w:cs="Times New Roman" w:eastAsia="Times New Roman"/>
-                <w:b w:val="0"/>
-                <w:i w:val="0"/>
-                <w:color w:val="000000"/>
-                <w:sz w:val="24"/>
-              </w:rPr>
-              <w:t>Уточнено, что несуществующий логин запирается на те же сроки и тем же сообщением, что настоящий</w:t>
-            </w:r>
-          </w:p>
-        </w:tc>
-        <w:tc>
-          <w:tcPr>
-            <w:tcW w:type="dxa" w:w="850"/>
-          </w:tcPr>
-          <w:p>
-            <w:pPr>
-              <w:spacing w:line="240" w:lineRule="auto" w:after="0"/>
-              <w:ind w:firstLine="0"/>
-              <w:jc w:val="left"/>
-            </w:pPr>
-          </w:p>
-        </w:tc>
-      </w:tr>
-      <w:tr>
-        <w:trPr>
-          <w:cantSplit w:val="true"/>
-        </w:trPr>
-        <w:tc>
-          <w:tcPr>
-            <w:tcW w:type="dxa" w:w="1134"/>
-          </w:tcPr>
-          <w:p>
-            <w:pPr>
-              <w:spacing w:line="240" w:lineRule="auto" w:after="0"/>
-              <w:ind w:firstLine="0"/>
-              <w:jc w:val="left"/>
-            </w:pPr>
-            <w:r>
-              <w:rPr>
-                <w:rFonts w:ascii="Times New Roman" w:hAnsi="Times New Roman" w:cs="Times New Roman" w:eastAsia="Times New Roman"/>
-                <w:b w:val="0"/>
-                <w:i w:val="0"/>
-                <w:color w:val="000000"/>
-                <w:sz w:val="24"/>
-              </w:rPr>
-              <w:t>2.4</w:t>
-            </w:r>
-          </w:p>
-        </w:tc>
-        <w:tc>
-          <w:tcPr>
-            <w:tcW w:type="dxa" w:w="1701"/>
-          </w:tcPr>
-          <w:p>
-            <w:pPr>
-              <w:spacing w:line="240" w:lineRule="auto" w:after="0"/>
-              <w:ind w:firstLine="0"/>
-              <w:jc w:val="left"/>
-            </w:pPr>
-            <w:r>
-              <w:rPr>
-                <w:rFonts w:ascii="Times New Roman" w:hAnsi="Times New Roman" w:cs="Times New Roman" w:eastAsia="Times New Roman"/>
-                <w:b w:val="0"/>
-                <w:i w:val="0"/>
-                <w:color w:val="000000"/>
-                <w:sz w:val="24"/>
-              </w:rPr>
-              <w:t>31.07.2026</w:t>
-            </w:r>
-          </w:p>
-        </w:tc>
-        <w:tc>
-          <w:tcPr>
-            <w:tcW w:type="dxa" w:w="5669"/>
-          </w:tcPr>
-          <w:p>
-            <w:pPr>
-              <w:spacing w:line="240" w:lineRule="auto" w:after="0"/>
-              <w:ind w:firstLine="0"/>
-              <w:jc w:val="left"/>
-            </w:pPr>
-            <w:r>
-              <w:rPr>
-                <w:rFonts w:ascii="Times New Roman" w:hAnsi="Times New Roman" w:cs="Times New Roman" w:eastAsia="Times New Roman"/>
-                <w:b w:val="0"/>
-                <w:i w:val="0"/>
-                <w:color w:val="000000"/>
-                <w:sz w:val="24"/>
-              </w:rPr>
-              <w:t>Описано скрытие фамилии работника, пока он не дал согласия на обработку персональных данных</w:t>
-            </w:r>
-          </w:p>
-        </w:tc>
-        <w:tc>
-          <w:tcPr>
-            <w:tcW w:type="dxa" w:w="850"/>
-          </w:tcPr>
-          <w:p>
-            <w:pPr>
-              <w:spacing w:line="240" w:lineRule="auto" w:after="0"/>
-              <w:ind w:firstLine="0"/>
-              <w:jc w:val="left"/>
-            </w:pPr>
-          </w:p>
-        </w:tc>
-      </w:tr>
-      <w:tr>
-        <w:trPr>
-          <w:cantSplit w:val="true"/>
-        </w:trPr>
-        <w:tc>
-          <w:tcPr>
-            <w:tcW w:type="dxa" w:w="1134"/>
-          </w:tcPr>
-          <w:p>
-            <w:pPr>
-              <w:spacing w:line="240" w:lineRule="auto" w:after="0"/>
-              <w:ind w:firstLine="0"/>
-              <w:jc w:val="left"/>
-            </w:pPr>
-            <w:r>
-              <w:rPr>
-                <w:rFonts w:ascii="Times New Roman" w:hAnsi="Times New Roman" w:cs="Times New Roman" w:eastAsia="Times New Roman"/>
-                <w:b w:val="0"/>
-                <w:i w:val="0"/>
-                <w:color w:val="000000"/>
-                <w:sz w:val="24"/>
-              </w:rPr>
-              <w:t>2.5</w:t>
-            </w:r>
-          </w:p>
-        </w:tc>
-        <w:tc>
-          <w:tcPr>
-            <w:tcW w:type="dxa" w:w="1701"/>
-          </w:tcPr>
-          <w:p>
-            <w:pPr>
-              <w:spacing w:line="240" w:lineRule="auto" w:after="0"/>
-              <w:ind w:firstLine="0"/>
-              <w:jc w:val="left"/>
-            </w:pPr>
-            <w:r>
-              <w:rPr>
-                <w:rFonts w:ascii="Times New Roman" w:hAnsi="Times New Roman" w:cs="Times New Roman" w:eastAsia="Times New Roman"/>
-                <w:b w:val="0"/>
-                <w:i w:val="0"/>
-                <w:color w:val="000000"/>
-                <w:sz w:val="24"/>
-              </w:rPr>
-              <w:t>31.07.2026</w:t>
-            </w:r>
-          </w:p>
-        </w:tc>
-        <w:tc>
-          <w:tcPr>
-            <w:tcW w:type="dxa" w:w="5669"/>
-          </w:tcPr>
-          <w:p>
-            <w:pPr>
-              <w:spacing w:line="240" w:lineRule="auto" w:after="0"/>
-              <w:ind w:firstLine="0"/>
-              <w:jc w:val="left"/>
-            </w:pPr>
-            <w:r>
-              <w:rPr>
-                <w:rFonts w:ascii="Times New Roman" w:hAnsi="Times New Roman" w:cs="Times New Roman" w:eastAsia="Times New Roman"/>
-                <w:b w:val="0"/>
-                <w:i w:val="0"/>
-                <w:color w:val="000000"/>
-                <w:sz w:val="24"/>
-              </w:rPr>
-              <w:t>Описаны суточная уборка недействительных маркеров продления и прочитанных уведомлений, команда очистки накопленных данных и сроки хранения по группам; обновлены количественные показатели</w:t>
-            </w:r>
-          </w:p>
-        </w:tc>
-        <w:tc>
-          <w:tcPr>
-            <w:tcW w:type="dxa" w:w="850"/>
-          </w:tcPr>
-          <w:p>
-            <w:pPr>
-              <w:spacing w:line="240" w:lineRule="auto" w:after="0"/>
-              <w:ind w:firstLine="0"/>
-              <w:jc w:val="left"/>
-            </w:pPr>
-          </w:p>
-        </w:tc>
-      </w:tr>
-      <w:tr>
-        <w:trPr>
-          <w:cantSplit w:val="true"/>
-        </w:trPr>
-        <w:tc>
-          <w:tcPr>
-            <w:tcW w:type="dxa" w:w="1134"/>
-          </w:tcPr>
-          <w:p>
-            <w:pPr>
-              <w:spacing w:line="240" w:lineRule="auto" w:after="0"/>
-              <w:ind w:firstLine="0"/>
-              <w:jc w:val="left"/>
-            </w:pPr>
-            <w:r>
-              <w:rPr>
-                <w:rFonts w:ascii="Times New Roman" w:hAnsi="Times New Roman" w:cs="Times New Roman" w:eastAsia="Times New Roman"/>
-                <w:b w:val="0"/>
-                <w:i w:val="0"/>
-                <w:color w:val="000000"/>
-                <w:sz w:val="24"/>
-              </w:rPr>
-              <w:t>2.6</w:t>
-            </w:r>
-          </w:p>
-        </w:tc>
-        <w:tc>
-          <w:tcPr>
-            <w:tcW w:type="dxa" w:w="1701"/>
-          </w:tcPr>
-          <w:p>
-            <w:pPr>
-              <w:spacing w:line="240" w:lineRule="auto" w:after="0"/>
-              <w:ind w:firstLine="0"/>
-              <w:jc w:val="left"/>
-            </w:pPr>
-            <w:r>
-              <w:rPr>
-                <w:rFonts w:ascii="Times New Roman" w:hAnsi="Times New Roman" w:cs="Times New Roman" w:eastAsia="Times New Roman"/>
-                <w:b w:val="0"/>
-                <w:i w:val="0"/>
-                <w:color w:val="000000"/>
-                <w:sz w:val="24"/>
-              </w:rPr>
-              <w:t>31.07.2026</w:t>
-            </w:r>
-          </w:p>
-        </w:tc>
-        <w:tc>
-          <w:tcPr>
-            <w:tcW w:type="dxa" w:w="5669"/>
-          </w:tcPr>
-          <w:p>
-            <w:pPr>
-              <w:spacing w:line="240" w:lineRule="auto" w:after="0"/>
-              <w:ind w:firstLine="0"/>
-              <w:jc w:val="left"/>
-            </w:pPr>
-            <w:r>
-              <w:rPr>
-                <w:rFonts w:ascii="Times New Roman" w:hAnsi="Times New Roman" w:cs="Times New Roman" w:eastAsia="Times New Roman"/>
-                <w:b w:val="0"/>
-                <w:i w:val="0"/>
-                <w:color w:val="000000"/>
-                <w:sz w:val="24"/>
-              </w:rPr>
-              <w:t>Уточнено, что сроки автоматической уборки задаются в описании службы, а не в файле параметров</w:t>
-            </w:r>
-          </w:p>
-        </w:tc>
-        <w:tc>
-          <w:tcPr>
-            <w:tcW w:type="dxa" w:w="850"/>
-          </w:tcPr>
-          <w:p>
-            <w:pPr>
-              <w:spacing w:line="240" w:lineRule="auto" w:after="0"/>
-              <w:ind w:firstLine="0"/>
-              <w:jc w:val="left"/>
-            </w:pPr>
-          </w:p>
-        </w:tc>
-      </w:tr>
-      <w:tr>
-        <w:trPr>
-          <w:cantSplit w:val="true"/>
-        </w:trPr>
-        <w:tc>
-          <w:tcPr>
-            <w:tcW w:type="dxa" w:w="1134"/>
-          </w:tcPr>
-          <w:p>
-            <w:pPr>
-              <w:spacing w:line="240" w:lineRule="auto" w:after="0"/>
-              <w:ind w:firstLine="0"/>
-              <w:jc w:val="left"/>
-            </w:pPr>
-            <w:r>
-              <w:rPr>
-                <w:rFonts w:ascii="Times New Roman" w:hAnsi="Times New Roman" w:cs="Times New Roman" w:eastAsia="Times New Roman"/>
-                <w:b w:val="0"/>
-                <w:i w:val="0"/>
-                <w:color w:val="000000"/>
-                <w:sz w:val="24"/>
-              </w:rPr>
-              <w:t>2.7</w:t>
-            </w:r>
-          </w:p>
-        </w:tc>
-        <w:tc>
-          <w:tcPr>
-            <w:tcW w:type="dxa" w:w="1701"/>
-          </w:tcPr>
-          <w:p>
-            <w:pPr>
-              <w:spacing w:line="240" w:lineRule="auto" w:after="0"/>
-              <w:ind w:firstLine="0"/>
-              <w:jc w:val="left"/>
-            </w:pPr>
-            <w:r>
-              <w:rPr>
-                <w:rFonts w:ascii="Times New Roman" w:hAnsi="Times New Roman" w:cs="Times New Roman" w:eastAsia="Times New Roman"/>
-                <w:b w:val="0"/>
-                <w:i w:val="0"/>
-                <w:color w:val="000000"/>
-                <w:sz w:val="24"/>
-              </w:rPr>
-              <w:t>31.07.2026</w:t>
-            </w:r>
-          </w:p>
-        </w:tc>
-        <w:tc>
-          <w:tcPr>
-            <w:tcW w:type="dxa" w:w="5669"/>
-          </w:tcPr>
-          <w:p>
-            <w:pPr>
-              <w:spacing w:line="240" w:lineRule="auto" w:after="0"/>
-              <w:ind w:firstLine="0"/>
-              <w:jc w:val="left"/>
-            </w:pPr>
-            <w:r>
-              <w:rPr>
-                <w:rFonts w:ascii="Times New Roman" w:hAnsi="Times New Roman" w:cs="Times New Roman" w:eastAsia="Times New Roman"/>
-                <w:b w:val="0"/>
-                <w:i w:val="0"/>
-                <w:color w:val="000000"/>
-                <w:sz w:val="24"/>
-              </w:rPr>
-              <w:t>Описаны обзор занятого места по таблицам, исключение групп из очистки и оговорка о том, что удаление строк не возвращает место операционной системе</w:t>
-            </w:r>
-          </w:p>
-        </w:tc>
-        <w:tc>
-          <w:tcPr>
-            <w:tcW w:type="dxa" w:w="850"/>
-          </w:tcPr>
-          <w:p>
-            <w:pPr>
-              <w:spacing w:line="240" w:lineRule="auto" w:after="0"/>
-              <w:ind w:firstLine="0"/>
-              <w:jc w:val="left"/>
-            </w:pPr>
-          </w:p>
-        </w:tc>
-      </w:tr>
-      <w:tr>
-        <w:trPr>
-          <w:cantSplit w:val="true"/>
-        </w:trPr>
-        <w:tc>
-          <w:tcPr>
-            <w:tcW w:type="dxa" w:w="1134"/>
-          </w:tcPr>
-          <w:p>
-            <w:pPr>
-              <w:spacing w:line="240" w:lineRule="auto" w:after="0"/>
-              <w:ind w:firstLine="0"/>
-              <w:jc w:val="left"/>
-            </w:pPr>
-            <w:r>
-              <w:rPr>
-                <w:rFonts w:ascii="Times New Roman" w:hAnsi="Times New Roman" w:cs="Times New Roman" w:eastAsia="Times New Roman"/>
-                <w:b w:val="0"/>
-                <w:i w:val="0"/>
-                <w:color w:val="000000"/>
-                <w:sz w:val="24"/>
-              </w:rPr>
-              <w:t>2.8</w:t>
-            </w:r>
-          </w:p>
-        </w:tc>
-        <w:tc>
-          <w:tcPr>
-            <w:tcW w:type="dxa" w:w="1701"/>
-          </w:tcPr>
-          <w:p>
-            <w:pPr>
-              <w:spacing w:line="240" w:lineRule="auto" w:after="0"/>
-              <w:ind w:firstLine="0"/>
-              <w:jc w:val="left"/>
-            </w:pPr>
-            <w:r>
-              <w:rPr>
-                <w:rFonts w:ascii="Times New Roman" w:hAnsi="Times New Roman" w:cs="Times New Roman" w:eastAsia="Times New Roman"/>
-                <w:b w:val="0"/>
-                <w:i w:val="0"/>
-                <w:color w:val="000000"/>
-                <w:sz w:val="24"/>
-              </w:rPr>
-              <w:t>31.07.2026</w:t>
-            </w:r>
-          </w:p>
-        </w:tc>
-        <w:tc>
-          <w:tcPr>
-            <w:tcW w:type="dxa" w:w="5669"/>
-          </w:tcPr>
-          <w:p>
-            <w:pPr>
-              <w:spacing w:line="240" w:lineRule="auto" w:after="0"/>
-              <w:ind w:firstLine="0"/>
-              <w:jc w:val="left"/>
-            </w:pPr>
-            <w:r>
-              <w:rPr>
-                <w:rFonts w:ascii="Times New Roman" w:hAnsi="Times New Roman" w:cs="Times New Roman" w:eastAsia="Times New Roman"/>
-                <w:b w:val="0"/>
-                <w:i w:val="0"/>
-                <w:color w:val="000000"/>
-                <w:sz w:val="24"/>
-              </w:rPr>
-              <w:t>Описан отзыв согласия на обработку персональных данных работником и администратором, запись выдачи и отзыва в историю учётной записи; уточнён состав сквозного поиска; обновлены количественные показатели</w:t>
-            </w:r>
-          </w:p>
-        </w:tc>
-        <w:tc>
-          <w:tcPr>
-            <w:tcW w:type="dxa" w:w="850"/>
-          </w:tcPr>
-          <w:p>
-            <w:pPr>
-              <w:spacing w:line="240" w:lineRule="auto" w:after="0"/>
-              <w:ind w:firstLine="0"/>
-              <w:jc w:val="left"/>
-            </w:pPr>
-          </w:p>
-        </w:tc>
-      </w:tr>
-      <w:tr>
-        <w:trPr>
-          <w:cantSplit w:val="true"/>
-        </w:trPr>
-        <w:tc>
-          <w:tcPr>
-            <w:tcW w:type="dxa" w:w="1134"/>
-          </w:tcPr>
-          <w:p>
-            <w:pPr>
-              <w:spacing w:line="240" w:lineRule="auto" w:after="0"/>
-              <w:ind w:firstLine="0"/>
-              <w:jc w:val="left"/>
-            </w:pPr>
-            <w:r>
-              <w:rPr>
-                <w:rFonts w:ascii="Times New Roman" w:hAnsi="Times New Roman" w:cs="Times New Roman" w:eastAsia="Times New Roman"/>
-                <w:b w:val="0"/>
-                <w:i w:val="0"/>
-                <w:color w:val="000000"/>
-                <w:sz w:val="24"/>
-              </w:rPr>
-              <w:t>2.9</w:t>
-            </w:r>
-          </w:p>
-        </w:tc>
-        <w:tc>
-          <w:tcPr>
-            <w:tcW w:type="dxa" w:w="1701"/>
-          </w:tcPr>
-          <w:p>
-            <w:pPr>
-              <w:spacing w:line="240" w:lineRule="auto" w:after="0"/>
-              <w:ind w:firstLine="0"/>
-              <w:jc w:val="left"/>
-            </w:pPr>
-            <w:r>
-              <w:rPr>
-                <w:rFonts w:ascii="Times New Roman" w:hAnsi="Times New Roman" w:cs="Times New Roman" w:eastAsia="Times New Roman"/>
-                <w:b w:val="0"/>
-                <w:i w:val="0"/>
-                <w:color w:val="000000"/>
-                <w:sz w:val="24"/>
-              </w:rPr>
-              <w:t>31.07.2026</w:t>
-            </w:r>
-          </w:p>
-        </w:tc>
-        <w:tc>
-          <w:tcPr>
-            <w:tcW w:type="dxa" w:w="5669"/>
-          </w:tcPr>
-          <w:p>
-            <w:pPr>
-              <w:spacing w:line="240" w:lineRule="auto" w:after="0"/>
-              <w:ind w:firstLine="0"/>
-              <w:jc w:val="left"/>
-            </w:pPr>
-            <w:r>
-              <w:rPr>
-                <w:rFonts w:ascii="Times New Roman" w:hAnsi="Times New Roman" w:cs="Times New Roman" w:eastAsia="Times New Roman"/>
-                <w:b w:val="0"/>
-                <w:i w:val="0"/>
-                <w:color w:val="000000"/>
-                <w:sz w:val="24"/>
-              </w:rPr>
-              <w:t>Уточнено, что распознавание опечаток работает при поиске внутри раздела, а сквозной поиск ищет по фрагменту строки и понимает неверную раскладку и написание госномера; обновлены количественные показатели</w:t>
-            </w:r>
-          </w:p>
-        </w:tc>
-        <w:tc>
-          <w:tcPr>
-            <w:tcW w:type="dxa" w:w="850"/>
-          </w:tcPr>
-          <w:p>
-            <w:pPr>
-              <w:spacing w:line="240" w:lineRule="auto" w:after="0"/>
-              <w:ind w:firstLine="0"/>
-              <w:jc w:val="left"/>
-            </w:pPr>
-          </w:p>
-        </w:tc>
-      </w:tr>
-      <w:tr>
-        <w:trPr>
-          <w:cantSplit w:val="true"/>
-        </w:trPr>
-        <w:tc>
-          <w:tcPr>
-            <w:tcW w:type="dxa" w:w="1134"/>
-          </w:tcPr>
-          <w:p>
-            <w:pPr>
-              <w:spacing w:line="240" w:lineRule="auto" w:after="0"/>
-              <w:ind w:firstLine="0"/>
-              <w:jc w:val="left"/>
-            </w:pPr>
-            <w:r>
-              <w:rPr>
-                <w:rFonts w:ascii="Times New Roman" w:hAnsi="Times New Roman" w:cs="Times New Roman" w:eastAsia="Times New Roman"/>
-                <w:b w:val="0"/>
-                <w:i w:val="0"/>
-                <w:color w:val="000000"/>
-                <w:sz w:val="24"/>
-              </w:rPr>
-              <w:t>3.0</w:t>
-            </w:r>
-          </w:p>
-        </w:tc>
-        <w:tc>
-          <w:tcPr>
-            <w:tcW w:type="dxa" w:w="1701"/>
-          </w:tcPr>
-          <w:p>
-            <w:pPr>
-              <w:spacing w:line="240" w:lineRule="auto" w:after="0"/>
-              <w:ind w:firstLine="0"/>
-              <w:jc w:val="left"/>
-            </w:pPr>
-            <w:r>
-              <w:rPr>
-                <w:rFonts w:ascii="Times New Roman" w:hAnsi="Times New Roman" w:cs="Times New Roman" w:eastAsia="Times New Roman"/>
-                <w:b w:val="0"/>
-                <w:i w:val="0"/>
-                <w:color w:val="000000"/>
-                <w:sz w:val="24"/>
-              </w:rPr>
-              <w:t>31.07.2026</w:t>
-            </w:r>
-          </w:p>
-        </w:tc>
-        <w:tc>
-          <w:tcPr>
-            <w:tcW w:type="dxa" w:w="5669"/>
-          </w:tcPr>
-          <w:p>
-            <w:pPr>
-              <w:spacing w:line="240" w:lineRule="auto" w:after="0"/>
-              <w:ind w:firstLine="0"/>
-              <w:jc w:val="left"/>
-            </w:pPr>
-            <w:r>
-              <w:rPr>
-                <w:rFonts w:ascii="Times New Roman" w:hAnsi="Times New Roman" w:cs="Times New Roman" w:eastAsia="Times New Roman"/>
-                <w:b w:val="0"/>
-                <w:i w:val="0"/>
-                <w:color w:val="000000"/>
-                <w:sz w:val="24"/>
-              </w:rPr>
-              <w:t>Описано сужение очистки внутри группы: отрезок времени, тип сущности в журнале действий и отдельный пост для суточных слепков</w:t>
-            </w:r>
-          </w:p>
-        </w:tc>
-        <w:tc>
-          <w:tcPr>
-            <w:tcW w:type="dxa" w:w="850"/>
-          </w:tcPr>
-          <w:p>
-            <w:pPr>
-              <w:spacing w:line="240" w:lineRule="auto" w:after="0"/>
-              <w:ind w:firstLine="0"/>
-              <w:jc w:val="left"/>
-            </w:pPr>
-          </w:p>
-        </w:tc>
-      </w:tr>
-      <w:tr>
-        <w:trPr>
-          <w:cantSplit w:val="true"/>
-        </w:trPr>
-        <w:tc>
-          <w:tcPr>
-            <w:tcW w:type="dxa" w:w="1134"/>
-          </w:tcPr>
-          <w:p>
-            <w:pPr>
-              <w:spacing w:line="240" w:lineRule="auto" w:after="0"/>
-              <w:ind w:firstLine="0"/>
-              <w:jc w:val="left"/>
-            </w:pPr>
-            <w:r>
-              <w:rPr>
-                <w:rFonts w:ascii="Times New Roman" w:hAnsi="Times New Roman" w:cs="Times New Roman" w:eastAsia="Times New Roman"/>
-                <w:b w:val="0"/>
-                <w:i w:val="0"/>
-                <w:color w:val="000000"/>
-                <w:sz w:val="24"/>
-              </w:rPr>
-              <w:t>3.1</w:t>
-            </w:r>
-          </w:p>
-        </w:tc>
-        <w:tc>
-          <w:tcPr>
-            <w:tcW w:type="dxa" w:w="1701"/>
-          </w:tcPr>
-          <w:p>
-            <w:pPr>
-              <w:spacing w:line="240" w:lineRule="auto" w:after="0"/>
-              <w:ind w:firstLine="0"/>
-              <w:jc w:val="left"/>
-            </w:pPr>
-            <w:r>
-              <w:rPr>
-                <w:rFonts w:ascii="Times New Roman" w:hAnsi="Times New Roman" w:cs="Times New Roman" w:eastAsia="Times New Roman"/>
-                <w:b w:val="0"/>
-                <w:i w:val="0"/>
-                <w:color w:val="000000"/>
-                <w:sz w:val="24"/>
-              </w:rPr>
-              <w:t>31.07.2026</w:t>
-            </w:r>
-          </w:p>
-        </w:tc>
-        <w:tc>
-          <w:tcPr>
-            <w:tcW w:type="dxa" w:w="5669"/>
-          </w:tcPr>
-          <w:p>
-            <w:pPr>
-              <w:spacing w:line="240" w:lineRule="auto" w:after="0"/>
-              <w:ind w:firstLine="0"/>
-              <w:jc w:val="left"/>
-            </w:pPr>
-            <w:r>
-              <w:rPr>
-                <w:rFonts w:ascii="Times New Roman" w:hAnsi="Times New Roman" w:cs="Times New Roman" w:eastAsia="Times New Roman"/>
-                <w:b w:val="0"/>
-                <w:i w:val="0"/>
-                <w:color w:val="000000"/>
-                <w:sz w:val="24"/>
-              </w:rPr>
-              <w:t>Уточнено, что до согласия скрываются и рабочие контакты работника, а не только фамилия, имя и отчество; обновлены количественные показатели</w:t>
-            </w:r>
-          </w:p>
-        </w:tc>
-        <w:tc>
-          <w:tcPr>
-            <w:tcW w:type="dxa" w:w="850"/>
-          </w:tcPr>
-          <w:p>
-            <w:pPr>
-              <w:spacing w:line="240" w:lineRule="auto" w:after="0"/>
-              <w:ind w:firstLine="0"/>
-              <w:jc w:val="left"/>
-            </w:pPr>
-          </w:p>
-        </w:tc>
-      </w:tr>
-      <w:tr>
-        <w:trPr>
-          <w:cantSplit w:val="true"/>
-        </w:trPr>
-        <w:tc>
-          <w:tcPr>
-            <w:tcW w:type="dxa" w:w="1134"/>
-          </w:tcPr>
-          <w:p>
-            <w:pPr>
-              <w:spacing w:line="240" w:lineRule="auto" w:after="0"/>
-              <w:ind w:firstLine="0"/>
-              <w:jc w:val="left"/>
-            </w:pPr>
-            <w:r>
-              <w:rPr>
-                <w:rFonts w:ascii="Times New Roman" w:hAnsi="Times New Roman" w:cs="Times New Roman" w:eastAsia="Times New Roman"/>
-                <w:b w:val="0"/>
-                <w:i w:val="0"/>
-                <w:color w:val="000000"/>
-                <w:sz w:val="24"/>
-              </w:rPr>
-              <w:t>3.2</w:t>
-            </w:r>
-          </w:p>
-        </w:tc>
-        <w:tc>
-          <w:tcPr>
-            <w:tcW w:type="dxa" w:w="1701"/>
-          </w:tcPr>
-          <w:p>
-            <w:pPr>
-              <w:spacing w:line="240" w:lineRule="auto" w:after="0"/>
-              <w:ind w:firstLine="0"/>
-              <w:jc w:val="left"/>
-            </w:pPr>
-            <w:r>
-              <w:rPr>
-                <w:rFonts w:ascii="Times New Roman" w:hAnsi="Times New Roman" w:cs="Times New Roman" w:eastAsia="Times New Roman"/>
-                <w:b w:val="0"/>
-                <w:i w:val="0"/>
-                <w:color w:val="000000"/>
-                <w:sz w:val="24"/>
-              </w:rPr>
-              <w:t>31.07.2026</w:t>
-            </w:r>
-          </w:p>
-        </w:tc>
-        <w:tc>
-          <w:tcPr>
-            <w:tcW w:type="dxa" w:w="5669"/>
-          </w:tcPr>
-          <w:p>
-            <w:pPr>
-              <w:spacing w:line="240" w:lineRule="auto" w:after="0"/>
-              <w:ind w:firstLine="0"/>
-              <w:jc w:val="left"/>
-            </w:pPr>
-            <w:r>
-              <w:rPr>
-                <w:rFonts w:ascii="Times New Roman" w:hAnsi="Times New Roman" w:cs="Times New Roman" w:eastAsia="Times New Roman"/>
-                <w:b w:val="0"/>
-                <w:i w:val="0"/>
-                <w:color w:val="000000"/>
-                <w:sz w:val="24"/>
-              </w:rPr>
-              <w:t>Описано резервное копирование: состав копии, сроки хранения, настройка, проверка восстановимости и порядок восстановления; исправлена команда проверки выгрузки</w:t>
-            </w:r>
-          </w:p>
-        </w:tc>
-        <w:tc>
-          <w:tcPr>
-            <w:tcW w:type="dxa" w:w="850"/>
-          </w:tcPr>
-          <w:p>
-            <w:pPr>
-              <w:spacing w:line="240" w:lineRule="auto" w:after="0"/>
-              <w:ind w:firstLine="0"/>
-              <w:jc w:val="left"/>
-            </w:pPr>
-          </w:p>
-        </w:tc>
-      </w:tr>
-      <w:tr>
-        <w:trPr>
-          <w:cantSplit w:val="true"/>
-        </w:trPr>
-        <w:tc>
-          <w:tcPr>
-            <w:tcW w:type="dxa" w:w="1134"/>
-          </w:tcPr>
-          <w:p>
-            <w:pPr>
-              <w:spacing w:line="240" w:lineRule="auto" w:after="0"/>
-              <w:ind w:firstLine="0"/>
-              <w:jc w:val="left"/>
-            </w:pPr>
-            <w:r>
-              <w:rPr>
-                <w:rFonts w:ascii="Times New Roman" w:hAnsi="Times New Roman" w:cs="Times New Roman" w:eastAsia="Times New Roman"/>
-                <w:b w:val="0"/>
-                <w:i w:val="0"/>
-                <w:color w:val="000000"/>
-                <w:sz w:val="24"/>
-              </w:rPr>
-              <w:t>3.3</w:t>
-            </w:r>
-          </w:p>
-        </w:tc>
-        <w:tc>
-          <w:tcPr>
-            <w:tcW w:type="dxa" w:w="1701"/>
-          </w:tcPr>
-          <w:p>
-            <w:pPr>
-              <w:spacing w:line="240" w:lineRule="auto" w:after="0"/>
-              <w:ind w:firstLine="0"/>
-              <w:jc w:val="left"/>
-            </w:pPr>
-            <w:r>
-              <w:rPr>
-                <w:rFonts w:ascii="Times New Roman" w:hAnsi="Times New Roman" w:cs="Times New Roman" w:eastAsia="Times New Roman"/>
-                <w:b w:val="0"/>
-                <w:i w:val="0"/>
-                <w:color w:val="000000"/>
-                <w:sz w:val="24"/>
-              </w:rPr>
-              <w:t>31.07.2026</w:t>
-            </w:r>
-          </w:p>
-        </w:tc>
-        <w:tc>
-          <w:tcPr>
-            <w:tcW w:type="dxa" w:w="5669"/>
-          </w:tcPr>
-          <w:p>
-            <w:pPr>
-              <w:spacing w:line="240" w:lineRule="auto" w:after="0"/>
-              <w:ind w:firstLine="0"/>
-              <w:jc w:val="left"/>
-            </w:pPr>
-            <w:r>
-              <w:rPr>
-                <w:rFonts w:ascii="Times New Roman" w:hAnsi="Times New Roman" w:cs="Times New Roman" w:eastAsia="Times New Roman"/>
-                <w:b w:val="0"/>
-                <w:i w:val="0"/>
-                <w:color w:val="000000"/>
-                <w:sz w:val="24"/>
-              </w:rPr>
-              <w:t>Добавлен способ создать ключи шифрования копий без установки средства на сервер</w:t>
-            </w:r>
-          </w:p>
-        </w:tc>
-        <w:tc>
-          <w:tcPr>
-            <w:tcW w:type="dxa" w:w="850"/>
-          </w:tcPr>
-          <w:p>
-            <w:pPr>
-              <w:spacing w:line="240" w:lineRule="auto" w:after="0"/>
-              <w:ind w:firstLine="0"/>
-              <w:jc w:val="left"/>
-            </w:pPr>
-          </w:p>
-        </w:tc>
-      </w:tr>
-      <w:tr>
-        <w:trPr>
-          <w:cantSplit w:val="true"/>
-        </w:trPr>
-        <w:tc>
-          <w:tcPr>
-            <w:tcW w:type="dxa" w:w="1134"/>
-          </w:tcPr>
-          <w:p>
-            <w:pPr>
-              <w:spacing w:line="240" w:lineRule="auto" w:after="0"/>
-              <w:ind w:firstLine="0"/>
-              <w:jc w:val="left"/>
-            </w:pPr>
-            <w:r>
-              <w:rPr>
-                <w:rFonts w:ascii="Times New Roman" w:hAnsi="Times New Roman" w:cs="Times New Roman" w:eastAsia="Times New Roman"/>
-                <w:b w:val="0"/>
-                <w:i w:val="0"/>
-                <w:color w:val="000000"/>
-                <w:sz w:val="24"/>
-              </w:rPr>
-              <w:t>3.4</w:t>
-            </w:r>
-          </w:p>
-        </w:tc>
-        <w:tc>
-          <w:tcPr>
-            <w:tcW w:type="dxa" w:w="1701"/>
-          </w:tcPr>
-          <w:p>
-            <w:pPr>
-              <w:spacing w:line="240" w:lineRule="auto" w:after="0"/>
-              <w:ind w:firstLine="0"/>
-              <w:jc w:val="left"/>
-            </w:pPr>
-            <w:r>
-              <w:rPr>
-                <w:rFonts w:ascii="Times New Roman" w:hAnsi="Times New Roman" w:cs="Times New Roman" w:eastAsia="Times New Roman"/>
-                <w:b w:val="0"/>
-                <w:i w:val="0"/>
-                <w:color w:val="000000"/>
-                <w:sz w:val="24"/>
-              </w:rPr>
-              <w:t>31.07.2026</w:t>
-            </w:r>
-          </w:p>
-        </w:tc>
-        <w:tc>
-          <w:tcPr>
-            <w:tcW w:type="dxa" w:w="5669"/>
-          </w:tcPr>
-          <w:p>
-            <w:pPr>
-              <w:spacing w:line="240" w:lineRule="auto" w:after="0"/>
-              <w:ind w:firstLine="0"/>
-              <w:jc w:val="left"/>
-            </w:pPr>
-            <w:r>
-              <w:rPr>
-                <w:rFonts w:ascii="Times New Roman" w:hAnsi="Times New Roman" w:cs="Times New Roman" w:eastAsia="Times New Roman"/>
-                <w:b w:val="0"/>
-                <w:i w:val="0"/>
-                <w:color w:val="000000"/>
-                <w:sz w:val="24"/>
-              </w:rPr>
-              <w:t>В разделе о копировании указано, где именно выполняются команды, и добавлен разбор причин сбоя копирования по сообщениям журнала</w:t>
-            </w:r>
-          </w:p>
-        </w:tc>
-        <w:tc>
-          <w:tcPr>
-            <w:tcW w:type="dxa" w:w="850"/>
-          </w:tcPr>
-          <w:p>
-            <w:pPr>
-              <w:spacing w:line="240" w:lineRule="auto" w:after="0"/>
-              <w:ind w:firstLine="0"/>
-              <w:jc w:val="left"/>
-            </w:pPr>
-          </w:p>
-        </w:tc>
-      </w:tr>
-      <w:tr>
-        <w:trPr>
-          <w:cantSplit w:val="true"/>
-        </w:trPr>
-        <w:tc>
-          <w:tcPr>
-            <w:tcW w:type="dxa" w:w="1134"/>
-          </w:tcPr>
-          <w:p>
-            <w:pPr>
-              <w:spacing w:line="240" w:lineRule="auto" w:after="0"/>
-              <w:ind w:firstLine="0"/>
-              <w:jc w:val="left"/>
-            </w:pPr>
-            <w:r>
-              <w:rPr>
-                <w:rFonts w:ascii="Times New Roman" w:hAnsi="Times New Roman" w:cs="Times New Roman" w:eastAsia="Times New Roman"/>
-                <w:b w:val="0"/>
-                <w:i w:val="0"/>
-                <w:color w:val="000000"/>
-                <w:sz w:val="24"/>
-              </w:rPr>
-              <w:t>3.5</w:t>
-            </w:r>
-          </w:p>
-        </w:tc>
-        <w:tc>
-          <w:tcPr>
-            <w:tcW w:type="dxa" w:w="1701"/>
-          </w:tcPr>
-          <w:p>
-            <w:pPr>
-              <w:spacing w:line="240" w:lineRule="auto" w:after="0"/>
-              <w:ind w:firstLine="0"/>
-              <w:jc w:val="left"/>
-            </w:pPr>
-            <w:r>
-              <w:rPr>
-                <w:rFonts w:ascii="Times New Roman" w:hAnsi="Times New Roman" w:cs="Times New Roman" w:eastAsia="Times New Roman"/>
-                <w:b w:val="0"/>
-                <w:i w:val="0"/>
-                <w:color w:val="000000"/>
-                <w:sz w:val="24"/>
-              </w:rPr>
-              <w:t>31.07.2026</w:t>
-            </w:r>
-          </w:p>
-        </w:tc>
-        <w:tc>
-          <w:tcPr>
-            <w:tcW w:type="dxa" w:w="5669"/>
-          </w:tcPr>
-          <w:p>
-            <w:pPr>
-              <w:spacing w:line="240" w:lineRule="auto" w:after="0"/>
-              <w:ind w:firstLine="0"/>
-              <w:jc w:val="left"/>
-            </w:pPr>
-            <w:r>
-              <w:rPr>
-                <w:rFonts w:ascii="Times New Roman" w:hAnsi="Times New Roman" w:cs="Times New Roman" w:eastAsia="Times New Roman"/>
-                <w:b w:val="0"/>
-                <w:i w:val="0"/>
-                <w:color w:val="000000"/>
-                <w:sz w:val="24"/>
-              </w:rPr>
-              <w:t>Дополнены таблицы сообщений копирования: шаги файлов и архива бланков, сообщения проверки восстановимости</w:t>
-            </w:r>
-          </w:p>
-        </w:tc>
-        <w:tc>
-          <w:tcPr>
-            <w:tcW w:type="dxa" w:w="850"/>
-          </w:tcPr>
-          <w:p>
-            <w:pPr>
-              <w:spacing w:line="240" w:lineRule="auto" w:after="0"/>
-              <w:ind w:firstLine="0"/>
-              <w:jc w:val="left"/>
-            </w:pPr>
-          </w:p>
-        </w:tc>
-      </w:tr>
-      <w:tr>
-        <w:trPr>
-          <w:cantSplit w:val="true"/>
-        </w:trPr>
-        <w:tc>
-          <w:tcPr>
-            <w:tcW w:type="dxa" w:w="1134"/>
-          </w:tcPr>
-          <w:p>
-            <w:pPr>
-              <w:spacing w:line="240" w:lineRule="auto" w:after="0"/>
-              <w:ind w:firstLine="0"/>
-              <w:jc w:val="left"/>
-            </w:pPr>
-            <w:r>
-              <w:rPr>
-                <w:rFonts w:ascii="Times New Roman" w:hAnsi="Times New Roman" w:cs="Times New Roman" w:eastAsia="Times New Roman"/>
-                <w:b w:val="0"/>
-                <w:i w:val="0"/>
-                <w:color w:val="000000"/>
-                <w:sz w:val="24"/>
-              </w:rPr>
-              <w:t>3.6</w:t>
-            </w:r>
-          </w:p>
-        </w:tc>
-        <w:tc>
-          <w:tcPr>
-            <w:tcW w:type="dxa" w:w="1701"/>
-          </w:tcPr>
-          <w:p>
-            <w:pPr>
-              <w:spacing w:line="240" w:lineRule="auto" w:after="0"/>
-              <w:ind w:firstLine="0"/>
-              <w:jc w:val="left"/>
-            </w:pPr>
-            <w:r>
-              <w:rPr>
-                <w:rFonts w:ascii="Times New Roman" w:hAnsi="Times New Roman" w:cs="Times New Roman" w:eastAsia="Times New Roman"/>
-                <w:b w:val="0"/>
-                <w:i w:val="0"/>
-                <w:color w:val="000000"/>
-                <w:sz w:val="24"/>
-              </w:rPr>
-              <w:t>31.07.2026</w:t>
-            </w:r>
-          </w:p>
-        </w:tc>
-        <w:tc>
-          <w:tcPr>
-            <w:tcW w:type="dxa" w:w="5669"/>
-          </w:tcPr>
-          <w:p>
-            <w:pPr>
-              <w:spacing w:line="240" w:lineRule="auto" w:after="0"/>
-              <w:ind w:firstLine="0"/>
-              <w:jc w:val="left"/>
-            </w:pPr>
-            <w:r>
-              <w:rPr>
-                <w:rFonts w:ascii="Times New Roman" w:hAnsi="Times New Roman" w:cs="Times New Roman" w:eastAsia="Times New Roman"/>
-                <w:b w:val="0"/>
-                <w:i w:val="0"/>
-                <w:color w:val="000000"/>
-                <w:sz w:val="24"/>
-              </w:rPr>
-              <w:t>Описан файловый архив бланков: раскладка по шаблонам, обновление и заморозка файлов, ограничение занятого места и подготовка каталога на сервере</w:t>
-            </w:r>
-          </w:p>
-        </w:tc>
-        <w:tc>
-          <w:tcPr>
-            <w:tcW w:type="dxa" w:w="850"/>
-          </w:tcPr>
-          <w:p>
-            <w:pPr>
-              <w:spacing w:line="240" w:lineRule="auto" w:after="0"/>
-              <w:ind w:firstLine="0"/>
-              <w:jc w:val="left"/>
-            </w:pPr>
-          </w:p>
-        </w:tc>
-      </w:tr>
-      <w:tr>
-        <w:trPr>
-          <w:cantSplit w:val="true"/>
-        </w:trPr>
-        <w:tc>
-          <w:tcPr>
-            <w:tcW w:type="dxa" w:w="1134"/>
-          </w:tcPr>
-          <w:p>
-            <w:pPr>
-              <w:spacing w:line="240" w:lineRule="auto" w:after="0"/>
-              <w:ind w:firstLine="0"/>
-              <w:jc w:val="left"/>
-            </w:pPr>
-            <w:r>
-              <w:rPr>
-                <w:rFonts w:ascii="Times New Roman" w:hAnsi="Times New Roman" w:cs="Times New Roman" w:eastAsia="Times New Roman"/>
-                <w:b w:val="0"/>
-                <w:i w:val="0"/>
-                <w:color w:val="000000"/>
-                <w:sz w:val="24"/>
-              </w:rPr>
-              <w:t>3.7</w:t>
-            </w:r>
-          </w:p>
-        </w:tc>
-        <w:tc>
-          <w:tcPr>
-            <w:tcW w:type="dxa" w:w="1701"/>
-          </w:tcPr>
-          <w:p>
-            <w:pPr>
-              <w:spacing w:line="240" w:lineRule="auto" w:after="0"/>
-              <w:ind w:firstLine="0"/>
-              <w:jc w:val="left"/>
-            </w:pPr>
-            <w:r>
-              <w:rPr>
-                <w:rFonts w:ascii="Times New Roman" w:hAnsi="Times New Roman" w:cs="Times New Roman" w:eastAsia="Times New Roman"/>
-                <w:b w:val="0"/>
-                <w:i w:val="0"/>
-                <w:color w:val="000000"/>
-                <w:sz w:val="24"/>
-              </w:rPr>
-              <w:t>31.07.2026</w:t>
-            </w:r>
-          </w:p>
-        </w:tc>
-        <w:tc>
-          <w:tcPr>
-            <w:tcW w:type="dxa" w:w="5669"/>
-          </w:tcPr>
-          <w:p>
-            <w:pPr>
-              <w:spacing w:line="240" w:lineRule="auto" w:after="0"/>
-              <w:ind w:firstLine="0"/>
-              <w:jc w:val="left"/>
-            </w:pPr>
-            <w:r>
-              <w:rPr>
-                <w:rFonts w:ascii="Times New Roman" w:hAnsi="Times New Roman" w:cs="Times New Roman" w:eastAsia="Times New Roman"/>
-                <w:b w:val="0"/>
-                <w:i w:val="0"/>
-                <w:color w:val="000000"/>
-                <w:sz w:val="24"/>
-              </w:rPr>
-              <w:t>Исправлены ссылки на подраздел об очистке накопленных данных, съехавшие после добавления нового подраздела</w:t>
-            </w:r>
-          </w:p>
-        </w:tc>
-        <w:tc>
-          <w:tcPr>
-            <w:tcW w:type="dxa" w:w="850"/>
-          </w:tcPr>
-          <w:p>
-            <w:pPr>
-              <w:spacing w:line="240" w:lineRule="auto" w:after="0"/>
-              <w:ind w:firstLine="0"/>
-              <w:jc w:val="left"/>
-            </w:pPr>
-          </w:p>
-        </w:tc>
-      </w:tr>
-      <w:tr>
-        <w:trPr>
-          <w:cantSplit w:val="true"/>
-        </w:trPr>
-        <w:tc>
-          <w:tcPr>
-            <w:tcW w:type="dxa" w:w="1134"/>
-          </w:tcPr>
-          <w:p>
-            <w:pPr>
-              <w:spacing w:line="240" w:lineRule="auto" w:after="0"/>
-              <w:ind w:firstLine="0"/>
-              <w:jc w:val="left"/>
-            </w:pPr>
-            <w:r>
-              <w:rPr>
-                <w:rFonts w:ascii="Times New Roman" w:hAnsi="Times New Roman" w:cs="Times New Roman" w:eastAsia="Times New Roman"/>
-                <w:b w:val="0"/>
-                <w:i w:val="0"/>
-                <w:color w:val="000000"/>
-                <w:sz w:val="24"/>
-              </w:rPr>
-              <w:t>3.8</w:t>
-            </w:r>
-          </w:p>
-        </w:tc>
-        <w:tc>
-          <w:tcPr>
-            <w:tcW w:type="dxa" w:w="1701"/>
-          </w:tcPr>
-          <w:p>
-            <w:pPr>
+              <w:keepNext/>
               <w:spacing w:line="240" w:lineRule="auto" w:after="0"/>
               <w:ind w:firstLine="0"/>
               <w:jc w:val="left"/>
@@ -10548,10 +8400,11 @@
         </w:tc>
         <w:tc>
           <w:tcPr>
-            <w:tcW w:type="dxa" w:w="5669"/>
+            <w:tcW w:type="dxa" w:w="4953"/>
           </w:tcPr>
           <w:p>
             <w:pPr>
+              <w:keepNext/>
               <w:spacing w:line="240" w:lineRule="auto" w:after="0"/>
               <w:ind w:firstLine="0"/>
               <w:jc w:val="left"/>
@@ -10564,16 +8417,17 @@
                 <w:color w:val="000000"/>
                 <w:sz w:val="24"/>
               </w:rPr>
-              <w:t>Уточнён состав пары ключей шифрования копий и порядок переноса закрытого ключа; в примерах восстановления указаны контуры и способ выбрать копию</w:t>
+              <w:t>Лист регистрации изменений разделён по документам: у каждого своя редакция и свой перечень изменений</w:t>
             </w:r>
           </w:p>
         </w:tc>
         <w:tc>
           <w:tcPr>
-            <w:tcW w:type="dxa" w:w="850"/>
+            <w:tcW w:type="dxa" w:w="1567"/>
           </w:tcPr>
           <w:p>
             <w:pPr>
+              <w:keepNext/>
               <w:spacing w:line="240" w:lineRule="auto" w:after="0"/>
               <w:ind w:firstLine="0"/>
               <w:jc w:val="left"/>
@@ -10584,6 +8438,7 @@
       <w:tr>
         <w:trPr>
           <w:cantSplit w:val="true"/>
+          <w:trHeight w:val="680" w:hRule="atLeast"/>
         </w:trPr>
         <w:tc>
           <w:tcPr>
@@ -10591,20 +8446,11 @@
           </w:tcPr>
           <w:p>
             <w:pPr>
+              <w:keepNext/>
               <w:spacing w:line="240" w:lineRule="auto" w:after="0"/>
               <w:ind w:firstLine="0"/>
               <w:jc w:val="left"/>
             </w:pPr>
-            <w:r>
-              <w:rPr>
-                <w:rFonts w:ascii="Times New Roman" w:hAnsi="Times New Roman" w:cs="Times New Roman" w:eastAsia="Times New Roman"/>
-                <w:b w:val="0"/>
-                <w:i w:val="0"/>
-                <w:color w:val="000000"/>
-                <w:sz w:val="24"/>
-              </w:rPr>
-              <w:t>3.9</w:t>
-            </w:r>
           </w:p>
         </w:tc>
         <w:tc>
@@ -10613,50 +8459,33 @@
           </w:tcPr>
           <w:p>
             <w:pPr>
+              <w:keepNext/>
               <w:spacing w:line="240" w:lineRule="auto" w:after="0"/>
               <w:ind w:firstLine="0"/>
               <w:jc w:val="left"/>
             </w:pPr>
-            <w:r>
-              <w:rPr>
-                <w:rFonts w:ascii="Times New Roman" w:hAnsi="Times New Roman" w:cs="Times New Roman" w:eastAsia="Times New Roman"/>
-                <w:b w:val="0"/>
-                <w:i w:val="0"/>
-                <w:color w:val="000000"/>
-                <w:sz w:val="24"/>
-              </w:rPr>
-              <w:t>01.08.2026</w:t>
-            </w:r>
           </w:p>
         </w:tc>
         <w:tc>
           <w:tcPr>
-            <w:tcW w:type="dxa" w:w="5669"/>
+            <w:tcW w:type="dxa" w:w="4953"/>
           </w:tcPr>
           <w:p>
             <w:pPr>
+              <w:keepNext/>
               <w:spacing w:line="240" w:lineRule="auto" w:after="0"/>
               <w:ind w:firstLine="0"/>
               <w:jc w:val="left"/>
             </w:pPr>
-            <w:r>
-              <w:rPr>
-                <w:rFonts w:ascii="Times New Roman" w:hAnsi="Times New Roman" w:cs="Times New Roman" w:eastAsia="Times New Roman"/>
-                <w:b w:val="0"/>
-                <w:i w:val="0"/>
-                <w:color w:val="000000"/>
-                <w:sz w:val="24"/>
-              </w:rPr>
-              <w:t>Разобраны случаи прерванного восстановления и порядок ручного запуска после него; описана метка в имени копии</w:t>
-            </w:r>
           </w:p>
         </w:tc>
         <w:tc>
           <w:tcPr>
-            <w:tcW w:type="dxa" w:w="850"/>
+            <w:tcW w:type="dxa" w:w="1567"/>
           </w:tcPr>
           <w:p>
             <w:pPr>
+              <w:keepNext/>
               <w:spacing w:line="240" w:lineRule="auto" w:after="0"/>
               <w:ind w:firstLine="0"/>
               <w:jc w:val="left"/>
@@ -10667,6 +8496,7 @@
       <w:tr>
         <w:trPr>
           <w:cantSplit w:val="true"/>
+          <w:trHeight w:val="680" w:hRule="atLeast"/>
         </w:trPr>
         <w:tc>
           <w:tcPr>
@@ -10674,20 +8504,11 @@
           </w:tcPr>
           <w:p>
             <w:pPr>
+              <w:keepNext/>
               <w:spacing w:line="240" w:lineRule="auto" w:after="0"/>
               <w:ind w:firstLine="0"/>
               <w:jc w:val="left"/>
             </w:pPr>
-            <w:r>
-              <w:rPr>
-                <w:rFonts w:ascii="Times New Roman" w:hAnsi="Times New Roman" w:cs="Times New Roman" w:eastAsia="Times New Roman"/>
-                <w:b w:val="0"/>
-                <w:i w:val="0"/>
-                <w:color w:val="000000"/>
-                <w:sz w:val="24"/>
-              </w:rPr>
-              <w:t>4.0</w:t>
-            </w:r>
           </w:p>
         </w:tc>
         <w:tc>
@@ -10696,50 +8517,33 @@
           </w:tcPr>
           <w:p>
             <w:pPr>
+              <w:keepNext/>
               <w:spacing w:line="240" w:lineRule="auto" w:after="0"/>
               <w:ind w:firstLine="0"/>
               <w:jc w:val="left"/>
             </w:pPr>
-            <w:r>
-              <w:rPr>
-                <w:rFonts w:ascii="Times New Roman" w:hAnsi="Times New Roman" w:cs="Times New Roman" w:eastAsia="Times New Roman"/>
-                <w:b w:val="0"/>
-                <w:i w:val="0"/>
-                <w:color w:val="000000"/>
-                <w:sz w:val="24"/>
-              </w:rPr>
-              <w:t>01.08.2026</w:t>
-            </w:r>
           </w:p>
         </w:tc>
         <w:tc>
           <w:tcPr>
-            <w:tcW w:type="dxa" w:w="5669"/>
+            <w:tcW w:type="dxa" w:w="4953"/>
           </w:tcPr>
           <w:p>
             <w:pPr>
+              <w:keepNext/>
               <w:spacing w:line="240" w:lineRule="auto" w:after="0"/>
               <w:ind w:firstLine="0"/>
               <w:jc w:val="left"/>
             </w:pPr>
-            <w:r>
-              <w:rPr>
-                <w:rFonts w:ascii="Times New Roman" w:hAnsi="Times New Roman" w:cs="Times New Roman" w:eastAsia="Times New Roman"/>
-                <w:b w:val="0"/>
-                <w:i w:val="0"/>
-                <w:color w:val="000000"/>
-                <w:sz w:val="24"/>
-              </w:rPr>
-              <w:t>Описан ход восстановления: нумерация шагов, время выполнения и полоса объёма</w:t>
-            </w:r>
           </w:p>
         </w:tc>
         <w:tc>
           <w:tcPr>
-            <w:tcW w:type="dxa" w:w="850"/>
+            <w:tcW w:type="dxa" w:w="1567"/>
           </w:tcPr>
           <w:p>
             <w:pPr>
+              <w:keepNext/>
               <w:spacing w:line="240" w:lineRule="auto" w:after="0"/>
               <w:ind w:firstLine="0"/>
               <w:jc w:val="left"/>
@@ -10750,6 +8554,7 @@
       <w:tr>
         <w:trPr>
           <w:cantSplit w:val="true"/>
+          <w:trHeight w:val="680" w:hRule="atLeast"/>
         </w:trPr>
         <w:tc>
           <w:tcPr>
@@ -10757,20 +8562,11 @@
           </w:tcPr>
           <w:p>
             <w:pPr>
+              <w:keepNext/>
               <w:spacing w:line="240" w:lineRule="auto" w:after="0"/>
               <w:ind w:firstLine="0"/>
               <w:jc w:val="left"/>
             </w:pPr>
-            <w:r>
-              <w:rPr>
-                <w:rFonts w:ascii="Times New Roman" w:hAnsi="Times New Roman" w:cs="Times New Roman" w:eastAsia="Times New Roman"/>
-                <w:b w:val="0"/>
-                <w:i w:val="0"/>
-                <w:color w:val="000000"/>
-                <w:sz w:val="24"/>
-              </w:rPr>
-              <w:t>4.1</w:t>
-            </w:r>
           </w:p>
         </w:tc>
         <w:tc>
@@ -10779,50 +8575,33 @@
           </w:tcPr>
           <w:p>
             <w:pPr>
+              <w:keepNext/>
               <w:spacing w:line="240" w:lineRule="auto" w:after="0"/>
               <w:ind w:firstLine="0"/>
               <w:jc w:val="left"/>
             </w:pPr>
-            <w:r>
-              <w:rPr>
-                <w:rFonts w:ascii="Times New Roman" w:hAnsi="Times New Roman" w:cs="Times New Roman" w:eastAsia="Times New Roman"/>
-                <w:b w:val="0"/>
-                <w:i w:val="0"/>
-                <w:color w:val="000000"/>
-                <w:sz w:val="24"/>
-              </w:rPr>
-              <w:t>01.08.2026</w:t>
-            </w:r>
           </w:p>
         </w:tc>
         <w:tc>
           <w:tcPr>
-            <w:tcW w:type="dxa" w:w="5669"/>
+            <w:tcW w:type="dxa" w:w="4953"/>
           </w:tcPr>
           <w:p>
             <w:pPr>
+              <w:keepNext/>
               <w:spacing w:line="240" w:lineRule="auto" w:after="0"/>
               <w:ind w:firstLine="0"/>
               <w:jc w:val="left"/>
             </w:pPr>
-            <w:r>
-              <w:rPr>
-                <w:rFonts w:ascii="Times New Roman" w:hAnsi="Times New Roman" w:cs="Times New Roman" w:eastAsia="Times New Roman"/>
-                <w:b w:val="0"/>
-                <w:i w:val="0"/>
-                <w:color w:val="000000"/>
-                <w:sz w:val="24"/>
-              </w:rPr>
-              <w:t>Единое правило хранения секретов и порядок действий при их утрате</w:t>
-            </w:r>
           </w:p>
         </w:tc>
         <w:tc>
           <w:tcPr>
-            <w:tcW w:type="dxa" w:w="850"/>
+            <w:tcW w:type="dxa" w:w="1567"/>
           </w:tcPr>
           <w:p>
             <w:pPr>
+              <w:keepNext/>
               <w:spacing w:line="240" w:lineRule="auto" w:after="0"/>
               <w:ind w:firstLine="0"/>
               <w:jc w:val="left"/>
@@ -10833,6 +8612,7 @@
       <w:tr>
         <w:trPr>
           <w:cantSplit w:val="true"/>
+          <w:trHeight w:val="680" w:hRule="atLeast"/>
         </w:trPr>
         <w:tc>
           <w:tcPr>
@@ -10840,20 +8620,11 @@
           </w:tcPr>
           <w:p>
             <w:pPr>
+              <w:keepNext/>
               <w:spacing w:line="240" w:lineRule="auto" w:after="0"/>
               <w:ind w:firstLine="0"/>
               <w:jc w:val="left"/>
             </w:pPr>
-            <w:r>
-              <w:rPr>
-                <w:rFonts w:ascii="Times New Roman" w:hAnsi="Times New Roman" w:cs="Times New Roman" w:eastAsia="Times New Roman"/>
-                <w:b w:val="0"/>
-                <w:i w:val="0"/>
-                <w:color w:val="000000"/>
-                <w:sz w:val="24"/>
-              </w:rPr>
-              <w:t>4.2</w:t>
-            </w:r>
           </w:p>
         </w:tc>
         <w:tc>
@@ -10862,50 +8633,91 @@
           </w:tcPr>
           <w:p>
             <w:pPr>
+              <w:keepNext/>
               <w:spacing w:line="240" w:lineRule="auto" w:after="0"/>
               <w:ind w:firstLine="0"/>
               <w:jc w:val="left"/>
             </w:pPr>
-            <w:r>
-              <w:rPr>
-                <w:rFonts w:ascii="Times New Roman" w:hAnsi="Times New Roman" w:cs="Times New Roman" w:eastAsia="Times New Roman"/>
-                <w:b w:val="0"/>
-                <w:i w:val="0"/>
-                <w:color w:val="000000"/>
-                <w:sz w:val="24"/>
-              </w:rPr>
-              <w:t>01.08.2026</w:t>
-            </w:r>
           </w:p>
         </w:tc>
         <w:tc>
           <w:tcPr>
-            <w:tcW w:type="dxa" w:w="5669"/>
+            <w:tcW w:type="dxa" w:w="4953"/>
           </w:tcPr>
           <w:p>
             <w:pPr>
+              <w:keepNext/>
               <w:spacing w:line="240" w:lineRule="auto" w:after="0"/>
               <w:ind w:firstLine="0"/>
               <w:jc w:val="left"/>
             </w:pPr>
-            <w:r>
-              <w:rPr>
-                <w:rFonts w:ascii="Times New Roman" w:hAnsi="Times New Roman" w:cs="Times New Roman" w:eastAsia="Times New Roman"/>
-                <w:b w:val="0"/>
-                <w:i w:val="0"/>
-                <w:color w:val="000000"/>
-                <w:sz w:val="24"/>
-              </w:rPr>
-              <w:t>Файловый архив описан целиком: слепок заявки, фоновое наполнение и ночная сверка, пороги места, раздел администрирования и выгрузка за период; параметры архива внесены в приложение Б; отмечено, что сквозной поиск понимает опечатки</w:t>
-            </w:r>
           </w:p>
         </w:tc>
         <w:tc>
           <w:tcPr>
-            <w:tcW w:type="dxa" w:w="850"/>
+            <w:tcW w:type="dxa" w:w="1567"/>
           </w:tcPr>
           <w:p>
             <w:pPr>
+              <w:keepNext/>
+              <w:spacing w:line="240" w:lineRule="auto" w:after="0"/>
+              <w:ind w:firstLine="0"/>
+              <w:jc w:val="left"/>
+            </w:pPr>
+          </w:p>
+        </w:tc>
+      </w:tr>
+      <w:tr>
+        <w:trPr>
+          <w:cantSplit w:val="true"/>
+          <w:trHeight w:val="680" w:hRule="atLeast"/>
+        </w:trPr>
+        <w:tc>
+          <w:tcPr>
+            <w:tcW w:type="dxa" w:w="1134"/>
+          </w:tcPr>
+          <w:p>
+            <w:pPr>
+              <w:keepNext/>
+              <w:spacing w:line="240" w:lineRule="auto" w:after="0"/>
+              <w:ind w:firstLine="0"/>
+              <w:jc w:val="left"/>
+            </w:pPr>
+          </w:p>
+        </w:tc>
+        <w:tc>
+          <w:tcPr>
+            <w:tcW w:type="dxa" w:w="1701"/>
+          </w:tcPr>
+          <w:p>
+            <w:pPr>
+              <w:keepNext/>
+              <w:spacing w:line="240" w:lineRule="auto" w:after="0"/>
+              <w:ind w:firstLine="0"/>
+              <w:jc w:val="left"/>
+            </w:pPr>
+          </w:p>
+        </w:tc>
+        <w:tc>
+          <w:tcPr>
+            <w:tcW w:type="dxa" w:w="4953"/>
+          </w:tcPr>
+          <w:p>
+            <w:pPr>
+              <w:keepNext/>
+              <w:spacing w:line="240" w:lineRule="auto" w:after="0"/>
+              <w:ind w:firstLine="0"/>
+              <w:jc w:val="left"/>
+            </w:pPr>
+          </w:p>
+        </w:tc>
+        <w:tc>
+          <w:tcPr>
+            <w:tcW w:type="dxa" w:w="1567"/>
+          </w:tcPr>
+          <w:p>
+            <w:pPr>
+              <w:keepNext/>
               <w:spacing w:line="240" w:lineRule="auto" w:after="0"/>
               <w:ind w:firstLine="0"/>
               <w:jc w:val="left"/>
@@ -10944,7 +8756,7 @@
         </w:tc>
         <w:tc>
           <w:tcPr>
-            <w:tcW w:type="dxa" w:w="5669"/>
+            <w:tcW w:type="dxa" w:w="4953"/>
           </w:tcPr>
           <w:p>
             <w:pPr>
@@ -10956,277 +8768,7 @@
         </w:tc>
         <w:tc>
           <w:tcPr>
-            <w:tcW w:type="dxa" w:w="850"/>
-          </w:tcPr>
-          <w:p>
-            <w:pPr>
-              <w:spacing w:line="240" w:lineRule="auto" w:after="0"/>
-              <w:ind w:firstLine="0"/>
-              <w:jc w:val="left"/>
-            </w:pPr>
-          </w:p>
-        </w:tc>
-      </w:tr>
-      <w:tr>
-        <w:trPr>
-          <w:cantSplit w:val="true"/>
-          <w:trHeight w:val="680" w:hRule="atLeast"/>
-        </w:trPr>
-        <w:tc>
-          <w:tcPr>
-            <w:tcW w:type="dxa" w:w="1134"/>
-          </w:tcPr>
-          <w:p>
-            <w:pPr>
-              <w:spacing w:line="240" w:lineRule="auto" w:after="0"/>
-              <w:ind w:firstLine="0"/>
-              <w:jc w:val="left"/>
-            </w:pPr>
-          </w:p>
-        </w:tc>
-        <w:tc>
-          <w:tcPr>
-            <w:tcW w:type="dxa" w:w="1701"/>
-          </w:tcPr>
-          <w:p>
-            <w:pPr>
-              <w:spacing w:line="240" w:lineRule="auto" w:after="0"/>
-              <w:ind w:firstLine="0"/>
-              <w:jc w:val="left"/>
-            </w:pPr>
-          </w:p>
-        </w:tc>
-        <w:tc>
-          <w:tcPr>
-            <w:tcW w:type="dxa" w:w="5669"/>
-          </w:tcPr>
-          <w:p>
-            <w:pPr>
-              <w:spacing w:line="240" w:lineRule="auto" w:after="0"/>
-              <w:ind w:firstLine="0"/>
-              <w:jc w:val="left"/>
-            </w:pPr>
-          </w:p>
-        </w:tc>
-        <w:tc>
-          <w:tcPr>
-            <w:tcW w:type="dxa" w:w="850"/>
-          </w:tcPr>
-          <w:p>
-            <w:pPr>
-              <w:spacing w:line="240" w:lineRule="auto" w:after="0"/>
-              <w:ind w:firstLine="0"/>
-              <w:jc w:val="left"/>
-            </w:pPr>
-          </w:p>
-        </w:tc>
-      </w:tr>
-      <w:tr>
-        <w:trPr>
-          <w:cantSplit w:val="true"/>
-          <w:trHeight w:val="680" w:hRule="atLeast"/>
-        </w:trPr>
-        <w:tc>
-          <w:tcPr>
-            <w:tcW w:type="dxa" w:w="1134"/>
-          </w:tcPr>
-          <w:p>
-            <w:pPr>
-              <w:spacing w:line="240" w:lineRule="auto" w:after="0"/>
-              <w:ind w:firstLine="0"/>
-              <w:jc w:val="left"/>
-            </w:pPr>
-          </w:p>
-        </w:tc>
-        <w:tc>
-          <w:tcPr>
-            <w:tcW w:type="dxa" w:w="1701"/>
-          </w:tcPr>
-          <w:p>
-            <w:pPr>
-              <w:spacing w:line="240" w:lineRule="auto" w:after="0"/>
-              <w:ind w:firstLine="0"/>
-              <w:jc w:val="left"/>
-            </w:pPr>
-          </w:p>
-        </w:tc>
-        <w:tc>
-          <w:tcPr>
-            <w:tcW w:type="dxa" w:w="5669"/>
-          </w:tcPr>
-          <w:p>
-            <w:pPr>
-              <w:spacing w:line="240" w:lineRule="auto" w:after="0"/>
-              <w:ind w:firstLine="0"/>
-              <w:jc w:val="left"/>
-            </w:pPr>
-          </w:p>
-        </w:tc>
-        <w:tc>
-          <w:tcPr>
-            <w:tcW w:type="dxa" w:w="850"/>
-          </w:tcPr>
-          <w:p>
-            <w:pPr>
-              <w:spacing w:line="240" w:lineRule="auto" w:after="0"/>
-              <w:ind w:firstLine="0"/>
-              <w:jc w:val="left"/>
-            </w:pPr>
-          </w:p>
-        </w:tc>
-      </w:tr>
-      <w:tr>
-        <w:trPr>
-          <w:cantSplit w:val="true"/>
-          <w:trHeight w:val="680" w:hRule="atLeast"/>
-        </w:trPr>
-        <w:tc>
-          <w:tcPr>
-            <w:tcW w:type="dxa" w:w="1134"/>
-          </w:tcPr>
-          <w:p>
-            <w:pPr>
-              <w:spacing w:line="240" w:lineRule="auto" w:after="0"/>
-              <w:ind w:firstLine="0"/>
-              <w:jc w:val="left"/>
-            </w:pPr>
-          </w:p>
-        </w:tc>
-        <w:tc>
-          <w:tcPr>
-            <w:tcW w:type="dxa" w:w="1701"/>
-          </w:tcPr>
-          <w:p>
-            <w:pPr>
-              <w:spacing w:line="240" w:lineRule="auto" w:after="0"/>
-              <w:ind w:firstLine="0"/>
-              <w:jc w:val="left"/>
-            </w:pPr>
-          </w:p>
-        </w:tc>
-        <w:tc>
-          <w:tcPr>
-            <w:tcW w:type="dxa" w:w="5669"/>
-          </w:tcPr>
-          <w:p>
-            <w:pPr>
-              <w:spacing w:line="240" w:lineRule="auto" w:after="0"/>
-              <w:ind w:firstLine="0"/>
-              <w:jc w:val="left"/>
-            </w:pPr>
-          </w:p>
-        </w:tc>
-        <w:tc>
-          <w:tcPr>
-            <w:tcW w:type="dxa" w:w="850"/>
-          </w:tcPr>
-          <w:p>
-            <w:pPr>
-              <w:spacing w:line="240" w:lineRule="auto" w:after="0"/>
-              <w:ind w:firstLine="0"/>
-              <w:jc w:val="left"/>
-            </w:pPr>
-          </w:p>
-        </w:tc>
-      </w:tr>
-      <w:tr>
-        <w:trPr>
-          <w:cantSplit w:val="true"/>
-          <w:trHeight w:val="680" w:hRule="atLeast"/>
-        </w:trPr>
-        <w:tc>
-          <w:tcPr>
-            <w:tcW w:type="dxa" w:w="1134"/>
-          </w:tcPr>
-          <w:p>
-            <w:pPr>
-              <w:spacing w:line="240" w:lineRule="auto" w:after="0"/>
-              <w:ind w:firstLine="0"/>
-              <w:jc w:val="left"/>
-            </w:pPr>
-          </w:p>
-        </w:tc>
-        <w:tc>
-          <w:tcPr>
-            <w:tcW w:type="dxa" w:w="1701"/>
-          </w:tcPr>
-          <w:p>
-            <w:pPr>
-              <w:spacing w:line="240" w:lineRule="auto" w:after="0"/>
-              <w:ind w:firstLine="0"/>
-              <w:jc w:val="left"/>
-            </w:pPr>
-          </w:p>
-        </w:tc>
-        <w:tc>
-          <w:tcPr>
-            <w:tcW w:type="dxa" w:w="5669"/>
-          </w:tcPr>
-          <w:p>
-            <w:pPr>
-              <w:spacing w:line="240" w:lineRule="auto" w:after="0"/>
-              <w:ind w:firstLine="0"/>
-              <w:jc w:val="left"/>
-            </w:pPr>
-          </w:p>
-        </w:tc>
-        <w:tc>
-          <w:tcPr>
-            <w:tcW w:type="dxa" w:w="850"/>
-          </w:tcPr>
-          <w:p>
-            <w:pPr>
-              <w:spacing w:line="240" w:lineRule="auto" w:after="0"/>
-              <w:ind w:firstLine="0"/>
-              <w:jc w:val="left"/>
-            </w:pPr>
-          </w:p>
-        </w:tc>
-      </w:tr>
-      <w:tr>
-        <w:trPr>
-          <w:cantSplit w:val="true"/>
-          <w:trHeight w:val="680" w:hRule="atLeast"/>
-        </w:trPr>
-        <w:tc>
-          <w:tcPr>
-            <w:tcW w:type="dxa" w:w="1134"/>
-          </w:tcPr>
-          <w:p>
-            <w:pPr>
-              <w:spacing w:line="240" w:lineRule="auto" w:after="0"/>
-              <w:ind w:firstLine="0"/>
-              <w:jc w:val="left"/>
-            </w:pPr>
-          </w:p>
-        </w:tc>
-        <w:tc>
-          <w:tcPr>
-            <w:tcW w:type="dxa" w:w="1701"/>
-          </w:tcPr>
-          <w:p>
-            <w:pPr>
-              <w:spacing w:line="240" w:lineRule="auto" w:after="0"/>
-              <w:ind w:firstLine="0"/>
-              <w:jc w:val="left"/>
-            </w:pPr>
-          </w:p>
-        </w:tc>
-        <w:tc>
-          <w:tcPr>
-            <w:tcW w:type="dxa" w:w="5669"/>
-          </w:tcPr>
-          <w:p>
-            <w:pPr>
-              <w:spacing w:line="240" w:lineRule="auto" w:after="0"/>
-              <w:ind w:firstLine="0"/>
-              <w:jc w:val="left"/>
-            </w:pPr>
-          </w:p>
-        </w:tc>
-        <w:tc>
-          <w:tcPr>
-            <w:tcW w:type="dxa" w:w="850"/>
+            <w:tcW w:type="dxa" w:w="1567"/>
           </w:tcPr>
           <w:p>
             <w:pPr>

--- a/Документация/Критерии завершения пилотного периода/Критерии завершения пилотного периода.docx
+++ b/Документация/Критерии завершения пилотного периода/Критерии завершения пилотного периода.docx
@@ -177,7 +177,7 @@
           <w:color w:val="000000"/>
           <w:sz w:val="26"/>
         </w:rPr>
-        <w:t>Версия документа: 1.2</w:t>
+        <w:t>Версия документа: 1.3</w:t>
       </w:r>
     </w:p>
     <w:p>
@@ -193,7 +193,7 @@
           <w:color w:val="000000"/>
           <w:sz w:val="26"/>
         </w:rPr>
-        <w:t>Дата: 01.08.2026</w:t>
+        <w:t>Дата: 03.08.2026</w:t>
       </w:r>
     </w:p>
     <w:p>
@@ -648,7 +648,7 @@
           <w:sz w:val="26"/>
         </w:rPr>
         <w:tab/>
-        <w:t>8</w:t>
+        <w:t>9</w:t>
       </w:r>
     </w:p>
     <w:p>
@@ -5951,8 +5951,8 @@
       </w:tblPr>
       <w:tblGrid>
         <w:gridCol w:w="567"/>
-        <w:gridCol w:w="7058"/>
-        <w:gridCol w:w="1730"/>
+        <w:gridCol w:w="7329"/>
+        <w:gridCol w:w="1460"/>
       </w:tblGrid>
       <w:tr>
         <w:trPr>
@@ -5985,7 +5985,7 @@
         </w:tc>
         <w:tc>
           <w:tcPr>
-            <w:tcW w:type="dxa" w:w="7058"/>
+            <w:tcW w:type="dxa" w:w="7328"/>
             <w:shd w:val="clear" w:fill="E8E8E8"/>
           </w:tcPr>
           <w:p>
@@ -6009,7 +6009,7 @@
         </w:tc>
         <w:tc>
           <w:tcPr>
-            <w:tcW w:type="dxa" w:w="1730"/>
+            <w:tcW w:type="dxa" w:w="1459"/>
             <w:shd w:val="clear" w:fill="E8E8E8"/>
           </w:tcPr>
           <w:p>
@@ -6060,7 +6060,7 @@
         </w:tc>
         <w:tc>
           <w:tcPr>
-            <w:tcW w:type="dxa" w:w="7058"/>
+            <w:tcW w:type="dxa" w:w="7328"/>
           </w:tcPr>
           <w:p>
             <w:pPr>
@@ -6082,7 +6082,7 @@
         </w:tc>
         <w:tc>
           <w:tcPr>
-            <w:tcW w:type="dxa" w:w="1730"/>
+            <w:tcW w:type="dxa" w:w="1459"/>
           </w:tcPr>
           <w:p>
             <w:pPr>
@@ -6121,7 +6121,7 @@
         </w:tc>
         <w:tc>
           <w:tcPr>
-            <w:tcW w:type="dxa" w:w="7058"/>
+            <w:tcW w:type="dxa" w:w="7328"/>
           </w:tcPr>
           <w:p>
             <w:pPr>
@@ -6143,7 +6143,7 @@
         </w:tc>
         <w:tc>
           <w:tcPr>
-            <w:tcW w:type="dxa" w:w="1730"/>
+            <w:tcW w:type="dxa" w:w="1459"/>
           </w:tcPr>
           <w:p>
             <w:pPr>
@@ -6182,7 +6182,7 @@
         </w:tc>
         <w:tc>
           <w:tcPr>
-            <w:tcW w:type="dxa" w:w="7058"/>
+            <w:tcW w:type="dxa" w:w="7328"/>
           </w:tcPr>
           <w:p>
             <w:pPr>
@@ -6198,13 +6198,13 @@
                 <w:color w:val="000000"/>
                 <w:sz w:val="24"/>
               </w:rPr>
-              <w:t>Обращения к персональным данным учитываются в журнале</w:t>
+              <w:t>Обращения к персональным данным учитываются в журнале, включая выгрузку бланков из файлового архива</w:t>
             </w:r>
           </w:p>
         </w:tc>
         <w:tc>
           <w:tcPr>
-            <w:tcW w:type="dxa" w:w="1730"/>
+            <w:tcW w:type="dxa" w:w="1459"/>
           </w:tcPr>
           <w:p>
             <w:pPr>
@@ -6243,7 +6243,7 @@
         </w:tc>
         <w:tc>
           <w:tcPr>
-            <w:tcW w:type="dxa" w:w="7058"/>
+            <w:tcW w:type="dxa" w:w="7328"/>
           </w:tcPr>
           <w:p>
             <w:pPr>
@@ -6265,7 +6265,7 @@
         </w:tc>
         <w:tc>
           <w:tcPr>
-            <w:tcW w:type="dxa" w:w="1730"/>
+            <w:tcW w:type="dxa" w:w="1459"/>
           </w:tcPr>
           <w:p>
             <w:pPr>
@@ -6304,7 +6304,7 @@
         </w:tc>
         <w:tc>
           <w:tcPr>
-            <w:tcW w:type="dxa" w:w="7058"/>
+            <w:tcW w:type="dxa" w:w="7328"/>
           </w:tcPr>
           <w:p>
             <w:pPr>
@@ -6326,7 +6326,7 @@
         </w:tc>
         <w:tc>
           <w:tcPr>
-            <w:tcW w:type="dxa" w:w="1730"/>
+            <w:tcW w:type="dxa" w:w="1459"/>
           </w:tcPr>
           <w:p>
             <w:pPr>
@@ -6334,6 +6334,136 @@
               <w:ind w:firstLine="0"/>
               <w:jc w:val="left"/>
             </w:pPr>
+          </w:p>
+        </w:tc>
+      </w:tr>
+      <w:tr>
+        <w:trPr>
+          <w:cantSplit w:val="true"/>
+        </w:trPr>
+        <w:tc>
+          <w:tcPr>
+            <w:tcW w:type="dxa" w:w="567"/>
+          </w:tcPr>
+          <w:p>
+            <w:pPr>
+              <w:spacing w:line="240" w:lineRule="auto" w:after="0"/>
+              <w:ind w:firstLine="0"/>
+              <w:jc w:val="left"/>
+            </w:pPr>
+            <w:r>
+              <w:rPr>
+                <w:rFonts w:ascii="Times New Roman" w:hAnsi="Times New Roman" w:cs="Times New Roman" w:eastAsia="Times New Roman"/>
+                <w:b w:val="0"/>
+                <w:i w:val="0"/>
+                <w:color w:val="000000"/>
+                <w:sz w:val="24"/>
+              </w:rPr>
+              <w:t>34</w:t>
+            </w:r>
+          </w:p>
+        </w:tc>
+        <w:tc>
+          <w:tcPr>
+            <w:tcW w:type="dxa" w:w="7328"/>
+          </w:tcPr>
+          <w:p>
+            <w:pPr>
+              <w:spacing w:line="240" w:lineRule="auto" w:after="0"/>
+              <w:ind w:firstLine="0"/>
+              <w:jc w:val="left"/>
+            </w:pPr>
+            <w:r>
+              <w:rPr>
+                <w:rFonts w:ascii="Times New Roman" w:hAnsi="Times New Roman" w:cs="Times New Roman" w:eastAsia="Times New Roman"/>
+                <w:b w:val="0"/>
+                <w:i w:val="0"/>
+                <w:color w:val="000000"/>
+                <w:sz w:val="24"/>
+              </w:rPr>
+              <w:t>Каталог файлового архива отдан работникам только на чтение, круг допущенных к нему ограничен</w:t>
+            </w:r>
+          </w:p>
+        </w:tc>
+        <w:tc>
+          <w:tcPr>
+            <w:tcW w:type="dxa" w:w="1459"/>
+          </w:tcPr>
+          <w:p>
+            <w:pPr>
+              <w:spacing w:line="240" w:lineRule="auto" w:after="0"/>
+              <w:ind w:firstLine="0"/>
+              <w:jc w:val="left"/>
+            </w:pPr>
+          </w:p>
+        </w:tc>
+      </w:tr>
+    </w:tbl>
+    <w:p>
+      <w:pPr>
+        <w:spacing w:after="0" w:line="240" w:lineRule="auto"/>
+        <w:ind w:firstLine="0"/>
+      </w:pPr>
+      <w:r>
+        <w:rPr>
+          <w:rFonts w:ascii="Times New Roman" w:hAnsi="Times New Roman" w:cs="Times New Roman" w:eastAsia="Times New Roman"/>
+          <w:b w:val="0"/>
+          <w:i w:val="0"/>
+          <w:color w:val="000000"/>
+          <w:sz w:val="12"/>
+        </w:rPr>
+      </w:r>
+    </w:p>
+    <w:tbl>
+      <w:tblPr>
+        <w:tblW w:type="auto" w:w="0"/>
+        <w:tblLayout w:type="fixed"/>
+        <w:tblLook w:firstColumn="1" w:firstRow="1" w:lastColumn="0" w:lastRow="0" w:noHBand="0" w:noVBand="1" w:val="04A0"/>
+        <w:tblLayout w:type="fixed"/>
+      </w:tblPr>
+      <w:tblGrid>
+        <w:gridCol w:w="9356"/>
+      </w:tblGrid>
+      <w:tr>
+        <w:trPr>
+          <w:cantSplit w:val="true"/>
+        </w:trPr>
+        <w:tc>
+          <w:tcPr>
+            <w:tcW w:type="dxa" w:w="9354"/>
+            <w:shd w:val="clear" w:fill="EAF1F8"/>
+            <w:tcBorders>
+              <w:left w:val="single" w:sz="24" w:color="2C6FA6"/>
+              <w:top w:val="single" w:sz="4" w:color="EAF1F8"/>
+              <w:bottom w:val="single" w:sz="4" w:color="EAF1F8"/>
+              <w:right w:val="single" w:sz="4" w:color="EAF1F8"/>
+            </w:tcBorders>
+          </w:tcPr>
+          <w:p>
+            <w:pPr>
+              <w:spacing w:line="288" w:lineRule="auto" w:after="0"/>
+              <w:ind w:firstLine="0"/>
+            </w:pPr>
+            <w:r>
+              <w:rPr>
+                <w:rFonts w:ascii="Times New Roman" w:hAnsi="Times New Roman" w:cs="Times New Roman" w:eastAsia="Times New Roman"/>
+                <w:b/>
+                <w:i w:val="0"/>
+                <w:color w:val="2C6FA6"/>
+                <w:sz w:val="26"/>
+              </w:rPr>
+              <w:t xml:space="preserve">ПРИМЕЧАНИЕ. </w:t>
+            </w:r>
+            <w:r>
+              <w:rPr>
+                <w:rFonts w:ascii="Times New Roman" w:hAnsi="Times New Roman" w:cs="Times New Roman" w:eastAsia="Times New Roman"/>
+                <w:b w:val="0"/>
+                <w:i w:val="0"/>
+                <w:color w:val="000000"/>
+                <w:sz w:val="26"/>
+              </w:rPr>
+              <w:t>Критерий 34 проверяется, если выгрузка бланков на диск включена. В файлах архива сведения документов записаны открытым текстом, поэтому доступ к каталогу ограничивается наравне с доступом к самой системе. Порядок описан в руководстве по развёртыванию и сопровождению.</w:t>
+            </w:r>
           </w:p>
         </w:tc>
       </w:tr>
@@ -6398,8 +6528,8 @@
       </w:tblPr>
       <w:tblGrid>
         <w:gridCol w:w="567"/>
-        <w:gridCol w:w="6777"/>
-        <w:gridCol w:w="2012"/>
+        <w:gridCol w:w="7248"/>
+        <w:gridCol w:w="1541"/>
       </w:tblGrid>
       <w:tr>
         <w:trPr>
@@ -6432,7 +6562,7 @@
         </w:tc>
         <w:tc>
           <w:tcPr>
-            <w:tcW w:type="dxa" w:w="6776"/>
+            <w:tcW w:type="dxa" w:w="7247"/>
             <w:shd w:val="clear" w:fill="E8E8E8"/>
           </w:tcPr>
           <w:p>
@@ -6456,194 +6586,7 @@
         </w:tc>
         <w:tc>
           <w:tcPr>
-            <w:tcW w:type="dxa" w:w="2012"/>
-            <w:shd w:val="clear" w:fill="E8E8E8"/>
-          </w:tcPr>
-          <w:p>
-            <w:pPr>
-              <w:keepNext/>
-              <w:spacing w:line="240" w:lineRule="auto" w:after="0"/>
-              <w:ind w:firstLine="0"/>
-              <w:jc w:val="left"/>
-            </w:pPr>
-            <w:r>
-              <w:rPr>
-                <w:rFonts w:ascii="Times New Roman" w:hAnsi="Times New Roman" w:cs="Times New Roman" w:eastAsia="Times New Roman"/>
-                <w:b/>
-                <w:i w:val="0"/>
-                <w:color w:val="000000"/>
-                <w:sz w:val="24"/>
-              </w:rPr>
-              <w:t>Отметка</w:t>
-            </w:r>
-          </w:p>
-        </w:tc>
-      </w:tr>
-      <w:tr>
-        <w:trPr>
-          <w:cantSplit w:val="true"/>
-        </w:trPr>
-        <w:tc>
-          <w:tcPr>
-            <w:tcW w:type="dxa" w:w="567"/>
-          </w:tcPr>
-          <w:p>
-            <w:pPr>
-              <w:spacing w:line="240" w:lineRule="auto" w:after="0"/>
-              <w:ind w:firstLine="0"/>
-              <w:jc w:val="left"/>
-            </w:pPr>
-            <w:r>
-              <w:rPr>
-                <w:rFonts w:ascii="Times New Roman" w:hAnsi="Times New Roman" w:cs="Times New Roman" w:eastAsia="Times New Roman"/>
-                <w:b w:val="0"/>
-                <w:i w:val="0"/>
-                <w:color w:val="000000"/>
-                <w:sz w:val="24"/>
-              </w:rPr>
-              <w:t>34</w:t>
-            </w:r>
-          </w:p>
-        </w:tc>
-        <w:tc>
-          <w:tcPr>
-            <w:tcW w:type="dxa" w:w="6776"/>
-          </w:tcPr>
-          <w:p>
-            <w:pPr>
-              <w:spacing w:line="240" w:lineRule="auto" w:after="0"/>
-              <w:ind w:firstLine="0"/>
-              <w:jc w:val="left"/>
-            </w:pPr>
-            <w:r>
-              <w:rPr>
-                <w:rFonts w:ascii="Times New Roman" w:hAnsi="Times New Roman" w:cs="Times New Roman" w:eastAsia="Times New Roman"/>
-                <w:b w:val="0"/>
-                <w:i w:val="0"/>
-                <w:color w:val="000000"/>
-                <w:sz w:val="24"/>
-              </w:rPr>
-              <w:t>Резервное копирование выполняется, восстановление проверено на практике</w:t>
-            </w:r>
-          </w:p>
-        </w:tc>
-        <w:tc>
-          <w:tcPr>
-            <w:tcW w:type="dxa" w:w="2012"/>
-          </w:tcPr>
-          <w:p>
-            <w:pPr>
-              <w:spacing w:line="240" w:lineRule="auto" w:after="0"/>
-              <w:ind w:firstLine="0"/>
-              <w:jc w:val="left"/>
-            </w:pPr>
-          </w:p>
-        </w:tc>
-      </w:tr>
-    </w:tbl>
-    <w:p>
-      <w:pPr>
-        <w:spacing w:after="0" w:line="240" w:lineRule="auto"/>
-        <w:ind w:firstLine="0"/>
-      </w:pPr>
-      <w:r>
-        <w:rPr>
-          <w:rFonts w:ascii="Times New Roman" w:hAnsi="Times New Roman" w:cs="Times New Roman" w:eastAsia="Times New Roman"/>
-          <w:b w:val="0"/>
-          <w:i w:val="0"/>
-          <w:color w:val="000000"/>
-          <w:sz w:val="12"/>
-        </w:rPr>
-      </w:r>
-    </w:p>
-    <w:p>
-      <w:pPr>
-        <w:keepNext/>
-        <w:spacing w:line="240" w:lineRule="auto" w:before="160" w:after="80"/>
-        <w:ind w:firstLine="0"/>
-        <w:jc w:val="left"/>
-      </w:pPr>
-      <w:r>
-        <w:rPr>
-          <w:rFonts w:ascii="Times New Roman" w:hAnsi="Times New Roman" w:cs="Times New Roman" w:eastAsia="Times New Roman"/>
-          <w:b w:val="0"/>
-          <w:i/>
-          <w:color w:val="000000"/>
-          <w:sz w:val="24"/>
-        </w:rPr>
-        <w:t>Продолжение таблицы 6.1</w:t>
-      </w:r>
-    </w:p>
-    <w:tbl>
-      <w:tblPr>
-        <w:tblStyle w:val="TableGrid"/>
-        <w:tblW w:type="auto" w:w="0"/>
-        <w:jc w:val="center"/>
-        <w:tblLayout w:type="fixed"/>
-        <w:tblLook w:firstColumn="1" w:firstRow="1" w:lastColumn="0" w:lastRow="0" w:noHBand="0" w:noVBand="1" w:val="04A0"/>
-        <w:tblLayout w:type="fixed"/>
-      </w:tblPr>
-      <w:tblGrid>
-        <w:gridCol w:w="567"/>
-        <w:gridCol w:w="7212"/>
-        <w:gridCol w:w="1577"/>
-      </w:tblGrid>
-      <w:tr>
-        <w:trPr>
-          <w:tblHeader w:val="true"/>
-          <w:cantSplit w:val="true"/>
-        </w:trPr>
-        <w:tc>
-          <w:tcPr>
-            <w:tcW w:type="dxa" w:w="567"/>
-            <w:shd w:val="clear" w:fill="E8E8E8"/>
-          </w:tcPr>
-          <w:p>
-            <w:pPr>
-              <w:keepNext/>
-              <w:spacing w:line="240" w:lineRule="auto" w:after="0"/>
-              <w:ind w:firstLine="0"/>
-              <w:jc w:val="left"/>
-            </w:pPr>
-            <w:r>
-              <w:rPr>
-                <w:rFonts w:ascii="Times New Roman" w:hAnsi="Times New Roman" w:cs="Times New Roman" w:eastAsia="Times New Roman"/>
-                <w:b/>
-                <w:i w:val="0"/>
-                <w:color w:val="000000"/>
-                <w:sz w:val="24"/>
-              </w:rPr>
-              <w:t>№</w:t>
-            </w:r>
-          </w:p>
-        </w:tc>
-        <w:tc>
-          <w:tcPr>
-            <w:tcW w:type="dxa" w:w="7211"/>
-            <w:shd w:val="clear" w:fill="E8E8E8"/>
-          </w:tcPr>
-          <w:p>
-            <w:pPr>
-              <w:keepNext/>
-              <w:spacing w:line="240" w:lineRule="auto" w:after="0"/>
-              <w:ind w:firstLine="0"/>
-              <w:jc w:val="left"/>
-            </w:pPr>
-            <w:r>
-              <w:rPr>
-                <w:rFonts w:ascii="Times New Roman" w:hAnsi="Times New Roman" w:cs="Times New Roman" w:eastAsia="Times New Roman"/>
-                <w:b/>
-                <w:i w:val="0"/>
-                <w:color w:val="000000"/>
-                <w:sz w:val="24"/>
-              </w:rPr>
-              <w:t>Критерий</w:t>
-            </w:r>
-          </w:p>
-        </w:tc>
-        <w:tc>
-          <w:tcPr>
-            <w:tcW w:type="dxa" w:w="1577"/>
+            <w:tcW w:type="dxa" w:w="1541"/>
             <w:shd w:val="clear" w:fill="E8E8E8"/>
           </w:tcPr>
           <w:p>
@@ -6694,7 +6637,7 @@
         </w:tc>
         <w:tc>
           <w:tcPr>
-            <w:tcW w:type="dxa" w:w="7211"/>
+            <w:tcW w:type="dxa" w:w="7247"/>
           </w:tcPr>
           <w:p>
             <w:pPr>
@@ -6710,13 +6653,13 @@
                 <w:color w:val="000000"/>
                 <w:sz w:val="24"/>
               </w:rPr>
-              <w:t>Обновление версии проведено с сохранением данных</w:t>
+              <w:t>Резервное копирование выполняется, восстановление проверено на практике</w:t>
             </w:r>
           </w:p>
         </w:tc>
         <w:tc>
           <w:tcPr>
-            <w:tcW w:type="dxa" w:w="1577"/>
+            <w:tcW w:type="dxa" w:w="1541"/>
           </w:tcPr>
           <w:p>
             <w:pPr>
@@ -6755,7 +6698,7 @@
         </w:tc>
         <w:tc>
           <w:tcPr>
-            <w:tcW w:type="dxa" w:w="7211"/>
+            <w:tcW w:type="dxa" w:w="7247"/>
           </w:tcPr>
           <w:p>
             <w:pPr>
@@ -6771,13 +6714,13 @@
                 <w:color w:val="000000"/>
                 <w:sz w:val="24"/>
               </w:rPr>
-              <w:t>Состояние системы контролируется, отказ обнаруживается средствами наблюдения</w:t>
+              <w:t>Обновление версии проведено с сохранением данных</w:t>
             </w:r>
           </w:p>
         </w:tc>
         <w:tc>
           <w:tcPr>
-            <w:tcW w:type="dxa" w:w="1577"/>
+            <w:tcW w:type="dxa" w:w="1541"/>
           </w:tcPr>
           <w:p>
             <w:pPr>
@@ -6816,7 +6759,68 @@
         </w:tc>
         <w:tc>
           <w:tcPr>
-            <w:tcW w:type="dxa" w:w="7211"/>
+            <w:tcW w:type="dxa" w:w="7247"/>
+          </w:tcPr>
+          <w:p>
+            <w:pPr>
+              <w:spacing w:line="240" w:lineRule="auto" w:after="0"/>
+              <w:ind w:firstLine="0"/>
+              <w:jc w:val="left"/>
+            </w:pPr>
+            <w:r>
+              <w:rPr>
+                <w:rFonts w:ascii="Times New Roman" w:hAnsi="Times New Roman" w:cs="Times New Roman" w:eastAsia="Times New Roman"/>
+                <w:b w:val="0"/>
+                <w:i w:val="0"/>
+                <w:color w:val="000000"/>
+                <w:sz w:val="24"/>
+              </w:rPr>
+              <w:t>Состояние системы контролируется, отказ обнаруживается средствами наблюдения</w:t>
+            </w:r>
+          </w:p>
+        </w:tc>
+        <w:tc>
+          <w:tcPr>
+            <w:tcW w:type="dxa" w:w="1541"/>
+          </w:tcPr>
+          <w:p>
+            <w:pPr>
+              <w:spacing w:line="240" w:lineRule="auto" w:after="0"/>
+              <w:ind w:firstLine="0"/>
+              <w:jc w:val="left"/>
+            </w:pPr>
+          </w:p>
+        </w:tc>
+      </w:tr>
+      <w:tr>
+        <w:trPr>
+          <w:cantSplit w:val="true"/>
+        </w:trPr>
+        <w:tc>
+          <w:tcPr>
+            <w:tcW w:type="dxa" w:w="567"/>
+          </w:tcPr>
+          <w:p>
+            <w:pPr>
+              <w:spacing w:line="240" w:lineRule="auto" w:after="0"/>
+              <w:ind w:firstLine="0"/>
+              <w:jc w:val="left"/>
+            </w:pPr>
+            <w:r>
+              <w:rPr>
+                <w:rFonts w:ascii="Times New Roman" w:hAnsi="Times New Roman" w:cs="Times New Roman" w:eastAsia="Times New Roman"/>
+                <w:b w:val="0"/>
+                <w:i w:val="0"/>
+                <w:color w:val="000000"/>
+                <w:sz w:val="24"/>
+              </w:rPr>
+              <w:t>38</w:t>
+            </w:r>
+          </w:p>
+        </w:tc>
+        <w:tc>
+          <w:tcPr>
+            <w:tcW w:type="dxa" w:w="7247"/>
           </w:tcPr>
           <w:p>
             <w:pPr>
@@ -6838,7 +6842,7 @@
         </w:tc>
         <w:tc>
           <w:tcPr>
-            <w:tcW w:type="dxa" w:w="1577"/>
+            <w:tcW w:type="dxa" w:w="1541"/>
           </w:tcPr>
           <w:p>
             <w:pPr>
@@ -7491,7 +7495,7 @@
                 <w:color w:val="000000"/>
                 <w:sz w:val="24"/>
               </w:rPr>
-              <w:t>Выполнено критериев из 37</w:t>
+              <w:t>Выполнено критериев из 38</w:t>
             </w:r>
           </w:p>
         </w:tc>
@@ -8069,8 +8073,8 @@
       <w:tblGrid>
         <w:gridCol w:w="1134"/>
         <w:gridCol w:w="1701"/>
-        <w:gridCol w:w="4953"/>
-        <w:gridCol w:w="1567"/>
+        <w:gridCol w:w="5361"/>
+        <w:gridCol w:w="1159"/>
       </w:tblGrid>
       <w:tr>
         <w:trPr>
@@ -8127,7 +8131,7 @@
         </w:tc>
         <w:tc>
           <w:tcPr>
-            <w:tcW w:type="dxa" w:w="4953"/>
+            <w:tcW w:type="dxa" w:w="5361"/>
             <w:shd w:val="clear" w:fill="E8E8E8"/>
           </w:tcPr>
           <w:p>
@@ -8151,7 +8155,7 @@
         </w:tc>
         <w:tc>
           <w:tcPr>
-            <w:tcW w:type="dxa" w:w="1567"/>
+            <w:tcW w:type="dxa" w:w="1159"/>
             <w:shd w:val="clear" w:fill="E8E8E8"/>
           </w:tcPr>
           <w:p>
@@ -8226,7 +8230,7 @@
         </w:tc>
         <w:tc>
           <w:tcPr>
-            <w:tcW w:type="dxa" w:w="4953"/>
+            <w:tcW w:type="dxa" w:w="5361"/>
           </w:tcPr>
           <w:p>
             <w:pPr>
@@ -8249,7 +8253,7 @@
         </w:tc>
         <w:tc>
           <w:tcPr>
-            <w:tcW w:type="dxa" w:w="1567"/>
+            <w:tcW w:type="dxa" w:w="1159"/>
           </w:tcPr>
           <w:p>
             <w:pPr>
@@ -8313,7 +8317,7 @@
         </w:tc>
         <w:tc>
           <w:tcPr>
-            <w:tcW w:type="dxa" w:w="4953"/>
+            <w:tcW w:type="dxa" w:w="5361"/>
           </w:tcPr>
           <w:p>
             <w:pPr>
@@ -8336,7 +8340,7 @@
         </w:tc>
         <w:tc>
           <w:tcPr>
-            <w:tcW w:type="dxa" w:w="1567"/>
+            <w:tcW w:type="dxa" w:w="1159"/>
           </w:tcPr>
           <w:p>
             <w:pPr>
@@ -8400,7 +8404,7 @@
         </w:tc>
         <w:tc>
           <w:tcPr>
-            <w:tcW w:type="dxa" w:w="4953"/>
+            <w:tcW w:type="dxa" w:w="5361"/>
           </w:tcPr>
           <w:p>
             <w:pPr>
@@ -8423,7 +8427,94 @@
         </w:tc>
         <w:tc>
           <w:tcPr>
-            <w:tcW w:type="dxa" w:w="1567"/>
+            <w:tcW w:type="dxa" w:w="1159"/>
+          </w:tcPr>
+          <w:p>
+            <w:pPr>
+              <w:keepNext/>
+              <w:spacing w:line="240" w:lineRule="auto" w:after="0"/>
+              <w:ind w:firstLine="0"/>
+              <w:jc w:val="left"/>
+            </w:pPr>
+          </w:p>
+        </w:tc>
+      </w:tr>
+      <w:tr>
+        <w:trPr>
+          <w:cantSplit w:val="true"/>
+        </w:trPr>
+        <w:tc>
+          <w:tcPr>
+            <w:tcW w:type="dxa" w:w="1134"/>
+          </w:tcPr>
+          <w:p>
+            <w:pPr>
+              <w:keepNext/>
+              <w:spacing w:line="240" w:lineRule="auto" w:after="0"/>
+              <w:ind w:firstLine="0"/>
+              <w:jc w:val="left"/>
+            </w:pPr>
+            <w:r>
+              <w:rPr>
+                <w:rFonts w:ascii="Times New Roman" w:hAnsi="Times New Roman" w:cs="Times New Roman" w:eastAsia="Times New Roman"/>
+                <w:b w:val="0"/>
+                <w:i w:val="0"/>
+                <w:color w:val="000000"/>
+                <w:sz w:val="24"/>
+              </w:rPr>
+              <w:t>1.3</w:t>
+            </w:r>
+          </w:p>
+        </w:tc>
+        <w:tc>
+          <w:tcPr>
+            <w:tcW w:type="dxa" w:w="1701"/>
+          </w:tcPr>
+          <w:p>
+            <w:pPr>
+              <w:keepNext/>
+              <w:spacing w:line="240" w:lineRule="auto" w:after="0"/>
+              <w:ind w:firstLine="0"/>
+              <w:jc w:val="left"/>
+            </w:pPr>
+            <w:r>
+              <w:rPr>
+                <w:rFonts w:ascii="Times New Roman" w:hAnsi="Times New Roman" w:cs="Times New Roman" w:eastAsia="Times New Roman"/>
+                <w:b w:val="0"/>
+                <w:i w:val="0"/>
+                <w:color w:val="000000"/>
+                <w:sz w:val="24"/>
+              </w:rPr>
+              <w:t>03.08.2026</w:t>
+            </w:r>
+          </w:p>
+        </w:tc>
+        <w:tc>
+          <w:tcPr>
+            <w:tcW w:type="dxa" w:w="5361"/>
+          </w:tcPr>
+          <w:p>
+            <w:pPr>
+              <w:keepNext/>
+              <w:spacing w:line="240" w:lineRule="auto" w:after="0"/>
+              <w:ind w:firstLine="0"/>
+              <w:jc w:val="left"/>
+            </w:pPr>
+            <w:r>
+              <w:rPr>
+                <w:rFonts w:ascii="Times New Roman" w:hAnsi="Times New Roman" w:cs="Times New Roman" w:eastAsia="Times New Roman"/>
+                <w:b w:val="0"/>
+                <w:i w:val="0"/>
+                <w:color w:val="000000"/>
+                <w:sz w:val="24"/>
+              </w:rPr>
+              <w:t>Учёт обращений к персональным данным дополнен выгрузкой бланков из файлового архива; добавлен критерий ограниченного доступа к каталогу архива</w:t>
+            </w:r>
+          </w:p>
+        </w:tc>
+        <w:tc>
+          <w:tcPr>
+            <w:tcW w:type="dxa" w:w="1159"/>
           </w:tcPr>
           <w:p>
             <w:pPr>
@@ -8468,7 +8559,7 @@
         </w:tc>
         <w:tc>
           <w:tcPr>
-            <w:tcW w:type="dxa" w:w="4953"/>
+            <w:tcW w:type="dxa" w:w="5361"/>
           </w:tcPr>
           <w:p>
             <w:pPr>
@@ -8481,7 +8572,7 @@
         </w:tc>
         <w:tc>
           <w:tcPr>
-            <w:tcW w:type="dxa" w:w="1567"/>
+            <w:tcW w:type="dxa" w:w="1159"/>
           </w:tcPr>
           <w:p>
             <w:pPr>
@@ -8526,7 +8617,7 @@
         </w:tc>
         <w:tc>
           <w:tcPr>
-            <w:tcW w:type="dxa" w:w="4953"/>
+            <w:tcW w:type="dxa" w:w="5361"/>
           </w:tcPr>
           <w:p>
             <w:pPr>
@@ -8539,7 +8630,7 @@
         </w:tc>
         <w:tc>
           <w:tcPr>
-            <w:tcW w:type="dxa" w:w="1567"/>
+            <w:tcW w:type="dxa" w:w="1159"/>
           </w:tcPr>
           <w:p>
             <w:pPr>
@@ -8584,7 +8675,7 @@
         </w:tc>
         <w:tc>
           <w:tcPr>
-            <w:tcW w:type="dxa" w:w="4953"/>
+            <w:tcW w:type="dxa" w:w="5361"/>
           </w:tcPr>
           <w:p>
             <w:pPr>
@@ -8597,7 +8688,7 @@
         </w:tc>
         <w:tc>
           <w:tcPr>
-            <w:tcW w:type="dxa" w:w="1567"/>
+            <w:tcW w:type="dxa" w:w="1159"/>
           </w:tcPr>
           <w:p>
             <w:pPr>
@@ -8642,7 +8733,7 @@
         </w:tc>
         <w:tc>
           <w:tcPr>
-            <w:tcW w:type="dxa" w:w="4953"/>
+            <w:tcW w:type="dxa" w:w="5361"/>
           </w:tcPr>
           <w:p>
             <w:pPr>
@@ -8655,7 +8746,7 @@
         </w:tc>
         <w:tc>
           <w:tcPr>
-            <w:tcW w:type="dxa" w:w="1567"/>
+            <w:tcW w:type="dxa" w:w="1159"/>
           </w:tcPr>
           <w:p>
             <w:pPr>
@@ -8700,7 +8791,7 @@
         </w:tc>
         <w:tc>
           <w:tcPr>
-            <w:tcW w:type="dxa" w:w="4953"/>
+            <w:tcW w:type="dxa" w:w="5361"/>
           </w:tcPr>
           <w:p>
             <w:pPr>
@@ -8713,7 +8804,7 @@
         </w:tc>
         <w:tc>
           <w:tcPr>
-            <w:tcW w:type="dxa" w:w="1567"/>
+            <w:tcW w:type="dxa" w:w="1159"/>
           </w:tcPr>
           <w:p>
             <w:pPr>
@@ -8756,7 +8847,7 @@
         </w:tc>
         <w:tc>
           <w:tcPr>
-            <w:tcW w:type="dxa" w:w="4953"/>
+            <w:tcW w:type="dxa" w:w="5361"/>
           </w:tcPr>
           <w:p>
             <w:pPr>
@@ -8768,7 +8859,7 @@
         </w:tc>
         <w:tc>
           <w:tcPr>
-            <w:tcW w:type="dxa" w:w="1567"/>
+            <w:tcW w:type="dxa" w:w="1159"/>
           </w:tcPr>
           <w:p>
             <w:pPr>

--- a/Документация/Критерии завершения пилотного периода/Критерии завершения пилотного периода.docx
+++ b/Документация/Критерии завершения пилотного периода/Критерии завершения пилотного периода.docx
@@ -44,7 +44,18 @@
     <w:p>
       <w:pPr>
         <w:ind w:firstLine="0"/>
+        <w:jc w:val="right"/>
       </w:pPr>
+      <w:r>
+        <w:rPr>
+          <w:rFonts w:ascii="Times New Roman" w:hAnsi="Times New Roman" w:cs="Times New Roman" w:eastAsia="Times New Roman"/>
+          <w:b/>
+          <w:i w:val="0"/>
+          <w:color w:val="000000"/>
+          <w:sz w:val="24"/>
+        </w:rPr>
+        <w:t>КОНФИДЕНЦИАЛЬНО</w:t>
+      </w:r>
     </w:p>
     <w:p>
       <w:pPr>
@@ -131,21 +142,6 @@
     <w:p>
       <w:pPr>
         <w:ind w:firstLine="0"/>
-      </w:pPr>
-    </w:p>
-    <w:p>
-      <w:pPr>
-        <w:ind w:firstLine="0"/>
-      </w:pPr>
-    </w:p>
-    <w:p>
-      <w:pPr>
-        <w:ind w:firstLine="0"/>
-      </w:pPr>
-    </w:p>
-    <w:p>
-      <w:pPr>
-        <w:ind w:firstLine="0"/>
         <w:jc w:val="center"/>
       </w:pPr>
       <w:r>
@@ -177,7 +173,7 @@
           <w:color w:val="000000"/>
           <w:sz w:val="26"/>
         </w:rPr>
-        <w:t>Версия документа: 1.3</w:t>
+        <w:t>Версия документа: 1.4</w:t>
       </w:r>
     </w:p>
     <w:p>
@@ -193,17 +189,359 @@
           <w:color w:val="000000"/>
           <w:sz w:val="26"/>
         </w:rPr>
-        <w:t>Дата: 03.08.2026</w:t>
+        <w:t>Дата: 10.08.2026</w:t>
       </w:r>
     </w:p>
     <w:p>
+      <w:pPr>
+        <w:ind w:firstLine="0"/>
+      </w:pPr>
+    </w:p>
+    <w:p>
+      <w:pPr>
+        <w:ind w:firstLine="0"/>
+        <w:jc w:val="center"/>
+      </w:pPr>
       <w:r>
-        <w:br w:type="page"/>
+        <w:rPr>
+          <w:rFonts w:ascii="Times New Roman" w:hAnsi="Times New Roman" w:cs="Times New Roman" w:eastAsia="Times New Roman"/>
+          <w:b w:val="0"/>
+          <w:i w:val="0"/>
+          <w:color w:val="000000"/>
+          <w:sz w:val="24"/>
+        </w:rPr>
+        <w:t>Экземпляр передан: Акционерное общество «Холдинговая компания «Остров Мечты» (ИНН 9725171970)</w:t>
+      </w:r>
+    </w:p>
+    <w:p>
+      <w:pPr>
+        <w:ind w:firstLine="0"/>
+        <w:jc w:val="center"/>
+      </w:pPr>
+      <w:r>
+        <w:rPr>
+          <w:rFonts w:ascii="Times New Roman" w:hAnsi="Times New Roman" w:cs="Times New Roman" w:eastAsia="Times New Roman"/>
+          <w:b w:val="0"/>
+          <w:i w:val="0"/>
+          <w:color w:val="595959"/>
+          <w:sz w:val="24"/>
+        </w:rPr>
+        <w:t>© 2026 Мякотных Сергей Михайлович. Все права защищены.</w:t>
       </w:r>
     </w:p>
     <w:p>
       <w:pPr>
         <w:pStyle w:val="Heading1"/>
+        <w:pageBreakBefore/>
+        <w:ind w:firstLine="0"/>
+        <w:jc w:val="center"/>
+      </w:pPr>
+      <w:r>
+        <w:rPr>
+          <w:rFonts w:ascii="Times New Roman" w:hAnsi="Times New Roman" w:cs="Times New Roman" w:eastAsia="Times New Roman"/>
+          <w:b/>
+          <w:i w:val="0"/>
+          <w:color w:val="000000"/>
+          <w:sz w:val="32"/>
+        </w:rPr>
+        <w:t>ОГРАНИЧЕНИЯ НА ИСПОЛЬЗОВАНИЕ ДОКУМЕНТА</w:t>
+      </w:r>
+    </w:p>
+    <w:p>
+      <w:pPr>
+        <w:spacing w:line="276" w:lineRule="auto" w:after="40"/>
+        <w:ind w:firstLine="0"/>
+      </w:pPr>
+      <w:r>
+        <w:rPr>
+          <w:rFonts w:ascii="Times New Roman" w:hAnsi="Times New Roman" w:cs="Times New Roman" w:eastAsia="Times New Roman"/>
+          <w:b w:val="0"/>
+          <w:i w:val="0"/>
+          <w:color w:val="000000"/>
+          <w:sz w:val="24"/>
+        </w:rPr>
+        <w:t>Правообладатель: Мякотных Сергей Михайлович</w:t>
+      </w:r>
+    </w:p>
+    <w:p>
+      <w:pPr>
+        <w:spacing w:line="276" w:lineRule="auto" w:after="200"/>
+        <w:ind w:firstLine="0"/>
+      </w:pPr>
+      <w:r>
+        <w:rPr>
+          <w:rFonts w:ascii="Times New Roman" w:hAnsi="Times New Roman" w:cs="Times New Roman" w:eastAsia="Times New Roman"/>
+          <w:b w:val="0"/>
+          <w:i w:val="0"/>
+          <w:color w:val="000000"/>
+          <w:sz w:val="24"/>
+        </w:rPr>
+        <w:t>Получатель: Акционерное общество «Холдинговая компания «Остров Мечты» (ИНН 9725171970)</w:t>
+      </w:r>
+    </w:p>
+    <w:p>
+      <w:pPr>
+        <w:spacing w:after="60" w:line="276" w:lineRule="auto"/>
+        <w:ind w:firstLine="0"/>
+        <w:jc w:val="both"/>
+      </w:pPr>
+      <w:r>
+        <w:rPr>
+          <w:rFonts w:ascii="Times New Roman" w:hAnsi="Times New Roman" w:cs="Times New Roman" w:eastAsia="Times New Roman"/>
+          <w:b/>
+          <w:i w:val="0"/>
+          <w:color w:val="000000"/>
+          <w:sz w:val="24"/>
+        </w:rPr>
+        <w:t xml:space="preserve">1. Правообладатель. </w:t>
+      </w:r>
+      <w:r>
+        <w:rPr>
+          <w:rFonts w:ascii="Times New Roman" w:hAnsi="Times New Roman" w:cs="Times New Roman" w:eastAsia="Times New Roman"/>
+          <w:b w:val="0"/>
+          <w:i w:val="0"/>
+          <w:color w:val="000000"/>
+          <w:sz w:val="24"/>
+        </w:rPr>
+        <w:t>Исключительное право на настоящий документ и на описанную в нём систему, включая её исходный код, интерфейсы и принятые в ней решения, принадлежит правообладателю. Передача документа не влечёт перехода к Получателю каких-либо прав на систему или на её составные части.</w:t>
+      </w:r>
+    </w:p>
+    <w:p>
+      <w:pPr>
+        <w:spacing w:after="60" w:line="276" w:lineRule="auto"/>
+        <w:ind w:firstLine="0"/>
+        <w:jc w:val="both"/>
+      </w:pPr>
+      <w:r>
+        <w:rPr>
+          <w:rFonts w:ascii="Times New Roman" w:hAnsi="Times New Roman" w:cs="Times New Roman" w:eastAsia="Times New Roman"/>
+          <w:b/>
+          <w:i w:val="0"/>
+          <w:color w:val="000000"/>
+          <w:sz w:val="24"/>
+        </w:rPr>
+        <w:t xml:space="preserve">2. Назначение передачи. </w:t>
+      </w:r>
+      <w:r>
+        <w:rPr>
+          <w:rFonts w:ascii="Times New Roman" w:hAnsi="Times New Roman" w:cs="Times New Roman" w:eastAsia="Times New Roman"/>
+          <w:b w:val="0"/>
+          <w:i w:val="0"/>
+          <w:color w:val="000000"/>
+          <w:sz w:val="24"/>
+        </w:rPr>
+        <w:t>Документ передан Получателю исключительно для ознакомления с системой и принятия решения о её приобретении и внедрении. Использование документа в иных целях не разрешается.</w:t>
+      </w:r>
+    </w:p>
+    <w:p>
+      <w:pPr>
+        <w:spacing w:after="60" w:line="276" w:lineRule="auto"/>
+        <w:ind w:firstLine="0"/>
+        <w:jc w:val="both"/>
+      </w:pPr>
+      <w:r>
+        <w:rPr>
+          <w:rFonts w:ascii="Times New Roman" w:hAnsi="Times New Roman" w:cs="Times New Roman" w:eastAsia="Times New Roman"/>
+          <w:b/>
+          <w:i w:val="0"/>
+          <w:color w:val="000000"/>
+          <w:sz w:val="24"/>
+        </w:rPr>
+        <w:t xml:space="preserve">3. Запрет передачи третьим лицам. </w:t>
+      </w:r>
+      <w:r>
+        <w:rPr>
+          <w:rFonts w:ascii="Times New Roman" w:hAnsi="Times New Roman" w:cs="Times New Roman" w:eastAsia="Times New Roman"/>
+          <w:b w:val="0"/>
+          <w:i w:val="0"/>
+          <w:color w:val="000000"/>
+          <w:sz w:val="24"/>
+        </w:rPr>
+        <w:t>Документ, его части и любые производные материалы - копии, выдержки, переводы, изложения, презентации, снимки экрана - не подлежат передаче, пересылке, публикации и показу третьим лицам, включая подрядчиков и консультантов Получателя, без предварительного письменного согласия правообладателя. Внутри организации Получателя документ доводится только до работников, которым он необходим для оценки системы.</w:t>
+      </w:r>
+    </w:p>
+    <w:p>
+      <w:pPr>
+        <w:spacing w:after="60" w:line="276" w:lineRule="auto"/>
+        <w:ind w:firstLine="0"/>
+        <w:jc w:val="both"/>
+      </w:pPr>
+      <w:r>
+        <w:rPr>
+          <w:rFonts w:ascii="Times New Roman" w:hAnsi="Times New Roman" w:cs="Times New Roman" w:eastAsia="Times New Roman"/>
+          <w:b/>
+          <w:i w:val="0"/>
+          <w:color w:val="000000"/>
+          <w:sz w:val="24"/>
+        </w:rPr>
+        <w:t xml:space="preserve">4. Запрет воспроизведения решения. </w:t>
+      </w:r>
+      <w:r>
+        <w:rPr>
+          <w:rFonts w:ascii="Times New Roman" w:hAnsi="Times New Roman" w:cs="Times New Roman" w:eastAsia="Times New Roman"/>
+          <w:b w:val="0"/>
+          <w:i w:val="0"/>
+          <w:color w:val="000000"/>
+          <w:sz w:val="24"/>
+        </w:rPr>
+        <w:t>Сведения об устройстве системы, составе её частей, программном интерфейсе, организации данных, порядке развёртывания и настройки не могут использоваться для самостоятельной разработки, для заказа у третьих лиц или для доработки системы того же назначения, а равно для подготовки технического задания на такую разработку.</w:t>
+      </w:r>
+    </w:p>
+    <w:p>
+      <w:pPr>
+        <w:spacing w:after="60" w:line="276" w:lineRule="auto"/>
+        <w:ind w:firstLine="0"/>
+        <w:jc w:val="both"/>
+      </w:pPr>
+      <w:r>
+        <w:rPr>
+          <w:rFonts w:ascii="Times New Roman" w:hAnsi="Times New Roman" w:cs="Times New Roman" w:eastAsia="Times New Roman"/>
+          <w:b/>
+          <w:i w:val="0"/>
+          <w:color w:val="000000"/>
+          <w:sz w:val="24"/>
+        </w:rPr>
+        <w:t xml:space="preserve">5. Отсутствие лицензии. </w:t>
+      </w:r>
+      <w:r>
+        <w:rPr>
+          <w:rFonts w:ascii="Times New Roman" w:hAnsi="Times New Roman" w:cs="Times New Roman" w:eastAsia="Times New Roman"/>
+          <w:b w:val="0"/>
+          <w:i w:val="0"/>
+          <w:color w:val="000000"/>
+          <w:sz w:val="24"/>
+        </w:rPr>
+        <w:t>Документ не является офертой, лицензией или разрешением на использование системы. Право использования системы возникает только на основании отдельного письменного договора с правообладателем.</w:t>
+      </w:r>
+    </w:p>
+    <w:p>
+      <w:pPr>
+        <w:spacing w:after="60" w:line="276" w:lineRule="auto"/>
+        <w:ind w:firstLine="0"/>
+        <w:jc w:val="both"/>
+      </w:pPr>
+      <w:r>
+        <w:rPr>
+          <w:rFonts w:ascii="Times New Roman" w:hAnsi="Times New Roman" w:cs="Times New Roman" w:eastAsia="Times New Roman"/>
+          <w:b/>
+          <w:i w:val="0"/>
+          <w:color w:val="000000"/>
+          <w:sz w:val="24"/>
+        </w:rPr>
+        <w:t xml:space="preserve">6. Срок действия ограничений. </w:t>
+      </w:r>
+      <w:r>
+        <w:rPr>
+          <w:rFonts w:ascii="Times New Roman" w:hAnsi="Times New Roman" w:cs="Times New Roman" w:eastAsia="Times New Roman"/>
+          <w:b w:val="0"/>
+          <w:i w:val="0"/>
+          <w:color w:val="000000"/>
+          <w:sz w:val="24"/>
+        </w:rPr>
+        <w:t>Ограничения действуют бессрочно. Они не прекращаются отказом Получателя от приобретения системы, истечением пилотного периода, прекращением переговоров или возвратом документа.</w:t>
+      </w:r>
+    </w:p>
+    <w:p>
+      <w:pPr>
+        <w:spacing w:after="60" w:line="276" w:lineRule="auto"/>
+        <w:ind w:firstLine="0"/>
+        <w:jc w:val="both"/>
+      </w:pPr>
+      <w:r>
+        <w:rPr>
+          <w:rFonts w:ascii="Times New Roman" w:hAnsi="Times New Roman" w:cs="Times New Roman" w:eastAsia="Times New Roman"/>
+          <w:b/>
+          <w:i w:val="0"/>
+          <w:color w:val="000000"/>
+          <w:sz w:val="24"/>
+        </w:rPr>
+        <w:t xml:space="preserve">7. Возврат и уничтожение. </w:t>
+      </w:r>
+      <w:r>
+        <w:rPr>
+          <w:rFonts w:ascii="Times New Roman" w:hAnsi="Times New Roman" w:cs="Times New Roman" w:eastAsia="Times New Roman"/>
+          <w:b w:val="0"/>
+          <w:i w:val="0"/>
+          <w:color w:val="000000"/>
+          <w:sz w:val="24"/>
+        </w:rPr>
+        <w:t>Если решение о приобретении не принято, а также по письменному требованию правообладателя, Получатель прекращает использование документа, удаляет его электронные копии и уничтожает бумажные экземпляры, подтверждая это письменно по запросу правообладателя.</w:t>
+      </w:r>
+    </w:p>
+    <w:p>
+      <w:pPr>
+        <w:spacing w:after="60" w:line="276" w:lineRule="auto"/>
+        <w:ind w:firstLine="0"/>
+        <w:jc w:val="both"/>
+      </w:pPr>
+      <w:r>
+        <w:rPr>
+          <w:rFonts w:ascii="Times New Roman" w:hAnsi="Times New Roman" w:cs="Times New Roman" w:eastAsia="Times New Roman"/>
+          <w:b/>
+          <w:i w:val="0"/>
+          <w:color w:val="000000"/>
+          <w:sz w:val="24"/>
+        </w:rPr>
+        <w:t xml:space="preserve">8. Ответственность. </w:t>
+      </w:r>
+      <w:r>
+        <w:rPr>
+          <w:rFonts w:ascii="Times New Roman" w:hAnsi="Times New Roman" w:cs="Times New Roman" w:eastAsia="Times New Roman"/>
+          <w:b w:val="0"/>
+          <w:i w:val="0"/>
+          <w:color w:val="000000"/>
+          <w:sz w:val="24"/>
+        </w:rPr>
+        <w:t>Нарушение исключительного права влечёт ответственность, установленную законодательством Российской Федерации, включая возмещение убытков либо выплату компенсации, и не лишает правообладателя права требовать пресечения действий, нарушающих право.</w:t>
+      </w:r>
+    </w:p>
+    <w:p>
+      <w:pPr>
+        <w:spacing w:after="60" w:line="276" w:lineRule="auto"/>
+        <w:ind w:firstLine="0"/>
+        <w:jc w:val="both"/>
+      </w:pPr>
+      <w:r>
+        <w:rPr>
+          <w:rFonts w:ascii="Times New Roman" w:hAnsi="Times New Roman" w:cs="Times New Roman" w:eastAsia="Times New Roman"/>
+          <w:b/>
+          <w:i w:val="0"/>
+          <w:color w:val="000000"/>
+          <w:sz w:val="24"/>
+        </w:rPr>
+        <w:t xml:space="preserve">9. Принятие условий. </w:t>
+      </w:r>
+      <w:r>
+        <w:rPr>
+          <w:rFonts w:ascii="Times New Roman" w:hAnsi="Times New Roman" w:cs="Times New Roman" w:eastAsia="Times New Roman"/>
+          <w:b w:val="0"/>
+          <w:i w:val="0"/>
+          <w:color w:val="000000"/>
+          <w:sz w:val="24"/>
+        </w:rPr>
+        <w:t>Получение и использование документа означает согласие с изложенными ограничениями. Получатель, не согласный с ними, обязан не использовать документ и уведомить правообладателя о его возврате или уничтожении.</w:t>
+      </w:r>
+    </w:p>
+    <w:p>
+      <w:pPr>
+        <w:spacing w:line="276" w:lineRule="auto" w:before="160"/>
+        <w:ind w:firstLine="0"/>
+      </w:pPr>
+      <w:r>
+        <w:rPr>
+          <w:rFonts w:ascii="Times New Roman" w:hAnsi="Times New Roman" w:cs="Times New Roman" w:eastAsia="Times New Roman"/>
+          <w:b w:val="0"/>
+          <w:i w:val="0"/>
+          <w:color w:val="595959"/>
+          <w:sz w:val="24"/>
+        </w:rPr>
+        <w:t>© 2026 Мякотных Сергей Михайлович. Все права защищены.</w:t>
+      </w:r>
+    </w:p>
+    <w:p>
+      <w:pPr>
+        <w:pStyle w:val="Heading1"/>
+        <w:pageBreakBefore/>
         <w:ind w:firstLine="0"/>
       </w:pPr>
       <w:r>
@@ -245,7 +583,7 @@
           <w:sz w:val="26"/>
         </w:rPr>
         <w:tab/>
-        <w:t>3</w:t>
+        <w:t>4</w:t>
       </w:r>
     </w:p>
     <w:p>
@@ -276,7 +614,7 @@
           <w:sz w:val="26"/>
         </w:rPr>
         <w:tab/>
-        <w:t>4</w:t>
+        <w:t>5</w:t>
       </w:r>
     </w:p>
     <w:p>
@@ -307,7 +645,7 @@
           <w:sz w:val="26"/>
         </w:rPr>
         <w:tab/>
-        <w:t>4</w:t>
+        <w:t>5</w:t>
       </w:r>
     </w:p>
     <w:p>
@@ -338,7 +676,7 @@
           <w:sz w:val="26"/>
         </w:rPr>
         <w:tab/>
-        <w:t>4</w:t>
+        <w:t>5</w:t>
       </w:r>
     </w:p>
     <w:p>
@@ -369,7 +707,7 @@
           <w:sz w:val="26"/>
         </w:rPr>
         <w:tab/>
-        <w:t>5</w:t>
+        <w:t>6</w:t>
       </w:r>
     </w:p>
     <w:p>
@@ -400,7 +738,7 @@
           <w:sz w:val="26"/>
         </w:rPr>
         <w:tab/>
-        <w:t>5</w:t>
+        <w:t>6</w:t>
       </w:r>
     </w:p>
     <w:p>
@@ -431,7 +769,7 @@
           <w:sz w:val="26"/>
         </w:rPr>
         <w:tab/>
-        <w:t>5</w:t>
+        <w:t>6</w:t>
       </w:r>
     </w:p>
     <w:p>
@@ -462,7 +800,7 @@
           <w:sz w:val="26"/>
         </w:rPr>
         <w:tab/>
-        <w:t>5</w:t>
+        <w:t>6</w:t>
       </w:r>
     </w:p>
     <w:p>
@@ -493,7 +831,7 @@
           <w:sz w:val="26"/>
         </w:rPr>
         <w:tab/>
-        <w:t>6</w:t>
+        <w:t>7</w:t>
       </w:r>
     </w:p>
     <w:p>
@@ -524,7 +862,7 @@
           <w:sz w:val="26"/>
         </w:rPr>
         <w:tab/>
-        <w:t>6</w:t>
+        <w:t>7</w:t>
       </w:r>
     </w:p>
     <w:p>
@@ -555,7 +893,7 @@
           <w:sz w:val="26"/>
         </w:rPr>
         <w:tab/>
-        <w:t>6</w:t>
+        <w:t>7</w:t>
       </w:r>
     </w:p>
     <w:p>
@@ -586,7 +924,7 @@
           <w:sz w:val="26"/>
         </w:rPr>
         <w:tab/>
-        <w:t>7</w:t>
+        <w:t>8</w:t>
       </w:r>
     </w:p>
     <w:p>
@@ -617,7 +955,7 @@
           <w:sz w:val="26"/>
         </w:rPr>
         <w:tab/>
-        <w:t>8</w:t>
+        <w:t>9</w:t>
       </w:r>
     </w:p>
     <w:p>
@@ -648,7 +986,7 @@
           <w:sz w:val="26"/>
         </w:rPr>
         <w:tab/>
-        <w:t>9</w:t>
+        <w:t>10</w:t>
       </w:r>
     </w:p>
     <w:p>
@@ -679,7 +1017,7 @@
           <w:sz w:val="26"/>
         </w:rPr>
         <w:tab/>
-        <w:t>9</w:t>
+        <w:t>10</w:t>
       </w:r>
     </w:p>
     <w:p>
@@ -710,7 +1048,7 @@
           <w:sz w:val="26"/>
         </w:rPr>
         <w:tab/>
-        <w:t>10</w:t>
+        <w:t>11</w:t>
       </w:r>
     </w:p>
     <w:p>
@@ -8073,8 +8411,8 @@
       <w:tblGrid>
         <w:gridCol w:w="1134"/>
         <w:gridCol w:w="1701"/>
-        <w:gridCol w:w="5361"/>
-        <w:gridCol w:w="1159"/>
+        <w:gridCol w:w="5396"/>
+        <w:gridCol w:w="1124"/>
       </w:tblGrid>
       <w:tr>
         <w:trPr>
@@ -8131,7 +8469,7 @@
         </w:tc>
         <w:tc>
           <w:tcPr>
-            <w:tcW w:type="dxa" w:w="5361"/>
+            <w:tcW w:type="dxa" w:w="5396"/>
             <w:shd w:val="clear" w:fill="E8E8E8"/>
           </w:tcPr>
           <w:p>
@@ -8155,7 +8493,7 @@
         </w:tc>
         <w:tc>
           <w:tcPr>
-            <w:tcW w:type="dxa" w:w="1159"/>
+            <w:tcW w:type="dxa" w:w="1124"/>
             <w:shd w:val="clear" w:fill="E8E8E8"/>
           </w:tcPr>
           <w:p>
@@ -8230,7 +8568,7 @@
         </w:tc>
         <w:tc>
           <w:tcPr>
-            <w:tcW w:type="dxa" w:w="5361"/>
+            <w:tcW w:type="dxa" w:w="5396"/>
           </w:tcPr>
           <w:p>
             <w:pPr>
@@ -8253,7 +8591,7 @@
         </w:tc>
         <w:tc>
           <w:tcPr>
-            <w:tcW w:type="dxa" w:w="1159"/>
+            <w:tcW w:type="dxa" w:w="1124"/>
           </w:tcPr>
           <w:p>
             <w:pPr>
@@ -8317,7 +8655,7 @@
         </w:tc>
         <w:tc>
           <w:tcPr>
-            <w:tcW w:type="dxa" w:w="5361"/>
+            <w:tcW w:type="dxa" w:w="5396"/>
           </w:tcPr>
           <w:p>
             <w:pPr>
@@ -8340,7 +8678,7 @@
         </w:tc>
         <w:tc>
           <w:tcPr>
-            <w:tcW w:type="dxa" w:w="1159"/>
+            <w:tcW w:type="dxa" w:w="1124"/>
           </w:tcPr>
           <w:p>
             <w:pPr>
@@ -8404,7 +8742,7 @@
         </w:tc>
         <w:tc>
           <w:tcPr>
-            <w:tcW w:type="dxa" w:w="5361"/>
+            <w:tcW w:type="dxa" w:w="5396"/>
           </w:tcPr>
           <w:p>
             <w:pPr>
@@ -8427,7 +8765,7 @@
         </w:tc>
         <w:tc>
           <w:tcPr>
-            <w:tcW w:type="dxa" w:w="1159"/>
+            <w:tcW w:type="dxa" w:w="1124"/>
           </w:tcPr>
           <w:p>
             <w:pPr>
@@ -8491,7 +8829,7 @@
         </w:tc>
         <w:tc>
           <w:tcPr>
-            <w:tcW w:type="dxa" w:w="5361"/>
+            <w:tcW w:type="dxa" w:w="5396"/>
           </w:tcPr>
           <w:p>
             <w:pPr>
@@ -8514,7 +8852,94 @@
         </w:tc>
         <w:tc>
           <w:tcPr>
-            <w:tcW w:type="dxa" w:w="1159"/>
+            <w:tcW w:type="dxa" w:w="1124"/>
+          </w:tcPr>
+          <w:p>
+            <w:pPr>
+              <w:keepNext/>
+              <w:spacing w:line="240" w:lineRule="auto" w:after="0"/>
+              <w:ind w:firstLine="0"/>
+              <w:jc w:val="left"/>
+            </w:pPr>
+          </w:p>
+        </w:tc>
+      </w:tr>
+      <w:tr>
+        <w:trPr>
+          <w:cantSplit w:val="true"/>
+        </w:trPr>
+        <w:tc>
+          <w:tcPr>
+            <w:tcW w:type="dxa" w:w="1134"/>
+          </w:tcPr>
+          <w:p>
+            <w:pPr>
+              <w:keepNext/>
+              <w:spacing w:line="240" w:lineRule="auto" w:after="0"/>
+              <w:ind w:firstLine="0"/>
+              <w:jc w:val="left"/>
+            </w:pPr>
+            <w:r>
+              <w:rPr>
+                <w:rFonts w:ascii="Times New Roman" w:hAnsi="Times New Roman" w:cs="Times New Roman" w:eastAsia="Times New Roman"/>
+                <w:b w:val="0"/>
+                <w:i w:val="0"/>
+                <w:color w:val="000000"/>
+                <w:sz w:val="24"/>
+              </w:rPr>
+              <w:t>1.4</w:t>
+            </w:r>
+          </w:p>
+        </w:tc>
+        <w:tc>
+          <w:tcPr>
+            <w:tcW w:type="dxa" w:w="1701"/>
+          </w:tcPr>
+          <w:p>
+            <w:pPr>
+              <w:keepNext/>
+              <w:spacing w:line="240" w:lineRule="auto" w:after="0"/>
+              <w:ind w:firstLine="0"/>
+              <w:jc w:val="left"/>
+            </w:pPr>
+            <w:r>
+              <w:rPr>
+                <w:rFonts w:ascii="Times New Roman" w:hAnsi="Times New Roman" w:cs="Times New Roman" w:eastAsia="Times New Roman"/>
+                <w:b w:val="0"/>
+                <w:i w:val="0"/>
+                <w:color w:val="000000"/>
+                <w:sz w:val="24"/>
+              </w:rPr>
+              <w:t>10.08.2026</w:t>
+            </w:r>
+          </w:p>
+        </w:tc>
+        <w:tc>
+          <w:tcPr>
+            <w:tcW w:type="dxa" w:w="5396"/>
+          </w:tcPr>
+          <w:p>
+            <w:pPr>
+              <w:keepNext/>
+              <w:spacing w:line="240" w:lineRule="auto" w:after="0"/>
+              <w:ind w:firstLine="0"/>
+              <w:jc w:val="left"/>
+            </w:pPr>
+            <w:r>
+              <w:rPr>
+                <w:rFonts w:ascii="Times New Roman" w:hAnsi="Times New Roman" w:cs="Times New Roman" w:eastAsia="Times New Roman"/>
+                <w:b w:val="0"/>
+                <w:i w:val="0"/>
+                <w:color w:val="000000"/>
+                <w:sz w:val="24"/>
+              </w:rPr>
+              <w:t>Добавлены гриф конфиденциальности и лист ограничений на использование документа</w:t>
+            </w:r>
+          </w:p>
+        </w:tc>
+        <w:tc>
+          <w:tcPr>
+            <w:tcW w:type="dxa" w:w="1124"/>
           </w:tcPr>
           <w:p>
             <w:pPr>
@@ -8559,7 +8984,7 @@
         </w:tc>
         <w:tc>
           <w:tcPr>
-            <w:tcW w:type="dxa" w:w="5361"/>
+            <w:tcW w:type="dxa" w:w="5396"/>
           </w:tcPr>
           <w:p>
             <w:pPr>
@@ -8572,7 +8997,7 @@
         </w:tc>
         <w:tc>
           <w:tcPr>
-            <w:tcW w:type="dxa" w:w="1159"/>
+            <w:tcW w:type="dxa" w:w="1124"/>
           </w:tcPr>
           <w:p>
             <w:pPr>
@@ -8617,7 +9042,7 @@
         </w:tc>
         <w:tc>
           <w:tcPr>
-            <w:tcW w:type="dxa" w:w="5361"/>
+            <w:tcW w:type="dxa" w:w="5396"/>
           </w:tcPr>
           <w:p>
             <w:pPr>
@@ -8630,7 +9055,7 @@
         </w:tc>
         <w:tc>
           <w:tcPr>
-            <w:tcW w:type="dxa" w:w="1159"/>
+            <w:tcW w:type="dxa" w:w="1124"/>
           </w:tcPr>
           <w:p>
             <w:pPr>
@@ -8675,7 +9100,7 @@
         </w:tc>
         <w:tc>
           <w:tcPr>
-            <w:tcW w:type="dxa" w:w="5361"/>
+            <w:tcW w:type="dxa" w:w="5396"/>
           </w:tcPr>
           <w:p>
             <w:pPr>
@@ -8688,7 +9113,7 @@
         </w:tc>
         <w:tc>
           <w:tcPr>
-            <w:tcW w:type="dxa" w:w="1159"/>
+            <w:tcW w:type="dxa" w:w="1124"/>
           </w:tcPr>
           <w:p>
             <w:pPr>
@@ -8733,7 +9158,7 @@
         </w:tc>
         <w:tc>
           <w:tcPr>
-            <w:tcW w:type="dxa" w:w="5361"/>
+            <w:tcW w:type="dxa" w:w="5396"/>
           </w:tcPr>
           <w:p>
             <w:pPr>
@@ -8746,7 +9171,7 @@
         </w:tc>
         <w:tc>
           <w:tcPr>
-            <w:tcW w:type="dxa" w:w="1159"/>
+            <w:tcW w:type="dxa" w:w="1124"/>
           </w:tcPr>
           <w:p>
             <w:pPr>
@@ -8791,7 +9216,7 @@
         </w:tc>
         <w:tc>
           <w:tcPr>
-            <w:tcW w:type="dxa" w:w="5361"/>
+            <w:tcW w:type="dxa" w:w="5396"/>
           </w:tcPr>
           <w:p>
             <w:pPr>
@@ -8804,7 +9229,7 @@
         </w:tc>
         <w:tc>
           <w:tcPr>
-            <w:tcW w:type="dxa" w:w="1159"/>
+            <w:tcW w:type="dxa" w:w="1124"/>
           </w:tcPr>
           <w:p>
             <w:pPr>
@@ -8847,7 +9272,7 @@
         </w:tc>
         <w:tc>
           <w:tcPr>
-            <w:tcW w:type="dxa" w:w="5361"/>
+            <w:tcW w:type="dxa" w:w="5396"/>
           </w:tcPr>
           <w:p>
             <w:pPr>
@@ -8859,7 +9284,7 @@
         </w:tc>
         <w:tc>
           <w:tcPr>
-            <w:tcW w:type="dxa" w:w="1159"/>
+            <w:tcW w:type="dxa" w:w="1124"/>
           </w:tcPr>
           <w:p>
             <w:pPr>
@@ -8887,7 +9312,8 @@
       </w:r>
     </w:p>
     <w:sectPr>
-      <w:footerReference w:type="default" r:id="rId9"/>
+      <w:headerReference w:type="default" r:id="rId9"/>
+      <w:footerReference w:type="default" r:id="rId10"/>
       <w:pgSz w:w="11906" w:h="16838"/>
       <w:pgMar w:top="1134" w:right="850" w:bottom="1134" w:left="1701" w:header="720" w:footer="720" w:gutter="0"/>
       <w:cols w:space="720"/>
@@ -8930,6 +9356,28 @@
     </w:r>
   </w:p>
 </w:ftr>
+</file>
+
+<file path=word/header1.xml><?xml version="1.0" encoding="utf-8"?>
+<w:hdr xmlns:m="http://schemas.openxmlformats.org/officeDocument/2006/math" xmlns:mc="http://schemas.openxmlformats.org/markup-compatibility/2006" xmlns:mo="http://schemas.microsoft.com/office/mac/office/2008/main" xmlns:mv="urn:schemas-microsoft-com:mac:vml" xmlns:o="urn:schemas-microsoft-com:office:office" xmlns:r="http://schemas.openxmlformats.org/officeDocument/2006/relationships" xmlns:v="urn:schemas-microsoft-com:vml" xmlns:w10="urn:schemas-microsoft-com:office:word" xmlns:w14="http://schemas.microsoft.com/office/word/2010/wordml" xmlns:w="http://schemas.openxmlformats.org/wordprocessingml/2006/main" xmlns:wne="http://schemas.microsoft.com/office/word/2006/wordml" xmlns:wp14="http://schemas.microsoft.com/office/word/2010/wordprocessingDrawing" xmlns:wp="http://schemas.openxmlformats.org/drawingml/2006/wordprocessingDrawing" xmlns:wpc="http://schemas.microsoft.com/office/word/2010/wordprocessingCanvas" xmlns:wpg="http://schemas.microsoft.com/office/word/2010/wordprocessingGroup" xmlns:wpi="http://schemas.microsoft.com/office/word/2010/wordprocessingInk" xmlns:wps="http://schemas.microsoft.com/office/word/2010/wordprocessingShape" mc:Ignorable="w14 wp14">
+  <w:p>
+    <w:pPr>
+      <w:pStyle w:val="Header"/>
+      <w:ind w:firstLine="0"/>
+      <w:jc w:val="right"/>
+    </w:pPr>
+    <w:r>
+      <w:rPr>
+        <w:rFonts w:ascii="Times New Roman" w:hAnsi="Times New Roman" w:cs="Times New Roman" w:eastAsia="Times New Roman"/>
+        <w:b w:val="0"/>
+        <w:i/>
+        <w:color w:val="595959"/>
+        <w:sz w:val="18"/>
+      </w:rPr>
+      <w:t>Конфиденциально. Передача третьим лицам запрещена</w:t>
+    </w:r>
+  </w:p>
+</w:hdr>
 </file>
 
 <file path=word/numbering.xml><?xml version="1.0" encoding="utf-8"?>

--- a/Документация/Критерии завершения пилотного периода/Критерии завершения пилотного периода.docx
+++ b/Документация/Критерии завершения пилотного периода/Критерии завершения пилотного периода.docx
@@ -142,22 +142,6 @@
     <w:p>
       <w:pPr>
         <w:ind w:firstLine="0"/>
-        <w:jc w:val="center"/>
-      </w:pPr>
-      <w:r>
-        <w:rPr>
-          <w:rFonts w:ascii="Times New Roman" w:hAnsi="Times New Roman" w:cs="Times New Roman" w:eastAsia="Times New Roman"/>
-          <w:b w:val="0"/>
-          <w:i w:val="0"/>
-          <w:color w:val="595959"/>
-          <w:sz w:val="24"/>
-        </w:rPr>
-        <w:t>Аудитория: руководители подразделений, бюро пропусков, подразделение информационных технологий</w:t>
-      </w:r>
-    </w:p>
-    <w:p>
-      <w:pPr>
-        <w:ind w:firstLine="0"/>
       </w:pPr>
     </w:p>
     <w:p>
@@ -210,7 +194,7 @@
           <w:color w:val="000000"/>
           <w:sz w:val="24"/>
         </w:rPr>
-        <w:t>Экземпляр передан: Акционерное общество «Холдинговая компания «Остров Мечты» (ИНН 9725171970)</w:t>
+        <w:t>Экземпляр передан: Акционерное общество «Холдинговая компания „Остров Мечты“» (ИНН 9725171970)</w:t>
       </w:r>
     </w:p>
     <w:p>
@@ -276,7 +260,7 @@
           <w:color w:val="000000"/>
           <w:sz w:val="24"/>
         </w:rPr>
-        <w:t>Получатель: Акционерное общество «Холдинговая компания «Остров Мечты» (ИНН 9725171970)</w:t>
+        <w:t>Получатель: Акционерное общество «Холдинговая компания „Остров Мечты“» (ИНН 9725171970)</w:t>
       </w:r>
     </w:p>
     <w:p>
@@ -374,7 +358,7 @@
           <w:color w:val="000000"/>
           <w:sz w:val="24"/>
         </w:rPr>
-        <w:t xml:space="preserve">4. Запрет воспроизведения решения. </w:t>
+        <w:t xml:space="preserve">4. Запрет иного использования. </w:t>
       </w:r>
       <w:r>
         <w:rPr>
@@ -384,7 +368,7 @@
           <w:color w:val="000000"/>
           <w:sz w:val="24"/>
         </w:rPr>
-        <w:t>Сведения об устройстве системы, составе её частей, программном интерфейсе, организации данных, порядке развёртывания и настройки не могут использоваться для самостоятельной разработки, для заказа у третьих лиц или для доработки системы того же назначения, а равно для подготовки технического задания на такую разработку.</w:t>
+        <w:t>Содержащиеся в документе сведения не подлежат использованию и передаче в целях, не предусмотренных пунктом 2 настоящего листа.</w:t>
       </w:r>
     </w:p>
     <w:p>
@@ -9374,7 +9358,7 @@
         <w:color w:val="595959"/>
         <w:sz w:val="18"/>
       </w:rPr>
-      <w:t>Конфиденциально. Передача третьим лицам запрещена</w:t>
+      <w:t>Не для распространения</w:t>
     </w:r>
   </w:p>
 </w:hdr>

--- a/Документация/Критерии завершения пилотного периода/Критерии завершения пилотного периода.docx
+++ b/Документация/Критерии завершения пилотного периода/Критерии завершения пилотного периода.docx
@@ -157,7 +157,7 @@
           <w:color w:val="000000"/>
           <w:sz w:val="26"/>
         </w:rPr>
-        <w:t>Версия документа: 1.4</w:t>
+        <w:t>Версия документа: 1.5</w:t>
       </w:r>
     </w:p>
     <w:p>
@@ -173,7 +173,7 @@
           <w:color w:val="000000"/>
           <w:sz w:val="26"/>
         </w:rPr>
-        <w:t>Дата: 10.08.2026</w:t>
+        <w:t>Дата: 12.08.2026</w:t>
       </w:r>
     </w:p>
     <w:p>
@@ -3980,9 +3980,9 @@
       </w:tblPr>
       <w:tblGrid>
         <w:gridCol w:w="567"/>
-        <w:gridCol w:w="4750"/>
-        <w:gridCol w:w="2019"/>
-        <w:gridCol w:w="2019"/>
+        <w:gridCol w:w="5052"/>
+        <w:gridCol w:w="1868"/>
+        <w:gridCol w:w="1868"/>
       </w:tblGrid>
       <w:tr>
         <w:trPr>
@@ -4015,7 +4015,7 @@
         </w:tc>
         <w:tc>
           <w:tcPr>
-            <w:tcW w:type="dxa" w:w="4750"/>
+            <w:tcW w:type="dxa" w:w="5052"/>
             <w:shd w:val="clear" w:fill="E8E8E8"/>
           </w:tcPr>
           <w:p>
@@ -4039,7 +4039,7 @@
         </w:tc>
         <w:tc>
           <w:tcPr>
-            <w:tcW w:type="dxa" w:w="2019"/>
+            <w:tcW w:type="dxa" w:w="1868"/>
             <w:shd w:val="clear" w:fill="E8E8E8"/>
           </w:tcPr>
           <w:p>
@@ -4063,7 +4063,7 @@
         </w:tc>
         <w:tc>
           <w:tcPr>
-            <w:tcW w:type="dxa" w:w="2019"/>
+            <w:tcW w:type="dxa" w:w="1868"/>
             <w:shd w:val="clear" w:fill="E8E8E8"/>
           </w:tcPr>
           <w:p>
@@ -4115,7 +4115,7 @@
         </w:tc>
         <w:tc>
           <w:tcPr>
-            <w:tcW w:type="dxa" w:w="4750"/>
+            <w:tcW w:type="dxa" w:w="5052"/>
           </w:tcPr>
           <w:p>
             <w:pPr>
@@ -4138,7 +4138,7 @@
         </w:tc>
         <w:tc>
           <w:tcPr>
-            <w:tcW w:type="dxa" w:w="2019"/>
+            <w:tcW w:type="dxa" w:w="1868"/>
           </w:tcPr>
           <w:p>
             <w:pPr>
@@ -4151,7 +4151,7 @@
         </w:tc>
         <w:tc>
           <w:tcPr>
-            <w:tcW w:type="dxa" w:w="2019"/>
+            <w:tcW w:type="dxa" w:w="1868"/>
           </w:tcPr>
           <w:p>
             <w:pPr>
@@ -4192,7 +4192,7 @@
         </w:tc>
         <w:tc>
           <w:tcPr>
-            <w:tcW w:type="dxa" w:w="4750"/>
+            <w:tcW w:type="dxa" w:w="5052"/>
           </w:tcPr>
           <w:p>
             <w:pPr>
@@ -4209,13 +4209,13 @@
                 <w:color w:val="000000"/>
                 <w:sz w:val="24"/>
               </w:rPr>
-              <w:t>Среднее время от подачи до итогового решения</w:t>
+              <w:t>Среднее время обработки: от подачи до принятия в работу</w:t>
             </w:r>
           </w:p>
         </w:tc>
         <w:tc>
           <w:tcPr>
-            <w:tcW w:type="dxa" w:w="2019"/>
+            <w:tcW w:type="dxa" w:w="1868"/>
           </w:tcPr>
           <w:p>
             <w:pPr>
@@ -4228,7 +4228,7 @@
         </w:tc>
         <w:tc>
           <w:tcPr>
-            <w:tcW w:type="dxa" w:w="2019"/>
+            <w:tcW w:type="dxa" w:w="1868"/>
           </w:tcPr>
           <w:p>
             <w:pPr>
@@ -4269,7 +4269,7 @@
         </w:tc>
         <w:tc>
           <w:tcPr>
-            <w:tcW w:type="dxa" w:w="4750"/>
+            <w:tcW w:type="dxa" w:w="5052"/>
           </w:tcPr>
           <w:p>
             <w:pPr>
@@ -4292,7 +4292,7 @@
         </w:tc>
         <w:tc>
           <w:tcPr>
-            <w:tcW w:type="dxa" w:w="2019"/>
+            <w:tcW w:type="dxa" w:w="1868"/>
           </w:tcPr>
           <w:p>
             <w:pPr>
@@ -4305,7 +4305,7 @@
         </w:tc>
         <w:tc>
           <w:tcPr>
-            <w:tcW w:type="dxa" w:w="2019"/>
+            <w:tcW w:type="dxa" w:w="1868"/>
           </w:tcPr>
           <w:p>
             <w:pPr>
@@ -4345,7 +4345,7 @@
         </w:tc>
         <w:tc>
           <w:tcPr>
-            <w:tcW w:type="dxa" w:w="4750"/>
+            <w:tcW w:type="dxa" w:w="5052"/>
           </w:tcPr>
           <w:p>
             <w:pPr>
@@ -4367,7 +4367,7 @@
         </w:tc>
         <w:tc>
           <w:tcPr>
-            <w:tcW w:type="dxa" w:w="2019"/>
+            <w:tcW w:type="dxa" w:w="1868"/>
           </w:tcPr>
           <w:p>
             <w:pPr>
@@ -4379,7 +4379,7 @@
         </w:tc>
         <w:tc>
           <w:tcPr>
-            <w:tcW w:type="dxa" w:w="2019"/>
+            <w:tcW w:type="dxa" w:w="1868"/>
           </w:tcPr>
           <w:p>
             <w:pPr>
@@ -4387,6 +4387,75 @@
               <w:ind w:firstLine="0"/>
               <w:jc w:val="left"/>
             </w:pPr>
+          </w:p>
+        </w:tc>
+      </w:tr>
+    </w:tbl>
+    <w:p>
+      <w:pPr>
+        <w:spacing w:after="0" w:line="240" w:lineRule="auto"/>
+        <w:ind w:firstLine="0"/>
+      </w:pPr>
+      <w:r>
+        <w:rPr>
+          <w:rFonts w:ascii="Times New Roman" w:hAnsi="Times New Roman" w:cs="Times New Roman" w:eastAsia="Times New Roman"/>
+          <w:b w:val="0"/>
+          <w:i w:val="0"/>
+          <w:color w:val="000000"/>
+          <w:sz w:val="12"/>
+        </w:rPr>
+      </w:r>
+    </w:p>
+    <w:tbl>
+      <w:tblPr>
+        <w:tblW w:type="auto" w:w="0"/>
+        <w:tblLayout w:type="fixed"/>
+        <w:tblLook w:firstColumn="1" w:firstRow="1" w:lastColumn="0" w:lastRow="0" w:noHBand="0" w:noVBand="1" w:val="04A0"/>
+        <w:tblLayout w:type="fixed"/>
+      </w:tblPr>
+      <w:tblGrid>
+        <w:gridCol w:w="9356"/>
+      </w:tblGrid>
+      <w:tr>
+        <w:trPr>
+          <w:cantSplit w:val="true"/>
+        </w:trPr>
+        <w:tc>
+          <w:tcPr>
+            <w:tcW w:type="dxa" w:w="9354"/>
+            <w:shd w:val="clear" w:fill="EAF1F8"/>
+            <w:tcBorders>
+              <w:left w:val="single" w:sz="24" w:color="2C6FA6"/>
+              <w:top w:val="single" w:sz="4" w:color="EAF1F8"/>
+              <w:bottom w:val="single" w:sz="4" w:color="EAF1F8"/>
+              <w:right w:val="single" w:sz="4" w:color="EAF1F8"/>
+            </w:tcBorders>
+          </w:tcPr>
+          <w:p>
+            <w:pPr>
+              <w:spacing w:line="288" w:lineRule="auto" w:after="0"/>
+              <w:ind w:firstLine="0"/>
+            </w:pPr>
+            <w:r>
+              <w:rPr>
+                <w:rFonts w:ascii="Times New Roman" w:hAnsi="Times New Roman" w:cs="Times New Roman" w:eastAsia="Times New Roman"/>
+                <w:b/>
+                <w:i w:val="0"/>
+                <w:color w:val="2C6FA6"/>
+                <w:sz w:val="26"/>
+              </w:rPr>
+              <w:t xml:space="preserve">ПРИМЕЧАНИЕ. </w:t>
+            </w:r>
+            <w:r>
+              <w:rPr>
+                <w:rFonts w:ascii="Times New Roman" w:hAnsi="Times New Roman" w:cs="Times New Roman" w:eastAsia="Times New Roman"/>
+                <w:b w:val="0"/>
+                <w:i w:val="0"/>
+                <w:color w:val="000000"/>
+                <w:sz w:val="26"/>
+              </w:rPr>
+              <w:t>Показатель 22 считается по заявкам, принятым в работу; заявки, по которым отказали, в него не входят. Долю отказов показывает отдельный показатель 24.</w:t>
+            </w:r>
           </w:p>
         </w:tc>
       </w:tr>
@@ -7694,8 +7763,8 @@
         <w:tblLayout w:type="fixed"/>
       </w:tblPr>
       <w:tblGrid>
-        <w:gridCol w:w="5987"/>
-        <w:gridCol w:w="3368"/>
+        <w:gridCol w:w="6009"/>
+        <w:gridCol w:w="3347"/>
       </w:tblGrid>
       <w:tr>
         <w:trPr>
@@ -7704,7 +7773,7 @@
         </w:trPr>
         <w:tc>
           <w:tcPr>
-            <w:tcW w:type="dxa" w:w="5986"/>
+            <w:tcW w:type="dxa" w:w="6008"/>
             <w:shd w:val="clear" w:fill="E8E8E8"/>
           </w:tcPr>
           <w:p>
@@ -7728,7 +7797,7 @@
         </w:tc>
         <w:tc>
           <w:tcPr>
-            <w:tcW w:type="dxa" w:w="3368"/>
+            <w:tcW w:type="dxa" w:w="3346"/>
             <w:shd w:val="clear" w:fill="E8E8E8"/>
           </w:tcPr>
           <w:p>
@@ -7758,7 +7827,7 @@
         </w:trPr>
         <w:tc>
           <w:tcPr>
-            <w:tcW w:type="dxa" w:w="5986"/>
+            <w:tcW w:type="dxa" w:w="6008"/>
           </w:tcPr>
           <w:p>
             <w:pPr>
@@ -7781,7 +7850,7 @@
         </w:tc>
         <w:tc>
           <w:tcPr>
-            <w:tcW w:type="dxa" w:w="3368"/>
+            <w:tcW w:type="dxa" w:w="3346"/>
           </w:tcPr>
           <w:p>
             <w:pPr>
@@ -7800,7 +7869,7 @@
         </w:trPr>
         <w:tc>
           <w:tcPr>
-            <w:tcW w:type="dxa" w:w="5986"/>
+            <w:tcW w:type="dxa" w:w="6008"/>
           </w:tcPr>
           <w:p>
             <w:pPr>
@@ -7817,13 +7886,13 @@
                 <w:color w:val="000000"/>
                 <w:sz w:val="24"/>
               </w:rPr>
-              <w:t>Выполнено критериев из 38</w:t>
+              <w:t>Выполнено критериев из 30</w:t>
             </w:r>
           </w:p>
         </w:tc>
         <w:tc>
           <w:tcPr>
-            <w:tcW w:type="dxa" w:w="3368"/>
+            <w:tcW w:type="dxa" w:w="3346"/>
           </w:tcPr>
           <w:p>
             <w:pPr>
@@ -7842,7 +7911,49 @@
         </w:trPr>
         <w:tc>
           <w:tcPr>
-            <w:tcW w:type="dxa" w:w="5986"/>
+            <w:tcW w:type="dxa" w:w="6008"/>
+          </w:tcPr>
+          <w:p>
+            <w:pPr>
+              <w:keepNext/>
+              <w:spacing w:line="240" w:lineRule="auto" w:after="0"/>
+              <w:ind w:firstLine="0"/>
+              <w:jc w:val="left"/>
+            </w:pPr>
+            <w:r>
+              <w:rPr>
+                <w:rFonts w:ascii="Times New Roman" w:hAnsi="Times New Roman" w:cs="Times New Roman" w:eastAsia="Times New Roman"/>
+                <w:b w:val="0"/>
+                <w:i w:val="0"/>
+                <w:color w:val="000000"/>
+                <w:sz w:val="24"/>
+              </w:rPr>
+              <w:t>Достигнуто показателей из 8</w:t>
+            </w:r>
+          </w:p>
+        </w:tc>
+        <w:tc>
+          <w:tcPr>
+            <w:tcW w:type="dxa" w:w="3346"/>
+          </w:tcPr>
+          <w:p>
+            <w:pPr>
+              <w:keepNext/>
+              <w:spacing w:line="240" w:lineRule="auto" w:after="0"/>
+              <w:ind w:firstLine="0"/>
+              <w:jc w:val="left"/>
+            </w:pPr>
+          </w:p>
+        </w:tc>
+      </w:tr>
+      <w:tr>
+        <w:trPr>
+          <w:cantSplit w:val="true"/>
+          <w:trHeight w:val="680" w:hRule="atLeast"/>
+        </w:trPr>
+        <w:tc>
+          <w:tcPr>
+            <w:tcW w:type="dxa" w:w="6008"/>
           </w:tcPr>
           <w:p>
             <w:pPr>
@@ -7865,7 +7976,7 @@
         </w:tc>
         <w:tc>
           <w:tcPr>
-            <w:tcW w:type="dxa" w:w="3368"/>
+            <w:tcW w:type="dxa" w:w="3346"/>
           </w:tcPr>
           <w:p>
             <w:pPr>
@@ -7884,7 +7995,7 @@
         </w:trPr>
         <w:tc>
           <w:tcPr>
-            <w:tcW w:type="dxa" w:w="5986"/>
+            <w:tcW w:type="dxa" w:w="6008"/>
           </w:tcPr>
           <w:p>
             <w:pPr>
@@ -7907,7 +8018,7 @@
         </w:tc>
         <w:tc>
           <w:tcPr>
-            <w:tcW w:type="dxa" w:w="3368"/>
+            <w:tcW w:type="dxa" w:w="3346"/>
           </w:tcPr>
           <w:p>
             <w:pPr>
@@ -7926,7 +8037,7 @@
         </w:trPr>
         <w:tc>
           <w:tcPr>
-            <w:tcW w:type="dxa" w:w="5986"/>
+            <w:tcW w:type="dxa" w:w="6008"/>
           </w:tcPr>
           <w:p>
             <w:pPr>
@@ -7949,7 +8060,7 @@
         </w:tc>
         <w:tc>
           <w:tcPr>
-            <w:tcW w:type="dxa" w:w="3368"/>
+            <w:tcW w:type="dxa" w:w="3346"/>
           </w:tcPr>
           <w:p>
             <w:pPr>
@@ -7968,7 +8079,7 @@
         </w:trPr>
         <w:tc>
           <w:tcPr>
-            <w:tcW w:type="dxa" w:w="5986"/>
+            <w:tcW w:type="dxa" w:w="6008"/>
           </w:tcPr>
           <w:p>
             <w:pPr>
@@ -7991,7 +8102,7 @@
         </w:tc>
         <w:tc>
           <w:tcPr>
-            <w:tcW w:type="dxa" w:w="3368"/>
+            <w:tcW w:type="dxa" w:w="3346"/>
           </w:tcPr>
           <w:p>
             <w:pPr>
@@ -8010,7 +8121,7 @@
         </w:trPr>
         <w:tc>
           <w:tcPr>
-            <w:tcW w:type="dxa" w:w="5986"/>
+            <w:tcW w:type="dxa" w:w="6008"/>
           </w:tcPr>
           <w:p>
             <w:pPr>
@@ -8032,7 +8143,7 @@
         </w:tc>
         <w:tc>
           <w:tcPr>
-            <w:tcW w:type="dxa" w:w="3368"/>
+            <w:tcW w:type="dxa" w:w="3346"/>
           </w:tcPr>
           <w:p>
             <w:pPr>
@@ -8395,8 +8506,8 @@
       <w:tblGrid>
         <w:gridCol w:w="1134"/>
         <w:gridCol w:w="1701"/>
-        <w:gridCol w:w="5396"/>
-        <w:gridCol w:w="1124"/>
+        <w:gridCol w:w="5460"/>
+        <w:gridCol w:w="1061"/>
       </w:tblGrid>
       <w:tr>
         <w:trPr>
@@ -8453,7 +8564,7 @@
         </w:tc>
         <w:tc>
           <w:tcPr>
-            <w:tcW w:type="dxa" w:w="5396"/>
+            <w:tcW w:type="dxa" w:w="5459"/>
             <w:shd w:val="clear" w:fill="E8E8E8"/>
           </w:tcPr>
           <w:p>
@@ -8477,7 +8588,7 @@
         </w:tc>
         <w:tc>
           <w:tcPr>
-            <w:tcW w:type="dxa" w:w="1124"/>
+            <w:tcW w:type="dxa" w:w="1061"/>
             <w:shd w:val="clear" w:fill="E8E8E8"/>
           </w:tcPr>
           <w:p>
@@ -8552,7 +8663,7 @@
         </w:tc>
         <w:tc>
           <w:tcPr>
-            <w:tcW w:type="dxa" w:w="5396"/>
+            <w:tcW w:type="dxa" w:w="5459"/>
           </w:tcPr>
           <w:p>
             <w:pPr>
@@ -8575,7 +8686,7 @@
         </w:tc>
         <w:tc>
           <w:tcPr>
-            <w:tcW w:type="dxa" w:w="1124"/>
+            <w:tcW w:type="dxa" w:w="1061"/>
           </w:tcPr>
           <w:p>
             <w:pPr>
@@ -8639,7 +8750,7 @@
         </w:tc>
         <w:tc>
           <w:tcPr>
-            <w:tcW w:type="dxa" w:w="5396"/>
+            <w:tcW w:type="dxa" w:w="5459"/>
           </w:tcPr>
           <w:p>
             <w:pPr>
@@ -8662,7 +8773,7 @@
         </w:tc>
         <w:tc>
           <w:tcPr>
-            <w:tcW w:type="dxa" w:w="1124"/>
+            <w:tcW w:type="dxa" w:w="1061"/>
           </w:tcPr>
           <w:p>
             <w:pPr>
@@ -8726,7 +8837,7 @@
         </w:tc>
         <w:tc>
           <w:tcPr>
-            <w:tcW w:type="dxa" w:w="5396"/>
+            <w:tcW w:type="dxa" w:w="5459"/>
           </w:tcPr>
           <w:p>
             <w:pPr>
@@ -8749,7 +8860,7 @@
         </w:tc>
         <w:tc>
           <w:tcPr>
-            <w:tcW w:type="dxa" w:w="1124"/>
+            <w:tcW w:type="dxa" w:w="1061"/>
           </w:tcPr>
           <w:p>
             <w:pPr>
@@ -8813,7 +8924,7 @@
         </w:tc>
         <w:tc>
           <w:tcPr>
-            <w:tcW w:type="dxa" w:w="5396"/>
+            <w:tcW w:type="dxa" w:w="5459"/>
           </w:tcPr>
           <w:p>
             <w:pPr>
@@ -8836,7 +8947,7 @@
         </w:tc>
         <w:tc>
           <w:tcPr>
-            <w:tcW w:type="dxa" w:w="1124"/>
+            <w:tcW w:type="dxa" w:w="1061"/>
           </w:tcPr>
           <w:p>
             <w:pPr>
@@ -8900,7 +9011,7 @@
         </w:tc>
         <w:tc>
           <w:tcPr>
-            <w:tcW w:type="dxa" w:w="5396"/>
+            <w:tcW w:type="dxa" w:w="5459"/>
           </w:tcPr>
           <w:p>
             <w:pPr>
@@ -8923,7 +9034,94 @@
         </w:tc>
         <w:tc>
           <w:tcPr>
-            <w:tcW w:type="dxa" w:w="1124"/>
+            <w:tcW w:type="dxa" w:w="1061"/>
+          </w:tcPr>
+          <w:p>
+            <w:pPr>
+              <w:keepNext/>
+              <w:spacing w:line="240" w:lineRule="auto" w:after="0"/>
+              <w:ind w:firstLine="0"/>
+              <w:jc w:val="left"/>
+            </w:pPr>
+          </w:p>
+        </w:tc>
+      </w:tr>
+      <w:tr>
+        <w:trPr>
+          <w:cantSplit w:val="true"/>
+        </w:trPr>
+        <w:tc>
+          <w:tcPr>
+            <w:tcW w:type="dxa" w:w="1134"/>
+          </w:tcPr>
+          <w:p>
+            <w:pPr>
+              <w:keepNext/>
+              <w:spacing w:line="240" w:lineRule="auto" w:after="0"/>
+              <w:ind w:firstLine="0"/>
+              <w:jc w:val="left"/>
+            </w:pPr>
+            <w:r>
+              <w:rPr>
+                <w:rFonts w:ascii="Times New Roman" w:hAnsi="Times New Roman" w:cs="Times New Roman" w:eastAsia="Times New Roman"/>
+                <w:b w:val="0"/>
+                <w:i w:val="0"/>
+                <w:color w:val="000000"/>
+                <w:sz w:val="24"/>
+              </w:rPr>
+              <w:t>1.5</w:t>
+            </w:r>
+          </w:p>
+        </w:tc>
+        <w:tc>
+          <w:tcPr>
+            <w:tcW w:type="dxa" w:w="1701"/>
+          </w:tcPr>
+          <w:p>
+            <w:pPr>
+              <w:keepNext/>
+              <w:spacing w:line="240" w:lineRule="auto" w:after="0"/>
+              <w:ind w:firstLine="0"/>
+              <w:jc w:val="left"/>
+            </w:pPr>
+            <w:r>
+              <w:rPr>
+                <w:rFonts w:ascii="Times New Roman" w:hAnsi="Times New Roman" w:cs="Times New Roman" w:eastAsia="Times New Roman"/>
+                <w:b w:val="0"/>
+                <w:i w:val="0"/>
+                <w:color w:val="000000"/>
+                <w:sz w:val="24"/>
+              </w:rPr>
+              <w:t>12.08.2026</w:t>
+            </w:r>
+          </w:p>
+        </w:tc>
+        <w:tc>
+          <w:tcPr>
+            <w:tcW w:type="dxa" w:w="5459"/>
+          </w:tcPr>
+          <w:p>
+            <w:pPr>
+              <w:keepNext/>
+              <w:spacing w:line="240" w:lineRule="auto" w:after="0"/>
+              <w:ind w:firstLine="0"/>
+              <w:jc w:val="left"/>
+            </w:pPr>
+            <w:r>
+              <w:rPr>
+                <w:rFonts w:ascii="Times New Roman" w:hAnsi="Times New Roman" w:cs="Times New Roman" w:eastAsia="Times New Roman"/>
+                <w:b w:val="0"/>
+                <w:i w:val="0"/>
+                <w:color w:val="000000"/>
+                <w:sz w:val="24"/>
+              </w:rPr>
+              <w:t>Показатель скорости обработки приведён к тому, что считает система: от подачи до принятия в работу; итог разделён на критерии и показатели</w:t>
+            </w:r>
+          </w:p>
+        </w:tc>
+        <w:tc>
+          <w:tcPr>
+            <w:tcW w:type="dxa" w:w="1061"/>
           </w:tcPr>
           <w:p>
             <w:pPr>
@@ -8968,7 +9166,7 @@
         </w:tc>
         <w:tc>
           <w:tcPr>
-            <w:tcW w:type="dxa" w:w="5396"/>
+            <w:tcW w:type="dxa" w:w="5459"/>
           </w:tcPr>
           <w:p>
             <w:pPr>
@@ -8981,7 +9179,7 @@
         </w:tc>
         <w:tc>
           <w:tcPr>
-            <w:tcW w:type="dxa" w:w="1124"/>
+            <w:tcW w:type="dxa" w:w="1061"/>
           </w:tcPr>
           <w:p>
             <w:pPr>
@@ -9026,7 +9224,7 @@
         </w:tc>
         <w:tc>
           <w:tcPr>
-            <w:tcW w:type="dxa" w:w="5396"/>
+            <w:tcW w:type="dxa" w:w="5459"/>
           </w:tcPr>
           <w:p>
             <w:pPr>
@@ -9039,7 +9237,7 @@
         </w:tc>
         <w:tc>
           <w:tcPr>
-            <w:tcW w:type="dxa" w:w="1124"/>
+            <w:tcW w:type="dxa" w:w="1061"/>
           </w:tcPr>
           <w:p>
             <w:pPr>
@@ -9084,7 +9282,7 @@
         </w:tc>
         <w:tc>
           <w:tcPr>
-            <w:tcW w:type="dxa" w:w="5396"/>
+            <w:tcW w:type="dxa" w:w="5459"/>
           </w:tcPr>
           <w:p>
             <w:pPr>
@@ -9097,7 +9295,7 @@
         </w:tc>
         <w:tc>
           <w:tcPr>
-            <w:tcW w:type="dxa" w:w="1124"/>
+            <w:tcW w:type="dxa" w:w="1061"/>
           </w:tcPr>
           <w:p>
             <w:pPr>
@@ -9142,7 +9340,7 @@
         </w:tc>
         <w:tc>
           <w:tcPr>
-            <w:tcW w:type="dxa" w:w="5396"/>
+            <w:tcW w:type="dxa" w:w="5459"/>
           </w:tcPr>
           <w:p>
             <w:pPr>
@@ -9155,7 +9353,7 @@
         </w:tc>
         <w:tc>
           <w:tcPr>
-            <w:tcW w:type="dxa" w:w="1124"/>
+            <w:tcW w:type="dxa" w:w="1061"/>
           </w:tcPr>
           <w:p>
             <w:pPr>
@@ -9200,7 +9398,7 @@
         </w:tc>
         <w:tc>
           <w:tcPr>
-            <w:tcW w:type="dxa" w:w="5396"/>
+            <w:tcW w:type="dxa" w:w="5459"/>
           </w:tcPr>
           <w:p>
             <w:pPr>
@@ -9213,7 +9411,7 @@
         </w:tc>
         <w:tc>
           <w:tcPr>
-            <w:tcW w:type="dxa" w:w="1124"/>
+            <w:tcW w:type="dxa" w:w="1061"/>
           </w:tcPr>
           <w:p>
             <w:pPr>
@@ -9256,7 +9454,7 @@
         </w:tc>
         <w:tc>
           <w:tcPr>
-            <w:tcW w:type="dxa" w:w="5396"/>
+            <w:tcW w:type="dxa" w:w="5459"/>
           </w:tcPr>
           <w:p>
             <w:pPr>
@@ -9268,7 +9466,7 @@
         </w:tc>
         <w:tc>
           <w:tcPr>
-            <w:tcW w:type="dxa" w:w="1124"/>
+            <w:tcW w:type="dxa" w:w="1061"/>
           </w:tcPr>
           <w:p>
             <w:pPr>

--- a/Документация/Критерии завершения пилотного периода/Критерии завершения пилотного периода.docx
+++ b/Документация/Критерии завершения пилотного периода/Критерии завершения пилотного периода.docx
@@ -157,7 +157,7 @@
           <w:color w:val="000000"/>
           <w:sz w:val="26"/>
         </w:rPr>
-        <w:t>Версия документа: 1.5</w:t>
+        <w:t>Версия документа: 1.6</w:t>
       </w:r>
     </w:p>
     <w:p>
@@ -173,7 +173,7 @@
           <w:color w:val="000000"/>
           <w:sz w:val="26"/>
         </w:rPr>
-        <w:t>Дата: 12.08.2026</w:t>
+        <w:t>Дата: 14.08.2026</w:t>
       </w:r>
     </w:p>
     <w:p>
@@ -228,7 +228,7 @@
           <w:color w:val="000000"/>
           <w:sz w:val="32"/>
         </w:rPr>
-        <w:t>ОГРАНИЧЕНИЯ НА ИСПОЛЬЗОВАНИЕ ДОКУМЕНТА</w:t>
+        <w:t>УСЛОВИЯ ИСПОЛЬЗОВАНИЯ ДОКУМЕНТА</w:t>
       </w:r>
     </w:p>
     <w:p>
@@ -287,7 +287,7 @@
           <w:color w:val="000000"/>
           <w:sz w:val="24"/>
         </w:rPr>
-        <w:t>Исключительное право на настоящий документ и на описанную в нём систему, включая её исходный код, интерфейсы и принятые в ней решения, принадлежит правообладателю. Передача документа не влечёт перехода к Получателю каких-либо прав на систему или на её составные части.</w:t>
+        <w:t>Исключительное право на настоящий документ и на описанную в нём систему, включая её исходный код и интерфейсы, принадлежит правообладателю. Передача документа не влечёт перехода к Получателю прав на систему или её составные части.</w:t>
       </w:r>
     </w:p>
     <w:p>
@@ -304,7 +304,7 @@
           <w:color w:val="000000"/>
           <w:sz w:val="24"/>
         </w:rPr>
-        <w:t xml:space="preserve">2. Назначение передачи. </w:t>
+        <w:t xml:space="preserve">2. Передача третьим лицам. </w:t>
       </w:r>
       <w:r>
         <w:rPr>
@@ -314,7 +314,7 @@
           <w:color w:val="000000"/>
           <w:sz w:val="24"/>
         </w:rPr>
-        <w:t>Документ передан Получателю исключительно для ознакомления с системой и принятия решения о её приобретении и внедрении. Использование документа в иных целях не разрешается.</w:t>
+        <w:t>Документ, его части и производные материалы - копии, выдержки, переводы, презентации, снимки экрана - не передаются третьим лицам без согласия правообладателя. Внутри организации Получателя документ доводится до работников, которым он необходим для работы с системой.</w:t>
       </w:r>
     </w:p>
     <w:p>
@@ -331,7 +331,7 @@
           <w:color w:val="000000"/>
           <w:sz w:val="24"/>
         </w:rPr>
-        <w:t xml:space="preserve">3. Запрет передачи третьим лицам. </w:t>
+        <w:t xml:space="preserve">3. Отсутствие лицензии. </w:t>
       </w:r>
       <w:r>
         <w:rPr>
@@ -341,169 +341,7 @@
           <w:color w:val="000000"/>
           <w:sz w:val="24"/>
         </w:rPr>
-        <w:t>Документ, его части и любые производные материалы - копии, выдержки, переводы, изложения, презентации, снимки экрана - не подлежат передаче, пересылке, публикации и показу третьим лицам, включая подрядчиков и консультантов Получателя, без предварительного письменного согласия правообладателя. Внутри организации Получателя документ доводится только до работников, которым он необходим для оценки системы.</w:t>
-      </w:r>
-    </w:p>
-    <w:p>
-      <w:pPr>
-        <w:spacing w:after="60" w:line="276" w:lineRule="auto"/>
-        <w:ind w:firstLine="0"/>
-        <w:jc w:val="both"/>
-      </w:pPr>
-      <w:r>
-        <w:rPr>
-          <w:rFonts w:ascii="Times New Roman" w:hAnsi="Times New Roman" w:cs="Times New Roman" w:eastAsia="Times New Roman"/>
-          <w:b/>
-          <w:i w:val="0"/>
-          <w:color w:val="000000"/>
-          <w:sz w:val="24"/>
-        </w:rPr>
-        <w:t xml:space="preserve">4. Запрет иного использования. </w:t>
-      </w:r>
-      <w:r>
-        <w:rPr>
-          <w:rFonts w:ascii="Times New Roman" w:hAnsi="Times New Roman" w:cs="Times New Roman" w:eastAsia="Times New Roman"/>
-          <w:b w:val="0"/>
-          <w:i w:val="0"/>
-          <w:color w:val="000000"/>
-          <w:sz w:val="24"/>
-        </w:rPr>
-        <w:t>Содержащиеся в документе сведения не подлежат использованию и передаче в целях, не предусмотренных пунктом 2 настоящего листа.</w:t>
-      </w:r>
-    </w:p>
-    <w:p>
-      <w:pPr>
-        <w:spacing w:after="60" w:line="276" w:lineRule="auto"/>
-        <w:ind w:firstLine="0"/>
-        <w:jc w:val="both"/>
-      </w:pPr>
-      <w:r>
-        <w:rPr>
-          <w:rFonts w:ascii="Times New Roman" w:hAnsi="Times New Roman" w:cs="Times New Roman" w:eastAsia="Times New Roman"/>
-          <w:b/>
-          <w:i w:val="0"/>
-          <w:color w:val="000000"/>
-          <w:sz w:val="24"/>
-        </w:rPr>
-        <w:t xml:space="preserve">5. Отсутствие лицензии. </w:t>
-      </w:r>
-      <w:r>
-        <w:rPr>
-          <w:rFonts w:ascii="Times New Roman" w:hAnsi="Times New Roman" w:cs="Times New Roman" w:eastAsia="Times New Roman"/>
-          <w:b w:val="0"/>
-          <w:i w:val="0"/>
-          <w:color w:val="000000"/>
-          <w:sz w:val="24"/>
-        </w:rPr>
-        <w:t>Документ не является офертой, лицензией или разрешением на использование системы. Право использования системы возникает только на основании отдельного письменного договора с правообладателем.</w:t>
-      </w:r>
-    </w:p>
-    <w:p>
-      <w:pPr>
-        <w:spacing w:after="60" w:line="276" w:lineRule="auto"/>
-        <w:ind w:firstLine="0"/>
-        <w:jc w:val="both"/>
-      </w:pPr>
-      <w:r>
-        <w:rPr>
-          <w:rFonts w:ascii="Times New Roman" w:hAnsi="Times New Roman" w:cs="Times New Roman" w:eastAsia="Times New Roman"/>
-          <w:b/>
-          <w:i w:val="0"/>
-          <w:color w:val="000000"/>
-          <w:sz w:val="24"/>
-        </w:rPr>
-        <w:t xml:space="preserve">6. Срок действия ограничений. </w:t>
-      </w:r>
-      <w:r>
-        <w:rPr>
-          <w:rFonts w:ascii="Times New Roman" w:hAnsi="Times New Roman" w:cs="Times New Roman" w:eastAsia="Times New Roman"/>
-          <w:b w:val="0"/>
-          <w:i w:val="0"/>
-          <w:color w:val="000000"/>
-          <w:sz w:val="24"/>
-        </w:rPr>
-        <w:t>Ограничения действуют бессрочно. Они не прекращаются отказом Получателя от приобретения системы, истечением пилотного периода, прекращением переговоров или возвратом документа.</w:t>
-      </w:r>
-    </w:p>
-    <w:p>
-      <w:pPr>
-        <w:spacing w:after="60" w:line="276" w:lineRule="auto"/>
-        <w:ind w:firstLine="0"/>
-        <w:jc w:val="both"/>
-      </w:pPr>
-      <w:r>
-        <w:rPr>
-          <w:rFonts w:ascii="Times New Roman" w:hAnsi="Times New Roman" w:cs="Times New Roman" w:eastAsia="Times New Roman"/>
-          <w:b/>
-          <w:i w:val="0"/>
-          <w:color w:val="000000"/>
-          <w:sz w:val="24"/>
-        </w:rPr>
-        <w:t xml:space="preserve">7. Возврат и уничтожение. </w:t>
-      </w:r>
-      <w:r>
-        <w:rPr>
-          <w:rFonts w:ascii="Times New Roman" w:hAnsi="Times New Roman" w:cs="Times New Roman" w:eastAsia="Times New Roman"/>
-          <w:b w:val="0"/>
-          <w:i w:val="0"/>
-          <w:color w:val="000000"/>
-          <w:sz w:val="24"/>
-        </w:rPr>
-        <w:t>Если решение о приобретении не принято, а также по письменному требованию правообладателя, Получатель прекращает использование документа, удаляет его электронные копии и уничтожает бумажные экземпляры, подтверждая это письменно по запросу правообладателя.</w:t>
-      </w:r>
-    </w:p>
-    <w:p>
-      <w:pPr>
-        <w:spacing w:after="60" w:line="276" w:lineRule="auto"/>
-        <w:ind w:firstLine="0"/>
-        <w:jc w:val="both"/>
-      </w:pPr>
-      <w:r>
-        <w:rPr>
-          <w:rFonts w:ascii="Times New Roman" w:hAnsi="Times New Roman" w:cs="Times New Roman" w:eastAsia="Times New Roman"/>
-          <w:b/>
-          <w:i w:val="0"/>
-          <w:color w:val="000000"/>
-          <w:sz w:val="24"/>
-        </w:rPr>
-        <w:t xml:space="preserve">8. Ответственность. </w:t>
-      </w:r>
-      <w:r>
-        <w:rPr>
-          <w:rFonts w:ascii="Times New Roman" w:hAnsi="Times New Roman" w:cs="Times New Roman" w:eastAsia="Times New Roman"/>
-          <w:b w:val="0"/>
-          <w:i w:val="0"/>
-          <w:color w:val="000000"/>
-          <w:sz w:val="24"/>
-        </w:rPr>
-        <w:t>Нарушение исключительного права влечёт ответственность, установленную законодательством Российской Федерации, включая возмещение убытков либо выплату компенсации, и не лишает правообладателя права требовать пресечения действий, нарушающих право.</w:t>
-      </w:r>
-    </w:p>
-    <w:p>
-      <w:pPr>
-        <w:spacing w:after="60" w:line="276" w:lineRule="auto"/>
-        <w:ind w:firstLine="0"/>
-        <w:jc w:val="both"/>
-      </w:pPr>
-      <w:r>
-        <w:rPr>
-          <w:rFonts w:ascii="Times New Roman" w:hAnsi="Times New Roman" w:cs="Times New Roman" w:eastAsia="Times New Roman"/>
-          <w:b/>
-          <w:i w:val="0"/>
-          <w:color w:val="000000"/>
-          <w:sz w:val="24"/>
-        </w:rPr>
-        <w:t xml:space="preserve">9. Принятие условий. </w:t>
-      </w:r>
-      <w:r>
-        <w:rPr>
-          <w:rFonts w:ascii="Times New Roman" w:hAnsi="Times New Roman" w:cs="Times New Roman" w:eastAsia="Times New Roman"/>
-          <w:b w:val="0"/>
-          <w:i w:val="0"/>
-          <w:color w:val="000000"/>
-          <w:sz w:val="24"/>
-        </w:rPr>
-        <w:t>Получение и использование документа означает согласие с изложенными ограничениями. Получатель, не согласный с ними, обязан не использовать документ и уведомить правообладателя о его возврате или уничтожении.</w:t>
+        <w:t>Документ описывает систему и не является офертой или лицензией на её использование. Право использования системы возникает на основании отдельного договора с правообладателем.</w:t>
       </w:r>
     </w:p>
     <w:p>
@@ -8506,8 +8344,8 @@
       <w:tblGrid>
         <w:gridCol w:w="1134"/>
         <w:gridCol w:w="1701"/>
-        <w:gridCol w:w="5460"/>
-        <w:gridCol w:w="1061"/>
+        <w:gridCol w:w="5670"/>
+        <w:gridCol w:w="850"/>
       </w:tblGrid>
       <w:tr>
         <w:trPr>
@@ -8564,7 +8402,7 @@
         </w:tc>
         <w:tc>
           <w:tcPr>
-            <w:tcW w:type="dxa" w:w="5459"/>
+            <w:tcW w:type="dxa" w:w="5669"/>
             <w:shd w:val="clear" w:fill="E8E8E8"/>
           </w:tcPr>
           <w:p>
@@ -8588,7 +8426,7 @@
         </w:tc>
         <w:tc>
           <w:tcPr>
-            <w:tcW w:type="dxa" w:w="1061"/>
+            <w:tcW w:type="dxa" w:w="850"/>
             <w:shd w:val="clear" w:fill="E8E8E8"/>
           </w:tcPr>
           <w:p>
@@ -8663,7 +8501,7 @@
         </w:tc>
         <w:tc>
           <w:tcPr>
-            <w:tcW w:type="dxa" w:w="5459"/>
+            <w:tcW w:type="dxa" w:w="5669"/>
           </w:tcPr>
           <w:p>
             <w:pPr>
@@ -8686,7 +8524,7 @@
         </w:tc>
         <w:tc>
           <w:tcPr>
-            <w:tcW w:type="dxa" w:w="1061"/>
+            <w:tcW w:type="dxa" w:w="850"/>
           </w:tcPr>
           <w:p>
             <w:pPr>
@@ -8750,7 +8588,7 @@
         </w:tc>
         <w:tc>
           <w:tcPr>
-            <w:tcW w:type="dxa" w:w="5459"/>
+            <w:tcW w:type="dxa" w:w="5669"/>
           </w:tcPr>
           <w:p>
             <w:pPr>
@@ -8773,7 +8611,7 @@
         </w:tc>
         <w:tc>
           <w:tcPr>
-            <w:tcW w:type="dxa" w:w="1061"/>
+            <w:tcW w:type="dxa" w:w="850"/>
           </w:tcPr>
           <w:p>
             <w:pPr>
@@ -8837,7 +8675,7 @@
         </w:tc>
         <w:tc>
           <w:tcPr>
-            <w:tcW w:type="dxa" w:w="5459"/>
+            <w:tcW w:type="dxa" w:w="5669"/>
           </w:tcPr>
           <w:p>
             <w:pPr>
@@ -8860,7 +8698,7 @@
         </w:tc>
         <w:tc>
           <w:tcPr>
-            <w:tcW w:type="dxa" w:w="1061"/>
+            <w:tcW w:type="dxa" w:w="850"/>
           </w:tcPr>
           <w:p>
             <w:pPr>
@@ -8924,7 +8762,7 @@
         </w:tc>
         <w:tc>
           <w:tcPr>
-            <w:tcW w:type="dxa" w:w="5459"/>
+            <w:tcW w:type="dxa" w:w="5669"/>
           </w:tcPr>
           <w:p>
             <w:pPr>
@@ -8947,7 +8785,7 @@
         </w:tc>
         <w:tc>
           <w:tcPr>
-            <w:tcW w:type="dxa" w:w="1061"/>
+            <w:tcW w:type="dxa" w:w="850"/>
           </w:tcPr>
           <w:p>
             <w:pPr>
@@ -9011,7 +8849,7 @@
         </w:tc>
         <w:tc>
           <w:tcPr>
-            <w:tcW w:type="dxa" w:w="5459"/>
+            <w:tcW w:type="dxa" w:w="5669"/>
           </w:tcPr>
           <w:p>
             <w:pPr>
@@ -9034,7 +8872,7 @@
         </w:tc>
         <w:tc>
           <w:tcPr>
-            <w:tcW w:type="dxa" w:w="1061"/>
+            <w:tcW w:type="dxa" w:w="850"/>
           </w:tcPr>
           <w:p>
             <w:pPr>
@@ -9098,7 +8936,7 @@
         </w:tc>
         <w:tc>
           <w:tcPr>
-            <w:tcW w:type="dxa" w:w="5459"/>
+            <w:tcW w:type="dxa" w:w="5669"/>
           </w:tcPr>
           <w:p>
             <w:pPr>
@@ -9121,7 +8959,94 @@
         </w:tc>
         <w:tc>
           <w:tcPr>
-            <w:tcW w:type="dxa" w:w="1061"/>
+            <w:tcW w:type="dxa" w:w="850"/>
+          </w:tcPr>
+          <w:p>
+            <w:pPr>
+              <w:keepNext/>
+              <w:spacing w:line="240" w:lineRule="auto" w:after="0"/>
+              <w:ind w:firstLine="0"/>
+              <w:jc w:val="left"/>
+            </w:pPr>
+          </w:p>
+        </w:tc>
+      </w:tr>
+      <w:tr>
+        <w:trPr>
+          <w:cantSplit w:val="true"/>
+        </w:trPr>
+        <w:tc>
+          <w:tcPr>
+            <w:tcW w:type="dxa" w:w="1134"/>
+          </w:tcPr>
+          <w:p>
+            <w:pPr>
+              <w:keepNext/>
+              <w:spacing w:line="240" w:lineRule="auto" w:after="0"/>
+              <w:ind w:firstLine="0"/>
+              <w:jc w:val="left"/>
+            </w:pPr>
+            <w:r>
+              <w:rPr>
+                <w:rFonts w:ascii="Times New Roman" w:hAnsi="Times New Roman" w:cs="Times New Roman" w:eastAsia="Times New Roman"/>
+                <w:b w:val="0"/>
+                <w:i w:val="0"/>
+                <w:color w:val="000000"/>
+                <w:sz w:val="24"/>
+              </w:rPr>
+              <w:t>1.6</w:t>
+            </w:r>
+          </w:p>
+        </w:tc>
+        <w:tc>
+          <w:tcPr>
+            <w:tcW w:type="dxa" w:w="1701"/>
+          </w:tcPr>
+          <w:p>
+            <w:pPr>
+              <w:keepNext/>
+              <w:spacing w:line="240" w:lineRule="auto" w:after="0"/>
+              <w:ind w:firstLine="0"/>
+              <w:jc w:val="left"/>
+            </w:pPr>
+            <w:r>
+              <w:rPr>
+                <w:rFonts w:ascii="Times New Roman" w:hAnsi="Times New Roman" w:cs="Times New Roman" w:eastAsia="Times New Roman"/>
+                <w:b w:val="0"/>
+                <w:i w:val="0"/>
+                <w:color w:val="000000"/>
+                <w:sz w:val="24"/>
+              </w:rPr>
+              <w:t>14.08.2026</w:t>
+            </w:r>
+          </w:p>
+        </w:tc>
+        <w:tc>
+          <w:tcPr>
+            <w:tcW w:type="dxa" w:w="5669"/>
+          </w:tcPr>
+          <w:p>
+            <w:pPr>
+              <w:keepNext/>
+              <w:spacing w:line="240" w:lineRule="auto" w:after="0"/>
+              <w:ind w:firstLine="0"/>
+              <w:jc w:val="left"/>
+            </w:pPr>
+            <w:r>
+              <w:rPr>
+                <w:rFonts w:ascii="Times New Roman" w:hAnsi="Times New Roman" w:cs="Times New Roman" w:eastAsia="Times New Roman"/>
+                <w:b w:val="0"/>
+                <w:i w:val="0"/>
+                <w:color w:val="000000"/>
+                <w:sz w:val="24"/>
+              </w:rPr>
+              <w:t>Лист условий использования сокращён и смягчён: оставлены принадлежность прав, запрет передачи третьим лицам и отсутствие лицензии; убраны срок действия ограничений, требования письменного согласия и подтверждения уничтожения копий</w:t>
+            </w:r>
+          </w:p>
+        </w:tc>
+        <w:tc>
+          <w:tcPr>
+            <w:tcW w:type="dxa" w:w="850"/>
           </w:tcPr>
           <w:p>
             <w:pPr>
@@ -9166,7 +9091,7 @@
         </w:tc>
         <w:tc>
           <w:tcPr>
-            <w:tcW w:type="dxa" w:w="5459"/>
+            <w:tcW w:type="dxa" w:w="5669"/>
           </w:tcPr>
           <w:p>
             <w:pPr>
@@ -9179,7 +9104,7 @@
         </w:tc>
         <w:tc>
           <w:tcPr>
-            <w:tcW w:type="dxa" w:w="1061"/>
+            <w:tcW w:type="dxa" w:w="850"/>
           </w:tcPr>
           <w:p>
             <w:pPr>
@@ -9224,7 +9149,7 @@
         </w:tc>
         <w:tc>
           <w:tcPr>
-            <w:tcW w:type="dxa" w:w="5459"/>
+            <w:tcW w:type="dxa" w:w="5669"/>
           </w:tcPr>
           <w:p>
             <w:pPr>
@@ -9237,7 +9162,7 @@
         </w:tc>
         <w:tc>
           <w:tcPr>
-            <w:tcW w:type="dxa" w:w="1061"/>
+            <w:tcW w:type="dxa" w:w="850"/>
           </w:tcPr>
           <w:p>
             <w:pPr>
@@ -9282,7 +9207,7 @@
         </w:tc>
         <w:tc>
           <w:tcPr>
-            <w:tcW w:type="dxa" w:w="5459"/>
+            <w:tcW w:type="dxa" w:w="5669"/>
           </w:tcPr>
           <w:p>
             <w:pPr>
@@ -9295,7 +9220,7 @@
         </w:tc>
         <w:tc>
           <w:tcPr>
-            <w:tcW w:type="dxa" w:w="1061"/>
+            <w:tcW w:type="dxa" w:w="850"/>
           </w:tcPr>
           <w:p>
             <w:pPr>
@@ -9340,7 +9265,7 @@
         </w:tc>
         <w:tc>
           <w:tcPr>
-            <w:tcW w:type="dxa" w:w="5459"/>
+            <w:tcW w:type="dxa" w:w="5669"/>
           </w:tcPr>
           <w:p>
             <w:pPr>
@@ -9353,7 +9278,7 @@
         </w:tc>
         <w:tc>
           <w:tcPr>
-            <w:tcW w:type="dxa" w:w="1061"/>
+            <w:tcW w:type="dxa" w:w="850"/>
           </w:tcPr>
           <w:p>
             <w:pPr>
@@ -9398,7 +9323,7 @@
         </w:tc>
         <w:tc>
           <w:tcPr>
-            <w:tcW w:type="dxa" w:w="5459"/>
+            <w:tcW w:type="dxa" w:w="5669"/>
           </w:tcPr>
           <w:p>
             <w:pPr>
@@ -9411,7 +9336,7 @@
         </w:tc>
         <w:tc>
           <w:tcPr>
-            <w:tcW w:type="dxa" w:w="1061"/>
+            <w:tcW w:type="dxa" w:w="850"/>
           </w:tcPr>
           <w:p>
             <w:pPr>
@@ -9454,7 +9379,7 @@
         </w:tc>
         <w:tc>
           <w:tcPr>
-            <w:tcW w:type="dxa" w:w="5459"/>
+            <w:tcW w:type="dxa" w:w="5669"/>
           </w:tcPr>
           <w:p>
             <w:pPr>
@@ -9466,7 +9391,7 @@
         </w:tc>
         <w:tc>
           <w:tcPr>
-            <w:tcW w:type="dxa" w:w="1061"/>
+            <w:tcW w:type="dxa" w:w="850"/>
           </w:tcPr>
           <w:p>
             <w:pPr>

--- a/Документация/Критерии завершения пилотного периода/Критерии завершения пилотного периода.docx
+++ b/Документация/Критерии завершения пилотного периода/Критерии завершения пилотного периода.docx
@@ -157,7 +157,7 @@
           <w:color w:val="000000"/>
           <w:sz w:val="26"/>
         </w:rPr>
-        <w:t>Версия документа: 1.6</w:t>
+        <w:t>Версия документа: 1.7</w:t>
       </w:r>
     </w:p>
     <w:p>
@@ -9061,6 +9061,93 @@
       <w:tr>
         <w:trPr>
           <w:cantSplit w:val="true"/>
+        </w:trPr>
+        <w:tc>
+          <w:tcPr>
+            <w:tcW w:type="dxa" w:w="1134"/>
+          </w:tcPr>
+          <w:p>
+            <w:pPr>
+              <w:keepNext/>
+              <w:spacing w:line="240" w:lineRule="auto" w:after="0"/>
+              <w:ind w:firstLine="0"/>
+              <w:jc w:val="left"/>
+            </w:pPr>
+            <w:r>
+              <w:rPr>
+                <w:rFonts w:ascii="Times New Roman" w:hAnsi="Times New Roman" w:cs="Times New Roman" w:eastAsia="Times New Roman"/>
+                <w:b w:val="0"/>
+                <w:i w:val="0"/>
+                <w:color w:val="000000"/>
+                <w:sz w:val="24"/>
+              </w:rPr>
+              <w:t>1.7</w:t>
+            </w:r>
+          </w:p>
+        </w:tc>
+        <w:tc>
+          <w:tcPr>
+            <w:tcW w:type="dxa" w:w="1701"/>
+          </w:tcPr>
+          <w:p>
+            <w:pPr>
+              <w:keepNext/>
+              <w:spacing w:line="240" w:lineRule="auto" w:after="0"/>
+              <w:ind w:firstLine="0"/>
+              <w:jc w:val="left"/>
+            </w:pPr>
+            <w:r>
+              <w:rPr>
+                <w:rFonts w:ascii="Times New Roman" w:hAnsi="Times New Roman" w:cs="Times New Roman" w:eastAsia="Times New Roman"/>
+                <w:b w:val="0"/>
+                <w:i w:val="0"/>
+                <w:color w:val="000000"/>
+                <w:sz w:val="24"/>
+              </w:rPr>
+              <w:t>14.08.2026</w:t>
+            </w:r>
+          </w:p>
+        </w:tc>
+        <w:tc>
+          <w:tcPr>
+            <w:tcW w:type="dxa" w:w="5669"/>
+          </w:tcPr>
+          <w:p>
+            <w:pPr>
+              <w:keepNext/>
+              <w:spacing w:line="240" w:lineRule="auto" w:after="0"/>
+              <w:ind w:firstLine="0"/>
+              <w:jc w:val="left"/>
+            </w:pPr>
+            <w:r>
+              <w:rPr>
+                <w:rFonts w:ascii="Times New Roman" w:hAnsi="Times New Roman" w:cs="Times New Roman" w:eastAsia="Times New Roman"/>
+                <w:b w:val="0"/>
+                <w:i w:val="0"/>
+                <w:color w:val="000000"/>
+                <w:sz w:val="24"/>
+              </w:rPr>
+              <w:t>Свойства файла заполнены выходными данными документа: прежде в них стояли служебные значения средства сборки</w:t>
+            </w:r>
+          </w:p>
+        </w:tc>
+        <w:tc>
+          <w:tcPr>
+            <w:tcW w:type="dxa" w:w="850"/>
+          </w:tcPr>
+          <w:p>
+            <w:pPr>
+              <w:keepNext/>
+              <w:spacing w:line="240" w:lineRule="auto" w:after="0"/>
+              <w:ind w:firstLine="0"/>
+              <w:jc w:val="left"/>
+            </w:pPr>
+          </w:p>
+        </w:tc>
+      </w:tr>
+      <w:tr>
+        <w:trPr>
+          <w:cantSplit w:val="true"/>
           <w:trHeight w:val="680" w:hRule="atLeast"/>
         </w:trPr>
         <w:tc>

--- a/Документация/Критерии завершения пилотного периода/Критерии завершения пилотного периода.docx
+++ b/Документация/Критерии завершения пилотного периода/Критерии завершения пилотного периода.docx
@@ -157,7 +157,7 @@
           <w:color w:val="000000"/>
           <w:sz w:val="26"/>
         </w:rPr>
-        <w:t>Версия документа: 1.6</w:t>
+        <w:t>Версия документа: 1.7</w:t>
       </w:r>
     </w:p>
     <w:p>

--- a/Документация/Критерии завершения пилотного периода/Критерии завершения пилотного периода.docx
+++ b/Документация/Критерии завершения пилотного периода/Критерии завершения пилотного периода.docx
@@ -8281,1230 +8281,6 @@
         <w:t>Подпись ____________________ Дата «____» ______________ 20____ г.</w:t>
       </w:r>
     </w:p>
-    <w:p>
-      <w:r>
-        <w:br w:type="page"/>
-      </w:r>
-    </w:p>
-    <w:p>
-      <w:pPr>
-        <w:pStyle w:val="Heading1"/>
-        <w:ind w:firstLine="0"/>
-      </w:pPr>
-      <w:r>
-        <w:rPr>
-          <w:rFonts w:ascii="Times New Roman" w:hAnsi="Times New Roman" w:cs="Times New Roman" w:eastAsia="Times New Roman"/>
-          <w:b/>
-          <w:i w:val="0"/>
-          <w:color w:val="000000"/>
-          <w:sz w:val="32"/>
-        </w:rPr>
-        <w:t>ЛИСТ РЕГИСТРАЦИИ ИЗМЕНЕНИЙ</w:t>
-      </w:r>
-    </w:p>
-    <w:p>
-      <w:r>
-        <w:rPr>
-          <w:rFonts w:ascii="Times New Roman" w:hAnsi="Times New Roman" w:cs="Times New Roman" w:eastAsia="Times New Roman"/>
-          <w:b w:val="0"/>
-          <w:i w:val="0"/>
-          <w:color w:val="000000"/>
-          <w:sz w:val="28"/>
-        </w:rPr>
-        <w:t>В таблице фиксируются изменения документа. Версия повышается при выпуске новой редакции: вторая цифра при уточнениях и дополнениях, первая при переработке структуры или существенном изменении требований.</w:t>
-      </w:r>
-    </w:p>
-    <w:p>
-      <w:pPr>
-        <w:keepNext/>
-        <w:spacing w:line="240" w:lineRule="auto" w:before="160" w:after="80"/>
-        <w:ind w:firstLine="0"/>
-        <w:jc w:val="left"/>
-      </w:pPr>
-      <w:r>
-        <w:rPr>
-          <w:rFonts w:ascii="Times New Roman" w:hAnsi="Times New Roman" w:cs="Times New Roman" w:eastAsia="Times New Roman"/>
-          <w:b w:val="0"/>
-          <w:i/>
-          <w:color w:val="000000"/>
-          <w:sz w:val="24"/>
-        </w:rPr>
-        <w:t>Таблица - Регистрация изменений</w:t>
-      </w:r>
-    </w:p>
-    <w:tbl>
-      <w:tblPr>
-        <w:tblStyle w:val="TableGrid"/>
-        <w:tblW w:type="auto" w:w="0"/>
-        <w:jc w:val="center"/>
-        <w:tblLayout w:type="fixed"/>
-        <w:tblLook w:firstColumn="1" w:firstRow="1" w:lastColumn="0" w:lastRow="0" w:noHBand="0" w:noVBand="1" w:val="04A0"/>
-        <w:tblLayout w:type="fixed"/>
-      </w:tblPr>
-      <w:tblGrid>
-        <w:gridCol w:w="1134"/>
-        <w:gridCol w:w="1701"/>
-        <w:gridCol w:w="5670"/>
-        <w:gridCol w:w="850"/>
-      </w:tblGrid>
-      <w:tr>
-        <w:trPr>
-          <w:tblHeader w:val="true"/>
-          <w:cantSplit w:val="true"/>
-        </w:trPr>
-        <w:tc>
-          <w:tcPr>
-            <w:tcW w:type="dxa" w:w="1134"/>
-            <w:shd w:val="clear" w:fill="E8E8E8"/>
-          </w:tcPr>
-          <w:p>
-            <w:pPr>
-              <w:keepNext/>
-              <w:spacing w:line="240" w:lineRule="auto" w:after="0"/>
-              <w:ind w:firstLine="0"/>
-              <w:jc w:val="left"/>
-            </w:pPr>
-            <w:r>
-              <w:rPr>
-                <w:rFonts w:ascii="Times New Roman" w:hAnsi="Times New Roman" w:cs="Times New Roman" w:eastAsia="Times New Roman"/>
-                <w:b/>
-                <w:i w:val="0"/>
-                <w:color w:val="000000"/>
-                <w:sz w:val="24"/>
-              </w:rPr>
-              <w:t>Версия</w:t>
-            </w:r>
-          </w:p>
-        </w:tc>
-        <w:tc>
-          <w:tcPr>
-            <w:tcW w:type="dxa" w:w="1701"/>
-            <w:shd w:val="clear" w:fill="E8E8E8"/>
-          </w:tcPr>
-          <w:p>
-            <w:pPr>
-              <w:keepNext/>
-              <w:spacing w:line="240" w:lineRule="auto" w:after="0"/>
-              <w:ind w:firstLine="0"/>
-              <w:jc w:val="left"/>
-            </w:pPr>
-            <w:r>
-              <w:rPr>
-                <w:rFonts w:ascii="Times New Roman" w:hAnsi="Times New Roman" w:cs="Times New Roman" w:eastAsia="Times New Roman"/>
-                <w:b/>
-                <w:i w:val="0"/>
-                <w:color w:val="000000"/>
-                <w:sz w:val="24"/>
-              </w:rPr>
-              <w:t>Дата</w:t>
-            </w:r>
-          </w:p>
-        </w:tc>
-        <w:tc>
-          <w:tcPr>
-            <w:tcW w:type="dxa" w:w="5669"/>
-            <w:shd w:val="clear" w:fill="E8E8E8"/>
-          </w:tcPr>
-          <w:p>
-            <w:pPr>
-              <w:keepNext/>
-              <w:spacing w:line="240" w:lineRule="auto" w:after="0"/>
-              <w:ind w:firstLine="0"/>
-              <w:jc w:val="left"/>
-            </w:pPr>
-            <w:r>
-              <w:rPr>
-                <w:rFonts w:ascii="Times New Roman" w:hAnsi="Times New Roman" w:cs="Times New Roman" w:eastAsia="Times New Roman"/>
-                <w:b/>
-                <w:i w:val="0"/>
-                <w:color w:val="000000"/>
-                <w:sz w:val="24"/>
-              </w:rPr>
-              <w:t>Содержание изменения</w:t>
-            </w:r>
-          </w:p>
-        </w:tc>
-        <w:tc>
-          <w:tcPr>
-            <w:tcW w:type="dxa" w:w="850"/>
-            <w:shd w:val="clear" w:fill="E8E8E8"/>
-          </w:tcPr>
-          <w:p>
-            <w:pPr>
-              <w:keepNext/>
-              <w:spacing w:line="240" w:lineRule="auto" w:after="0"/>
-              <w:ind w:firstLine="0"/>
-              <w:jc w:val="left"/>
-            </w:pPr>
-            <w:r>
-              <w:rPr>
-                <w:rFonts w:ascii="Times New Roman" w:hAnsi="Times New Roman" w:cs="Times New Roman" w:eastAsia="Times New Roman"/>
-                <w:b/>
-                <w:i w:val="0"/>
-                <w:color w:val="000000"/>
-                <w:sz w:val="24"/>
-              </w:rPr>
-              <w:t>Внёс</w:t>
-            </w:r>
-          </w:p>
-        </w:tc>
-      </w:tr>
-      <w:tr>
-        <w:trPr>
-          <w:cantSplit w:val="true"/>
-        </w:trPr>
-        <w:tc>
-          <w:tcPr>
-            <w:tcW w:type="dxa" w:w="1134"/>
-          </w:tcPr>
-          <w:p>
-            <w:pPr>
-              <w:keepNext/>
-              <w:spacing w:line="240" w:lineRule="auto" w:after="0"/>
-              <w:ind w:firstLine="0"/>
-              <w:jc w:val="left"/>
-            </w:pPr>
-            <w:r>
-              <w:rPr>
-                <w:rFonts w:ascii="Times New Roman" w:hAnsi="Times New Roman" w:cs="Times New Roman" w:eastAsia="Times New Roman"/>
-                <w:b w:val="0"/>
-                <w:i w:val="0"/>
-                <w:color w:val="000000"/>
-                <w:sz w:val="24"/>
-              </w:rPr>
-              <w:t>1.0</w:t>
-            </w:r>
-          </w:p>
-        </w:tc>
-        <w:tc>
-          <w:tcPr>
-            <w:tcW w:type="dxa" w:w="1701"/>
-          </w:tcPr>
-          <w:p>
-            <w:pPr>
-              <w:keepNext/>
-              <w:spacing w:line="240" w:lineRule="auto" w:after="0"/>
-              <w:ind w:firstLine="0"/>
-              <w:jc w:val="left"/>
-            </w:pPr>
-            <w:r>
-              <w:rPr>
-                <w:rFonts w:ascii="Times New Roman" w:hAnsi="Times New Roman" w:cs="Times New Roman" w:eastAsia="Times New Roman"/>
-                <w:b w:val="0"/>
-                <w:i w:val="0"/>
-                <w:color w:val="000000"/>
-                <w:sz w:val="24"/>
-              </w:rPr>
-              <w:t>28.07.2026</w:t>
-            </w:r>
-          </w:p>
-        </w:tc>
-        <w:tc>
-          <w:tcPr>
-            <w:tcW w:type="dxa" w:w="5669"/>
-          </w:tcPr>
-          <w:p>
-            <w:pPr>
-              <w:keepNext/>
-              <w:spacing w:line="240" w:lineRule="auto" w:after="0"/>
-              <w:ind w:firstLine="0"/>
-              <w:jc w:val="left"/>
-            </w:pPr>
-            <w:r>
-              <w:rPr>
-                <w:rFonts w:ascii="Times New Roman" w:hAnsi="Times New Roman" w:cs="Times New Roman" w:eastAsia="Times New Roman"/>
-                <w:b w:val="0"/>
-                <w:i w:val="0"/>
-                <w:color w:val="000000"/>
-                <w:sz w:val="24"/>
-              </w:rPr>
-              <w:t>Первая редакция</w:t>
-            </w:r>
-          </w:p>
-        </w:tc>
-        <w:tc>
-          <w:tcPr>
-            <w:tcW w:type="dxa" w:w="850"/>
-          </w:tcPr>
-          <w:p>
-            <w:pPr>
-              <w:keepNext/>
-              <w:spacing w:line="240" w:lineRule="auto" w:after="0"/>
-              <w:ind w:firstLine="0"/>
-              <w:jc w:val="left"/>
-            </w:pPr>
-          </w:p>
-        </w:tc>
-      </w:tr>
-      <w:tr>
-        <w:trPr>
-          <w:cantSplit w:val="true"/>
-        </w:trPr>
-        <w:tc>
-          <w:tcPr>
-            <w:tcW w:type="dxa" w:w="1134"/>
-          </w:tcPr>
-          <w:p>
-            <w:pPr>
-              <w:keepNext/>
-              <w:spacing w:line="240" w:lineRule="auto" w:after="0"/>
-              <w:ind w:firstLine="0"/>
-              <w:jc w:val="left"/>
-            </w:pPr>
-            <w:r>
-              <w:rPr>
-                <w:rFonts w:ascii="Times New Roman" w:hAnsi="Times New Roman" w:cs="Times New Roman" w:eastAsia="Times New Roman"/>
-                <w:b w:val="0"/>
-                <w:i w:val="0"/>
-                <w:color w:val="000000"/>
-                <w:sz w:val="24"/>
-              </w:rPr>
-              <w:t>1.1</w:t>
-            </w:r>
-          </w:p>
-        </w:tc>
-        <w:tc>
-          <w:tcPr>
-            <w:tcW w:type="dxa" w:w="1701"/>
-          </w:tcPr>
-          <w:p>
-            <w:pPr>
-              <w:keepNext/>
-              <w:spacing w:line="240" w:lineRule="auto" w:after="0"/>
-              <w:ind w:firstLine="0"/>
-              <w:jc w:val="left"/>
-            </w:pPr>
-            <w:r>
-              <w:rPr>
-                <w:rFonts w:ascii="Times New Roman" w:hAnsi="Times New Roman" w:cs="Times New Roman" w:eastAsia="Times New Roman"/>
-                <w:b w:val="0"/>
-                <w:i w:val="0"/>
-                <w:color w:val="000000"/>
-                <w:sz w:val="24"/>
-              </w:rPr>
-              <w:t>28.07.2026</w:t>
-            </w:r>
-          </w:p>
-        </w:tc>
-        <w:tc>
-          <w:tcPr>
-            <w:tcW w:type="dxa" w:w="5669"/>
-          </w:tcPr>
-          <w:p>
-            <w:pPr>
-              <w:keepNext/>
-              <w:spacing w:line="240" w:lineRule="auto" w:after="0"/>
-              <w:ind w:firstLine="0"/>
-              <w:jc w:val="left"/>
-            </w:pPr>
-            <w:r>
-              <w:rPr>
-                <w:rFonts w:ascii="Times New Roman" w:hAnsi="Times New Roman" w:cs="Times New Roman" w:eastAsia="Times New Roman"/>
-                <w:b w:val="0"/>
-                <w:i w:val="0"/>
-                <w:color w:val="000000"/>
-                <w:sz w:val="24"/>
-              </w:rPr>
-              <w:t>Сверка с реализацией: уточнён порядок снятия показателей</w:t>
-            </w:r>
-          </w:p>
-        </w:tc>
-        <w:tc>
-          <w:tcPr>
-            <w:tcW w:type="dxa" w:w="850"/>
-          </w:tcPr>
-          <w:p>
-            <w:pPr>
-              <w:keepNext/>
-              <w:spacing w:line="240" w:lineRule="auto" w:after="0"/>
-              <w:ind w:firstLine="0"/>
-              <w:jc w:val="left"/>
-            </w:pPr>
-          </w:p>
-        </w:tc>
-      </w:tr>
-      <w:tr>
-        <w:trPr>
-          <w:cantSplit w:val="true"/>
-        </w:trPr>
-        <w:tc>
-          <w:tcPr>
-            <w:tcW w:type="dxa" w:w="1134"/>
-          </w:tcPr>
-          <w:p>
-            <w:pPr>
-              <w:keepNext/>
-              <w:spacing w:line="240" w:lineRule="auto" w:after="0"/>
-              <w:ind w:firstLine="0"/>
-              <w:jc w:val="left"/>
-            </w:pPr>
-            <w:r>
-              <w:rPr>
-                <w:rFonts w:ascii="Times New Roman" w:hAnsi="Times New Roman" w:cs="Times New Roman" w:eastAsia="Times New Roman"/>
-                <w:b w:val="0"/>
-                <w:i w:val="0"/>
-                <w:color w:val="000000"/>
-                <w:sz w:val="24"/>
-              </w:rPr>
-              <w:t>1.2</w:t>
-            </w:r>
-          </w:p>
-        </w:tc>
-        <w:tc>
-          <w:tcPr>
-            <w:tcW w:type="dxa" w:w="1701"/>
-          </w:tcPr>
-          <w:p>
-            <w:pPr>
-              <w:keepNext/>
-              <w:spacing w:line="240" w:lineRule="auto" w:after="0"/>
-              <w:ind w:firstLine="0"/>
-              <w:jc w:val="left"/>
-            </w:pPr>
-            <w:r>
-              <w:rPr>
-                <w:rFonts w:ascii="Times New Roman" w:hAnsi="Times New Roman" w:cs="Times New Roman" w:eastAsia="Times New Roman"/>
-                <w:b w:val="0"/>
-                <w:i w:val="0"/>
-                <w:color w:val="000000"/>
-                <w:sz w:val="24"/>
-              </w:rPr>
-              <w:t>01.08.2026</w:t>
-            </w:r>
-          </w:p>
-        </w:tc>
-        <w:tc>
-          <w:tcPr>
-            <w:tcW w:type="dxa" w:w="5669"/>
-          </w:tcPr>
-          <w:p>
-            <w:pPr>
-              <w:keepNext/>
-              <w:spacing w:line="240" w:lineRule="auto" w:after="0"/>
-              <w:ind w:firstLine="0"/>
-              <w:jc w:val="left"/>
-            </w:pPr>
-            <w:r>
-              <w:rPr>
-                <w:rFonts w:ascii="Times New Roman" w:hAnsi="Times New Roman" w:cs="Times New Roman" w:eastAsia="Times New Roman"/>
-                <w:b w:val="0"/>
-                <w:i w:val="0"/>
-                <w:color w:val="000000"/>
-                <w:sz w:val="24"/>
-              </w:rPr>
-              <w:t>Лист регистрации изменений разделён по документам: у каждого своя редакция и свой перечень изменений</w:t>
-            </w:r>
-          </w:p>
-        </w:tc>
-        <w:tc>
-          <w:tcPr>
-            <w:tcW w:type="dxa" w:w="850"/>
-          </w:tcPr>
-          <w:p>
-            <w:pPr>
-              <w:keepNext/>
-              <w:spacing w:line="240" w:lineRule="auto" w:after="0"/>
-              <w:ind w:firstLine="0"/>
-              <w:jc w:val="left"/>
-            </w:pPr>
-          </w:p>
-        </w:tc>
-      </w:tr>
-      <w:tr>
-        <w:trPr>
-          <w:cantSplit w:val="true"/>
-        </w:trPr>
-        <w:tc>
-          <w:tcPr>
-            <w:tcW w:type="dxa" w:w="1134"/>
-          </w:tcPr>
-          <w:p>
-            <w:pPr>
-              <w:keepNext/>
-              <w:spacing w:line="240" w:lineRule="auto" w:after="0"/>
-              <w:ind w:firstLine="0"/>
-              <w:jc w:val="left"/>
-            </w:pPr>
-            <w:r>
-              <w:rPr>
-                <w:rFonts w:ascii="Times New Roman" w:hAnsi="Times New Roman" w:cs="Times New Roman" w:eastAsia="Times New Roman"/>
-                <w:b w:val="0"/>
-                <w:i w:val="0"/>
-                <w:color w:val="000000"/>
-                <w:sz w:val="24"/>
-              </w:rPr>
-              <w:t>1.3</w:t>
-            </w:r>
-          </w:p>
-        </w:tc>
-        <w:tc>
-          <w:tcPr>
-            <w:tcW w:type="dxa" w:w="1701"/>
-          </w:tcPr>
-          <w:p>
-            <w:pPr>
-              <w:keepNext/>
-              <w:spacing w:line="240" w:lineRule="auto" w:after="0"/>
-              <w:ind w:firstLine="0"/>
-              <w:jc w:val="left"/>
-            </w:pPr>
-            <w:r>
-              <w:rPr>
-                <w:rFonts w:ascii="Times New Roman" w:hAnsi="Times New Roman" w:cs="Times New Roman" w:eastAsia="Times New Roman"/>
-                <w:b w:val="0"/>
-                <w:i w:val="0"/>
-                <w:color w:val="000000"/>
-                <w:sz w:val="24"/>
-              </w:rPr>
-              <w:t>03.08.2026</w:t>
-            </w:r>
-          </w:p>
-        </w:tc>
-        <w:tc>
-          <w:tcPr>
-            <w:tcW w:type="dxa" w:w="5669"/>
-          </w:tcPr>
-          <w:p>
-            <w:pPr>
-              <w:keepNext/>
-              <w:spacing w:line="240" w:lineRule="auto" w:after="0"/>
-              <w:ind w:firstLine="0"/>
-              <w:jc w:val="left"/>
-            </w:pPr>
-            <w:r>
-              <w:rPr>
-                <w:rFonts w:ascii="Times New Roman" w:hAnsi="Times New Roman" w:cs="Times New Roman" w:eastAsia="Times New Roman"/>
-                <w:b w:val="0"/>
-                <w:i w:val="0"/>
-                <w:color w:val="000000"/>
-                <w:sz w:val="24"/>
-              </w:rPr>
-              <w:t>Учёт обращений к персональным данным дополнен выгрузкой бланков из файлового архива; добавлен критерий ограниченного доступа к каталогу архива</w:t>
-            </w:r>
-          </w:p>
-        </w:tc>
-        <w:tc>
-          <w:tcPr>
-            <w:tcW w:type="dxa" w:w="850"/>
-          </w:tcPr>
-          <w:p>
-            <w:pPr>
-              <w:keepNext/>
-              <w:spacing w:line="240" w:lineRule="auto" w:after="0"/>
-              <w:ind w:firstLine="0"/>
-              <w:jc w:val="left"/>
-            </w:pPr>
-          </w:p>
-        </w:tc>
-      </w:tr>
-      <w:tr>
-        <w:trPr>
-          <w:cantSplit w:val="true"/>
-        </w:trPr>
-        <w:tc>
-          <w:tcPr>
-            <w:tcW w:type="dxa" w:w="1134"/>
-          </w:tcPr>
-          <w:p>
-            <w:pPr>
-              <w:keepNext/>
-              <w:spacing w:line="240" w:lineRule="auto" w:after="0"/>
-              <w:ind w:firstLine="0"/>
-              <w:jc w:val="left"/>
-            </w:pPr>
-            <w:r>
-              <w:rPr>
-                <w:rFonts w:ascii="Times New Roman" w:hAnsi="Times New Roman" w:cs="Times New Roman" w:eastAsia="Times New Roman"/>
-                <w:b w:val="0"/>
-                <w:i w:val="0"/>
-                <w:color w:val="000000"/>
-                <w:sz w:val="24"/>
-              </w:rPr>
-              <w:t>1.4</w:t>
-            </w:r>
-          </w:p>
-        </w:tc>
-        <w:tc>
-          <w:tcPr>
-            <w:tcW w:type="dxa" w:w="1701"/>
-          </w:tcPr>
-          <w:p>
-            <w:pPr>
-              <w:keepNext/>
-              <w:spacing w:line="240" w:lineRule="auto" w:after="0"/>
-              <w:ind w:firstLine="0"/>
-              <w:jc w:val="left"/>
-            </w:pPr>
-            <w:r>
-              <w:rPr>
-                <w:rFonts w:ascii="Times New Roman" w:hAnsi="Times New Roman" w:cs="Times New Roman" w:eastAsia="Times New Roman"/>
-                <w:b w:val="0"/>
-                <w:i w:val="0"/>
-                <w:color w:val="000000"/>
-                <w:sz w:val="24"/>
-              </w:rPr>
-              <w:t>10.08.2026</w:t>
-            </w:r>
-          </w:p>
-        </w:tc>
-        <w:tc>
-          <w:tcPr>
-            <w:tcW w:type="dxa" w:w="5669"/>
-          </w:tcPr>
-          <w:p>
-            <w:pPr>
-              <w:keepNext/>
-              <w:spacing w:line="240" w:lineRule="auto" w:after="0"/>
-              <w:ind w:firstLine="0"/>
-              <w:jc w:val="left"/>
-            </w:pPr>
-            <w:r>
-              <w:rPr>
-                <w:rFonts w:ascii="Times New Roman" w:hAnsi="Times New Roman" w:cs="Times New Roman" w:eastAsia="Times New Roman"/>
-                <w:b w:val="0"/>
-                <w:i w:val="0"/>
-                <w:color w:val="000000"/>
-                <w:sz w:val="24"/>
-              </w:rPr>
-              <w:t>Добавлены гриф конфиденциальности и лист ограничений на использование документа</w:t>
-            </w:r>
-          </w:p>
-        </w:tc>
-        <w:tc>
-          <w:tcPr>
-            <w:tcW w:type="dxa" w:w="850"/>
-          </w:tcPr>
-          <w:p>
-            <w:pPr>
-              <w:keepNext/>
-              <w:spacing w:line="240" w:lineRule="auto" w:after="0"/>
-              <w:ind w:firstLine="0"/>
-              <w:jc w:val="left"/>
-            </w:pPr>
-          </w:p>
-        </w:tc>
-      </w:tr>
-      <w:tr>
-        <w:trPr>
-          <w:cantSplit w:val="true"/>
-        </w:trPr>
-        <w:tc>
-          <w:tcPr>
-            <w:tcW w:type="dxa" w:w="1134"/>
-          </w:tcPr>
-          <w:p>
-            <w:pPr>
-              <w:keepNext/>
-              <w:spacing w:line="240" w:lineRule="auto" w:after="0"/>
-              <w:ind w:firstLine="0"/>
-              <w:jc w:val="left"/>
-            </w:pPr>
-            <w:r>
-              <w:rPr>
-                <w:rFonts w:ascii="Times New Roman" w:hAnsi="Times New Roman" w:cs="Times New Roman" w:eastAsia="Times New Roman"/>
-                <w:b w:val="0"/>
-                <w:i w:val="0"/>
-                <w:color w:val="000000"/>
-                <w:sz w:val="24"/>
-              </w:rPr>
-              <w:t>1.5</w:t>
-            </w:r>
-          </w:p>
-        </w:tc>
-        <w:tc>
-          <w:tcPr>
-            <w:tcW w:type="dxa" w:w="1701"/>
-          </w:tcPr>
-          <w:p>
-            <w:pPr>
-              <w:keepNext/>
-              <w:spacing w:line="240" w:lineRule="auto" w:after="0"/>
-              <w:ind w:firstLine="0"/>
-              <w:jc w:val="left"/>
-            </w:pPr>
-            <w:r>
-              <w:rPr>
-                <w:rFonts w:ascii="Times New Roman" w:hAnsi="Times New Roman" w:cs="Times New Roman" w:eastAsia="Times New Roman"/>
-                <w:b w:val="0"/>
-                <w:i w:val="0"/>
-                <w:color w:val="000000"/>
-                <w:sz w:val="24"/>
-              </w:rPr>
-              <w:t>12.08.2026</w:t>
-            </w:r>
-          </w:p>
-        </w:tc>
-        <w:tc>
-          <w:tcPr>
-            <w:tcW w:type="dxa" w:w="5669"/>
-          </w:tcPr>
-          <w:p>
-            <w:pPr>
-              <w:keepNext/>
-              <w:spacing w:line="240" w:lineRule="auto" w:after="0"/>
-              <w:ind w:firstLine="0"/>
-              <w:jc w:val="left"/>
-            </w:pPr>
-            <w:r>
-              <w:rPr>
-                <w:rFonts w:ascii="Times New Roman" w:hAnsi="Times New Roman" w:cs="Times New Roman" w:eastAsia="Times New Roman"/>
-                <w:b w:val="0"/>
-                <w:i w:val="0"/>
-                <w:color w:val="000000"/>
-                <w:sz w:val="24"/>
-              </w:rPr>
-              <w:t>Показатель скорости обработки приведён к тому, что считает система: от подачи до принятия в работу; итог разделён на критерии и показатели</w:t>
-            </w:r>
-          </w:p>
-        </w:tc>
-        <w:tc>
-          <w:tcPr>
-            <w:tcW w:type="dxa" w:w="850"/>
-          </w:tcPr>
-          <w:p>
-            <w:pPr>
-              <w:keepNext/>
-              <w:spacing w:line="240" w:lineRule="auto" w:after="0"/>
-              <w:ind w:firstLine="0"/>
-              <w:jc w:val="left"/>
-            </w:pPr>
-          </w:p>
-        </w:tc>
-      </w:tr>
-      <w:tr>
-        <w:trPr>
-          <w:cantSplit w:val="true"/>
-        </w:trPr>
-        <w:tc>
-          <w:tcPr>
-            <w:tcW w:type="dxa" w:w="1134"/>
-          </w:tcPr>
-          <w:p>
-            <w:pPr>
-              <w:keepNext/>
-              <w:spacing w:line="240" w:lineRule="auto" w:after="0"/>
-              <w:ind w:firstLine="0"/>
-              <w:jc w:val="left"/>
-            </w:pPr>
-            <w:r>
-              <w:rPr>
-                <w:rFonts w:ascii="Times New Roman" w:hAnsi="Times New Roman" w:cs="Times New Roman" w:eastAsia="Times New Roman"/>
-                <w:b w:val="0"/>
-                <w:i w:val="0"/>
-                <w:color w:val="000000"/>
-                <w:sz w:val="24"/>
-              </w:rPr>
-              <w:t>1.6</w:t>
-            </w:r>
-          </w:p>
-        </w:tc>
-        <w:tc>
-          <w:tcPr>
-            <w:tcW w:type="dxa" w:w="1701"/>
-          </w:tcPr>
-          <w:p>
-            <w:pPr>
-              <w:keepNext/>
-              <w:spacing w:line="240" w:lineRule="auto" w:after="0"/>
-              <w:ind w:firstLine="0"/>
-              <w:jc w:val="left"/>
-            </w:pPr>
-            <w:r>
-              <w:rPr>
-                <w:rFonts w:ascii="Times New Roman" w:hAnsi="Times New Roman" w:cs="Times New Roman" w:eastAsia="Times New Roman"/>
-                <w:b w:val="0"/>
-                <w:i w:val="0"/>
-                <w:color w:val="000000"/>
-                <w:sz w:val="24"/>
-              </w:rPr>
-              <w:t>14.08.2026</w:t>
-            </w:r>
-          </w:p>
-        </w:tc>
-        <w:tc>
-          <w:tcPr>
-            <w:tcW w:type="dxa" w:w="5669"/>
-          </w:tcPr>
-          <w:p>
-            <w:pPr>
-              <w:keepNext/>
-              <w:spacing w:line="240" w:lineRule="auto" w:after="0"/>
-              <w:ind w:firstLine="0"/>
-              <w:jc w:val="left"/>
-            </w:pPr>
-            <w:r>
-              <w:rPr>
-                <w:rFonts w:ascii="Times New Roman" w:hAnsi="Times New Roman" w:cs="Times New Roman" w:eastAsia="Times New Roman"/>
-                <w:b w:val="0"/>
-                <w:i w:val="0"/>
-                <w:color w:val="000000"/>
-                <w:sz w:val="24"/>
-              </w:rPr>
-              <w:t>Лист условий использования сокращён и смягчён: оставлены принадлежность прав, запрет передачи третьим лицам и отсутствие лицензии; убраны срок действия ограничений, требования письменного согласия и подтверждения уничтожения копий</w:t>
-            </w:r>
-          </w:p>
-        </w:tc>
-        <w:tc>
-          <w:tcPr>
-            <w:tcW w:type="dxa" w:w="850"/>
-          </w:tcPr>
-          <w:p>
-            <w:pPr>
-              <w:keepNext/>
-              <w:spacing w:line="240" w:lineRule="auto" w:after="0"/>
-              <w:ind w:firstLine="0"/>
-              <w:jc w:val="left"/>
-            </w:pPr>
-          </w:p>
-        </w:tc>
-      </w:tr>
-      <w:tr>
-        <w:trPr>
-          <w:cantSplit w:val="true"/>
-        </w:trPr>
-        <w:tc>
-          <w:tcPr>
-            <w:tcW w:type="dxa" w:w="1134"/>
-          </w:tcPr>
-          <w:p>
-            <w:pPr>
-              <w:keepNext/>
-              <w:spacing w:line="240" w:lineRule="auto" w:after="0"/>
-              <w:ind w:firstLine="0"/>
-              <w:jc w:val="left"/>
-            </w:pPr>
-            <w:r>
-              <w:rPr>
-                <w:rFonts w:ascii="Times New Roman" w:hAnsi="Times New Roman" w:cs="Times New Roman" w:eastAsia="Times New Roman"/>
-                <w:b w:val="0"/>
-                <w:i w:val="0"/>
-                <w:color w:val="000000"/>
-                <w:sz w:val="24"/>
-              </w:rPr>
-              <w:t>1.7</w:t>
-            </w:r>
-          </w:p>
-        </w:tc>
-        <w:tc>
-          <w:tcPr>
-            <w:tcW w:type="dxa" w:w="1701"/>
-          </w:tcPr>
-          <w:p>
-            <w:pPr>
-              <w:keepNext/>
-              <w:spacing w:line="240" w:lineRule="auto" w:after="0"/>
-              <w:ind w:firstLine="0"/>
-              <w:jc w:val="left"/>
-            </w:pPr>
-            <w:r>
-              <w:rPr>
-                <w:rFonts w:ascii="Times New Roman" w:hAnsi="Times New Roman" w:cs="Times New Roman" w:eastAsia="Times New Roman"/>
-                <w:b w:val="0"/>
-                <w:i w:val="0"/>
-                <w:color w:val="000000"/>
-                <w:sz w:val="24"/>
-              </w:rPr>
-              <w:t>14.08.2026</w:t>
-            </w:r>
-          </w:p>
-        </w:tc>
-        <w:tc>
-          <w:tcPr>
-            <w:tcW w:type="dxa" w:w="5669"/>
-          </w:tcPr>
-          <w:p>
-            <w:pPr>
-              <w:keepNext/>
-              <w:spacing w:line="240" w:lineRule="auto" w:after="0"/>
-              <w:ind w:firstLine="0"/>
-              <w:jc w:val="left"/>
-            </w:pPr>
-            <w:r>
-              <w:rPr>
-                <w:rFonts w:ascii="Times New Roman" w:hAnsi="Times New Roman" w:cs="Times New Roman" w:eastAsia="Times New Roman"/>
-                <w:b w:val="0"/>
-                <w:i w:val="0"/>
-                <w:color w:val="000000"/>
-                <w:sz w:val="24"/>
-              </w:rPr>
-              <w:t>Свойства файла заполнены выходными данными документа: прежде в них стояли служебные значения средства сборки</w:t>
-            </w:r>
-          </w:p>
-        </w:tc>
-        <w:tc>
-          <w:tcPr>
-            <w:tcW w:type="dxa" w:w="850"/>
-          </w:tcPr>
-          <w:p>
-            <w:pPr>
-              <w:keepNext/>
-              <w:spacing w:line="240" w:lineRule="auto" w:after="0"/>
-              <w:ind w:firstLine="0"/>
-              <w:jc w:val="left"/>
-            </w:pPr>
-          </w:p>
-        </w:tc>
-      </w:tr>
-      <w:tr>
-        <w:trPr>
-          <w:cantSplit w:val="true"/>
-          <w:trHeight w:val="680" w:hRule="atLeast"/>
-        </w:trPr>
-        <w:tc>
-          <w:tcPr>
-            <w:tcW w:type="dxa" w:w="1134"/>
-          </w:tcPr>
-          <w:p>
-            <w:pPr>
-              <w:keepNext/>
-              <w:spacing w:line="240" w:lineRule="auto" w:after="0"/>
-              <w:ind w:firstLine="0"/>
-              <w:jc w:val="left"/>
-            </w:pPr>
-          </w:p>
-        </w:tc>
-        <w:tc>
-          <w:tcPr>
-            <w:tcW w:type="dxa" w:w="1701"/>
-          </w:tcPr>
-          <w:p>
-            <w:pPr>
-              <w:keepNext/>
-              <w:spacing w:line="240" w:lineRule="auto" w:after="0"/>
-              <w:ind w:firstLine="0"/>
-              <w:jc w:val="left"/>
-            </w:pPr>
-          </w:p>
-        </w:tc>
-        <w:tc>
-          <w:tcPr>
-            <w:tcW w:type="dxa" w:w="5669"/>
-          </w:tcPr>
-          <w:p>
-            <w:pPr>
-              <w:keepNext/>
-              <w:spacing w:line="240" w:lineRule="auto" w:after="0"/>
-              <w:ind w:firstLine="0"/>
-              <w:jc w:val="left"/>
-            </w:pPr>
-          </w:p>
-        </w:tc>
-        <w:tc>
-          <w:tcPr>
-            <w:tcW w:type="dxa" w:w="850"/>
-          </w:tcPr>
-          <w:p>
-            <w:pPr>
-              <w:keepNext/>
-              <w:spacing w:line="240" w:lineRule="auto" w:after="0"/>
-              <w:ind w:firstLine="0"/>
-              <w:jc w:val="left"/>
-            </w:pPr>
-          </w:p>
-        </w:tc>
-      </w:tr>
-      <w:tr>
-        <w:trPr>
-          <w:cantSplit w:val="true"/>
-          <w:trHeight w:val="680" w:hRule="atLeast"/>
-        </w:trPr>
-        <w:tc>
-          <w:tcPr>
-            <w:tcW w:type="dxa" w:w="1134"/>
-          </w:tcPr>
-          <w:p>
-            <w:pPr>
-              <w:keepNext/>
-              <w:spacing w:line="240" w:lineRule="auto" w:after="0"/>
-              <w:ind w:firstLine="0"/>
-              <w:jc w:val="left"/>
-            </w:pPr>
-          </w:p>
-        </w:tc>
-        <w:tc>
-          <w:tcPr>
-            <w:tcW w:type="dxa" w:w="1701"/>
-          </w:tcPr>
-          <w:p>
-            <w:pPr>
-              <w:keepNext/>
-              <w:spacing w:line="240" w:lineRule="auto" w:after="0"/>
-              <w:ind w:firstLine="0"/>
-              <w:jc w:val="left"/>
-            </w:pPr>
-          </w:p>
-        </w:tc>
-        <w:tc>
-          <w:tcPr>
-            <w:tcW w:type="dxa" w:w="5669"/>
-          </w:tcPr>
-          <w:p>
-            <w:pPr>
-              <w:keepNext/>
-              <w:spacing w:line="240" w:lineRule="auto" w:after="0"/>
-              <w:ind w:firstLine="0"/>
-              <w:jc w:val="left"/>
-            </w:pPr>
-          </w:p>
-        </w:tc>
-        <w:tc>
-          <w:tcPr>
-            <w:tcW w:type="dxa" w:w="850"/>
-          </w:tcPr>
-          <w:p>
-            <w:pPr>
-              <w:keepNext/>
-              <w:spacing w:line="240" w:lineRule="auto" w:after="0"/>
-              <w:ind w:firstLine="0"/>
-              <w:jc w:val="left"/>
-            </w:pPr>
-          </w:p>
-        </w:tc>
-      </w:tr>
-      <w:tr>
-        <w:trPr>
-          <w:cantSplit w:val="true"/>
-          <w:trHeight w:val="680" w:hRule="atLeast"/>
-        </w:trPr>
-        <w:tc>
-          <w:tcPr>
-            <w:tcW w:type="dxa" w:w="1134"/>
-          </w:tcPr>
-          <w:p>
-            <w:pPr>
-              <w:keepNext/>
-              <w:spacing w:line="240" w:lineRule="auto" w:after="0"/>
-              <w:ind w:firstLine="0"/>
-              <w:jc w:val="left"/>
-            </w:pPr>
-          </w:p>
-        </w:tc>
-        <w:tc>
-          <w:tcPr>
-            <w:tcW w:type="dxa" w:w="1701"/>
-          </w:tcPr>
-          <w:p>
-            <w:pPr>
-              <w:keepNext/>
-              <w:spacing w:line="240" w:lineRule="auto" w:after="0"/>
-              <w:ind w:firstLine="0"/>
-              <w:jc w:val="left"/>
-            </w:pPr>
-          </w:p>
-        </w:tc>
-        <w:tc>
-          <w:tcPr>
-            <w:tcW w:type="dxa" w:w="5669"/>
-          </w:tcPr>
-          <w:p>
-            <w:pPr>
-              <w:keepNext/>
-              <w:spacing w:line="240" w:lineRule="auto" w:after="0"/>
-              <w:ind w:firstLine="0"/>
-              <w:jc w:val="left"/>
-            </w:pPr>
-          </w:p>
-        </w:tc>
-        <w:tc>
-          <w:tcPr>
-            <w:tcW w:type="dxa" w:w="850"/>
-          </w:tcPr>
-          <w:p>
-            <w:pPr>
-              <w:keepNext/>
-              <w:spacing w:line="240" w:lineRule="auto" w:after="0"/>
-              <w:ind w:firstLine="0"/>
-              <w:jc w:val="left"/>
-            </w:pPr>
-          </w:p>
-        </w:tc>
-      </w:tr>
-      <w:tr>
-        <w:trPr>
-          <w:cantSplit w:val="true"/>
-          <w:trHeight w:val="680" w:hRule="atLeast"/>
-        </w:trPr>
-        <w:tc>
-          <w:tcPr>
-            <w:tcW w:type="dxa" w:w="1134"/>
-          </w:tcPr>
-          <w:p>
-            <w:pPr>
-              <w:keepNext/>
-              <w:spacing w:line="240" w:lineRule="auto" w:after="0"/>
-              <w:ind w:firstLine="0"/>
-              <w:jc w:val="left"/>
-            </w:pPr>
-          </w:p>
-        </w:tc>
-        <w:tc>
-          <w:tcPr>
-            <w:tcW w:type="dxa" w:w="1701"/>
-          </w:tcPr>
-          <w:p>
-            <w:pPr>
-              <w:keepNext/>
-              <w:spacing w:line="240" w:lineRule="auto" w:after="0"/>
-              <w:ind w:firstLine="0"/>
-              <w:jc w:val="left"/>
-            </w:pPr>
-          </w:p>
-        </w:tc>
-        <w:tc>
-          <w:tcPr>
-            <w:tcW w:type="dxa" w:w="5669"/>
-          </w:tcPr>
-          <w:p>
-            <w:pPr>
-              <w:keepNext/>
-              <w:spacing w:line="240" w:lineRule="auto" w:after="0"/>
-              <w:ind w:firstLine="0"/>
-              <w:jc w:val="left"/>
-            </w:pPr>
-          </w:p>
-        </w:tc>
-        <w:tc>
-          <w:tcPr>
-            <w:tcW w:type="dxa" w:w="850"/>
-          </w:tcPr>
-          <w:p>
-            <w:pPr>
-              <w:keepNext/>
-              <w:spacing w:line="240" w:lineRule="auto" w:after="0"/>
-              <w:ind w:firstLine="0"/>
-              <w:jc w:val="left"/>
-            </w:pPr>
-          </w:p>
-        </w:tc>
-      </w:tr>
-      <w:tr>
-        <w:trPr>
-          <w:cantSplit w:val="true"/>
-          <w:trHeight w:val="680" w:hRule="atLeast"/>
-        </w:trPr>
-        <w:tc>
-          <w:tcPr>
-            <w:tcW w:type="dxa" w:w="1134"/>
-          </w:tcPr>
-          <w:p>
-            <w:pPr>
-              <w:keepNext/>
-              <w:spacing w:line="240" w:lineRule="auto" w:after="0"/>
-              <w:ind w:firstLine="0"/>
-              <w:jc w:val="left"/>
-            </w:pPr>
-          </w:p>
-        </w:tc>
-        <w:tc>
-          <w:tcPr>
-            <w:tcW w:type="dxa" w:w="1701"/>
-          </w:tcPr>
-          <w:p>
-            <w:pPr>
-              <w:keepNext/>
-              <w:spacing w:line="240" w:lineRule="auto" w:after="0"/>
-              <w:ind w:firstLine="0"/>
-              <w:jc w:val="left"/>
-            </w:pPr>
-          </w:p>
-        </w:tc>
-        <w:tc>
-          <w:tcPr>
-            <w:tcW w:type="dxa" w:w="5669"/>
-          </w:tcPr>
-          <w:p>
-            <w:pPr>
-              <w:keepNext/>
-              <w:spacing w:line="240" w:lineRule="auto" w:after="0"/>
-              <w:ind w:firstLine="0"/>
-              <w:jc w:val="left"/>
-            </w:pPr>
-          </w:p>
-        </w:tc>
-        <w:tc>
-          <w:tcPr>
-            <w:tcW w:type="dxa" w:w="850"/>
-          </w:tcPr>
-          <w:p>
-            <w:pPr>
-              <w:keepNext/>
-              <w:spacing w:line="240" w:lineRule="auto" w:after="0"/>
-              <w:ind w:firstLine="0"/>
-              <w:jc w:val="left"/>
-            </w:pPr>
-          </w:p>
-        </w:tc>
-      </w:tr>
-      <w:tr>
-        <w:trPr>
-          <w:cantSplit w:val="true"/>
-          <w:trHeight w:val="680" w:hRule="atLeast"/>
-        </w:trPr>
-        <w:tc>
-          <w:tcPr>
-            <w:tcW w:type="dxa" w:w="1134"/>
-          </w:tcPr>
-          <w:p>
-            <w:pPr>
-              <w:spacing w:line="240" w:lineRule="auto" w:after="0"/>
-              <w:ind w:firstLine="0"/>
-              <w:jc w:val="left"/>
-            </w:pPr>
-          </w:p>
-        </w:tc>
-        <w:tc>
-          <w:tcPr>
-            <w:tcW w:type="dxa" w:w="1701"/>
-          </w:tcPr>
-          <w:p>
-            <w:pPr>
-              <w:spacing w:line="240" w:lineRule="auto" w:after="0"/>
-              <w:ind w:firstLine="0"/>
-              <w:jc w:val="left"/>
-            </w:pPr>
-          </w:p>
-        </w:tc>
-        <w:tc>
-          <w:tcPr>
-            <w:tcW w:type="dxa" w:w="5669"/>
-          </w:tcPr>
-          <w:p>
-            <w:pPr>
-              <w:spacing w:line="240" w:lineRule="auto" w:after="0"/>
-              <w:ind w:firstLine="0"/>
-              <w:jc w:val="left"/>
-            </w:pPr>
-          </w:p>
-        </w:tc>
-        <w:tc>
-          <w:tcPr>
-            <w:tcW w:type="dxa" w:w="850"/>
-          </w:tcPr>
-          <w:p>
-            <w:pPr>
-              <w:spacing w:line="240" w:lineRule="auto" w:after="0"/>
-              <w:ind w:firstLine="0"/>
-              <w:jc w:val="left"/>
-            </w:pPr>
-          </w:p>
-        </w:tc>
-      </w:tr>
-    </w:tbl>
-    <w:p>
-      <w:pPr>
-        <w:spacing w:after="0" w:line="240" w:lineRule="auto"/>
-        <w:ind w:firstLine="0"/>
-      </w:pPr>
-      <w:r>
-        <w:rPr>
-          <w:rFonts w:ascii="Times New Roman" w:hAnsi="Times New Roman" w:cs="Times New Roman" w:eastAsia="Times New Roman"/>
-          <w:b w:val="0"/>
-          <w:i w:val="0"/>
-          <w:color w:val="000000"/>
-          <w:sz w:val="12"/>
-        </w:rPr>
-      </w:r>
-    </w:p>
     <w:sectPr>
       <w:headerReference w:type="default" r:id="rId9"/>
       <w:footerReference w:type="default" r:id="rId10"/>

--- a/Документация/Критерии завершения пилотного периода/Критерии завершения пилотного периода.docx
+++ b/Документация/Критерии завершения пилотного периода/Критерии завершения пилотного периода.docx
@@ -8281,6 +8281,1230 @@
         <w:t>Подпись ____________________ Дата «____» ______________ 20____ г.</w:t>
       </w:r>
     </w:p>
+    <w:p>
+      <w:r>
+        <w:br w:type="page"/>
+      </w:r>
+    </w:p>
+    <w:p>
+      <w:pPr>
+        <w:pStyle w:val="Heading1"/>
+        <w:ind w:firstLine="0"/>
+      </w:pPr>
+      <w:r>
+        <w:rPr>
+          <w:rFonts w:ascii="Times New Roman" w:hAnsi="Times New Roman" w:cs="Times New Roman" w:eastAsia="Times New Roman"/>
+          <w:b/>
+          <w:i w:val="0"/>
+          <w:color w:val="000000"/>
+          <w:sz w:val="32"/>
+        </w:rPr>
+        <w:t>ЛИСТ РЕГИСТРАЦИИ ИЗМЕНЕНИЙ</w:t>
+      </w:r>
+    </w:p>
+    <w:p>
+      <w:r>
+        <w:rPr>
+          <w:rFonts w:ascii="Times New Roman" w:hAnsi="Times New Roman" w:cs="Times New Roman" w:eastAsia="Times New Roman"/>
+          <w:b w:val="0"/>
+          <w:i w:val="0"/>
+          <w:color w:val="000000"/>
+          <w:sz w:val="28"/>
+        </w:rPr>
+        <w:t>В таблице фиксируются изменения документа. Версия повышается при выпуске новой редакции: вторая цифра при уточнениях и дополнениях, первая при переработке структуры или существенном изменении требований.</w:t>
+      </w:r>
+    </w:p>
+    <w:p>
+      <w:pPr>
+        <w:keepNext/>
+        <w:spacing w:line="240" w:lineRule="auto" w:before="160" w:after="80"/>
+        <w:ind w:firstLine="0"/>
+        <w:jc w:val="left"/>
+      </w:pPr>
+      <w:r>
+        <w:rPr>
+          <w:rFonts w:ascii="Times New Roman" w:hAnsi="Times New Roman" w:cs="Times New Roman" w:eastAsia="Times New Roman"/>
+          <w:b w:val="0"/>
+          <w:i/>
+          <w:color w:val="000000"/>
+          <w:sz w:val="24"/>
+        </w:rPr>
+        <w:t>Таблица - Регистрация изменений</w:t>
+      </w:r>
+    </w:p>
+    <w:tbl>
+      <w:tblPr>
+        <w:tblStyle w:val="TableGrid"/>
+        <w:tblW w:type="auto" w:w="0"/>
+        <w:jc w:val="center"/>
+        <w:tblLayout w:type="fixed"/>
+        <w:tblLook w:firstColumn="1" w:firstRow="1" w:lastColumn="0" w:lastRow="0" w:noHBand="0" w:noVBand="1" w:val="04A0"/>
+        <w:tblLayout w:type="fixed"/>
+      </w:tblPr>
+      <w:tblGrid>
+        <w:gridCol w:w="1134"/>
+        <w:gridCol w:w="1701"/>
+        <w:gridCol w:w="5670"/>
+        <w:gridCol w:w="850"/>
+      </w:tblGrid>
+      <w:tr>
+        <w:trPr>
+          <w:tblHeader w:val="true"/>
+          <w:cantSplit w:val="true"/>
+        </w:trPr>
+        <w:tc>
+          <w:tcPr>
+            <w:tcW w:type="dxa" w:w="1134"/>
+            <w:shd w:val="clear" w:fill="E8E8E8"/>
+          </w:tcPr>
+          <w:p>
+            <w:pPr>
+              <w:keepNext/>
+              <w:spacing w:line="240" w:lineRule="auto" w:after="0"/>
+              <w:ind w:firstLine="0"/>
+              <w:jc w:val="left"/>
+            </w:pPr>
+            <w:r>
+              <w:rPr>
+                <w:rFonts w:ascii="Times New Roman" w:hAnsi="Times New Roman" w:cs="Times New Roman" w:eastAsia="Times New Roman"/>
+                <w:b/>
+                <w:i w:val="0"/>
+                <w:color w:val="000000"/>
+                <w:sz w:val="24"/>
+              </w:rPr>
+              <w:t>Версия</w:t>
+            </w:r>
+          </w:p>
+        </w:tc>
+        <w:tc>
+          <w:tcPr>
+            <w:tcW w:type="dxa" w:w="1701"/>
+            <w:shd w:val="clear" w:fill="E8E8E8"/>
+          </w:tcPr>
+          <w:p>
+            <w:pPr>
+              <w:keepNext/>
+              <w:spacing w:line="240" w:lineRule="auto" w:after="0"/>
+              <w:ind w:firstLine="0"/>
+              <w:jc w:val="left"/>
+            </w:pPr>
+            <w:r>
+              <w:rPr>
+                <w:rFonts w:ascii="Times New Roman" w:hAnsi="Times New Roman" w:cs="Times New Roman" w:eastAsia="Times New Roman"/>
+                <w:b/>
+                <w:i w:val="0"/>
+                <w:color w:val="000000"/>
+                <w:sz w:val="24"/>
+              </w:rPr>
+              <w:t>Дата</w:t>
+            </w:r>
+          </w:p>
+        </w:tc>
+        <w:tc>
+          <w:tcPr>
+            <w:tcW w:type="dxa" w:w="5669"/>
+            <w:shd w:val="clear" w:fill="E8E8E8"/>
+          </w:tcPr>
+          <w:p>
+            <w:pPr>
+              <w:keepNext/>
+              <w:spacing w:line="240" w:lineRule="auto" w:after="0"/>
+              <w:ind w:firstLine="0"/>
+              <w:jc w:val="left"/>
+            </w:pPr>
+            <w:r>
+              <w:rPr>
+                <w:rFonts w:ascii="Times New Roman" w:hAnsi="Times New Roman" w:cs="Times New Roman" w:eastAsia="Times New Roman"/>
+                <w:b/>
+                <w:i w:val="0"/>
+                <w:color w:val="000000"/>
+                <w:sz w:val="24"/>
+              </w:rPr>
+              <w:t>Содержание изменения</w:t>
+            </w:r>
+          </w:p>
+        </w:tc>
+        <w:tc>
+          <w:tcPr>
+            <w:tcW w:type="dxa" w:w="850"/>
+            <w:shd w:val="clear" w:fill="E8E8E8"/>
+          </w:tcPr>
+          <w:p>
+            <w:pPr>
+              <w:keepNext/>
+              <w:spacing w:line="240" w:lineRule="auto" w:after="0"/>
+              <w:ind w:firstLine="0"/>
+              <w:jc w:val="left"/>
+            </w:pPr>
+            <w:r>
+              <w:rPr>
+                <w:rFonts w:ascii="Times New Roman" w:hAnsi="Times New Roman" w:cs="Times New Roman" w:eastAsia="Times New Roman"/>
+                <w:b/>
+                <w:i w:val="0"/>
+                <w:color w:val="000000"/>
+                <w:sz w:val="24"/>
+              </w:rPr>
+              <w:t>Внёс</w:t>
+            </w:r>
+          </w:p>
+        </w:tc>
+      </w:tr>
+      <w:tr>
+        <w:trPr>
+          <w:cantSplit w:val="true"/>
+        </w:trPr>
+        <w:tc>
+          <w:tcPr>
+            <w:tcW w:type="dxa" w:w="1134"/>
+          </w:tcPr>
+          <w:p>
+            <w:pPr>
+              <w:keepNext/>
+              <w:spacing w:line="240" w:lineRule="auto" w:after="0"/>
+              <w:ind w:firstLine="0"/>
+              <w:jc w:val="left"/>
+            </w:pPr>
+            <w:r>
+              <w:rPr>
+                <w:rFonts w:ascii="Times New Roman" w:hAnsi="Times New Roman" w:cs="Times New Roman" w:eastAsia="Times New Roman"/>
+                <w:b w:val="0"/>
+                <w:i w:val="0"/>
+                <w:color w:val="000000"/>
+                <w:sz w:val="24"/>
+              </w:rPr>
+              <w:t>1.0</w:t>
+            </w:r>
+          </w:p>
+        </w:tc>
+        <w:tc>
+          <w:tcPr>
+            <w:tcW w:type="dxa" w:w="1701"/>
+          </w:tcPr>
+          <w:p>
+            <w:pPr>
+              <w:keepNext/>
+              <w:spacing w:line="240" w:lineRule="auto" w:after="0"/>
+              <w:ind w:firstLine="0"/>
+              <w:jc w:val="left"/>
+            </w:pPr>
+            <w:r>
+              <w:rPr>
+                <w:rFonts w:ascii="Times New Roman" w:hAnsi="Times New Roman" w:cs="Times New Roman" w:eastAsia="Times New Roman"/>
+                <w:b w:val="0"/>
+                <w:i w:val="0"/>
+                <w:color w:val="000000"/>
+                <w:sz w:val="24"/>
+              </w:rPr>
+              <w:t>28.07.2026</w:t>
+            </w:r>
+          </w:p>
+        </w:tc>
+        <w:tc>
+          <w:tcPr>
+            <w:tcW w:type="dxa" w:w="5669"/>
+          </w:tcPr>
+          <w:p>
+            <w:pPr>
+              <w:keepNext/>
+              <w:spacing w:line="240" w:lineRule="auto" w:after="0"/>
+              <w:ind w:firstLine="0"/>
+              <w:jc w:val="left"/>
+            </w:pPr>
+            <w:r>
+              <w:rPr>
+                <w:rFonts w:ascii="Times New Roman" w:hAnsi="Times New Roman" w:cs="Times New Roman" w:eastAsia="Times New Roman"/>
+                <w:b w:val="0"/>
+                <w:i w:val="0"/>
+                <w:color w:val="000000"/>
+                <w:sz w:val="24"/>
+              </w:rPr>
+              <w:t>Первая редакция</w:t>
+            </w:r>
+          </w:p>
+        </w:tc>
+        <w:tc>
+          <w:tcPr>
+            <w:tcW w:type="dxa" w:w="850"/>
+          </w:tcPr>
+          <w:p>
+            <w:pPr>
+              <w:keepNext/>
+              <w:spacing w:line="240" w:lineRule="auto" w:after="0"/>
+              <w:ind w:firstLine="0"/>
+              <w:jc w:val="left"/>
+            </w:pPr>
+          </w:p>
+        </w:tc>
+      </w:tr>
+      <w:tr>
+        <w:trPr>
+          <w:cantSplit w:val="true"/>
+        </w:trPr>
+        <w:tc>
+          <w:tcPr>
+            <w:tcW w:type="dxa" w:w="1134"/>
+          </w:tcPr>
+          <w:p>
+            <w:pPr>
+              <w:keepNext/>
+              <w:spacing w:line="240" w:lineRule="auto" w:after="0"/>
+              <w:ind w:firstLine="0"/>
+              <w:jc w:val="left"/>
+            </w:pPr>
+            <w:r>
+              <w:rPr>
+                <w:rFonts w:ascii="Times New Roman" w:hAnsi="Times New Roman" w:cs="Times New Roman" w:eastAsia="Times New Roman"/>
+                <w:b w:val="0"/>
+                <w:i w:val="0"/>
+                <w:color w:val="000000"/>
+                <w:sz w:val="24"/>
+              </w:rPr>
+              <w:t>1.1</w:t>
+            </w:r>
+          </w:p>
+        </w:tc>
+        <w:tc>
+          <w:tcPr>
+            <w:tcW w:type="dxa" w:w="1701"/>
+          </w:tcPr>
+          <w:p>
+            <w:pPr>
+              <w:keepNext/>
+              <w:spacing w:line="240" w:lineRule="auto" w:after="0"/>
+              <w:ind w:firstLine="0"/>
+              <w:jc w:val="left"/>
+            </w:pPr>
+            <w:r>
+              <w:rPr>
+                <w:rFonts w:ascii="Times New Roman" w:hAnsi="Times New Roman" w:cs="Times New Roman" w:eastAsia="Times New Roman"/>
+                <w:b w:val="0"/>
+                <w:i w:val="0"/>
+                <w:color w:val="000000"/>
+                <w:sz w:val="24"/>
+              </w:rPr>
+              <w:t>28.07.2026</w:t>
+            </w:r>
+          </w:p>
+        </w:tc>
+        <w:tc>
+          <w:tcPr>
+            <w:tcW w:type="dxa" w:w="5669"/>
+          </w:tcPr>
+          <w:p>
+            <w:pPr>
+              <w:keepNext/>
+              <w:spacing w:line="240" w:lineRule="auto" w:after="0"/>
+              <w:ind w:firstLine="0"/>
+              <w:jc w:val="left"/>
+            </w:pPr>
+            <w:r>
+              <w:rPr>
+                <w:rFonts w:ascii="Times New Roman" w:hAnsi="Times New Roman" w:cs="Times New Roman" w:eastAsia="Times New Roman"/>
+                <w:b w:val="0"/>
+                <w:i w:val="0"/>
+                <w:color w:val="000000"/>
+                <w:sz w:val="24"/>
+              </w:rPr>
+              <w:t>Сверка с реализацией: уточнён порядок снятия показателей</w:t>
+            </w:r>
+          </w:p>
+        </w:tc>
+        <w:tc>
+          <w:tcPr>
+            <w:tcW w:type="dxa" w:w="850"/>
+          </w:tcPr>
+          <w:p>
+            <w:pPr>
+              <w:keepNext/>
+              <w:spacing w:line="240" w:lineRule="auto" w:after="0"/>
+              <w:ind w:firstLine="0"/>
+              <w:jc w:val="left"/>
+            </w:pPr>
+          </w:p>
+        </w:tc>
+      </w:tr>
+      <w:tr>
+        <w:trPr>
+          <w:cantSplit w:val="true"/>
+        </w:trPr>
+        <w:tc>
+          <w:tcPr>
+            <w:tcW w:type="dxa" w:w="1134"/>
+          </w:tcPr>
+          <w:p>
+            <w:pPr>
+              <w:keepNext/>
+              <w:spacing w:line="240" w:lineRule="auto" w:after="0"/>
+              <w:ind w:firstLine="0"/>
+              <w:jc w:val="left"/>
+            </w:pPr>
+            <w:r>
+              <w:rPr>
+                <w:rFonts w:ascii="Times New Roman" w:hAnsi="Times New Roman" w:cs="Times New Roman" w:eastAsia="Times New Roman"/>
+                <w:b w:val="0"/>
+                <w:i w:val="0"/>
+                <w:color w:val="000000"/>
+                <w:sz w:val="24"/>
+              </w:rPr>
+              <w:t>1.2</w:t>
+            </w:r>
+          </w:p>
+        </w:tc>
+        <w:tc>
+          <w:tcPr>
+            <w:tcW w:type="dxa" w:w="1701"/>
+          </w:tcPr>
+          <w:p>
+            <w:pPr>
+              <w:keepNext/>
+              <w:spacing w:line="240" w:lineRule="auto" w:after="0"/>
+              <w:ind w:firstLine="0"/>
+              <w:jc w:val="left"/>
+            </w:pPr>
+            <w:r>
+              <w:rPr>
+                <w:rFonts w:ascii="Times New Roman" w:hAnsi="Times New Roman" w:cs="Times New Roman" w:eastAsia="Times New Roman"/>
+                <w:b w:val="0"/>
+                <w:i w:val="0"/>
+                <w:color w:val="000000"/>
+                <w:sz w:val="24"/>
+              </w:rPr>
+              <w:t>01.08.2026</w:t>
+            </w:r>
+          </w:p>
+        </w:tc>
+        <w:tc>
+          <w:tcPr>
+            <w:tcW w:type="dxa" w:w="5669"/>
+          </w:tcPr>
+          <w:p>
+            <w:pPr>
+              <w:keepNext/>
+              <w:spacing w:line="240" w:lineRule="auto" w:after="0"/>
+              <w:ind w:firstLine="0"/>
+              <w:jc w:val="left"/>
+            </w:pPr>
+            <w:r>
+              <w:rPr>
+                <w:rFonts w:ascii="Times New Roman" w:hAnsi="Times New Roman" w:cs="Times New Roman" w:eastAsia="Times New Roman"/>
+                <w:b w:val="0"/>
+                <w:i w:val="0"/>
+                <w:color w:val="000000"/>
+                <w:sz w:val="24"/>
+              </w:rPr>
+              <w:t>Лист регистрации изменений разделён по документам: у каждого своя редакция и свой перечень изменений</w:t>
+            </w:r>
+          </w:p>
+        </w:tc>
+        <w:tc>
+          <w:tcPr>
+            <w:tcW w:type="dxa" w:w="850"/>
+          </w:tcPr>
+          <w:p>
+            <w:pPr>
+              <w:keepNext/>
+              <w:spacing w:line="240" w:lineRule="auto" w:after="0"/>
+              <w:ind w:firstLine="0"/>
+              <w:jc w:val="left"/>
+            </w:pPr>
+          </w:p>
+        </w:tc>
+      </w:tr>
+      <w:tr>
+        <w:trPr>
+          <w:cantSplit w:val="true"/>
+        </w:trPr>
+        <w:tc>
+          <w:tcPr>
+            <w:tcW w:type="dxa" w:w="1134"/>
+          </w:tcPr>
+          <w:p>
+            <w:pPr>
+              <w:keepNext/>
+              <w:spacing w:line="240" w:lineRule="auto" w:after="0"/>
+              <w:ind w:firstLine="0"/>
+              <w:jc w:val="left"/>
+            </w:pPr>
+            <w:r>
+              <w:rPr>
+                <w:rFonts w:ascii="Times New Roman" w:hAnsi="Times New Roman" w:cs="Times New Roman" w:eastAsia="Times New Roman"/>
+                <w:b w:val="0"/>
+                <w:i w:val="0"/>
+                <w:color w:val="000000"/>
+                <w:sz w:val="24"/>
+              </w:rPr>
+              <w:t>1.3</w:t>
+            </w:r>
+          </w:p>
+        </w:tc>
+        <w:tc>
+          <w:tcPr>
+            <w:tcW w:type="dxa" w:w="1701"/>
+          </w:tcPr>
+          <w:p>
+            <w:pPr>
+              <w:keepNext/>
+              <w:spacing w:line="240" w:lineRule="auto" w:after="0"/>
+              <w:ind w:firstLine="0"/>
+              <w:jc w:val="left"/>
+            </w:pPr>
+            <w:r>
+              <w:rPr>
+                <w:rFonts w:ascii="Times New Roman" w:hAnsi="Times New Roman" w:cs="Times New Roman" w:eastAsia="Times New Roman"/>
+                <w:b w:val="0"/>
+                <w:i w:val="0"/>
+                <w:color w:val="000000"/>
+                <w:sz w:val="24"/>
+              </w:rPr>
+              <w:t>03.08.2026</w:t>
+            </w:r>
+          </w:p>
+        </w:tc>
+        <w:tc>
+          <w:tcPr>
+            <w:tcW w:type="dxa" w:w="5669"/>
+          </w:tcPr>
+          <w:p>
+            <w:pPr>
+              <w:keepNext/>
+              <w:spacing w:line="240" w:lineRule="auto" w:after="0"/>
+              <w:ind w:firstLine="0"/>
+              <w:jc w:val="left"/>
+            </w:pPr>
+            <w:r>
+              <w:rPr>
+                <w:rFonts w:ascii="Times New Roman" w:hAnsi="Times New Roman" w:cs="Times New Roman" w:eastAsia="Times New Roman"/>
+                <w:b w:val="0"/>
+                <w:i w:val="0"/>
+                <w:color w:val="000000"/>
+                <w:sz w:val="24"/>
+              </w:rPr>
+              <w:t>Учёт обращений к персональным данным дополнен выгрузкой бланков из файлового архива; добавлен критерий ограниченного доступа к каталогу архива</w:t>
+            </w:r>
+          </w:p>
+        </w:tc>
+        <w:tc>
+          <w:tcPr>
+            <w:tcW w:type="dxa" w:w="850"/>
+          </w:tcPr>
+          <w:p>
+            <w:pPr>
+              <w:keepNext/>
+              <w:spacing w:line="240" w:lineRule="auto" w:after="0"/>
+              <w:ind w:firstLine="0"/>
+              <w:jc w:val="left"/>
+            </w:pPr>
+          </w:p>
+        </w:tc>
+      </w:tr>
+      <w:tr>
+        <w:trPr>
+          <w:cantSplit w:val="true"/>
+        </w:trPr>
+        <w:tc>
+          <w:tcPr>
+            <w:tcW w:type="dxa" w:w="1134"/>
+          </w:tcPr>
+          <w:p>
+            <w:pPr>
+              <w:keepNext/>
+              <w:spacing w:line="240" w:lineRule="auto" w:after="0"/>
+              <w:ind w:firstLine="0"/>
+              <w:jc w:val="left"/>
+            </w:pPr>
+            <w:r>
+              <w:rPr>
+                <w:rFonts w:ascii="Times New Roman" w:hAnsi="Times New Roman" w:cs="Times New Roman" w:eastAsia="Times New Roman"/>
+                <w:b w:val="0"/>
+                <w:i w:val="0"/>
+                <w:color w:val="000000"/>
+                <w:sz w:val="24"/>
+              </w:rPr>
+              <w:t>1.4</w:t>
+            </w:r>
+          </w:p>
+        </w:tc>
+        <w:tc>
+          <w:tcPr>
+            <w:tcW w:type="dxa" w:w="1701"/>
+          </w:tcPr>
+          <w:p>
+            <w:pPr>
+              <w:keepNext/>
+              <w:spacing w:line="240" w:lineRule="auto" w:after="0"/>
+              <w:ind w:firstLine="0"/>
+              <w:jc w:val="left"/>
+            </w:pPr>
+            <w:r>
+              <w:rPr>
+                <w:rFonts w:ascii="Times New Roman" w:hAnsi="Times New Roman" w:cs="Times New Roman" w:eastAsia="Times New Roman"/>
+                <w:b w:val="0"/>
+                <w:i w:val="0"/>
+                <w:color w:val="000000"/>
+                <w:sz w:val="24"/>
+              </w:rPr>
+              <w:t>10.08.2026</w:t>
+            </w:r>
+          </w:p>
+        </w:tc>
+        <w:tc>
+          <w:tcPr>
+            <w:tcW w:type="dxa" w:w="5669"/>
+          </w:tcPr>
+          <w:p>
+            <w:pPr>
+              <w:keepNext/>
+              <w:spacing w:line="240" w:lineRule="auto" w:after="0"/>
+              <w:ind w:firstLine="0"/>
+              <w:jc w:val="left"/>
+            </w:pPr>
+            <w:r>
+              <w:rPr>
+                <w:rFonts w:ascii="Times New Roman" w:hAnsi="Times New Roman" w:cs="Times New Roman" w:eastAsia="Times New Roman"/>
+                <w:b w:val="0"/>
+                <w:i w:val="0"/>
+                <w:color w:val="000000"/>
+                <w:sz w:val="24"/>
+              </w:rPr>
+              <w:t>Добавлены гриф конфиденциальности и лист ограничений на использование документа</w:t>
+            </w:r>
+          </w:p>
+        </w:tc>
+        <w:tc>
+          <w:tcPr>
+            <w:tcW w:type="dxa" w:w="850"/>
+          </w:tcPr>
+          <w:p>
+            <w:pPr>
+              <w:keepNext/>
+              <w:spacing w:line="240" w:lineRule="auto" w:after="0"/>
+              <w:ind w:firstLine="0"/>
+              <w:jc w:val="left"/>
+            </w:pPr>
+          </w:p>
+        </w:tc>
+      </w:tr>
+      <w:tr>
+        <w:trPr>
+          <w:cantSplit w:val="true"/>
+        </w:trPr>
+        <w:tc>
+          <w:tcPr>
+            <w:tcW w:type="dxa" w:w="1134"/>
+          </w:tcPr>
+          <w:p>
+            <w:pPr>
+              <w:keepNext/>
+              <w:spacing w:line="240" w:lineRule="auto" w:after="0"/>
+              <w:ind w:firstLine="0"/>
+              <w:jc w:val="left"/>
+            </w:pPr>
+            <w:r>
+              <w:rPr>
+                <w:rFonts w:ascii="Times New Roman" w:hAnsi="Times New Roman" w:cs="Times New Roman" w:eastAsia="Times New Roman"/>
+                <w:b w:val="0"/>
+                <w:i w:val="0"/>
+                <w:color w:val="000000"/>
+                <w:sz w:val="24"/>
+              </w:rPr>
+              <w:t>1.5</w:t>
+            </w:r>
+          </w:p>
+        </w:tc>
+        <w:tc>
+          <w:tcPr>
+            <w:tcW w:type="dxa" w:w="1701"/>
+          </w:tcPr>
+          <w:p>
+            <w:pPr>
+              <w:keepNext/>
+              <w:spacing w:line="240" w:lineRule="auto" w:after="0"/>
+              <w:ind w:firstLine="0"/>
+              <w:jc w:val="left"/>
+            </w:pPr>
+            <w:r>
+              <w:rPr>
+                <w:rFonts w:ascii="Times New Roman" w:hAnsi="Times New Roman" w:cs="Times New Roman" w:eastAsia="Times New Roman"/>
+                <w:b w:val="0"/>
+                <w:i w:val="0"/>
+                <w:color w:val="000000"/>
+                <w:sz w:val="24"/>
+              </w:rPr>
+              <w:t>12.08.2026</w:t>
+            </w:r>
+          </w:p>
+        </w:tc>
+        <w:tc>
+          <w:tcPr>
+            <w:tcW w:type="dxa" w:w="5669"/>
+          </w:tcPr>
+          <w:p>
+            <w:pPr>
+              <w:keepNext/>
+              <w:spacing w:line="240" w:lineRule="auto" w:after="0"/>
+              <w:ind w:firstLine="0"/>
+              <w:jc w:val="left"/>
+            </w:pPr>
+            <w:r>
+              <w:rPr>
+                <w:rFonts w:ascii="Times New Roman" w:hAnsi="Times New Roman" w:cs="Times New Roman" w:eastAsia="Times New Roman"/>
+                <w:b w:val="0"/>
+                <w:i w:val="0"/>
+                <w:color w:val="000000"/>
+                <w:sz w:val="24"/>
+              </w:rPr>
+              <w:t>Показатель скорости обработки приведён к тому, что считает система: от подачи до принятия в работу; итог разделён на критерии и показатели</w:t>
+            </w:r>
+          </w:p>
+        </w:tc>
+        <w:tc>
+          <w:tcPr>
+            <w:tcW w:type="dxa" w:w="850"/>
+          </w:tcPr>
+          <w:p>
+            <w:pPr>
+              <w:keepNext/>
+              <w:spacing w:line="240" w:lineRule="auto" w:after="0"/>
+              <w:ind w:firstLine="0"/>
+              <w:jc w:val="left"/>
+            </w:pPr>
+          </w:p>
+        </w:tc>
+      </w:tr>
+      <w:tr>
+        <w:trPr>
+          <w:cantSplit w:val="true"/>
+        </w:trPr>
+        <w:tc>
+          <w:tcPr>
+            <w:tcW w:type="dxa" w:w="1134"/>
+          </w:tcPr>
+          <w:p>
+            <w:pPr>
+              <w:keepNext/>
+              <w:spacing w:line="240" w:lineRule="auto" w:after="0"/>
+              <w:ind w:firstLine="0"/>
+              <w:jc w:val="left"/>
+            </w:pPr>
+            <w:r>
+              <w:rPr>
+                <w:rFonts w:ascii="Times New Roman" w:hAnsi="Times New Roman" w:cs="Times New Roman" w:eastAsia="Times New Roman"/>
+                <w:b w:val="0"/>
+                <w:i w:val="0"/>
+                <w:color w:val="000000"/>
+                <w:sz w:val="24"/>
+              </w:rPr>
+              <w:t>1.6</w:t>
+            </w:r>
+          </w:p>
+        </w:tc>
+        <w:tc>
+          <w:tcPr>
+            <w:tcW w:type="dxa" w:w="1701"/>
+          </w:tcPr>
+          <w:p>
+            <w:pPr>
+              <w:keepNext/>
+              <w:spacing w:line="240" w:lineRule="auto" w:after="0"/>
+              <w:ind w:firstLine="0"/>
+              <w:jc w:val="left"/>
+            </w:pPr>
+            <w:r>
+              <w:rPr>
+                <w:rFonts w:ascii="Times New Roman" w:hAnsi="Times New Roman" w:cs="Times New Roman" w:eastAsia="Times New Roman"/>
+                <w:b w:val="0"/>
+                <w:i w:val="0"/>
+                <w:color w:val="000000"/>
+                <w:sz w:val="24"/>
+              </w:rPr>
+              <w:t>14.08.2026</w:t>
+            </w:r>
+          </w:p>
+        </w:tc>
+        <w:tc>
+          <w:tcPr>
+            <w:tcW w:type="dxa" w:w="5669"/>
+          </w:tcPr>
+          <w:p>
+            <w:pPr>
+              <w:keepNext/>
+              <w:spacing w:line="240" w:lineRule="auto" w:after="0"/>
+              <w:ind w:firstLine="0"/>
+              <w:jc w:val="left"/>
+            </w:pPr>
+            <w:r>
+              <w:rPr>
+                <w:rFonts w:ascii="Times New Roman" w:hAnsi="Times New Roman" w:cs="Times New Roman" w:eastAsia="Times New Roman"/>
+                <w:b w:val="0"/>
+                <w:i w:val="0"/>
+                <w:color w:val="000000"/>
+                <w:sz w:val="24"/>
+              </w:rPr>
+              <w:t>Лист условий использования сокращён и смягчён: оставлены принадлежность прав, запрет передачи третьим лицам и отсутствие лицензии; убраны срок действия ограничений, требования письменного согласия и подтверждения уничтожения копий</w:t>
+            </w:r>
+          </w:p>
+        </w:tc>
+        <w:tc>
+          <w:tcPr>
+            <w:tcW w:type="dxa" w:w="850"/>
+          </w:tcPr>
+          <w:p>
+            <w:pPr>
+              <w:keepNext/>
+              <w:spacing w:line="240" w:lineRule="auto" w:after="0"/>
+              <w:ind w:firstLine="0"/>
+              <w:jc w:val="left"/>
+            </w:pPr>
+          </w:p>
+        </w:tc>
+      </w:tr>
+      <w:tr>
+        <w:trPr>
+          <w:cantSplit w:val="true"/>
+        </w:trPr>
+        <w:tc>
+          <w:tcPr>
+            <w:tcW w:type="dxa" w:w="1134"/>
+          </w:tcPr>
+          <w:p>
+            <w:pPr>
+              <w:keepNext/>
+              <w:spacing w:line="240" w:lineRule="auto" w:after="0"/>
+              <w:ind w:firstLine="0"/>
+              <w:jc w:val="left"/>
+            </w:pPr>
+            <w:r>
+              <w:rPr>
+                <w:rFonts w:ascii="Times New Roman" w:hAnsi="Times New Roman" w:cs="Times New Roman" w:eastAsia="Times New Roman"/>
+                <w:b w:val="0"/>
+                <w:i w:val="0"/>
+                <w:color w:val="000000"/>
+                <w:sz w:val="24"/>
+              </w:rPr>
+              <w:t>1.7</w:t>
+            </w:r>
+          </w:p>
+        </w:tc>
+        <w:tc>
+          <w:tcPr>
+            <w:tcW w:type="dxa" w:w="1701"/>
+          </w:tcPr>
+          <w:p>
+            <w:pPr>
+              <w:keepNext/>
+              <w:spacing w:line="240" w:lineRule="auto" w:after="0"/>
+              <w:ind w:firstLine="0"/>
+              <w:jc w:val="left"/>
+            </w:pPr>
+            <w:r>
+              <w:rPr>
+                <w:rFonts w:ascii="Times New Roman" w:hAnsi="Times New Roman" w:cs="Times New Roman" w:eastAsia="Times New Roman"/>
+                <w:b w:val="0"/>
+                <w:i w:val="0"/>
+                <w:color w:val="000000"/>
+                <w:sz w:val="24"/>
+              </w:rPr>
+              <w:t>14.08.2026</w:t>
+            </w:r>
+          </w:p>
+        </w:tc>
+        <w:tc>
+          <w:tcPr>
+            <w:tcW w:type="dxa" w:w="5669"/>
+          </w:tcPr>
+          <w:p>
+            <w:pPr>
+              <w:keepNext/>
+              <w:spacing w:line="240" w:lineRule="auto" w:after="0"/>
+              <w:ind w:firstLine="0"/>
+              <w:jc w:val="left"/>
+            </w:pPr>
+            <w:r>
+              <w:rPr>
+                <w:rFonts w:ascii="Times New Roman" w:hAnsi="Times New Roman" w:cs="Times New Roman" w:eastAsia="Times New Roman"/>
+                <w:b w:val="0"/>
+                <w:i w:val="0"/>
+                <w:color w:val="000000"/>
+                <w:sz w:val="24"/>
+              </w:rPr>
+              <w:t>Свойства файла заполнены выходными данными документа: прежде в них стояли служебные значения средства сборки</w:t>
+            </w:r>
+          </w:p>
+        </w:tc>
+        <w:tc>
+          <w:tcPr>
+            <w:tcW w:type="dxa" w:w="850"/>
+          </w:tcPr>
+          <w:p>
+            <w:pPr>
+              <w:keepNext/>
+              <w:spacing w:line="240" w:lineRule="auto" w:after="0"/>
+              <w:ind w:firstLine="0"/>
+              <w:jc w:val="left"/>
+            </w:pPr>
+          </w:p>
+        </w:tc>
+      </w:tr>
+      <w:tr>
+        <w:trPr>
+          <w:cantSplit w:val="true"/>
+          <w:trHeight w:val="680" w:hRule="atLeast"/>
+        </w:trPr>
+        <w:tc>
+          <w:tcPr>
+            <w:tcW w:type="dxa" w:w="1134"/>
+          </w:tcPr>
+          <w:p>
+            <w:pPr>
+              <w:keepNext/>
+              <w:spacing w:line="240" w:lineRule="auto" w:after="0"/>
+              <w:ind w:firstLine="0"/>
+              <w:jc w:val="left"/>
+            </w:pPr>
+          </w:p>
+        </w:tc>
+        <w:tc>
+          <w:tcPr>
+            <w:tcW w:type="dxa" w:w="1701"/>
+          </w:tcPr>
+          <w:p>
+            <w:pPr>
+              <w:keepNext/>
+              <w:spacing w:line="240" w:lineRule="auto" w:after="0"/>
+              <w:ind w:firstLine="0"/>
+              <w:jc w:val="left"/>
+            </w:pPr>
+          </w:p>
+        </w:tc>
+        <w:tc>
+          <w:tcPr>
+            <w:tcW w:type="dxa" w:w="5669"/>
+          </w:tcPr>
+          <w:p>
+            <w:pPr>
+              <w:keepNext/>
+              <w:spacing w:line="240" w:lineRule="auto" w:after="0"/>
+              <w:ind w:firstLine="0"/>
+              <w:jc w:val="left"/>
+            </w:pPr>
+          </w:p>
+        </w:tc>
+        <w:tc>
+          <w:tcPr>
+            <w:tcW w:type="dxa" w:w="850"/>
+          </w:tcPr>
+          <w:p>
+            <w:pPr>
+              <w:keepNext/>
+              <w:spacing w:line="240" w:lineRule="auto" w:after="0"/>
+              <w:ind w:firstLine="0"/>
+              <w:jc w:val="left"/>
+            </w:pPr>
+          </w:p>
+        </w:tc>
+      </w:tr>
+      <w:tr>
+        <w:trPr>
+          <w:cantSplit w:val="true"/>
+          <w:trHeight w:val="680" w:hRule="atLeast"/>
+        </w:trPr>
+        <w:tc>
+          <w:tcPr>
+            <w:tcW w:type="dxa" w:w="1134"/>
+          </w:tcPr>
+          <w:p>
+            <w:pPr>
+              <w:keepNext/>
+              <w:spacing w:line="240" w:lineRule="auto" w:after="0"/>
+              <w:ind w:firstLine="0"/>
+              <w:jc w:val="left"/>
+            </w:pPr>
+          </w:p>
+        </w:tc>
+        <w:tc>
+          <w:tcPr>
+            <w:tcW w:type="dxa" w:w="1701"/>
+          </w:tcPr>
+          <w:p>
+            <w:pPr>
+              <w:keepNext/>
+              <w:spacing w:line="240" w:lineRule="auto" w:after="0"/>
+              <w:ind w:firstLine="0"/>
+              <w:jc w:val="left"/>
+            </w:pPr>
+          </w:p>
+        </w:tc>
+        <w:tc>
+          <w:tcPr>
+            <w:tcW w:type="dxa" w:w="5669"/>
+          </w:tcPr>
+          <w:p>
+            <w:pPr>
+              <w:keepNext/>
+              <w:spacing w:line="240" w:lineRule="auto" w:after="0"/>
+              <w:ind w:firstLine="0"/>
+              <w:jc w:val="left"/>
+            </w:pPr>
+          </w:p>
+        </w:tc>
+        <w:tc>
+          <w:tcPr>
+            <w:tcW w:type="dxa" w:w="850"/>
+          </w:tcPr>
+          <w:p>
+            <w:pPr>
+              <w:keepNext/>
+              <w:spacing w:line="240" w:lineRule="auto" w:after="0"/>
+              <w:ind w:firstLine="0"/>
+              <w:jc w:val="left"/>
+            </w:pPr>
+          </w:p>
+        </w:tc>
+      </w:tr>
+      <w:tr>
+        <w:trPr>
+          <w:cantSplit w:val="true"/>
+          <w:trHeight w:val="680" w:hRule="atLeast"/>
+        </w:trPr>
+        <w:tc>
+          <w:tcPr>
+            <w:tcW w:type="dxa" w:w="1134"/>
+          </w:tcPr>
+          <w:p>
+            <w:pPr>
+              <w:keepNext/>
+              <w:spacing w:line="240" w:lineRule="auto" w:after="0"/>
+              <w:ind w:firstLine="0"/>
+              <w:jc w:val="left"/>
+            </w:pPr>
+          </w:p>
+        </w:tc>
+        <w:tc>
+          <w:tcPr>
+            <w:tcW w:type="dxa" w:w="1701"/>
+          </w:tcPr>
+          <w:p>
+            <w:pPr>
+              <w:keepNext/>
+              <w:spacing w:line="240" w:lineRule="auto" w:after="0"/>
+              <w:ind w:firstLine="0"/>
+              <w:jc w:val="left"/>
+            </w:pPr>
+          </w:p>
+        </w:tc>
+        <w:tc>
+          <w:tcPr>
+            <w:tcW w:type="dxa" w:w="5669"/>
+          </w:tcPr>
+          <w:p>
+            <w:pPr>
+              <w:keepNext/>
+              <w:spacing w:line="240" w:lineRule="auto" w:after="0"/>
+              <w:ind w:firstLine="0"/>
+              <w:jc w:val="left"/>
+            </w:pPr>
+          </w:p>
+        </w:tc>
+        <w:tc>
+          <w:tcPr>
+            <w:tcW w:type="dxa" w:w="850"/>
+          </w:tcPr>
+          <w:p>
+            <w:pPr>
+              <w:keepNext/>
+              <w:spacing w:line="240" w:lineRule="auto" w:after="0"/>
+              <w:ind w:firstLine="0"/>
+              <w:jc w:val="left"/>
+            </w:pPr>
+          </w:p>
+        </w:tc>
+      </w:tr>
+      <w:tr>
+        <w:trPr>
+          <w:cantSplit w:val="true"/>
+          <w:trHeight w:val="680" w:hRule="atLeast"/>
+        </w:trPr>
+        <w:tc>
+          <w:tcPr>
+            <w:tcW w:type="dxa" w:w="1134"/>
+          </w:tcPr>
+          <w:p>
+            <w:pPr>
+              <w:keepNext/>
+              <w:spacing w:line="240" w:lineRule="auto" w:after="0"/>
+              <w:ind w:firstLine="0"/>
+              <w:jc w:val="left"/>
+            </w:pPr>
+          </w:p>
+        </w:tc>
+        <w:tc>
+          <w:tcPr>
+            <w:tcW w:type="dxa" w:w="1701"/>
+          </w:tcPr>
+          <w:p>
+            <w:pPr>
+              <w:keepNext/>
+              <w:spacing w:line="240" w:lineRule="auto" w:after="0"/>
+              <w:ind w:firstLine="0"/>
+              <w:jc w:val="left"/>
+            </w:pPr>
+          </w:p>
+        </w:tc>
+        <w:tc>
+          <w:tcPr>
+            <w:tcW w:type="dxa" w:w="5669"/>
+          </w:tcPr>
+          <w:p>
+            <w:pPr>
+              <w:keepNext/>
+              <w:spacing w:line="240" w:lineRule="auto" w:after="0"/>
+              <w:ind w:firstLine="0"/>
+              <w:jc w:val="left"/>
+            </w:pPr>
+          </w:p>
+        </w:tc>
+        <w:tc>
+          <w:tcPr>
+            <w:tcW w:type="dxa" w:w="850"/>
+          </w:tcPr>
+          <w:p>
+            <w:pPr>
+              <w:keepNext/>
+              <w:spacing w:line="240" w:lineRule="auto" w:after="0"/>
+              <w:ind w:firstLine="0"/>
+              <w:jc w:val="left"/>
+            </w:pPr>
+          </w:p>
+        </w:tc>
+      </w:tr>
+      <w:tr>
+        <w:trPr>
+          <w:cantSplit w:val="true"/>
+          <w:trHeight w:val="680" w:hRule="atLeast"/>
+        </w:trPr>
+        <w:tc>
+          <w:tcPr>
+            <w:tcW w:type="dxa" w:w="1134"/>
+          </w:tcPr>
+          <w:p>
+            <w:pPr>
+              <w:keepNext/>
+              <w:spacing w:line="240" w:lineRule="auto" w:after="0"/>
+              <w:ind w:firstLine="0"/>
+              <w:jc w:val="left"/>
+            </w:pPr>
+          </w:p>
+        </w:tc>
+        <w:tc>
+          <w:tcPr>
+            <w:tcW w:type="dxa" w:w="1701"/>
+          </w:tcPr>
+          <w:p>
+            <w:pPr>
+              <w:keepNext/>
+              <w:spacing w:line="240" w:lineRule="auto" w:after="0"/>
+              <w:ind w:firstLine="0"/>
+              <w:jc w:val="left"/>
+            </w:pPr>
+          </w:p>
+        </w:tc>
+        <w:tc>
+          <w:tcPr>
+            <w:tcW w:type="dxa" w:w="5669"/>
+          </w:tcPr>
+          <w:p>
+            <w:pPr>
+              <w:keepNext/>
+              <w:spacing w:line="240" w:lineRule="auto" w:after="0"/>
+              <w:ind w:firstLine="0"/>
+              <w:jc w:val="left"/>
+            </w:pPr>
+          </w:p>
+        </w:tc>
+        <w:tc>
+          <w:tcPr>
+            <w:tcW w:type="dxa" w:w="850"/>
+          </w:tcPr>
+          <w:p>
+            <w:pPr>
+              <w:keepNext/>
+              <w:spacing w:line="240" w:lineRule="auto" w:after="0"/>
+              <w:ind w:firstLine="0"/>
+              <w:jc w:val="left"/>
+            </w:pPr>
+          </w:p>
+        </w:tc>
+      </w:tr>
+      <w:tr>
+        <w:trPr>
+          <w:cantSplit w:val="true"/>
+          <w:trHeight w:val="680" w:hRule="atLeast"/>
+        </w:trPr>
+        <w:tc>
+          <w:tcPr>
+            <w:tcW w:type="dxa" w:w="1134"/>
+          </w:tcPr>
+          <w:p>
+            <w:pPr>
+              <w:spacing w:line="240" w:lineRule="auto" w:after="0"/>
+              <w:ind w:firstLine="0"/>
+              <w:jc w:val="left"/>
+            </w:pPr>
+          </w:p>
+        </w:tc>
+        <w:tc>
+          <w:tcPr>
+            <w:tcW w:type="dxa" w:w="1701"/>
+          </w:tcPr>
+          <w:p>
+            <w:pPr>
+              <w:spacing w:line="240" w:lineRule="auto" w:after="0"/>
+              <w:ind w:firstLine="0"/>
+              <w:jc w:val="left"/>
+            </w:pPr>
+          </w:p>
+        </w:tc>
+        <w:tc>
+          <w:tcPr>
+            <w:tcW w:type="dxa" w:w="5669"/>
+          </w:tcPr>
+          <w:p>
+            <w:pPr>
+              <w:spacing w:line="240" w:lineRule="auto" w:after="0"/>
+              <w:ind w:firstLine="0"/>
+              <w:jc w:val="left"/>
+            </w:pPr>
+          </w:p>
+        </w:tc>
+        <w:tc>
+          <w:tcPr>
+            <w:tcW w:type="dxa" w:w="850"/>
+          </w:tcPr>
+          <w:p>
+            <w:pPr>
+              <w:spacing w:line="240" w:lineRule="auto" w:after="0"/>
+              <w:ind w:firstLine="0"/>
+              <w:jc w:val="left"/>
+            </w:pPr>
+          </w:p>
+        </w:tc>
+      </w:tr>
+    </w:tbl>
+    <w:p>
+      <w:pPr>
+        <w:spacing w:after="0" w:line="240" w:lineRule="auto"/>
+        <w:ind w:firstLine="0"/>
+      </w:pPr>
+      <w:r>
+        <w:rPr>
+          <w:rFonts w:ascii="Times New Roman" w:hAnsi="Times New Roman" w:cs="Times New Roman" w:eastAsia="Times New Roman"/>
+          <w:b w:val="0"/>
+          <w:i w:val="0"/>
+          <w:color w:val="000000"/>
+          <w:sz w:val="12"/>
+        </w:rPr>
+      </w:r>
+    </w:p>
     <w:sectPr>
       <w:headerReference w:type="default" r:id="rId9"/>
       <w:footerReference w:type="default" r:id="rId10"/>

--- a/Документация/Критерии завершения пилотного периода/Критерии завершения пилотного периода.docx
+++ b/Документация/Критерии завершения пилотного периода/Критерии завершения пилотного периода.docx
@@ -157,7 +157,7 @@
           <w:color w:val="000000"/>
           <w:sz w:val="26"/>
         </w:rPr>
-        <w:t>Версия документа: 1.7</w:t>
+        <w:t>Версия документа: 1.8</w:t>
       </w:r>
     </w:p>
     <w:p>
@@ -173,7 +173,7 @@
           <w:color w:val="000000"/>
           <w:sz w:val="26"/>
         </w:rPr>
-        <w:t>Дата: 14.08.2026</w:t>
+        <w:t>Дата: 20.08.2026</w:t>
       </w:r>
     </w:p>
     <w:p>
@@ -4941,7 +4941,7 @@
                 <w:color w:val="000000"/>
                 <w:sz w:val="26"/>
               </w:rPr>
-              <w:t>Журнал запросов показывает среднее время ответа и позволяет отобрать запросы по коду ответа за период. Долю ошибок считают отношением числа запросов с кодом ответа 500 и выше к общему числу за тот же период; выгрузка журнала в электронную таблицу для этого предусмотрена.</w:t>
+              <w:t>Оба показателя снимаются в разделе «Мониторинг запросов». Долю ошибок считают так: в журнале выбирают границы периода и в списке статусов - «5xx: ошибки сервера», после чего относят полученное число записей к общему числу за тот же период. Готовая доля ошибок на экране для показателя 25 не годится ни в шапке раздела, ни на вкладке аналитики: она считает 4xx наравне с 5xx, то есть отказы по вине самого обращения. Среднее время ответа берут на вкладке «Аналитика · история», где средняя взвешена по числу запросов за выбранный период; медиана и 95-й перцентиль в шапке раздела относятся к последнему часу и для отчёта за период не подходят. Долгоживущие подписки на события в расчёт длительности не входят: у них в журнале записано время жизни соединения, а не время ответа. Выгрузка журнала в электронную таблицу для подсчёта предусмотрена.</w:t>
             </w:r>
           </w:p>
         </w:tc>
@@ -9148,6 +9148,93 @@
       <w:tr>
         <w:trPr>
           <w:cantSplit w:val="true"/>
+        </w:trPr>
+        <w:tc>
+          <w:tcPr>
+            <w:tcW w:type="dxa" w:w="1134"/>
+          </w:tcPr>
+          <w:p>
+            <w:pPr>
+              <w:keepNext/>
+              <w:spacing w:line="240" w:lineRule="auto" w:after="0"/>
+              <w:ind w:firstLine="0"/>
+              <w:jc w:val="left"/>
+            </w:pPr>
+            <w:r>
+              <w:rPr>
+                <w:rFonts w:ascii="Times New Roman" w:hAnsi="Times New Roman" w:cs="Times New Roman" w:eastAsia="Times New Roman"/>
+                <w:b w:val="0"/>
+                <w:i w:val="0"/>
+                <w:color w:val="000000"/>
+                <w:sz w:val="24"/>
+              </w:rPr>
+              <w:t>1.8</w:t>
+            </w:r>
+          </w:p>
+        </w:tc>
+        <w:tc>
+          <w:tcPr>
+            <w:tcW w:type="dxa" w:w="1701"/>
+          </w:tcPr>
+          <w:p>
+            <w:pPr>
+              <w:keepNext/>
+              <w:spacing w:line="240" w:lineRule="auto" w:after="0"/>
+              <w:ind w:firstLine="0"/>
+              <w:jc w:val="left"/>
+            </w:pPr>
+            <w:r>
+              <w:rPr>
+                <w:rFonts w:ascii="Times New Roman" w:hAnsi="Times New Roman" w:cs="Times New Roman" w:eastAsia="Times New Roman"/>
+                <w:b w:val="0"/>
+                <w:i w:val="0"/>
+                <w:color w:val="000000"/>
+                <w:sz w:val="24"/>
+              </w:rPr>
+              <w:t>20.08.2026</w:t>
+            </w:r>
+          </w:p>
+        </w:tc>
+        <w:tc>
+          <w:tcPr>
+            <w:tcW w:type="dxa" w:w="5669"/>
+          </w:tcPr>
+          <w:p>
+            <w:pPr>
+              <w:keepNext/>
+              <w:spacing w:line="240" w:lineRule="auto" w:after="0"/>
+              <w:ind w:firstLine="0"/>
+              <w:jc w:val="left"/>
+            </w:pPr>
+            <w:r>
+              <w:rPr>
+                <w:rFonts w:ascii="Times New Roman" w:hAnsi="Times New Roman" w:cs="Times New Roman" w:eastAsia="Times New Roman"/>
+                <w:b w:val="0"/>
+                <w:i w:val="0"/>
+                <w:color w:val="000000"/>
+                <w:sz w:val="24"/>
+              </w:rPr>
+              <w:t>Уточнён порядок снятия показателей работы системы: доля ошибок сервера считается по отбору «5xx», среднее время ответа берётся на вкладке аналитики, а медиана и перцентиль в шапке раздела относятся к последнему часу и для отчёта за период не годятся</w:t>
+            </w:r>
+          </w:p>
+        </w:tc>
+        <w:tc>
+          <w:tcPr>
+            <w:tcW w:type="dxa" w:w="850"/>
+          </w:tcPr>
+          <w:p>
+            <w:pPr>
+              <w:keepNext/>
+              <w:spacing w:line="240" w:lineRule="auto" w:after="0"/>
+              <w:ind w:firstLine="0"/>
+              <w:jc w:val="left"/>
+            </w:pPr>
+          </w:p>
+        </w:tc>
+      </w:tr>
+      <w:tr>
+        <w:trPr>
+          <w:cantSplit w:val="true"/>
           <w:trHeight w:val="680" w:hRule="atLeast"/>
         </w:trPr>
         <w:tc>
